--- a/EXPORTS/DOCX/published/niveau3/English/Wereldtentoonstelling1883.docx
+++ b/EXPORTS/DOCX/published/niveau3/English/Wereldtentoonstelling1883.docx
@@ -17,7 +17,7 @@
         <w:autoSpaceDE w:val="0"/>
         <w:widowControl/>
         <w:spacing w:line="576" w:lineRule="exact" w:before="144" w:after="0"/>
-        <w:ind w:left="20" w:right="2160" w:firstLine="0"/>
+        <w:ind w:left="10" w:right="2160" w:firstLine="0"/>
         <w:jc w:val="left"/>
       </w:pPr>
       <w:r>
@@ -47,7 +47,7 @@
         <w:autoSpaceDE w:val="0"/>
         <w:widowControl/>
         <w:spacing w:line="540" w:lineRule="exact" w:before="214" w:after="0"/>
-        <w:ind w:left="20" w:right="0" w:firstLine="0"/>
+        <w:ind w:left="10" w:right="0" w:firstLine="0"/>
         <w:jc w:val="left"/>
       </w:pPr>
       <w:r>
@@ -67,7 +67,7 @@
         <w:autoSpaceDE w:val="0"/>
         <w:widowControl/>
         <w:spacing w:line="288" w:lineRule="exact" w:before="292" w:after="0"/>
-        <w:ind w:left="20" w:right="0" w:firstLine="0"/>
+        <w:ind w:left="10" w:right="0" w:firstLine="0"/>
         <w:jc w:val="left"/>
       </w:pPr>
       <w:r>
@@ -117,7 +117,7 @@
         <w:autoSpaceDE w:val="0"/>
         <w:widowControl/>
         <w:spacing w:line="420" w:lineRule="exact" w:before="204" w:after="0"/>
-        <w:ind w:left="20" w:right="0" w:firstLine="0"/>
+        <w:ind w:left="10" w:right="0" w:firstLine="0"/>
         <w:jc w:val="left"/>
       </w:pPr>
       <w:r>
@@ -137,7 +137,7 @@
         <w:autoSpaceDE w:val="0"/>
         <w:widowControl/>
         <w:spacing w:line="288" w:lineRule="exact" w:before="274" w:after="0"/>
-        <w:ind w:left="20" w:right="0" w:firstLine="0"/>
+        <w:ind w:left="10" w:right="0" w:firstLine="0"/>
         <w:jc w:val="left"/>
       </w:pPr>
       <w:r>
@@ -165,7 +165,7 @@
           <w:rFonts w:ascii="Charis SIL Regular" w:hAnsi="Charis SIL Regular" w:eastAsia="Charis SIL Regular"/>
           <w:b w:val="0"/>
           <w:i w:val="0"/>
-          <w:color w:val="0066CC"/>
+          <w:color w:val="0000FF"/>
           <w:sz w:val="24"/>
           <w:u w:val="single"/>
         </w:rPr>
@@ -190,7 +190,7 @@
       </w:r>
       <w:r>
         <w:rPr>
-          <w:u w:val="single" w:color="0066cc"/>
+          <w:u w:val="single" w:color="0000ff"/>
           <w:rFonts w:ascii="Charis SIL Regular" w:hAnsi="Charis SIL Regular" w:eastAsia="Charis SIL Regular"/>
           <w:b w:val="0"/>
           <w:i w:val="0"/>
@@ -253,7 +253,7 @@
         <w:autoSpaceDE w:val="0"/>
         <w:widowControl/>
         <w:spacing w:line="288" w:lineRule="exact" w:before="240" w:after="0"/>
-        <w:ind w:left="20" w:right="0" w:firstLine="0"/>
+        <w:ind w:left="10" w:right="0" w:firstLine="0"/>
         <w:jc w:val="left"/>
       </w:pPr>
       <w:r>
@@ -271,7 +271,7 @@
           <w:rFonts w:ascii="Charis SIL Regular" w:hAnsi="Charis SIL Regular" w:eastAsia="Charis SIL Regular"/>
           <w:b w:val="0"/>
           <w:i w:val="0"/>
-          <w:color w:val="0066CC"/>
+          <w:color w:val="0000FF"/>
           <w:sz w:val="24"/>
           <w:u w:val="single"/>
         </w:rPr>
@@ -306,7 +306,7 @@
       </w:r>
       <w:r>
         <w:rPr>
-          <w:u w:val="single" w:color="0066cc"/>
+          <w:u w:val="single" w:color="0000ff"/>
           <w:rFonts w:ascii="Charis SIL Regular" w:hAnsi="Charis SIL Regular" w:eastAsia="Charis SIL Regular"/>
           <w:b w:val="0"/>
           <w:i w:val="0"/>
@@ -439,7 +439,7 @@
         <w:autoSpaceDE w:val="0"/>
         <w:widowControl/>
         <w:spacing w:line="288" w:lineRule="exact" w:before="64" w:after="0"/>
-        <w:ind w:left="20" w:right="432" w:firstLine="0"/>
+        <w:ind w:left="10" w:right="432" w:firstLine="0"/>
         <w:jc w:val="left"/>
       </w:pPr>
       <w:r>
@@ -469,7 +469,7 @@
         <w:autoSpaceDE w:val="0"/>
         <w:widowControl/>
         <w:spacing w:line="288" w:lineRule="exact" w:before="240" w:after="0"/>
-        <w:ind w:left="20" w:right="0" w:firstLine="0"/>
+        <w:ind w:left="10" w:right="0" w:firstLine="0"/>
         <w:jc w:val="left"/>
       </w:pPr>
       <w:r>
@@ -497,7 +497,7 @@
           <w:rFonts w:ascii="Charis SIL Regular" w:hAnsi="Charis SIL Regular" w:eastAsia="Charis SIL Regular"/>
           <w:b w:val="0"/>
           <w:i w:val="0"/>
-          <w:color w:val="0066CC"/>
+          <w:color w:val="0000FF"/>
           <w:sz w:val="24"/>
           <w:u w:val="single"/>
         </w:rPr>
@@ -515,7 +515,7 @@
           <w:rFonts w:ascii="Charis SIL Regular" w:hAnsi="Charis SIL Regular" w:eastAsia="Charis SIL Regular"/>
           <w:b w:val="0"/>
           <w:i w:val="0"/>
-          <w:color w:val="0066CC"/>
+          <w:color w:val="0000FF"/>
           <w:sz w:val="24"/>
           <w:u w:val="single"/>
         </w:rPr>
@@ -526,7 +526,7 @@
           <w:rFonts w:ascii="Charis SIL Regular" w:hAnsi="Charis SIL Regular" w:eastAsia="Charis SIL Regular"/>
           <w:b w:val="0"/>
           <w:i w:val="0"/>
-          <w:color w:val="0066CC"/>
+          <w:color w:val="0000FF"/>
           <w:sz w:val="24"/>
           <w:u w:val="single"/>
         </w:rPr>
@@ -544,7 +544,7 @@
           <w:rFonts w:ascii="Charis SIL Regular" w:hAnsi="Charis SIL Regular" w:eastAsia="Charis SIL Regular"/>
           <w:b w:val="0"/>
           <w:i w:val="0"/>
-          <w:color w:val="0066CC"/>
+          <w:color w:val="0000FF"/>
           <w:sz w:val="24"/>
           <w:u w:val="single"/>
         </w:rPr>
@@ -555,7 +555,7 @@
           <w:rFonts w:ascii="Charis SIL Regular" w:hAnsi="Charis SIL Regular" w:eastAsia="Charis SIL Regular"/>
           <w:b w:val="0"/>
           <w:i w:val="0"/>
-          <w:color w:val="0066CC"/>
+          <w:color w:val="0000FF"/>
           <w:sz w:val="24"/>
           <w:u w:val="single"/>
         </w:rPr>
@@ -590,7 +590,7 @@
       </w:r>
       <w:r>
         <w:rPr>
-          <w:u w:val="single" w:color="0066cc"/>
+          <w:u w:val="single" w:color="0000ff"/>
           <w:rFonts w:ascii="Charis SIL Regular" w:hAnsi="Charis SIL Regular" w:eastAsia="Charis SIL Regular"/>
           <w:b w:val="0"/>
           <w:i w:val="0"/>
@@ -608,7 +608,7 @@
       </w:r>
       <w:r>
         <w:rPr>
-          <w:u w:val="single" w:color="0066cc"/>
+          <w:u w:val="single" w:color="0000ff"/>
           <w:rFonts w:ascii="Charis SIL Regular" w:hAnsi="Charis SIL Regular" w:eastAsia="Charis SIL Regular"/>
           <w:b w:val="0"/>
           <w:i w:val="0"/>
@@ -619,7 +619,7 @@
       </w:r>
       <w:r>
         <w:rPr>
-          <w:u w:val="single" w:color="0066cc"/>
+          <w:u w:val="single" w:color="0000ff"/>
           <w:rFonts w:ascii="Charis SIL Regular" w:hAnsi="Charis SIL Regular" w:eastAsia="Charis SIL Regular"/>
           <w:b w:val="0"/>
           <w:i w:val="0"/>
@@ -637,7 +637,7 @@
       </w:r>
       <w:r>
         <w:rPr>
-          <w:u w:val="single" w:color="0066cc"/>
+          <w:u w:val="single" w:color="0000ff"/>
           <w:rFonts w:ascii="Charis SIL Regular" w:hAnsi="Charis SIL Regular" w:eastAsia="Charis SIL Regular"/>
           <w:b w:val="0"/>
           <w:i w:val="0"/>
@@ -655,7 +655,7 @@
       </w:r>
       <w:r>
         <w:rPr>
-          <w:u w:val="single" w:color="0066cc"/>
+          <w:u w:val="single" w:color="0000ff"/>
           <w:rFonts w:ascii="Charis SIL Regular" w:hAnsi="Charis SIL Regular" w:eastAsia="Charis SIL Regular"/>
           <w:b w:val="0"/>
           <w:i w:val="0"/>
@@ -696,7 +696,7 @@
           <w:rFonts w:ascii="Charis SIL Regular" w:hAnsi="Charis SIL Regular" w:eastAsia="Charis SIL Regular"/>
           <w:b w:val="0"/>
           <w:i w:val="0"/>
-          <w:color w:val="0066CC"/>
+          <w:color w:val="0000FF"/>
           <w:sz w:val="24"/>
           <w:u w:val="single"/>
         </w:rPr>
@@ -714,7 +714,7 @@
           <w:rFonts w:ascii="Charis SIL Regular" w:hAnsi="Charis SIL Regular" w:eastAsia="Charis SIL Regular"/>
           <w:b w:val="0"/>
           <w:i w:val="0"/>
-          <w:color w:val="0066CC"/>
+          <w:color w:val="0000FF"/>
           <w:sz w:val="24"/>
           <w:u w:val="single"/>
         </w:rPr>
@@ -725,7 +725,7 @@
           <w:rFonts w:ascii="Charis SIL Regular" w:hAnsi="Charis SIL Regular" w:eastAsia="Charis SIL Regular"/>
           <w:b w:val="0"/>
           <w:i w:val="0"/>
-          <w:color w:val="0066CC"/>
+          <w:color w:val="0000FF"/>
           <w:sz w:val="24"/>
           <w:u w:val="single"/>
         </w:rPr>
@@ -753,7 +753,7 @@
           <w:rFonts w:ascii="Charis SIL Regular" w:hAnsi="Charis SIL Regular" w:eastAsia="Charis SIL Regular"/>
           <w:b w:val="0"/>
           <w:i w:val="0"/>
-          <w:color w:val="0066CC"/>
+          <w:color w:val="0000FF"/>
           <w:sz w:val="24"/>
           <w:u w:val="single"/>
         </w:rPr>
@@ -771,7 +771,7 @@
           <w:rFonts w:ascii="Charis SIL Regular" w:hAnsi="Charis SIL Regular" w:eastAsia="Charis SIL Regular"/>
           <w:b w:val="0"/>
           <w:i w:val="0"/>
-          <w:color w:val="0066CC"/>
+          <w:color w:val="0000FF"/>
           <w:sz w:val="24"/>
           <w:u w:val="single"/>
         </w:rPr>
@@ -782,7 +782,7 @@
           <w:rFonts w:ascii="Charis SIL Regular" w:hAnsi="Charis SIL Regular" w:eastAsia="Charis SIL Regular"/>
           <w:b w:val="0"/>
           <w:i w:val="0"/>
-          <w:color w:val="0066CC"/>
+          <w:color w:val="0000FF"/>
           <w:sz w:val="24"/>
           <w:u w:val="single"/>
         </w:rPr>
@@ -800,7 +800,7 @@
           <w:rFonts w:ascii="Charis SIL Regular" w:hAnsi="Charis SIL Regular" w:eastAsia="Charis SIL Regular"/>
           <w:b w:val="0"/>
           <w:i w:val="0"/>
-          <w:color w:val="0066CC"/>
+          <w:color w:val="0000FF"/>
           <w:sz w:val="24"/>
           <w:u w:val="single"/>
         </w:rPr>
@@ -811,7 +811,7 @@
           <w:rFonts w:ascii="Charis SIL Regular" w:hAnsi="Charis SIL Regular" w:eastAsia="Charis SIL Regular"/>
           <w:b w:val="0"/>
           <w:i w:val="0"/>
-          <w:color w:val="0066CC"/>
+          <w:color w:val="0000FF"/>
           <w:sz w:val="24"/>
           <w:u w:val="single"/>
         </w:rPr>
@@ -846,7 +846,7 @@
       </w:r>
       <w:r>
         <w:rPr>
-          <w:u w:val="single" w:color="0066cc"/>
+          <w:u w:val="single" w:color="0000ff"/>
           <w:rFonts w:ascii="Charis SIL Regular" w:hAnsi="Charis SIL Regular" w:eastAsia="Charis SIL Regular"/>
           <w:b w:val="0"/>
           <w:i w:val="0"/>
@@ -864,7 +864,7 @@
       </w:r>
       <w:r>
         <w:rPr>
-          <w:u w:val="single" w:color="0066cc"/>
+          <w:u w:val="single" w:color="0000ff"/>
           <w:rFonts w:ascii="Charis SIL Regular" w:hAnsi="Charis SIL Regular" w:eastAsia="Charis SIL Regular"/>
           <w:b w:val="0"/>
           <w:i w:val="0"/>
@@ -882,7 +882,7 @@
       </w:r>
       <w:r>
         <w:rPr>
-          <w:u w:val="single" w:color="0066cc"/>
+          <w:u w:val="single" w:color="0000ff"/>
           <w:rFonts w:ascii="Charis SIL Regular" w:hAnsi="Charis SIL Regular" w:eastAsia="Charis SIL Regular"/>
           <w:b w:val="0"/>
           <w:i w:val="0"/>
@@ -910,7 +910,7 @@
       </w:r>
       <w:r>
         <w:rPr>
-          <w:u w:val="single" w:color="0066cc"/>
+          <w:u w:val="single" w:color="0000ff"/>
           <w:rFonts w:ascii="Charis SIL Regular" w:hAnsi="Charis SIL Regular" w:eastAsia="Charis SIL Regular"/>
           <w:b w:val="0"/>
           <w:i w:val="0"/>
@@ -921,7 +921,7 @@
       </w:r>
       <w:r>
         <w:rPr>
-          <w:u w:val="single" w:color="0066cc"/>
+          <w:u w:val="single" w:color="0000ff"/>
           <w:rFonts w:ascii="Charis SIL Regular" w:hAnsi="Charis SIL Regular" w:eastAsia="Charis SIL Regular"/>
           <w:b w:val="0"/>
           <w:i w:val="0"/>
@@ -939,7 +939,7 @@
       </w:r>
       <w:r>
         <w:rPr>
-          <w:u w:val="single" w:color="0066cc"/>
+          <w:u w:val="single" w:color="0000ff"/>
           <w:rFonts w:ascii="Charis SIL Regular" w:hAnsi="Charis SIL Regular" w:eastAsia="Charis SIL Regular"/>
           <w:b w:val="0"/>
           <w:i w:val="0"/>
@@ -957,7 +957,7 @@
       </w:r>
       <w:r>
         <w:rPr>
-          <w:u w:val="single" w:color="0066cc"/>
+          <w:u w:val="single" w:color="0000ff"/>
           <w:rFonts w:ascii="Charis SIL Regular" w:hAnsi="Charis SIL Regular" w:eastAsia="Charis SIL Regular"/>
           <w:b w:val="0"/>
           <w:i w:val="0"/>
@@ -978,7 +978,7 @@
           <w:rFonts w:ascii="Charis SIL Regular" w:hAnsi="Charis SIL Regular" w:eastAsia="Charis SIL Regular"/>
           <w:b w:val="0"/>
           <w:i w:val="0"/>
-          <w:color w:val="0066CC"/>
+          <w:color w:val="0000FF"/>
           <w:sz w:val="24"/>
           <w:u w:val="single"/>
         </w:rPr>
@@ -996,11 +996,11 @@
           <w:rFonts w:ascii="Charis SIL Regular" w:hAnsi="Charis SIL Regular" w:eastAsia="Charis SIL Regular"/>
           <w:b w:val="0"/>
           <w:i w:val="0"/>
-          <w:color w:val="0066CC"/>
+          <w:color w:val="0000FF"/>
           <w:sz w:val="24"/>
           <w:u w:val="single"/>
         </w:rPr>
-        <w:hyperlink r:id="rId13" w:history="1">
+        <w:hyperlink r:id="rId12" w:history="1">
           <w:r>
             <w:rPr>
               <w:rStyle w:val="Hyperlink"/>
@@ -1014,7 +1014,7 @@
           <w:rFonts w:ascii="Charis SIL Regular" w:hAnsi="Charis SIL Regular" w:eastAsia="Charis SIL Regular"/>
           <w:b w:val="0"/>
           <w:i w:val="0"/>
-          <w:color w:val="0066CC"/>
+          <w:color w:val="0000FF"/>
           <w:sz w:val="24"/>
           <w:u w:val="single"/>
         </w:rPr>
@@ -1025,11 +1025,11 @@
           <w:rFonts w:ascii="Charis SIL Regular" w:hAnsi="Charis SIL Regular" w:eastAsia="Charis SIL Regular"/>
           <w:b w:val="0"/>
           <w:i w:val="0"/>
-          <w:color w:val="0066CC"/>
+          <w:color w:val="0000FF"/>
           <w:sz w:val="24"/>
           <w:u w:val="single"/>
         </w:rPr>
-        <w:hyperlink r:id="rId13" w:history="1">
+        <w:hyperlink r:id="rId12" w:history="1">
           <w:r>
             <w:rPr>
               <w:rStyle w:val="Hyperlink"/>
@@ -1043,7 +1043,7 @@
           <w:rFonts w:ascii="Charis SIL Regular" w:hAnsi="Charis SIL Regular" w:eastAsia="Charis SIL Regular"/>
           <w:b w:val="0"/>
           <w:i w:val="0"/>
-          <w:color w:val="0066CC"/>
+          <w:color w:val="0000FF"/>
           <w:sz w:val="24"/>
           <w:u w:val="single"/>
         </w:rPr>
@@ -1061,7 +1061,7 @@
           <w:rFonts w:ascii="Charis SIL Regular" w:hAnsi="Charis SIL Regular" w:eastAsia="Charis SIL Regular"/>
           <w:b w:val="0"/>
           <w:i w:val="0"/>
-          <w:color w:val="0066CC"/>
+          <w:color w:val="0000FF"/>
           <w:sz w:val="24"/>
           <w:u w:val="single"/>
         </w:rPr>
@@ -1072,7 +1072,7 @@
           <w:rFonts w:ascii="Charis SIL Regular" w:hAnsi="Charis SIL Regular" w:eastAsia="Charis SIL Regular"/>
           <w:b w:val="0"/>
           <w:i w:val="0"/>
-          <w:color w:val="0066CC"/>
+          <w:color w:val="0000FF"/>
           <w:sz w:val="24"/>
           <w:u w:val="single"/>
         </w:rPr>
@@ -1097,7 +1097,7 @@
       </w:r>
       <w:r>
         <w:rPr>
-          <w:u w:val="single" w:color="0066cc"/>
+          <w:u w:val="single" w:color="0000ff"/>
           <w:rFonts w:ascii="Charis SIL Regular" w:hAnsi="Charis SIL Regular" w:eastAsia="Charis SIL Regular"/>
           <w:b w:val="0"/>
           <w:i w:val="0"/>
@@ -1118,11 +1118,11 @@
           <w:rFonts w:ascii="Charis SIL Regular" w:hAnsi="Charis SIL Regular" w:eastAsia="Charis SIL Regular"/>
           <w:b w:val="0"/>
           <w:i w:val="0"/>
-          <w:color w:val="0066CC"/>
+          <w:color w:val="0000FF"/>
           <w:sz w:val="24"/>
           <w:u w:val="single"/>
         </w:rPr>
-        <w:hyperlink r:id="rId13" w:history="1">
+        <w:hyperlink r:id="rId14" w:history="1">
           <w:r>
             <w:rPr>
               <w:rStyle w:val="Hyperlink"/>
@@ -1136,7 +1136,7 @@
           <w:rFonts w:ascii="Charis SIL Regular" w:hAnsi="Charis SIL Regular" w:eastAsia="Charis SIL Regular"/>
           <w:b w:val="0"/>
           <w:i w:val="0"/>
-          <w:color w:val="0066CC"/>
+          <w:color w:val="0000FF"/>
           <w:sz w:val="24"/>
           <w:u w:val="single"/>
         </w:rPr>
@@ -1154,11 +1154,11 @@
           <w:rFonts w:ascii="Charis SIL Regular" w:hAnsi="Charis SIL Regular" w:eastAsia="Charis SIL Regular"/>
           <w:b w:val="0"/>
           <w:i w:val="0"/>
-          <w:color w:val="0066CC"/>
+          <w:color w:val="0000FF"/>
           <w:sz w:val="24"/>
           <w:u w:val="single"/>
         </w:rPr>
-        <w:hyperlink r:id="rId13" w:history="1">
+        <w:hyperlink r:id="rId14" w:history="1">
           <w:r>
             <w:rPr>
               <w:rStyle w:val="Hyperlink"/>
@@ -1172,7 +1172,7 @@
           <w:rFonts w:ascii="Charis SIL Regular" w:hAnsi="Charis SIL Regular" w:eastAsia="Charis SIL Regular"/>
           <w:b w:val="0"/>
           <w:i w:val="0"/>
-          <w:color w:val="0066CC"/>
+          <w:color w:val="0000FF"/>
           <w:sz w:val="24"/>
           <w:u w:val="single"/>
         </w:rPr>
@@ -1183,25 +1183,18 @@
           <w:rFonts w:ascii="Charis SIL Regular" w:hAnsi="Charis SIL Regular" w:eastAsia="Charis SIL Regular"/>
           <w:b w:val="0"/>
           <w:i w:val="0"/>
-          <w:color w:val="0066CC"/>
+          <w:color w:val="0000FF"/>
           <w:sz w:val="24"/>
           <w:u w:val="single"/>
         </w:rPr>
-        <w:hyperlink r:id="rId13" w:history="1">
-          <w:r>
-            <w:rPr>
-              <w:rStyle w:val="Hyperlink"/>
-            </w:rPr>
-            <w:t>V</w:t>
-          </w:r>
-        </w:hyperlink>
-      </w:r>
-      <w:r>
-        <w:rPr>
-          <w:rFonts w:ascii="Charis SIL Regular" w:hAnsi="Charis SIL Regular" w:eastAsia="Charis SIL Regular"/>
-          <w:b w:val="0"/>
-          <w:i w:val="0"/>
-          <w:color w:val="0066CC"/>
+        <w:t>V</w:t>
+      </w:r>
+      <w:r>
+        <w:rPr>
+          <w:rFonts w:ascii="Charis SIL Regular" w:hAnsi="Charis SIL Regular" w:eastAsia="Charis SIL Regular"/>
+          <w:b w:val="0"/>
+          <w:i w:val="0"/>
+          <w:color w:val="0000FF"/>
           <w:sz w:val="24"/>
           <w:u w:val="single"/>
         </w:rPr>
@@ -1226,7 +1219,7 @@
       </w:r>
       <w:r>
         <w:rPr>
-          <w:u w:val="single" w:color="0066cc"/>
+          <w:u w:val="single" w:color="0000ff"/>
           <w:rFonts w:ascii="Charis SIL Regular" w:hAnsi="Charis SIL Regular" w:eastAsia="Charis SIL Regular"/>
           <w:b w:val="0"/>
           <w:i w:val="0"/>
@@ -1244,7 +1237,7 @@
       </w:r>
       <w:r>
         <w:rPr>
-          <w:u w:val="single" w:color="0066cc"/>
+          <w:u w:val="single" w:color="0000ff"/>
           <w:rFonts w:ascii="Charis SIL Regular" w:hAnsi="Charis SIL Regular" w:eastAsia="Charis SIL Regular"/>
           <w:b w:val="0"/>
           <w:i w:val="0"/>
@@ -1255,7 +1248,7 @@
       </w:r>
       <w:r>
         <w:rPr>
-          <w:u w:val="single" w:color="0066cc"/>
+          <w:u w:val="single" w:color="0000ff"/>
           <w:rFonts w:ascii="Charis SIL Regular" w:hAnsi="Charis SIL Regular" w:eastAsia="Charis SIL Regular"/>
           <w:b w:val="0"/>
           <w:i w:val="0"/>
@@ -1283,7 +1276,7 @@
       </w:r>
       <w:r>
         <w:rPr>
-          <w:u w:val="single" w:color="0066cc"/>
+          <w:u w:val="single" w:color="0000ff"/>
           <w:rFonts w:ascii="Charis SIL Regular" w:hAnsi="Charis SIL Regular" w:eastAsia="Charis SIL Regular"/>
           <w:b w:val="0"/>
           <w:i w:val="0"/>
@@ -1301,7 +1294,7 @@
       </w:r>
       <w:r>
         <w:rPr>
-          <w:u w:val="single" w:color="0066cc"/>
+          <w:u w:val="single" w:color="0000ff"/>
           <w:rFonts w:ascii="Charis SIL Regular" w:hAnsi="Charis SIL Regular" w:eastAsia="Charis SIL Regular"/>
           <w:b w:val="0"/>
           <w:i w:val="0"/>
@@ -1319,7 +1312,7 @@
       </w:r>
       <w:r>
         <w:rPr>
-          <w:u w:val="single" w:color="0066cc"/>
+          <w:u w:val="single" w:color="0000ff"/>
           <w:rFonts w:ascii="Charis SIL Regular" w:hAnsi="Charis SIL Regular" w:eastAsia="Charis SIL Regular"/>
           <w:b w:val="0"/>
           <w:i w:val="0"/>
@@ -1420,7 +1413,7 @@
       <w:pPr>
         <w:sectPr>
           <w:pgSz w:w="11900" w:h="16840"/>
-          <w:pgMar w:top="448" w:right="964" w:bottom="496" w:left="940" w:header="720" w:footer="720" w:gutter="0"/>
+          <w:pgMar w:top="448" w:right="964" w:bottom="496" w:left="950" w:header="720" w:footer="720" w:gutter="0"/>
           <w:cols/>
           <w:docGrid w:linePitch="360"/>
         </w:sectPr>
@@ -1479,7 +1472,7 @@
           <w:rFonts w:ascii="Charis SIL Regular" w:hAnsi="Charis SIL Regular" w:eastAsia="Charis SIL Regular"/>
           <w:b w:val="0"/>
           <w:i w:val="0"/>
-          <w:color w:val="0066CC"/>
+          <w:color w:val="0000FF"/>
           <w:sz w:val="24"/>
           <w:u w:val="single"/>
         </w:rPr>
@@ -1514,7 +1507,7 @@
       </w:r>
       <w:r>
         <w:rPr>
-          <w:u w:val="single" w:color="0066cc"/>
+          <w:u w:val="single" w:color="0000ff"/>
           <w:rFonts w:ascii="Charis SIL Regular" w:hAnsi="Charis SIL Regular" w:eastAsia="Charis SIL Regular"/>
           <w:b w:val="0"/>
           <w:i w:val="0"/>
@@ -1555,7 +1548,7 @@
           <w:rFonts w:ascii="Charis SIL Italic" w:hAnsi="Charis SIL Italic" w:eastAsia="Charis SIL Italic"/>
           <w:b w:val="0"/>
           <w:i/>
-          <w:color w:val="0066CC"/>
+          <w:color w:val="0000FF"/>
           <w:sz w:val="24"/>
           <w:u w:val="single"/>
         </w:rPr>
@@ -1573,7 +1566,7 @@
           <w:rFonts w:ascii="Charis SIL Italic" w:hAnsi="Charis SIL Italic" w:eastAsia="Charis SIL Italic"/>
           <w:b w:val="0"/>
           <w:i/>
-          <w:color w:val="0066CC"/>
+          <w:color w:val="0000FF"/>
           <w:sz w:val="24"/>
           <w:u w:val="single"/>
         </w:rPr>
@@ -1584,7 +1577,7 @@
           <w:rFonts w:ascii="Charis SIL Italic" w:hAnsi="Charis SIL Italic" w:eastAsia="Charis SIL Italic"/>
           <w:b w:val="0"/>
           <w:i/>
-          <w:color w:val="0066CC"/>
+          <w:color w:val="0000FF"/>
           <w:sz w:val="24"/>
           <w:u w:val="single"/>
         </w:rPr>
@@ -1602,7 +1595,7 @@
           <w:rFonts w:ascii="Charis SIL Italic" w:hAnsi="Charis SIL Italic" w:eastAsia="Charis SIL Italic"/>
           <w:b w:val="0"/>
           <w:i/>
-          <w:color w:val="0066CC"/>
+          <w:color w:val="0000FF"/>
           <w:sz w:val="24"/>
           <w:u w:val="single"/>
         </w:rPr>
@@ -1613,7 +1606,7 @@
           <w:rFonts w:ascii="Charis SIL Italic" w:hAnsi="Charis SIL Italic" w:eastAsia="Charis SIL Italic"/>
           <w:b w:val="0"/>
           <w:i/>
-          <w:color w:val="0066CC"/>
+          <w:color w:val="0000FF"/>
           <w:sz w:val="24"/>
           <w:u w:val="single"/>
         </w:rPr>
@@ -1631,7 +1624,7 @@
           <w:rFonts w:ascii="Charis SIL Italic" w:hAnsi="Charis SIL Italic" w:eastAsia="Charis SIL Italic"/>
           <w:b w:val="0"/>
           <w:i/>
-          <w:color w:val="0066CC"/>
+          <w:color w:val="0000FF"/>
           <w:sz w:val="24"/>
           <w:u w:val="single"/>
         </w:rPr>
@@ -1642,7 +1635,7 @@
           <w:rFonts w:ascii="Charis SIL Italic" w:hAnsi="Charis SIL Italic" w:eastAsia="Charis SIL Italic"/>
           <w:b w:val="0"/>
           <w:i/>
-          <w:color w:val="0066CC"/>
+          <w:color w:val="0000FF"/>
           <w:sz w:val="24"/>
           <w:u w:val="single"/>
         </w:rPr>
@@ -1660,7 +1653,7 @@
           <w:rFonts w:ascii="Charis SIL Italic" w:hAnsi="Charis SIL Italic" w:eastAsia="Charis SIL Italic"/>
           <w:b w:val="0"/>
           <w:i/>
-          <w:color w:val="0066CC"/>
+          <w:color w:val="0000FF"/>
           <w:sz w:val="24"/>
           <w:u w:val="single"/>
         </w:rPr>
@@ -1671,7 +1664,7 @@
           <w:rFonts w:ascii="Charis SIL Italic" w:hAnsi="Charis SIL Italic" w:eastAsia="Charis SIL Italic"/>
           <w:b w:val="0"/>
           <w:i/>
-          <w:color w:val="0066CC"/>
+          <w:color w:val="0000FF"/>
           <w:sz w:val="24"/>
           <w:u w:val="single"/>
         </w:rPr>
@@ -1689,7 +1682,7 @@
           <w:rFonts w:ascii="Charis SIL Italic" w:hAnsi="Charis SIL Italic" w:eastAsia="Charis SIL Italic"/>
           <w:b w:val="0"/>
           <w:i/>
-          <w:color w:val="0066CC"/>
+          <w:color w:val="0000FF"/>
           <w:sz w:val="24"/>
           <w:u w:val="single"/>
         </w:rPr>
@@ -1700,7 +1693,7 @@
           <w:rFonts w:ascii="Charis SIL Italic" w:hAnsi="Charis SIL Italic" w:eastAsia="Charis SIL Italic"/>
           <w:b w:val="0"/>
           <w:i/>
-          <w:color w:val="0066CC"/>
+          <w:color w:val="0000FF"/>
           <w:sz w:val="24"/>
           <w:u w:val="single"/>
         </w:rPr>
@@ -1718,7 +1711,7 @@
           <w:rFonts w:ascii="Charis SIL Italic" w:hAnsi="Charis SIL Italic" w:eastAsia="Charis SIL Italic"/>
           <w:b w:val="0"/>
           <w:i/>
-          <w:color w:val="0066CC"/>
+          <w:color w:val="0000FF"/>
           <w:sz w:val="24"/>
           <w:u w:val="single"/>
         </w:rPr>
@@ -1729,7 +1722,7 @@
           <w:rFonts w:ascii="Charis SIL Italic" w:hAnsi="Charis SIL Italic" w:eastAsia="Charis SIL Italic"/>
           <w:b w:val="0"/>
           <w:i/>
-          <w:color w:val="0066CC"/>
+          <w:color w:val="0000FF"/>
           <w:sz w:val="24"/>
           <w:u w:val="single"/>
         </w:rPr>
@@ -1747,7 +1740,7 @@
           <w:rFonts w:ascii="Charis SIL Italic" w:hAnsi="Charis SIL Italic" w:eastAsia="Charis SIL Italic"/>
           <w:b w:val="0"/>
           <w:i/>
-          <w:color w:val="0066CC"/>
+          <w:color w:val="0000FF"/>
           <w:sz w:val="24"/>
           <w:u w:val="single"/>
         </w:rPr>
@@ -1758,7 +1751,7 @@
           <w:rFonts w:ascii="Charis SIL Italic" w:hAnsi="Charis SIL Italic" w:eastAsia="Charis SIL Italic"/>
           <w:b w:val="0"/>
           <w:i/>
-          <w:color w:val="0066CC"/>
+          <w:color w:val="0000FF"/>
           <w:sz w:val="24"/>
           <w:u w:val="single"/>
         </w:rPr>
@@ -1776,7 +1769,7 @@
           <w:rFonts w:ascii="Charis SIL Italic" w:hAnsi="Charis SIL Italic" w:eastAsia="Charis SIL Italic"/>
           <w:b w:val="0"/>
           <w:i/>
-          <w:color w:val="0066CC"/>
+          <w:color w:val="0000FF"/>
           <w:sz w:val="24"/>
           <w:u w:val="single"/>
         </w:rPr>
@@ -1794,7 +1787,7 @@
           <w:rFonts w:ascii="Charis SIL Italic" w:hAnsi="Charis SIL Italic" w:eastAsia="Charis SIL Italic"/>
           <w:b w:val="0"/>
           <w:i/>
-          <w:color w:val="0066CC"/>
+          <w:color w:val="0000FF"/>
           <w:sz w:val="24"/>
           <w:u w:val="single"/>
         </w:rPr>
@@ -1805,7 +1798,7 @@
           <w:rFonts w:ascii="Charis SIL Italic" w:hAnsi="Charis SIL Italic" w:eastAsia="Charis SIL Italic"/>
           <w:b w:val="0"/>
           <w:i/>
-          <w:color w:val="0066CC"/>
+          <w:color w:val="0000FF"/>
           <w:sz w:val="24"/>
           <w:u w:val="single"/>
         </w:rPr>
@@ -1823,7 +1816,7 @@
           <w:rFonts w:ascii="Charis SIL Italic" w:hAnsi="Charis SIL Italic" w:eastAsia="Charis SIL Italic"/>
           <w:b w:val="0"/>
           <w:i/>
-          <w:color w:val="0066CC"/>
+          <w:color w:val="0000FF"/>
           <w:sz w:val="24"/>
           <w:u w:val="single"/>
         </w:rPr>
@@ -1834,7 +1827,7 @@
           <w:rFonts w:ascii="Charis SIL Italic" w:hAnsi="Charis SIL Italic" w:eastAsia="Charis SIL Italic"/>
           <w:b w:val="0"/>
           <w:i/>
-          <w:color w:val="0066CC"/>
+          <w:color w:val="0000FF"/>
           <w:sz w:val="24"/>
           <w:u w:val="single"/>
         </w:rPr>
@@ -1852,7 +1845,7 @@
           <w:rFonts w:ascii="Charis SIL Italic" w:hAnsi="Charis SIL Italic" w:eastAsia="Charis SIL Italic"/>
           <w:b w:val="0"/>
           <w:i/>
-          <w:color w:val="0066CC"/>
+          <w:color w:val="0000FF"/>
           <w:sz w:val="24"/>
           <w:u w:val="single"/>
         </w:rPr>
@@ -1863,7 +1856,7 @@
           <w:rFonts w:ascii="Charis SIL Italic" w:hAnsi="Charis SIL Italic" w:eastAsia="Charis SIL Italic"/>
           <w:b w:val="0"/>
           <w:i/>
-          <w:color w:val="0066CC"/>
+          <w:color w:val="0000FF"/>
           <w:sz w:val="24"/>
           <w:u w:val="single"/>
         </w:rPr>
@@ -1881,7 +1874,7 @@
           <w:rFonts w:ascii="Charis SIL Italic" w:hAnsi="Charis SIL Italic" w:eastAsia="Charis SIL Italic"/>
           <w:b w:val="0"/>
           <w:i/>
-          <w:color w:val="0066CC"/>
+          <w:color w:val="0000FF"/>
           <w:sz w:val="24"/>
           <w:u w:val="single"/>
         </w:rPr>
@@ -1892,7 +1885,7 @@
           <w:rFonts w:ascii="Charis SIL Italic" w:hAnsi="Charis SIL Italic" w:eastAsia="Charis SIL Italic"/>
           <w:b w:val="0"/>
           <w:i/>
-          <w:color w:val="0066CC"/>
+          <w:color w:val="0000FF"/>
           <w:sz w:val="24"/>
           <w:u w:val="single"/>
         </w:rPr>
@@ -1910,7 +1903,7 @@
           <w:rFonts w:ascii="Charis SIL Italic" w:hAnsi="Charis SIL Italic" w:eastAsia="Charis SIL Italic"/>
           <w:b w:val="0"/>
           <w:i/>
-          <w:color w:val="0066CC"/>
+          <w:color w:val="0000FF"/>
           <w:sz w:val="24"/>
           <w:u w:val="single"/>
         </w:rPr>
@@ -1921,7 +1914,7 @@
           <w:rFonts w:ascii="Charis SIL Italic" w:hAnsi="Charis SIL Italic" w:eastAsia="Charis SIL Italic"/>
           <w:b w:val="0"/>
           <w:i/>
-          <w:color w:val="0066CC"/>
+          <w:color w:val="0000FF"/>
           <w:sz w:val="24"/>
           <w:u w:val="single"/>
         </w:rPr>
@@ -1939,7 +1932,7 @@
           <w:rFonts w:ascii="Charis SIL Italic" w:hAnsi="Charis SIL Italic" w:eastAsia="Charis SIL Italic"/>
           <w:b w:val="0"/>
           <w:i/>
-          <w:color w:val="0066CC"/>
+          <w:color w:val="0000FF"/>
           <w:sz w:val="24"/>
           <w:u w:val="single"/>
         </w:rPr>
@@ -1957,7 +1950,7 @@
           <w:rFonts w:ascii="Charis SIL Italic" w:hAnsi="Charis SIL Italic" w:eastAsia="Charis SIL Italic"/>
           <w:b w:val="0"/>
           <w:i/>
-          <w:color w:val="0066CC"/>
+          <w:color w:val="0000FF"/>
           <w:sz w:val="24"/>
           <w:u w:val="single"/>
         </w:rPr>
@@ -1972,7 +1965,7 @@
       </w:r>
       <w:r>
         <w:rPr>
-          <w:u w:val="single" w:color="0066cc"/>
+          <w:u w:val="single" w:color="0000ff"/>
           <w:rFonts w:ascii="Charis SIL Regular" w:hAnsi="Charis SIL Regular" w:eastAsia="Charis SIL Regular"/>
           <w:b w:val="0"/>
           <w:i w:val="0"/>
@@ -2033,7 +2026,7 @@
           <w:rFonts w:ascii="Charis SIL Regular" w:hAnsi="Charis SIL Regular" w:eastAsia="Charis SIL Regular"/>
           <w:b w:val="0"/>
           <w:i w:val="0"/>
-          <w:color w:val="0066CC"/>
+          <w:color w:val="0000FF"/>
           <w:sz w:val="24"/>
           <w:u w:val="single"/>
         </w:rPr>
@@ -2051,7 +2044,7 @@
           <w:rFonts w:ascii="Charis SIL Regular" w:hAnsi="Charis SIL Regular" w:eastAsia="Charis SIL Regular"/>
           <w:b w:val="0"/>
           <w:i w:val="0"/>
-          <w:color w:val="0066CC"/>
+          <w:color w:val="0000FF"/>
           <w:sz w:val="24"/>
           <w:u w:val="single"/>
         </w:rPr>
@@ -2062,7 +2055,7 @@
           <w:rFonts w:ascii="Charis SIL Regular" w:hAnsi="Charis SIL Regular" w:eastAsia="Charis SIL Regular"/>
           <w:b w:val="0"/>
           <w:i w:val="0"/>
-          <w:color w:val="0066CC"/>
+          <w:color w:val="0000FF"/>
           <w:sz w:val="24"/>
           <w:u w:val="single"/>
         </w:rPr>
@@ -2080,7 +2073,7 @@
           <w:rFonts w:ascii="Charis SIL Regular" w:hAnsi="Charis SIL Regular" w:eastAsia="Charis SIL Regular"/>
           <w:b w:val="0"/>
           <w:i w:val="0"/>
-          <w:color w:val="0066CC"/>
+          <w:color w:val="0000FF"/>
           <w:sz w:val="24"/>
           <w:u w:val="single"/>
         </w:rPr>
@@ -2098,7 +2091,7 @@
           <w:rFonts w:ascii="Charis SIL Regular" w:hAnsi="Charis SIL Regular" w:eastAsia="Charis SIL Regular"/>
           <w:b w:val="0"/>
           <w:i w:val="0"/>
-          <w:color w:val="0066CC"/>
+          <w:color w:val="0000FF"/>
           <w:sz w:val="24"/>
           <w:u w:val="single"/>
         </w:rPr>
@@ -2109,7 +2102,7 @@
           <w:rFonts w:ascii="Charis SIL Regular" w:hAnsi="Charis SIL Regular" w:eastAsia="Charis SIL Regular"/>
           <w:b w:val="0"/>
           <w:i w:val="0"/>
-          <w:color w:val="0066CC"/>
+          <w:color w:val="0000FF"/>
           <w:sz w:val="24"/>
           <w:u w:val="single"/>
         </w:rPr>
@@ -2127,7 +2120,7 @@
           <w:rFonts w:ascii="Charis SIL Regular" w:hAnsi="Charis SIL Regular" w:eastAsia="Charis SIL Regular"/>
           <w:b w:val="0"/>
           <w:i w:val="0"/>
-          <w:color w:val="0066CC"/>
+          <w:color w:val="0000FF"/>
           <w:sz w:val="24"/>
           <w:u w:val="single"/>
         </w:rPr>
@@ -2138,7 +2131,7 @@
           <w:rFonts w:ascii="Charis SIL Regular" w:hAnsi="Charis SIL Regular" w:eastAsia="Charis SIL Regular"/>
           <w:b w:val="0"/>
           <w:i w:val="0"/>
-          <w:color w:val="0066CC"/>
+          <w:color w:val="0000FF"/>
           <w:sz w:val="24"/>
           <w:u w:val="single"/>
         </w:rPr>
@@ -2156,7 +2149,7 @@
           <w:rFonts w:ascii="Charis SIL Regular" w:hAnsi="Charis SIL Regular" w:eastAsia="Charis SIL Regular"/>
           <w:b w:val="0"/>
           <w:i w:val="0"/>
-          <w:color w:val="0066CC"/>
+          <w:color w:val="0000FF"/>
           <w:sz w:val="24"/>
           <w:u w:val="single"/>
         </w:rPr>
@@ -2167,7 +2160,7 @@
           <w:rFonts w:ascii="Charis SIL Regular" w:hAnsi="Charis SIL Regular" w:eastAsia="Charis SIL Regular"/>
           <w:b w:val="0"/>
           <w:i w:val="0"/>
-          <w:color w:val="0066CC"/>
+          <w:color w:val="0000FF"/>
           <w:sz w:val="24"/>
           <w:u w:val="single"/>
         </w:rPr>
@@ -2255,7 +2248,7 @@
           <w:rFonts w:ascii="Charis SIL Regular" w:hAnsi="Charis SIL Regular" w:eastAsia="Charis SIL Regular"/>
           <w:b w:val="0"/>
           <w:i w:val="0"/>
-          <w:color w:val="0066CC"/>
+          <w:color w:val="0000FF"/>
           <w:sz w:val="24"/>
           <w:u w:val="single"/>
         </w:rPr>
@@ -2273,7 +2266,7 @@
           <w:rFonts w:ascii="Charis SIL Regular" w:hAnsi="Charis SIL Regular" w:eastAsia="Charis SIL Regular"/>
           <w:b w:val="0"/>
           <w:i w:val="0"/>
-          <w:color w:val="0066CC"/>
+          <w:color w:val="0000FF"/>
           <w:sz w:val="24"/>
           <w:u w:val="single"/>
         </w:rPr>
@@ -2284,7 +2277,7 @@
           <w:rFonts w:ascii="Charis SIL Regular" w:hAnsi="Charis SIL Regular" w:eastAsia="Charis SIL Regular"/>
           <w:b w:val="0"/>
           <w:i w:val="0"/>
-          <w:color w:val="0066CC"/>
+          <w:color w:val="0000FF"/>
           <w:sz w:val="24"/>
           <w:u w:val="single"/>
         </w:rPr>
@@ -2322,9 +2315,8 @@
           <w:rFonts w:ascii="Charis SIL Regular" w:hAnsi="Charis SIL Regular" w:eastAsia="Charis SIL Regular"/>
           <w:b w:val="0"/>
           <w:i w:val="0"/>
-          <w:color w:val="0066CC"/>
-          <w:sz w:val="24"/>
-          <w:u w:val="single"/>
+          <w:color w:val="0000FF"/>
+          <w:sz w:val="24"/>
         </w:rPr>
         <w:hyperlink r:id="rId19" w:history="1">
           <w:r>
@@ -2340,7 +2332,7 @@
           <w:rFonts w:ascii="Charis SIL Regular" w:hAnsi="Charis SIL Regular" w:eastAsia="Charis SIL Regular"/>
           <w:b w:val="0"/>
           <w:i w:val="0"/>
-          <w:color w:val="0066CC"/>
+          <w:color w:val="0000FF"/>
           <w:sz w:val="24"/>
           <w:u w:val="single"/>
         </w:rPr>
@@ -2358,7 +2350,7 @@
           <w:rFonts w:ascii="Charis SIL Regular" w:hAnsi="Charis SIL Regular" w:eastAsia="Charis SIL Regular"/>
           <w:b w:val="0"/>
           <w:i w:val="0"/>
-          <w:color w:val="0066CC"/>
+          <w:color w:val="0000FF"/>
           <w:sz w:val="24"/>
           <w:u w:val="single"/>
         </w:rPr>
@@ -2369,7 +2361,7 @@
           <w:rFonts w:ascii="Charis SIL Regular" w:hAnsi="Charis SIL Regular" w:eastAsia="Charis SIL Regular"/>
           <w:b w:val="0"/>
           <w:i w:val="0"/>
-          <w:color w:val="0066CC"/>
+          <w:color w:val="0000FF"/>
           <w:sz w:val="24"/>
           <w:u w:val="single"/>
         </w:rPr>
@@ -2387,7 +2379,7 @@
           <w:rFonts w:ascii="Charis SIL Regular" w:hAnsi="Charis SIL Regular" w:eastAsia="Charis SIL Regular"/>
           <w:b w:val="0"/>
           <w:i w:val="0"/>
-          <w:color w:val="0066CC"/>
+          <w:color w:val="0000FF"/>
           <w:sz w:val="24"/>
           <w:u w:val="single"/>
         </w:rPr>
@@ -2405,7 +2397,7 @@
           <w:rFonts w:ascii="Charis SIL Regular" w:hAnsi="Charis SIL Regular" w:eastAsia="Charis SIL Regular"/>
           <w:b w:val="0"/>
           <w:i w:val="0"/>
-          <w:color w:val="0066CC"/>
+          <w:color w:val="0000FF"/>
           <w:sz w:val="24"/>
           <w:u w:val="single"/>
         </w:rPr>
@@ -2420,7 +2412,7 @@
       </w:r>
       <w:r>
         <w:rPr>
-          <w:u w:val="single" w:color="0066cc"/>
+          <w:u w:val="single" w:color="0000ff"/>
           <w:rFonts w:ascii="Charis SIL Regular" w:hAnsi="Charis SIL Regular" w:eastAsia="Charis SIL Regular"/>
           <w:b w:val="0"/>
           <w:i w:val="0"/>
@@ -2451,7 +2443,7 @@
           <w:rFonts w:ascii="Charis SIL Regular" w:hAnsi="Charis SIL Regular" w:eastAsia="Charis SIL Regular"/>
           <w:b w:val="0"/>
           <w:i w:val="0"/>
-          <w:color w:val="0066CC"/>
+          <w:color w:val="0000FF"/>
           <w:sz w:val="24"/>
           <w:u w:val="single"/>
         </w:rPr>
@@ -2472,7 +2464,7 @@
           <w:rFonts w:ascii="Charis SIL Regular" w:hAnsi="Charis SIL Regular" w:eastAsia="Charis SIL Regular"/>
           <w:b w:val="0"/>
           <w:i w:val="0"/>
-          <w:color w:val="0066CC"/>
+          <w:color w:val="0000FF"/>
           <w:sz w:val="24"/>
           <w:u w:val="single"/>
         </w:rPr>
@@ -2490,7 +2482,7 @@
           <w:rFonts w:ascii="Charis SIL Regular" w:hAnsi="Charis SIL Regular" w:eastAsia="Charis SIL Regular"/>
           <w:b w:val="0"/>
           <w:i w:val="0"/>
-          <w:color w:val="0066CC"/>
+          <w:color w:val="0000FF"/>
           <w:sz w:val="24"/>
           <w:u w:val="single"/>
         </w:rPr>
@@ -2501,7 +2493,7 @@
           <w:rFonts w:ascii="Charis SIL Regular" w:hAnsi="Charis SIL Regular" w:eastAsia="Charis SIL Regular"/>
           <w:b w:val="0"/>
           <w:i w:val="0"/>
-          <w:color w:val="0066CC"/>
+          <w:color w:val="0000FF"/>
           <w:sz w:val="24"/>
           <w:u w:val="single"/>
         </w:rPr>
@@ -2522,39 +2514,47 @@
           <w:color w:val="000000"/>
           <w:sz w:val="24"/>
         </w:rPr>
-        <w:t>. The majority we</w:t>
-      </w:r>
-      <w:r>
-        <w:rPr>
-          <w:u w:val="single" w:color="0066cc"/>
-          <w:rFonts w:ascii="Charis SIL Regular" w:hAnsi="Charis SIL Regular" w:eastAsia="Charis SIL Regular"/>
-          <w:b w:val="0"/>
-          <w:i w:val="0"/>
-          <w:color w:val="000000"/>
-          <w:sz w:val="24"/>
-        </w:rPr>
-        <w:t xml:space="preserve">nt to the </w:t>
-      </w:r>
-      <w:r>
-        <w:rPr>
-          <w:rFonts w:ascii="Charis SIL Regular" w:hAnsi="Charis SIL Regular" w:eastAsia="Charis SIL Regular"/>
-          <w:b w:val="0"/>
-          <w:i w:val="0"/>
-          <w:color w:val="0066CC"/>
-          <w:sz w:val="24"/>
-        </w:rPr>
-        <w:t xml:space="preserve">Rijks </w:t>
-      </w:r>
-      <w:r>
-        <w:rPr>
-          <w:rFonts w:ascii="Charis SIL Regular" w:hAnsi="Charis SIL Regular" w:eastAsia="Charis SIL Regular"/>
-          <w:b w:val="0"/>
-          <w:i w:val="0"/>
-          <w:color w:val="0066CC"/>
+        <w:t xml:space="preserve">. The majority went to the </w:t>
+      </w:r>
+      <w:r>
+        <w:rPr>
+          <w:rFonts w:ascii="Charis SIL Regular" w:hAnsi="Charis SIL Regular" w:eastAsia="Charis SIL Regular"/>
+          <w:b w:val="0"/>
+          <w:i w:val="0"/>
+          <w:color w:val="0000FF"/>
           <w:sz w:val="24"/>
           <w:u w:val="single"/>
         </w:rPr>
-        <w:hyperlink r:id="rId21" w:history="1">
+        <w:hyperlink r:id="rId19" w:history="1">
+          <w:r>
+            <w:rPr>
+              <w:rStyle w:val="Hyperlink"/>
+            </w:rPr>
+            <w:t>Rijks</w:t>
+          </w:r>
+        </w:hyperlink>
+      </w:r>
+      <w:r>
+        <w:rPr>
+          <w:rFonts w:ascii="Charis SIL Regular" w:hAnsi="Charis SIL Regular" w:eastAsia="Charis SIL Regular"/>
+          <w:b w:val="0"/>
+          <w:i w:val="0"/>
+          <w:color w:val="0000FF"/>
+          <w:sz w:val="24"/>
+          <w:u w:val="single"/>
+        </w:rPr>
+        <w:t xml:space="preserve"> </w:t>
+      </w:r>
+      <w:r>
+        <w:rPr>
+          <w:rFonts w:ascii="Charis SIL Regular" w:hAnsi="Charis SIL Regular" w:eastAsia="Charis SIL Regular"/>
+          <w:b w:val="0"/>
+          <w:i w:val="0"/>
+          <w:color w:val="0000FF"/>
+          <w:sz w:val="24"/>
+          <w:u w:val="single"/>
+        </w:rPr>
+        <w:hyperlink r:id="rId19" w:history="1">
           <w:r>
             <w:rPr>
               <w:rStyle w:val="Hyperlink"/>
@@ -2568,16 +2568,16 @@
           <w:rFonts w:ascii="Charis SIL Regular" w:hAnsi="Charis SIL Regular" w:eastAsia="Charis SIL Regular"/>
           <w:b w:val="0"/>
           <w:i w:val="0"/>
-          <w:color w:val="0066CC"/>
+          <w:color w:val="0000FF"/>
           <w:sz w:val="24"/>
           <w:u w:val="single"/>
         </w:rPr>
-        <w:hyperlink r:id="rId21" w:history="1">
+        <w:hyperlink r:id="rId19" w:history="1">
           <w:r>
             <w:rPr>
               <w:rStyle w:val="Hyperlink"/>
             </w:rPr>
-            <w:t>tnograf</w:t>
+            <w:t>tnografis</w:t>
           </w:r>
         </w:hyperlink>
       </w:r>
@@ -2586,46 +2586,11 @@
           <w:rFonts w:ascii="Charis SIL Regular" w:hAnsi="Charis SIL Regular" w:eastAsia="Charis SIL Regular"/>
           <w:b w:val="0"/>
           <w:i w:val="0"/>
-          <w:color w:val="0066CC"/>
+          <w:color w:val="0000FF"/>
           <w:sz w:val="24"/>
           <w:u w:val="single"/>
         </w:rPr>
-        <w:hyperlink r:id="rId21" w:history="1">
-          <w:r>
-            <w:rPr>
-              <w:rStyle w:val="Hyperlink"/>
-            </w:rPr>
-            <w:t>i</w:t>
-          </w:r>
-        </w:hyperlink>
-      </w:r>
-      <w:r>
-        <w:rPr>
-          <w:rFonts w:ascii="Charis SIL Regular" w:hAnsi="Charis SIL Regular" w:eastAsia="Charis SIL Regular"/>
-          <w:b w:val="0"/>
-          <w:i w:val="0"/>
-          <w:color w:val="0066CC"/>
-          <w:sz w:val="24"/>
-          <w:u w:val="single"/>
-        </w:rPr>
-        <w:hyperlink r:id="rId21" w:history="1">
-          <w:r>
-            <w:rPr>
-              <w:rStyle w:val="Hyperlink"/>
-            </w:rPr>
-            <w:t>s</w:t>
-          </w:r>
-        </w:hyperlink>
-      </w:r>
-      <w:r>
-        <w:rPr>
-          <w:rFonts w:ascii="Charis SIL Regular" w:hAnsi="Charis SIL Regular" w:eastAsia="Charis SIL Regular"/>
-          <w:b w:val="0"/>
-          <w:i w:val="0"/>
-          <w:color w:val="0066CC"/>
-          <w:sz w:val="24"/>
-        </w:rPr>
-        <w:hyperlink r:id="rId21" w:history="1">
+        <w:hyperlink r:id="rId19" w:history="1">
           <w:r>
             <w:rPr>
               <w:rStyle w:val="Hyperlink"/>
@@ -2639,20 +2604,28 @@
           <w:rFonts w:ascii="Charis SIL Regular" w:hAnsi="Charis SIL Regular" w:eastAsia="Charis SIL Regular"/>
           <w:b w:val="0"/>
           <w:i w:val="0"/>
-          <w:color w:val="0066CC"/>
-          <w:sz w:val="24"/>
-        </w:rPr>
-        <w:t>h</w:t>
-      </w:r>
-      <w:r>
-        <w:rPr>
-          <w:rFonts w:ascii="Charis SIL Regular" w:hAnsi="Charis SIL Regular" w:eastAsia="Charis SIL Regular"/>
-          <w:b w:val="0"/>
-          <w:i w:val="0"/>
-          <w:color w:val="0066CC"/>
+          <w:color w:val="0000FF"/>
           <w:sz w:val="24"/>
           <w:u w:val="single"/>
         </w:rPr>
+        <w:hyperlink r:id="rId19" w:history="1">
+          <w:r>
+            <w:rPr>
+              <w:rStyle w:val="Hyperlink"/>
+            </w:rPr>
+            <w:t>h</w:t>
+          </w:r>
+        </w:hyperlink>
+      </w:r>
+      <w:r>
+        <w:rPr>
+          <w:rFonts w:ascii="Charis SIL Regular" w:hAnsi="Charis SIL Regular" w:eastAsia="Charis SIL Regular"/>
+          <w:b w:val="0"/>
+          <w:i w:val="0"/>
+          <w:color w:val="0000FF"/>
+          <w:sz w:val="24"/>
+          <w:u w:val="single"/>
+        </w:rPr>
         <w:t xml:space="preserve"> </w:t>
       </w:r>
       <w:r>
@@ -2660,7 +2633,7 @@
           <w:rFonts w:ascii="Charis SIL Regular" w:hAnsi="Charis SIL Regular" w:eastAsia="Charis SIL Regular"/>
           <w:b w:val="0"/>
           <w:i w:val="0"/>
-          <w:color w:val="0066CC"/>
+          <w:color w:val="0000FF"/>
           <w:sz w:val="24"/>
           <w:u w:val="single"/>
         </w:rPr>
@@ -2669,13 +2642,23 @@
             <w:rPr>
               <w:rStyle w:val="Hyperlink"/>
             </w:rPr>
-            <w:t>Museum</w:t>
+            <w:t>Museu</w:t>
           </w:r>
         </w:hyperlink>
       </w:r>
       <w:r>
         <w:rPr>
-          <w:u w:val="single" w:color="0066cc"/>
+          <w:rFonts w:ascii="Charis SIL Regular" w:hAnsi="Charis SIL Regular" w:eastAsia="Charis SIL Regular"/>
+          <w:b w:val="0"/>
+          <w:i w:val="0"/>
+          <w:color w:val="0000FF"/>
+          <w:sz w:val="24"/>
+        </w:rPr>
+        <w:t>m</w:t>
+      </w:r>
+      <w:r>
+        <w:rPr>
+          <w:u w:val="single" w:color="0000ff"/>
           <w:rFonts w:ascii="Charis SIL Regular" w:hAnsi="Charis SIL Regular" w:eastAsia="Charis SIL Regular"/>
           <w:b w:val="0"/>
           <w:i w:val="0"/>
@@ -2720,7 +2703,7 @@
       </w:r>
       <w:r>
         <w:rPr>
-          <w:u w:val="single" w:color="0066cc"/>
+          <w:u w:val="single" w:color="0000ff"/>
           <w:rFonts w:ascii="Charis SIL Regular" w:hAnsi="Charis SIL Regular" w:eastAsia="Charis SIL Regular"/>
           <w:b w:val="0"/>
           <w:i w:val="0"/>
@@ -2738,7 +2721,7 @@
       </w:r>
       <w:r>
         <w:rPr>
-          <w:u w:val="single" w:color="0066cc"/>
+          <w:u w:val="single" w:color="0000ff"/>
           <w:rFonts w:ascii="Charis SIL Regular" w:hAnsi="Charis SIL Regular" w:eastAsia="Charis SIL Regular"/>
           <w:b w:val="0"/>
           <w:i w:val="0"/>
@@ -2756,7 +2739,7 @@
       </w:r>
       <w:r>
         <w:rPr>
-          <w:u w:val="single" w:color="0066cc"/>
+          <w:u w:val="single" w:color="0000ff"/>
           <w:rFonts w:ascii="Charis SIL Regular" w:hAnsi="Charis SIL Regular" w:eastAsia="Charis SIL Regular"/>
           <w:b w:val="0"/>
           <w:i w:val="0"/>
@@ -2784,7 +2767,7 @@
       </w:r>
       <w:r>
         <w:rPr>
-          <w:u w:val="single" w:color="0066cc"/>
+          <w:u w:val="single" w:color="0000ff"/>
           <w:rFonts w:ascii="Charis SIL Regular" w:hAnsi="Charis SIL Regular" w:eastAsia="Charis SIL Regular"/>
           <w:b w:val="0"/>
           <w:i w:val="0"/>
@@ -2802,7 +2785,7 @@
       </w:r>
       <w:r>
         <w:rPr>
-          <w:u w:val="single" w:color="0066cc"/>
+          <w:u w:val="single" w:color="0000ff"/>
           <w:rFonts w:ascii="Charis SIL Regular" w:hAnsi="Charis SIL Regular" w:eastAsia="Charis SIL Regular"/>
           <w:b w:val="0"/>
           <w:i w:val="0"/>
@@ -2820,7 +2803,7 @@
       </w:r>
       <w:r>
         <w:rPr>
-          <w:u w:val="single" w:color="0066cc"/>
+          <w:u w:val="single" w:color="0000ff"/>
           <w:rFonts w:ascii="Charis SIL Regular" w:hAnsi="Charis SIL Regular" w:eastAsia="Charis SIL Regular"/>
           <w:b w:val="0"/>
           <w:i w:val="0"/>
@@ -2831,7 +2814,7 @@
       </w:r>
       <w:r>
         <w:rPr>
-          <w:u w:val="single" w:color="0066cc"/>
+          <w:u w:val="single" w:color="0000ff"/>
           <w:rFonts w:ascii="Charis SIL Regular" w:hAnsi="Charis SIL Regular" w:eastAsia="Charis SIL Regular"/>
           <w:b w:val="0"/>
           <w:i w:val="0"/>
@@ -2849,7 +2832,7 @@
       </w:r>
       <w:r>
         <w:rPr>
-          <w:u w:val="single" w:color="0066cc"/>
+          <w:u w:val="single" w:color="0000ff"/>
           <w:rFonts w:ascii="Charis SIL Regular" w:hAnsi="Charis SIL Regular" w:eastAsia="Charis SIL Regular"/>
           <w:b w:val="0"/>
           <w:i w:val="0"/>
@@ -2913,7 +2896,7 @@
           <w:rFonts w:ascii="Charis SIL Regular" w:hAnsi="Charis SIL Regular" w:eastAsia="Charis SIL Regular"/>
           <w:b w:val="0"/>
           <w:i w:val="0"/>
-          <w:color w:val="0066CC"/>
+          <w:color w:val="0000FF"/>
           <w:sz w:val="24"/>
           <w:u w:val="single"/>
         </w:rPr>
@@ -2931,7 +2914,7 @@
           <w:rFonts w:ascii="Charis SIL Regular" w:hAnsi="Charis SIL Regular" w:eastAsia="Charis SIL Regular"/>
           <w:b w:val="0"/>
           <w:i w:val="0"/>
-          <w:color w:val="0066CC"/>
+          <w:color w:val="0000FF"/>
           <w:sz w:val="24"/>
           <w:u w:val="single"/>
         </w:rPr>
@@ -2942,7 +2925,7 @@
           <w:rFonts w:ascii="Charis SIL Regular" w:hAnsi="Charis SIL Regular" w:eastAsia="Charis SIL Regular"/>
           <w:b w:val="0"/>
           <w:i w:val="0"/>
-          <w:color w:val="0066CC"/>
+          <w:color w:val="0000FF"/>
           <w:sz w:val="24"/>
           <w:u w:val="single"/>
         </w:rPr>
@@ -2977,7 +2960,7 @@
       </w:r>
       <w:r>
         <w:rPr>
-          <w:u w:val="single" w:color="0066cc"/>
+          <w:u w:val="single" w:color="0000ff"/>
           <w:rFonts w:ascii="Charis SIL Regular" w:hAnsi="Charis SIL Regular" w:eastAsia="Charis SIL Regular"/>
           <w:b w:val="0"/>
           <w:i w:val="0"/>
@@ -2995,7 +2978,7 @@
       </w:r>
       <w:r>
         <w:rPr>
-          <w:u w:val="single" w:color="0066cc"/>
+          <w:u w:val="single" w:color="0000ff"/>
           <w:rFonts w:ascii="Charis SIL Regular" w:hAnsi="Charis SIL Regular" w:eastAsia="Charis SIL Regular"/>
           <w:b w:val="0"/>
           <w:i w:val="0"/>
@@ -3013,7 +2996,7 @@
       </w:r>
       <w:r>
         <w:rPr>
-          <w:u w:val="single" w:color="0066cc"/>
+          <w:u w:val="single" w:color="0000ff"/>
           <w:rFonts w:ascii="Charis SIL Regular" w:hAnsi="Charis SIL Regular" w:eastAsia="Charis SIL Regular"/>
           <w:b w:val="0"/>
           <w:i w:val="0"/>
@@ -3054,7 +3037,7 @@
           <w:rFonts w:ascii="Charis SIL Regular" w:hAnsi="Charis SIL Regular" w:eastAsia="Charis SIL Regular"/>
           <w:b w:val="0"/>
           <w:i w:val="0"/>
-          <w:color w:val="0066CC"/>
+          <w:color w:val="0000FF"/>
           <w:sz w:val="24"/>
           <w:u w:val="single"/>
         </w:rPr>
@@ -3072,7 +3055,7 @@
           <w:rFonts w:ascii="Charis SIL Regular" w:hAnsi="Charis SIL Regular" w:eastAsia="Charis SIL Regular"/>
           <w:b w:val="0"/>
           <w:i w:val="0"/>
-          <w:color w:val="0066CC"/>
+          <w:color w:val="0000FF"/>
           <w:sz w:val="24"/>
           <w:u w:val="single"/>
         </w:rPr>
@@ -3083,7 +3066,7 @@
           <w:rFonts w:ascii="Charis SIL Regular" w:hAnsi="Charis SIL Regular" w:eastAsia="Charis SIL Regular"/>
           <w:b w:val="0"/>
           <w:i w:val="0"/>
-          <w:color w:val="0066CC"/>
+          <w:color w:val="0000FF"/>
           <w:sz w:val="24"/>
           <w:u w:val="single"/>
         </w:rPr>
@@ -3101,7 +3084,7 @@
           <w:rFonts w:ascii="Charis SIL Regular" w:hAnsi="Charis SIL Regular" w:eastAsia="Charis SIL Regular"/>
           <w:b w:val="0"/>
           <w:i w:val="0"/>
-          <w:color w:val="0066CC"/>
+          <w:color w:val="0000FF"/>
           <w:sz w:val="24"/>
           <w:u w:val="single"/>
         </w:rPr>
@@ -3112,7 +3095,7 @@
           <w:rFonts w:ascii="Charis SIL Regular" w:hAnsi="Charis SIL Regular" w:eastAsia="Charis SIL Regular"/>
           <w:b w:val="0"/>
           <w:i w:val="0"/>
-          <w:color w:val="0066CC"/>
+          <w:color w:val="0000FF"/>
           <w:sz w:val="24"/>
           <w:u w:val="single"/>
         </w:rPr>
@@ -3130,7 +3113,7 @@
           <w:rFonts w:ascii="Charis SIL Regular" w:hAnsi="Charis SIL Regular" w:eastAsia="Charis SIL Regular"/>
           <w:b w:val="0"/>
           <w:i w:val="0"/>
-          <w:color w:val="0066CC"/>
+          <w:color w:val="0000FF"/>
           <w:sz w:val="24"/>
           <w:u w:val="single"/>
         </w:rPr>
@@ -3141,7 +3124,7 @@
           <w:rFonts w:ascii="Charis SIL Regular" w:hAnsi="Charis SIL Regular" w:eastAsia="Charis SIL Regular"/>
           <w:b w:val="0"/>
           <w:i w:val="0"/>
-          <w:color w:val="0066CC"/>
+          <w:color w:val="0000FF"/>
           <w:sz w:val="24"/>
           <w:u w:val="single"/>
         </w:rPr>
@@ -3176,7 +3159,7 @@
       </w:r>
       <w:r>
         <w:rPr>
-          <w:u w:val="single" w:color="0066cc"/>
+          <w:u w:val="single" w:color="0000ff"/>
           <w:rFonts w:ascii="Charis SIL Regular" w:hAnsi="Charis SIL Regular" w:eastAsia="Charis SIL Regular"/>
           <w:b w:val="0"/>
           <w:i w:val="0"/>
@@ -3194,7 +3177,7 @@
       </w:r>
       <w:r>
         <w:rPr>
-          <w:u w:val="single" w:color="0066cc"/>
+          <w:u w:val="single" w:color="0000ff"/>
           <w:rFonts w:ascii="Charis SIL Regular" w:hAnsi="Charis SIL Regular" w:eastAsia="Charis SIL Regular"/>
           <w:b w:val="0"/>
           <w:i w:val="0"/>
@@ -3212,7 +3195,7 @@
       </w:r>
       <w:r>
         <w:rPr>
-          <w:u w:val="single" w:color="0066cc"/>
+          <w:u w:val="single" w:color="0000ff"/>
           <w:rFonts w:ascii="Charis SIL Regular" w:hAnsi="Charis SIL Regular" w:eastAsia="Charis SIL Regular"/>
           <w:b w:val="0"/>
           <w:i w:val="0"/>
@@ -3230,7 +3213,7 @@
       </w:r>
       <w:r>
         <w:rPr>
-          <w:u w:val="single" w:color="0066cc"/>
+          <w:u w:val="single" w:color="0000ff"/>
           <w:rFonts w:ascii="Charis SIL Regular" w:hAnsi="Charis SIL Regular" w:eastAsia="Charis SIL Regular"/>
           <w:b w:val="0"/>
           <w:i w:val="0"/>
@@ -3241,7 +3224,7 @@
       </w:r>
       <w:r>
         <w:rPr>
-          <w:u w:val="single" w:color="0066cc"/>
+          <w:u w:val="single" w:color="0000ff"/>
           <w:rFonts w:ascii="Charis SIL Regular" w:hAnsi="Charis SIL Regular" w:eastAsia="Charis SIL Regular"/>
           <w:b w:val="0"/>
           <w:i w:val="0"/>
@@ -3305,7 +3288,7 @@
           <w:rFonts w:ascii="Charis SIL Italic" w:hAnsi="Charis SIL Italic" w:eastAsia="Charis SIL Italic"/>
           <w:b w:val="0"/>
           <w:i/>
-          <w:color w:val="0066CC"/>
+          <w:color w:val="0000FF"/>
           <w:sz w:val="24"/>
           <w:u w:val="single"/>
         </w:rPr>
@@ -3323,7 +3306,7 @@
           <w:rFonts w:ascii="Charis SIL Italic" w:hAnsi="Charis SIL Italic" w:eastAsia="Charis SIL Italic"/>
           <w:b w:val="0"/>
           <w:i/>
-          <w:color w:val="0066CC"/>
+          <w:color w:val="0000FF"/>
           <w:sz w:val="24"/>
           <w:u w:val="single"/>
         </w:rPr>
@@ -3334,7 +3317,7 @@
           <w:rFonts w:ascii="Charis SIL Italic" w:hAnsi="Charis SIL Italic" w:eastAsia="Charis SIL Italic"/>
           <w:b w:val="0"/>
           <w:i/>
-          <w:color w:val="0066CC"/>
+          <w:color w:val="0000FF"/>
           <w:sz w:val="24"/>
           <w:u w:val="single"/>
         </w:rPr>
@@ -3352,7 +3335,7 @@
           <w:rFonts w:ascii="Charis SIL Italic" w:hAnsi="Charis SIL Italic" w:eastAsia="Charis SIL Italic"/>
           <w:b w:val="0"/>
           <w:i/>
-          <w:color w:val="0066CC"/>
+          <w:color w:val="0000FF"/>
           <w:sz w:val="24"/>
           <w:u w:val="single"/>
         </w:rPr>
@@ -3363,7 +3346,7 @@
           <w:rFonts w:ascii="Charis SIL Italic" w:hAnsi="Charis SIL Italic" w:eastAsia="Charis SIL Italic"/>
           <w:b w:val="0"/>
           <w:i/>
-          <w:color w:val="0066CC"/>
+          <w:color w:val="0000FF"/>
           <w:sz w:val="24"/>
           <w:u w:val="single"/>
         </w:rPr>
@@ -3381,7 +3364,7 @@
           <w:rFonts w:ascii="Charis SIL Italic" w:hAnsi="Charis SIL Italic" w:eastAsia="Charis SIL Italic"/>
           <w:b w:val="0"/>
           <w:i/>
-          <w:color w:val="0066CC"/>
+          <w:color w:val="0000FF"/>
           <w:sz w:val="24"/>
           <w:u w:val="single"/>
         </w:rPr>
@@ -3392,7 +3375,7 @@
           <w:rFonts w:ascii="Charis SIL Italic" w:hAnsi="Charis SIL Italic" w:eastAsia="Charis SIL Italic"/>
           <w:b w:val="0"/>
           <w:i/>
-          <w:color w:val="0066CC"/>
+          <w:color w:val="0000FF"/>
           <w:sz w:val="24"/>
           <w:u w:val="single"/>
         </w:rPr>
@@ -3410,7 +3393,7 @@
           <w:rFonts w:ascii="Charis SIL Italic" w:hAnsi="Charis SIL Italic" w:eastAsia="Charis SIL Italic"/>
           <w:b w:val="0"/>
           <w:i/>
-          <w:color w:val="0066CC"/>
+          <w:color w:val="0000FF"/>
           <w:sz w:val="24"/>
           <w:u w:val="single"/>
         </w:rPr>
@@ -3428,7 +3411,7 @@
           <w:rFonts w:ascii="Charis SIL Italic" w:hAnsi="Charis SIL Italic" w:eastAsia="Charis SIL Italic"/>
           <w:b w:val="0"/>
           <w:i/>
-          <w:color w:val="0066CC"/>
+          <w:color w:val="0000FF"/>
           <w:sz w:val="24"/>
           <w:u w:val="single"/>
         </w:rPr>
@@ -3439,7 +3422,7 @@
           <w:rFonts w:ascii="Charis SIL Italic" w:hAnsi="Charis SIL Italic" w:eastAsia="Charis SIL Italic"/>
           <w:b w:val="0"/>
           <w:i/>
-          <w:color w:val="0066CC"/>
+          <w:color w:val="0000FF"/>
           <w:sz w:val="24"/>
           <w:u w:val="single"/>
         </w:rPr>
@@ -3457,7 +3440,7 @@
           <w:rFonts w:ascii="Charis SIL Italic" w:hAnsi="Charis SIL Italic" w:eastAsia="Charis SIL Italic"/>
           <w:b w:val="0"/>
           <w:i/>
-          <w:color w:val="0066CC"/>
+          <w:color w:val="0000FF"/>
           <w:sz w:val="24"/>
           <w:u w:val="single"/>
         </w:rPr>
@@ -3468,7 +3451,7 @@
           <w:rFonts w:ascii="Charis SIL Italic" w:hAnsi="Charis SIL Italic" w:eastAsia="Charis SIL Italic"/>
           <w:b w:val="0"/>
           <w:i/>
-          <w:color w:val="0066CC"/>
+          <w:color w:val="0000FF"/>
           <w:sz w:val="24"/>
           <w:u w:val="single"/>
         </w:rPr>
@@ -3486,7 +3469,7 @@
           <w:rFonts w:ascii="Charis SIL Italic" w:hAnsi="Charis SIL Italic" w:eastAsia="Charis SIL Italic"/>
           <w:b w:val="0"/>
           <w:i/>
-          <w:color w:val="0066CC"/>
+          <w:color w:val="0000FF"/>
           <w:sz w:val="24"/>
           <w:u w:val="single"/>
         </w:rPr>
@@ -3497,7 +3480,7 @@
           <w:rFonts w:ascii="Charis SIL Italic" w:hAnsi="Charis SIL Italic" w:eastAsia="Charis SIL Italic"/>
           <w:b w:val="0"/>
           <w:i/>
-          <w:color w:val="0066CC"/>
+          <w:color w:val="0000FF"/>
           <w:sz w:val="24"/>
           <w:u w:val="single"/>
         </w:rPr>
@@ -3515,7 +3498,7 @@
           <w:rFonts w:ascii="Charis SIL Italic" w:hAnsi="Charis SIL Italic" w:eastAsia="Charis SIL Italic"/>
           <w:b w:val="0"/>
           <w:i/>
-          <w:color w:val="0066CC"/>
+          <w:color w:val="0000FF"/>
           <w:sz w:val="24"/>
           <w:u w:val="single"/>
         </w:rPr>
@@ -3526,7 +3509,7 @@
           <w:rFonts w:ascii="Charis SIL Italic" w:hAnsi="Charis SIL Italic" w:eastAsia="Charis SIL Italic"/>
           <w:b w:val="0"/>
           <w:i/>
-          <w:color w:val="0066CC"/>
+          <w:color w:val="0000FF"/>
           <w:sz w:val="24"/>
           <w:u w:val="single"/>
         </w:rPr>
@@ -3544,7 +3527,7 @@
           <w:rFonts w:ascii="Charis SIL Italic" w:hAnsi="Charis SIL Italic" w:eastAsia="Charis SIL Italic"/>
           <w:b w:val="0"/>
           <w:i/>
-          <w:color w:val="0066CC"/>
+          <w:color w:val="0000FF"/>
           <w:sz w:val="24"/>
           <w:u w:val="single"/>
         </w:rPr>
@@ -3555,7 +3538,7 @@
           <w:rFonts w:ascii="Charis SIL Italic" w:hAnsi="Charis SIL Italic" w:eastAsia="Charis SIL Italic"/>
           <w:b w:val="0"/>
           <w:i/>
-          <w:color w:val="0066CC"/>
+          <w:color w:val="0000FF"/>
           <w:sz w:val="24"/>
           <w:u w:val="single"/>
         </w:rPr>
@@ -3573,7 +3556,7 @@
           <w:rFonts w:ascii="Charis SIL Italic" w:hAnsi="Charis SIL Italic" w:eastAsia="Charis SIL Italic"/>
           <w:b w:val="0"/>
           <w:i/>
-          <w:color w:val="0066CC"/>
+          <w:color w:val="0000FF"/>
           <w:sz w:val="24"/>
           <w:u w:val="single"/>
         </w:rPr>
@@ -3584,7 +3567,7 @@
           <w:rFonts w:ascii="Charis SIL Italic" w:hAnsi="Charis SIL Italic" w:eastAsia="Charis SIL Italic"/>
           <w:b w:val="0"/>
           <w:i/>
-          <w:color w:val="0066CC"/>
+          <w:color w:val="0000FF"/>
           <w:sz w:val="24"/>
           <w:u w:val="single"/>
         </w:rPr>
@@ -3602,7 +3585,7 @@
           <w:rFonts w:ascii="Charis SIL Italic" w:hAnsi="Charis SIL Italic" w:eastAsia="Charis SIL Italic"/>
           <w:b w:val="0"/>
           <w:i/>
-          <w:color w:val="0066CC"/>
+          <w:color w:val="0000FF"/>
           <w:sz w:val="24"/>
           <w:u w:val="single"/>
         </w:rPr>
@@ -3613,7 +3596,7 @@
           <w:rFonts w:ascii="Charis SIL Italic" w:hAnsi="Charis SIL Italic" w:eastAsia="Charis SIL Italic"/>
           <w:b w:val="0"/>
           <w:i/>
-          <w:color w:val="0066CC"/>
+          <w:color w:val="0000FF"/>
           <w:sz w:val="24"/>
           <w:u w:val="single"/>
         </w:rPr>
@@ -3638,7 +3621,7 @@
       </w:r>
       <w:r>
         <w:rPr>
-          <w:u w:val="single" w:color="0066cc"/>
+          <w:u w:val="single" w:color="0000ff"/>
           <w:rFonts w:ascii="Charis SIL Regular" w:hAnsi="Charis SIL Regular" w:eastAsia="Charis SIL Regular"/>
           <w:b w:val="0"/>
           <w:i w:val="0"/>
@@ -3656,7 +3639,7 @@
       </w:r>
       <w:r>
         <w:rPr>
-          <w:u w:val="single" w:color="0066cc"/>
+          <w:u w:val="single" w:color="0000ff"/>
           <w:rFonts w:ascii="Charis SIL Regular" w:hAnsi="Charis SIL Regular" w:eastAsia="Charis SIL Regular"/>
           <w:b w:val="0"/>
           <w:i w:val="0"/>
@@ -3674,7 +3657,7 @@
       </w:r>
       <w:r>
         <w:rPr>
-          <w:u w:val="single" w:color="0066cc"/>
+          <w:u w:val="single" w:color="0000ff"/>
           <w:rFonts w:ascii="Charis SIL Regular" w:hAnsi="Charis SIL Regular" w:eastAsia="Charis SIL Regular"/>
           <w:b w:val="0"/>
           <w:i w:val="0"/>
@@ -3692,7 +3675,7 @@
       </w:r>
       <w:r>
         <w:rPr>
-          <w:u w:val="single" w:color="0066cc"/>
+          <w:u w:val="single" w:color="0000ff"/>
           <w:rFonts w:ascii="Charis SIL Regular" w:hAnsi="Charis SIL Regular" w:eastAsia="Charis SIL Regular"/>
           <w:b w:val="0"/>
           <w:i w:val="0"/>
@@ -3710,7 +3693,7 @@
       </w:r>
       <w:r>
         <w:rPr>
-          <w:u w:val="single" w:color="0066cc"/>
+          <w:u w:val="single" w:color="0000ff"/>
           <w:rFonts w:ascii="Charis SIL Regular" w:hAnsi="Charis SIL Regular" w:eastAsia="Charis SIL Regular"/>
           <w:b w:val="0"/>
           <w:i w:val="0"/>
@@ -3728,7 +3711,7 @@
       </w:r>
       <w:r>
         <w:rPr>
-          <w:u w:val="single" w:color="0066cc"/>
+          <w:u w:val="single" w:color="0000ff"/>
           <w:rFonts w:ascii="Charis SIL Regular" w:hAnsi="Charis SIL Regular" w:eastAsia="Charis SIL Regular"/>
           <w:b w:val="0"/>
           <w:i w:val="0"/>
@@ -3746,7 +3729,7 @@
       </w:r>
       <w:r>
         <w:rPr>
-          <w:u w:val="single" w:color="0066cc"/>
+          <w:u w:val="single" w:color="0000ff"/>
           <w:rFonts w:ascii="Charis SIL Regular" w:hAnsi="Charis SIL Regular" w:eastAsia="Charis SIL Regular"/>
           <w:b w:val="0"/>
           <w:i w:val="0"/>
@@ -3781,133 +3764,17 @@
       </w:r>
       <w:r>
         <w:rPr>
-          <w:u w:val="single" w:color="0066cc"/>
           <w:rFonts w:ascii="Charis SIL Regular" w:hAnsi="Charis SIL Regular" w:eastAsia="Charis SIL Regular"/>
           <w:b w:val="0"/>
           <w:i w:val="0"/>
           <w:color w:val="000000"/>
           <w:sz w:val="24"/>
         </w:rPr>
-        <w:hyperlink r:id="rId24" w:history="1">
-          <w:r>
-            <w:rPr>
-              <w:rStyle w:val="Hyperlink"/>
-            </w:rPr>
-            <w:t>Leide</w:t>
-          </w:r>
-        </w:hyperlink>
-      </w:r>
-      <w:r>
-        <w:rPr>
-          <w:u w:val="single" w:color="0066cc"/>
-          <w:rFonts w:ascii="Charis SIL Regular" w:hAnsi="Charis SIL Regular" w:eastAsia="Charis SIL Regular"/>
-          <w:b w:val="0"/>
-          <w:i w:val="0"/>
-          <w:color w:val="000000"/>
-          <w:sz w:val="24"/>
-        </w:rPr>
-        <w:hyperlink r:id="rId24" w:history="1">
-          <w:r>
-            <w:rPr>
-              <w:rStyle w:val="Hyperlink"/>
-            </w:rPr>
-            <w:t>n Univers</w:t>
-          </w:r>
-        </w:hyperlink>
-      </w:r>
-      <w:r>
-        <w:rPr>
-          <w:u w:val="single" w:color="0066cc"/>
-          <w:rFonts w:ascii="Charis SIL Regular" w:hAnsi="Charis SIL Regular" w:eastAsia="Charis SIL Regular"/>
-          <w:b w:val="0"/>
-          <w:i w:val="0"/>
-          <w:color w:val="000000"/>
-          <w:sz w:val="24"/>
-        </w:rPr>
-        <w:hyperlink r:id="rId24" w:history="1">
-          <w:r>
-            <w:rPr>
-              <w:rStyle w:val="Hyperlink"/>
-            </w:rPr>
-            <w:t>i</w:t>
-          </w:r>
-        </w:hyperlink>
-      </w:r>
-      <w:r>
-        <w:rPr>
-          <w:u w:val="single" w:color="0066cc"/>
-          <w:rFonts w:ascii="Charis SIL Regular" w:hAnsi="Charis SIL Regular" w:eastAsia="Charis SIL Regular"/>
-          <w:b w:val="0"/>
-          <w:i w:val="0"/>
-          <w:color w:val="000000"/>
-          <w:sz w:val="24"/>
-        </w:rPr>
-        <w:hyperlink r:id="rId24" w:history="1">
-          <w:r>
-            <w:rPr>
-              <w:rStyle w:val="Hyperlink"/>
-            </w:rPr>
-            <w:t>t</w:t>
-          </w:r>
-        </w:hyperlink>
-      </w:r>
-      <w:r>
-        <w:rPr>
-          <w:u w:val="single" w:color="0066cc"/>
-          <w:rFonts w:ascii="Charis SIL Regular" w:hAnsi="Charis SIL Regular" w:eastAsia="Charis SIL Regular"/>
-          <w:b w:val="0"/>
-          <w:i w:val="0"/>
-          <w:color w:val="000000"/>
-          <w:sz w:val="24"/>
-        </w:rPr>
-        <w:hyperlink r:id="rId24" w:history="1">
-          <w:r>
-            <w:rPr>
-              <w:rStyle w:val="Hyperlink"/>
-            </w:rPr>
-            <w:t>y</w:t>
-          </w:r>
-        </w:hyperlink>
-      </w:r>
-      <w:r>
-        <w:rPr>
-          <w:u w:val="single" w:color="0066cc"/>
-          <w:rFonts w:ascii="Charis SIL Regular" w:hAnsi="Charis SIL Regular" w:eastAsia="Charis SIL Regular"/>
-          <w:b w:val="0"/>
-          <w:i w:val="0"/>
-          <w:color w:val="000000"/>
-          <w:sz w:val="24"/>
-        </w:rPr>
-        <w:hyperlink r:id="rId24" w:history="1">
-          <w:r>
-            <w:rPr>
-              <w:rStyle w:val="Hyperlink"/>
-            </w:rPr>
-            <w:t>. The phot</w:t>
-          </w:r>
-        </w:hyperlink>
-      </w:r>
-      <w:r>
-        <w:rPr>
-          <w:u w:val="single" w:color="0066cc"/>
-          <w:rFonts w:ascii="Charis SIL Regular" w:hAnsi="Charis SIL Regular" w:eastAsia="Charis SIL Regular"/>
-          <w:b w:val="0"/>
-          <w:i w:val="0"/>
-          <w:color w:val="000000"/>
-          <w:sz w:val="24"/>
-        </w:rPr>
-        <w:hyperlink r:id="rId24" w:history="1">
-          <w:r>
-            <w:rPr>
-              <w:rStyle w:val="Hyperlink"/>
-            </w:rPr>
-            <w:t>o collecti</w:t>
-          </w:r>
-        </w:hyperlink>
-      </w:r>
-      <w:r>
-        <w:rPr>
-          <w:u w:val="single" w:color="0066cc"/>
+        <w:t>Leiden University. The photo collecti</w:t>
+      </w:r>
+      <w:r>
+        <w:rPr>
+          <w:u w:val="single" w:color="0000ff"/>
           <w:rFonts w:ascii="Charis SIL Regular" w:hAnsi="Charis SIL Regular" w:eastAsia="Charis SIL Regular"/>
           <w:b w:val="0"/>
           <w:i w:val="0"/>
@@ -3925,7 +3792,7 @@
       </w:r>
       <w:r>
         <w:rPr>
-          <w:u w:val="single" w:color="0066cc"/>
+          <w:u w:val="single" w:color="0000ff"/>
           <w:rFonts w:ascii="Charis SIL Regular" w:hAnsi="Charis SIL Regular" w:eastAsia="Charis SIL Regular"/>
           <w:b w:val="0"/>
           <w:i w:val="0"/>
@@ -3943,7 +3810,7 @@
       </w:r>
       <w:r>
         <w:rPr>
-          <w:u w:val="single" w:color="0066cc"/>
+          <w:u w:val="single" w:color="0000ff"/>
           <w:rFonts w:ascii="Charis SIL Regular" w:hAnsi="Charis SIL Regular" w:eastAsia="Charis SIL Regular"/>
           <w:b w:val="0"/>
           <w:i w:val="0"/>
@@ -3961,7 +3828,7 @@
       </w:r>
       <w:r>
         <w:rPr>
-          <w:u w:val="single" w:color="0066cc"/>
+          <w:u w:val="single" w:color="0000ff"/>
           <w:rFonts w:ascii="Charis SIL Regular" w:hAnsi="Charis SIL Regular" w:eastAsia="Charis SIL Regular"/>
           <w:b w:val="0"/>
           <w:i w:val="0"/>
@@ -3979,7 +3846,7 @@
       </w:r>
       <w:r>
         <w:rPr>
-          <w:u w:val="single" w:color="0066cc"/>
+          <w:u w:val="single" w:color="0000ff"/>
           <w:rFonts w:ascii="Charis SIL Regular" w:hAnsi="Charis SIL Regular" w:eastAsia="Charis SIL Regular"/>
           <w:b w:val="0"/>
           <w:i w:val="0"/>
@@ -4020,7 +3887,7 @@
           <w:rFonts w:ascii="Charis SIL Regular" w:hAnsi="Charis SIL Regular" w:eastAsia="Charis SIL Regular"/>
           <w:b w:val="0"/>
           <w:i w:val="0"/>
-          <w:color w:val="0066CC"/>
+          <w:color w:val="0000FF"/>
           <w:sz w:val="24"/>
           <w:u w:val="single"/>
         </w:rPr>
@@ -4038,7 +3905,7 @@
           <w:rFonts w:ascii="Charis SIL Regular" w:hAnsi="Charis SIL Regular" w:eastAsia="Charis SIL Regular"/>
           <w:b w:val="0"/>
           <w:i w:val="0"/>
-          <w:color w:val="0066CC"/>
+          <w:color w:val="0000FF"/>
           <w:sz w:val="24"/>
           <w:u w:val="single"/>
         </w:rPr>
@@ -4049,7 +3916,7 @@
           <w:rFonts w:ascii="Charis SIL Regular" w:hAnsi="Charis SIL Regular" w:eastAsia="Charis SIL Regular"/>
           <w:b w:val="0"/>
           <w:i w:val="0"/>
-          <w:color w:val="0066CC"/>
+          <w:color w:val="0000FF"/>
           <w:sz w:val="24"/>
           <w:u w:val="single"/>
         </w:rPr>
@@ -4067,7 +3934,7 @@
           <w:rFonts w:ascii="Charis SIL Regular" w:hAnsi="Charis SIL Regular" w:eastAsia="Charis SIL Regular"/>
           <w:b w:val="0"/>
           <w:i w:val="0"/>
-          <w:color w:val="0066CC"/>
+          <w:color w:val="0000FF"/>
           <w:sz w:val="24"/>
           <w:u w:val="single"/>
         </w:rPr>
@@ -4078,7 +3945,7 @@
           <w:rFonts w:ascii="Charis SIL Regular" w:hAnsi="Charis SIL Regular" w:eastAsia="Charis SIL Regular"/>
           <w:b w:val="0"/>
           <w:i w:val="0"/>
-          <w:color w:val="0066CC"/>
+          <w:color w:val="0000FF"/>
           <w:sz w:val="24"/>
           <w:u w:val="single"/>
         </w:rPr>
@@ -4096,7 +3963,7 @@
           <w:rFonts w:ascii="Charis SIL Regular" w:hAnsi="Charis SIL Regular" w:eastAsia="Charis SIL Regular"/>
           <w:b w:val="0"/>
           <w:i w:val="0"/>
-          <w:color w:val="0066CC"/>
+          <w:color w:val="0000FF"/>
           <w:sz w:val="24"/>
           <w:u w:val="single"/>
         </w:rPr>
@@ -4107,7 +3974,7 @@
           <w:rFonts w:ascii="Charis SIL Regular" w:hAnsi="Charis SIL Regular" w:eastAsia="Charis SIL Regular"/>
           <w:b w:val="0"/>
           <w:i w:val="0"/>
-          <w:color w:val="0066CC"/>
+          <w:color w:val="0000FF"/>
           <w:sz w:val="24"/>
           <w:u w:val="single"/>
         </w:rPr>
@@ -4125,7 +3992,7 @@
           <w:rFonts w:ascii="Charis SIL Regular" w:hAnsi="Charis SIL Regular" w:eastAsia="Charis SIL Regular"/>
           <w:b w:val="0"/>
           <w:i w:val="0"/>
-          <w:color w:val="0066CC"/>
+          <w:color w:val="0000FF"/>
           <w:sz w:val="24"/>
           <w:u w:val="single"/>
         </w:rPr>
@@ -4136,7 +4003,7 @@
           <w:rFonts w:ascii="Charis SIL Regular" w:hAnsi="Charis SIL Regular" w:eastAsia="Charis SIL Regular"/>
           <w:b w:val="0"/>
           <w:i w:val="0"/>
-          <w:color w:val="0066CC"/>
+          <w:color w:val="0000FF"/>
           <w:sz w:val="24"/>
           <w:u w:val="single"/>
         </w:rPr>
@@ -4154,7 +4021,7 @@
           <w:rFonts w:ascii="Charis SIL Regular" w:hAnsi="Charis SIL Regular" w:eastAsia="Charis SIL Regular"/>
           <w:b w:val="0"/>
           <w:i w:val="0"/>
-          <w:color w:val="0066CC"/>
+          <w:color w:val="0000FF"/>
           <w:sz w:val="24"/>
           <w:u w:val="single"/>
         </w:rPr>
@@ -4165,7 +4032,7 @@
           <w:rFonts w:ascii="Charis SIL Regular" w:hAnsi="Charis SIL Regular" w:eastAsia="Charis SIL Regular"/>
           <w:b w:val="0"/>
           <w:i w:val="0"/>
-          <w:color w:val="0066CC"/>
+          <w:color w:val="0000FF"/>
           <w:sz w:val="24"/>
           <w:u w:val="single"/>
         </w:rPr>
@@ -4183,7 +4050,7 @@
           <w:rFonts w:ascii="Charis SIL Regular" w:hAnsi="Charis SIL Regular" w:eastAsia="Charis SIL Regular"/>
           <w:b w:val="0"/>
           <w:i w:val="0"/>
-          <w:color w:val="0066CC"/>
+          <w:color w:val="0000FF"/>
           <w:sz w:val="24"/>
           <w:u w:val="single"/>
         </w:rPr>
@@ -4194,7 +4061,7 @@
           <w:rFonts w:ascii="Charis SIL Regular" w:hAnsi="Charis SIL Regular" w:eastAsia="Charis SIL Regular"/>
           <w:b w:val="0"/>
           <w:i w:val="0"/>
-          <w:color w:val="0066CC"/>
+          <w:color w:val="0000FF"/>
           <w:sz w:val="24"/>
           <w:u w:val="single"/>
         </w:rPr>
@@ -4212,7 +4079,7 @@
           <w:rFonts w:ascii="Charis SIL Regular" w:hAnsi="Charis SIL Regular" w:eastAsia="Charis SIL Regular"/>
           <w:b w:val="0"/>
           <w:i w:val="0"/>
-          <w:color w:val="0066CC"/>
+          <w:color w:val="0000FF"/>
           <w:sz w:val="24"/>
           <w:u w:val="single"/>
         </w:rPr>
@@ -4223,7 +4090,7 @@
           <w:rFonts w:ascii="Charis SIL Regular" w:hAnsi="Charis SIL Regular" w:eastAsia="Charis SIL Regular"/>
           <w:b w:val="0"/>
           <w:i w:val="0"/>
-          <w:color w:val="0066CC"/>
+          <w:color w:val="0000FF"/>
           <w:sz w:val="24"/>
           <w:u w:val="single"/>
         </w:rPr>
@@ -4241,7 +4108,7 @@
           <w:rFonts w:ascii="Charis SIL Regular" w:hAnsi="Charis SIL Regular" w:eastAsia="Charis SIL Regular"/>
           <w:b w:val="0"/>
           <w:i w:val="0"/>
-          <w:color w:val="0066CC"/>
+          <w:color w:val="0000FF"/>
           <w:sz w:val="24"/>
           <w:u w:val="single"/>
         </w:rPr>
@@ -4252,7 +4119,7 @@
           <w:rFonts w:ascii="Charis SIL Regular" w:hAnsi="Charis SIL Regular" w:eastAsia="Charis SIL Regular"/>
           <w:b w:val="0"/>
           <w:i w:val="0"/>
-          <w:color w:val="0066CC"/>
+          <w:color w:val="0000FF"/>
           <w:sz w:val="24"/>
           <w:u w:val="single"/>
         </w:rPr>
@@ -4270,7 +4137,7 @@
           <w:rFonts w:ascii="Charis SIL Regular" w:hAnsi="Charis SIL Regular" w:eastAsia="Charis SIL Regular"/>
           <w:b w:val="0"/>
           <w:i w:val="0"/>
-          <w:color w:val="0066CC"/>
+          <w:color w:val="0000FF"/>
           <w:sz w:val="24"/>
           <w:u w:val="single"/>
         </w:rPr>
@@ -4295,18 +4162,25 @@
       </w:r>
       <w:r>
         <w:rPr>
-          <w:u w:val="single" w:color="0066cc"/>
+          <w:u w:val="single" w:color="0000ff"/>
           <w:rFonts w:ascii="Charis SIL Regular" w:hAnsi="Charis SIL Regular" w:eastAsia="Charis SIL Regular"/>
           <w:b w:val="0"/>
           <w:i w:val="0"/>
           <w:color w:val="000000"/>
           <w:sz w:val="24"/>
         </w:rPr>
-        <w:t>o sho</w:t>
-      </w:r>
-      <w:r>
-        <w:rPr>
-          <w:u w:val="single" w:color="0066cc"/>
+        <w:hyperlink r:id="rId25" w:history="1">
+          <w:r>
+            <w:rPr>
+              <w:rStyle w:val="Hyperlink"/>
+            </w:rPr>
+            <w:t>o sho</w:t>
+          </w:r>
+        </w:hyperlink>
+      </w:r>
+      <w:r>
+        <w:rPr>
+          <w:u w:val="single" w:color="0000ff"/>
           <w:rFonts w:ascii="Charis SIL Regular" w:hAnsi="Charis SIL Regular" w:eastAsia="Charis SIL Regular"/>
           <w:b w:val="0"/>
           <w:i w:val="0"/>
@@ -4324,7 +4198,7 @@
       </w:r>
       <w:r>
         <w:rPr>
-          <w:u w:val="single" w:color="0066cc"/>
+          <w:u w:val="single" w:color="0000ff"/>
           <w:rFonts w:ascii="Charis SIL Regular" w:hAnsi="Charis SIL Regular" w:eastAsia="Charis SIL Regular"/>
           <w:b w:val="0"/>
           <w:i w:val="0"/>
@@ -4342,7 +4216,7 @@
       </w:r>
       <w:r>
         <w:rPr>
-          <w:u w:val="single" w:color="0066cc"/>
+          <w:u w:val="single" w:color="0000ff"/>
           <w:rFonts w:ascii="Charis SIL Regular" w:hAnsi="Charis SIL Regular" w:eastAsia="Charis SIL Regular"/>
           <w:b w:val="0"/>
           <w:i w:val="0"/>
@@ -4360,7 +4234,7 @@
       </w:r>
       <w:r>
         <w:rPr>
-          <w:u w:val="single" w:color="0066cc"/>
+          <w:u w:val="single" w:color="0000ff"/>
           <w:rFonts w:ascii="Charis SIL Regular" w:hAnsi="Charis SIL Regular" w:eastAsia="Charis SIL Regular"/>
           <w:b w:val="0"/>
           <w:i w:val="0"/>
@@ -4378,7 +4252,7 @@
       </w:r>
       <w:r>
         <w:rPr>
-          <w:u w:val="single" w:color="0066cc"/>
+          <w:u w:val="single" w:color="0000ff"/>
           <w:rFonts w:ascii="Charis SIL Regular" w:hAnsi="Charis SIL Regular" w:eastAsia="Charis SIL Regular"/>
           <w:b w:val="0"/>
           <w:i w:val="0"/>
@@ -4389,7 +4263,7 @@
       </w:r>
       <w:r>
         <w:rPr>
-          <w:u w:val="single" w:color="0066cc"/>
+          <w:u w:val="single" w:color="0000ff"/>
           <w:rFonts w:ascii="Charis SIL Regular" w:hAnsi="Charis SIL Regular" w:eastAsia="Charis SIL Regular"/>
           <w:b w:val="0"/>
           <w:i w:val="0"/>
@@ -4407,7 +4281,7 @@
       </w:r>
       <w:r>
         <w:rPr>
-          <w:u w:val="single" w:color="0066cc"/>
+          <w:u w:val="single" w:color="0000ff"/>
           <w:rFonts w:ascii="Charis SIL Regular" w:hAnsi="Charis SIL Regular" w:eastAsia="Charis SIL Regular"/>
           <w:b w:val="0"/>
           <w:i w:val="0"/>
@@ -4425,7 +4299,7 @@
       </w:r>
       <w:r>
         <w:rPr>
-          <w:u w:val="single" w:color="0066cc"/>
+          <w:u w:val="single" w:color="0000ff"/>
           <w:rFonts w:ascii="Charis SIL Regular" w:hAnsi="Charis SIL Regular" w:eastAsia="Charis SIL Regular"/>
           <w:b w:val="0"/>
           <w:i w:val="0"/>
@@ -4443,7 +4317,7 @@
       </w:r>
       <w:r>
         <w:rPr>
-          <w:u w:val="single" w:color="0066cc"/>
+          <w:u w:val="single" w:color="0000ff"/>
           <w:rFonts w:ascii="Charis SIL Regular" w:hAnsi="Charis SIL Regular" w:eastAsia="Charis SIL Regular"/>
           <w:b w:val="0"/>
           <w:i w:val="0"/>
@@ -4461,7 +4335,7 @@
       </w:r>
       <w:r>
         <w:rPr>
-          <w:u w:val="single" w:color="0066cc"/>
+          <w:u w:val="single" w:color="0000ff"/>
           <w:rFonts w:ascii="Charis SIL Regular" w:hAnsi="Charis SIL Regular" w:eastAsia="Charis SIL Regular"/>
           <w:b w:val="0"/>
           <w:i w:val="0"/>
@@ -4479,7 +4353,7 @@
       </w:r>
       <w:r>
         <w:rPr>
-          <w:u w:val="single" w:color="0066cc"/>
+          <w:u w:val="single" w:color="0000ff"/>
           <w:rFonts w:ascii="Charis SIL Regular" w:hAnsi="Charis SIL Regular" w:eastAsia="Charis SIL Regular"/>
           <w:b w:val="0"/>
           <w:i w:val="0"/>
@@ -4497,7 +4371,7 @@
       </w:r>
       <w:r>
         <w:rPr>
-          <w:u w:val="single" w:color="0066cc"/>
+          <w:u w:val="single" w:color="0000ff"/>
           <w:rFonts w:ascii="Charis SIL Regular" w:hAnsi="Charis SIL Regular" w:eastAsia="Charis SIL Regular"/>
           <w:b w:val="0"/>
           <w:i w:val="0"/>
@@ -4515,7 +4389,7 @@
       </w:r>
       <w:r>
         <w:rPr>
-          <w:u w:val="single" w:color="0066cc"/>
+          <w:u w:val="single" w:color="0000ff"/>
           <w:rFonts w:ascii="Charis SIL Regular" w:hAnsi="Charis SIL Regular" w:eastAsia="Charis SIL Regular"/>
           <w:b w:val="0"/>
           <w:i w:val="0"/>
@@ -4533,7 +4407,7 @@
       </w:r>
       <w:r>
         <w:rPr>
-          <w:u w:val="single" w:color="0066cc"/>
+          <w:u w:val="single" w:color="0000ff"/>
           <w:rFonts w:ascii="Charis SIL Regular" w:hAnsi="Charis SIL Regular" w:eastAsia="Charis SIL Regular"/>
           <w:b w:val="0"/>
           <w:i w:val="0"/>
@@ -4594,7 +4468,7 @@
           <w:rFonts w:ascii="Charis SIL Regular" w:hAnsi="Charis SIL Regular" w:eastAsia="Charis SIL Regular"/>
           <w:b w:val="0"/>
           <w:i w:val="0"/>
-          <w:color w:val="0066CC"/>
+          <w:color w:val="0000FF"/>
           <w:sz w:val="24"/>
           <w:u w:val="single"/>
         </w:rPr>
@@ -4629,7 +4503,7 @@
       </w:r>
       <w:r>
         <w:rPr>
-          <w:u w:val="single" w:color="0066cc"/>
+          <w:u w:val="single" w:color="0000ff"/>
           <w:rFonts w:ascii="Charis SIL Regular" w:hAnsi="Charis SIL Regular" w:eastAsia="Charis SIL Regular"/>
           <w:b w:val="0"/>
           <w:i w:val="0"/>
@@ -4710,7 +4584,7 @@
           <w:rFonts w:ascii="Charis SIL Regular" w:hAnsi="Charis SIL Regular" w:eastAsia="Charis SIL Regular"/>
           <w:b w:val="0"/>
           <w:i w:val="0"/>
-          <w:color w:val="0066CC"/>
+          <w:color w:val="0000FF"/>
           <w:sz w:val="24"/>
           <w:u w:val="single"/>
         </w:rPr>
@@ -4734,33 +4608,67 @@
           <w:rFonts w:ascii="Charis SIL Regular" w:hAnsi="Charis SIL Regular" w:eastAsia="Charis SIL Regular"/>
           <w:b w:val="0"/>
           <w:i w:val="0"/>
-          <w:color w:val="0066CC"/>
+          <w:color w:val="0000FF"/>
           <w:sz w:val="24"/>
           <w:u w:val="single"/>
         </w:rPr>
-        <w:t>Scientific research in colonised terr</w:t>
-      </w:r>
-      <w:r>
-        <w:rPr>
-          <w:rFonts w:ascii="Charis SIL Regular" w:hAnsi="Charis SIL Regular" w:eastAsia="Charis SIL Regular"/>
-          <w:b w:val="0"/>
-          <w:i w:val="0"/>
-          <w:color w:val="0066CC"/>
+        <w:t>Scientific research in colonised terri</w:t>
+      </w:r>
+      <w:r>
+        <w:rPr>
+          <w:rFonts w:ascii="Charis SIL Regular" w:hAnsi="Charis SIL Regular" w:eastAsia="Charis SIL Regular"/>
+          <w:b w:val="0"/>
+          <w:i w:val="0"/>
+          <w:color w:val="0000FF"/>
           <w:sz w:val="24"/>
           <w:u w:val="single"/>
         </w:rPr>
-        <w:t>i</w:t>
-      </w:r>
-      <w:r>
-        <w:rPr>
-          <w:rFonts w:ascii="Charis SIL Regular" w:hAnsi="Charis SIL Regular" w:eastAsia="Charis SIL Regular"/>
-          <w:b w:val="0"/>
-          <w:i w:val="0"/>
-          <w:color w:val="0066CC"/>
+        <w:t>torie</w:t>
+      </w:r>
+      <w:r>
+        <w:rPr>
+          <w:rFonts w:ascii="Charis SIL Regular" w:hAnsi="Charis SIL Regular" w:eastAsia="Charis SIL Regular"/>
+          <w:b w:val="0"/>
+          <w:i w:val="0"/>
+          <w:color w:val="0000FF"/>
+          <w:sz w:val="24"/>
+        </w:rPr>
+        <w:t>s</w:t>
+      </w:r>
+      <w:r>
+        <w:br/>
+      </w:r>
+      <w:r>
+        <w:rPr>
+          <w:rFonts w:ascii="Charis SIL Regular" w:hAnsi="Charis SIL Regular" w:eastAsia="Charis SIL Regular"/>
+          <w:b w:val="0"/>
+          <w:i w:val="0"/>
+          <w:color w:val="000000"/>
+          <w:sz w:val="24"/>
+        </w:rPr>
+        <w:t xml:space="preserve">•  </w:t>
+      </w:r>
+      <w:r>
+        <w:rPr>
+          <w:rFonts w:ascii="Charis SIL Regular" w:hAnsi="Charis SIL Regular" w:eastAsia="Charis SIL Regular"/>
+          <w:b w:val="0"/>
+          <w:i w:val="0"/>
+          <w:color w:val="0000FF"/>
           <w:sz w:val="24"/>
           <w:u w:val="single"/>
         </w:rPr>
-        <w:t>tories</w:t>
+        <w:t>The trade in objects from a colonial conte</w:t>
+      </w:r>
+      <w:r>
+        <w:rPr>
+          <w:rFonts w:ascii="Charis SIL Regular" w:hAnsi="Charis SIL Regular" w:eastAsia="Charis SIL Regular"/>
+          <w:b w:val="0"/>
+          <w:i w:val="0"/>
+          <w:color w:val="0000FF"/>
+          <w:sz w:val="24"/>
+          <w:u w:val="single"/>
+        </w:rPr>
+        <w:t>xt</w:t>
       </w:r>
       <w:r>
         <w:br/>
@@ -4780,22 +4688,35 @@
           <w:rFonts w:ascii="Charis SIL Regular" w:hAnsi="Charis SIL Regular" w:eastAsia="Charis SIL Regular"/>
           <w:b w:val="0"/>
           <w:i w:val="0"/>
-          <w:color w:val="0066CC"/>
+          <w:color w:val="0000FF"/>
           <w:sz w:val="24"/>
           <w:u w:val="single"/>
         </w:rPr>
-        <w:t>The trade in objects from a colonial conte</w:t>
-      </w:r>
-      <w:r>
-        <w:rPr>
-          <w:rFonts w:ascii="Charis SIL Regular" w:hAnsi="Charis SIL Regular" w:eastAsia="Charis SIL Regular"/>
-          <w:b w:val="0"/>
-          <w:i w:val="0"/>
-          <w:color w:val="0066CC"/>
+        <w:t>Artis Ethnographic Museum</w:t>
+      </w:r>
+      <w:r>
+        <w:br/>
+      </w:r>
+      <w:r>
+        <w:rPr>
+          <w:rFonts w:ascii="Charis SIL Regular" w:hAnsi="Charis SIL Regular" w:eastAsia="Charis SIL Regular"/>
+          <w:b w:val="0"/>
+          <w:i w:val="0"/>
+          <w:color w:val="000000"/>
+          <w:sz w:val="24"/>
+        </w:rPr>
+        <w:t xml:space="preserve">•  </w:t>
+      </w:r>
+      <w:r>
+        <w:rPr>
+          <w:rFonts w:ascii="Charis SIL Regular" w:hAnsi="Charis SIL Regular" w:eastAsia="Charis SIL Regular"/>
+          <w:b w:val="0"/>
+          <w:i w:val="0"/>
+          <w:color w:val="0000FF"/>
           <w:sz w:val="24"/>
           <w:u w:val="single"/>
         </w:rPr>
-        <w:t>xt</w:t>
+        <w:t>Wereldmuseum Amsterdam</w:t>
       </w:r>
       <w:r>
         <w:br/>
@@ -4815,11 +4736,11 @@
           <w:rFonts w:ascii="Charis SIL Regular" w:hAnsi="Charis SIL Regular" w:eastAsia="Charis SIL Regular"/>
           <w:b w:val="0"/>
           <w:i w:val="0"/>
-          <w:color w:val="0066CC"/>
+          <w:color w:val="0000FF"/>
           <w:sz w:val="24"/>
           <w:u w:val="single"/>
         </w:rPr>
-        <w:t>Artis Ethnographic Museum</w:t>
+        <w:t>Wereldmuseum Leiden</w:t>
       </w:r>
       <w:r>
         <w:br/>
@@ -4839,11 +4760,22 @@
           <w:rFonts w:ascii="Charis SIL Regular" w:hAnsi="Charis SIL Regular" w:eastAsia="Charis SIL Regular"/>
           <w:b w:val="0"/>
           <w:i w:val="0"/>
-          <w:color w:val="0066CC"/>
+          <w:color w:val="0000FF"/>
           <w:sz w:val="24"/>
           <w:u w:val="single"/>
         </w:rPr>
-        <w:t>Wereldmuseum Amsterdam</w:t>
+        <w:t>Wereldmuseum Rotter</w:t>
+      </w:r>
+      <w:r>
+        <w:rPr>
+          <w:rFonts w:ascii="Charis SIL Regular" w:hAnsi="Charis SIL Regular" w:eastAsia="Charis SIL Regular"/>
+          <w:b w:val="0"/>
+          <w:i w:val="0"/>
+          <w:color w:val="0000FF"/>
+          <w:sz w:val="24"/>
+          <w:u w:val="single"/>
+        </w:rPr>
+        <w:t>dam</w:t>
       </w:r>
       <w:r>
         <w:br/>
@@ -4863,11 +4795,11 @@
           <w:rFonts w:ascii="Charis SIL Regular" w:hAnsi="Charis SIL Regular" w:eastAsia="Charis SIL Regular"/>
           <w:b w:val="0"/>
           <w:i w:val="0"/>
-          <w:color w:val="0066CC"/>
+          <w:color w:val="0000FF"/>
           <w:sz w:val="24"/>
           <w:u w:val="single"/>
         </w:rPr>
-        <w:t>Wereldmuseum Leiden</w:t>
+        <w:t>Rijksmuseum Amsterdam</w:t>
       </w:r>
       <w:r>
         <w:br/>
@@ -4887,22 +4819,46 @@
           <w:rFonts w:ascii="Charis SIL Regular" w:hAnsi="Charis SIL Regular" w:eastAsia="Charis SIL Regular"/>
           <w:b w:val="0"/>
           <w:i w:val="0"/>
-          <w:color w:val="0066CC"/>
+          <w:color w:val="0000FF"/>
           <w:sz w:val="24"/>
           <w:u w:val="single"/>
         </w:rPr>
-        <w:t>Wereldmuseum Rotter</w:t>
-      </w:r>
-      <w:r>
-        <w:rPr>
-          <w:rFonts w:ascii="Charis SIL Regular" w:hAnsi="Charis SIL Regular" w:eastAsia="Charis SIL Regular"/>
-          <w:b w:val="0"/>
-          <w:i w:val="0"/>
-          <w:color w:val="0066CC"/>
+        <w:t>Museum Nusantara</w:t>
+      </w:r>
+      <w:r>
+        <w:br/>
+      </w:r>
+      <w:r>
+        <w:rPr>
+          <w:rFonts w:ascii="Charis SIL Regular" w:hAnsi="Charis SIL Regular" w:eastAsia="Charis SIL Regular"/>
+          <w:b w:val="0"/>
+          <w:i w:val="0"/>
+          <w:color w:val="000000"/>
+          <w:sz w:val="24"/>
+        </w:rPr>
+        <w:t xml:space="preserve">•  </w:t>
+      </w:r>
+      <w:r>
+        <w:rPr>
+          <w:rFonts w:ascii="Charis SIL Regular" w:hAnsi="Charis SIL Regular" w:eastAsia="Charis SIL Regular"/>
+          <w:b w:val="0"/>
+          <w:i w:val="0"/>
+          <w:color w:val="0000FF"/>
           <w:sz w:val="24"/>
           <w:u w:val="single"/>
         </w:rPr>
-        <w:t>dam</w:t>
+        <w:t>Naturalis Biodiversi</w:t>
+      </w:r>
+      <w:r>
+        <w:rPr>
+          <w:rFonts w:ascii="Charis SIL Regular" w:hAnsi="Charis SIL Regular" w:eastAsia="Charis SIL Regular"/>
+          <w:b w:val="0"/>
+          <w:i w:val="0"/>
+          <w:color w:val="0000FF"/>
+          <w:sz w:val="24"/>
+          <w:u w:val="single"/>
+        </w:rPr>
+        <w:t>ty Center</w:t>
       </w:r>
       <w:r>
         <w:br/>
@@ -4922,90 +4878,7 @@
           <w:rFonts w:ascii="Charis SIL Regular" w:hAnsi="Charis SIL Regular" w:eastAsia="Charis SIL Regular"/>
           <w:b w:val="0"/>
           <w:i w:val="0"/>
-          <w:color w:val="0066CC"/>
-          <w:sz w:val="24"/>
-          <w:u w:val="single"/>
-        </w:rPr>
-        <w:t>Rijksmuseum Amsterdam</w:t>
-      </w:r>
-      <w:r>
-        <w:br/>
-      </w:r>
-      <w:r>
-        <w:rPr>
-          <w:rFonts w:ascii="Charis SIL Regular" w:hAnsi="Charis SIL Regular" w:eastAsia="Charis SIL Regular"/>
-          <w:b w:val="0"/>
-          <w:i w:val="0"/>
-          <w:color w:val="000000"/>
-          <w:sz w:val="24"/>
-        </w:rPr>
-        <w:t xml:space="preserve">•  </w:t>
-      </w:r>
-      <w:r>
-        <w:rPr>
-          <w:rFonts w:ascii="Charis SIL Regular" w:hAnsi="Charis SIL Regular" w:eastAsia="Charis SIL Regular"/>
-          <w:b w:val="0"/>
-          <w:i w:val="0"/>
-          <w:color w:val="0066CC"/>
-          <w:sz w:val="24"/>
-          <w:u w:val="single"/>
-        </w:rPr>
-        <w:t>Museum Nusantara</w:t>
-      </w:r>
-      <w:r>
-        <w:br/>
-      </w:r>
-      <w:r>
-        <w:rPr>
-          <w:rFonts w:ascii="Charis SIL Regular" w:hAnsi="Charis SIL Regular" w:eastAsia="Charis SIL Regular"/>
-          <w:b w:val="0"/>
-          <w:i w:val="0"/>
-          <w:color w:val="000000"/>
-          <w:sz w:val="24"/>
-        </w:rPr>
-        <w:t xml:space="preserve">•  </w:t>
-      </w:r>
-      <w:r>
-        <w:rPr>
-          <w:rFonts w:ascii="Charis SIL Regular" w:hAnsi="Charis SIL Regular" w:eastAsia="Charis SIL Regular"/>
-          <w:b w:val="0"/>
-          <w:i w:val="0"/>
-          <w:color w:val="0066CC"/>
-          <w:sz w:val="24"/>
-          <w:u w:val="single"/>
-        </w:rPr>
-        <w:t>Naturalis Biodiversi</w:t>
-      </w:r>
-      <w:r>
-        <w:rPr>
-          <w:rFonts w:ascii="Charis SIL Regular" w:hAnsi="Charis SIL Regular" w:eastAsia="Charis SIL Regular"/>
-          <w:b w:val="0"/>
-          <w:i w:val="0"/>
-          <w:color w:val="0066CC"/>
-          <w:sz w:val="24"/>
-          <w:u w:val="single"/>
-        </w:rPr>
-        <w:t>ty Center</w:t>
-      </w:r>
-      <w:r>
-        <w:br/>
-      </w:r>
-      <w:r>
-        <w:rPr>
-          <w:rFonts w:ascii="Charis SIL Regular" w:hAnsi="Charis SIL Regular" w:eastAsia="Charis SIL Regular"/>
-          <w:b w:val="0"/>
-          <w:i w:val="0"/>
-          <w:color w:val="000000"/>
-          <w:sz w:val="24"/>
-        </w:rPr>
-        <w:t xml:space="preserve">•  </w:t>
-      </w:r>
-      <w:r>
-        <w:rPr>
-          <w:rFonts w:ascii="Charis SIL Regular" w:hAnsi="Charis SIL Regular" w:eastAsia="Charis SIL Regular"/>
-          <w:b w:val="0"/>
-          <w:i w:val="0"/>
-          <w:color w:val="0066CC"/>
+          <w:color w:val="0000FF"/>
           <w:sz w:val="24"/>
           <w:u w:val="single"/>
         </w:rPr>
@@ -5178,7 +5051,7 @@
           <w:rFonts w:ascii="Charis SIL Regular" w:hAnsi="Charis SIL Regular" w:eastAsia="Charis SIL Regular"/>
           <w:b w:val="0"/>
           <w:i w:val="0"/>
-          <w:color w:val="0066CC"/>
+          <w:color w:val="0000FF"/>
           <w:sz w:val="24"/>
           <w:u w:val="single"/>
         </w:rPr>
@@ -5196,7 +5069,7 @@
           <w:rFonts w:ascii="Charis SIL Regular" w:hAnsi="Charis SIL Regular" w:eastAsia="Charis SIL Regular"/>
           <w:b w:val="0"/>
           <w:i w:val="0"/>
-          <w:color w:val="0066CC"/>
+          <w:color w:val="0000FF"/>
           <w:sz w:val="24"/>
           <w:u w:val="single"/>
         </w:rPr>
@@ -5214,7 +5087,7 @@
           <w:rFonts w:ascii="Charis SIL Regular" w:hAnsi="Charis SIL Regular" w:eastAsia="Charis SIL Regular"/>
           <w:b w:val="0"/>
           <w:i w:val="0"/>
-          <w:color w:val="0066CC"/>
+          <w:color w:val="0000FF"/>
           <w:sz w:val="24"/>
           <w:u w:val="single"/>
         </w:rPr>
@@ -5232,7 +5105,7 @@
           <w:rFonts w:ascii="Charis SIL Regular" w:hAnsi="Charis SIL Regular" w:eastAsia="Charis SIL Regular"/>
           <w:b w:val="0"/>
           <w:i w:val="0"/>
-          <w:color w:val="0066CC"/>
+          <w:color w:val="0000FF"/>
           <w:sz w:val="24"/>
           <w:u w:val="single"/>
         </w:rPr>
@@ -5250,7 +5123,7 @@
           <w:rFonts w:ascii="Charis SIL Regular" w:hAnsi="Charis SIL Regular" w:eastAsia="Charis SIL Regular"/>
           <w:b w:val="0"/>
           <w:i w:val="0"/>
-          <w:color w:val="0066CC"/>
+          <w:color w:val="0000FF"/>
           <w:sz w:val="24"/>
           <w:u w:val="single"/>
         </w:rPr>
@@ -5268,7 +5141,7 @@
           <w:rFonts w:ascii="Charis SIL Regular" w:hAnsi="Charis SIL Regular" w:eastAsia="Charis SIL Regular"/>
           <w:b w:val="0"/>
           <w:i w:val="0"/>
-          <w:color w:val="0066CC"/>
+          <w:color w:val="0000FF"/>
           <w:sz w:val="24"/>
           <w:u w:val="single"/>
         </w:rPr>
@@ -5286,7 +5159,7 @@
           <w:rFonts w:ascii="Charis SIL Regular" w:hAnsi="Charis SIL Regular" w:eastAsia="Charis SIL Regular"/>
           <w:b w:val="0"/>
           <w:i w:val="0"/>
-          <w:color w:val="0066CC"/>
+          <w:color w:val="0000FF"/>
           <w:sz w:val="24"/>
           <w:u w:val="single"/>
         </w:rPr>
@@ -5304,7 +5177,7 @@
           <w:rFonts w:ascii="Charis SIL Regular" w:hAnsi="Charis SIL Regular" w:eastAsia="Charis SIL Regular"/>
           <w:b w:val="0"/>
           <w:i w:val="0"/>
-          <w:color w:val="0066CC"/>
+          <w:color w:val="0000FF"/>
           <w:sz w:val="24"/>
           <w:u w:val="single"/>
         </w:rPr>
@@ -5322,7 +5195,7 @@
           <w:rFonts w:ascii="Charis SIL Regular" w:hAnsi="Charis SIL Regular" w:eastAsia="Charis SIL Regular"/>
           <w:b w:val="0"/>
           <w:i w:val="0"/>
-          <w:color w:val="0066CC"/>
+          <w:color w:val="0000FF"/>
           <w:sz w:val="24"/>
           <w:u w:val="single"/>
         </w:rPr>
@@ -5440,7 +5313,7 @@
           <w:rFonts w:ascii="Charis SIL Regular" w:hAnsi="Charis SIL Regular" w:eastAsia="Charis SIL Regular"/>
           <w:b w:val="0"/>
           <w:i w:val="0"/>
-          <w:color w:val="0066CC"/>
+          <w:color w:val="0000FF"/>
           <w:sz w:val="24"/>
           <w:u w:val="single"/>
         </w:rPr>
@@ -5458,7 +5331,7 @@
           <w:rFonts w:ascii="Charis SIL Regular" w:hAnsi="Charis SIL Regular" w:eastAsia="Charis SIL Regular"/>
           <w:b w:val="0"/>
           <w:i w:val="0"/>
-          <w:color w:val="0066CC"/>
+          <w:color w:val="0000FF"/>
           <w:sz w:val="24"/>
           <w:u w:val="single"/>
         </w:rPr>
@@ -5476,7 +5349,7 @@
           <w:rFonts w:ascii="Charis SIL Regular" w:hAnsi="Charis SIL Regular" w:eastAsia="Charis SIL Regular"/>
           <w:b w:val="0"/>
           <w:i w:val="0"/>
-          <w:color w:val="0066CC"/>
+          <w:color w:val="0000FF"/>
           <w:sz w:val="24"/>
           <w:u w:val="single"/>
         </w:rPr>
@@ -5494,7 +5367,7 @@
           <w:rFonts w:ascii="Charis SIL Regular" w:hAnsi="Charis SIL Regular" w:eastAsia="Charis SIL Regular"/>
           <w:b w:val="0"/>
           <w:i w:val="0"/>
-          <w:color w:val="0066CC"/>
+          <w:color w:val="0000FF"/>
           <w:sz w:val="24"/>
           <w:u w:val="single"/>
         </w:rPr>
@@ -5503,7 +5376,7 @@
             <w:rPr>
               <w:rStyle w:val="Hyperlink"/>
             </w:rPr>
-            <w:t>file/49d013d5-078</w:t>
+            <w:t>file/49d013d5-0786</w:t>
           </w:r>
         </w:hyperlink>
       </w:r>
@@ -5512,15 +5385,27 @@
           <w:rFonts w:ascii="Charis SIL Regular" w:hAnsi="Charis SIL Regular" w:eastAsia="Charis SIL Regular"/>
           <w:b w:val="0"/>
           <w:i w:val="0"/>
-          <w:color w:val="0066CC"/>
-          <w:sz w:val="24"/>
+          <w:color w:val="0000FF"/>
+          <w:sz w:val="24"/>
+          <w:u w:val="single"/>
+        </w:rPr>
+        <w:t>-</w:t>
+      </w:r>
+      <w:r>
+        <w:rPr>
+          <w:rFonts w:ascii="Charis SIL Regular" w:hAnsi="Charis SIL Regular" w:eastAsia="Charis SIL Regular"/>
+          <w:b w:val="0"/>
+          <w:i w:val="0"/>
+          <w:color w:val="0000FF"/>
+          <w:sz w:val="24"/>
+          <w:u w:val="single"/>
         </w:rPr>
         <w:hyperlink r:id="rId27" w:history="1">
           <w:r>
             <w:rPr>
               <w:rStyle w:val="Hyperlink"/>
             </w:rPr>
-            <w:t>6</w:t>
+            <w:t>db08</w:t>
           </w:r>
         </w:hyperlink>
       </w:r>
@@ -5529,7 +5414,7 @@
           <w:rFonts w:ascii="Charis SIL Regular" w:hAnsi="Charis SIL Regular" w:eastAsia="Charis SIL Regular"/>
           <w:b w:val="0"/>
           <w:i w:val="0"/>
-          <w:color w:val="0066CC"/>
+          <w:color w:val="0000FF"/>
           <w:sz w:val="24"/>
         </w:rPr>
         <w:t>-</w:t>
@@ -5539,25 +5424,7 @@
           <w:rFonts w:ascii="Charis SIL Regular" w:hAnsi="Charis SIL Regular" w:eastAsia="Charis SIL Regular"/>
           <w:b w:val="0"/>
           <w:i w:val="0"/>
-          <w:color w:val="0066CC"/>
-          <w:sz w:val="24"/>
-          <w:u w:val="single"/>
-        </w:rPr>
-        <w:hyperlink r:id="rId27" w:history="1">
-          <w:r>
-            <w:rPr>
-              <w:rStyle w:val="Hyperlink"/>
-            </w:rPr>
-            <w:t>db08-</w:t>
-          </w:r>
-        </w:hyperlink>
-      </w:r>
-      <w:r>
-        <w:rPr>
-          <w:rFonts w:ascii="Charis SIL Regular" w:hAnsi="Charis SIL Regular" w:eastAsia="Charis SIL Regular"/>
-          <w:b w:val="0"/>
-          <w:i w:val="0"/>
-          <w:color w:val="0066CC"/>
+          <w:color w:val="0000FF"/>
           <w:sz w:val="24"/>
           <w:u w:val="single"/>
         </w:rPr>
@@ -5575,7 +5442,7 @@
           <w:rFonts w:ascii="Charis SIL Regular" w:hAnsi="Charis SIL Regular" w:eastAsia="Charis SIL Regular"/>
           <w:b w:val="0"/>
           <w:i w:val="0"/>
-          <w:color w:val="0066CC"/>
+          <w:color w:val="0000FF"/>
           <w:sz w:val="24"/>
           <w:u w:val="single"/>
         </w:rPr>
@@ -5753,7 +5620,7 @@
           <w:rFonts w:ascii="Charis SIL Regular" w:hAnsi="Charis SIL Regular" w:eastAsia="Charis SIL Regular"/>
           <w:b w:val="0"/>
           <w:i w:val="0"/>
-          <w:color w:val="0066CC"/>
+          <w:color w:val="0000FF"/>
           <w:sz w:val="24"/>
           <w:u w:val="single"/>
         </w:rPr>
@@ -5771,7 +5638,7 @@
           <w:rFonts w:ascii="Charis SIL Regular" w:hAnsi="Charis SIL Regular" w:eastAsia="Charis SIL Regular"/>
           <w:b w:val="0"/>
           <w:i w:val="0"/>
-          <w:color w:val="0066CC"/>
+          <w:color w:val="0000FF"/>
           <w:sz w:val="24"/>
           <w:u w:val="single"/>
         </w:rPr>
@@ -5789,7 +5656,7 @@
           <w:rFonts w:ascii="Charis SIL Regular" w:hAnsi="Charis SIL Regular" w:eastAsia="Charis SIL Regular"/>
           <w:b w:val="0"/>
           <w:i w:val="0"/>
-          <w:color w:val="0066CC"/>
+          <w:color w:val="0000FF"/>
           <w:sz w:val="24"/>
           <w:u w:val="single"/>
         </w:rPr>
@@ -5817,7 +5684,7 @@
           <w:rFonts w:ascii="Charis SIL Regular" w:hAnsi="Charis SIL Regular" w:eastAsia="Charis SIL Regular"/>
           <w:b w:val="0"/>
           <w:i w:val="0"/>
-          <w:color w:val="0066CC"/>
+          <w:color w:val="0000FF"/>
           <w:sz w:val="24"/>
           <w:u w:val="single"/>
         </w:rPr>
@@ -5835,7 +5702,7 @@
           <w:rFonts w:ascii="Charis SIL Regular" w:hAnsi="Charis SIL Regular" w:eastAsia="Charis SIL Regular"/>
           <w:b w:val="0"/>
           <w:i w:val="0"/>
-          <w:color w:val="0066CC"/>
+          <w:color w:val="0000FF"/>
           <w:sz w:val="24"/>
           <w:u w:val="single"/>
         </w:rPr>
@@ -5846,7 +5713,7 @@
           <w:rFonts w:ascii="Charis SIL Regular" w:hAnsi="Charis SIL Regular" w:eastAsia="Charis SIL Regular"/>
           <w:b w:val="0"/>
           <w:i w:val="0"/>
-          <w:color w:val="0066CC"/>
+          <w:color w:val="0000FF"/>
           <w:sz w:val="24"/>
           <w:u w:val="single"/>
         </w:rPr>
@@ -5984,7 +5851,7 @@
           <w:rFonts w:ascii="Charis SIL Regular" w:hAnsi="Charis SIL Regular" w:eastAsia="Charis SIL Regular"/>
           <w:b w:val="0"/>
           <w:i w:val="0"/>
-          <w:color w:val="0066CC"/>
+          <w:color w:val="0000FF"/>
           <w:sz w:val="24"/>
           <w:u w:val="single"/>
         </w:rPr>
@@ -6002,7 +5869,7 @@
           <w:rFonts w:ascii="Charis SIL Regular" w:hAnsi="Charis SIL Regular" w:eastAsia="Charis SIL Regular"/>
           <w:b w:val="0"/>
           <w:i w:val="0"/>
-          <w:color w:val="0066CC"/>
+          <w:color w:val="0000FF"/>
           <w:sz w:val="24"/>
           <w:u w:val="single"/>
         </w:rPr>
@@ -6020,7 +5887,7 @@
           <w:rFonts w:ascii="Charis SIL Regular" w:hAnsi="Charis SIL Regular" w:eastAsia="Charis SIL Regular"/>
           <w:b w:val="0"/>
           <w:i w:val="0"/>
-          <w:color w:val="0066CC"/>
+          <w:color w:val="0000FF"/>
           <w:sz w:val="24"/>
           <w:u w:val="single"/>
         </w:rPr>
@@ -6038,7 +5905,7 @@
           <w:rFonts w:ascii="Charis SIL Regular" w:hAnsi="Charis SIL Regular" w:eastAsia="Charis SIL Regular"/>
           <w:b w:val="0"/>
           <w:i w:val="0"/>
-          <w:color w:val="0066CC"/>
+          <w:color w:val="0000FF"/>
           <w:sz w:val="24"/>
           <w:u w:val="single"/>
         </w:rPr>
@@ -6066,7 +5933,7 @@
           <w:rFonts w:ascii="Charis SIL Regular" w:hAnsi="Charis SIL Regular" w:eastAsia="Charis SIL Regular"/>
           <w:b w:val="0"/>
           <w:i w:val="0"/>
-          <w:color w:val="0066CC"/>
+          <w:color w:val="0000FF"/>
           <w:sz w:val="24"/>
           <w:u w:val="single"/>
         </w:rPr>
@@ -6084,7 +5951,7 @@
           <w:rFonts w:ascii="Charis SIL Regular" w:hAnsi="Charis SIL Regular" w:eastAsia="Charis SIL Regular"/>
           <w:b w:val="0"/>
           <w:i w:val="0"/>
-          <w:color w:val="0066CC"/>
+          <w:color w:val="0000FF"/>
           <w:sz w:val="24"/>
           <w:u w:val="single"/>
         </w:rPr>
@@ -6095,7 +5962,7 @@
           <w:rFonts w:ascii="Charis SIL Regular" w:hAnsi="Charis SIL Regular" w:eastAsia="Charis SIL Regular"/>
           <w:b w:val="0"/>
           <w:i w:val="0"/>
-          <w:color w:val="0066CC"/>
+          <w:color w:val="0000FF"/>
           <w:sz w:val="24"/>
           <w:u w:val="single"/>
         </w:rPr>
@@ -6120,7 +5987,7 @@
       </w:r>
       <w:r>
         <w:rPr>
-          <w:u w:val="single" w:color="0066cc"/>
+          <w:u w:val="single" w:color="0000ff"/>
           <w:rFonts w:ascii="Charis SIL Regular" w:hAnsi="Charis SIL Regular" w:eastAsia="Charis SIL Regular"/>
           <w:b w:val="0"/>
           <w:i w:val="0"/>
@@ -6138,7 +6005,7 @@
       </w:r>
       <w:r>
         <w:rPr>
-          <w:u w:val="single" w:color="0066cc"/>
+          <w:u w:val="single" w:color="0000ff"/>
           <w:rFonts w:ascii="Charis SIL Regular" w:hAnsi="Charis SIL Regular" w:eastAsia="Charis SIL Regular"/>
           <w:b w:val="0"/>
           <w:i w:val="0"/>
@@ -6156,7 +6023,7 @@
       </w:r>
       <w:r>
         <w:rPr>
-          <w:u w:val="single" w:color="0066cc"/>
+          <w:u w:val="single" w:color="0000ff"/>
           <w:rFonts w:ascii="Charis SIL Regular" w:hAnsi="Charis SIL Regular" w:eastAsia="Charis SIL Regular"/>
           <w:b w:val="0"/>
           <w:i w:val="0"/>
@@ -6316,7 +6183,7 @@
           <w:rFonts w:ascii="Charis SIL Regular" w:hAnsi="Charis SIL Regular" w:eastAsia="Charis SIL Regular"/>
           <w:b w:val="0"/>
           <w:i w:val="0"/>
-          <w:color w:val="0066CC"/>
+          <w:color w:val="0000FF"/>
           <w:sz w:val="24"/>
           <w:u w:val="single"/>
         </w:rPr>
@@ -6334,7 +6201,7 @@
           <w:rFonts w:ascii="Charis SIL Regular" w:hAnsi="Charis SIL Regular" w:eastAsia="Charis SIL Regular"/>
           <w:b w:val="0"/>
           <w:i w:val="0"/>
-          <w:color w:val="0066CC"/>
+          <w:color w:val="0000FF"/>
           <w:sz w:val="24"/>
           <w:u w:val="single"/>
         </w:rPr>
@@ -6352,7 +6219,7 @@
           <w:rFonts w:ascii="Charis SIL Regular" w:hAnsi="Charis SIL Regular" w:eastAsia="Charis SIL Regular"/>
           <w:b w:val="0"/>
           <w:i w:val="0"/>
-          <w:color w:val="0066CC"/>
+          <w:color w:val="0000FF"/>
           <w:sz w:val="24"/>
           <w:u w:val="single"/>
         </w:rPr>
@@ -6380,7 +6247,7 @@
           <w:rFonts w:ascii="Charis SIL Regular" w:hAnsi="Charis SIL Regular" w:eastAsia="Charis SIL Regular"/>
           <w:b w:val="0"/>
           <w:i w:val="0"/>
-          <w:color w:val="0066CC"/>
+          <w:color w:val="0000FF"/>
           <w:sz w:val="24"/>
           <w:u w:val="single"/>
         </w:rPr>
@@ -6398,7 +6265,7 @@
           <w:rFonts w:ascii="Charis SIL Regular" w:hAnsi="Charis SIL Regular" w:eastAsia="Charis SIL Regular"/>
           <w:b w:val="0"/>
           <w:i w:val="0"/>
-          <w:color w:val="0066CC"/>
+          <w:color w:val="0000FF"/>
           <w:sz w:val="24"/>
           <w:u w:val="single"/>
         </w:rPr>
@@ -6409,7 +6276,7 @@
           <w:rFonts w:ascii="Charis SIL Regular" w:hAnsi="Charis SIL Regular" w:eastAsia="Charis SIL Regular"/>
           <w:b w:val="0"/>
           <w:i w:val="0"/>
-          <w:color w:val="0066CC"/>
+          <w:color w:val="0000FF"/>
           <w:sz w:val="24"/>
           <w:u w:val="single"/>
         </w:rPr>
@@ -6537,7 +6404,7 @@
           <w:rFonts w:ascii="Charis SIL Regular" w:hAnsi="Charis SIL Regular" w:eastAsia="Charis SIL Regular"/>
           <w:b w:val="0"/>
           <w:i w:val="0"/>
-          <w:color w:val="0066CC"/>
+          <w:color w:val="0000FF"/>
           <w:sz w:val="24"/>
           <w:u w:val="single"/>
         </w:rPr>
@@ -6555,7 +6422,7 @@
           <w:rFonts w:ascii="Charis SIL Regular" w:hAnsi="Charis SIL Regular" w:eastAsia="Charis SIL Regular"/>
           <w:b w:val="0"/>
           <w:i w:val="0"/>
-          <w:color w:val="0066CC"/>
+          <w:color w:val="0000FF"/>
           <w:sz w:val="24"/>
           <w:u w:val="single"/>
         </w:rPr>
@@ -6573,7 +6440,7 @@
           <w:rFonts w:ascii="Charis SIL Regular" w:hAnsi="Charis SIL Regular" w:eastAsia="Charis SIL Regular"/>
           <w:b w:val="0"/>
           <w:i w:val="0"/>
-          <w:color w:val="0066CC"/>
+          <w:color w:val="0000FF"/>
           <w:sz w:val="24"/>
           <w:u w:val="single"/>
         </w:rPr>
@@ -6601,7 +6468,7 @@
           <w:rFonts w:ascii="Charis SIL Regular" w:hAnsi="Charis SIL Regular" w:eastAsia="Charis SIL Regular"/>
           <w:b w:val="0"/>
           <w:i w:val="0"/>
-          <w:color w:val="0066CC"/>
+          <w:color w:val="0000FF"/>
           <w:sz w:val="24"/>
           <w:u w:val="single"/>
         </w:rPr>
@@ -6619,7 +6486,7 @@
           <w:rFonts w:ascii="Charis SIL Regular" w:hAnsi="Charis SIL Regular" w:eastAsia="Charis SIL Regular"/>
           <w:b w:val="0"/>
           <w:i w:val="0"/>
-          <w:color w:val="0066CC"/>
+          <w:color w:val="0000FF"/>
           <w:sz w:val="24"/>
           <w:u w:val="single"/>
         </w:rPr>
@@ -6630,7 +6497,7 @@
           <w:rFonts w:ascii="Charis SIL Regular" w:hAnsi="Charis SIL Regular" w:eastAsia="Charis SIL Regular"/>
           <w:b w:val="0"/>
           <w:i w:val="0"/>
-          <w:color w:val="0066CC"/>
+          <w:color w:val="0000FF"/>
           <w:sz w:val="24"/>
           <w:u w:val="single"/>
         </w:rPr>
@@ -6658,7 +6525,7 @@
           <w:rFonts w:ascii="Charis SIL Regular" w:hAnsi="Charis SIL Regular" w:eastAsia="Charis SIL Regular"/>
           <w:b w:val="0"/>
           <w:i w:val="0"/>
-          <w:color w:val="0066CC"/>
+          <w:color w:val="0000FF"/>
           <w:sz w:val="24"/>
           <w:u w:val="single"/>
         </w:rPr>
@@ -6676,7 +6543,7 @@
           <w:rFonts w:ascii="Charis SIL Regular" w:hAnsi="Charis SIL Regular" w:eastAsia="Charis SIL Regular"/>
           <w:b w:val="0"/>
           <w:i w:val="0"/>
-          <w:color w:val="0066CC"/>
+          <w:color w:val="0000FF"/>
           <w:sz w:val="24"/>
           <w:u w:val="single"/>
         </w:rPr>
@@ -6694,7 +6561,7 @@
           <w:rFonts w:ascii="Charis SIL Regular" w:hAnsi="Charis SIL Regular" w:eastAsia="Charis SIL Regular"/>
           <w:b w:val="0"/>
           <w:i w:val="0"/>
-          <w:color w:val="0066CC"/>
+          <w:color w:val="0000FF"/>
           <w:sz w:val="24"/>
           <w:u w:val="single"/>
         </w:rPr>
@@ -6792,7 +6659,7 @@
           <w:rFonts w:ascii="Charis SIL Regular" w:hAnsi="Charis SIL Regular" w:eastAsia="Charis SIL Regular"/>
           <w:b w:val="0"/>
           <w:i w:val="0"/>
-          <w:color w:val="0066CC"/>
+          <w:color w:val="0000FF"/>
           <w:sz w:val="24"/>
         </w:rPr>
         <w:hyperlink r:id="rId33" w:history="1">
@@ -6809,7 +6676,7 @@
           <w:rFonts w:ascii="Charis SIL Regular" w:hAnsi="Charis SIL Regular" w:eastAsia="Charis SIL Regular"/>
           <w:b w:val="0"/>
           <w:i w:val="0"/>
-          <w:color w:val="0066CC"/>
+          <w:color w:val="0000FF"/>
           <w:sz w:val="24"/>
         </w:rPr>
         <w:hyperlink r:id="rId33" w:history="1">
@@ -6826,7 +6693,7 @@
           <w:rFonts w:ascii="Charis SIL Regular" w:hAnsi="Charis SIL Regular" w:eastAsia="Charis SIL Regular"/>
           <w:b w:val="0"/>
           <w:i w:val="0"/>
-          <w:color w:val="0066CC"/>
+          <w:color w:val="0000FF"/>
           <w:sz w:val="24"/>
         </w:rPr>
         <w:hyperlink r:id="rId33" w:history="1">
@@ -6843,7 +6710,7 @@
           <w:rFonts w:ascii="Charis SIL Regular" w:hAnsi="Charis SIL Regular" w:eastAsia="Charis SIL Regular"/>
           <w:b w:val="0"/>
           <w:i w:val="0"/>
-          <w:color w:val="0066CC"/>
+          <w:color w:val="0000FF"/>
           <w:sz w:val="24"/>
         </w:rPr>
         <w:hyperlink r:id="rId33" w:history="1">
@@ -6860,7 +6727,7 @@
           <w:rFonts w:ascii="Charis SIL Regular" w:hAnsi="Charis SIL Regular" w:eastAsia="Charis SIL Regular"/>
           <w:b w:val="0"/>
           <w:i w:val="0"/>
-          <w:color w:val="0066CC"/>
+          <w:color w:val="0000FF"/>
           <w:sz w:val="24"/>
         </w:rPr>
         <w:hyperlink r:id="rId33" w:history="1">

--- a/EXPORTS/DOCX/published/niveau3/English/Wereldtentoonstelling1883.docx
+++ b/EXPORTS/DOCX/published/niveau3/English/Wereldtentoonstelling1883.docx
@@ -982,7 +982,7 @@
           <w:sz w:val="24"/>
           <w:u w:val="single"/>
         </w:rPr>
-        <w:hyperlink r:id="rId13" w:history="1">
+        <w:hyperlink r:id="rId12" w:history="1">
           <w:r>
             <w:rPr>
               <w:rStyle w:val="Hyperlink"/>
@@ -1122,7 +1122,7 @@
           <w:sz w:val="24"/>
           <w:u w:val="single"/>
         </w:rPr>
-        <w:hyperlink r:id="rId14" w:history="1">
+        <w:hyperlink r:id="rId13" w:history="1">
           <w:r>
             <w:rPr>
               <w:rStyle w:val="Hyperlink"/>
@@ -1140,7 +1140,7 @@
           <w:sz w:val="24"/>
           <w:u w:val="single"/>
         </w:rPr>
-        <w:hyperlink r:id="rId14" w:history="1">
+        <w:hyperlink r:id="rId13" w:history="1">
           <w:r>
             <w:rPr>
               <w:rStyle w:val="Hyperlink"/>
@@ -1158,7 +1158,7 @@
           <w:sz w:val="24"/>
           <w:u w:val="single"/>
         </w:rPr>
-        <w:hyperlink r:id="rId14" w:history="1">
+        <w:hyperlink r:id="rId13" w:history="1">
           <w:r>
             <w:rPr>
               <w:rStyle w:val="Hyperlink"/>
@@ -1187,7 +1187,14 @@
           <w:sz w:val="24"/>
           <w:u w:val="single"/>
         </w:rPr>
-        <w:t>V</w:t>
+        <w:hyperlink r:id="rId13" w:history="1">
+          <w:r>
+            <w:rPr>
+              <w:rStyle w:val="Hyperlink"/>
+            </w:rPr>
+            <w:t>V</w:t>
+          </w:r>
+        </w:hyperlink>
       </w:r>
       <w:r>
         <w:rPr>
@@ -2317,6 +2324,7 @@
           <w:i w:val="0"/>
           <w:color w:val="0000FF"/>
           <w:sz w:val="24"/>
+          <w:u w:val="single"/>
         </w:rPr>
         <w:hyperlink r:id="rId19" w:history="1">
           <w:r>
@@ -2514,7 +2522,18 @@
           <w:color w:val="000000"/>
           <w:sz w:val="24"/>
         </w:rPr>
-        <w:t xml:space="preserve">. The majority went to the </w:t>
+        <w:t>. The majority we</w:t>
+      </w:r>
+      <w:r>
+        <w:rPr>
+          <w:u w:val="single" w:color="0000ff"/>
+          <w:rFonts w:ascii="Charis SIL Regular" w:hAnsi="Charis SIL Regular" w:eastAsia="Charis SIL Regular"/>
+          <w:b w:val="0"/>
+          <w:i w:val="0"/>
+          <w:color w:val="000000"/>
+          <w:sz w:val="24"/>
+        </w:rPr>
+        <w:t xml:space="preserve">nt to the </w:t>
       </w:r>
       <w:r>
         <w:rPr>
@@ -2577,7 +2596,7 @@
             <w:rPr>
               <w:rStyle w:val="Hyperlink"/>
             </w:rPr>
-            <w:t>tnografis</w:t>
+            <w:t>tnografi</w:t>
           </w:r>
         </w:hyperlink>
       </w:r>
@@ -2595,7 +2614,7 @@
             <w:rPr>
               <w:rStyle w:val="Hyperlink"/>
             </w:rPr>
-            <w:t>c</w:t>
+            <w:t>s</w:t>
           </w:r>
         </w:hyperlink>
       </w:r>
@@ -2608,14 +2627,18 @@
           <w:sz w:val="24"/>
           <w:u w:val="single"/>
         </w:rPr>
-        <w:hyperlink r:id="rId19" w:history="1">
-          <w:r>
-            <w:rPr>
-              <w:rStyle w:val="Hyperlink"/>
-            </w:rPr>
-            <w:t>h</w:t>
-          </w:r>
-        </w:hyperlink>
+        <w:t>c</w:t>
+      </w:r>
+      <w:r>
+        <w:rPr>
+          <w:rFonts w:ascii="Charis SIL Regular" w:hAnsi="Charis SIL Regular" w:eastAsia="Charis SIL Regular"/>
+          <w:b w:val="0"/>
+          <w:i w:val="0"/>
+          <w:color w:val="0000FF"/>
+          <w:sz w:val="24"/>
+          <w:u w:val="single"/>
+        </w:rPr>
+        <w:t>h</w:t>
       </w:r>
       <w:r>
         <w:rPr>
@@ -2642,19 +2665,9 @@
             <w:rPr>
               <w:rStyle w:val="Hyperlink"/>
             </w:rPr>
-            <w:t>Museu</w:t>
+            <w:t>Museum</w:t>
           </w:r>
         </w:hyperlink>
-      </w:r>
-      <w:r>
-        <w:rPr>
-          <w:rFonts w:ascii="Charis SIL Regular" w:hAnsi="Charis SIL Regular" w:eastAsia="Charis SIL Regular"/>
-          <w:b w:val="0"/>
-          <w:i w:val="0"/>
-          <w:color w:val="0000FF"/>
-          <w:sz w:val="24"/>
-        </w:rPr>
-        <w:t>m</w:t>
       </w:r>
       <w:r>
         <w:rPr>
@@ -3155,25 +3168,7 @@
           <w:color w:val="000000"/>
           <w:sz w:val="24"/>
         </w:rPr>
-        <w:t>outsid</w:t>
-      </w:r>
-      <w:r>
-        <w:rPr>
-          <w:u w:val="single" w:color="0000ff"/>
-          <w:rFonts w:ascii="Charis SIL Regular" w:hAnsi="Charis SIL Regular" w:eastAsia="Charis SIL Regular"/>
-          <w:b w:val="0"/>
-          <w:i w:val="0"/>
-          <w:color w:val="000000"/>
-          <w:sz w:val="24"/>
-        </w:rPr>
-        <w:hyperlink r:id="rId23" w:history="1">
-          <w:r>
-            <w:rPr>
-              <w:rStyle w:val="Hyperlink"/>
-            </w:rPr>
-            <w:t>e the Dutc</w:t>
-          </w:r>
-        </w:hyperlink>
+        <w:t>outside the Dutc</w:t>
       </w:r>
       <w:r>
         <w:rPr>
@@ -3764,13 +3759,129 @@
       </w:r>
       <w:r>
         <w:rPr>
+          <w:u w:val="single" w:color="0000ff"/>
           <w:rFonts w:ascii="Charis SIL Regular" w:hAnsi="Charis SIL Regular" w:eastAsia="Charis SIL Regular"/>
           <w:b w:val="0"/>
           <w:i w:val="0"/>
           <w:color w:val="000000"/>
           <w:sz w:val="24"/>
         </w:rPr>
-        <w:t>Leiden University. The photo collecti</w:t>
+        <w:hyperlink r:id="rId24" w:history="1">
+          <w:r>
+            <w:rPr>
+              <w:rStyle w:val="Hyperlink"/>
+            </w:rPr>
+            <w:t>Leide</w:t>
+          </w:r>
+        </w:hyperlink>
+      </w:r>
+      <w:r>
+        <w:rPr>
+          <w:u w:val="single" w:color="0000ff"/>
+          <w:rFonts w:ascii="Charis SIL Regular" w:hAnsi="Charis SIL Regular" w:eastAsia="Charis SIL Regular"/>
+          <w:b w:val="0"/>
+          <w:i w:val="0"/>
+          <w:color w:val="000000"/>
+          <w:sz w:val="24"/>
+        </w:rPr>
+        <w:hyperlink r:id="rId24" w:history="1">
+          <w:r>
+            <w:rPr>
+              <w:rStyle w:val="Hyperlink"/>
+            </w:rPr>
+            <w:t>n Univers</w:t>
+          </w:r>
+        </w:hyperlink>
+      </w:r>
+      <w:r>
+        <w:rPr>
+          <w:u w:val="single" w:color="0000ff"/>
+          <w:rFonts w:ascii="Charis SIL Regular" w:hAnsi="Charis SIL Regular" w:eastAsia="Charis SIL Regular"/>
+          <w:b w:val="0"/>
+          <w:i w:val="0"/>
+          <w:color w:val="000000"/>
+          <w:sz w:val="24"/>
+        </w:rPr>
+        <w:hyperlink r:id="rId24" w:history="1">
+          <w:r>
+            <w:rPr>
+              <w:rStyle w:val="Hyperlink"/>
+            </w:rPr>
+            <w:t>i</w:t>
+          </w:r>
+        </w:hyperlink>
+      </w:r>
+      <w:r>
+        <w:rPr>
+          <w:u w:val="single" w:color="0000ff"/>
+          <w:rFonts w:ascii="Charis SIL Regular" w:hAnsi="Charis SIL Regular" w:eastAsia="Charis SIL Regular"/>
+          <w:b w:val="0"/>
+          <w:i w:val="0"/>
+          <w:color w:val="000000"/>
+          <w:sz w:val="24"/>
+        </w:rPr>
+        <w:hyperlink r:id="rId24" w:history="1">
+          <w:r>
+            <w:rPr>
+              <w:rStyle w:val="Hyperlink"/>
+            </w:rPr>
+            <w:t>t</w:t>
+          </w:r>
+        </w:hyperlink>
+      </w:r>
+      <w:r>
+        <w:rPr>
+          <w:u w:val="single" w:color="0000ff"/>
+          <w:rFonts w:ascii="Charis SIL Regular" w:hAnsi="Charis SIL Regular" w:eastAsia="Charis SIL Regular"/>
+          <w:b w:val="0"/>
+          <w:i w:val="0"/>
+          <w:color w:val="000000"/>
+          <w:sz w:val="24"/>
+        </w:rPr>
+        <w:hyperlink r:id="rId24" w:history="1">
+          <w:r>
+            <w:rPr>
+              <w:rStyle w:val="Hyperlink"/>
+            </w:rPr>
+            <w:t>y</w:t>
+          </w:r>
+        </w:hyperlink>
+      </w:r>
+      <w:r>
+        <w:rPr>
+          <w:u w:val="single" w:color="0000ff"/>
+          <w:rFonts w:ascii="Charis SIL Regular" w:hAnsi="Charis SIL Regular" w:eastAsia="Charis SIL Regular"/>
+          <w:b w:val="0"/>
+          <w:i w:val="0"/>
+          <w:color w:val="000000"/>
+          <w:sz w:val="24"/>
+        </w:rPr>
+        <w:hyperlink r:id="rId24" w:history="1">
+          <w:r>
+            <w:rPr>
+              <w:rStyle w:val="Hyperlink"/>
+            </w:rPr>
+            <w:t>. The phot</w:t>
+          </w:r>
+        </w:hyperlink>
+      </w:r>
+      <w:r>
+        <w:rPr>
+          <w:u w:val="single" w:color="0000ff"/>
+          <w:rFonts w:ascii="Charis SIL Regular" w:hAnsi="Charis SIL Regular" w:eastAsia="Charis SIL Regular"/>
+          <w:b w:val="0"/>
+          <w:i w:val="0"/>
+          <w:color w:val="000000"/>
+          <w:sz w:val="24"/>
+        </w:rPr>
+        <w:hyperlink r:id="rId24" w:history="1">
+          <w:r>
+            <w:rPr>
+              <w:rStyle w:val="Hyperlink"/>
+            </w:rPr>
+            <w:t>o collecti</w:t>
+          </w:r>
+        </w:hyperlink>
       </w:r>
       <w:r>
         <w:rPr>
@@ -4612,7 +4723,7 @@
           <w:sz w:val="24"/>
           <w:u w:val="single"/>
         </w:rPr>
-        <w:t>Scientific research in colonised terri</w:t>
+        <w:t>Scientific research in colonised terr</w:t>
       </w:r>
       <w:r>
         <w:rPr>
@@ -4623,7 +4734,7 @@
           <w:sz w:val="24"/>
           <w:u w:val="single"/>
         </w:rPr>
-        <w:t>torie</w:t>
+        <w:t>i</w:t>
       </w:r>
       <w:r>
         <w:rPr>
@@ -4632,8 +4743,9 @@
           <w:i w:val="0"/>
           <w:color w:val="0000FF"/>
           <w:sz w:val="24"/>
-        </w:rPr>
-        <w:t>s</w:t>
+          <w:u w:val="single"/>
+        </w:rPr>
+        <w:t>tories</w:t>
       </w:r>
       <w:r>
         <w:br/>

--- a/EXPORTS/DOCX/published/niveau3/English/Wereldtentoonstelling1883.docx
+++ b/EXPORTS/DOCX/published/niveau3/English/Wereldtentoonstelling1883.docx
@@ -1122,79 +1122,7 @@
           <w:sz w:val="24"/>
           <w:u w:val="single"/>
         </w:rPr>
-        <w:hyperlink r:id="rId13" w:history="1">
-          <w:r>
-            <w:rPr>
-              <w:rStyle w:val="Hyperlink"/>
-            </w:rPr>
-            <w:t>Dan</w:t>
-          </w:r>
-        </w:hyperlink>
-      </w:r>
-      <w:r>
-        <w:rPr>
-          <w:rFonts w:ascii="Charis SIL Regular" w:hAnsi="Charis SIL Regular" w:eastAsia="Charis SIL Regular"/>
-          <w:b w:val="0"/>
-          <w:i w:val="0"/>
-          <w:color w:val="0000FF"/>
-          <w:sz w:val="24"/>
-          <w:u w:val="single"/>
-        </w:rPr>
-        <w:hyperlink r:id="rId13" w:history="1">
-          <w:r>
-            <w:rPr>
-              <w:rStyle w:val="Hyperlink"/>
-            </w:rPr>
-            <w:t>i</w:t>
-          </w:r>
-        </w:hyperlink>
-      </w:r>
-      <w:r>
-        <w:rPr>
-          <w:rFonts w:ascii="Charis SIL Regular" w:hAnsi="Charis SIL Regular" w:eastAsia="Charis SIL Regular"/>
-          <w:b w:val="0"/>
-          <w:i w:val="0"/>
-          <w:color w:val="0000FF"/>
-          <w:sz w:val="24"/>
-          <w:u w:val="single"/>
-        </w:rPr>
-        <w:hyperlink r:id="rId13" w:history="1">
-          <w:r>
-            <w:rPr>
-              <w:rStyle w:val="Hyperlink"/>
-            </w:rPr>
-            <w:t>ël</w:t>
-          </w:r>
-        </w:hyperlink>
-      </w:r>
-      <w:r>
-        <w:rPr>
-          <w:rFonts w:ascii="Charis SIL Regular" w:hAnsi="Charis SIL Regular" w:eastAsia="Charis SIL Regular"/>
-          <w:b w:val="0"/>
-          <w:i w:val="0"/>
-          <w:color w:val="0000FF"/>
-          <w:sz w:val="24"/>
-          <w:u w:val="single"/>
-        </w:rPr>
-        <w:t xml:space="preserve"> </w:t>
-      </w:r>
-      <w:r>
-        <w:rPr>
-          <w:rFonts w:ascii="Charis SIL Regular" w:hAnsi="Charis SIL Regular" w:eastAsia="Charis SIL Regular"/>
-          <w:b w:val="0"/>
-          <w:i w:val="0"/>
-          <w:color w:val="0000FF"/>
-          <w:sz w:val="24"/>
-          <w:u w:val="single"/>
-        </w:rPr>
-        <w:hyperlink r:id="rId13" w:history="1">
-          <w:r>
-            <w:rPr>
-              <w:rStyle w:val="Hyperlink"/>
-            </w:rPr>
-            <w:t>V</w:t>
-          </w:r>
-        </w:hyperlink>
+        <w:t xml:space="preserve">Daniël </w:t>
       </w:r>
       <w:r>
         <w:rPr>
@@ -1210,7 +1138,7 @@
             <w:rPr>
               <w:rStyle w:val="Hyperlink"/>
             </w:rPr>
-            <w:t>eth</w:t>
+            <w:t>Veth</w:t>
           </w:r>
         </w:hyperlink>
       </w:r>
@@ -2533,23 +2461,12 @@
           <w:color w:val="000000"/>
           <w:sz w:val="24"/>
         </w:rPr>
-        <w:t xml:space="preserve">nt to the </w:t>
-      </w:r>
-      <w:r>
-        <w:rPr>
-          <w:rFonts w:ascii="Charis SIL Regular" w:hAnsi="Charis SIL Regular" w:eastAsia="Charis SIL Regular"/>
-          <w:b w:val="0"/>
-          <w:i w:val="0"/>
-          <w:color w:val="0000FF"/>
-          <w:sz w:val="24"/>
-          <w:u w:val="single"/>
-        </w:rPr>
         <w:hyperlink r:id="rId19" w:history="1">
           <w:r>
             <w:rPr>
               <w:rStyle w:val="Hyperlink"/>
             </w:rPr>
-            <w:t>Rijks</w:t>
+            <w:t xml:space="preserve">nt to the </w:t>
           </w:r>
         </w:hyperlink>
       </w:r>
@@ -2560,9 +2477,8 @@
           <w:i w:val="0"/>
           <w:color w:val="0000FF"/>
           <w:sz w:val="24"/>
-          <w:u w:val="single"/>
-        </w:rPr>
-        <w:t xml:space="preserve"> </w:t>
+        </w:rPr>
+        <w:t>Rijks E</w:t>
       </w:r>
       <w:r>
         <w:rPr>
@@ -2571,74 +2487,15 @@
           <w:i w:val="0"/>
           <w:color w:val="0000FF"/>
           <w:sz w:val="24"/>
-          <w:u w:val="single"/>
         </w:rPr>
         <w:hyperlink r:id="rId19" w:history="1">
           <w:r>
             <w:rPr>
               <w:rStyle w:val="Hyperlink"/>
             </w:rPr>
-            <w:t>E</w:t>
+            <w:t>tnografisch</w:t>
           </w:r>
         </w:hyperlink>
-      </w:r>
-      <w:r>
-        <w:rPr>
-          <w:rFonts w:ascii="Charis SIL Regular" w:hAnsi="Charis SIL Regular" w:eastAsia="Charis SIL Regular"/>
-          <w:b w:val="0"/>
-          <w:i w:val="0"/>
-          <w:color w:val="0000FF"/>
-          <w:sz w:val="24"/>
-          <w:u w:val="single"/>
-        </w:rPr>
-        <w:hyperlink r:id="rId19" w:history="1">
-          <w:r>
-            <w:rPr>
-              <w:rStyle w:val="Hyperlink"/>
-            </w:rPr>
-            <w:t>tnografi</w:t>
-          </w:r>
-        </w:hyperlink>
-      </w:r>
-      <w:r>
-        <w:rPr>
-          <w:rFonts w:ascii="Charis SIL Regular" w:hAnsi="Charis SIL Regular" w:eastAsia="Charis SIL Regular"/>
-          <w:b w:val="0"/>
-          <w:i w:val="0"/>
-          <w:color w:val="0000FF"/>
-          <w:sz w:val="24"/>
-          <w:u w:val="single"/>
-        </w:rPr>
-        <w:hyperlink r:id="rId19" w:history="1">
-          <w:r>
-            <w:rPr>
-              <w:rStyle w:val="Hyperlink"/>
-            </w:rPr>
-            <w:t>s</w:t>
-          </w:r>
-        </w:hyperlink>
-      </w:r>
-      <w:r>
-        <w:rPr>
-          <w:rFonts w:ascii="Charis SIL Regular" w:hAnsi="Charis SIL Regular" w:eastAsia="Charis SIL Regular"/>
-          <w:b w:val="0"/>
-          <w:i w:val="0"/>
-          <w:color w:val="0000FF"/>
-          <w:sz w:val="24"/>
-          <w:u w:val="single"/>
-        </w:rPr>
-        <w:t>c</w:t>
-      </w:r>
-      <w:r>
-        <w:rPr>
-          <w:rFonts w:ascii="Charis SIL Regular" w:hAnsi="Charis SIL Regular" w:eastAsia="Charis SIL Regular"/>
-          <w:b w:val="0"/>
-          <w:i w:val="0"/>
-          <w:color w:val="0000FF"/>
-          <w:sz w:val="24"/>
-          <w:u w:val="single"/>
-        </w:rPr>
-        <w:t>h</w:t>
       </w:r>
       <w:r>
         <w:rPr>
@@ -2776,25 +2633,7 @@
           <w:color w:val="000000"/>
           <w:sz w:val="24"/>
         </w:rPr>
-        <w:t xml:space="preserve">orld Exhibition the Leiden </w:t>
-      </w:r>
-      <w:r>
-        <w:rPr>
-          <w:u w:val="single" w:color="0000ff"/>
-          <w:rFonts w:ascii="Charis SIL Regular" w:hAnsi="Charis SIL Regular" w:eastAsia="Charis SIL Regular"/>
-          <w:b w:val="0"/>
-          <w:i w:val="0"/>
-          <w:color w:val="000000"/>
-          <w:sz w:val="24"/>
-        </w:rPr>
-        <w:hyperlink r:id="rId21" w:history="1">
-          <w:r>
-            <w:rPr>
-              <w:rStyle w:val="Hyperlink"/>
-            </w:rPr>
-            <w:t>muse</w:t>
-          </w:r>
-        </w:hyperlink>
+        <w:t>orld Exhibition the Leiden muse</w:t>
       </w:r>
       <w:r>
         <w:rPr>
@@ -3168,7 +3007,25 @@
           <w:color w:val="000000"/>
           <w:sz w:val="24"/>
         </w:rPr>
-        <w:t>outside the Dutc</w:t>
+        <w:t>outsid</w:t>
+      </w:r>
+      <w:r>
+        <w:rPr>
+          <w:u w:val="single" w:color="0000ff"/>
+          <w:rFonts w:ascii="Charis SIL Regular" w:hAnsi="Charis SIL Regular" w:eastAsia="Charis SIL Regular"/>
+          <w:b w:val="0"/>
+          <w:i w:val="0"/>
+          <w:color w:val="000000"/>
+          <w:sz w:val="24"/>
+        </w:rPr>
+        <w:hyperlink r:id="rId23" w:history="1">
+          <w:r>
+            <w:rPr>
+              <w:rStyle w:val="Hyperlink"/>
+            </w:rPr>
+            <w:t>e the Dutc</w:t>
+          </w:r>
+        </w:hyperlink>
       </w:r>
       <w:r>
         <w:rPr>
@@ -4280,32 +4137,7 @@
           <w:color w:val="000000"/>
           <w:sz w:val="24"/>
         </w:rPr>
-        <w:hyperlink r:id="rId25" w:history="1">
-          <w:r>
-            <w:rPr>
-              <w:rStyle w:val="Hyperlink"/>
-            </w:rPr>
-            <w:t>o sho</w:t>
-          </w:r>
-        </w:hyperlink>
-      </w:r>
-      <w:r>
-        <w:rPr>
-          <w:u w:val="single" w:color="0000ff"/>
-          <w:rFonts w:ascii="Charis SIL Regular" w:hAnsi="Charis SIL Regular" w:eastAsia="Charis SIL Regular"/>
-          <w:b w:val="0"/>
-          <w:i w:val="0"/>
-          <w:color w:val="000000"/>
-          <w:sz w:val="24"/>
-        </w:rPr>
-        <w:hyperlink r:id="rId25" w:history="1">
-          <w:r>
-            <w:rPr>
-              <w:rStyle w:val="Hyperlink"/>
-            </w:rPr>
-            <w:t>w the pe</w:t>
-          </w:r>
-        </w:hyperlink>
+        <w:t>o show the pe</w:t>
       </w:r>
       <w:r>
         <w:rPr>
@@ -4464,39 +4296,13 @@
       </w:r>
       <w:r>
         <w:rPr>
-          <w:u w:val="single" w:color="0000ff"/>
           <w:rFonts w:ascii="Charis SIL Regular" w:hAnsi="Charis SIL Regular" w:eastAsia="Charis SIL Regular"/>
           <w:b w:val="0"/>
           <w:i w:val="0"/>
           <w:color w:val="000000"/>
           <w:sz w:val="24"/>
         </w:rPr>
-        <w:hyperlink r:id="rId25" w:history="1">
-          <w:r>
-            <w:rPr>
-              <w:rStyle w:val="Hyperlink"/>
-            </w:rPr>
-            <w:t>c</w:t>
-          </w:r>
-        </w:hyperlink>
-      </w:r>
-      <w:r>
-        <w:rPr>
-          <w:u w:val="single" w:color="0000ff"/>
-          <w:rFonts w:ascii="Charis SIL Regular" w:hAnsi="Charis SIL Regular" w:eastAsia="Charis SIL Regular"/>
-          <w:b w:val="0"/>
-          <w:i w:val="0"/>
-          <w:color w:val="000000"/>
-          <w:sz w:val="24"/>
-        </w:rPr>
-        <w:hyperlink r:id="rId25" w:history="1">
-          <w:r>
-            <w:rPr>
-              <w:rStyle w:val="Hyperlink"/>
-            </w:rPr>
-            <w:t>h East Indi</w:t>
-          </w:r>
-        </w:hyperlink>
+        <w:t>ch East Indi</w:t>
       </w:r>
       <w:r>
         <w:rPr>

--- a/EXPORTS/DOCX/published/niveau3/English/Wereldtentoonstelling1883.docx
+++ b/EXPORTS/DOCX/published/niveau3/English/Wereldtentoonstelling1883.docx
@@ -1029,7 +1029,7 @@
           <w:sz w:val="24"/>
           <w:u w:val="single"/>
         </w:rPr>
-        <w:hyperlink r:id="rId12" w:history="1">
+        <w:hyperlink r:id="rId13" w:history="1">
           <w:r>
             <w:rPr>
               <w:rStyle w:val="Hyperlink"/>
@@ -1122,23 +1122,95 @@
           <w:sz w:val="24"/>
           <w:u w:val="single"/>
         </w:rPr>
-        <w:t xml:space="preserve">Daniël </w:t>
-      </w:r>
-      <w:r>
-        <w:rPr>
-          <w:rFonts w:ascii="Charis SIL Regular" w:hAnsi="Charis SIL Regular" w:eastAsia="Charis SIL Regular"/>
-          <w:b w:val="0"/>
-          <w:i w:val="0"/>
-          <w:color w:val="0000FF"/>
-          <w:sz w:val="24"/>
-          <w:u w:val="single"/>
-        </w:rPr>
         <w:hyperlink r:id="rId14" w:history="1">
           <w:r>
             <w:rPr>
               <w:rStyle w:val="Hyperlink"/>
             </w:rPr>
-            <w:t>Veth</w:t>
+            <w:t>Dan</w:t>
+          </w:r>
+        </w:hyperlink>
+      </w:r>
+      <w:r>
+        <w:rPr>
+          <w:rFonts w:ascii="Charis SIL Regular" w:hAnsi="Charis SIL Regular" w:eastAsia="Charis SIL Regular"/>
+          <w:b w:val="0"/>
+          <w:i w:val="0"/>
+          <w:color w:val="0000FF"/>
+          <w:sz w:val="24"/>
+          <w:u w:val="single"/>
+        </w:rPr>
+        <w:hyperlink r:id="rId14" w:history="1">
+          <w:r>
+            <w:rPr>
+              <w:rStyle w:val="Hyperlink"/>
+            </w:rPr>
+            <w:t>i</w:t>
+          </w:r>
+        </w:hyperlink>
+      </w:r>
+      <w:r>
+        <w:rPr>
+          <w:rFonts w:ascii="Charis SIL Regular" w:hAnsi="Charis SIL Regular" w:eastAsia="Charis SIL Regular"/>
+          <w:b w:val="0"/>
+          <w:i w:val="0"/>
+          <w:color w:val="0000FF"/>
+          <w:sz w:val="24"/>
+          <w:u w:val="single"/>
+        </w:rPr>
+        <w:hyperlink r:id="rId13" w:history="1">
+          <w:r>
+            <w:rPr>
+              <w:rStyle w:val="Hyperlink"/>
+            </w:rPr>
+            <w:t>ël</w:t>
+          </w:r>
+        </w:hyperlink>
+      </w:r>
+      <w:r>
+        <w:rPr>
+          <w:rFonts w:ascii="Charis SIL Regular" w:hAnsi="Charis SIL Regular" w:eastAsia="Charis SIL Regular"/>
+          <w:b w:val="0"/>
+          <w:i w:val="0"/>
+          <w:color w:val="0000FF"/>
+          <w:sz w:val="24"/>
+          <w:u w:val="single"/>
+        </w:rPr>
+        <w:t xml:space="preserve"> </w:t>
+      </w:r>
+      <w:r>
+        <w:rPr>
+          <w:rFonts w:ascii="Charis SIL Regular" w:hAnsi="Charis SIL Regular" w:eastAsia="Charis SIL Regular"/>
+          <w:b w:val="0"/>
+          <w:i w:val="0"/>
+          <w:color w:val="0000FF"/>
+          <w:sz w:val="24"/>
+          <w:u w:val="single"/>
+        </w:rPr>
+        <w:hyperlink r:id="rId13" w:history="1">
+          <w:r>
+            <w:rPr>
+              <w:rStyle w:val="Hyperlink"/>
+            </w:rPr>
+            <w:t>V</w:t>
+          </w:r>
+        </w:hyperlink>
+      </w:r>
+      <w:r>
+        <w:rPr>
+          <w:rFonts w:ascii="Charis SIL Regular" w:hAnsi="Charis SIL Regular" w:eastAsia="Charis SIL Regular"/>
+          <w:b w:val="0"/>
+          <w:i w:val="0"/>
+          <w:color w:val="0000FF"/>
+          <w:sz w:val="24"/>
+          <w:u w:val="single"/>
+        </w:rPr>
+        <w:hyperlink r:id="rId14" w:history="1">
+          <w:r>
+            <w:rPr>
+              <w:rStyle w:val="Hyperlink"/>
+            </w:rPr>
+            <w:t>eth</w:t>
           </w:r>
         </w:hyperlink>
       </w:r>
@@ -2461,12 +2533,23 @@
           <w:color w:val="000000"/>
           <w:sz w:val="24"/>
         </w:rPr>
+        <w:t xml:space="preserve">nt to the </w:t>
+      </w:r>
+      <w:r>
+        <w:rPr>
+          <w:rFonts w:ascii="Charis SIL Regular" w:hAnsi="Charis SIL Regular" w:eastAsia="Charis SIL Regular"/>
+          <w:b w:val="0"/>
+          <w:i w:val="0"/>
+          <w:color w:val="0000FF"/>
+          <w:sz w:val="24"/>
+          <w:u w:val="single"/>
+        </w:rPr>
         <w:hyperlink r:id="rId19" w:history="1">
           <w:r>
             <w:rPr>
               <w:rStyle w:val="Hyperlink"/>
             </w:rPr>
-            <w:t xml:space="preserve">nt to the </w:t>
+            <w:t>Rijks</w:t>
           </w:r>
         </w:hyperlink>
       </w:r>
@@ -2477,8 +2560,9 @@
           <w:i w:val="0"/>
           <w:color w:val="0000FF"/>
           <w:sz w:val="24"/>
-        </w:rPr>
-        <w:t>Rijks E</w:t>
+          <w:u w:val="single"/>
+        </w:rPr>
+        <w:t xml:space="preserve"> </w:t>
       </w:r>
       <w:r>
         <w:rPr>
@@ -2487,15 +2571,74 @@
           <w:i w:val="0"/>
           <w:color w:val="0000FF"/>
           <w:sz w:val="24"/>
+          <w:u w:val="single"/>
         </w:rPr>
         <w:hyperlink r:id="rId19" w:history="1">
           <w:r>
             <w:rPr>
               <w:rStyle w:val="Hyperlink"/>
             </w:rPr>
-            <w:t>tnografisch</w:t>
+            <w:t>E</w:t>
           </w:r>
         </w:hyperlink>
+      </w:r>
+      <w:r>
+        <w:rPr>
+          <w:rFonts w:ascii="Charis SIL Regular" w:hAnsi="Charis SIL Regular" w:eastAsia="Charis SIL Regular"/>
+          <w:b w:val="0"/>
+          <w:i w:val="0"/>
+          <w:color w:val="0000FF"/>
+          <w:sz w:val="24"/>
+          <w:u w:val="single"/>
+        </w:rPr>
+        <w:hyperlink r:id="rId19" w:history="1">
+          <w:r>
+            <w:rPr>
+              <w:rStyle w:val="Hyperlink"/>
+            </w:rPr>
+            <w:t>tnografi</w:t>
+          </w:r>
+        </w:hyperlink>
+      </w:r>
+      <w:r>
+        <w:rPr>
+          <w:rFonts w:ascii="Charis SIL Regular" w:hAnsi="Charis SIL Regular" w:eastAsia="Charis SIL Regular"/>
+          <w:b w:val="0"/>
+          <w:i w:val="0"/>
+          <w:color w:val="0000FF"/>
+          <w:sz w:val="24"/>
+          <w:u w:val="single"/>
+        </w:rPr>
+        <w:hyperlink r:id="rId19" w:history="1">
+          <w:r>
+            <w:rPr>
+              <w:rStyle w:val="Hyperlink"/>
+            </w:rPr>
+            <w:t>s</w:t>
+          </w:r>
+        </w:hyperlink>
+      </w:r>
+      <w:r>
+        <w:rPr>
+          <w:rFonts w:ascii="Charis SIL Regular" w:hAnsi="Charis SIL Regular" w:eastAsia="Charis SIL Regular"/>
+          <w:b w:val="0"/>
+          <w:i w:val="0"/>
+          <w:color w:val="0000FF"/>
+          <w:sz w:val="24"/>
+          <w:u w:val="single"/>
+        </w:rPr>
+        <w:t>c</w:t>
+      </w:r>
+      <w:r>
+        <w:rPr>
+          <w:rFonts w:ascii="Charis SIL Regular" w:hAnsi="Charis SIL Regular" w:eastAsia="Charis SIL Regular"/>
+          <w:b w:val="0"/>
+          <w:i w:val="0"/>
+          <w:color w:val="0000FF"/>
+          <w:sz w:val="24"/>
+          <w:u w:val="single"/>
+        </w:rPr>
+        <w:t>h</w:t>
       </w:r>
       <w:r>
         <w:rPr>
@@ -2633,7 +2776,25 @@
           <w:color w:val="000000"/>
           <w:sz w:val="24"/>
         </w:rPr>
-        <w:t>orld Exhibition the Leiden muse</w:t>
+        <w:t xml:space="preserve">orld Exhibition the Leiden </w:t>
+      </w:r>
+      <w:r>
+        <w:rPr>
+          <w:u w:val="single" w:color="0000ff"/>
+          <w:rFonts w:ascii="Charis SIL Regular" w:hAnsi="Charis SIL Regular" w:eastAsia="Charis SIL Regular"/>
+          <w:b w:val="0"/>
+          <w:i w:val="0"/>
+          <w:color w:val="000000"/>
+          <w:sz w:val="24"/>
+        </w:rPr>
+        <w:hyperlink r:id="rId21" w:history="1">
+          <w:r>
+            <w:rPr>
+              <w:rStyle w:val="Hyperlink"/>
+            </w:rPr>
+            <w:t>muse</w:t>
+          </w:r>
+        </w:hyperlink>
       </w:r>
       <w:r>
         <w:rPr>
@@ -4137,7 +4298,32 @@
           <w:color w:val="000000"/>
           <w:sz w:val="24"/>
         </w:rPr>
-        <w:t>o show the pe</w:t>
+        <w:hyperlink r:id="rId25" w:history="1">
+          <w:r>
+            <w:rPr>
+              <w:rStyle w:val="Hyperlink"/>
+            </w:rPr>
+            <w:t>o sho</w:t>
+          </w:r>
+        </w:hyperlink>
+      </w:r>
+      <w:r>
+        <w:rPr>
+          <w:u w:val="single" w:color="0000ff"/>
+          <w:rFonts w:ascii="Charis SIL Regular" w:hAnsi="Charis SIL Regular" w:eastAsia="Charis SIL Regular"/>
+          <w:b w:val="0"/>
+          <w:i w:val="0"/>
+          <w:color w:val="000000"/>
+          <w:sz w:val="24"/>
+        </w:rPr>
+        <w:hyperlink r:id="rId25" w:history="1">
+          <w:r>
+            <w:rPr>
+              <w:rStyle w:val="Hyperlink"/>
+            </w:rPr>
+            <w:t>w the pe</w:t>
+          </w:r>
+        </w:hyperlink>
       </w:r>
       <w:r>
         <w:rPr>
@@ -4296,13 +4482,39 @@
       </w:r>
       <w:r>
         <w:rPr>
+          <w:u w:val="single" w:color="0000ff"/>
           <w:rFonts w:ascii="Charis SIL Regular" w:hAnsi="Charis SIL Regular" w:eastAsia="Charis SIL Regular"/>
           <w:b w:val="0"/>
           <w:i w:val="0"/>
           <w:color w:val="000000"/>
           <w:sz w:val="24"/>
         </w:rPr>
-        <w:t>ch East Indi</w:t>
+        <w:hyperlink r:id="rId25" w:history="1">
+          <w:r>
+            <w:rPr>
+              <w:rStyle w:val="Hyperlink"/>
+            </w:rPr>
+            <w:t>c</w:t>
+          </w:r>
+        </w:hyperlink>
+      </w:r>
+      <w:r>
+        <w:rPr>
+          <w:u w:val="single" w:color="0000ff"/>
+          <w:rFonts w:ascii="Charis SIL Regular" w:hAnsi="Charis SIL Regular" w:eastAsia="Charis SIL Regular"/>
+          <w:b w:val="0"/>
+          <w:i w:val="0"/>
+          <w:color w:val="000000"/>
+          <w:sz w:val="24"/>
+        </w:rPr>
+        <w:hyperlink r:id="rId25" w:history="1">
+          <w:r>
+            <w:rPr>
+              <w:rStyle w:val="Hyperlink"/>
+            </w:rPr>
+            <w:t>h East Indi</w:t>
+          </w:r>
+        </w:hyperlink>
       </w:r>
       <w:r>
         <w:rPr>
@@ -5294,7 +5506,7 @@
             <w:rPr>
               <w:rStyle w:val="Hyperlink"/>
             </w:rPr>
-            <w:t>file/49d013d5-0786</w:t>
+            <w:t>file/49d013d5-078</w:t>
           </w:r>
         </w:hyperlink>
       </w:r>
@@ -5305,25 +5517,13 @@
           <w:i w:val="0"/>
           <w:color w:val="0000FF"/>
           <w:sz w:val="24"/>
-          <w:u w:val="single"/>
-        </w:rPr>
-        <w:t>-</w:t>
-      </w:r>
-      <w:r>
-        <w:rPr>
-          <w:rFonts w:ascii="Charis SIL Regular" w:hAnsi="Charis SIL Regular" w:eastAsia="Charis SIL Regular"/>
-          <w:b w:val="0"/>
-          <w:i w:val="0"/>
-          <w:color w:val="0000FF"/>
-          <w:sz w:val="24"/>
-          <w:u w:val="single"/>
         </w:rPr>
         <w:hyperlink r:id="rId27" w:history="1">
           <w:r>
             <w:rPr>
               <w:rStyle w:val="Hyperlink"/>
             </w:rPr>
-            <w:t>db08</w:t>
+            <w:t>6</w:t>
           </w:r>
         </w:hyperlink>
       </w:r>
@@ -5336,6 +5536,24 @@
           <w:sz w:val="24"/>
         </w:rPr>
         <w:t>-</w:t>
+      </w:r>
+      <w:r>
+        <w:rPr>
+          <w:rFonts w:ascii="Charis SIL Regular" w:hAnsi="Charis SIL Regular" w:eastAsia="Charis SIL Regular"/>
+          <w:b w:val="0"/>
+          <w:i w:val="0"/>
+          <w:color w:val="0000FF"/>
+          <w:sz w:val="24"/>
+          <w:u w:val="single"/>
+        </w:rPr>
+        <w:hyperlink r:id="rId27" w:history="1">
+          <w:r>
+            <w:rPr>
+              <w:rStyle w:val="Hyperlink"/>
+            </w:rPr>
+            <w:t>db08-</w:t>
+          </w:r>
+        </w:hyperlink>
       </w:r>
       <w:r>
         <w:rPr>

--- a/EXPORTS/DOCX/published/niveau3/English/Wereldtentoonstelling1883.docx
+++ b/EXPORTS/DOCX/published/niveau3/English/Wereldtentoonstelling1883.docx
@@ -1029,7 +1029,7 @@
           <w:sz w:val="24"/>
           <w:u w:val="single"/>
         </w:rPr>
-        <w:hyperlink r:id="rId13" w:history="1">
+        <w:hyperlink r:id="rId12" w:history="1">
           <w:r>
             <w:rPr>
               <w:rStyle w:val="Hyperlink"/>
@@ -1158,7 +1158,7 @@
           <w:sz w:val="24"/>
           <w:u w:val="single"/>
         </w:rPr>
-        <w:hyperlink r:id="rId13" w:history="1">
+        <w:hyperlink r:id="rId14" w:history="1">
           <w:r>
             <w:rPr>
               <w:rStyle w:val="Hyperlink"/>
@@ -1187,7 +1187,7 @@
           <w:sz w:val="24"/>
           <w:u w:val="single"/>
         </w:rPr>
-        <w:hyperlink r:id="rId13" w:history="1">
+        <w:hyperlink r:id="rId14" w:history="1">
           <w:r>
             <w:rPr>
               <w:rStyle w:val="Hyperlink"/>
@@ -5506,7 +5506,7 @@
             <w:rPr>
               <w:rStyle w:val="Hyperlink"/>
             </w:rPr>
-            <w:t>file/49d013d5-078</w:t>
+            <w:t>file/49d013d5-0786</w:t>
           </w:r>
         </w:hyperlink>
       </w:r>
@@ -5517,13 +5517,25 @@
           <w:i w:val="0"/>
           <w:color w:val="0000FF"/>
           <w:sz w:val="24"/>
+          <w:u w:val="single"/>
+        </w:rPr>
+        <w:t>-</w:t>
+      </w:r>
+      <w:r>
+        <w:rPr>
+          <w:rFonts w:ascii="Charis SIL Regular" w:hAnsi="Charis SIL Regular" w:eastAsia="Charis SIL Regular"/>
+          <w:b w:val="0"/>
+          <w:i w:val="0"/>
+          <w:color w:val="0000FF"/>
+          <w:sz w:val="24"/>
+          <w:u w:val="single"/>
         </w:rPr>
         <w:hyperlink r:id="rId27" w:history="1">
           <w:r>
             <w:rPr>
               <w:rStyle w:val="Hyperlink"/>
             </w:rPr>
-            <w:t>6</w:t>
+            <w:t>db08</w:t>
           </w:r>
         </w:hyperlink>
       </w:r>
@@ -5536,24 +5548,6 @@
           <w:sz w:val="24"/>
         </w:rPr>
         <w:t>-</w:t>
-      </w:r>
-      <w:r>
-        <w:rPr>
-          <w:rFonts w:ascii="Charis SIL Regular" w:hAnsi="Charis SIL Regular" w:eastAsia="Charis SIL Regular"/>
-          <w:b w:val="0"/>
-          <w:i w:val="0"/>
-          <w:color w:val="0000FF"/>
-          <w:sz w:val="24"/>
-          <w:u w:val="single"/>
-        </w:rPr>
-        <w:hyperlink r:id="rId27" w:history="1">
-          <w:r>
-            <w:rPr>
-              <w:rStyle w:val="Hyperlink"/>
-            </w:rPr>
-            <w:t>db08-</w:t>
-          </w:r>
-        </w:hyperlink>
       </w:r>
       <w:r>
         <w:rPr>

--- a/EXPORTS/DOCX/published/niveau3/English/Wereldtentoonstelling1883.docx
+++ b/EXPORTS/DOCX/published/niveau3/English/Wereldtentoonstelling1883.docx
@@ -1029,7 +1029,7 @@
           <w:sz w:val="24"/>
           <w:u w:val="single"/>
         </w:rPr>
-        <w:hyperlink r:id="rId12" w:history="1">
+        <w:hyperlink r:id="rId13" w:history="1">
           <w:r>
             <w:rPr>
               <w:rStyle w:val="Hyperlink"/>
@@ -1158,7 +1158,7 @@
           <w:sz w:val="24"/>
           <w:u w:val="single"/>
         </w:rPr>
-        <w:hyperlink r:id="rId14" w:history="1">
+        <w:hyperlink r:id="rId13" w:history="1">
           <w:r>
             <w:rPr>
               <w:rStyle w:val="Hyperlink"/>
@@ -1187,7 +1187,7 @@
           <w:sz w:val="24"/>
           <w:u w:val="single"/>
         </w:rPr>
-        <w:hyperlink r:id="rId14" w:history="1">
+        <w:hyperlink r:id="rId13" w:history="1">
           <w:r>
             <w:rPr>
               <w:rStyle w:val="Hyperlink"/>
@@ -5506,7 +5506,7 @@
             <w:rPr>
               <w:rStyle w:val="Hyperlink"/>
             </w:rPr>
-            <w:t>file/49d013d5-0786</w:t>
+            <w:t>file/49d013d5-078</w:t>
           </w:r>
         </w:hyperlink>
       </w:r>
@@ -5518,6 +5518,16 @@
           <w:color w:val="0000FF"/>
           <w:sz w:val="24"/>
           <w:u w:val="single"/>
+        </w:rPr>
+        <w:t>6</w:t>
+      </w:r>
+      <w:r>
+        <w:rPr>
+          <w:rFonts w:ascii="Charis SIL Regular" w:hAnsi="Charis SIL Regular" w:eastAsia="Charis SIL Regular"/>
+          <w:b w:val="0"/>
+          <w:i w:val="0"/>
+          <w:color w:val="0000FF"/>
+          <w:sz w:val="24"/>
         </w:rPr>
         <w:t>-</w:t>
       </w:r>
@@ -5535,19 +5545,9 @@
             <w:rPr>
               <w:rStyle w:val="Hyperlink"/>
             </w:rPr>
-            <w:t>db08</w:t>
+            <w:t>db08-</w:t>
           </w:r>
         </w:hyperlink>
-      </w:r>
-      <w:r>
-        <w:rPr>
-          <w:rFonts w:ascii="Charis SIL Regular" w:hAnsi="Charis SIL Regular" w:eastAsia="Charis SIL Regular"/>
-          <w:b w:val="0"/>
-          <w:i w:val="0"/>
-          <w:color w:val="0000FF"/>
-          <w:sz w:val="24"/>
-        </w:rPr>
-        <w:t>-</w:t>
       </w:r>
       <w:r>
         <w:rPr>

--- a/EXPORTS/DOCX/published/niveau3/English/Wereldtentoonstelling1883.docx
+++ b/EXPORTS/DOCX/published/niveau3/English/Wereldtentoonstelling1883.docx
@@ -982,7 +982,7 @@
           <w:sz w:val="24"/>
           <w:u w:val="single"/>
         </w:rPr>
-        <w:hyperlink r:id="rId12" w:history="1">
+        <w:hyperlink r:id="rId13" w:history="1">
           <w:r>
             <w:rPr>
               <w:rStyle w:val="Hyperlink"/>
@@ -1000,7 +1000,7 @@
           <w:sz w:val="24"/>
           <w:u w:val="single"/>
         </w:rPr>
-        <w:hyperlink r:id="rId12" w:history="1">
+        <w:hyperlink r:id="rId13" w:history="1">
           <w:r>
             <w:rPr>
               <w:rStyle w:val="Hyperlink"/>
@@ -2324,7 +2324,6 @@
           <w:i w:val="0"/>
           <w:color w:val="0000FF"/>
           <w:sz w:val="24"/>
-          <w:u w:val="single"/>
         </w:rPr>
         <w:hyperlink r:id="rId19" w:history="1">
           <w:r>
@@ -2533,7 +2532,14 @@
           <w:color w:val="000000"/>
           <w:sz w:val="24"/>
         </w:rPr>
-        <w:t xml:space="preserve">nt to the </w:t>
+        <w:hyperlink r:id="rId19" w:history="1">
+          <w:r>
+            <w:rPr>
+              <w:rStyle w:val="Hyperlink"/>
+            </w:rPr>
+            <w:t xml:space="preserve">nt to the </w:t>
+          </w:r>
+        </w:hyperlink>
       </w:r>
       <w:r>
         <w:rPr>
@@ -2625,9 +2631,15 @@
           <w:i w:val="0"/>
           <w:color w:val="0000FF"/>
           <w:sz w:val="24"/>
-          <w:u w:val="single"/>
-        </w:rPr>
-        <w:t>c</w:t>
+        </w:rPr>
+        <w:hyperlink r:id="rId19" w:history="1">
+          <w:r>
+            <w:rPr>
+              <w:rStyle w:val="Hyperlink"/>
+            </w:rPr>
+            <w:t>c</w:t>
+          </w:r>
+        </w:hyperlink>
       </w:r>
       <w:r>
         <w:rPr>
@@ -2636,9 +2648,15 @@
           <w:i w:val="0"/>
           <w:color w:val="0000FF"/>
           <w:sz w:val="24"/>
-          <w:u w:val="single"/>
-        </w:rPr>
-        <w:t>h</w:t>
+        </w:rPr>
+        <w:hyperlink r:id="rId19" w:history="1">
+          <w:r>
+            <w:rPr>
+              <w:rStyle w:val="Hyperlink"/>
+            </w:rPr>
+            <w:t>h</w:t>
+          </w:r>
+        </w:hyperlink>
       </w:r>
       <w:r>
         <w:rPr>
@@ -4298,32 +4316,7 @@
           <w:color w:val="000000"/>
           <w:sz w:val="24"/>
         </w:rPr>
-        <w:hyperlink r:id="rId25" w:history="1">
-          <w:r>
-            <w:rPr>
-              <w:rStyle w:val="Hyperlink"/>
-            </w:rPr>
-            <w:t>o sho</w:t>
-          </w:r>
-        </w:hyperlink>
-      </w:r>
-      <w:r>
-        <w:rPr>
-          <w:u w:val="single" w:color="0000ff"/>
-          <w:rFonts w:ascii="Charis SIL Regular" w:hAnsi="Charis SIL Regular" w:eastAsia="Charis SIL Regular"/>
-          <w:b w:val="0"/>
-          <w:i w:val="0"/>
-          <w:color w:val="000000"/>
-          <w:sz w:val="24"/>
-        </w:rPr>
-        <w:hyperlink r:id="rId25" w:history="1">
-          <w:r>
-            <w:rPr>
-              <w:rStyle w:val="Hyperlink"/>
-            </w:rPr>
-            <w:t>w the pe</w:t>
-          </w:r>
-        </w:hyperlink>
+        <w:t>o show the pe</w:t>
       </w:r>
       <w:r>
         <w:rPr>
@@ -5517,9 +5510,15 @@
           <w:i w:val="0"/>
           <w:color w:val="0000FF"/>
           <w:sz w:val="24"/>
-          <w:u w:val="single"/>
-        </w:rPr>
-        <w:t>6</w:t>
+        </w:rPr>
+        <w:hyperlink r:id="rId27" w:history="1">
+          <w:r>
+            <w:rPr>
+              <w:rStyle w:val="Hyperlink"/>
+            </w:rPr>
+            <w:t>6</w:t>
+          </w:r>
+        </w:hyperlink>
       </w:r>
       <w:r>
         <w:rPr>

--- a/EXPORTS/DOCX/published/niveau3/English/Wereldtentoonstelling1883.docx
+++ b/EXPORTS/DOCX/published/niveau3/English/Wereldtentoonstelling1883.docx
@@ -982,7 +982,7 @@
           <w:sz w:val="24"/>
           <w:u w:val="single"/>
         </w:rPr>
-        <w:hyperlink r:id="rId13" w:history="1">
+        <w:hyperlink r:id="rId12" w:history="1">
           <w:r>
             <w:rPr>
               <w:rStyle w:val="Hyperlink"/>
@@ -1000,7 +1000,7 @@
           <w:sz w:val="24"/>
           <w:u w:val="single"/>
         </w:rPr>
-        <w:hyperlink r:id="rId13" w:history="1">
+        <w:hyperlink r:id="rId12" w:history="1">
           <w:r>
             <w:rPr>
               <w:rStyle w:val="Hyperlink"/>
@@ -1029,7 +1029,7 @@
           <w:sz w:val="24"/>
           <w:u w:val="single"/>
         </w:rPr>
-        <w:hyperlink r:id="rId13" w:history="1">
+        <w:hyperlink r:id="rId12" w:history="1">
           <w:r>
             <w:rPr>
               <w:rStyle w:val="Hyperlink"/>
@@ -1122,7 +1122,7 @@
           <w:sz w:val="24"/>
           <w:u w:val="single"/>
         </w:rPr>
-        <w:hyperlink r:id="rId14" w:history="1">
+        <w:hyperlink r:id="rId13" w:history="1">
           <w:r>
             <w:rPr>
               <w:rStyle w:val="Hyperlink"/>
@@ -1140,7 +1140,7 @@
           <w:sz w:val="24"/>
           <w:u w:val="single"/>
         </w:rPr>
-        <w:hyperlink r:id="rId14" w:history="1">
+        <w:hyperlink r:id="rId13" w:history="1">
           <w:r>
             <w:rPr>
               <w:rStyle w:val="Hyperlink"/>
@@ -1187,7 +1187,7 @@
           <w:sz w:val="24"/>
           <w:u w:val="single"/>
         </w:rPr>
-        <w:hyperlink r:id="rId13" w:history="1">
+        <w:hyperlink r:id="rId14" w:history="1">
           <w:r>
             <w:rPr>
               <w:rStyle w:val="Hyperlink"/>
@@ -2525,7 +2525,6 @@
       </w:r>
       <w:r>
         <w:rPr>
-          <w:u w:val="single" w:color="0000ff"/>
           <w:rFonts w:ascii="Charis SIL Regular" w:hAnsi="Charis SIL Regular" w:eastAsia="Charis SIL Regular"/>
           <w:b w:val="0"/>
           <w:i w:val="0"/>
@@ -2648,6 +2647,7 @@
           <w:i w:val="0"/>
           <w:color w:val="0000FF"/>
           <w:sz w:val="24"/>
+          <w:u w:val="single"/>
         </w:rPr>
         <w:hyperlink r:id="rId19" w:history="1">
           <w:r>
@@ -4316,7 +4316,32 @@
           <w:color w:val="000000"/>
           <w:sz w:val="24"/>
         </w:rPr>
-        <w:t>o show the pe</w:t>
+        <w:hyperlink r:id="rId25" w:history="1">
+          <w:r>
+            <w:rPr>
+              <w:rStyle w:val="Hyperlink"/>
+            </w:rPr>
+            <w:t>o sho</w:t>
+          </w:r>
+        </w:hyperlink>
+      </w:r>
+      <w:r>
+        <w:rPr>
+          <w:u w:val="single" w:color="0000ff"/>
+          <w:rFonts w:ascii="Charis SIL Regular" w:hAnsi="Charis SIL Regular" w:eastAsia="Charis SIL Regular"/>
+          <w:b w:val="0"/>
+          <w:i w:val="0"/>
+          <w:color w:val="000000"/>
+          <w:sz w:val="24"/>
+        </w:rPr>
+        <w:hyperlink r:id="rId25" w:history="1">
+          <w:r>
+            <w:rPr>
+              <w:rStyle w:val="Hyperlink"/>
+            </w:rPr>
+            <w:t>w the pe</w:t>
+          </w:r>
+        </w:hyperlink>
       </w:r>
       <w:r>
         <w:rPr>

--- a/EXPORTS/DOCX/published/niveau3/English/Wereldtentoonstelling1883.docx
+++ b/EXPORTS/DOCX/published/niveau3/English/Wereldtentoonstelling1883.docx
@@ -982,14 +982,7 @@
           <w:sz w:val="24"/>
           <w:u w:val="single"/>
         </w:rPr>
-        <w:hyperlink r:id="rId12" w:history="1">
-          <w:r>
-            <w:rPr>
-              <w:rStyle w:val="Hyperlink"/>
-            </w:rPr>
-            <w:t>Rijksmuseu</w:t>
-          </w:r>
-        </w:hyperlink>
+        <w:t>Rijksmuseu</w:t>
       </w:r>
       <w:r>
         <w:rPr>
@@ -1187,7 +1180,7 @@
           <w:sz w:val="24"/>
           <w:u w:val="single"/>
         </w:rPr>
-        <w:hyperlink r:id="rId14" w:history="1">
+        <w:hyperlink r:id="rId13" w:history="1">
           <w:r>
             <w:rPr>
               <w:rStyle w:val="Hyperlink"/>
@@ -2324,6 +2317,7 @@
           <w:i w:val="0"/>
           <w:color w:val="0000FF"/>
           <w:sz w:val="24"/>
+          <w:u w:val="single"/>
         </w:rPr>
         <w:hyperlink r:id="rId19" w:history="1">
           <w:r>
@@ -2525,20 +2519,14 @@
       </w:r>
       <w:r>
         <w:rPr>
+          <w:u w:val="single" w:color="0000ff"/>
           <w:rFonts w:ascii="Charis SIL Regular" w:hAnsi="Charis SIL Regular" w:eastAsia="Charis SIL Regular"/>
           <w:b w:val="0"/>
           <w:i w:val="0"/>
           <w:color w:val="000000"/>
           <w:sz w:val="24"/>
         </w:rPr>
-        <w:hyperlink r:id="rId19" w:history="1">
-          <w:r>
-            <w:rPr>
-              <w:rStyle w:val="Hyperlink"/>
-            </w:rPr>
-            <w:t xml:space="preserve">nt to the </w:t>
-          </w:r>
-        </w:hyperlink>
+        <w:t xml:space="preserve">nt to the </w:t>
       </w:r>
       <w:r>
         <w:rPr>
@@ -2578,7 +2566,7 @@
           <w:sz w:val="24"/>
           <w:u w:val="single"/>
         </w:rPr>
-        <w:hyperlink r:id="rId19" w:history="1">
+        <w:hyperlink r:id="rId21" w:history="1">
           <w:r>
             <w:rPr>
               <w:rStyle w:val="Hyperlink"/>
@@ -2596,12 +2584,12 @@
           <w:sz w:val="24"/>
           <w:u w:val="single"/>
         </w:rPr>
-        <w:hyperlink r:id="rId19" w:history="1">
+        <w:hyperlink r:id="rId21" w:history="1">
           <w:r>
             <w:rPr>
               <w:rStyle w:val="Hyperlink"/>
             </w:rPr>
-            <w:t>tnografi</w:t>
+            <w:t>tnograf</w:t>
           </w:r>
         </w:hyperlink>
       </w:r>
@@ -2614,7 +2602,25 @@
           <w:sz w:val="24"/>
           <w:u w:val="single"/>
         </w:rPr>
-        <w:hyperlink r:id="rId19" w:history="1">
+        <w:hyperlink r:id="rId21" w:history="1">
+          <w:r>
+            <w:rPr>
+              <w:rStyle w:val="Hyperlink"/>
+            </w:rPr>
+            <w:t>i</w:t>
+          </w:r>
+        </w:hyperlink>
+      </w:r>
+      <w:r>
+        <w:rPr>
+          <w:rFonts w:ascii="Charis SIL Regular" w:hAnsi="Charis SIL Regular" w:eastAsia="Charis SIL Regular"/>
+          <w:b w:val="0"/>
+          <w:i w:val="0"/>
+          <w:color w:val="0000FF"/>
+          <w:sz w:val="24"/>
+          <w:u w:val="single"/>
+        </w:rPr>
+        <w:hyperlink r:id="rId21" w:history="1">
           <w:r>
             <w:rPr>
               <w:rStyle w:val="Hyperlink"/>
@@ -2631,7 +2637,7 @@
           <w:color w:val="0000FF"/>
           <w:sz w:val="24"/>
         </w:rPr>
-        <w:hyperlink r:id="rId19" w:history="1">
+        <w:hyperlink r:id="rId21" w:history="1">
           <w:r>
             <w:rPr>
               <w:rStyle w:val="Hyperlink"/>
@@ -2647,16 +2653,8 @@
           <w:i w:val="0"/>
           <w:color w:val="0000FF"/>
           <w:sz w:val="24"/>
-          <w:u w:val="single"/>
-        </w:rPr>
-        <w:hyperlink r:id="rId19" w:history="1">
-          <w:r>
-            <w:rPr>
-              <w:rStyle w:val="Hyperlink"/>
-            </w:rPr>
-            <w:t>h</w:t>
-          </w:r>
-        </w:hyperlink>
+        </w:rPr>
+        <w:t>h</w:t>
       </w:r>
       <w:r>
         <w:rPr>
@@ -2734,85 +2732,13 @@
       </w:r>
       <w:r>
         <w:rPr>
-          <w:u w:val="single" w:color="0000ff"/>
           <w:rFonts w:ascii="Charis SIL Regular" w:hAnsi="Charis SIL Regular" w:eastAsia="Charis SIL Regular"/>
           <w:b w:val="0"/>
           <w:i w:val="0"/>
           <w:color w:val="000000"/>
           <w:sz w:val="24"/>
         </w:rPr>
-        <w:hyperlink r:id="rId20" w:history="1">
-          <w:r>
-            <w:rPr>
-              <w:rStyle w:val="Hyperlink"/>
-            </w:rPr>
-            <w:t>addition, dur</w:t>
-          </w:r>
-        </w:hyperlink>
-      </w:r>
-      <w:r>
-        <w:rPr>
-          <w:u w:val="single" w:color="0000ff"/>
-          <w:rFonts w:ascii="Charis SIL Regular" w:hAnsi="Charis SIL Regular" w:eastAsia="Charis SIL Regular"/>
-          <w:b w:val="0"/>
-          <w:i w:val="0"/>
-          <w:color w:val="000000"/>
-          <w:sz w:val="24"/>
-        </w:rPr>
-        <w:hyperlink r:id="rId20" w:history="1">
-          <w:r>
-            <w:rPr>
-              <w:rStyle w:val="Hyperlink"/>
-            </w:rPr>
-            <w:t>i</w:t>
-          </w:r>
-        </w:hyperlink>
-      </w:r>
-      <w:r>
-        <w:rPr>
-          <w:u w:val="single" w:color="0000ff"/>
-          <w:rFonts w:ascii="Charis SIL Regular" w:hAnsi="Charis SIL Regular" w:eastAsia="Charis SIL Regular"/>
-          <w:b w:val="0"/>
-          <w:i w:val="0"/>
-          <w:color w:val="000000"/>
-          <w:sz w:val="24"/>
-        </w:rPr>
-        <w:hyperlink r:id="rId20" w:history="1">
-          <w:r>
-            <w:rPr>
-              <w:rStyle w:val="Hyperlink"/>
-            </w:rPr>
-            <w:t>ng the W</w:t>
-          </w:r>
-        </w:hyperlink>
-      </w:r>
-      <w:r>
-        <w:rPr>
-          <w:rFonts w:ascii="Charis SIL Regular" w:hAnsi="Charis SIL Regular" w:eastAsia="Charis SIL Regular"/>
-          <w:b w:val="0"/>
-          <w:i w:val="0"/>
-          <w:color w:val="000000"/>
-          <w:sz w:val="24"/>
-        </w:rPr>
-        <w:t xml:space="preserve">orld Exhibition the Leiden </w:t>
-      </w:r>
-      <w:r>
-        <w:rPr>
-          <w:u w:val="single" w:color="0000ff"/>
-          <w:rFonts w:ascii="Charis SIL Regular" w:hAnsi="Charis SIL Regular" w:eastAsia="Charis SIL Regular"/>
-          <w:b w:val="0"/>
-          <w:i w:val="0"/>
-          <w:color w:val="000000"/>
-          <w:sz w:val="24"/>
-        </w:rPr>
-        <w:hyperlink r:id="rId21" w:history="1">
-          <w:r>
-            <w:rPr>
-              <w:rStyle w:val="Hyperlink"/>
-            </w:rPr>
-            <w:t>muse</w:t>
-          </w:r>
-        </w:hyperlink>
+        <w:t>addition, during the World Exhibition the Leiden muse</w:t>
       </w:r>
       <w:r>
         <w:rPr>

--- a/EXPORTS/DOCX/published/niveau3/English/Wereldtentoonstelling1883.docx
+++ b/EXPORTS/DOCX/published/niveau3/English/Wereldtentoonstelling1883.docx
@@ -982,7 +982,14 @@
           <w:sz w:val="24"/>
           <w:u w:val="single"/>
         </w:rPr>
-        <w:t>Rijksmuseu</w:t>
+        <w:hyperlink r:id="rId12" w:history="1">
+          <w:r>
+            <w:rPr>
+              <w:rStyle w:val="Hyperlink"/>
+            </w:rPr>
+            <w:t>Rijksmuseu</w:t>
+          </w:r>
+        </w:hyperlink>
       </w:r>
       <w:r>
         <w:rPr>
@@ -1115,7 +1122,7 @@
           <w:sz w:val="24"/>
           <w:u w:val="single"/>
         </w:rPr>
-        <w:hyperlink r:id="rId13" w:history="1">
+        <w:hyperlink r:id="rId14" w:history="1">
           <w:r>
             <w:rPr>
               <w:rStyle w:val="Hyperlink"/>
@@ -1133,7 +1140,7 @@
           <w:sz w:val="24"/>
           <w:u w:val="single"/>
         </w:rPr>
-        <w:hyperlink r:id="rId13" w:history="1">
+        <w:hyperlink r:id="rId14" w:history="1">
           <w:r>
             <w:rPr>
               <w:rStyle w:val="Hyperlink"/>
@@ -1151,7 +1158,7 @@
           <w:sz w:val="24"/>
           <w:u w:val="single"/>
         </w:rPr>
-        <w:hyperlink r:id="rId13" w:history="1">
+        <w:hyperlink r:id="rId14" w:history="1">
           <w:r>
             <w:rPr>
               <w:rStyle w:val="Hyperlink"/>
@@ -1180,7 +1187,7 @@
           <w:sz w:val="24"/>
           <w:u w:val="single"/>
         </w:rPr>
-        <w:hyperlink r:id="rId13" w:history="1">
+        <w:hyperlink r:id="rId14" w:history="1">
           <w:r>
             <w:rPr>
               <w:rStyle w:val="Hyperlink"/>
@@ -2317,7 +2324,6 @@
           <w:i w:val="0"/>
           <w:color w:val="0000FF"/>
           <w:sz w:val="24"/>
-          <w:u w:val="single"/>
         </w:rPr>
         <w:hyperlink r:id="rId19" w:history="1">
           <w:r>
@@ -2413,31 +2419,13 @@
       </w:r>
       <w:r>
         <w:rPr>
-          <w:u w:val="single" w:color="0000ff"/>
           <w:rFonts w:ascii="Charis SIL Regular" w:hAnsi="Charis SIL Regular" w:eastAsia="Charis SIL Regular"/>
           <w:b w:val="0"/>
           <w:i w:val="0"/>
           <w:color w:val="000000"/>
           <w:sz w:val="24"/>
         </w:rPr>
-        <w:hyperlink r:id="rId18" w:history="1">
-          <w:r>
-            <w:rPr>
-              <w:rStyle w:val="Hyperlink"/>
-            </w:rPr>
-            <w:t xml:space="preserve"> and t</w:t>
-          </w:r>
-        </w:hyperlink>
-      </w:r>
-      <w:r>
-        <w:rPr>
-          <w:rFonts w:ascii="Charis SIL Regular" w:hAnsi="Charis SIL Regular" w:eastAsia="Charis SIL Regular"/>
-          <w:b w:val="0"/>
-          <w:i w:val="0"/>
-          <w:color w:val="000000"/>
-          <w:sz w:val="24"/>
-        </w:rPr>
-        <w:t xml:space="preserve">he </w:t>
+        <w:t xml:space="preserve"> and the </w:t>
       </w:r>
       <w:r>
         <w:rPr>
@@ -2515,18 +2503,7 @@
           <w:color w:val="000000"/>
           <w:sz w:val="24"/>
         </w:rPr>
-        <w:t>. The majority we</w:t>
-      </w:r>
-      <w:r>
-        <w:rPr>
-          <w:u w:val="single" w:color="0000ff"/>
-          <w:rFonts w:ascii="Charis SIL Regular" w:hAnsi="Charis SIL Regular" w:eastAsia="Charis SIL Regular"/>
-          <w:b w:val="0"/>
-          <w:i w:val="0"/>
-          <w:color w:val="000000"/>
-          <w:sz w:val="24"/>
-        </w:rPr>
-        <w:t xml:space="preserve">nt to the </w:t>
+        <w:t xml:space="preserve">. The majority went to the </w:t>
       </w:r>
       <w:r>
         <w:rPr>
@@ -2566,7 +2543,7 @@
           <w:sz w:val="24"/>
           <w:u w:val="single"/>
         </w:rPr>
-        <w:hyperlink r:id="rId21" w:history="1">
+        <w:hyperlink r:id="rId19" w:history="1">
           <w:r>
             <w:rPr>
               <w:rStyle w:val="Hyperlink"/>
@@ -2584,12 +2561,12 @@
           <w:sz w:val="24"/>
           <w:u w:val="single"/>
         </w:rPr>
-        <w:hyperlink r:id="rId21" w:history="1">
+        <w:hyperlink r:id="rId19" w:history="1">
           <w:r>
             <w:rPr>
               <w:rStyle w:val="Hyperlink"/>
             </w:rPr>
-            <w:t>tnograf</w:t>
+            <w:t>tnografis</w:t>
           </w:r>
         </w:hyperlink>
       </w:r>
@@ -2602,42 +2579,7 @@
           <w:sz w:val="24"/>
           <w:u w:val="single"/>
         </w:rPr>
-        <w:hyperlink r:id="rId21" w:history="1">
-          <w:r>
-            <w:rPr>
-              <w:rStyle w:val="Hyperlink"/>
-            </w:rPr>
-            <w:t>i</w:t>
-          </w:r>
-        </w:hyperlink>
-      </w:r>
-      <w:r>
-        <w:rPr>
-          <w:rFonts w:ascii="Charis SIL Regular" w:hAnsi="Charis SIL Regular" w:eastAsia="Charis SIL Regular"/>
-          <w:b w:val="0"/>
-          <w:i w:val="0"/>
-          <w:color w:val="0000FF"/>
-          <w:sz w:val="24"/>
-          <w:u w:val="single"/>
-        </w:rPr>
-        <w:hyperlink r:id="rId21" w:history="1">
-          <w:r>
-            <w:rPr>
-              <w:rStyle w:val="Hyperlink"/>
-            </w:rPr>
-            <w:t>s</w:t>
-          </w:r>
-        </w:hyperlink>
-      </w:r>
-      <w:r>
-        <w:rPr>
-          <w:rFonts w:ascii="Charis SIL Regular" w:hAnsi="Charis SIL Regular" w:eastAsia="Charis SIL Regular"/>
-          <w:b w:val="0"/>
-          <w:i w:val="0"/>
-          <w:color w:val="0000FF"/>
-          <w:sz w:val="24"/>
-        </w:rPr>
-        <w:hyperlink r:id="rId21" w:history="1">
+        <w:hyperlink r:id="rId19" w:history="1">
           <w:r>
             <w:rPr>
               <w:rStyle w:val="Hyperlink"/>
@@ -2653,8 +2595,16 @@
           <w:i w:val="0"/>
           <w:color w:val="0000FF"/>
           <w:sz w:val="24"/>
-        </w:rPr>
-        <w:t>h</w:t>
+          <w:u w:val="single"/>
+        </w:rPr>
+        <w:hyperlink r:id="rId19" w:history="1">
+          <w:r>
+            <w:rPr>
+              <w:rStyle w:val="Hyperlink"/>
+            </w:rPr>
+            <w:t>h</w:t>
+          </w:r>
+        </w:hyperlink>
       </w:r>
       <w:r>
         <w:rPr>
@@ -2681,9 +2631,19 @@
             <w:rPr>
               <w:rStyle w:val="Hyperlink"/>
             </w:rPr>
-            <w:t>Museum</w:t>
+            <w:t>Museu</w:t>
           </w:r>
         </w:hyperlink>
+      </w:r>
+      <w:r>
+        <w:rPr>
+          <w:rFonts w:ascii="Charis SIL Regular" w:hAnsi="Charis SIL Regular" w:eastAsia="Charis SIL Regular"/>
+          <w:b w:val="0"/>
+          <w:i w:val="0"/>
+          <w:color w:val="0000FF"/>
+          <w:sz w:val="24"/>
+        </w:rPr>
+        <w:t>m</w:t>
       </w:r>
       <w:r>
         <w:rPr>
@@ -2732,13 +2692,85 @@
       </w:r>
       <w:r>
         <w:rPr>
+          <w:u w:val="single" w:color="0000ff"/>
           <w:rFonts w:ascii="Charis SIL Regular" w:hAnsi="Charis SIL Regular" w:eastAsia="Charis SIL Regular"/>
           <w:b w:val="0"/>
           <w:i w:val="0"/>
           <w:color w:val="000000"/>
           <w:sz w:val="24"/>
         </w:rPr>
-        <w:t>addition, during the World Exhibition the Leiden muse</w:t>
+        <w:hyperlink r:id="rId20" w:history="1">
+          <w:r>
+            <w:rPr>
+              <w:rStyle w:val="Hyperlink"/>
+            </w:rPr>
+            <w:t>addition, dur</w:t>
+          </w:r>
+        </w:hyperlink>
+      </w:r>
+      <w:r>
+        <w:rPr>
+          <w:u w:val="single" w:color="0000ff"/>
+          <w:rFonts w:ascii="Charis SIL Regular" w:hAnsi="Charis SIL Regular" w:eastAsia="Charis SIL Regular"/>
+          <w:b w:val="0"/>
+          <w:i w:val="0"/>
+          <w:color w:val="000000"/>
+          <w:sz w:val="24"/>
+        </w:rPr>
+        <w:hyperlink r:id="rId20" w:history="1">
+          <w:r>
+            <w:rPr>
+              <w:rStyle w:val="Hyperlink"/>
+            </w:rPr>
+            <w:t>i</w:t>
+          </w:r>
+        </w:hyperlink>
+      </w:r>
+      <w:r>
+        <w:rPr>
+          <w:u w:val="single" w:color="0000ff"/>
+          <w:rFonts w:ascii="Charis SIL Regular" w:hAnsi="Charis SIL Regular" w:eastAsia="Charis SIL Regular"/>
+          <w:b w:val="0"/>
+          <w:i w:val="0"/>
+          <w:color w:val="000000"/>
+          <w:sz w:val="24"/>
+        </w:rPr>
+        <w:hyperlink r:id="rId20" w:history="1">
+          <w:r>
+            <w:rPr>
+              <w:rStyle w:val="Hyperlink"/>
+            </w:rPr>
+            <w:t>ng the W</w:t>
+          </w:r>
+        </w:hyperlink>
+      </w:r>
+      <w:r>
+        <w:rPr>
+          <w:rFonts w:ascii="Charis SIL Regular" w:hAnsi="Charis SIL Regular" w:eastAsia="Charis SIL Regular"/>
+          <w:b w:val="0"/>
+          <w:i w:val="0"/>
+          <w:color w:val="000000"/>
+          <w:sz w:val="24"/>
+        </w:rPr>
+        <w:t xml:space="preserve">orld Exhibition the Leiden </w:t>
+      </w:r>
+      <w:r>
+        <w:rPr>
+          <w:u w:val="single" w:color="0000ff"/>
+          <w:rFonts w:ascii="Charis SIL Regular" w:hAnsi="Charis SIL Regular" w:eastAsia="Charis SIL Regular"/>
+          <w:b w:val="0"/>
+          <w:i w:val="0"/>
+          <w:color w:val="000000"/>
+          <w:sz w:val="24"/>
+        </w:rPr>
+        <w:hyperlink r:id="rId21" w:history="1">
+          <w:r>
+            <w:rPr>
+              <w:rStyle w:val="Hyperlink"/>
+            </w:rPr>
+            <w:t>muse</w:t>
+          </w:r>
+        </w:hyperlink>
       </w:r>
       <w:r>
         <w:rPr>
@@ -3721,129 +3753,13 @@
       </w:r>
       <w:r>
         <w:rPr>
-          <w:u w:val="single" w:color="0000ff"/>
           <w:rFonts w:ascii="Charis SIL Regular" w:hAnsi="Charis SIL Regular" w:eastAsia="Charis SIL Regular"/>
           <w:b w:val="0"/>
           <w:i w:val="0"/>
           <w:color w:val="000000"/>
           <w:sz w:val="24"/>
         </w:rPr>
-        <w:hyperlink r:id="rId24" w:history="1">
-          <w:r>
-            <w:rPr>
-              <w:rStyle w:val="Hyperlink"/>
-            </w:rPr>
-            <w:t>Leide</w:t>
-          </w:r>
-        </w:hyperlink>
-      </w:r>
-      <w:r>
-        <w:rPr>
-          <w:u w:val="single" w:color="0000ff"/>
-          <w:rFonts w:ascii="Charis SIL Regular" w:hAnsi="Charis SIL Regular" w:eastAsia="Charis SIL Regular"/>
-          <w:b w:val="0"/>
-          <w:i w:val="0"/>
-          <w:color w:val="000000"/>
-          <w:sz w:val="24"/>
-        </w:rPr>
-        <w:hyperlink r:id="rId24" w:history="1">
-          <w:r>
-            <w:rPr>
-              <w:rStyle w:val="Hyperlink"/>
-            </w:rPr>
-            <w:t>n Univers</w:t>
-          </w:r>
-        </w:hyperlink>
-      </w:r>
-      <w:r>
-        <w:rPr>
-          <w:u w:val="single" w:color="0000ff"/>
-          <w:rFonts w:ascii="Charis SIL Regular" w:hAnsi="Charis SIL Regular" w:eastAsia="Charis SIL Regular"/>
-          <w:b w:val="0"/>
-          <w:i w:val="0"/>
-          <w:color w:val="000000"/>
-          <w:sz w:val="24"/>
-        </w:rPr>
-        <w:hyperlink r:id="rId24" w:history="1">
-          <w:r>
-            <w:rPr>
-              <w:rStyle w:val="Hyperlink"/>
-            </w:rPr>
-            <w:t>i</w:t>
-          </w:r>
-        </w:hyperlink>
-      </w:r>
-      <w:r>
-        <w:rPr>
-          <w:u w:val="single" w:color="0000ff"/>
-          <w:rFonts w:ascii="Charis SIL Regular" w:hAnsi="Charis SIL Regular" w:eastAsia="Charis SIL Regular"/>
-          <w:b w:val="0"/>
-          <w:i w:val="0"/>
-          <w:color w:val="000000"/>
-          <w:sz w:val="24"/>
-        </w:rPr>
-        <w:hyperlink r:id="rId24" w:history="1">
-          <w:r>
-            <w:rPr>
-              <w:rStyle w:val="Hyperlink"/>
-            </w:rPr>
-            <w:t>t</w:t>
-          </w:r>
-        </w:hyperlink>
-      </w:r>
-      <w:r>
-        <w:rPr>
-          <w:u w:val="single" w:color="0000ff"/>
-          <w:rFonts w:ascii="Charis SIL Regular" w:hAnsi="Charis SIL Regular" w:eastAsia="Charis SIL Regular"/>
-          <w:b w:val="0"/>
-          <w:i w:val="0"/>
-          <w:color w:val="000000"/>
-          <w:sz w:val="24"/>
-        </w:rPr>
-        <w:hyperlink r:id="rId24" w:history="1">
-          <w:r>
-            <w:rPr>
-              <w:rStyle w:val="Hyperlink"/>
-            </w:rPr>
-            <w:t>y</w:t>
-          </w:r>
-        </w:hyperlink>
-      </w:r>
-      <w:r>
-        <w:rPr>
-          <w:u w:val="single" w:color="0000ff"/>
-          <w:rFonts w:ascii="Charis SIL Regular" w:hAnsi="Charis SIL Regular" w:eastAsia="Charis SIL Regular"/>
-          <w:b w:val="0"/>
-          <w:i w:val="0"/>
-          <w:color w:val="000000"/>
-          <w:sz w:val="24"/>
-        </w:rPr>
-        <w:hyperlink r:id="rId24" w:history="1">
-          <w:r>
-            <w:rPr>
-              <w:rStyle w:val="Hyperlink"/>
-            </w:rPr>
-            <w:t>. The phot</w:t>
-          </w:r>
-        </w:hyperlink>
-      </w:r>
-      <w:r>
-        <w:rPr>
-          <w:u w:val="single" w:color="0000ff"/>
-          <w:rFonts w:ascii="Charis SIL Regular" w:hAnsi="Charis SIL Regular" w:eastAsia="Charis SIL Regular"/>
-          <w:b w:val="0"/>
-          <w:i w:val="0"/>
-          <w:color w:val="000000"/>
-          <w:sz w:val="24"/>
-        </w:rPr>
-        <w:hyperlink r:id="rId24" w:history="1">
-          <w:r>
-            <w:rPr>
-              <w:rStyle w:val="Hyperlink"/>
-            </w:rPr>
-            <w:t>o collecti</w:t>
-          </w:r>
-        </w:hyperlink>
+        <w:t>Leiden University. The photo collecti</w:t>
       </w:r>
       <w:r>
         <w:rPr>
@@ -4685,7 +4601,7 @@
           <w:sz w:val="24"/>
           <w:u w:val="single"/>
         </w:rPr>
-        <w:t>Scientific research in colonised terr</w:t>
+        <w:t>Scientific research in colonised terri</w:t>
       </w:r>
       <w:r>
         <w:rPr>
@@ -4696,7 +4612,7 @@
           <w:sz w:val="24"/>
           <w:u w:val="single"/>
         </w:rPr>
-        <w:t>i</w:t>
+        <w:t>torie</w:t>
       </w:r>
       <w:r>
         <w:rPr>
@@ -4705,9 +4621,8 @@
           <w:i w:val="0"/>
           <w:color w:val="0000FF"/>
           <w:sz w:val="24"/>
-          <w:u w:val="single"/>
-        </w:rPr>
-        <w:t>tories</w:t>
+        </w:rPr>
+        <w:t>s</w:t>
       </w:r>
       <w:r>
         <w:br/>
@@ -5461,15 +5376,9 @@
           <w:i w:val="0"/>
           <w:color w:val="0000FF"/>
           <w:sz w:val="24"/>
-        </w:rPr>
-        <w:hyperlink r:id="rId27" w:history="1">
-          <w:r>
-            <w:rPr>
-              <w:rStyle w:val="Hyperlink"/>
-            </w:rPr>
-            <w:t>6</w:t>
-          </w:r>
-        </w:hyperlink>
+          <w:u w:val="single"/>
+        </w:rPr>
+        <w:t>6</w:t>
       </w:r>
       <w:r>
         <w:rPr>

--- a/EXPORTS/DOCX/published/niveau3/English/Wereldtentoonstelling1883.docx
+++ b/EXPORTS/DOCX/published/niveau3/English/Wereldtentoonstelling1883.docx
@@ -1122,7 +1122,7 @@
           <w:sz w:val="24"/>
           <w:u w:val="single"/>
         </w:rPr>
-        <w:hyperlink r:id="rId14" w:history="1">
+        <w:hyperlink r:id="rId13" w:history="1">
           <w:r>
             <w:rPr>
               <w:rStyle w:val="Hyperlink"/>
@@ -1140,7 +1140,7 @@
           <w:sz w:val="24"/>
           <w:u w:val="single"/>
         </w:rPr>
-        <w:hyperlink r:id="rId14" w:history="1">
+        <w:hyperlink r:id="rId13" w:history="1">
           <w:r>
             <w:rPr>
               <w:rStyle w:val="Hyperlink"/>
@@ -1158,7 +1158,7 @@
           <w:sz w:val="24"/>
           <w:u w:val="single"/>
         </w:rPr>
-        <w:hyperlink r:id="rId14" w:history="1">
+        <w:hyperlink r:id="rId13" w:history="1">
           <w:r>
             <w:rPr>
               <w:rStyle w:val="Hyperlink"/>
@@ -1187,7 +1187,7 @@
           <w:sz w:val="24"/>
           <w:u w:val="single"/>
         </w:rPr>
-        <w:hyperlink r:id="rId14" w:history="1">
+        <w:hyperlink r:id="rId13" w:history="1">
           <w:r>
             <w:rPr>
               <w:rStyle w:val="Hyperlink"/>
@@ -2324,6 +2324,7 @@
           <w:i w:val="0"/>
           <w:color w:val="0000FF"/>
           <w:sz w:val="24"/>
+          <w:u w:val="single"/>
         </w:rPr>
         <w:hyperlink r:id="rId19" w:history="1">
           <w:r>
@@ -2372,7 +2373,7 @@
           <w:sz w:val="24"/>
           <w:u w:val="single"/>
         </w:rPr>
-        <w:hyperlink r:id="rId18" w:history="1">
+        <w:hyperlink r:id="rId19" w:history="1">
           <w:r>
             <w:rPr>
               <w:rStyle w:val="Hyperlink"/>
@@ -2390,7 +2391,7 @@
           <w:sz w:val="24"/>
           <w:u w:val="single"/>
         </w:rPr>
-        <w:hyperlink r:id="rId18" w:history="1">
+        <w:hyperlink r:id="rId19" w:history="1">
           <w:r>
             <w:rPr>
               <w:rStyle w:val="Hyperlink"/>
@@ -2408,7 +2409,7 @@
           <w:sz w:val="24"/>
           <w:u w:val="single"/>
         </w:rPr>
-        <w:hyperlink r:id="rId18" w:history="1">
+        <w:hyperlink r:id="rId19" w:history="1">
           <w:r>
             <w:rPr>
               <w:rStyle w:val="Hyperlink"/>
@@ -2419,13 +2420,31 @@
       </w:r>
       <w:r>
         <w:rPr>
+          <w:u w:val="single" w:color="0000ff"/>
           <w:rFonts w:ascii="Charis SIL Regular" w:hAnsi="Charis SIL Regular" w:eastAsia="Charis SIL Regular"/>
           <w:b w:val="0"/>
           <w:i w:val="0"/>
           <w:color w:val="000000"/>
           <w:sz w:val="24"/>
         </w:rPr>
-        <w:t xml:space="preserve"> and the </w:t>
+        <w:hyperlink r:id="rId18" w:history="1">
+          <w:r>
+            <w:rPr>
+              <w:rStyle w:val="Hyperlink"/>
+            </w:rPr>
+            <w:t xml:space="preserve"> and t</w:t>
+          </w:r>
+        </w:hyperlink>
+      </w:r>
+      <w:r>
+        <w:rPr>
+          <w:rFonts w:ascii="Charis SIL Regular" w:hAnsi="Charis SIL Regular" w:eastAsia="Charis SIL Regular"/>
+          <w:b w:val="0"/>
+          <w:i w:val="0"/>
+          <w:color w:val="000000"/>
+          <w:sz w:val="24"/>
+        </w:rPr>
+        <w:t xml:space="preserve">he </w:t>
       </w:r>
       <w:r>
         <w:rPr>
@@ -2503,7 +2522,18 @@
           <w:color w:val="000000"/>
           <w:sz w:val="24"/>
         </w:rPr>
-        <w:t xml:space="preserve">. The majority went to the </w:t>
+        <w:t>. The majority we</w:t>
+      </w:r>
+      <w:r>
+        <w:rPr>
+          <w:u w:val="single" w:color="0000ff"/>
+          <w:rFonts w:ascii="Charis SIL Regular" w:hAnsi="Charis SIL Regular" w:eastAsia="Charis SIL Regular"/>
+          <w:b w:val="0"/>
+          <w:i w:val="0"/>
+          <w:color w:val="000000"/>
+          <w:sz w:val="24"/>
+        </w:rPr>
+        <w:t xml:space="preserve">nt to the </w:t>
       </w:r>
       <w:r>
         <w:rPr>
@@ -2514,7 +2544,7 @@
           <w:sz w:val="24"/>
           <w:u w:val="single"/>
         </w:rPr>
-        <w:hyperlink r:id="rId19" w:history="1">
+        <w:hyperlink r:id="rId21" w:history="1">
           <w:r>
             <w:rPr>
               <w:rStyle w:val="Hyperlink"/>
@@ -2543,7 +2573,7 @@
           <w:sz w:val="24"/>
           <w:u w:val="single"/>
         </w:rPr>
-        <w:hyperlink r:id="rId19" w:history="1">
+        <w:hyperlink r:id="rId21" w:history="1">
           <w:r>
             <w:rPr>
               <w:rStyle w:val="Hyperlink"/>
@@ -2566,7 +2596,7 @@
             <w:rPr>
               <w:rStyle w:val="Hyperlink"/>
             </w:rPr>
-            <w:t>tnografis</w:t>
+            <w:t>tnografi</w:t>
           </w:r>
         </w:hyperlink>
       </w:r>
@@ -2578,6 +2608,23 @@
           <w:color w:val="0000FF"/>
           <w:sz w:val="24"/>
           <w:u w:val="single"/>
+        </w:rPr>
+        <w:hyperlink r:id="rId19" w:history="1">
+          <w:r>
+            <w:rPr>
+              <w:rStyle w:val="Hyperlink"/>
+            </w:rPr>
+            <w:t>s</w:t>
+          </w:r>
+        </w:hyperlink>
+      </w:r>
+      <w:r>
+        <w:rPr>
+          <w:rFonts w:ascii="Charis SIL Regular" w:hAnsi="Charis SIL Regular" w:eastAsia="Charis SIL Regular"/>
+          <w:b w:val="0"/>
+          <w:i w:val="0"/>
+          <w:color w:val="0000FF"/>
+          <w:sz w:val="24"/>
         </w:rPr>
         <w:hyperlink r:id="rId19" w:history="1">
           <w:r>
@@ -2595,7 +2642,6 @@
           <w:i w:val="0"/>
           <w:color w:val="0000FF"/>
           <w:sz w:val="24"/>
-          <w:u w:val="single"/>
         </w:rPr>
         <w:hyperlink r:id="rId19" w:history="1">
           <w:r>
@@ -2631,19 +2677,9 @@
             <w:rPr>
               <w:rStyle w:val="Hyperlink"/>
             </w:rPr>
-            <w:t>Museu</w:t>
+            <w:t>Museum</w:t>
           </w:r>
         </w:hyperlink>
-      </w:r>
-      <w:r>
-        <w:rPr>
-          <w:rFonts w:ascii="Charis SIL Regular" w:hAnsi="Charis SIL Regular" w:eastAsia="Charis SIL Regular"/>
-          <w:b w:val="0"/>
-          <w:i w:val="0"/>
-          <w:color w:val="0000FF"/>
-          <w:sz w:val="24"/>
-        </w:rPr>
-        <w:t>m</w:t>
       </w:r>
       <w:r>
         <w:rPr>
@@ -3753,13 +3789,129 @@
       </w:r>
       <w:r>
         <w:rPr>
+          <w:u w:val="single" w:color="0000ff"/>
           <w:rFonts w:ascii="Charis SIL Regular" w:hAnsi="Charis SIL Regular" w:eastAsia="Charis SIL Regular"/>
           <w:b w:val="0"/>
           <w:i w:val="0"/>
           <w:color w:val="000000"/>
           <w:sz w:val="24"/>
         </w:rPr>
-        <w:t>Leiden University. The photo collecti</w:t>
+        <w:hyperlink r:id="rId24" w:history="1">
+          <w:r>
+            <w:rPr>
+              <w:rStyle w:val="Hyperlink"/>
+            </w:rPr>
+            <w:t>Leide</w:t>
+          </w:r>
+        </w:hyperlink>
+      </w:r>
+      <w:r>
+        <w:rPr>
+          <w:u w:val="single" w:color="0000ff"/>
+          <w:rFonts w:ascii="Charis SIL Regular" w:hAnsi="Charis SIL Regular" w:eastAsia="Charis SIL Regular"/>
+          <w:b w:val="0"/>
+          <w:i w:val="0"/>
+          <w:color w:val="000000"/>
+          <w:sz w:val="24"/>
+        </w:rPr>
+        <w:hyperlink r:id="rId24" w:history="1">
+          <w:r>
+            <w:rPr>
+              <w:rStyle w:val="Hyperlink"/>
+            </w:rPr>
+            <w:t>n Univers</w:t>
+          </w:r>
+        </w:hyperlink>
+      </w:r>
+      <w:r>
+        <w:rPr>
+          <w:u w:val="single" w:color="0000ff"/>
+          <w:rFonts w:ascii="Charis SIL Regular" w:hAnsi="Charis SIL Regular" w:eastAsia="Charis SIL Regular"/>
+          <w:b w:val="0"/>
+          <w:i w:val="0"/>
+          <w:color w:val="000000"/>
+          <w:sz w:val="24"/>
+        </w:rPr>
+        <w:hyperlink r:id="rId24" w:history="1">
+          <w:r>
+            <w:rPr>
+              <w:rStyle w:val="Hyperlink"/>
+            </w:rPr>
+            <w:t>i</w:t>
+          </w:r>
+        </w:hyperlink>
+      </w:r>
+      <w:r>
+        <w:rPr>
+          <w:u w:val="single" w:color="0000ff"/>
+          <w:rFonts w:ascii="Charis SIL Regular" w:hAnsi="Charis SIL Regular" w:eastAsia="Charis SIL Regular"/>
+          <w:b w:val="0"/>
+          <w:i w:val="0"/>
+          <w:color w:val="000000"/>
+          <w:sz w:val="24"/>
+        </w:rPr>
+        <w:hyperlink r:id="rId24" w:history="1">
+          <w:r>
+            <w:rPr>
+              <w:rStyle w:val="Hyperlink"/>
+            </w:rPr>
+            <w:t>t</w:t>
+          </w:r>
+        </w:hyperlink>
+      </w:r>
+      <w:r>
+        <w:rPr>
+          <w:u w:val="single" w:color="0000ff"/>
+          <w:rFonts w:ascii="Charis SIL Regular" w:hAnsi="Charis SIL Regular" w:eastAsia="Charis SIL Regular"/>
+          <w:b w:val="0"/>
+          <w:i w:val="0"/>
+          <w:color w:val="000000"/>
+          <w:sz w:val="24"/>
+        </w:rPr>
+        <w:hyperlink r:id="rId24" w:history="1">
+          <w:r>
+            <w:rPr>
+              <w:rStyle w:val="Hyperlink"/>
+            </w:rPr>
+            <w:t>y</w:t>
+          </w:r>
+        </w:hyperlink>
+      </w:r>
+      <w:r>
+        <w:rPr>
+          <w:u w:val="single" w:color="0000ff"/>
+          <w:rFonts w:ascii="Charis SIL Regular" w:hAnsi="Charis SIL Regular" w:eastAsia="Charis SIL Regular"/>
+          <w:b w:val="0"/>
+          <w:i w:val="0"/>
+          <w:color w:val="000000"/>
+          <w:sz w:val="24"/>
+        </w:rPr>
+        <w:hyperlink r:id="rId24" w:history="1">
+          <w:r>
+            <w:rPr>
+              <w:rStyle w:val="Hyperlink"/>
+            </w:rPr>
+            <w:t>. The phot</w:t>
+          </w:r>
+        </w:hyperlink>
+      </w:r>
+      <w:r>
+        <w:rPr>
+          <w:u w:val="single" w:color="0000ff"/>
+          <w:rFonts w:ascii="Charis SIL Regular" w:hAnsi="Charis SIL Regular" w:eastAsia="Charis SIL Regular"/>
+          <w:b w:val="0"/>
+          <w:i w:val="0"/>
+          <w:color w:val="000000"/>
+          <w:sz w:val="24"/>
+        </w:rPr>
+        <w:hyperlink r:id="rId24" w:history="1">
+          <w:r>
+            <w:rPr>
+              <w:rStyle w:val="Hyperlink"/>
+            </w:rPr>
+            <w:t>o collecti</w:t>
+          </w:r>
+        </w:hyperlink>
       </w:r>
       <w:r>
         <w:rPr>
@@ -4601,7 +4753,7 @@
           <w:sz w:val="24"/>
           <w:u w:val="single"/>
         </w:rPr>
-        <w:t>Scientific research in colonised terri</w:t>
+        <w:t>Scientific research in colonised terr</w:t>
       </w:r>
       <w:r>
         <w:rPr>
@@ -4612,7 +4764,7 @@
           <w:sz w:val="24"/>
           <w:u w:val="single"/>
         </w:rPr>
-        <w:t>torie</w:t>
+        <w:t>i</w:t>
       </w:r>
       <w:r>
         <w:rPr>
@@ -4621,8 +4773,9 @@
           <w:i w:val="0"/>
           <w:color w:val="0000FF"/>
           <w:sz w:val="24"/>
-        </w:rPr>
-        <w:t>s</w:t>
+          <w:u w:val="single"/>
+        </w:rPr>
+        <w:t>tories</w:t>
       </w:r>
       <w:r>
         <w:br/>
@@ -5376,9 +5529,15 @@
           <w:i w:val="0"/>
           <w:color w:val="0000FF"/>
           <w:sz w:val="24"/>
-          <w:u w:val="single"/>
-        </w:rPr>
-        <w:t>6</w:t>
+        </w:rPr>
+        <w:hyperlink r:id="rId27" w:history="1">
+          <w:r>
+            <w:rPr>
+              <w:rStyle w:val="Hyperlink"/>
+            </w:rPr>
+            <w:t>6</w:t>
+          </w:r>
+        </w:hyperlink>
       </w:r>
       <w:r>
         <w:rPr>

--- a/EXPORTS/DOCX/published/niveau3/English/Wereldtentoonstelling1883.docx
+++ b/EXPORTS/DOCX/published/niveau3/English/Wereldtentoonstelling1883.docx
@@ -1122,79 +1122,7 @@
           <w:sz w:val="24"/>
           <w:u w:val="single"/>
         </w:rPr>
-        <w:hyperlink r:id="rId13" w:history="1">
-          <w:r>
-            <w:rPr>
-              <w:rStyle w:val="Hyperlink"/>
-            </w:rPr>
-            <w:t>Dan</w:t>
-          </w:r>
-        </w:hyperlink>
-      </w:r>
-      <w:r>
-        <w:rPr>
-          <w:rFonts w:ascii="Charis SIL Regular" w:hAnsi="Charis SIL Regular" w:eastAsia="Charis SIL Regular"/>
-          <w:b w:val="0"/>
-          <w:i w:val="0"/>
-          <w:color w:val="0000FF"/>
-          <w:sz w:val="24"/>
-          <w:u w:val="single"/>
-        </w:rPr>
-        <w:hyperlink r:id="rId13" w:history="1">
-          <w:r>
-            <w:rPr>
-              <w:rStyle w:val="Hyperlink"/>
-            </w:rPr>
-            <w:t>i</w:t>
-          </w:r>
-        </w:hyperlink>
-      </w:r>
-      <w:r>
-        <w:rPr>
-          <w:rFonts w:ascii="Charis SIL Regular" w:hAnsi="Charis SIL Regular" w:eastAsia="Charis SIL Regular"/>
-          <w:b w:val="0"/>
-          <w:i w:val="0"/>
-          <w:color w:val="0000FF"/>
-          <w:sz w:val="24"/>
-          <w:u w:val="single"/>
-        </w:rPr>
-        <w:hyperlink r:id="rId13" w:history="1">
-          <w:r>
-            <w:rPr>
-              <w:rStyle w:val="Hyperlink"/>
-            </w:rPr>
-            <w:t>ël</w:t>
-          </w:r>
-        </w:hyperlink>
-      </w:r>
-      <w:r>
-        <w:rPr>
-          <w:rFonts w:ascii="Charis SIL Regular" w:hAnsi="Charis SIL Regular" w:eastAsia="Charis SIL Regular"/>
-          <w:b w:val="0"/>
-          <w:i w:val="0"/>
-          <w:color w:val="0000FF"/>
-          <w:sz w:val="24"/>
-          <w:u w:val="single"/>
-        </w:rPr>
-        <w:t xml:space="preserve"> </w:t>
-      </w:r>
-      <w:r>
-        <w:rPr>
-          <w:rFonts w:ascii="Charis SIL Regular" w:hAnsi="Charis SIL Regular" w:eastAsia="Charis SIL Regular"/>
-          <w:b w:val="0"/>
-          <w:i w:val="0"/>
-          <w:color w:val="0000FF"/>
-          <w:sz w:val="24"/>
-          <w:u w:val="single"/>
-        </w:rPr>
-        <w:hyperlink r:id="rId13" w:history="1">
-          <w:r>
-            <w:rPr>
-              <w:rStyle w:val="Hyperlink"/>
-            </w:rPr>
-            <w:t>V</w:t>
-          </w:r>
-        </w:hyperlink>
+        <w:t xml:space="preserve">Daniël </w:t>
       </w:r>
       <w:r>
         <w:rPr>
@@ -1210,7 +1138,7 @@
             <w:rPr>
               <w:rStyle w:val="Hyperlink"/>
             </w:rPr>
-            <w:t>eth</w:t>
+            <w:t>Veth</w:t>
           </w:r>
         </w:hyperlink>
       </w:r>
@@ -2324,7 +2252,6 @@
           <w:i w:val="0"/>
           <w:color w:val="0000FF"/>
           <w:sz w:val="24"/>
-          <w:u w:val="single"/>
         </w:rPr>
         <w:hyperlink r:id="rId19" w:history="1">
           <w:r>
@@ -2373,7 +2300,7 @@
           <w:sz w:val="24"/>
           <w:u w:val="single"/>
         </w:rPr>
-        <w:hyperlink r:id="rId19" w:history="1">
+        <w:hyperlink r:id="rId18" w:history="1">
           <w:r>
             <w:rPr>
               <w:rStyle w:val="Hyperlink"/>
@@ -2391,7 +2318,7 @@
           <w:sz w:val="24"/>
           <w:u w:val="single"/>
         </w:rPr>
-        <w:hyperlink r:id="rId19" w:history="1">
+        <w:hyperlink r:id="rId18" w:history="1">
           <w:r>
             <w:rPr>
               <w:rStyle w:val="Hyperlink"/>
@@ -2409,7 +2336,7 @@
           <w:sz w:val="24"/>
           <w:u w:val="single"/>
         </w:rPr>
-        <w:hyperlink r:id="rId19" w:history="1">
+        <w:hyperlink r:id="rId18" w:history="1">
           <w:r>
             <w:rPr>
               <w:rStyle w:val="Hyperlink"/>
@@ -2533,7 +2460,14 @@
           <w:color w:val="000000"/>
           <w:sz w:val="24"/>
         </w:rPr>
-        <w:t xml:space="preserve">nt to the </w:t>
+        <w:hyperlink r:id="rId19" w:history="1">
+          <w:r>
+            <w:rPr>
+              <w:rStyle w:val="Hyperlink"/>
+            </w:rPr>
+            <w:t xml:space="preserve">nt to the </w:t>
+          </w:r>
+        </w:hyperlink>
       </w:r>
       <w:r>
         <w:rPr>
@@ -2544,7 +2478,7 @@
           <w:sz w:val="24"/>
           <w:u w:val="single"/>
         </w:rPr>
-        <w:hyperlink r:id="rId21" w:history="1">
+        <w:hyperlink r:id="rId19" w:history="1">
           <w:r>
             <w:rPr>
               <w:rStyle w:val="Hyperlink"/>
@@ -2573,7 +2507,7 @@
           <w:sz w:val="24"/>
           <w:u w:val="single"/>
         </w:rPr>
-        <w:hyperlink r:id="rId21" w:history="1">
+        <w:hyperlink r:id="rId19" w:history="1">
           <w:r>
             <w:rPr>
               <w:rStyle w:val="Hyperlink"/>

--- a/EXPORTS/DOCX/published/niveau3/English/Wereldtentoonstelling1883.docx
+++ b/EXPORTS/DOCX/published/niveau3/English/Wereldtentoonstelling1883.docx
@@ -980,16 +980,8 @@
           <w:i w:val="0"/>
           <w:color w:val="0000FF"/>
           <w:sz w:val="24"/>
-          <w:u w:val="single"/>
-        </w:rPr>
-        <w:hyperlink r:id="rId12" w:history="1">
-          <w:r>
-            <w:rPr>
-              <w:rStyle w:val="Hyperlink"/>
-            </w:rPr>
-            <w:t>Rijksmuseu</w:t>
-          </w:r>
-        </w:hyperlink>
+        </w:rPr>
+        <w:t>Rijksmuseu</w:t>
       </w:r>
       <w:r>
         <w:rPr>
@@ -1122,23 +1114,95 @@
           <w:sz w:val="24"/>
           <w:u w:val="single"/>
         </w:rPr>
-        <w:t xml:space="preserve">Daniël </w:t>
-      </w:r>
-      <w:r>
-        <w:rPr>
-          <w:rFonts w:ascii="Charis SIL Regular" w:hAnsi="Charis SIL Regular" w:eastAsia="Charis SIL Regular"/>
-          <w:b w:val="0"/>
-          <w:i w:val="0"/>
-          <w:color w:val="0000FF"/>
-          <w:sz w:val="24"/>
-          <w:u w:val="single"/>
-        </w:rPr>
         <w:hyperlink r:id="rId14" w:history="1">
           <w:r>
             <w:rPr>
               <w:rStyle w:val="Hyperlink"/>
             </w:rPr>
-            <w:t>Veth</w:t>
+            <w:t>Dan</w:t>
+          </w:r>
+        </w:hyperlink>
+      </w:r>
+      <w:r>
+        <w:rPr>
+          <w:rFonts w:ascii="Charis SIL Regular" w:hAnsi="Charis SIL Regular" w:eastAsia="Charis SIL Regular"/>
+          <w:b w:val="0"/>
+          <w:i w:val="0"/>
+          <w:color w:val="0000FF"/>
+          <w:sz w:val="24"/>
+          <w:u w:val="single"/>
+        </w:rPr>
+        <w:hyperlink r:id="rId14" w:history="1">
+          <w:r>
+            <w:rPr>
+              <w:rStyle w:val="Hyperlink"/>
+            </w:rPr>
+            <w:t>i</w:t>
+          </w:r>
+        </w:hyperlink>
+      </w:r>
+      <w:r>
+        <w:rPr>
+          <w:rFonts w:ascii="Charis SIL Regular" w:hAnsi="Charis SIL Regular" w:eastAsia="Charis SIL Regular"/>
+          <w:b w:val="0"/>
+          <w:i w:val="0"/>
+          <w:color w:val="0000FF"/>
+          <w:sz w:val="24"/>
+          <w:u w:val="single"/>
+        </w:rPr>
+        <w:hyperlink r:id="rId14" w:history="1">
+          <w:r>
+            <w:rPr>
+              <w:rStyle w:val="Hyperlink"/>
+            </w:rPr>
+            <w:t>ël</w:t>
+          </w:r>
+        </w:hyperlink>
+      </w:r>
+      <w:r>
+        <w:rPr>
+          <w:rFonts w:ascii="Charis SIL Regular" w:hAnsi="Charis SIL Regular" w:eastAsia="Charis SIL Regular"/>
+          <w:b w:val="0"/>
+          <w:i w:val="0"/>
+          <w:color w:val="0000FF"/>
+          <w:sz w:val="24"/>
+          <w:u w:val="single"/>
+        </w:rPr>
+        <w:t xml:space="preserve"> </w:t>
+      </w:r>
+      <w:r>
+        <w:rPr>
+          <w:rFonts w:ascii="Charis SIL Regular" w:hAnsi="Charis SIL Regular" w:eastAsia="Charis SIL Regular"/>
+          <w:b w:val="0"/>
+          <w:i w:val="0"/>
+          <w:color w:val="0000FF"/>
+          <w:sz w:val="24"/>
+          <w:u w:val="single"/>
+        </w:rPr>
+        <w:hyperlink r:id="rId14" w:history="1">
+          <w:r>
+            <w:rPr>
+              <w:rStyle w:val="Hyperlink"/>
+            </w:rPr>
+            <w:t>V</w:t>
+          </w:r>
+        </w:hyperlink>
+      </w:r>
+      <w:r>
+        <w:rPr>
+          <w:rFonts w:ascii="Charis SIL Regular" w:hAnsi="Charis SIL Regular" w:eastAsia="Charis SIL Regular"/>
+          <w:b w:val="0"/>
+          <w:i w:val="0"/>
+          <w:color w:val="0000FF"/>
+          <w:sz w:val="24"/>
+          <w:u w:val="single"/>
+        </w:rPr>
+        <w:hyperlink r:id="rId14" w:history="1">
+          <w:r>
+            <w:rPr>
+              <w:rStyle w:val="Hyperlink"/>
+            </w:rPr>
+            <w:t>eth</w:t>
           </w:r>
         </w:hyperlink>
       </w:r>
@@ -2347,31 +2411,13 @@
       </w:r>
       <w:r>
         <w:rPr>
-          <w:u w:val="single" w:color="0000ff"/>
           <w:rFonts w:ascii="Charis SIL Regular" w:hAnsi="Charis SIL Regular" w:eastAsia="Charis SIL Regular"/>
           <w:b w:val="0"/>
           <w:i w:val="0"/>
           <w:color w:val="000000"/>
           <w:sz w:val="24"/>
         </w:rPr>
-        <w:hyperlink r:id="rId18" w:history="1">
-          <w:r>
-            <w:rPr>
-              <w:rStyle w:val="Hyperlink"/>
-            </w:rPr>
-            <w:t xml:space="preserve"> and t</w:t>
-          </w:r>
-        </w:hyperlink>
-      </w:r>
-      <w:r>
-        <w:rPr>
-          <w:rFonts w:ascii="Charis SIL Regular" w:hAnsi="Charis SIL Regular" w:eastAsia="Charis SIL Regular"/>
-          <w:b w:val="0"/>
-          <w:i w:val="0"/>
-          <w:color w:val="000000"/>
-          <w:sz w:val="24"/>
-        </w:rPr>
-        <w:t xml:space="preserve">he </w:t>
+        <w:t xml:space="preserve"> and the </w:t>
       </w:r>
       <w:r>
         <w:rPr>
@@ -2449,25 +2495,7 @@
           <w:color w:val="000000"/>
           <w:sz w:val="24"/>
         </w:rPr>
-        <w:t>. The majority we</w:t>
-      </w:r>
-      <w:r>
-        <w:rPr>
-          <w:u w:val="single" w:color="0000ff"/>
-          <w:rFonts w:ascii="Charis SIL Regular" w:hAnsi="Charis SIL Regular" w:eastAsia="Charis SIL Regular"/>
-          <w:b w:val="0"/>
-          <w:i w:val="0"/>
-          <w:color w:val="000000"/>
-          <w:sz w:val="24"/>
-        </w:rPr>
-        <w:hyperlink r:id="rId19" w:history="1">
-          <w:r>
-            <w:rPr>
-              <w:rStyle w:val="Hyperlink"/>
-            </w:rPr>
-            <w:t xml:space="preserve">nt to the </w:t>
-          </w:r>
-        </w:hyperlink>
+        <w:t xml:space="preserve">. The majority went to the </w:t>
       </w:r>
       <w:r>
         <w:rPr>
@@ -2530,7 +2558,7 @@
             <w:rPr>
               <w:rStyle w:val="Hyperlink"/>
             </w:rPr>
-            <w:t>tnografi</w:t>
+            <w:t>tnografis</w:t>
           </w:r>
         </w:hyperlink>
       </w:r>
@@ -2542,23 +2570,6 @@
           <w:color w:val="0000FF"/>
           <w:sz w:val="24"/>
           <w:u w:val="single"/>
-        </w:rPr>
-        <w:hyperlink r:id="rId19" w:history="1">
-          <w:r>
-            <w:rPr>
-              <w:rStyle w:val="Hyperlink"/>
-            </w:rPr>
-            <w:t>s</w:t>
-          </w:r>
-        </w:hyperlink>
-      </w:r>
-      <w:r>
-        <w:rPr>
-          <w:rFonts w:ascii="Charis SIL Regular" w:hAnsi="Charis SIL Regular" w:eastAsia="Charis SIL Regular"/>
-          <w:b w:val="0"/>
-          <w:i w:val="0"/>
-          <w:color w:val="0000FF"/>
-          <w:sz w:val="24"/>
         </w:rPr>
         <w:hyperlink r:id="rId19" w:history="1">
           <w:r>
@@ -2576,6 +2587,7 @@
           <w:i w:val="0"/>
           <w:color w:val="0000FF"/>
           <w:sz w:val="24"/>
+          <w:u w:val="single"/>
         </w:rPr>
         <w:hyperlink r:id="rId19" w:history="1">
           <w:r>
@@ -2611,9 +2623,19 @@
             <w:rPr>
               <w:rStyle w:val="Hyperlink"/>
             </w:rPr>
-            <w:t>Museum</w:t>
+            <w:t>Museu</w:t>
           </w:r>
         </w:hyperlink>
+      </w:r>
+      <w:r>
+        <w:rPr>
+          <w:rFonts w:ascii="Charis SIL Regular" w:hAnsi="Charis SIL Regular" w:eastAsia="Charis SIL Regular"/>
+          <w:b w:val="0"/>
+          <w:i w:val="0"/>
+          <w:color w:val="0000FF"/>
+          <w:sz w:val="24"/>
+        </w:rPr>
+        <w:t>m</w:t>
       </w:r>
       <w:r>
         <w:rPr>
@@ -4687,7 +4709,7 @@
           <w:sz w:val="24"/>
           <w:u w:val="single"/>
         </w:rPr>
-        <w:t>Scientific research in colonised terr</w:t>
+        <w:t>Scientific research in colonised terri</w:t>
       </w:r>
       <w:r>
         <w:rPr>
@@ -4698,7 +4720,7 @@
           <w:sz w:val="24"/>
           <w:u w:val="single"/>
         </w:rPr>
-        <w:t>i</w:t>
+        <w:t>torie</w:t>
       </w:r>
       <w:r>
         <w:rPr>
@@ -4707,9 +4729,8 @@
           <w:i w:val="0"/>
           <w:color w:val="0000FF"/>
           <w:sz w:val="24"/>
-          <w:u w:val="single"/>
-        </w:rPr>
-        <w:t>tories</w:t>
+        </w:rPr>
+        <w:t>s</w:t>
       </w:r>
       <w:r>
         <w:br/>

--- a/EXPORTS/DOCX/published/niveau3/English/Wereldtentoonstelling1883.docx
+++ b/EXPORTS/DOCX/published/niveau3/English/Wereldtentoonstelling1883.docx
@@ -980,8 +980,16 @@
           <w:i w:val="0"/>
           <w:color w:val="0000FF"/>
           <w:sz w:val="24"/>
-        </w:rPr>
-        <w:t>Rijksmuseu</w:t>
+          <w:u w:val="single"/>
+        </w:rPr>
+        <w:hyperlink r:id="rId12" w:history="1">
+          <w:r>
+            <w:rPr>
+              <w:rStyle w:val="Hyperlink"/>
+            </w:rPr>
+            <w:t>Rijksmuseu</w:t>
+          </w:r>
+        </w:hyperlink>
       </w:r>
       <w:r>
         <w:rPr>
@@ -1114,7 +1122,7 @@
           <w:sz w:val="24"/>
           <w:u w:val="single"/>
         </w:rPr>
-        <w:hyperlink r:id="rId14" w:history="1">
+        <w:hyperlink r:id="rId13" w:history="1">
           <w:r>
             <w:rPr>
               <w:rStyle w:val="Hyperlink"/>
@@ -1132,7 +1140,7 @@
           <w:sz w:val="24"/>
           <w:u w:val="single"/>
         </w:rPr>
-        <w:hyperlink r:id="rId14" w:history="1">
+        <w:hyperlink r:id="rId13" w:history="1">
           <w:r>
             <w:rPr>
               <w:rStyle w:val="Hyperlink"/>
@@ -1150,7 +1158,7 @@
           <w:sz w:val="24"/>
           <w:u w:val="single"/>
         </w:rPr>
-        <w:hyperlink r:id="rId14" w:history="1">
+        <w:hyperlink r:id="rId13" w:history="1">
           <w:r>
             <w:rPr>
               <w:rStyle w:val="Hyperlink"/>
@@ -1179,7 +1187,7 @@
           <w:sz w:val="24"/>
           <w:u w:val="single"/>
         </w:rPr>
-        <w:hyperlink r:id="rId14" w:history="1">
+        <w:hyperlink r:id="rId13" w:history="1">
           <w:r>
             <w:rPr>
               <w:rStyle w:val="Hyperlink"/>
@@ -2316,6 +2324,7 @@
           <w:i w:val="0"/>
           <w:color w:val="0000FF"/>
           <w:sz w:val="24"/>
+          <w:u w:val="single"/>
         </w:rPr>
         <w:hyperlink r:id="rId19" w:history="1">
           <w:r>
@@ -2411,13 +2420,31 @@
       </w:r>
       <w:r>
         <w:rPr>
+          <w:u w:val="single" w:color="0000ff"/>
           <w:rFonts w:ascii="Charis SIL Regular" w:hAnsi="Charis SIL Regular" w:eastAsia="Charis SIL Regular"/>
           <w:b w:val="0"/>
           <w:i w:val="0"/>
           <w:color w:val="000000"/>
           <w:sz w:val="24"/>
         </w:rPr>
-        <w:t xml:space="preserve"> and the </w:t>
+        <w:hyperlink r:id="rId18" w:history="1">
+          <w:r>
+            <w:rPr>
+              <w:rStyle w:val="Hyperlink"/>
+            </w:rPr>
+            <w:t xml:space="preserve"> and t</w:t>
+          </w:r>
+        </w:hyperlink>
+      </w:r>
+      <w:r>
+        <w:rPr>
+          <w:rFonts w:ascii="Charis SIL Regular" w:hAnsi="Charis SIL Regular" w:eastAsia="Charis SIL Regular"/>
+          <w:b w:val="0"/>
+          <w:i w:val="0"/>
+          <w:color w:val="000000"/>
+          <w:sz w:val="24"/>
+        </w:rPr>
+        <w:t xml:space="preserve">he </w:t>
       </w:r>
       <w:r>
         <w:rPr>
@@ -2495,7 +2522,25 @@
           <w:color w:val="000000"/>
           <w:sz w:val="24"/>
         </w:rPr>
-        <w:t xml:space="preserve">. The majority went to the </w:t>
+        <w:t>. The majority we</w:t>
+      </w:r>
+      <w:r>
+        <w:rPr>
+          <w:u w:val="single" w:color="0000ff"/>
+          <w:rFonts w:ascii="Charis SIL Regular" w:hAnsi="Charis SIL Regular" w:eastAsia="Charis SIL Regular"/>
+          <w:b w:val="0"/>
+          <w:i w:val="0"/>
+          <w:color w:val="000000"/>
+          <w:sz w:val="24"/>
+        </w:rPr>
+        <w:hyperlink r:id="rId19" w:history="1">
+          <w:r>
+            <w:rPr>
+              <w:rStyle w:val="Hyperlink"/>
+            </w:rPr>
+            <w:t xml:space="preserve">nt to the </w:t>
+          </w:r>
+        </w:hyperlink>
       </w:r>
       <w:r>
         <w:rPr>
@@ -2558,7 +2603,25 @@
             <w:rPr>
               <w:rStyle w:val="Hyperlink"/>
             </w:rPr>
-            <w:t>tnografis</w:t>
+            <w:t>tnografi</w:t>
+          </w:r>
+        </w:hyperlink>
+      </w:r>
+      <w:r>
+        <w:rPr>
+          <w:rFonts w:ascii="Charis SIL Regular" w:hAnsi="Charis SIL Regular" w:eastAsia="Charis SIL Regular"/>
+          <w:b w:val="0"/>
+          <w:i w:val="0"/>
+          <w:color w:val="0000FF"/>
+          <w:sz w:val="24"/>
+          <w:u w:val="single"/>
+        </w:rPr>
+        <w:hyperlink r:id="rId19" w:history="1">
+          <w:r>
+            <w:rPr>
+              <w:rStyle w:val="Hyperlink"/>
+            </w:rPr>
+            <w:t>s</w:t>
           </w:r>
         </w:hyperlink>
       </w:r>
@@ -2589,14 +2652,7 @@
           <w:sz w:val="24"/>
           <w:u w:val="single"/>
         </w:rPr>
-        <w:hyperlink r:id="rId19" w:history="1">
-          <w:r>
-            <w:rPr>
-              <w:rStyle w:val="Hyperlink"/>
-            </w:rPr>
-            <w:t>h</w:t>
-          </w:r>
-        </w:hyperlink>
+        <w:t>h</w:t>
       </w:r>
       <w:r>
         <w:rPr>
@@ -2623,19 +2679,9 @@
             <w:rPr>
               <w:rStyle w:val="Hyperlink"/>
             </w:rPr>
-            <w:t>Museu</w:t>
+            <w:t>Museum</w:t>
           </w:r>
         </w:hyperlink>
-      </w:r>
-      <w:r>
-        <w:rPr>
-          <w:rFonts w:ascii="Charis SIL Regular" w:hAnsi="Charis SIL Regular" w:eastAsia="Charis SIL Regular"/>
-          <w:b w:val="0"/>
-          <w:i w:val="0"/>
-          <w:color w:val="0000FF"/>
-          <w:sz w:val="24"/>
-        </w:rPr>
-        <w:t>m</w:t>
       </w:r>
       <w:r>
         <w:rPr>
@@ -4709,7 +4755,7 @@
           <w:sz w:val="24"/>
           <w:u w:val="single"/>
         </w:rPr>
-        <w:t>Scientific research in colonised terri</w:t>
+        <w:t>Scientific research in colonised terr</w:t>
       </w:r>
       <w:r>
         <w:rPr>
@@ -4720,7 +4766,7 @@
           <w:sz w:val="24"/>
           <w:u w:val="single"/>
         </w:rPr>
-        <w:t>torie</w:t>
+        <w:t>i</w:t>
       </w:r>
       <w:r>
         <w:rPr>
@@ -4729,8 +4775,9 @@
           <w:i w:val="0"/>
           <w:color w:val="0000FF"/>
           <w:sz w:val="24"/>
-        </w:rPr>
-        <w:t>s</w:t>
+          <w:u w:val="single"/>
+        </w:rPr>
+        <w:t>tories</w:t>
       </w:r>
       <w:r>
         <w:br/>

--- a/EXPORTS/DOCX/published/niveau3/English/Wereldtentoonstelling1883.docx
+++ b/EXPORTS/DOCX/published/niveau3/English/Wereldtentoonstelling1883.docx
@@ -1122,7 +1122,7 @@
           <w:sz w:val="24"/>
           <w:u w:val="single"/>
         </w:rPr>
-        <w:hyperlink r:id="rId13" w:history="1">
+        <w:hyperlink r:id="rId14" w:history="1">
           <w:r>
             <w:rPr>
               <w:rStyle w:val="Hyperlink"/>
@@ -1140,7 +1140,7 @@
           <w:sz w:val="24"/>
           <w:u w:val="single"/>
         </w:rPr>
-        <w:hyperlink r:id="rId13" w:history="1">
+        <w:hyperlink r:id="rId14" w:history="1">
           <w:r>
             <w:rPr>
               <w:rStyle w:val="Hyperlink"/>
@@ -1158,7 +1158,7 @@
           <w:sz w:val="24"/>
           <w:u w:val="single"/>
         </w:rPr>
-        <w:hyperlink r:id="rId13" w:history="1">
+        <w:hyperlink r:id="rId14" w:history="1">
           <w:r>
             <w:rPr>
               <w:rStyle w:val="Hyperlink"/>
@@ -1187,7 +1187,7 @@
           <w:sz w:val="24"/>
           <w:u w:val="single"/>
         </w:rPr>
-        <w:hyperlink r:id="rId13" w:history="1">
+        <w:hyperlink r:id="rId14" w:history="1">
           <w:r>
             <w:rPr>
               <w:rStyle w:val="Hyperlink"/>
@@ -2324,7 +2324,6 @@
           <w:i w:val="0"/>
           <w:color w:val="0000FF"/>
           <w:sz w:val="24"/>
-          <w:u w:val="single"/>
         </w:rPr>
         <w:hyperlink r:id="rId19" w:history="1">
           <w:r>
@@ -2420,31 +2419,13 @@
       </w:r>
       <w:r>
         <w:rPr>
-          <w:u w:val="single" w:color="0000ff"/>
           <w:rFonts w:ascii="Charis SIL Regular" w:hAnsi="Charis SIL Regular" w:eastAsia="Charis SIL Regular"/>
           <w:b w:val="0"/>
           <w:i w:val="0"/>
           <w:color w:val="000000"/>
           <w:sz w:val="24"/>
         </w:rPr>
-        <w:hyperlink r:id="rId18" w:history="1">
-          <w:r>
-            <w:rPr>
-              <w:rStyle w:val="Hyperlink"/>
-            </w:rPr>
-            <w:t xml:space="preserve"> and t</w:t>
-          </w:r>
-        </w:hyperlink>
-      </w:r>
-      <w:r>
-        <w:rPr>
-          <w:rFonts w:ascii="Charis SIL Regular" w:hAnsi="Charis SIL Regular" w:eastAsia="Charis SIL Regular"/>
-          <w:b w:val="0"/>
-          <w:i w:val="0"/>
-          <w:color w:val="000000"/>
-          <w:sz w:val="24"/>
-        </w:rPr>
-        <w:t xml:space="preserve">he </w:t>
+        <w:t xml:space="preserve"> and the </w:t>
       </w:r>
       <w:r>
         <w:rPr>
@@ -2522,25 +2503,7 @@
           <w:color w:val="000000"/>
           <w:sz w:val="24"/>
         </w:rPr>
-        <w:t>. The majority we</w:t>
-      </w:r>
-      <w:r>
-        <w:rPr>
-          <w:u w:val="single" w:color="0000ff"/>
-          <w:rFonts w:ascii="Charis SIL Regular" w:hAnsi="Charis SIL Regular" w:eastAsia="Charis SIL Regular"/>
-          <w:b w:val="0"/>
-          <w:i w:val="0"/>
-          <w:color w:val="000000"/>
-          <w:sz w:val="24"/>
-        </w:rPr>
-        <w:hyperlink r:id="rId19" w:history="1">
-          <w:r>
-            <w:rPr>
-              <w:rStyle w:val="Hyperlink"/>
-            </w:rPr>
-            <w:t xml:space="preserve">nt to the </w:t>
-          </w:r>
-        </w:hyperlink>
+        <w:t xml:space="preserve">. The majority went to the </w:t>
       </w:r>
       <w:r>
         <w:rPr>
@@ -2603,25 +2566,7 @@
             <w:rPr>
               <w:rStyle w:val="Hyperlink"/>
             </w:rPr>
-            <w:t>tnografi</w:t>
-          </w:r>
-        </w:hyperlink>
-      </w:r>
-      <w:r>
-        <w:rPr>
-          <w:rFonts w:ascii="Charis SIL Regular" w:hAnsi="Charis SIL Regular" w:eastAsia="Charis SIL Regular"/>
-          <w:b w:val="0"/>
-          <w:i w:val="0"/>
-          <w:color w:val="0000FF"/>
-          <w:sz w:val="24"/>
-          <w:u w:val="single"/>
-        </w:rPr>
-        <w:hyperlink r:id="rId19" w:history="1">
-          <w:r>
-            <w:rPr>
-              <w:rStyle w:val="Hyperlink"/>
-            </w:rPr>
-            <w:t>s</w:t>
+            <w:t>tnografis</w:t>
           </w:r>
         </w:hyperlink>
       </w:r>
@@ -2652,7 +2597,14 @@
           <w:sz w:val="24"/>
           <w:u w:val="single"/>
         </w:rPr>
-        <w:t>h</w:t>
+        <w:hyperlink r:id="rId19" w:history="1">
+          <w:r>
+            <w:rPr>
+              <w:rStyle w:val="Hyperlink"/>
+            </w:rPr>
+            <w:t>h</w:t>
+          </w:r>
+        </w:hyperlink>
       </w:r>
       <w:r>
         <w:rPr>
@@ -2679,9 +2631,19 @@
             <w:rPr>
               <w:rStyle w:val="Hyperlink"/>
             </w:rPr>
-            <w:t>Museum</w:t>
+            <w:t>Museu</w:t>
           </w:r>
         </w:hyperlink>
+      </w:r>
+      <w:r>
+        <w:rPr>
+          <w:rFonts w:ascii="Charis SIL Regular" w:hAnsi="Charis SIL Regular" w:eastAsia="Charis SIL Regular"/>
+          <w:b w:val="0"/>
+          <w:i w:val="0"/>
+          <w:color w:val="0000FF"/>
+          <w:sz w:val="24"/>
+        </w:rPr>
+        <w:t>m</w:t>
       </w:r>
       <w:r>
         <w:rPr>
@@ -4755,7 +4717,7 @@
           <w:sz w:val="24"/>
           <w:u w:val="single"/>
         </w:rPr>
-        <w:t>Scientific research in colonised terr</w:t>
+        <w:t>Scientific research in colonised terri</w:t>
       </w:r>
       <w:r>
         <w:rPr>
@@ -4766,7 +4728,7 @@
           <w:sz w:val="24"/>
           <w:u w:val="single"/>
         </w:rPr>
-        <w:t>i</w:t>
+        <w:t>torie</w:t>
       </w:r>
       <w:r>
         <w:rPr>
@@ -4775,9 +4737,8 @@
           <w:i w:val="0"/>
           <w:color w:val="0000FF"/>
           <w:sz w:val="24"/>
-          <w:u w:val="single"/>
-        </w:rPr>
-        <w:t>tories</w:t>
+        </w:rPr>
+        <w:t>s</w:t>
       </w:r>
       <w:r>
         <w:br/>

--- a/EXPORTS/DOCX/published/niveau3/English/Wereldtentoonstelling1883.docx
+++ b/EXPORTS/DOCX/published/niveau3/English/Wereldtentoonstelling1883.docx
@@ -1029,7 +1029,7 @@
           <w:sz w:val="24"/>
           <w:u w:val="single"/>
         </w:rPr>
-        <w:hyperlink r:id="rId12" w:history="1">
+        <w:hyperlink r:id="rId13" w:history="1">
           <w:r>
             <w:rPr>
               <w:rStyle w:val="Hyperlink"/>
@@ -1140,7 +1140,7 @@
           <w:sz w:val="24"/>
           <w:u w:val="single"/>
         </w:rPr>
-        <w:hyperlink r:id="rId14" w:history="1">
+        <w:hyperlink r:id="rId13" w:history="1">
           <w:r>
             <w:rPr>
               <w:rStyle w:val="Hyperlink"/>
@@ -1158,7 +1158,7 @@
           <w:sz w:val="24"/>
           <w:u w:val="single"/>
         </w:rPr>
-        <w:hyperlink r:id="rId14" w:history="1">
+        <w:hyperlink r:id="rId13" w:history="1">
           <w:r>
             <w:rPr>
               <w:rStyle w:val="Hyperlink"/>
@@ -1187,7 +1187,7 @@
           <w:sz w:val="24"/>
           <w:u w:val="single"/>
         </w:rPr>
-        <w:hyperlink r:id="rId14" w:history="1">
+        <w:hyperlink r:id="rId13" w:history="1">
           <w:r>
             <w:rPr>
               <w:rStyle w:val="Hyperlink"/>
@@ -2419,13 +2419,31 @@
       </w:r>
       <w:r>
         <w:rPr>
+          <w:u w:val="single" w:color="0000ff"/>
           <w:rFonts w:ascii="Charis SIL Regular" w:hAnsi="Charis SIL Regular" w:eastAsia="Charis SIL Regular"/>
           <w:b w:val="0"/>
           <w:i w:val="0"/>
           <w:color w:val="000000"/>
           <w:sz w:val="24"/>
         </w:rPr>
-        <w:t xml:space="preserve"> and the </w:t>
+        <w:hyperlink r:id="rId18" w:history="1">
+          <w:r>
+            <w:rPr>
+              <w:rStyle w:val="Hyperlink"/>
+            </w:rPr>
+            <w:t xml:space="preserve"> and t</w:t>
+          </w:r>
+        </w:hyperlink>
+      </w:r>
+      <w:r>
+        <w:rPr>
+          <w:rFonts w:ascii="Charis SIL Regular" w:hAnsi="Charis SIL Regular" w:eastAsia="Charis SIL Regular"/>
+          <w:b w:val="0"/>
+          <w:i w:val="0"/>
+          <w:color w:val="000000"/>
+          <w:sz w:val="24"/>
+        </w:rPr>
+        <w:t xml:space="preserve">he </w:t>
       </w:r>
       <w:r>
         <w:rPr>
@@ -2503,7 +2521,25 @@
           <w:color w:val="000000"/>
           <w:sz w:val="24"/>
         </w:rPr>
-        <w:t xml:space="preserve">. The majority went to the </w:t>
+        <w:t>. The majority we</w:t>
+      </w:r>
+      <w:r>
+        <w:rPr>
+          <w:u w:val="single" w:color="0000ff"/>
+          <w:rFonts w:ascii="Charis SIL Regular" w:hAnsi="Charis SIL Regular" w:eastAsia="Charis SIL Regular"/>
+          <w:b w:val="0"/>
+          <w:i w:val="0"/>
+          <w:color w:val="000000"/>
+          <w:sz w:val="24"/>
+        </w:rPr>
+        <w:hyperlink r:id="rId19" w:history="1">
+          <w:r>
+            <w:rPr>
+              <w:rStyle w:val="Hyperlink"/>
+            </w:rPr>
+            <w:t xml:space="preserve">nt to the </w:t>
+          </w:r>
+        </w:hyperlink>
       </w:r>
       <w:r>
         <w:rPr>
@@ -2566,7 +2602,7 @@
             <w:rPr>
               <w:rStyle w:val="Hyperlink"/>
             </w:rPr>
-            <w:t>tnografis</w:t>
+            <w:t>tnografi</w:t>
           </w:r>
         </w:hyperlink>
       </w:r>
@@ -2578,6 +2614,23 @@
           <w:color w:val="0000FF"/>
           <w:sz w:val="24"/>
           <w:u w:val="single"/>
+        </w:rPr>
+        <w:hyperlink r:id="rId19" w:history="1">
+          <w:r>
+            <w:rPr>
+              <w:rStyle w:val="Hyperlink"/>
+            </w:rPr>
+            <w:t>s</w:t>
+          </w:r>
+        </w:hyperlink>
+      </w:r>
+      <w:r>
+        <w:rPr>
+          <w:rFonts w:ascii="Charis SIL Regular" w:hAnsi="Charis SIL Regular" w:eastAsia="Charis SIL Regular"/>
+          <w:b w:val="0"/>
+          <w:i w:val="0"/>
+          <w:color w:val="0000FF"/>
+          <w:sz w:val="24"/>
         </w:rPr>
         <w:hyperlink r:id="rId19" w:history="1">
           <w:r>
@@ -2595,7 +2648,6 @@
           <w:i w:val="0"/>
           <w:color w:val="0000FF"/>
           <w:sz w:val="24"/>
-          <w:u w:val="single"/>
         </w:rPr>
         <w:hyperlink r:id="rId19" w:history="1">
           <w:r>
@@ -2631,19 +2683,9 @@
             <w:rPr>
               <w:rStyle w:val="Hyperlink"/>
             </w:rPr>
-            <w:t>Museu</w:t>
+            <w:t>Museum</w:t>
           </w:r>
         </w:hyperlink>
-      </w:r>
-      <w:r>
-        <w:rPr>
-          <w:rFonts w:ascii="Charis SIL Regular" w:hAnsi="Charis SIL Regular" w:eastAsia="Charis SIL Regular"/>
-          <w:b w:val="0"/>
-          <w:i w:val="0"/>
-          <w:color w:val="0000FF"/>
-          <w:sz w:val="24"/>
-        </w:rPr>
-        <w:t>m</w:t>
       </w:r>
       <w:r>
         <w:rPr>
@@ -4717,7 +4759,7 @@
           <w:sz w:val="24"/>
           <w:u w:val="single"/>
         </w:rPr>
-        <w:t>Scientific research in colonised terri</w:t>
+        <w:t>Scientific research in colonised terr</w:t>
       </w:r>
       <w:r>
         <w:rPr>
@@ -4728,7 +4770,7 @@
           <w:sz w:val="24"/>
           <w:u w:val="single"/>
         </w:rPr>
-        <w:t>torie</w:t>
+        <w:t>i</w:t>
       </w:r>
       <w:r>
         <w:rPr>
@@ -4737,8 +4779,9 @@
           <w:i w:val="0"/>
           <w:color w:val="0000FF"/>
           <w:sz w:val="24"/>
-        </w:rPr>
-        <w:t>s</w:t>
+          <w:u w:val="single"/>
+        </w:rPr>
+        <w:t>tories</w:t>
       </w:r>
       <w:r>
         <w:br/>
@@ -5481,7 +5524,7 @@
             <w:rPr>
               <w:rStyle w:val="Hyperlink"/>
             </w:rPr>
-            <w:t>file/49d013d5-078</w:t>
+            <w:t>file/49d013d5-0786</w:t>
           </w:r>
         </w:hyperlink>
       </w:r>
@@ -5492,13 +5535,25 @@
           <w:i w:val="0"/>
           <w:color w:val="0000FF"/>
           <w:sz w:val="24"/>
+          <w:u w:val="single"/>
+        </w:rPr>
+        <w:t>-</w:t>
+      </w:r>
+      <w:r>
+        <w:rPr>
+          <w:rFonts w:ascii="Charis SIL Regular" w:hAnsi="Charis SIL Regular" w:eastAsia="Charis SIL Regular"/>
+          <w:b w:val="0"/>
+          <w:i w:val="0"/>
+          <w:color w:val="0000FF"/>
+          <w:sz w:val="24"/>
+          <w:u w:val="single"/>
         </w:rPr>
         <w:hyperlink r:id="rId27" w:history="1">
           <w:r>
             <w:rPr>
               <w:rStyle w:val="Hyperlink"/>
             </w:rPr>
-            <w:t>6</w:t>
+            <w:t>db08</w:t>
           </w:r>
         </w:hyperlink>
       </w:r>
@@ -5511,24 +5566,6 @@
           <w:sz w:val="24"/>
         </w:rPr>
         <w:t>-</w:t>
-      </w:r>
-      <w:r>
-        <w:rPr>
-          <w:rFonts w:ascii="Charis SIL Regular" w:hAnsi="Charis SIL Regular" w:eastAsia="Charis SIL Regular"/>
-          <w:b w:val="0"/>
-          <w:i w:val="0"/>
-          <w:color w:val="0000FF"/>
-          <w:sz w:val="24"/>
-          <w:u w:val="single"/>
-        </w:rPr>
-        <w:hyperlink r:id="rId27" w:history="1">
-          <w:r>
-            <w:rPr>
-              <w:rStyle w:val="Hyperlink"/>
-            </w:rPr>
-            <w:t>db08-</w:t>
-          </w:r>
-        </w:hyperlink>
       </w:r>
       <w:r>
         <w:rPr>

--- a/EXPORTS/DOCX/published/niveau3/English/Wereldtentoonstelling1883.docx
+++ b/EXPORTS/DOCX/published/niveau3/English/Wereldtentoonstelling1883.docx
@@ -1140,7 +1140,7 @@
           <w:sz w:val="24"/>
           <w:u w:val="single"/>
         </w:rPr>
-        <w:hyperlink r:id="rId13" w:history="1">
+        <w:hyperlink r:id="rId14" w:history="1">
           <w:r>
             <w:rPr>
               <w:rStyle w:val="Hyperlink"/>
@@ -2324,6 +2324,7 @@
           <w:i w:val="0"/>
           <w:color w:val="0000FF"/>
           <w:sz w:val="24"/>
+          <w:u w:val="single"/>
         </w:rPr>
         <w:hyperlink r:id="rId19" w:history="1">
           <w:r>
@@ -2532,14 +2533,7 @@
           <w:color w:val="000000"/>
           <w:sz w:val="24"/>
         </w:rPr>
-        <w:hyperlink r:id="rId19" w:history="1">
-          <w:r>
-            <w:rPr>
-              <w:rStyle w:val="Hyperlink"/>
-            </w:rPr>
-            <w:t xml:space="preserve">nt to the </w:t>
-          </w:r>
-        </w:hyperlink>
+        <w:t xml:space="preserve">nt to the </w:t>
       </w:r>
       <w:r>
         <w:rPr>
@@ -2631,15 +2625,9 @@
           <w:i w:val="0"/>
           <w:color w:val="0000FF"/>
           <w:sz w:val="24"/>
-        </w:rPr>
-        <w:hyperlink r:id="rId19" w:history="1">
-          <w:r>
-            <w:rPr>
-              <w:rStyle w:val="Hyperlink"/>
-            </w:rPr>
-            <w:t>c</w:t>
-          </w:r>
-        </w:hyperlink>
+          <w:u w:val="single"/>
+        </w:rPr>
+        <w:t>c</w:t>
       </w:r>
       <w:r>
         <w:rPr>
@@ -2648,15 +2636,9 @@
           <w:i w:val="0"/>
           <w:color w:val="0000FF"/>
           <w:sz w:val="24"/>
-        </w:rPr>
-        <w:hyperlink r:id="rId19" w:history="1">
-          <w:r>
-            <w:rPr>
-              <w:rStyle w:val="Hyperlink"/>
-            </w:rPr>
-            <w:t>h</w:t>
-          </w:r>
-        </w:hyperlink>
+          <w:u w:val="single"/>
+        </w:rPr>
+        <w:t>h</w:t>
       </w:r>
       <w:r>
         <w:rPr>
@@ -3197,32 +3179,7 @@
           <w:color w:val="000000"/>
           <w:sz w:val="24"/>
         </w:rPr>
-        <w:hyperlink r:id="rId23" w:history="1">
-          <w:r>
-            <w:rPr>
-              <w:rStyle w:val="Hyperlink"/>
-            </w:rPr>
-            <w:t>e the Dutc</w:t>
-          </w:r>
-        </w:hyperlink>
-      </w:r>
-      <w:r>
-        <w:rPr>
-          <w:u w:val="single" w:color="0000ff"/>
-          <w:rFonts w:ascii="Charis SIL Regular" w:hAnsi="Charis SIL Regular" w:eastAsia="Charis SIL Regular"/>
-          <w:b w:val="0"/>
-          <w:i w:val="0"/>
-          <w:color w:val="000000"/>
-          <w:sz w:val="24"/>
-        </w:rPr>
-        <w:hyperlink r:id="rId23" w:history="1">
-          <w:r>
-            <w:rPr>
-              <w:rStyle w:val="Hyperlink"/>
-            </w:rPr>
-            <w:t>h c</w:t>
-          </w:r>
-        </w:hyperlink>
+        <w:t>e the Dutch c</w:t>
       </w:r>
       <w:r>
         <w:rPr>
@@ -4759,7 +4716,7 @@
           <w:sz w:val="24"/>
           <w:u w:val="single"/>
         </w:rPr>
-        <w:t>Scientific research in colonised terr</w:t>
+        <w:t>Scientific research in colonised terri</w:t>
       </w:r>
       <w:r>
         <w:rPr>
@@ -4770,7 +4727,7 @@
           <w:sz w:val="24"/>
           <w:u w:val="single"/>
         </w:rPr>
-        <w:t>i</w:t>
+        <w:t>torie</w:t>
       </w:r>
       <w:r>
         <w:rPr>
@@ -4779,9 +4736,8 @@
           <w:i w:val="0"/>
           <w:color w:val="0000FF"/>
           <w:sz w:val="24"/>
-          <w:u w:val="single"/>
-        </w:rPr>
-        <w:t>tories</w:t>
+        </w:rPr>
+        <w:t>s</w:t>
       </w:r>
       <w:r>
         <w:br/>
@@ -5524,7 +5480,7 @@
             <w:rPr>
               <w:rStyle w:val="Hyperlink"/>
             </w:rPr>
-            <w:t>file/49d013d5-0786</w:t>
+            <w:t>file/49d013d5-078</w:t>
           </w:r>
         </w:hyperlink>
       </w:r>
@@ -5535,25 +5491,13 @@
           <w:i w:val="0"/>
           <w:color w:val="0000FF"/>
           <w:sz w:val="24"/>
-          <w:u w:val="single"/>
-        </w:rPr>
-        <w:t>-</w:t>
-      </w:r>
-      <w:r>
-        <w:rPr>
-          <w:rFonts w:ascii="Charis SIL Regular" w:hAnsi="Charis SIL Regular" w:eastAsia="Charis SIL Regular"/>
-          <w:b w:val="0"/>
-          <w:i w:val="0"/>
-          <w:color w:val="0000FF"/>
-          <w:sz w:val="24"/>
-          <w:u w:val="single"/>
         </w:rPr>
         <w:hyperlink r:id="rId27" w:history="1">
           <w:r>
             <w:rPr>
               <w:rStyle w:val="Hyperlink"/>
             </w:rPr>
-            <w:t>db08</w:t>
+            <w:t>6</w:t>
           </w:r>
         </w:hyperlink>
       </w:r>
@@ -5566,6 +5510,24 @@
           <w:sz w:val="24"/>
         </w:rPr>
         <w:t>-</w:t>
+      </w:r>
+      <w:r>
+        <w:rPr>
+          <w:rFonts w:ascii="Charis SIL Regular" w:hAnsi="Charis SIL Regular" w:eastAsia="Charis SIL Regular"/>
+          <w:b w:val="0"/>
+          <w:i w:val="0"/>
+          <w:color w:val="0000FF"/>
+          <w:sz w:val="24"/>
+          <w:u w:val="single"/>
+        </w:rPr>
+        <w:hyperlink r:id="rId27" w:history="1">
+          <w:r>
+            <w:rPr>
+              <w:rStyle w:val="Hyperlink"/>
+            </w:rPr>
+            <w:t>db08-</w:t>
+          </w:r>
+        </w:hyperlink>
       </w:r>
       <w:r>
         <w:rPr>

--- a/EXPORTS/DOCX/published/niveau3/English/Wereldtentoonstelling1883.docx
+++ b/EXPORTS/DOCX/published/niveau3/English/Wereldtentoonstelling1883.docx
@@ -1140,7 +1140,7 @@
           <w:sz w:val="24"/>
           <w:u w:val="single"/>
         </w:rPr>
-        <w:hyperlink r:id="rId14" w:history="1">
+        <w:hyperlink r:id="rId13" w:history="1">
           <w:r>
             <w:rPr>
               <w:rStyle w:val="Hyperlink"/>
@@ -2373,7 +2373,7 @@
           <w:sz w:val="24"/>
           <w:u w:val="single"/>
         </w:rPr>
-        <w:hyperlink r:id="rId18" w:history="1">
+        <w:hyperlink r:id="rId19" w:history="1">
           <w:r>
             <w:rPr>
               <w:rStyle w:val="Hyperlink"/>
@@ -2391,7 +2391,7 @@
           <w:sz w:val="24"/>
           <w:u w:val="single"/>
         </w:rPr>
-        <w:hyperlink r:id="rId18" w:history="1">
+        <w:hyperlink r:id="rId19" w:history="1">
           <w:r>
             <w:rPr>
               <w:rStyle w:val="Hyperlink"/>
@@ -2409,7 +2409,7 @@
           <w:sz w:val="24"/>
           <w:u w:val="single"/>
         </w:rPr>
-        <w:hyperlink r:id="rId18" w:history="1">
+        <w:hyperlink r:id="rId19" w:history="1">
           <w:r>
             <w:rPr>
               <w:rStyle w:val="Hyperlink"/>
@@ -2542,45 +2542,8 @@
           <w:i w:val="0"/>
           <w:color w:val="0000FF"/>
           <w:sz w:val="24"/>
-          <w:u w:val="single"/>
-        </w:rPr>
-        <w:hyperlink r:id="rId19" w:history="1">
-          <w:r>
-            <w:rPr>
-              <w:rStyle w:val="Hyperlink"/>
-            </w:rPr>
-            <w:t>Rijks</w:t>
-          </w:r>
-        </w:hyperlink>
-      </w:r>
-      <w:r>
-        <w:rPr>
-          <w:rFonts w:ascii="Charis SIL Regular" w:hAnsi="Charis SIL Regular" w:eastAsia="Charis SIL Regular"/>
-          <w:b w:val="0"/>
-          <w:i w:val="0"/>
-          <w:color w:val="0000FF"/>
-          <w:sz w:val="24"/>
-          <w:u w:val="single"/>
-        </w:rPr>
-        <w:t xml:space="preserve"> </w:t>
-      </w:r>
-      <w:r>
-        <w:rPr>
-          <w:rFonts w:ascii="Charis SIL Regular" w:hAnsi="Charis SIL Regular" w:eastAsia="Charis SIL Regular"/>
-          <w:b w:val="0"/>
-          <w:i w:val="0"/>
-          <w:color w:val="0000FF"/>
-          <w:sz w:val="24"/>
-          <w:u w:val="single"/>
-        </w:rPr>
-        <w:hyperlink r:id="rId19" w:history="1">
-          <w:r>
-            <w:rPr>
-              <w:rStyle w:val="Hyperlink"/>
-            </w:rPr>
-            <w:t>E</w:t>
-          </w:r>
-        </w:hyperlink>
+        </w:rPr>
+        <w:t>Rijks E</w:t>
       </w:r>
       <w:r>
         <w:rPr>
@@ -2625,9 +2588,15 @@
           <w:i w:val="0"/>
           <w:color w:val="0000FF"/>
           <w:sz w:val="24"/>
-          <w:u w:val="single"/>
-        </w:rPr>
-        <w:t>c</w:t>
+        </w:rPr>
+        <w:hyperlink r:id="rId19" w:history="1">
+          <w:r>
+            <w:rPr>
+              <w:rStyle w:val="Hyperlink"/>
+            </w:rPr>
+            <w:t>c</w:t>
+          </w:r>
+        </w:hyperlink>
       </w:r>
       <w:r>
         <w:rPr>
@@ -2636,9 +2605,15 @@
           <w:i w:val="0"/>
           <w:color w:val="0000FF"/>
           <w:sz w:val="24"/>
-          <w:u w:val="single"/>
-        </w:rPr>
-        <w:t>h</w:t>
+        </w:rPr>
+        <w:hyperlink r:id="rId19" w:history="1">
+          <w:r>
+            <w:rPr>
+              <w:rStyle w:val="Hyperlink"/>
+            </w:rPr>
+            <w:t>h</w:t>
+          </w:r>
+        </w:hyperlink>
       </w:r>
       <w:r>
         <w:rPr>
@@ -3179,7 +3154,32 @@
           <w:color w:val="000000"/>
           <w:sz w:val="24"/>
         </w:rPr>
-        <w:t>e the Dutch c</w:t>
+        <w:hyperlink r:id="rId23" w:history="1">
+          <w:r>
+            <w:rPr>
+              <w:rStyle w:val="Hyperlink"/>
+            </w:rPr>
+            <w:t>e the Dutc</w:t>
+          </w:r>
+        </w:hyperlink>
+      </w:r>
+      <w:r>
+        <w:rPr>
+          <w:u w:val="single" w:color="0000ff"/>
+          <w:rFonts w:ascii="Charis SIL Regular" w:hAnsi="Charis SIL Regular" w:eastAsia="Charis SIL Regular"/>
+          <w:b w:val="0"/>
+          <w:i w:val="0"/>
+          <w:color w:val="000000"/>
+          <w:sz w:val="24"/>
+        </w:rPr>
+        <w:hyperlink r:id="rId23" w:history="1">
+          <w:r>
+            <w:rPr>
+              <w:rStyle w:val="Hyperlink"/>
+            </w:rPr>
+            <w:t>h c</w:t>
+          </w:r>
+        </w:hyperlink>
       </w:r>
       <w:r>
         <w:rPr>
@@ -4716,7 +4716,7 @@
           <w:sz w:val="24"/>
           <w:u w:val="single"/>
         </w:rPr>
-        <w:t>Scientific research in colonised terri</w:t>
+        <w:t>Scientific research in colonised terr</w:t>
       </w:r>
       <w:r>
         <w:rPr>
@@ -4727,7 +4727,7 @@
           <w:sz w:val="24"/>
           <w:u w:val="single"/>
         </w:rPr>
-        <w:t>torie</w:t>
+        <w:t>i</w:t>
       </w:r>
       <w:r>
         <w:rPr>
@@ -4736,8 +4736,9 @@
           <w:i w:val="0"/>
           <w:color w:val="0000FF"/>
           <w:sz w:val="24"/>
-        </w:rPr>
-        <w:t>s</w:t>
+          <w:u w:val="single"/>
+        </w:rPr>
+        <w:t>tories</w:t>
       </w:r>
       <w:r>
         <w:br/>

--- a/EXPORTS/DOCX/published/niveau3/English/Wereldtentoonstelling1883.docx
+++ b/EXPORTS/DOCX/published/niveau3/English/Wereldtentoonstelling1883.docx
@@ -1029,7 +1029,7 @@
           <w:sz w:val="24"/>
           <w:u w:val="single"/>
         </w:rPr>
-        <w:hyperlink r:id="rId13" w:history="1">
+        <w:hyperlink r:id="rId12" w:history="1">
           <w:r>
             <w:rPr>
               <w:rStyle w:val="Hyperlink"/>
@@ -1122,7 +1122,7 @@
           <w:sz w:val="24"/>
           <w:u w:val="single"/>
         </w:rPr>
-        <w:hyperlink r:id="rId14" w:history="1">
+        <w:hyperlink r:id="rId13" w:history="1">
           <w:r>
             <w:rPr>
               <w:rStyle w:val="Hyperlink"/>
@@ -2373,7 +2373,7 @@
           <w:sz w:val="24"/>
           <w:u w:val="single"/>
         </w:rPr>
-        <w:hyperlink r:id="rId19" w:history="1">
+        <w:hyperlink r:id="rId18" w:history="1">
           <w:r>
             <w:rPr>
               <w:rStyle w:val="Hyperlink"/>
@@ -2391,7 +2391,7 @@
           <w:sz w:val="24"/>
           <w:u w:val="single"/>
         </w:rPr>
-        <w:hyperlink r:id="rId19" w:history="1">
+        <w:hyperlink r:id="rId18" w:history="1">
           <w:r>
             <w:rPr>
               <w:rStyle w:val="Hyperlink"/>
@@ -2409,7 +2409,7 @@
           <w:sz w:val="24"/>
           <w:u w:val="single"/>
         </w:rPr>
-        <w:hyperlink r:id="rId19" w:history="1">
+        <w:hyperlink r:id="rId18" w:history="1">
           <w:r>
             <w:rPr>
               <w:rStyle w:val="Hyperlink"/>
@@ -2542,8 +2542,45 @@
           <w:i w:val="0"/>
           <w:color w:val="0000FF"/>
           <w:sz w:val="24"/>
-        </w:rPr>
-        <w:t>Rijks E</w:t>
+          <w:u w:val="single"/>
+        </w:rPr>
+        <w:hyperlink r:id="rId19" w:history="1">
+          <w:r>
+            <w:rPr>
+              <w:rStyle w:val="Hyperlink"/>
+            </w:rPr>
+            <w:t>Rijks</w:t>
+          </w:r>
+        </w:hyperlink>
+      </w:r>
+      <w:r>
+        <w:rPr>
+          <w:rFonts w:ascii="Charis SIL Regular" w:hAnsi="Charis SIL Regular" w:eastAsia="Charis SIL Regular"/>
+          <w:b w:val="0"/>
+          <w:i w:val="0"/>
+          <w:color w:val="0000FF"/>
+          <w:sz w:val="24"/>
+          <w:u w:val="single"/>
+        </w:rPr>
+        <w:t xml:space="preserve"> </w:t>
+      </w:r>
+      <w:r>
+        <w:rPr>
+          <w:rFonts w:ascii="Charis SIL Regular" w:hAnsi="Charis SIL Regular" w:eastAsia="Charis SIL Regular"/>
+          <w:b w:val="0"/>
+          <w:i w:val="0"/>
+          <w:color w:val="0000FF"/>
+          <w:sz w:val="24"/>
+          <w:u w:val="single"/>
+        </w:rPr>
+        <w:hyperlink r:id="rId19" w:history="1">
+          <w:r>
+            <w:rPr>
+              <w:rStyle w:val="Hyperlink"/>
+            </w:rPr>
+            <w:t>E</w:t>
+          </w:r>
+        </w:hyperlink>
       </w:r>
       <w:r>
         <w:rPr>
@@ -2588,15 +2625,9 @@
           <w:i w:val="0"/>
           <w:color w:val="0000FF"/>
           <w:sz w:val="24"/>
-        </w:rPr>
-        <w:hyperlink r:id="rId19" w:history="1">
-          <w:r>
-            <w:rPr>
-              <w:rStyle w:val="Hyperlink"/>
-            </w:rPr>
-            <w:t>c</w:t>
-          </w:r>
-        </w:hyperlink>
+          <w:u w:val="single"/>
+        </w:rPr>
+        <w:t>c</w:t>
       </w:r>
       <w:r>
         <w:rPr>
@@ -2605,15 +2636,9 @@
           <w:i w:val="0"/>
           <w:color w:val="0000FF"/>
           <w:sz w:val="24"/>
-        </w:rPr>
-        <w:hyperlink r:id="rId19" w:history="1">
-          <w:r>
-            <w:rPr>
-              <w:rStyle w:val="Hyperlink"/>
-            </w:rPr>
-            <w:t>h</w:t>
-          </w:r>
-        </w:hyperlink>
+          <w:u w:val="single"/>
+        </w:rPr>
+        <w:t>h</w:t>
       </w:r>
       <w:r>
         <w:rPr>
@@ -3143,25 +3168,7 @@
           <w:color w:val="000000"/>
           <w:sz w:val="24"/>
         </w:rPr>
-        <w:t>outsid</w:t>
-      </w:r>
-      <w:r>
-        <w:rPr>
-          <w:u w:val="single" w:color="0000ff"/>
-          <w:rFonts w:ascii="Charis SIL Regular" w:hAnsi="Charis SIL Regular" w:eastAsia="Charis SIL Regular"/>
-          <w:b w:val="0"/>
-          <w:i w:val="0"/>
-          <w:color w:val="000000"/>
-          <w:sz w:val="24"/>
-        </w:rPr>
-        <w:hyperlink r:id="rId23" w:history="1">
-          <w:r>
-            <w:rPr>
-              <w:rStyle w:val="Hyperlink"/>
-            </w:rPr>
-            <w:t>e the Dutc</w:t>
-          </w:r>
-        </w:hyperlink>
+        <w:t>outside the Dutc</w:t>
       </w:r>
       <w:r>
         <w:rPr>
@@ -5492,15 +5499,9 @@
           <w:i w:val="0"/>
           <w:color w:val="0000FF"/>
           <w:sz w:val="24"/>
-        </w:rPr>
-        <w:hyperlink r:id="rId27" w:history="1">
-          <w:r>
-            <w:rPr>
-              <w:rStyle w:val="Hyperlink"/>
-            </w:rPr>
-            <w:t>6</w:t>
-          </w:r>
-        </w:hyperlink>
+          <w:u w:val="single"/>
+        </w:rPr>
+        <w:t>6</w:t>
       </w:r>
       <w:r>
         <w:rPr>

--- a/EXPORTS/DOCX/published/niveau3/English/Wereldtentoonstelling1883.docx
+++ b/EXPORTS/DOCX/published/niveau3/English/Wereldtentoonstelling1883.docx
@@ -1122,79 +1122,7 @@
           <w:sz w:val="24"/>
           <w:u w:val="single"/>
         </w:rPr>
-        <w:hyperlink r:id="rId13" w:history="1">
-          <w:r>
-            <w:rPr>
-              <w:rStyle w:val="Hyperlink"/>
-            </w:rPr>
-            <w:t>Dan</w:t>
-          </w:r>
-        </w:hyperlink>
-      </w:r>
-      <w:r>
-        <w:rPr>
-          <w:rFonts w:ascii="Charis SIL Regular" w:hAnsi="Charis SIL Regular" w:eastAsia="Charis SIL Regular"/>
-          <w:b w:val="0"/>
-          <w:i w:val="0"/>
-          <w:color w:val="0000FF"/>
-          <w:sz w:val="24"/>
-          <w:u w:val="single"/>
-        </w:rPr>
-        <w:hyperlink r:id="rId13" w:history="1">
-          <w:r>
-            <w:rPr>
-              <w:rStyle w:val="Hyperlink"/>
-            </w:rPr>
-            <w:t>i</w:t>
-          </w:r>
-        </w:hyperlink>
-      </w:r>
-      <w:r>
-        <w:rPr>
-          <w:rFonts w:ascii="Charis SIL Regular" w:hAnsi="Charis SIL Regular" w:eastAsia="Charis SIL Regular"/>
-          <w:b w:val="0"/>
-          <w:i w:val="0"/>
-          <w:color w:val="0000FF"/>
-          <w:sz w:val="24"/>
-          <w:u w:val="single"/>
-        </w:rPr>
-        <w:hyperlink r:id="rId13" w:history="1">
-          <w:r>
-            <w:rPr>
-              <w:rStyle w:val="Hyperlink"/>
-            </w:rPr>
-            <w:t>ël</w:t>
-          </w:r>
-        </w:hyperlink>
-      </w:r>
-      <w:r>
-        <w:rPr>
-          <w:rFonts w:ascii="Charis SIL Regular" w:hAnsi="Charis SIL Regular" w:eastAsia="Charis SIL Regular"/>
-          <w:b w:val="0"/>
-          <w:i w:val="0"/>
-          <w:color w:val="0000FF"/>
-          <w:sz w:val="24"/>
-          <w:u w:val="single"/>
-        </w:rPr>
-        <w:t xml:space="preserve"> </w:t>
-      </w:r>
-      <w:r>
-        <w:rPr>
-          <w:rFonts w:ascii="Charis SIL Regular" w:hAnsi="Charis SIL Regular" w:eastAsia="Charis SIL Regular"/>
-          <w:b w:val="0"/>
-          <w:i w:val="0"/>
-          <w:color w:val="0000FF"/>
-          <w:sz w:val="24"/>
-          <w:u w:val="single"/>
-        </w:rPr>
-        <w:hyperlink r:id="rId13" w:history="1">
-          <w:r>
-            <w:rPr>
-              <w:rStyle w:val="Hyperlink"/>
-            </w:rPr>
-            <w:t>V</w:t>
-          </w:r>
-        </w:hyperlink>
+        <w:t xml:space="preserve">Daniël </w:t>
       </w:r>
       <w:r>
         <w:rPr>
@@ -1210,7 +1138,7 @@
             <w:rPr>
               <w:rStyle w:val="Hyperlink"/>
             </w:rPr>
-            <w:t>eth</w:t>
+            <w:t>Veth</w:t>
           </w:r>
         </w:hyperlink>
       </w:r>
@@ -2544,7 +2472,7 @@
           <w:sz w:val="24"/>
           <w:u w:val="single"/>
         </w:rPr>
-        <w:hyperlink r:id="rId19" w:history="1">
+        <w:hyperlink r:id="rId21" w:history="1">
           <w:r>
             <w:rPr>
               <w:rStyle w:val="Hyperlink"/>
@@ -2573,7 +2501,7 @@
           <w:sz w:val="24"/>
           <w:u w:val="single"/>
         </w:rPr>
-        <w:hyperlink r:id="rId19" w:history="1">
+        <w:hyperlink r:id="rId21" w:history="1">
           <w:r>
             <w:rPr>
               <w:rStyle w:val="Hyperlink"/>
@@ -2591,12 +2519,12 @@
           <w:sz w:val="24"/>
           <w:u w:val="single"/>
         </w:rPr>
-        <w:hyperlink r:id="rId19" w:history="1">
+        <w:hyperlink r:id="rId21" w:history="1">
           <w:r>
             <w:rPr>
               <w:rStyle w:val="Hyperlink"/>
             </w:rPr>
-            <w:t>tnografi</w:t>
+            <w:t>tnograf</w:t>
           </w:r>
         </w:hyperlink>
       </w:r>
@@ -2609,7 +2537,25 @@
           <w:sz w:val="24"/>
           <w:u w:val="single"/>
         </w:rPr>
-        <w:hyperlink r:id="rId19" w:history="1">
+        <w:hyperlink r:id="rId21" w:history="1">
+          <w:r>
+            <w:rPr>
+              <w:rStyle w:val="Hyperlink"/>
+            </w:rPr>
+            <w:t>i</w:t>
+          </w:r>
+        </w:hyperlink>
+      </w:r>
+      <w:r>
+        <w:rPr>
+          <w:rFonts w:ascii="Charis SIL Regular" w:hAnsi="Charis SIL Regular" w:eastAsia="Charis SIL Regular"/>
+          <w:b w:val="0"/>
+          <w:i w:val="0"/>
+          <w:color w:val="0000FF"/>
+          <w:sz w:val="24"/>
+          <w:u w:val="single"/>
+        </w:rPr>
+        <w:hyperlink r:id="rId21" w:history="1">
           <w:r>
             <w:rPr>
               <w:rStyle w:val="Hyperlink"/>
@@ -2625,9 +2571,15 @@
           <w:i w:val="0"/>
           <w:color w:val="0000FF"/>
           <w:sz w:val="24"/>
-          <w:u w:val="single"/>
-        </w:rPr>
-        <w:t>c</w:t>
+        </w:rPr>
+        <w:hyperlink r:id="rId21" w:history="1">
+          <w:r>
+            <w:rPr>
+              <w:rStyle w:val="Hyperlink"/>
+            </w:rPr>
+            <w:t>c</w:t>
+          </w:r>
+        </w:hyperlink>
       </w:r>
       <w:r>
         <w:rPr>
@@ -2636,7 +2588,6 @@
           <w:i w:val="0"/>
           <w:color w:val="0000FF"/>
           <w:sz w:val="24"/>
-          <w:u w:val="single"/>
         </w:rPr>
         <w:t>h</w:t>
       </w:r>
@@ -3168,7 +3119,25 @@
           <w:color w:val="000000"/>
           <w:sz w:val="24"/>
         </w:rPr>
-        <w:t>outside the Dutc</w:t>
+        <w:t>outsid</w:t>
+      </w:r>
+      <w:r>
+        <w:rPr>
+          <w:u w:val="single" w:color="0000ff"/>
+          <w:rFonts w:ascii="Charis SIL Regular" w:hAnsi="Charis SIL Regular" w:eastAsia="Charis SIL Regular"/>
+          <w:b w:val="0"/>
+          <w:i w:val="0"/>
+          <w:color w:val="000000"/>
+          <w:sz w:val="24"/>
+        </w:rPr>
+        <w:hyperlink r:id="rId23" w:history="1">
+          <w:r>
+            <w:rPr>
+              <w:rStyle w:val="Hyperlink"/>
+            </w:rPr>
+            <w:t>e the Dutc</w:t>
+          </w:r>
+        </w:hyperlink>
       </w:r>
       <w:r>
         <w:rPr>
@@ -5488,7 +5457,7 @@
             <w:rPr>
               <w:rStyle w:val="Hyperlink"/>
             </w:rPr>
-            <w:t>file/49d013d5-078</w:t>
+            <w:t>file/49d013d5-0786</w:t>
           </w:r>
         </w:hyperlink>
       </w:r>
@@ -5500,16 +5469,6 @@
           <w:color w:val="0000FF"/>
           <w:sz w:val="24"/>
           <w:u w:val="single"/>
-        </w:rPr>
-        <w:t>6</w:t>
-      </w:r>
-      <w:r>
-        <w:rPr>
-          <w:rFonts w:ascii="Charis SIL Regular" w:hAnsi="Charis SIL Regular" w:eastAsia="Charis SIL Regular"/>
-          <w:b w:val="0"/>
-          <w:i w:val="0"/>
-          <w:color w:val="0000FF"/>
-          <w:sz w:val="24"/>
         </w:rPr>
         <w:t>-</w:t>
       </w:r>
@@ -5527,9 +5486,19 @@
             <w:rPr>
               <w:rStyle w:val="Hyperlink"/>
             </w:rPr>
-            <w:t>db08-</w:t>
+            <w:t>db08</w:t>
           </w:r>
         </w:hyperlink>
+      </w:r>
+      <w:r>
+        <w:rPr>
+          <w:rFonts w:ascii="Charis SIL Regular" w:hAnsi="Charis SIL Regular" w:eastAsia="Charis SIL Regular"/>
+          <w:b w:val="0"/>
+          <w:i w:val="0"/>
+          <w:color w:val="0000FF"/>
+          <w:sz w:val="24"/>
+        </w:rPr>
+        <w:t>-</w:t>
       </w:r>
       <w:r>
         <w:rPr>

--- a/EXPORTS/DOCX/published/niveau3/English/Wereldtentoonstelling1883.docx
+++ b/EXPORTS/DOCX/published/niveau3/English/Wereldtentoonstelling1883.docx
@@ -1122,7 +1122,61 @@
           <w:sz w:val="24"/>
           <w:u w:val="single"/>
         </w:rPr>
-        <w:t xml:space="preserve">Daniël </w:t>
+        <w:hyperlink r:id="rId13" w:history="1">
+          <w:r>
+            <w:rPr>
+              <w:rStyle w:val="Hyperlink"/>
+            </w:rPr>
+            <w:t>Dan</w:t>
+          </w:r>
+        </w:hyperlink>
+      </w:r>
+      <w:r>
+        <w:rPr>
+          <w:rFonts w:ascii="Charis SIL Regular" w:hAnsi="Charis SIL Regular" w:eastAsia="Charis SIL Regular"/>
+          <w:b w:val="0"/>
+          <w:i w:val="0"/>
+          <w:color w:val="0000FF"/>
+          <w:sz w:val="24"/>
+          <w:u w:val="single"/>
+        </w:rPr>
+        <w:hyperlink r:id="rId13" w:history="1">
+          <w:r>
+            <w:rPr>
+              <w:rStyle w:val="Hyperlink"/>
+            </w:rPr>
+            <w:t>i</w:t>
+          </w:r>
+        </w:hyperlink>
+      </w:r>
+      <w:r>
+        <w:rPr>
+          <w:rFonts w:ascii="Charis SIL Regular" w:hAnsi="Charis SIL Regular" w:eastAsia="Charis SIL Regular"/>
+          <w:b w:val="0"/>
+          <w:i w:val="0"/>
+          <w:color w:val="0000FF"/>
+          <w:sz w:val="24"/>
+          <w:u w:val="single"/>
+        </w:rPr>
+        <w:hyperlink r:id="rId13" w:history="1">
+          <w:r>
+            <w:rPr>
+              <w:rStyle w:val="Hyperlink"/>
+            </w:rPr>
+            <w:t>ël</w:t>
+          </w:r>
+        </w:hyperlink>
+      </w:r>
+      <w:r>
+        <w:rPr>
+          <w:rFonts w:ascii="Charis SIL Regular" w:hAnsi="Charis SIL Regular" w:eastAsia="Charis SIL Regular"/>
+          <w:b w:val="0"/>
+          <w:i w:val="0"/>
+          <w:color w:val="0000FF"/>
+          <w:sz w:val="24"/>
+          <w:u w:val="single"/>
+        </w:rPr>
+        <w:t xml:space="preserve"> </w:t>
       </w:r>
       <w:r>
         <w:rPr>
@@ -1138,7 +1192,25 @@
             <w:rPr>
               <w:rStyle w:val="Hyperlink"/>
             </w:rPr>
-            <w:t>Veth</w:t>
+            <w:t>V</w:t>
+          </w:r>
+        </w:hyperlink>
+      </w:r>
+      <w:r>
+        <w:rPr>
+          <w:rFonts w:ascii="Charis SIL Regular" w:hAnsi="Charis SIL Regular" w:eastAsia="Charis SIL Regular"/>
+          <w:b w:val="0"/>
+          <w:i w:val="0"/>
+          <w:color w:val="0000FF"/>
+          <w:sz w:val="24"/>
+          <w:u w:val="single"/>
+        </w:rPr>
+        <w:hyperlink r:id="rId14" w:history="1">
+          <w:r>
+            <w:rPr>
+              <w:rStyle w:val="Hyperlink"/>
+            </w:rPr>
+            <w:t>eth</w:t>
           </w:r>
         </w:hyperlink>
       </w:r>
@@ -2252,7 +2324,6 @@
           <w:i w:val="0"/>
           <w:color w:val="0000FF"/>
           <w:sz w:val="24"/>
-          <w:u w:val="single"/>
         </w:rPr>
         <w:hyperlink r:id="rId19" w:history="1">
           <w:r>
@@ -2450,18 +2521,7 @@
           <w:color w:val="000000"/>
           <w:sz w:val="24"/>
         </w:rPr>
-        <w:t>. The majority we</w:t>
-      </w:r>
-      <w:r>
-        <w:rPr>
-          <w:u w:val="single" w:color="0000ff"/>
-          <w:rFonts w:ascii="Charis SIL Regular" w:hAnsi="Charis SIL Regular" w:eastAsia="Charis SIL Regular"/>
-          <w:b w:val="0"/>
-          <w:i w:val="0"/>
-          <w:color w:val="000000"/>
-          <w:sz w:val="24"/>
-        </w:rPr>
-        <w:t xml:space="preserve">nt to the </w:t>
+        <w:t xml:space="preserve">. The majority went to the </w:t>
       </w:r>
       <w:r>
         <w:rPr>
@@ -2472,7 +2532,7 @@
           <w:sz w:val="24"/>
           <w:u w:val="single"/>
         </w:rPr>
-        <w:hyperlink r:id="rId21" w:history="1">
+        <w:hyperlink r:id="rId19" w:history="1">
           <w:r>
             <w:rPr>
               <w:rStyle w:val="Hyperlink"/>
@@ -2501,7 +2561,7 @@
           <w:sz w:val="24"/>
           <w:u w:val="single"/>
         </w:rPr>
-        <w:hyperlink r:id="rId21" w:history="1">
+        <w:hyperlink r:id="rId19" w:history="1">
           <w:r>
             <w:rPr>
               <w:rStyle w:val="Hyperlink"/>
@@ -2519,12 +2579,12 @@
           <w:sz w:val="24"/>
           <w:u w:val="single"/>
         </w:rPr>
-        <w:hyperlink r:id="rId21" w:history="1">
+        <w:hyperlink r:id="rId19" w:history="1">
           <w:r>
             <w:rPr>
               <w:rStyle w:val="Hyperlink"/>
             </w:rPr>
-            <w:t>tnograf</w:t>
+            <w:t>tnografis</w:t>
           </w:r>
         </w:hyperlink>
       </w:r>
@@ -2537,42 +2597,7 @@
           <w:sz w:val="24"/>
           <w:u w:val="single"/>
         </w:rPr>
-        <w:hyperlink r:id="rId21" w:history="1">
-          <w:r>
-            <w:rPr>
-              <w:rStyle w:val="Hyperlink"/>
-            </w:rPr>
-            <w:t>i</w:t>
-          </w:r>
-        </w:hyperlink>
-      </w:r>
-      <w:r>
-        <w:rPr>
-          <w:rFonts w:ascii="Charis SIL Regular" w:hAnsi="Charis SIL Regular" w:eastAsia="Charis SIL Regular"/>
-          <w:b w:val="0"/>
-          <w:i w:val="0"/>
-          <w:color w:val="0000FF"/>
-          <w:sz w:val="24"/>
-          <w:u w:val="single"/>
-        </w:rPr>
-        <w:hyperlink r:id="rId21" w:history="1">
-          <w:r>
-            <w:rPr>
-              <w:rStyle w:val="Hyperlink"/>
-            </w:rPr>
-            <w:t>s</w:t>
-          </w:r>
-        </w:hyperlink>
-      </w:r>
-      <w:r>
-        <w:rPr>
-          <w:rFonts w:ascii="Charis SIL Regular" w:hAnsi="Charis SIL Regular" w:eastAsia="Charis SIL Regular"/>
-          <w:b w:val="0"/>
-          <w:i w:val="0"/>
-          <w:color w:val="0000FF"/>
-          <w:sz w:val="24"/>
-        </w:rPr>
-        <w:hyperlink r:id="rId21" w:history="1">
+        <w:hyperlink r:id="rId19" w:history="1">
           <w:r>
             <w:rPr>
               <w:rStyle w:val="Hyperlink"/>
@@ -2588,8 +2613,16 @@
           <w:i w:val="0"/>
           <w:color w:val="0000FF"/>
           <w:sz w:val="24"/>
-        </w:rPr>
-        <w:t>h</w:t>
+          <w:u w:val="single"/>
+        </w:rPr>
+        <w:hyperlink r:id="rId19" w:history="1">
+          <w:r>
+            <w:rPr>
+              <w:rStyle w:val="Hyperlink"/>
+            </w:rPr>
+            <w:t>h</w:t>
+          </w:r>
+        </w:hyperlink>
       </w:r>
       <w:r>
         <w:rPr>
@@ -2616,9 +2649,19 @@
             <w:rPr>
               <w:rStyle w:val="Hyperlink"/>
             </w:rPr>
-            <w:t>Museum</w:t>
+            <w:t>Museu</w:t>
           </w:r>
         </w:hyperlink>
+      </w:r>
+      <w:r>
+        <w:rPr>
+          <w:rFonts w:ascii="Charis SIL Regular" w:hAnsi="Charis SIL Regular" w:eastAsia="Charis SIL Regular"/>
+          <w:b w:val="0"/>
+          <w:i w:val="0"/>
+          <w:color w:val="0000FF"/>
+          <w:sz w:val="24"/>
+        </w:rPr>
+        <w:t>m</w:t>
       </w:r>
       <w:r>
         <w:rPr>

--- a/EXPORTS/DOCX/published/niveau3/English/Wereldtentoonstelling1883.docx
+++ b/EXPORTS/DOCX/published/niveau3/English/Wereldtentoonstelling1883.docx
@@ -982,7 +982,7 @@
           <w:sz w:val="24"/>
           <w:u w:val="single"/>
         </w:rPr>
-        <w:hyperlink r:id="rId12" w:history="1">
+        <w:hyperlink r:id="rId13" w:history="1">
           <w:r>
             <w:rPr>
               <w:rStyle w:val="Hyperlink"/>
@@ -1187,7 +1187,7 @@
           <w:sz w:val="24"/>
           <w:u w:val="single"/>
         </w:rPr>
-        <w:hyperlink r:id="rId14" w:history="1">
+        <w:hyperlink r:id="rId13" w:history="1">
           <w:r>
             <w:rPr>
               <w:rStyle w:val="Hyperlink"/>
@@ -2324,6 +2324,7 @@
           <w:i w:val="0"/>
           <w:color w:val="0000FF"/>
           <w:sz w:val="24"/>
+          <w:u w:val="single"/>
         </w:rPr>
         <w:hyperlink r:id="rId19" w:history="1">
           <w:r>
@@ -2419,31 +2420,13 @@
       </w:r>
       <w:r>
         <w:rPr>
-          <w:u w:val="single" w:color="0000ff"/>
           <w:rFonts w:ascii="Charis SIL Regular" w:hAnsi="Charis SIL Regular" w:eastAsia="Charis SIL Regular"/>
           <w:b w:val="0"/>
           <w:i w:val="0"/>
           <w:color w:val="000000"/>
           <w:sz w:val="24"/>
         </w:rPr>
-        <w:hyperlink r:id="rId18" w:history="1">
-          <w:r>
-            <w:rPr>
-              <w:rStyle w:val="Hyperlink"/>
-            </w:rPr>
-            <w:t xml:space="preserve"> and t</w:t>
-          </w:r>
-        </w:hyperlink>
-      </w:r>
-      <w:r>
-        <w:rPr>
-          <w:rFonts w:ascii="Charis SIL Regular" w:hAnsi="Charis SIL Regular" w:eastAsia="Charis SIL Regular"/>
-          <w:b w:val="0"/>
-          <w:i w:val="0"/>
-          <w:color w:val="000000"/>
-          <w:sz w:val="24"/>
-        </w:rPr>
-        <w:t xml:space="preserve">he </w:t>
+        <w:t xml:space="preserve"> and the </w:t>
       </w:r>
       <w:r>
         <w:rPr>
@@ -5500,7 +5483,7 @@
             <w:rPr>
               <w:rStyle w:val="Hyperlink"/>
             </w:rPr>
-            <w:t>file/49d013d5-0786</w:t>
+            <w:t>file/49d013d5-078</w:t>
           </w:r>
         </w:hyperlink>
       </w:r>
@@ -5512,6 +5495,16 @@
           <w:color w:val="0000FF"/>
           <w:sz w:val="24"/>
           <w:u w:val="single"/>
+        </w:rPr>
+        <w:t>6</w:t>
+      </w:r>
+      <w:r>
+        <w:rPr>
+          <w:rFonts w:ascii="Charis SIL Regular" w:hAnsi="Charis SIL Regular" w:eastAsia="Charis SIL Regular"/>
+          <w:b w:val="0"/>
+          <w:i w:val="0"/>
+          <w:color w:val="0000FF"/>
+          <w:sz w:val="24"/>
         </w:rPr>
         <w:t>-</w:t>
       </w:r>
@@ -5529,19 +5522,9 @@
             <w:rPr>
               <w:rStyle w:val="Hyperlink"/>
             </w:rPr>
-            <w:t>db08</w:t>
+            <w:t>db08-</w:t>
           </w:r>
         </w:hyperlink>
-      </w:r>
-      <w:r>
-        <w:rPr>
-          <w:rFonts w:ascii="Charis SIL Regular" w:hAnsi="Charis SIL Regular" w:eastAsia="Charis SIL Regular"/>
-          <w:b w:val="0"/>
-          <w:i w:val="0"/>
-          <w:color w:val="0000FF"/>
-          <w:sz w:val="24"/>
-        </w:rPr>
-        <w:t>-</w:t>
       </w:r>
       <w:r>
         <w:rPr>

--- a/EXPORTS/DOCX/published/niveau3/English/Wereldtentoonstelling1883.docx
+++ b/EXPORTS/DOCX/published/niveau3/English/Wereldtentoonstelling1883.docx
@@ -982,7 +982,7 @@
           <w:sz w:val="24"/>
           <w:u w:val="single"/>
         </w:rPr>
-        <w:hyperlink r:id="rId13" w:history="1">
+        <w:hyperlink r:id="rId12" w:history="1">
           <w:r>
             <w:rPr>
               <w:rStyle w:val="Hyperlink"/>
@@ -1187,7 +1187,7 @@
           <w:sz w:val="24"/>
           <w:u w:val="single"/>
         </w:rPr>
-        <w:hyperlink r:id="rId13" w:history="1">
+        <w:hyperlink r:id="rId14" w:history="1">
           <w:r>
             <w:rPr>
               <w:rStyle w:val="Hyperlink"/>
@@ -2373,7 +2373,7 @@
           <w:sz w:val="24"/>
           <w:u w:val="single"/>
         </w:rPr>
-        <w:hyperlink r:id="rId18" w:history="1">
+        <w:hyperlink r:id="rId19" w:history="1">
           <w:r>
             <w:rPr>
               <w:rStyle w:val="Hyperlink"/>
@@ -2391,7 +2391,7 @@
           <w:sz w:val="24"/>
           <w:u w:val="single"/>
         </w:rPr>
-        <w:hyperlink r:id="rId18" w:history="1">
+        <w:hyperlink r:id="rId19" w:history="1">
           <w:r>
             <w:rPr>
               <w:rStyle w:val="Hyperlink"/>
@@ -2409,7 +2409,7 @@
           <w:sz w:val="24"/>
           <w:u w:val="single"/>
         </w:rPr>
-        <w:hyperlink r:id="rId18" w:history="1">
+        <w:hyperlink r:id="rId19" w:history="1">
           <w:r>
             <w:rPr>
               <w:rStyle w:val="Hyperlink"/>
@@ -2420,13 +2420,31 @@
       </w:r>
       <w:r>
         <w:rPr>
+          <w:u w:val="single" w:color="0000ff"/>
           <w:rFonts w:ascii="Charis SIL Regular" w:hAnsi="Charis SIL Regular" w:eastAsia="Charis SIL Regular"/>
           <w:b w:val="0"/>
           <w:i w:val="0"/>
           <w:color w:val="000000"/>
           <w:sz w:val="24"/>
         </w:rPr>
-        <w:t xml:space="preserve"> and the </w:t>
+        <w:hyperlink r:id="rId18" w:history="1">
+          <w:r>
+            <w:rPr>
+              <w:rStyle w:val="Hyperlink"/>
+            </w:rPr>
+            <w:t xml:space="preserve"> and t</w:t>
+          </w:r>
+        </w:hyperlink>
+      </w:r>
+      <w:r>
+        <w:rPr>
+          <w:rFonts w:ascii="Charis SIL Regular" w:hAnsi="Charis SIL Regular" w:eastAsia="Charis SIL Regular"/>
+          <w:b w:val="0"/>
+          <w:i w:val="0"/>
+          <w:color w:val="000000"/>
+          <w:sz w:val="24"/>
+        </w:rPr>
+        <w:t xml:space="preserve">he </w:t>
       </w:r>
       <w:r>
         <w:rPr>
@@ -2504,7 +2522,18 @@
           <w:color w:val="000000"/>
           <w:sz w:val="24"/>
         </w:rPr>
-        <w:t xml:space="preserve">. The majority went to the </w:t>
+        <w:t>. The majority we</w:t>
+      </w:r>
+      <w:r>
+        <w:rPr>
+          <w:u w:val="single" w:color="0000ff"/>
+          <w:rFonts w:ascii="Charis SIL Regular" w:hAnsi="Charis SIL Regular" w:eastAsia="Charis SIL Regular"/>
+          <w:b w:val="0"/>
+          <w:i w:val="0"/>
+          <w:color w:val="000000"/>
+          <w:sz w:val="24"/>
+        </w:rPr>
+        <w:t xml:space="preserve">nt to the </w:t>
       </w:r>
       <w:r>
         <w:rPr>
@@ -2567,7 +2596,7 @@
             <w:rPr>
               <w:rStyle w:val="Hyperlink"/>
             </w:rPr>
-            <w:t>tnografis</w:t>
+            <w:t>tnograf</w:t>
           </w:r>
         </w:hyperlink>
       </w:r>
@@ -2585,7 +2614,7 @@
             <w:rPr>
               <w:rStyle w:val="Hyperlink"/>
             </w:rPr>
-            <w:t>c</w:t>
+            <w:t>i</w:t>
           </w:r>
         </w:hyperlink>
       </w:r>
@@ -2603,9 +2632,30 @@
             <w:rPr>
               <w:rStyle w:val="Hyperlink"/>
             </w:rPr>
-            <w:t>h</w:t>
+            <w:t>s</w:t>
           </w:r>
         </w:hyperlink>
+      </w:r>
+      <w:r>
+        <w:rPr>
+          <w:rFonts w:ascii="Charis SIL Regular" w:hAnsi="Charis SIL Regular" w:eastAsia="Charis SIL Regular"/>
+          <w:b w:val="0"/>
+          <w:i w:val="0"/>
+          <w:color w:val="0000FF"/>
+          <w:sz w:val="24"/>
+          <w:u w:val="single"/>
+        </w:rPr>
+        <w:t>c</w:t>
+      </w:r>
+      <w:r>
+        <w:rPr>
+          <w:rFonts w:ascii="Charis SIL Regular" w:hAnsi="Charis SIL Regular" w:eastAsia="Charis SIL Regular"/>
+          <w:b w:val="0"/>
+          <w:i w:val="0"/>
+          <w:color w:val="0000FF"/>
+          <w:sz w:val="24"/>
+        </w:rPr>
+        <w:t>h</w:t>
       </w:r>
       <w:r>
         <w:rPr>
@@ -2632,19 +2682,9 @@
             <w:rPr>
               <w:rStyle w:val="Hyperlink"/>
             </w:rPr>
-            <w:t>Museu</w:t>
+            <w:t>Museum</w:t>
           </w:r>
         </w:hyperlink>
-      </w:r>
-      <w:r>
-        <w:rPr>
-          <w:rFonts w:ascii="Charis SIL Regular" w:hAnsi="Charis SIL Regular" w:eastAsia="Charis SIL Regular"/>
-          <w:b w:val="0"/>
-          <w:i w:val="0"/>
-          <w:color w:val="0000FF"/>
-          <w:sz w:val="24"/>
-        </w:rPr>
-        <w:t>m</w:t>
       </w:r>
       <w:r>
         <w:rPr>
@@ -5483,7 +5523,7 @@
             <w:rPr>
               <w:rStyle w:val="Hyperlink"/>
             </w:rPr>
-            <w:t>file/49d013d5-078</w:t>
+            <w:t>file/49d013d5-0786</w:t>
           </w:r>
         </w:hyperlink>
       </w:r>
@@ -5495,16 +5535,6 @@
           <w:color w:val="0000FF"/>
           <w:sz w:val="24"/>
           <w:u w:val="single"/>
-        </w:rPr>
-        <w:t>6</w:t>
-      </w:r>
-      <w:r>
-        <w:rPr>
-          <w:rFonts w:ascii="Charis SIL Regular" w:hAnsi="Charis SIL Regular" w:eastAsia="Charis SIL Regular"/>
-          <w:b w:val="0"/>
-          <w:i w:val="0"/>
-          <w:color w:val="0000FF"/>
-          <w:sz w:val="24"/>
         </w:rPr>
         <w:t>-</w:t>
       </w:r>
@@ -5522,9 +5552,19 @@
             <w:rPr>
               <w:rStyle w:val="Hyperlink"/>
             </w:rPr>
-            <w:t>db08-</w:t>
+            <w:t>db08</w:t>
           </w:r>
         </w:hyperlink>
+      </w:r>
+      <w:r>
+        <w:rPr>
+          <w:rFonts w:ascii="Charis SIL Regular" w:hAnsi="Charis SIL Regular" w:eastAsia="Charis SIL Regular"/>
+          <w:b w:val="0"/>
+          <w:i w:val="0"/>
+          <w:color w:val="0000FF"/>
+          <w:sz w:val="24"/>
+        </w:rPr>
+        <w:t>-</w:t>
       </w:r>
       <w:r>
         <w:rPr>

--- a/EXPORTS/DOCX/published/niveau3/English/Wereldtentoonstelling1883.docx
+++ b/EXPORTS/DOCX/published/niveau3/English/Wereldtentoonstelling1883.docx
@@ -982,7 +982,7 @@
           <w:sz w:val="24"/>
           <w:u w:val="single"/>
         </w:rPr>
-        <w:hyperlink r:id="rId12" w:history="1">
+        <w:hyperlink r:id="rId13" w:history="1">
           <w:r>
             <w:rPr>
               <w:rStyle w:val="Hyperlink"/>
@@ -1000,7 +1000,7 @@
           <w:sz w:val="24"/>
           <w:u w:val="single"/>
         </w:rPr>
-        <w:hyperlink r:id="rId12" w:history="1">
+        <w:hyperlink r:id="rId13" w:history="1">
           <w:r>
             <w:rPr>
               <w:rStyle w:val="Hyperlink"/>
@@ -1029,7 +1029,7 @@
           <w:sz w:val="24"/>
           <w:u w:val="single"/>
         </w:rPr>
-        <w:hyperlink r:id="rId12" w:history="1">
+        <w:hyperlink r:id="rId13" w:history="1">
           <w:r>
             <w:rPr>
               <w:rStyle w:val="Hyperlink"/>
@@ -1187,7 +1187,7 @@
           <w:sz w:val="24"/>
           <w:u w:val="single"/>
         </w:rPr>
-        <w:hyperlink r:id="rId14" w:history="1">
+        <w:hyperlink r:id="rId13" w:history="1">
           <w:r>
             <w:rPr>
               <w:rStyle w:val="Hyperlink"/>
@@ -2324,7 +2324,6 @@
           <w:i w:val="0"/>
           <w:color w:val="0000FF"/>
           <w:sz w:val="24"/>
-          <w:u w:val="single"/>
         </w:rPr>
         <w:hyperlink r:id="rId19" w:history="1">
           <w:r>
@@ -2373,7 +2372,7 @@
           <w:sz w:val="24"/>
           <w:u w:val="single"/>
         </w:rPr>
-        <w:hyperlink r:id="rId19" w:history="1">
+        <w:hyperlink r:id="rId18" w:history="1">
           <w:r>
             <w:rPr>
               <w:rStyle w:val="Hyperlink"/>
@@ -2391,7 +2390,7 @@
           <w:sz w:val="24"/>
           <w:u w:val="single"/>
         </w:rPr>
-        <w:hyperlink r:id="rId19" w:history="1">
+        <w:hyperlink r:id="rId18" w:history="1">
           <w:r>
             <w:rPr>
               <w:rStyle w:val="Hyperlink"/>
@@ -2409,7 +2408,7 @@
           <w:sz w:val="24"/>
           <w:u w:val="single"/>
         </w:rPr>
-        <w:hyperlink r:id="rId19" w:history="1">
+        <w:hyperlink r:id="rId18" w:history="1">
           <w:r>
             <w:rPr>
               <w:rStyle w:val="Hyperlink"/>
@@ -2420,31 +2419,13 @@
       </w:r>
       <w:r>
         <w:rPr>
-          <w:u w:val="single" w:color="0000ff"/>
           <w:rFonts w:ascii="Charis SIL Regular" w:hAnsi="Charis SIL Regular" w:eastAsia="Charis SIL Regular"/>
           <w:b w:val="0"/>
           <w:i w:val="0"/>
           <w:color w:val="000000"/>
           <w:sz w:val="24"/>
         </w:rPr>
-        <w:hyperlink r:id="rId18" w:history="1">
-          <w:r>
-            <w:rPr>
-              <w:rStyle w:val="Hyperlink"/>
-            </w:rPr>
-            <w:t xml:space="preserve"> and t</w:t>
-          </w:r>
-        </w:hyperlink>
-      </w:r>
-      <w:r>
-        <w:rPr>
-          <w:rFonts w:ascii="Charis SIL Regular" w:hAnsi="Charis SIL Regular" w:eastAsia="Charis SIL Regular"/>
-          <w:b w:val="0"/>
-          <w:i w:val="0"/>
-          <w:color w:val="000000"/>
-          <w:sz w:val="24"/>
-        </w:rPr>
-        <w:t xml:space="preserve">he </w:t>
+        <w:t xml:space="preserve"> and the </w:t>
       </w:r>
       <w:r>
         <w:rPr>
@@ -2522,18 +2503,7 @@
           <w:color w:val="000000"/>
           <w:sz w:val="24"/>
         </w:rPr>
-        <w:t>. The majority we</w:t>
-      </w:r>
-      <w:r>
-        <w:rPr>
-          <w:u w:val="single" w:color="0000ff"/>
-          <w:rFonts w:ascii="Charis SIL Regular" w:hAnsi="Charis SIL Regular" w:eastAsia="Charis SIL Regular"/>
-          <w:b w:val="0"/>
-          <w:i w:val="0"/>
-          <w:color w:val="000000"/>
-          <w:sz w:val="24"/>
-        </w:rPr>
-        <w:t xml:space="preserve">nt to the </w:t>
+        <w:t xml:space="preserve">. The majority went to the </w:t>
       </w:r>
       <w:r>
         <w:rPr>
@@ -2596,7 +2566,7 @@
             <w:rPr>
               <w:rStyle w:val="Hyperlink"/>
             </w:rPr>
-            <w:t>tnograf</w:t>
+            <w:t>tnografis</w:t>
           </w:r>
         </w:hyperlink>
       </w:r>
@@ -2614,7 +2584,7 @@
             <w:rPr>
               <w:rStyle w:val="Hyperlink"/>
             </w:rPr>
-            <w:t>i</w:t>
+            <w:t>c</w:t>
           </w:r>
         </w:hyperlink>
       </w:r>
@@ -2632,30 +2602,9 @@
             <w:rPr>
               <w:rStyle w:val="Hyperlink"/>
             </w:rPr>
-            <w:t>s</w:t>
+            <w:t>h</w:t>
           </w:r>
         </w:hyperlink>
-      </w:r>
-      <w:r>
-        <w:rPr>
-          <w:rFonts w:ascii="Charis SIL Regular" w:hAnsi="Charis SIL Regular" w:eastAsia="Charis SIL Regular"/>
-          <w:b w:val="0"/>
-          <w:i w:val="0"/>
-          <w:color w:val="0000FF"/>
-          <w:sz w:val="24"/>
-          <w:u w:val="single"/>
-        </w:rPr>
-        <w:t>c</w:t>
-      </w:r>
-      <w:r>
-        <w:rPr>
-          <w:rFonts w:ascii="Charis SIL Regular" w:hAnsi="Charis SIL Regular" w:eastAsia="Charis SIL Regular"/>
-          <w:b w:val="0"/>
-          <w:i w:val="0"/>
-          <w:color w:val="0000FF"/>
-          <w:sz w:val="24"/>
-        </w:rPr>
-        <w:t>h</w:t>
       </w:r>
       <w:r>
         <w:rPr>
@@ -2682,9 +2631,19 @@
             <w:rPr>
               <w:rStyle w:val="Hyperlink"/>
             </w:rPr>
-            <w:t>Museum</w:t>
+            <w:t>Museu</w:t>
           </w:r>
         </w:hyperlink>
+      </w:r>
+      <w:r>
+        <w:rPr>
+          <w:rFonts w:ascii="Charis SIL Regular" w:hAnsi="Charis SIL Regular" w:eastAsia="Charis SIL Regular"/>
+          <w:b w:val="0"/>
+          <w:i w:val="0"/>
+          <w:color w:val="0000FF"/>
+          <w:sz w:val="24"/>
+        </w:rPr>
+        <w:t>m</w:t>
       </w:r>
       <w:r>
         <w:rPr>
@@ -4758,7 +4717,7 @@
           <w:sz w:val="24"/>
           <w:u w:val="single"/>
         </w:rPr>
-        <w:t>Scientific research in colonised terr</w:t>
+        <w:t>Scientific research in colonised terri</w:t>
       </w:r>
       <w:r>
         <w:rPr>
@@ -4769,7 +4728,7 @@
           <w:sz w:val="24"/>
           <w:u w:val="single"/>
         </w:rPr>
-        <w:t>i</w:t>
+        <w:t>torie</w:t>
       </w:r>
       <w:r>
         <w:rPr>
@@ -4778,9 +4737,8 @@
           <w:i w:val="0"/>
           <w:color w:val="0000FF"/>
           <w:sz w:val="24"/>
-          <w:u w:val="single"/>
-        </w:rPr>
-        <w:t>tories</w:t>
+        </w:rPr>
+        <w:t>s</w:t>
       </w:r>
       <w:r>
         <w:br/>
@@ -5523,7 +5481,7 @@
             <w:rPr>
               <w:rStyle w:val="Hyperlink"/>
             </w:rPr>
-            <w:t>file/49d013d5-0786</w:t>
+            <w:t>file/49d013d5-078</w:t>
           </w:r>
         </w:hyperlink>
       </w:r>
@@ -5535,6 +5493,16 @@
           <w:color w:val="0000FF"/>
           <w:sz w:val="24"/>
           <w:u w:val="single"/>
+        </w:rPr>
+        <w:t>6</w:t>
+      </w:r>
+      <w:r>
+        <w:rPr>
+          <w:rFonts w:ascii="Charis SIL Regular" w:hAnsi="Charis SIL Regular" w:eastAsia="Charis SIL Regular"/>
+          <w:b w:val="0"/>
+          <w:i w:val="0"/>
+          <w:color w:val="0000FF"/>
+          <w:sz w:val="24"/>
         </w:rPr>
         <w:t>-</w:t>
       </w:r>
@@ -5552,19 +5520,9 @@
             <w:rPr>
               <w:rStyle w:val="Hyperlink"/>
             </w:rPr>
-            <w:t>db08</w:t>
+            <w:t>db08-</w:t>
           </w:r>
         </w:hyperlink>
-      </w:r>
-      <w:r>
-        <w:rPr>
-          <w:rFonts w:ascii="Charis SIL Regular" w:hAnsi="Charis SIL Regular" w:eastAsia="Charis SIL Regular"/>
-          <w:b w:val="0"/>
-          <w:i w:val="0"/>
-          <w:color w:val="0000FF"/>
-          <w:sz w:val="24"/>
-        </w:rPr>
-        <w:t>-</w:t>
       </w:r>
       <w:r>
         <w:rPr>

--- a/EXPORTS/DOCX/published/niveau3/English/Wereldtentoonstelling1883.docx
+++ b/EXPORTS/DOCX/published/niveau3/English/Wereldtentoonstelling1883.docx
@@ -982,7 +982,7 @@
           <w:sz w:val="24"/>
           <w:u w:val="single"/>
         </w:rPr>
-        <w:hyperlink r:id="rId13" w:history="1">
+        <w:hyperlink r:id="rId12" w:history="1">
           <w:r>
             <w:rPr>
               <w:rStyle w:val="Hyperlink"/>
@@ -1000,7 +1000,7 @@
           <w:sz w:val="24"/>
           <w:u w:val="single"/>
         </w:rPr>
-        <w:hyperlink r:id="rId13" w:history="1">
+        <w:hyperlink r:id="rId12" w:history="1">
           <w:r>
             <w:rPr>
               <w:rStyle w:val="Hyperlink"/>
@@ -1029,7 +1029,7 @@
           <w:sz w:val="24"/>
           <w:u w:val="single"/>
         </w:rPr>
-        <w:hyperlink r:id="rId13" w:history="1">
+        <w:hyperlink r:id="rId12" w:history="1">
           <w:r>
             <w:rPr>
               <w:rStyle w:val="Hyperlink"/>
@@ -1122,7 +1122,7 @@
           <w:sz w:val="24"/>
           <w:u w:val="single"/>
         </w:rPr>
-        <w:hyperlink r:id="rId13" w:history="1">
+        <w:hyperlink r:id="rId14" w:history="1">
           <w:r>
             <w:rPr>
               <w:rStyle w:val="Hyperlink"/>
@@ -1140,7 +1140,7 @@
           <w:sz w:val="24"/>
           <w:u w:val="single"/>
         </w:rPr>
-        <w:hyperlink r:id="rId13" w:history="1">
+        <w:hyperlink r:id="rId14" w:history="1">
           <w:r>
             <w:rPr>
               <w:rStyle w:val="Hyperlink"/>
@@ -1158,7 +1158,7 @@
           <w:sz w:val="24"/>
           <w:u w:val="single"/>
         </w:rPr>
-        <w:hyperlink r:id="rId13" w:history="1">
+        <w:hyperlink r:id="rId14" w:history="1">
           <w:r>
             <w:rPr>
               <w:rStyle w:val="Hyperlink"/>
@@ -1187,7 +1187,7 @@
           <w:sz w:val="24"/>
           <w:u w:val="single"/>
         </w:rPr>
-        <w:hyperlink r:id="rId13" w:history="1">
+        <w:hyperlink r:id="rId14" w:history="1">
           <w:r>
             <w:rPr>
               <w:rStyle w:val="Hyperlink"/>
@@ -2324,6 +2324,7 @@
           <w:i w:val="0"/>
           <w:color w:val="0000FF"/>
           <w:sz w:val="24"/>
+          <w:u w:val="single"/>
         </w:rPr>
         <w:hyperlink r:id="rId19" w:history="1">
           <w:r>
@@ -2419,13 +2420,31 @@
       </w:r>
       <w:r>
         <w:rPr>
+          <w:u w:val="single" w:color="0000ff"/>
           <w:rFonts w:ascii="Charis SIL Regular" w:hAnsi="Charis SIL Regular" w:eastAsia="Charis SIL Regular"/>
           <w:b w:val="0"/>
           <w:i w:val="0"/>
           <w:color w:val="000000"/>
           <w:sz w:val="24"/>
         </w:rPr>
-        <w:t xml:space="preserve"> and the </w:t>
+        <w:hyperlink r:id="rId18" w:history="1">
+          <w:r>
+            <w:rPr>
+              <w:rStyle w:val="Hyperlink"/>
+            </w:rPr>
+            <w:t xml:space="preserve"> and t</w:t>
+          </w:r>
+        </w:hyperlink>
+      </w:r>
+      <w:r>
+        <w:rPr>
+          <w:rFonts w:ascii="Charis SIL Regular" w:hAnsi="Charis SIL Regular" w:eastAsia="Charis SIL Regular"/>
+          <w:b w:val="0"/>
+          <w:i w:val="0"/>
+          <w:color w:val="000000"/>
+          <w:sz w:val="24"/>
+        </w:rPr>
+        <w:t xml:space="preserve">he </w:t>
       </w:r>
       <w:r>
         <w:rPr>
@@ -2503,7 +2522,18 @@
           <w:color w:val="000000"/>
           <w:sz w:val="24"/>
         </w:rPr>
-        <w:t xml:space="preserve">. The majority went to the </w:t>
+        <w:t>. The majority we</w:t>
+      </w:r>
+      <w:r>
+        <w:rPr>
+          <w:u w:val="single" w:color="0000ff"/>
+          <w:rFonts w:ascii="Charis SIL Regular" w:hAnsi="Charis SIL Regular" w:eastAsia="Charis SIL Regular"/>
+          <w:b w:val="0"/>
+          <w:i w:val="0"/>
+          <w:color w:val="000000"/>
+          <w:sz w:val="24"/>
+        </w:rPr>
+        <w:t xml:space="preserve">nt to the </w:t>
       </w:r>
       <w:r>
         <w:rPr>
@@ -2566,7 +2596,7 @@
             <w:rPr>
               <w:rStyle w:val="Hyperlink"/>
             </w:rPr>
-            <w:t>tnografis</w:t>
+            <w:t>tnografi</w:t>
           </w:r>
         </w:hyperlink>
       </w:r>
@@ -2584,7 +2614,7 @@
             <w:rPr>
               <w:rStyle w:val="Hyperlink"/>
             </w:rPr>
-            <w:t>c</w:t>
+            <w:t>s</w:t>
           </w:r>
         </w:hyperlink>
       </w:r>
@@ -2597,14 +2627,18 @@
           <w:sz w:val="24"/>
           <w:u w:val="single"/>
         </w:rPr>
-        <w:hyperlink r:id="rId19" w:history="1">
-          <w:r>
-            <w:rPr>
-              <w:rStyle w:val="Hyperlink"/>
-            </w:rPr>
-            <w:t>h</w:t>
-          </w:r>
-        </w:hyperlink>
+        <w:t>c</w:t>
+      </w:r>
+      <w:r>
+        <w:rPr>
+          <w:rFonts w:ascii="Charis SIL Regular" w:hAnsi="Charis SIL Regular" w:eastAsia="Charis SIL Regular"/>
+          <w:b w:val="0"/>
+          <w:i w:val="0"/>
+          <w:color w:val="0000FF"/>
+          <w:sz w:val="24"/>
+          <w:u w:val="single"/>
+        </w:rPr>
+        <w:t>h</w:t>
       </w:r>
       <w:r>
         <w:rPr>
@@ -2631,19 +2665,9 @@
             <w:rPr>
               <w:rStyle w:val="Hyperlink"/>
             </w:rPr>
-            <w:t>Museu</w:t>
+            <w:t>Museum</w:t>
           </w:r>
         </w:hyperlink>
-      </w:r>
-      <w:r>
-        <w:rPr>
-          <w:rFonts w:ascii="Charis SIL Regular" w:hAnsi="Charis SIL Regular" w:eastAsia="Charis SIL Regular"/>
-          <w:b w:val="0"/>
-          <w:i w:val="0"/>
-          <w:color w:val="0000FF"/>
-          <w:sz w:val="24"/>
-        </w:rPr>
-        <w:t>m</w:t>
       </w:r>
       <w:r>
         <w:rPr>
@@ -4717,7 +4741,7 @@
           <w:sz w:val="24"/>
           <w:u w:val="single"/>
         </w:rPr>
-        <w:t>Scientific research in colonised terri</w:t>
+        <w:t>Scientific research in colonised terr</w:t>
       </w:r>
       <w:r>
         <w:rPr>
@@ -4728,7 +4752,7 @@
           <w:sz w:val="24"/>
           <w:u w:val="single"/>
         </w:rPr>
-        <w:t>torie</w:t>
+        <w:t>i</w:t>
       </w:r>
       <w:r>
         <w:rPr>
@@ -4737,8 +4761,9 @@
           <w:i w:val="0"/>
           <w:color w:val="0000FF"/>
           <w:sz w:val="24"/>
-        </w:rPr>
-        <w:t>s</w:t>
+          <w:u w:val="single"/>
+        </w:rPr>
+        <w:t>tories</w:t>
       </w:r>
       <w:r>
         <w:br/>
@@ -5481,7 +5506,7 @@
             <w:rPr>
               <w:rStyle w:val="Hyperlink"/>
             </w:rPr>
-            <w:t>file/49d013d5-078</w:t>
+            <w:t>file/49d013d5-0786</w:t>
           </w:r>
         </w:hyperlink>
       </w:r>
@@ -5493,16 +5518,6 @@
           <w:color w:val="0000FF"/>
           <w:sz w:val="24"/>
           <w:u w:val="single"/>
-        </w:rPr>
-        <w:t>6</w:t>
-      </w:r>
-      <w:r>
-        <w:rPr>
-          <w:rFonts w:ascii="Charis SIL Regular" w:hAnsi="Charis SIL Regular" w:eastAsia="Charis SIL Regular"/>
-          <w:b w:val="0"/>
-          <w:i w:val="0"/>
-          <w:color w:val="0000FF"/>
-          <w:sz w:val="24"/>
         </w:rPr>
         <w:t>-</w:t>
       </w:r>
@@ -5520,9 +5535,19 @@
             <w:rPr>
               <w:rStyle w:val="Hyperlink"/>
             </w:rPr>
-            <w:t>db08-</w:t>
+            <w:t>db08</w:t>
           </w:r>
         </w:hyperlink>
+      </w:r>
+      <w:r>
+        <w:rPr>
+          <w:rFonts w:ascii="Charis SIL Regular" w:hAnsi="Charis SIL Regular" w:eastAsia="Charis SIL Regular"/>
+          <w:b w:val="0"/>
+          <w:i w:val="0"/>
+          <w:color w:val="0000FF"/>
+          <w:sz w:val="24"/>
+        </w:rPr>
+        <w:t>-</w:t>
       </w:r>
       <w:r>
         <w:rPr>

--- a/EXPORTS/DOCX/published/niveau3/English/Wereldtentoonstelling1883.docx
+++ b/EXPORTS/DOCX/published/niveau3/English/Wereldtentoonstelling1883.docx
@@ -1192,25 +1192,7 @@
             <w:rPr>
               <w:rStyle w:val="Hyperlink"/>
             </w:rPr>
-            <w:t>V</w:t>
-          </w:r>
-        </w:hyperlink>
-      </w:r>
-      <w:r>
-        <w:rPr>
-          <w:rFonts w:ascii="Charis SIL Regular" w:hAnsi="Charis SIL Regular" w:eastAsia="Charis SIL Regular"/>
-          <w:b w:val="0"/>
-          <w:i w:val="0"/>
-          <w:color w:val="0000FF"/>
-          <w:sz w:val="24"/>
-          <w:u w:val="single"/>
-        </w:rPr>
-        <w:hyperlink r:id="rId14" w:history="1">
-          <w:r>
-            <w:rPr>
-              <w:rStyle w:val="Hyperlink"/>
-            </w:rPr>
-            <w:t>eth</w:t>
+            <w:t>Veth</w:t>
           </w:r>
         </w:hyperlink>
       </w:r>
@@ -5506,7 +5488,7 @@
             <w:rPr>
               <w:rStyle w:val="Hyperlink"/>
             </w:rPr>
-            <w:t>file/49d013d5-0786</w:t>
+            <w:t>file/49d013d5-078</w:t>
           </w:r>
         </w:hyperlink>
       </w:r>
@@ -5517,25 +5499,13 @@
           <w:i w:val="0"/>
           <w:color w:val="0000FF"/>
           <w:sz w:val="24"/>
-          <w:u w:val="single"/>
-        </w:rPr>
-        <w:t>-</w:t>
-      </w:r>
-      <w:r>
-        <w:rPr>
-          <w:rFonts w:ascii="Charis SIL Regular" w:hAnsi="Charis SIL Regular" w:eastAsia="Charis SIL Regular"/>
-          <w:b w:val="0"/>
-          <w:i w:val="0"/>
-          <w:color w:val="0000FF"/>
-          <w:sz w:val="24"/>
-          <w:u w:val="single"/>
         </w:rPr>
         <w:hyperlink r:id="rId27" w:history="1">
           <w:r>
             <w:rPr>
               <w:rStyle w:val="Hyperlink"/>
             </w:rPr>
-            <w:t>db08</w:t>
+            <w:t>6</w:t>
           </w:r>
         </w:hyperlink>
       </w:r>
@@ -5548,6 +5518,24 @@
           <w:sz w:val="24"/>
         </w:rPr>
         <w:t>-</w:t>
+      </w:r>
+      <w:r>
+        <w:rPr>
+          <w:rFonts w:ascii="Charis SIL Regular" w:hAnsi="Charis SIL Regular" w:eastAsia="Charis SIL Regular"/>
+          <w:b w:val="0"/>
+          <w:i w:val="0"/>
+          <w:color w:val="0000FF"/>
+          <w:sz w:val="24"/>
+          <w:u w:val="single"/>
+        </w:rPr>
+        <w:hyperlink r:id="rId27" w:history="1">
+          <w:r>
+            <w:rPr>
+              <w:rStyle w:val="Hyperlink"/>
+            </w:rPr>
+            <w:t>db08-</w:t>
+          </w:r>
+        </w:hyperlink>
       </w:r>
       <w:r>
         <w:rPr>

--- a/EXPORTS/DOCX/published/niveau3/English/Wereldtentoonstelling1883.docx
+++ b/EXPORTS/DOCX/published/niveau3/English/Wereldtentoonstelling1883.docx
@@ -1122,7 +1122,7 @@
           <w:sz w:val="24"/>
           <w:u w:val="single"/>
         </w:rPr>
-        <w:hyperlink r:id="rId13" w:history="1">
+        <w:hyperlink r:id="rId14" w:history="1">
           <w:r>
             <w:rPr>
               <w:rStyle w:val="Hyperlink"/>
@@ -1140,7 +1140,7 @@
           <w:sz w:val="24"/>
           <w:u w:val="single"/>
         </w:rPr>
-        <w:hyperlink r:id="rId13" w:history="1">
+        <w:hyperlink r:id="rId14" w:history="1">
           <w:r>
             <w:rPr>
               <w:rStyle w:val="Hyperlink"/>
@@ -1158,7 +1158,7 @@
           <w:sz w:val="24"/>
           <w:u w:val="single"/>
         </w:rPr>
-        <w:hyperlink r:id="rId13" w:history="1">
+        <w:hyperlink r:id="rId14" w:history="1">
           <w:r>
             <w:rPr>
               <w:rStyle w:val="Hyperlink"/>
@@ -1187,30 +1187,12 @@
           <w:sz w:val="24"/>
           <w:u w:val="single"/>
         </w:rPr>
-        <w:hyperlink r:id="rId13" w:history="1">
-          <w:r>
-            <w:rPr>
-              <w:rStyle w:val="Hyperlink"/>
-            </w:rPr>
-            <w:t>V</w:t>
-          </w:r>
-        </w:hyperlink>
-      </w:r>
-      <w:r>
-        <w:rPr>
-          <w:rFonts w:ascii="Charis SIL Regular" w:hAnsi="Charis SIL Regular" w:eastAsia="Charis SIL Regular"/>
-          <w:b w:val="0"/>
-          <w:i w:val="0"/>
-          <w:color w:val="0000FF"/>
-          <w:sz w:val="24"/>
-          <w:u w:val="single"/>
-        </w:rPr>
         <w:hyperlink r:id="rId14" w:history="1">
           <w:r>
             <w:rPr>
               <w:rStyle w:val="Hyperlink"/>
             </w:rPr>
-            <w:t>eth</w:t>
+            <w:t>Veth</w:t>
           </w:r>
         </w:hyperlink>
       </w:r>
@@ -4735,7 +4717,7 @@
           <w:sz w:val="24"/>
           <w:u w:val="single"/>
         </w:rPr>
-        <w:t>Scientific research in colonised terr</w:t>
+        <w:t>Scientific research in colonised terri</w:t>
       </w:r>
       <w:r>
         <w:rPr>
@@ -4746,7 +4728,7 @@
           <w:sz w:val="24"/>
           <w:u w:val="single"/>
         </w:rPr>
-        <w:t>i</w:t>
+        <w:t>torie</w:t>
       </w:r>
       <w:r>
         <w:rPr>
@@ -4755,9 +4737,8 @@
           <w:i w:val="0"/>
           <w:color w:val="0000FF"/>
           <w:sz w:val="24"/>
-          <w:u w:val="single"/>
-        </w:rPr>
-        <w:t>tories</w:t>
+        </w:rPr>
+        <w:t>s</w:t>
       </w:r>
       <w:r>
         <w:br/>
@@ -5500,7 +5481,7 @@
             <w:rPr>
               <w:rStyle w:val="Hyperlink"/>
             </w:rPr>
-            <w:t>file/49d013d5-078</w:t>
+            <w:t>file/49d013d5-0786</w:t>
           </w:r>
         </w:hyperlink>
       </w:r>
@@ -5511,13 +5492,25 @@
           <w:i w:val="0"/>
           <w:color w:val="0000FF"/>
           <w:sz w:val="24"/>
+          <w:u w:val="single"/>
+        </w:rPr>
+        <w:t>-</w:t>
+      </w:r>
+      <w:r>
+        <w:rPr>
+          <w:rFonts w:ascii="Charis SIL Regular" w:hAnsi="Charis SIL Regular" w:eastAsia="Charis SIL Regular"/>
+          <w:b w:val="0"/>
+          <w:i w:val="0"/>
+          <w:color w:val="0000FF"/>
+          <w:sz w:val="24"/>
+          <w:u w:val="single"/>
         </w:rPr>
         <w:hyperlink r:id="rId27" w:history="1">
           <w:r>
             <w:rPr>
               <w:rStyle w:val="Hyperlink"/>
             </w:rPr>
-            <w:t>6</w:t>
+            <w:t>db08</w:t>
           </w:r>
         </w:hyperlink>
       </w:r>
@@ -5530,24 +5523,6 @@
           <w:sz w:val="24"/>
         </w:rPr>
         <w:t>-</w:t>
-      </w:r>
-      <w:r>
-        <w:rPr>
-          <w:rFonts w:ascii="Charis SIL Regular" w:hAnsi="Charis SIL Regular" w:eastAsia="Charis SIL Regular"/>
-          <w:b w:val="0"/>
-          <w:i w:val="0"/>
-          <w:color w:val="0000FF"/>
-          <w:sz w:val="24"/>
-          <w:u w:val="single"/>
-        </w:rPr>
-        <w:hyperlink r:id="rId27" w:history="1">
-          <w:r>
-            <w:rPr>
-              <w:rStyle w:val="Hyperlink"/>
-            </w:rPr>
-            <w:t>db08-</w:t>
-          </w:r>
-        </w:hyperlink>
       </w:r>
       <w:r>
         <w:rPr>

--- a/EXPORTS/DOCX/published/niveau3/English/Wereldtentoonstelling1883.docx
+++ b/EXPORTS/DOCX/published/niveau3/English/Wereldtentoonstelling1883.docx
@@ -1192,7 +1192,7 @@
             <w:rPr>
               <w:rStyle w:val="Hyperlink"/>
             </w:rPr>
-            <w:t>Veth</w:t>
+            <w:t>V</w:t>
           </w:r>
         </w:hyperlink>
       </w:r>
@@ -1201,67 +1201,38 @@
           <w:rFonts w:ascii="Charis SIL Regular" w:hAnsi="Charis SIL Regular" w:eastAsia="Charis SIL Regular"/>
           <w:b w:val="0"/>
           <w:i w:val="0"/>
-          <w:color w:val="000000"/>
-          <w:sz w:val="24"/>
-        </w:rPr>
-        <w:t xml:space="preserve">, was </w:t>
-      </w:r>
-      <w:r>
-        <w:rPr>
-          <w:u w:val="single" w:color="0000ff"/>
-          <w:rFonts w:ascii="Charis SIL Regular" w:hAnsi="Charis SIL Regular" w:eastAsia="Charis SIL Regular"/>
-          <w:b w:val="0"/>
-          <w:i w:val="0"/>
-          <w:color w:val="000000"/>
-          <w:sz w:val="24"/>
-        </w:rPr>
-        <w:hyperlink r:id="rId13" w:history="1">
+          <w:color w:val="0000FF"/>
+          <w:sz w:val="24"/>
+          <w:u w:val="single"/>
+        </w:rPr>
+        <w:hyperlink r:id="rId14" w:history="1">
           <w:r>
             <w:rPr>
               <w:rStyle w:val="Hyperlink"/>
             </w:rPr>
-            <w:t>responsible</w:t>
+            <w:t>eth</w:t>
           </w:r>
         </w:hyperlink>
       </w:r>
       <w:r>
         <w:rPr>
-          <w:u w:val="single" w:color="0000ff"/>
           <w:rFonts w:ascii="Charis SIL Regular" w:hAnsi="Charis SIL Regular" w:eastAsia="Charis SIL Regular"/>
           <w:b w:val="0"/>
           <w:i w:val="0"/>
           <w:color w:val="000000"/>
           <w:sz w:val="24"/>
         </w:rPr>
-        <w:t xml:space="preserve"> </w:t>
-      </w:r>
-      <w:r>
-        <w:rPr>
-          <w:u w:val="single" w:color="0000ff"/>
+        <w:t xml:space="preserve">, was </w:t>
+      </w:r>
+      <w:r>
+        <w:rPr>
           <w:rFonts w:ascii="Charis SIL Regular" w:hAnsi="Charis SIL Regular" w:eastAsia="Charis SIL Regular"/>
           <w:b w:val="0"/>
           <w:i w:val="0"/>
           <w:color w:val="000000"/>
           <w:sz w:val="24"/>
         </w:rPr>
-        <w:hyperlink r:id="rId13" w:history="1">
-          <w:r>
-            <w:rPr>
-              <w:rStyle w:val="Hyperlink"/>
-            </w:rPr>
-            <w:t>for colle</w:t>
-          </w:r>
-        </w:hyperlink>
-      </w:r>
-      <w:r>
-        <w:rPr>
-          <w:rFonts w:ascii="Charis SIL Regular" w:hAnsi="Charis SIL Regular" w:eastAsia="Charis SIL Regular"/>
-          <w:b w:val="0"/>
-          <w:i w:val="0"/>
-          <w:color w:val="000000"/>
-          <w:sz w:val="24"/>
-        </w:rPr>
-        <w:t>cting objects in the Dutch East Indies and it was he who</w:t>
+        <w:t>responsible for collecting objects in the Dutch East Indies and it was he who</w:t>
       </w:r>
       <w:r>
         <w:rPr>
@@ -2306,6 +2277,7 @@
           <w:i w:val="0"/>
           <w:color w:val="0000FF"/>
           <w:sz w:val="24"/>
+          <w:u w:val="single"/>
         </w:rPr>
         <w:hyperlink r:id="rId19" w:history="1">
           <w:r>
@@ -2401,31 +2373,13 @@
       </w:r>
       <w:r>
         <w:rPr>
-          <w:u w:val="single" w:color="0000ff"/>
           <w:rFonts w:ascii="Charis SIL Regular" w:hAnsi="Charis SIL Regular" w:eastAsia="Charis SIL Regular"/>
           <w:b w:val="0"/>
           <w:i w:val="0"/>
           <w:color w:val="000000"/>
           <w:sz w:val="24"/>
         </w:rPr>
-        <w:hyperlink r:id="rId18" w:history="1">
-          <w:r>
-            <w:rPr>
-              <w:rStyle w:val="Hyperlink"/>
-            </w:rPr>
-            <w:t xml:space="preserve"> and t</w:t>
-          </w:r>
-        </w:hyperlink>
-      </w:r>
-      <w:r>
-        <w:rPr>
-          <w:rFonts w:ascii="Charis SIL Regular" w:hAnsi="Charis SIL Regular" w:eastAsia="Charis SIL Regular"/>
-          <w:b w:val="0"/>
-          <w:i w:val="0"/>
-          <w:color w:val="000000"/>
-          <w:sz w:val="24"/>
-        </w:rPr>
-        <w:t xml:space="preserve">he </w:t>
+        <w:t xml:space="preserve"> and the </w:t>
       </w:r>
       <w:r>
         <w:rPr>
@@ -2503,7 +2457,18 @@
           <w:color w:val="000000"/>
           <w:sz w:val="24"/>
         </w:rPr>
-        <w:t xml:space="preserve">. The majority went to the </w:t>
+        <w:t>. The majority we</w:t>
+      </w:r>
+      <w:r>
+        <w:rPr>
+          <w:u w:val="single" w:color="0000ff"/>
+          <w:rFonts w:ascii="Charis SIL Regular" w:hAnsi="Charis SIL Regular" w:eastAsia="Charis SIL Regular"/>
+          <w:b w:val="0"/>
+          <w:i w:val="0"/>
+          <w:color w:val="000000"/>
+          <w:sz w:val="24"/>
+        </w:rPr>
+        <w:t xml:space="preserve">nt to the </w:t>
       </w:r>
       <w:r>
         <w:rPr>
@@ -2566,7 +2531,7 @@
             <w:rPr>
               <w:rStyle w:val="Hyperlink"/>
             </w:rPr>
-            <w:t>tnografis</w:t>
+            <w:t>tnografi</w:t>
           </w:r>
         </w:hyperlink>
       </w:r>
@@ -2584,7 +2549,7 @@
             <w:rPr>
               <w:rStyle w:val="Hyperlink"/>
             </w:rPr>
-            <w:t>c</w:t>
+            <w:t>s</w:t>
           </w:r>
         </w:hyperlink>
       </w:r>
@@ -2597,14 +2562,18 @@
           <w:sz w:val="24"/>
           <w:u w:val="single"/>
         </w:rPr>
-        <w:hyperlink r:id="rId19" w:history="1">
-          <w:r>
-            <w:rPr>
-              <w:rStyle w:val="Hyperlink"/>
-            </w:rPr>
-            <w:t>h</w:t>
-          </w:r>
-        </w:hyperlink>
+        <w:t>c</w:t>
+      </w:r>
+      <w:r>
+        <w:rPr>
+          <w:rFonts w:ascii="Charis SIL Regular" w:hAnsi="Charis SIL Regular" w:eastAsia="Charis SIL Regular"/>
+          <w:b w:val="0"/>
+          <w:i w:val="0"/>
+          <w:color w:val="0000FF"/>
+          <w:sz w:val="24"/>
+          <w:u w:val="single"/>
+        </w:rPr>
+        <w:t>h</w:t>
       </w:r>
       <w:r>
         <w:rPr>
@@ -2631,19 +2600,9 @@
             <w:rPr>
               <w:rStyle w:val="Hyperlink"/>
             </w:rPr>
-            <w:t>Museu</w:t>
+            <w:t>Museum</w:t>
           </w:r>
         </w:hyperlink>
-      </w:r>
-      <w:r>
-        <w:rPr>
-          <w:rFonts w:ascii="Charis SIL Regular" w:hAnsi="Charis SIL Regular" w:eastAsia="Charis SIL Regular"/>
-          <w:b w:val="0"/>
-          <w:i w:val="0"/>
-          <w:color w:val="0000FF"/>
-          <w:sz w:val="24"/>
-        </w:rPr>
-        <w:t>m</w:t>
       </w:r>
       <w:r>
         <w:rPr>
@@ -3753,21 +3712,13 @@
       </w:r>
       <w:r>
         <w:rPr>
-          <w:u w:val="single" w:color="0000ff"/>
           <w:rFonts w:ascii="Charis SIL Regular" w:hAnsi="Charis SIL Regular" w:eastAsia="Charis SIL Regular"/>
           <w:b w:val="0"/>
           <w:i w:val="0"/>
           <w:color w:val="000000"/>
           <w:sz w:val="24"/>
         </w:rPr>
-        <w:hyperlink r:id="rId24" w:history="1">
-          <w:r>
-            <w:rPr>
-              <w:rStyle w:val="Hyperlink"/>
-            </w:rPr>
-            <w:t>Leide</w:t>
-          </w:r>
-        </w:hyperlink>
+        <w:t>Leide</w:t>
       </w:r>
       <w:r>
         <w:rPr>
@@ -5481,7 +5432,7 @@
             <w:rPr>
               <w:rStyle w:val="Hyperlink"/>
             </w:rPr>
-            <w:t>file/49d013d5-0786</w:t>
+            <w:t>file/49d013d5-078</w:t>
           </w:r>
         </w:hyperlink>
       </w:r>
@@ -5492,25 +5443,13 @@
           <w:i w:val="0"/>
           <w:color w:val="0000FF"/>
           <w:sz w:val="24"/>
-          <w:u w:val="single"/>
-        </w:rPr>
-        <w:t>-</w:t>
-      </w:r>
-      <w:r>
-        <w:rPr>
-          <w:rFonts w:ascii="Charis SIL Regular" w:hAnsi="Charis SIL Regular" w:eastAsia="Charis SIL Regular"/>
-          <w:b w:val="0"/>
-          <w:i w:val="0"/>
-          <w:color w:val="0000FF"/>
-          <w:sz w:val="24"/>
-          <w:u w:val="single"/>
         </w:rPr>
         <w:hyperlink r:id="rId27" w:history="1">
           <w:r>
             <w:rPr>
               <w:rStyle w:val="Hyperlink"/>
             </w:rPr>
-            <w:t>db08</w:t>
+            <w:t>6</w:t>
           </w:r>
         </w:hyperlink>
       </w:r>
@@ -5523,6 +5462,24 @@
           <w:sz w:val="24"/>
         </w:rPr>
         <w:t>-</w:t>
+      </w:r>
+      <w:r>
+        <w:rPr>
+          <w:rFonts w:ascii="Charis SIL Regular" w:hAnsi="Charis SIL Regular" w:eastAsia="Charis SIL Regular"/>
+          <w:b w:val="0"/>
+          <w:i w:val="0"/>
+          <w:color w:val="0000FF"/>
+          <w:sz w:val="24"/>
+          <w:u w:val="single"/>
+        </w:rPr>
+        <w:hyperlink r:id="rId27" w:history="1">
+          <w:r>
+            <w:rPr>
+              <w:rStyle w:val="Hyperlink"/>
+            </w:rPr>
+            <w:t>db08-</w:t>
+          </w:r>
+        </w:hyperlink>
       </w:r>
       <w:r>
         <w:rPr>

--- a/EXPORTS/DOCX/published/niveau3/English/Wereldtentoonstelling1883.docx
+++ b/EXPORTS/DOCX/published/niveau3/English/Wereldtentoonstelling1883.docx
@@ -1226,13 +1226,60 @@
       </w:r>
       <w:r>
         <w:rPr>
+          <w:u w:val="single" w:color="0000ff"/>
           <w:rFonts w:ascii="Charis SIL Regular" w:hAnsi="Charis SIL Regular" w:eastAsia="Charis SIL Regular"/>
           <w:b w:val="0"/>
           <w:i w:val="0"/>
           <w:color w:val="000000"/>
           <w:sz w:val="24"/>
         </w:rPr>
-        <w:t>responsible for collecting objects in the Dutch East Indies and it was he who</w:t>
+        <w:hyperlink r:id="rId13" w:history="1">
+          <w:r>
+            <w:rPr>
+              <w:rStyle w:val="Hyperlink"/>
+            </w:rPr>
+            <w:t>responsible</w:t>
+          </w:r>
+        </w:hyperlink>
+      </w:r>
+      <w:r>
+        <w:rPr>
+          <w:u w:val="single" w:color="0000ff"/>
+          <w:rFonts w:ascii="Charis SIL Regular" w:hAnsi="Charis SIL Regular" w:eastAsia="Charis SIL Regular"/>
+          <w:b w:val="0"/>
+          <w:i w:val="0"/>
+          <w:color w:val="000000"/>
+          <w:sz w:val="24"/>
+        </w:rPr>
+        <w:t xml:space="preserve"> </w:t>
+      </w:r>
+      <w:r>
+        <w:rPr>
+          <w:u w:val="single" w:color="0000ff"/>
+          <w:rFonts w:ascii="Charis SIL Regular" w:hAnsi="Charis SIL Regular" w:eastAsia="Charis SIL Regular"/>
+          <w:b w:val="0"/>
+          <w:i w:val="0"/>
+          <w:color w:val="000000"/>
+          <w:sz w:val="24"/>
+        </w:rPr>
+        <w:hyperlink r:id="rId13" w:history="1">
+          <w:r>
+            <w:rPr>
+              <w:rStyle w:val="Hyperlink"/>
+            </w:rPr>
+            <w:t>for colle</w:t>
+          </w:r>
+        </w:hyperlink>
+      </w:r>
+      <w:r>
+        <w:rPr>
+          <w:rFonts w:ascii="Charis SIL Regular" w:hAnsi="Charis SIL Regular" w:eastAsia="Charis SIL Regular"/>
+          <w:b w:val="0"/>
+          <w:i w:val="0"/>
+          <w:color w:val="000000"/>
+          <w:sz w:val="24"/>
+        </w:rPr>
+        <w:t>cting objects in the Dutch East Indies and it was he who</w:t>
       </w:r>
       <w:r>
         <w:rPr>
@@ -2277,7 +2324,6 @@
           <w:i w:val="0"/>
           <w:color w:val="0000FF"/>
           <w:sz w:val="24"/>
-          <w:u w:val="single"/>
         </w:rPr>
         <w:hyperlink r:id="rId19" w:history="1">
           <w:r>
@@ -2373,13 +2419,31 @@
       </w:r>
       <w:r>
         <w:rPr>
+          <w:u w:val="single" w:color="0000ff"/>
           <w:rFonts w:ascii="Charis SIL Regular" w:hAnsi="Charis SIL Regular" w:eastAsia="Charis SIL Regular"/>
           <w:b w:val="0"/>
           <w:i w:val="0"/>
           <w:color w:val="000000"/>
           <w:sz w:val="24"/>
         </w:rPr>
-        <w:t xml:space="preserve"> and the </w:t>
+        <w:hyperlink r:id="rId18" w:history="1">
+          <w:r>
+            <w:rPr>
+              <w:rStyle w:val="Hyperlink"/>
+            </w:rPr>
+            <w:t xml:space="preserve"> and t</w:t>
+          </w:r>
+        </w:hyperlink>
+      </w:r>
+      <w:r>
+        <w:rPr>
+          <w:rFonts w:ascii="Charis SIL Regular" w:hAnsi="Charis SIL Regular" w:eastAsia="Charis SIL Regular"/>
+          <w:b w:val="0"/>
+          <w:i w:val="0"/>
+          <w:color w:val="000000"/>
+          <w:sz w:val="24"/>
+        </w:rPr>
+        <w:t xml:space="preserve">he </w:t>
       </w:r>
       <w:r>
         <w:rPr>
@@ -2468,7 +2532,14 @@
           <w:color w:val="000000"/>
           <w:sz w:val="24"/>
         </w:rPr>
-        <w:t xml:space="preserve">nt to the </w:t>
+        <w:hyperlink r:id="rId19" w:history="1">
+          <w:r>
+            <w:rPr>
+              <w:rStyle w:val="Hyperlink"/>
+            </w:rPr>
+            <w:t xml:space="preserve">nt to the </w:t>
+          </w:r>
+        </w:hyperlink>
       </w:r>
       <w:r>
         <w:rPr>
@@ -2560,9 +2631,15 @@
           <w:i w:val="0"/>
           <w:color w:val="0000FF"/>
           <w:sz w:val="24"/>
-          <w:u w:val="single"/>
-        </w:rPr>
-        <w:t>c</w:t>
+        </w:rPr>
+        <w:hyperlink r:id="rId19" w:history="1">
+          <w:r>
+            <w:rPr>
+              <w:rStyle w:val="Hyperlink"/>
+            </w:rPr>
+            <w:t>c</w:t>
+          </w:r>
+        </w:hyperlink>
       </w:r>
       <w:r>
         <w:rPr>
@@ -2571,9 +2648,15 @@
           <w:i w:val="0"/>
           <w:color w:val="0000FF"/>
           <w:sz w:val="24"/>
-          <w:u w:val="single"/>
-        </w:rPr>
-        <w:t>h</w:t>
+        </w:rPr>
+        <w:hyperlink r:id="rId19" w:history="1">
+          <w:r>
+            <w:rPr>
+              <w:rStyle w:val="Hyperlink"/>
+            </w:rPr>
+            <w:t>h</w:t>
+          </w:r>
+        </w:hyperlink>
       </w:r>
       <w:r>
         <w:rPr>
@@ -3712,13 +3795,21 @@
       </w:r>
       <w:r>
         <w:rPr>
+          <w:u w:val="single" w:color="0000ff"/>
           <w:rFonts w:ascii="Charis SIL Regular" w:hAnsi="Charis SIL Regular" w:eastAsia="Charis SIL Regular"/>
           <w:b w:val="0"/>
           <w:i w:val="0"/>
           <w:color w:val="000000"/>
           <w:sz w:val="24"/>
         </w:rPr>
-        <w:t>Leide</w:t>
+        <w:hyperlink r:id="rId24" w:history="1">
+          <w:r>
+            <w:rPr>
+              <w:rStyle w:val="Hyperlink"/>
+            </w:rPr>
+            <w:t>Leide</w:t>
+          </w:r>
+        </w:hyperlink>
       </w:r>
       <w:r>
         <w:rPr>
@@ -4668,7 +4759,7 @@
           <w:sz w:val="24"/>
           <w:u w:val="single"/>
         </w:rPr>
-        <w:t>Scientific research in colonised terri</w:t>
+        <w:t>Scientific research in colonised terr</w:t>
       </w:r>
       <w:r>
         <w:rPr>
@@ -4679,7 +4770,7 @@
           <w:sz w:val="24"/>
           <w:u w:val="single"/>
         </w:rPr>
-        <w:t>torie</w:t>
+        <w:t>i</w:t>
       </w:r>
       <w:r>
         <w:rPr>
@@ -4688,8 +4779,9 @@
           <w:i w:val="0"/>
           <w:color w:val="0000FF"/>
           <w:sz w:val="24"/>
-        </w:rPr>
-        <w:t>s</w:t>
+          <w:u w:val="single"/>
+        </w:rPr>
+        <w:t>tories</w:t>
       </w:r>
       <w:r>
         <w:br/>

--- a/EXPORTS/DOCX/published/niveau3/English/Wereldtentoonstelling1883.docx
+++ b/EXPORTS/DOCX/published/niveau3/English/Wereldtentoonstelling1883.docx
@@ -1122,95 +1122,23 @@
           <w:sz w:val="24"/>
           <w:u w:val="single"/>
         </w:rPr>
+        <w:t xml:space="preserve">Daniël </w:t>
+      </w:r>
+      <w:r>
+        <w:rPr>
+          <w:rFonts w:ascii="Charis SIL Regular" w:hAnsi="Charis SIL Regular" w:eastAsia="Charis SIL Regular"/>
+          <w:b w:val="0"/>
+          <w:i w:val="0"/>
+          <w:color w:val="0000FF"/>
+          <w:sz w:val="24"/>
+          <w:u w:val="single"/>
+        </w:rPr>
         <w:hyperlink r:id="rId14" w:history="1">
           <w:r>
             <w:rPr>
               <w:rStyle w:val="Hyperlink"/>
             </w:rPr>
-            <w:t>Dan</w:t>
-          </w:r>
-        </w:hyperlink>
-      </w:r>
-      <w:r>
-        <w:rPr>
-          <w:rFonts w:ascii="Charis SIL Regular" w:hAnsi="Charis SIL Regular" w:eastAsia="Charis SIL Regular"/>
-          <w:b w:val="0"/>
-          <w:i w:val="0"/>
-          <w:color w:val="0000FF"/>
-          <w:sz w:val="24"/>
-          <w:u w:val="single"/>
-        </w:rPr>
-        <w:hyperlink r:id="rId14" w:history="1">
-          <w:r>
-            <w:rPr>
-              <w:rStyle w:val="Hyperlink"/>
-            </w:rPr>
-            <w:t>i</w:t>
-          </w:r>
-        </w:hyperlink>
-      </w:r>
-      <w:r>
-        <w:rPr>
-          <w:rFonts w:ascii="Charis SIL Regular" w:hAnsi="Charis SIL Regular" w:eastAsia="Charis SIL Regular"/>
-          <w:b w:val="0"/>
-          <w:i w:val="0"/>
-          <w:color w:val="0000FF"/>
-          <w:sz w:val="24"/>
-          <w:u w:val="single"/>
-        </w:rPr>
-        <w:hyperlink r:id="rId14" w:history="1">
-          <w:r>
-            <w:rPr>
-              <w:rStyle w:val="Hyperlink"/>
-            </w:rPr>
-            <w:t>ël</w:t>
-          </w:r>
-        </w:hyperlink>
-      </w:r>
-      <w:r>
-        <w:rPr>
-          <w:rFonts w:ascii="Charis SIL Regular" w:hAnsi="Charis SIL Regular" w:eastAsia="Charis SIL Regular"/>
-          <w:b w:val="0"/>
-          <w:i w:val="0"/>
-          <w:color w:val="0000FF"/>
-          <w:sz w:val="24"/>
-          <w:u w:val="single"/>
-        </w:rPr>
-        <w:t xml:space="preserve"> </w:t>
-      </w:r>
-      <w:r>
-        <w:rPr>
-          <w:rFonts w:ascii="Charis SIL Regular" w:hAnsi="Charis SIL Regular" w:eastAsia="Charis SIL Regular"/>
-          <w:b w:val="0"/>
-          <w:i w:val="0"/>
-          <w:color w:val="0000FF"/>
-          <w:sz w:val="24"/>
-          <w:u w:val="single"/>
-        </w:rPr>
-        <w:hyperlink r:id="rId14" w:history="1">
-          <w:r>
-            <w:rPr>
-              <w:rStyle w:val="Hyperlink"/>
-            </w:rPr>
-            <w:t>V</w:t>
-          </w:r>
-        </w:hyperlink>
-      </w:r>
-      <w:r>
-        <w:rPr>
-          <w:rFonts w:ascii="Charis SIL Regular" w:hAnsi="Charis SIL Regular" w:eastAsia="Charis SIL Regular"/>
-          <w:b w:val="0"/>
-          <w:i w:val="0"/>
-          <w:color w:val="0000FF"/>
-          <w:sz w:val="24"/>
-          <w:u w:val="single"/>
-        </w:rPr>
-        <w:hyperlink r:id="rId14" w:history="1">
-          <w:r>
-            <w:rPr>
-              <w:rStyle w:val="Hyperlink"/>
-            </w:rPr>
-            <w:t>eth</w:t>
+            <w:t>Veth</w:t>
           </w:r>
         </w:hyperlink>
       </w:r>
@@ -2324,6 +2252,7 @@
           <w:i w:val="0"/>
           <w:color w:val="0000FF"/>
           <w:sz w:val="24"/>
+          <w:u w:val="single"/>
         </w:rPr>
         <w:hyperlink r:id="rId19" w:history="1">
           <w:r>
@@ -2532,14 +2461,7 @@
           <w:color w:val="000000"/>
           <w:sz w:val="24"/>
         </w:rPr>
-        <w:hyperlink r:id="rId19" w:history="1">
-          <w:r>
-            <w:rPr>
-              <w:rStyle w:val="Hyperlink"/>
-            </w:rPr>
-            <w:t xml:space="preserve">nt to the </w:t>
-          </w:r>
-        </w:hyperlink>
+        <w:t xml:space="preserve">nt to the </w:t>
       </w:r>
       <w:r>
         <w:rPr>
@@ -2631,15 +2553,9 @@
           <w:i w:val="0"/>
           <w:color w:val="0000FF"/>
           <w:sz w:val="24"/>
-        </w:rPr>
-        <w:hyperlink r:id="rId19" w:history="1">
-          <w:r>
-            <w:rPr>
-              <w:rStyle w:val="Hyperlink"/>
-            </w:rPr>
-            <w:t>c</w:t>
-          </w:r>
-        </w:hyperlink>
+          <w:u w:val="single"/>
+        </w:rPr>
+        <w:t>c</w:t>
       </w:r>
       <w:r>
         <w:rPr>
@@ -2648,15 +2564,9 @@
           <w:i w:val="0"/>
           <w:color w:val="0000FF"/>
           <w:sz w:val="24"/>
-        </w:rPr>
-        <w:hyperlink r:id="rId19" w:history="1">
-          <w:r>
-            <w:rPr>
-              <w:rStyle w:val="Hyperlink"/>
-            </w:rPr>
-            <w:t>h</w:t>
-          </w:r>
-        </w:hyperlink>
+          <w:u w:val="single"/>
+        </w:rPr>
+        <w:t>h</w:t>
       </w:r>
       <w:r>
         <w:rPr>
@@ -5524,7 +5434,7 @@
             <w:rPr>
               <w:rStyle w:val="Hyperlink"/>
             </w:rPr>
-            <w:t>file/49d013d5-078</w:t>
+            <w:t>file/49d013d5-0786</w:t>
           </w:r>
         </w:hyperlink>
       </w:r>
@@ -5535,13 +5445,25 @@
           <w:i w:val="0"/>
           <w:color w:val="0000FF"/>
           <w:sz w:val="24"/>
+          <w:u w:val="single"/>
+        </w:rPr>
+        <w:t>-</w:t>
+      </w:r>
+      <w:r>
+        <w:rPr>
+          <w:rFonts w:ascii="Charis SIL Regular" w:hAnsi="Charis SIL Regular" w:eastAsia="Charis SIL Regular"/>
+          <w:b w:val="0"/>
+          <w:i w:val="0"/>
+          <w:color w:val="0000FF"/>
+          <w:sz w:val="24"/>
+          <w:u w:val="single"/>
         </w:rPr>
         <w:hyperlink r:id="rId27" w:history="1">
           <w:r>
             <w:rPr>
               <w:rStyle w:val="Hyperlink"/>
             </w:rPr>
-            <w:t>6</w:t>
+            <w:t>db08</w:t>
           </w:r>
         </w:hyperlink>
       </w:r>
@@ -5554,24 +5476,6 @@
           <w:sz w:val="24"/>
         </w:rPr>
         <w:t>-</w:t>
-      </w:r>
-      <w:r>
-        <w:rPr>
-          <w:rFonts w:ascii="Charis SIL Regular" w:hAnsi="Charis SIL Regular" w:eastAsia="Charis SIL Regular"/>
-          <w:b w:val="0"/>
-          <w:i w:val="0"/>
-          <w:color w:val="0000FF"/>
-          <w:sz w:val="24"/>
-          <w:u w:val="single"/>
-        </w:rPr>
-        <w:hyperlink r:id="rId27" w:history="1">
-          <w:r>
-            <w:rPr>
-              <w:rStyle w:val="Hyperlink"/>
-            </w:rPr>
-            <w:t>db08-</w:t>
-          </w:r>
-        </w:hyperlink>
       </w:r>
       <w:r>
         <w:rPr>

--- a/EXPORTS/DOCX/published/niveau3/English/Wereldtentoonstelling1883.docx
+++ b/EXPORTS/DOCX/published/niveau3/English/Wereldtentoonstelling1883.docx
@@ -982,14 +982,7 @@
           <w:sz w:val="24"/>
           <w:u w:val="single"/>
         </w:rPr>
-        <w:hyperlink r:id="rId12" w:history="1">
-          <w:r>
-            <w:rPr>
-              <w:rStyle w:val="Hyperlink"/>
-            </w:rPr>
-            <w:t>Rijksmuseu</w:t>
-          </w:r>
-        </w:hyperlink>
+        <w:t>Rijksmuseu</w:t>
       </w:r>
       <w:r>
         <w:rPr>
@@ -1122,7 +1115,79 @@
           <w:sz w:val="24"/>
           <w:u w:val="single"/>
         </w:rPr>
-        <w:t xml:space="preserve">Daniël </w:t>
+        <w:hyperlink r:id="rId13" w:history="1">
+          <w:r>
+            <w:rPr>
+              <w:rStyle w:val="Hyperlink"/>
+            </w:rPr>
+            <w:t>Dan</w:t>
+          </w:r>
+        </w:hyperlink>
+      </w:r>
+      <w:r>
+        <w:rPr>
+          <w:rFonts w:ascii="Charis SIL Regular" w:hAnsi="Charis SIL Regular" w:eastAsia="Charis SIL Regular"/>
+          <w:b w:val="0"/>
+          <w:i w:val="0"/>
+          <w:color w:val="0000FF"/>
+          <w:sz w:val="24"/>
+          <w:u w:val="single"/>
+        </w:rPr>
+        <w:hyperlink r:id="rId13" w:history="1">
+          <w:r>
+            <w:rPr>
+              <w:rStyle w:val="Hyperlink"/>
+            </w:rPr>
+            <w:t>i</w:t>
+          </w:r>
+        </w:hyperlink>
+      </w:r>
+      <w:r>
+        <w:rPr>
+          <w:rFonts w:ascii="Charis SIL Regular" w:hAnsi="Charis SIL Regular" w:eastAsia="Charis SIL Regular"/>
+          <w:b w:val="0"/>
+          <w:i w:val="0"/>
+          <w:color w:val="0000FF"/>
+          <w:sz w:val="24"/>
+          <w:u w:val="single"/>
+        </w:rPr>
+        <w:hyperlink r:id="rId13" w:history="1">
+          <w:r>
+            <w:rPr>
+              <w:rStyle w:val="Hyperlink"/>
+            </w:rPr>
+            <w:t>ël</w:t>
+          </w:r>
+        </w:hyperlink>
+      </w:r>
+      <w:r>
+        <w:rPr>
+          <w:rFonts w:ascii="Charis SIL Regular" w:hAnsi="Charis SIL Regular" w:eastAsia="Charis SIL Regular"/>
+          <w:b w:val="0"/>
+          <w:i w:val="0"/>
+          <w:color w:val="0000FF"/>
+          <w:sz w:val="24"/>
+          <w:u w:val="single"/>
+        </w:rPr>
+        <w:t xml:space="preserve"> </w:t>
+      </w:r>
+      <w:r>
+        <w:rPr>
+          <w:rFonts w:ascii="Charis SIL Regular" w:hAnsi="Charis SIL Regular" w:eastAsia="Charis SIL Regular"/>
+          <w:b w:val="0"/>
+          <w:i w:val="0"/>
+          <w:color w:val="0000FF"/>
+          <w:sz w:val="24"/>
+          <w:u w:val="single"/>
+        </w:rPr>
+        <w:hyperlink r:id="rId13" w:history="1">
+          <w:r>
+            <w:rPr>
+              <w:rStyle w:val="Hyperlink"/>
+            </w:rPr>
+            <w:t>V</w:t>
+          </w:r>
+        </w:hyperlink>
       </w:r>
       <w:r>
         <w:rPr>
@@ -1138,7 +1203,7 @@
             <w:rPr>
               <w:rStyle w:val="Hyperlink"/>
             </w:rPr>
-            <w:t>Veth</w:t>
+            <w:t>eth</w:t>
           </w:r>
         </w:hyperlink>
       </w:r>
@@ -2252,7 +2317,6 @@
           <w:i w:val="0"/>
           <w:color w:val="0000FF"/>
           <w:sz w:val="24"/>
-          <w:u w:val="single"/>
         </w:rPr>
         <w:hyperlink r:id="rId19" w:history="1">
           <w:r>
@@ -2348,31 +2412,13 @@
       </w:r>
       <w:r>
         <w:rPr>
-          <w:u w:val="single" w:color="0000ff"/>
           <w:rFonts w:ascii="Charis SIL Regular" w:hAnsi="Charis SIL Regular" w:eastAsia="Charis SIL Regular"/>
           <w:b w:val="0"/>
           <w:i w:val="0"/>
           <w:color w:val="000000"/>
           <w:sz w:val="24"/>
         </w:rPr>
-        <w:hyperlink r:id="rId18" w:history="1">
-          <w:r>
-            <w:rPr>
-              <w:rStyle w:val="Hyperlink"/>
-            </w:rPr>
-            <w:t xml:space="preserve"> and t</w:t>
-          </w:r>
-        </w:hyperlink>
-      </w:r>
-      <w:r>
-        <w:rPr>
-          <w:rFonts w:ascii="Charis SIL Regular" w:hAnsi="Charis SIL Regular" w:eastAsia="Charis SIL Regular"/>
-          <w:b w:val="0"/>
-          <w:i w:val="0"/>
-          <w:color w:val="000000"/>
-          <w:sz w:val="24"/>
-        </w:rPr>
-        <w:t xml:space="preserve">he </w:t>
+        <w:t xml:space="preserve"> and the </w:t>
       </w:r>
       <w:r>
         <w:rPr>
@@ -2450,18 +2496,7 @@
           <w:color w:val="000000"/>
           <w:sz w:val="24"/>
         </w:rPr>
-        <w:t>. The majority we</w:t>
-      </w:r>
-      <w:r>
-        <w:rPr>
-          <w:u w:val="single" w:color="0000ff"/>
-          <w:rFonts w:ascii="Charis SIL Regular" w:hAnsi="Charis SIL Regular" w:eastAsia="Charis SIL Regular"/>
-          <w:b w:val="0"/>
-          <w:i w:val="0"/>
-          <w:color w:val="000000"/>
-          <w:sz w:val="24"/>
-        </w:rPr>
-        <w:t xml:space="preserve">nt to the </w:t>
+        <w:t xml:space="preserve">. The majority went to the </w:t>
       </w:r>
       <w:r>
         <w:rPr>
@@ -2524,7 +2559,7 @@
             <w:rPr>
               <w:rStyle w:val="Hyperlink"/>
             </w:rPr>
-            <w:t>tnografi</w:t>
+            <w:t>tnografis</w:t>
           </w:r>
         </w:hyperlink>
       </w:r>
@@ -2542,7 +2577,7 @@
             <w:rPr>
               <w:rStyle w:val="Hyperlink"/>
             </w:rPr>
-            <w:t>s</w:t>
+            <w:t>c</w:t>
           </w:r>
         </w:hyperlink>
       </w:r>
@@ -2555,18 +2590,14 @@
           <w:sz w:val="24"/>
           <w:u w:val="single"/>
         </w:rPr>
-        <w:t>c</w:t>
-      </w:r>
-      <w:r>
-        <w:rPr>
-          <w:rFonts w:ascii="Charis SIL Regular" w:hAnsi="Charis SIL Regular" w:eastAsia="Charis SIL Regular"/>
-          <w:b w:val="0"/>
-          <w:i w:val="0"/>
-          <w:color w:val="0000FF"/>
-          <w:sz w:val="24"/>
-          <w:u w:val="single"/>
-        </w:rPr>
-        <w:t>h</w:t>
+        <w:hyperlink r:id="rId19" w:history="1">
+          <w:r>
+            <w:rPr>
+              <w:rStyle w:val="Hyperlink"/>
+            </w:rPr>
+            <w:t>h</w:t>
+          </w:r>
+        </w:hyperlink>
       </w:r>
       <w:r>
         <w:rPr>
@@ -2593,9 +2624,19 @@
             <w:rPr>
               <w:rStyle w:val="Hyperlink"/>
             </w:rPr>
-            <w:t>Museum</w:t>
+            <w:t>Museu</w:t>
           </w:r>
         </w:hyperlink>
+      </w:r>
+      <w:r>
+        <w:rPr>
+          <w:rFonts w:ascii="Charis SIL Regular" w:hAnsi="Charis SIL Regular" w:eastAsia="Charis SIL Regular"/>
+          <w:b w:val="0"/>
+          <w:i w:val="0"/>
+          <w:color w:val="0000FF"/>
+          <w:sz w:val="24"/>
+        </w:rPr>
+        <w:t>m</w:t>
       </w:r>
       <w:r>
         <w:rPr>
@@ -4669,7 +4710,7 @@
           <w:sz w:val="24"/>
           <w:u w:val="single"/>
         </w:rPr>
-        <w:t>Scientific research in colonised terr</w:t>
+        <w:t>Scientific research in colonised terri</w:t>
       </w:r>
       <w:r>
         <w:rPr>
@@ -4680,7 +4721,7 @@
           <w:sz w:val="24"/>
           <w:u w:val="single"/>
         </w:rPr>
-        <w:t>i</w:t>
+        <w:t>torie</w:t>
       </w:r>
       <w:r>
         <w:rPr>
@@ -4689,9 +4730,8 @@
           <w:i w:val="0"/>
           <w:color w:val="0000FF"/>
           <w:sz w:val="24"/>
-          <w:u w:val="single"/>
-        </w:rPr>
-        <w:t>tories</w:t>
+        </w:rPr>
+        <w:t>s</w:t>
       </w:r>
       <w:r>
         <w:br/>
@@ -5434,7 +5474,7 @@
             <w:rPr>
               <w:rStyle w:val="Hyperlink"/>
             </w:rPr>
-            <w:t>file/49d013d5-0786</w:t>
+            <w:t>file/49d013d5-078</w:t>
           </w:r>
         </w:hyperlink>
       </w:r>
@@ -5446,6 +5486,16 @@
           <w:color w:val="0000FF"/>
           <w:sz w:val="24"/>
           <w:u w:val="single"/>
+        </w:rPr>
+        <w:t>6</w:t>
+      </w:r>
+      <w:r>
+        <w:rPr>
+          <w:rFonts w:ascii="Charis SIL Regular" w:hAnsi="Charis SIL Regular" w:eastAsia="Charis SIL Regular"/>
+          <w:b w:val="0"/>
+          <w:i w:val="0"/>
+          <w:color w:val="0000FF"/>
+          <w:sz w:val="24"/>
         </w:rPr>
         <w:t>-</w:t>
       </w:r>
@@ -5463,19 +5513,9 @@
             <w:rPr>
               <w:rStyle w:val="Hyperlink"/>
             </w:rPr>
-            <w:t>db08</w:t>
+            <w:t>db08-</w:t>
           </w:r>
         </w:hyperlink>
-      </w:r>
-      <w:r>
-        <w:rPr>
-          <w:rFonts w:ascii="Charis SIL Regular" w:hAnsi="Charis SIL Regular" w:eastAsia="Charis SIL Regular"/>
-          <w:b w:val="0"/>
-          <w:i w:val="0"/>
-          <w:color w:val="0000FF"/>
-          <w:sz w:val="24"/>
-        </w:rPr>
-        <w:t>-</w:t>
       </w:r>
       <w:r>
         <w:rPr>

--- a/EXPORTS/DOCX/published/niveau3/English/Wereldtentoonstelling1883.docx
+++ b/EXPORTS/DOCX/published/niveau3/English/Wereldtentoonstelling1883.docx
@@ -982,7 +982,14 @@
           <w:sz w:val="24"/>
           <w:u w:val="single"/>
         </w:rPr>
-        <w:t>Rijksmuseu</w:t>
+        <w:hyperlink r:id="rId12" w:history="1">
+          <w:r>
+            <w:rPr>
+              <w:rStyle w:val="Hyperlink"/>
+            </w:rPr>
+            <w:t>Rijksmuseu</w:t>
+          </w:r>
+        </w:hyperlink>
       </w:r>
       <w:r>
         <w:rPr>
@@ -2412,13 +2419,31 @@
       </w:r>
       <w:r>
         <w:rPr>
+          <w:u w:val="single" w:color="0000ff"/>
           <w:rFonts w:ascii="Charis SIL Regular" w:hAnsi="Charis SIL Regular" w:eastAsia="Charis SIL Regular"/>
           <w:b w:val="0"/>
           <w:i w:val="0"/>
           <w:color w:val="000000"/>
           <w:sz w:val="24"/>
         </w:rPr>
-        <w:t xml:space="preserve"> and the </w:t>
+        <w:hyperlink r:id="rId18" w:history="1">
+          <w:r>
+            <w:rPr>
+              <w:rStyle w:val="Hyperlink"/>
+            </w:rPr>
+            <w:t xml:space="preserve"> and t</w:t>
+          </w:r>
+        </w:hyperlink>
+      </w:r>
+      <w:r>
+        <w:rPr>
+          <w:rFonts w:ascii="Charis SIL Regular" w:hAnsi="Charis SIL Regular" w:eastAsia="Charis SIL Regular"/>
+          <w:b w:val="0"/>
+          <w:i w:val="0"/>
+          <w:color w:val="000000"/>
+          <w:sz w:val="24"/>
+        </w:rPr>
+        <w:t xml:space="preserve">he </w:t>
       </w:r>
       <w:r>
         <w:rPr>
@@ -3753,104 +3778,7 @@
           <w:color w:val="000000"/>
           <w:sz w:val="24"/>
         </w:rPr>
-        <w:hyperlink r:id="rId24" w:history="1">
-          <w:r>
-            <w:rPr>
-              <w:rStyle w:val="Hyperlink"/>
-            </w:rPr>
-            <w:t>Leide</w:t>
-          </w:r>
-        </w:hyperlink>
-      </w:r>
-      <w:r>
-        <w:rPr>
-          <w:u w:val="single" w:color="0000ff"/>
-          <w:rFonts w:ascii="Charis SIL Regular" w:hAnsi="Charis SIL Regular" w:eastAsia="Charis SIL Regular"/>
-          <w:b w:val="0"/>
-          <w:i w:val="0"/>
-          <w:color w:val="000000"/>
-          <w:sz w:val="24"/>
-        </w:rPr>
-        <w:hyperlink r:id="rId24" w:history="1">
-          <w:r>
-            <w:rPr>
-              <w:rStyle w:val="Hyperlink"/>
-            </w:rPr>
-            <w:t>n Univers</w:t>
-          </w:r>
-        </w:hyperlink>
-      </w:r>
-      <w:r>
-        <w:rPr>
-          <w:u w:val="single" w:color="0000ff"/>
-          <w:rFonts w:ascii="Charis SIL Regular" w:hAnsi="Charis SIL Regular" w:eastAsia="Charis SIL Regular"/>
-          <w:b w:val="0"/>
-          <w:i w:val="0"/>
-          <w:color w:val="000000"/>
-          <w:sz w:val="24"/>
-        </w:rPr>
-        <w:hyperlink r:id="rId24" w:history="1">
-          <w:r>
-            <w:rPr>
-              <w:rStyle w:val="Hyperlink"/>
-            </w:rPr>
-            <w:t>i</w:t>
-          </w:r>
-        </w:hyperlink>
-      </w:r>
-      <w:r>
-        <w:rPr>
-          <w:u w:val="single" w:color="0000ff"/>
-          <w:rFonts w:ascii="Charis SIL Regular" w:hAnsi="Charis SIL Regular" w:eastAsia="Charis SIL Regular"/>
-          <w:b w:val="0"/>
-          <w:i w:val="0"/>
-          <w:color w:val="000000"/>
-          <w:sz w:val="24"/>
-        </w:rPr>
-        <w:hyperlink r:id="rId24" w:history="1">
-          <w:r>
-            <w:rPr>
-              <w:rStyle w:val="Hyperlink"/>
-            </w:rPr>
-            <w:t>t</w:t>
-          </w:r>
-        </w:hyperlink>
-      </w:r>
-      <w:r>
-        <w:rPr>
-          <w:u w:val="single" w:color="0000ff"/>
-          <w:rFonts w:ascii="Charis SIL Regular" w:hAnsi="Charis SIL Regular" w:eastAsia="Charis SIL Regular"/>
-          <w:b w:val="0"/>
-          <w:i w:val="0"/>
-          <w:color w:val="000000"/>
-          <w:sz w:val="24"/>
-        </w:rPr>
-        <w:hyperlink r:id="rId24" w:history="1">
-          <w:r>
-            <w:rPr>
-              <w:rStyle w:val="Hyperlink"/>
-            </w:rPr>
-            <w:t>y</w:t>
-          </w:r>
-        </w:hyperlink>
-      </w:r>
-      <w:r>
-        <w:rPr>
-          <w:u w:val="single" w:color="0000ff"/>
-          <w:rFonts w:ascii="Charis SIL Regular" w:hAnsi="Charis SIL Regular" w:eastAsia="Charis SIL Regular"/>
-          <w:b w:val="0"/>
-          <w:i w:val="0"/>
-          <w:color w:val="000000"/>
-          <w:sz w:val="24"/>
-        </w:rPr>
-        <w:hyperlink r:id="rId24" w:history="1">
-          <w:r>
-            <w:rPr>
-              <w:rStyle w:val="Hyperlink"/>
-            </w:rPr>
-            <w:t>. The phot</w:t>
-          </w:r>
-        </w:hyperlink>
+        <w:t>Leiden University. The phot</w:t>
       </w:r>
       <w:r>
         <w:rPr>
@@ -5485,9 +5413,15 @@
           <w:i w:val="0"/>
           <w:color w:val="0000FF"/>
           <w:sz w:val="24"/>
-          <w:u w:val="single"/>
-        </w:rPr>
-        <w:t>6</w:t>
+        </w:rPr>
+        <w:hyperlink r:id="rId27" w:history="1">
+          <w:r>
+            <w:rPr>
+              <w:rStyle w:val="Hyperlink"/>
+            </w:rPr>
+            <w:t>6</w:t>
+          </w:r>
+        </w:hyperlink>
       </w:r>
       <w:r>
         <w:rPr>

--- a/EXPORTS/DOCX/published/niveau3/English/Wereldtentoonstelling1883.docx
+++ b/EXPORTS/DOCX/published/niveau3/English/Wereldtentoonstelling1883.docx
@@ -982,7 +982,7 @@
           <w:sz w:val="24"/>
           <w:u w:val="single"/>
         </w:rPr>
-        <w:hyperlink r:id="rId12" w:history="1">
+        <w:hyperlink r:id="rId13" w:history="1">
           <w:r>
             <w:rPr>
               <w:rStyle w:val="Hyperlink"/>
@@ -2324,6 +2324,7 @@
           <w:i w:val="0"/>
           <w:color w:val="0000FF"/>
           <w:sz w:val="24"/>
+          <w:u w:val="single"/>
         </w:rPr>
         <w:hyperlink r:id="rId19" w:history="1">
           <w:r>
@@ -2419,31 +2420,13 @@
       </w:r>
       <w:r>
         <w:rPr>
-          <w:u w:val="single" w:color="0000ff"/>
           <w:rFonts w:ascii="Charis SIL Regular" w:hAnsi="Charis SIL Regular" w:eastAsia="Charis SIL Regular"/>
           <w:b w:val="0"/>
           <w:i w:val="0"/>
           <w:color w:val="000000"/>
           <w:sz w:val="24"/>
         </w:rPr>
-        <w:hyperlink r:id="rId18" w:history="1">
-          <w:r>
-            <w:rPr>
-              <w:rStyle w:val="Hyperlink"/>
-            </w:rPr>
-            <w:t xml:space="preserve"> and t</w:t>
-          </w:r>
-        </w:hyperlink>
-      </w:r>
-      <w:r>
-        <w:rPr>
-          <w:rFonts w:ascii="Charis SIL Regular" w:hAnsi="Charis SIL Regular" w:eastAsia="Charis SIL Regular"/>
-          <w:b w:val="0"/>
-          <w:i w:val="0"/>
-          <w:color w:val="000000"/>
-          <w:sz w:val="24"/>
-        </w:rPr>
-        <w:t xml:space="preserve">he </w:t>
+        <w:t xml:space="preserve"> and the </w:t>
       </w:r>
       <w:r>
         <w:rPr>
@@ -2521,7 +2504,18 @@
           <w:color w:val="000000"/>
           <w:sz w:val="24"/>
         </w:rPr>
-        <w:t xml:space="preserve">. The majority went to the </w:t>
+        <w:t>. The majority we</w:t>
+      </w:r>
+      <w:r>
+        <w:rPr>
+          <w:u w:val="single" w:color="0000ff"/>
+          <w:rFonts w:ascii="Charis SIL Regular" w:hAnsi="Charis SIL Regular" w:eastAsia="Charis SIL Regular"/>
+          <w:b w:val="0"/>
+          <w:i w:val="0"/>
+          <w:color w:val="000000"/>
+          <w:sz w:val="24"/>
+        </w:rPr>
+        <w:t xml:space="preserve">nt to the </w:t>
       </w:r>
       <w:r>
         <w:rPr>
@@ -2584,7 +2578,7 @@
             <w:rPr>
               <w:rStyle w:val="Hyperlink"/>
             </w:rPr>
-            <w:t>tnografis</w:t>
+            <w:t>tnografi</w:t>
           </w:r>
         </w:hyperlink>
       </w:r>
@@ -2602,7 +2596,7 @@
             <w:rPr>
               <w:rStyle w:val="Hyperlink"/>
             </w:rPr>
-            <w:t>c</w:t>
+            <w:t>s</w:t>
           </w:r>
         </w:hyperlink>
       </w:r>
@@ -2615,14 +2609,18 @@
           <w:sz w:val="24"/>
           <w:u w:val="single"/>
         </w:rPr>
-        <w:hyperlink r:id="rId19" w:history="1">
-          <w:r>
-            <w:rPr>
-              <w:rStyle w:val="Hyperlink"/>
-            </w:rPr>
-            <w:t>h</w:t>
-          </w:r>
-        </w:hyperlink>
+        <w:t>c</w:t>
+      </w:r>
+      <w:r>
+        <w:rPr>
+          <w:rFonts w:ascii="Charis SIL Regular" w:hAnsi="Charis SIL Regular" w:eastAsia="Charis SIL Regular"/>
+          <w:b w:val="0"/>
+          <w:i w:val="0"/>
+          <w:color w:val="0000FF"/>
+          <w:sz w:val="24"/>
+          <w:u w:val="single"/>
+        </w:rPr>
+        <w:t>h</w:t>
       </w:r>
       <w:r>
         <w:rPr>
@@ -2649,19 +2647,9 @@
             <w:rPr>
               <w:rStyle w:val="Hyperlink"/>
             </w:rPr>
-            <w:t>Museu</w:t>
+            <w:t>Museum</w:t>
           </w:r>
         </w:hyperlink>
-      </w:r>
-      <w:r>
-        <w:rPr>
-          <w:rFonts w:ascii="Charis SIL Regular" w:hAnsi="Charis SIL Regular" w:eastAsia="Charis SIL Regular"/>
-          <w:b w:val="0"/>
-          <w:i w:val="0"/>
-          <w:color w:val="0000FF"/>
-          <w:sz w:val="24"/>
-        </w:rPr>
-        <w:t>m</w:t>
       </w:r>
       <w:r>
         <w:rPr>
@@ -3778,7 +3766,104 @@
           <w:color w:val="000000"/>
           <w:sz w:val="24"/>
         </w:rPr>
-        <w:t>Leiden University. The phot</w:t>
+        <w:hyperlink r:id="rId24" w:history="1">
+          <w:r>
+            <w:rPr>
+              <w:rStyle w:val="Hyperlink"/>
+            </w:rPr>
+            <w:t>Leide</w:t>
+          </w:r>
+        </w:hyperlink>
+      </w:r>
+      <w:r>
+        <w:rPr>
+          <w:u w:val="single" w:color="0000ff"/>
+          <w:rFonts w:ascii="Charis SIL Regular" w:hAnsi="Charis SIL Regular" w:eastAsia="Charis SIL Regular"/>
+          <w:b w:val="0"/>
+          <w:i w:val="0"/>
+          <w:color w:val="000000"/>
+          <w:sz w:val="24"/>
+        </w:rPr>
+        <w:hyperlink r:id="rId24" w:history="1">
+          <w:r>
+            <w:rPr>
+              <w:rStyle w:val="Hyperlink"/>
+            </w:rPr>
+            <w:t>n Univers</w:t>
+          </w:r>
+        </w:hyperlink>
+      </w:r>
+      <w:r>
+        <w:rPr>
+          <w:u w:val="single" w:color="0000ff"/>
+          <w:rFonts w:ascii="Charis SIL Regular" w:hAnsi="Charis SIL Regular" w:eastAsia="Charis SIL Regular"/>
+          <w:b w:val="0"/>
+          <w:i w:val="0"/>
+          <w:color w:val="000000"/>
+          <w:sz w:val="24"/>
+        </w:rPr>
+        <w:hyperlink r:id="rId24" w:history="1">
+          <w:r>
+            <w:rPr>
+              <w:rStyle w:val="Hyperlink"/>
+            </w:rPr>
+            <w:t>i</w:t>
+          </w:r>
+        </w:hyperlink>
+      </w:r>
+      <w:r>
+        <w:rPr>
+          <w:u w:val="single" w:color="0000ff"/>
+          <w:rFonts w:ascii="Charis SIL Regular" w:hAnsi="Charis SIL Regular" w:eastAsia="Charis SIL Regular"/>
+          <w:b w:val="0"/>
+          <w:i w:val="0"/>
+          <w:color w:val="000000"/>
+          <w:sz w:val="24"/>
+        </w:rPr>
+        <w:hyperlink r:id="rId24" w:history="1">
+          <w:r>
+            <w:rPr>
+              <w:rStyle w:val="Hyperlink"/>
+            </w:rPr>
+            <w:t>t</w:t>
+          </w:r>
+        </w:hyperlink>
+      </w:r>
+      <w:r>
+        <w:rPr>
+          <w:u w:val="single" w:color="0000ff"/>
+          <w:rFonts w:ascii="Charis SIL Regular" w:hAnsi="Charis SIL Regular" w:eastAsia="Charis SIL Regular"/>
+          <w:b w:val="0"/>
+          <w:i w:val="0"/>
+          <w:color w:val="000000"/>
+          <w:sz w:val="24"/>
+        </w:rPr>
+        <w:hyperlink r:id="rId24" w:history="1">
+          <w:r>
+            <w:rPr>
+              <w:rStyle w:val="Hyperlink"/>
+            </w:rPr>
+            <w:t>y</w:t>
+          </w:r>
+        </w:hyperlink>
+      </w:r>
+      <w:r>
+        <w:rPr>
+          <w:u w:val="single" w:color="0000ff"/>
+          <w:rFonts w:ascii="Charis SIL Regular" w:hAnsi="Charis SIL Regular" w:eastAsia="Charis SIL Regular"/>
+          <w:b w:val="0"/>
+          <w:i w:val="0"/>
+          <w:color w:val="000000"/>
+          <w:sz w:val="24"/>
+        </w:rPr>
+        <w:hyperlink r:id="rId24" w:history="1">
+          <w:r>
+            <w:rPr>
+              <w:rStyle w:val="Hyperlink"/>
+            </w:rPr>
+            <w:t>. The phot</w:t>
+          </w:r>
+        </w:hyperlink>
       </w:r>
       <w:r>
         <w:rPr>
@@ -5402,7 +5487,7 @@
             <w:rPr>
               <w:rStyle w:val="Hyperlink"/>
             </w:rPr>
-            <w:t>file/49d013d5-078</w:t>
+            <w:t>file/49d013d5-0786</w:t>
           </w:r>
         </w:hyperlink>
       </w:r>
@@ -5413,13 +5498,25 @@
           <w:i w:val="0"/>
           <w:color w:val="0000FF"/>
           <w:sz w:val="24"/>
+          <w:u w:val="single"/>
+        </w:rPr>
+        <w:t>-</w:t>
+      </w:r>
+      <w:r>
+        <w:rPr>
+          <w:rFonts w:ascii="Charis SIL Regular" w:hAnsi="Charis SIL Regular" w:eastAsia="Charis SIL Regular"/>
+          <w:b w:val="0"/>
+          <w:i w:val="0"/>
+          <w:color w:val="0000FF"/>
+          <w:sz w:val="24"/>
+          <w:u w:val="single"/>
         </w:rPr>
         <w:hyperlink r:id="rId27" w:history="1">
           <w:r>
             <w:rPr>
               <w:rStyle w:val="Hyperlink"/>
             </w:rPr>
-            <w:t>6</w:t>
+            <w:t>db08</w:t>
           </w:r>
         </w:hyperlink>
       </w:r>
@@ -5432,24 +5529,6 @@
           <w:sz w:val="24"/>
         </w:rPr>
         <w:t>-</w:t>
-      </w:r>
-      <w:r>
-        <w:rPr>
-          <w:rFonts w:ascii="Charis SIL Regular" w:hAnsi="Charis SIL Regular" w:eastAsia="Charis SIL Regular"/>
-          <w:b w:val="0"/>
-          <w:i w:val="0"/>
-          <w:color w:val="0000FF"/>
-          <w:sz w:val="24"/>
-          <w:u w:val="single"/>
-        </w:rPr>
-        <w:hyperlink r:id="rId27" w:history="1">
-          <w:r>
-            <w:rPr>
-              <w:rStyle w:val="Hyperlink"/>
-            </w:rPr>
-            <w:t>db08-</w:t>
-          </w:r>
-        </w:hyperlink>
       </w:r>
       <w:r>
         <w:rPr>

--- a/EXPORTS/DOCX/published/niveau3/English/Wereldtentoonstelling1883.docx
+++ b/EXPORTS/DOCX/published/niveau3/English/Wereldtentoonstelling1883.docx
@@ -982,14 +982,7 @@
           <w:sz w:val="24"/>
           <w:u w:val="single"/>
         </w:rPr>
-        <w:hyperlink r:id="rId13" w:history="1">
-          <w:r>
-            <w:rPr>
-              <w:rStyle w:val="Hyperlink"/>
-            </w:rPr>
-            <w:t>Rijksmuseu</w:t>
-          </w:r>
-        </w:hyperlink>
+        <w:t>Rijksmuseu</w:t>
       </w:r>
       <w:r>
         <w:rPr>
@@ -2324,7 +2317,6 @@
           <w:i w:val="0"/>
           <w:color w:val="0000FF"/>
           <w:sz w:val="24"/>
-          <w:u w:val="single"/>
         </w:rPr>
         <w:hyperlink r:id="rId19" w:history="1">
           <w:r>
@@ -2420,13 +2412,31 @@
       </w:r>
       <w:r>
         <w:rPr>
+          <w:u w:val="single" w:color="0000ff"/>
           <w:rFonts w:ascii="Charis SIL Regular" w:hAnsi="Charis SIL Regular" w:eastAsia="Charis SIL Regular"/>
           <w:b w:val="0"/>
           <w:i w:val="0"/>
           <w:color w:val="000000"/>
           <w:sz w:val="24"/>
         </w:rPr>
-        <w:t xml:space="preserve"> and the </w:t>
+        <w:hyperlink r:id="rId18" w:history="1">
+          <w:r>
+            <w:rPr>
+              <w:rStyle w:val="Hyperlink"/>
+            </w:rPr>
+            <w:t xml:space="preserve"> and t</w:t>
+          </w:r>
+        </w:hyperlink>
+      </w:r>
+      <w:r>
+        <w:rPr>
+          <w:rFonts w:ascii="Charis SIL Regular" w:hAnsi="Charis SIL Regular" w:eastAsia="Charis SIL Regular"/>
+          <w:b w:val="0"/>
+          <w:i w:val="0"/>
+          <w:color w:val="000000"/>
+          <w:sz w:val="24"/>
+        </w:rPr>
+        <w:t xml:space="preserve">he </w:t>
       </w:r>
       <w:r>
         <w:rPr>
@@ -2504,18 +2514,7 @@
           <w:color w:val="000000"/>
           <w:sz w:val="24"/>
         </w:rPr>
-        <w:t>. The majority we</w:t>
-      </w:r>
-      <w:r>
-        <w:rPr>
-          <w:u w:val="single" w:color="0000ff"/>
-          <w:rFonts w:ascii="Charis SIL Regular" w:hAnsi="Charis SIL Regular" w:eastAsia="Charis SIL Regular"/>
-          <w:b w:val="0"/>
-          <w:i w:val="0"/>
-          <w:color w:val="000000"/>
-          <w:sz w:val="24"/>
-        </w:rPr>
-        <w:t xml:space="preserve">nt to the </w:t>
+        <w:t xml:space="preserve">. The majority went to the </w:t>
       </w:r>
       <w:r>
         <w:rPr>
@@ -2578,7 +2577,7 @@
             <w:rPr>
               <w:rStyle w:val="Hyperlink"/>
             </w:rPr>
-            <w:t>tnografi</w:t>
+            <w:t>tnografis</w:t>
           </w:r>
         </w:hyperlink>
       </w:r>
@@ -2596,7 +2595,7 @@
             <w:rPr>
               <w:rStyle w:val="Hyperlink"/>
             </w:rPr>
-            <w:t>s</w:t>
+            <w:t>c</w:t>
           </w:r>
         </w:hyperlink>
       </w:r>
@@ -2609,18 +2608,14 @@
           <w:sz w:val="24"/>
           <w:u w:val="single"/>
         </w:rPr>
-        <w:t>c</w:t>
-      </w:r>
-      <w:r>
-        <w:rPr>
-          <w:rFonts w:ascii="Charis SIL Regular" w:hAnsi="Charis SIL Regular" w:eastAsia="Charis SIL Regular"/>
-          <w:b w:val="0"/>
-          <w:i w:val="0"/>
-          <w:color w:val="0000FF"/>
-          <w:sz w:val="24"/>
-          <w:u w:val="single"/>
-        </w:rPr>
-        <w:t>h</w:t>
+        <w:hyperlink r:id="rId19" w:history="1">
+          <w:r>
+            <w:rPr>
+              <w:rStyle w:val="Hyperlink"/>
+            </w:rPr>
+            <w:t>h</w:t>
+          </w:r>
+        </w:hyperlink>
       </w:r>
       <w:r>
         <w:rPr>
@@ -2647,9 +2642,19 @@
             <w:rPr>
               <w:rStyle w:val="Hyperlink"/>
             </w:rPr>
-            <w:t>Museum</w:t>
+            <w:t>Museu</w:t>
           </w:r>
         </w:hyperlink>
+      </w:r>
+      <w:r>
+        <w:rPr>
+          <w:rFonts w:ascii="Charis SIL Regular" w:hAnsi="Charis SIL Regular" w:eastAsia="Charis SIL Regular"/>
+          <w:b w:val="0"/>
+          <w:i w:val="0"/>
+          <w:color w:val="0000FF"/>
+          <w:sz w:val="24"/>
+        </w:rPr>
+        <w:t>m</w:t>
       </w:r>
       <w:r>
         <w:rPr>
@@ -4269,25 +4274,7 @@
           <w:color w:val="000000"/>
           <w:sz w:val="24"/>
         </w:rPr>
-        <w:t>. Please note: these photographs als</w:t>
-      </w:r>
-      <w:r>
-        <w:rPr>
-          <w:u w:val="single" w:color="0000ff"/>
-          <w:rFonts w:ascii="Charis SIL Regular" w:hAnsi="Charis SIL Regular" w:eastAsia="Charis SIL Regular"/>
-          <w:b w:val="0"/>
-          <w:i w:val="0"/>
-          <w:color w:val="000000"/>
-          <w:sz w:val="24"/>
-        </w:rPr>
-        <w:hyperlink r:id="rId25" w:history="1">
-          <w:r>
-            <w:rPr>
-              <w:rStyle w:val="Hyperlink"/>
-            </w:rPr>
-            <w:t>o sho</w:t>
-          </w:r>
-        </w:hyperlink>
+        <w:t>. Please note: these photographs also sho</w:t>
       </w:r>
       <w:r>
         <w:rPr>
@@ -4723,7 +4710,7 @@
           <w:sz w:val="24"/>
           <w:u w:val="single"/>
         </w:rPr>
-        <w:t>Scientific research in colonised terri</w:t>
+        <w:t>Scientific research in colonised terr</w:t>
       </w:r>
       <w:r>
         <w:rPr>
@@ -4734,7 +4721,7 @@
           <w:sz w:val="24"/>
           <w:u w:val="single"/>
         </w:rPr>
-        <w:t>torie</w:t>
+        <w:t>i</w:t>
       </w:r>
       <w:r>
         <w:rPr>
@@ -4743,8 +4730,9 @@
           <w:i w:val="0"/>
           <w:color w:val="0000FF"/>
           <w:sz w:val="24"/>
-        </w:rPr>
-        <w:t>s</w:t>
+          <w:u w:val="single"/>
+        </w:rPr>
+        <w:t>tories</w:t>
       </w:r>
       <w:r>
         <w:br/>
@@ -5487,7 +5475,7 @@
             <w:rPr>
               <w:rStyle w:val="Hyperlink"/>
             </w:rPr>
-            <w:t>file/49d013d5-0786</w:t>
+            <w:t>file/49d013d5-078</w:t>
           </w:r>
         </w:hyperlink>
       </w:r>
@@ -5498,25 +5486,13 @@
           <w:i w:val="0"/>
           <w:color w:val="0000FF"/>
           <w:sz w:val="24"/>
-          <w:u w:val="single"/>
-        </w:rPr>
-        <w:t>-</w:t>
-      </w:r>
-      <w:r>
-        <w:rPr>
-          <w:rFonts w:ascii="Charis SIL Regular" w:hAnsi="Charis SIL Regular" w:eastAsia="Charis SIL Regular"/>
-          <w:b w:val="0"/>
-          <w:i w:val="0"/>
-          <w:color w:val="0000FF"/>
-          <w:sz w:val="24"/>
-          <w:u w:val="single"/>
         </w:rPr>
         <w:hyperlink r:id="rId27" w:history="1">
           <w:r>
             <w:rPr>
               <w:rStyle w:val="Hyperlink"/>
             </w:rPr>
-            <w:t>db08</w:t>
+            <w:t>6</w:t>
           </w:r>
         </w:hyperlink>
       </w:r>
@@ -5527,8 +5503,27 @@
           <w:i w:val="0"/>
           <w:color w:val="0000FF"/>
           <w:sz w:val="24"/>
+          <w:u w:val="single"/>
         </w:rPr>
         <w:t>-</w:t>
+      </w:r>
+      <w:r>
+        <w:rPr>
+          <w:rFonts w:ascii="Charis SIL Regular" w:hAnsi="Charis SIL Regular" w:eastAsia="Charis SIL Regular"/>
+          <w:b w:val="0"/>
+          <w:i w:val="0"/>
+          <w:color w:val="0000FF"/>
+          <w:sz w:val="24"/>
+          <w:u w:val="single"/>
+        </w:rPr>
+        <w:hyperlink r:id="rId27" w:history="1">
+          <w:r>
+            <w:rPr>
+              <w:rStyle w:val="Hyperlink"/>
+            </w:rPr>
+            <w:t>db08-</w:t>
+          </w:r>
+        </w:hyperlink>
       </w:r>
       <w:r>
         <w:rPr>

--- a/EXPORTS/DOCX/published/niveau3/English/Wereldtentoonstelling1883.docx
+++ b/EXPORTS/DOCX/published/niveau3/English/Wereldtentoonstelling1883.docx
@@ -982,7 +982,14 @@
           <w:sz w:val="24"/>
           <w:u w:val="single"/>
         </w:rPr>
-        <w:t>Rijksmuseu</w:t>
+        <w:hyperlink r:id="rId13" w:history="1">
+          <w:r>
+            <w:rPr>
+              <w:rStyle w:val="Hyperlink"/>
+            </w:rPr>
+            <w:t>Rijksmuseu</w:t>
+          </w:r>
+        </w:hyperlink>
       </w:r>
       <w:r>
         <w:rPr>
@@ -993,7 +1000,7 @@
           <w:sz w:val="24"/>
           <w:u w:val="single"/>
         </w:rPr>
-        <w:hyperlink r:id="rId12" w:history="1">
+        <w:hyperlink r:id="rId13" w:history="1">
           <w:r>
             <w:rPr>
               <w:rStyle w:val="Hyperlink"/>
@@ -1022,7 +1029,7 @@
           <w:sz w:val="24"/>
           <w:u w:val="single"/>
         </w:rPr>
-        <w:hyperlink r:id="rId12" w:history="1">
+        <w:hyperlink r:id="rId13" w:history="1">
           <w:r>
             <w:rPr>
               <w:rStyle w:val="Hyperlink"/>
@@ -2514,7 +2521,25 @@
           <w:color w:val="000000"/>
           <w:sz w:val="24"/>
         </w:rPr>
-        <w:t xml:space="preserve">. The majority went to the </w:t>
+        <w:t>. The majority we</w:t>
+      </w:r>
+      <w:r>
+        <w:rPr>
+          <w:u w:val="single" w:color="0000ff"/>
+          <w:rFonts w:ascii="Charis SIL Regular" w:hAnsi="Charis SIL Regular" w:eastAsia="Charis SIL Regular"/>
+          <w:b w:val="0"/>
+          <w:i w:val="0"/>
+          <w:color w:val="000000"/>
+          <w:sz w:val="24"/>
+        </w:rPr>
+        <w:hyperlink r:id="rId19" w:history="1">
+          <w:r>
+            <w:rPr>
+              <w:rStyle w:val="Hyperlink"/>
+            </w:rPr>
+            <w:t xml:space="preserve">nt to the </w:t>
+          </w:r>
+        </w:hyperlink>
       </w:r>
       <w:r>
         <w:rPr>
@@ -2577,7 +2602,7 @@
             <w:rPr>
               <w:rStyle w:val="Hyperlink"/>
             </w:rPr>
-            <w:t>tnografis</w:t>
+            <w:t>tnografi</w:t>
           </w:r>
         </w:hyperlink>
       </w:r>
@@ -2589,6 +2614,23 @@
           <w:color w:val="0000FF"/>
           <w:sz w:val="24"/>
           <w:u w:val="single"/>
+        </w:rPr>
+        <w:hyperlink r:id="rId19" w:history="1">
+          <w:r>
+            <w:rPr>
+              <w:rStyle w:val="Hyperlink"/>
+            </w:rPr>
+            <w:t>s</w:t>
+          </w:r>
+        </w:hyperlink>
+      </w:r>
+      <w:r>
+        <w:rPr>
+          <w:rFonts w:ascii="Charis SIL Regular" w:hAnsi="Charis SIL Regular" w:eastAsia="Charis SIL Regular"/>
+          <w:b w:val="0"/>
+          <w:i w:val="0"/>
+          <w:color w:val="0000FF"/>
+          <w:sz w:val="24"/>
         </w:rPr>
         <w:hyperlink r:id="rId19" w:history="1">
           <w:r>
@@ -2606,7 +2648,6 @@
           <w:i w:val="0"/>
           <w:color w:val="0000FF"/>
           <w:sz w:val="24"/>
-          <w:u w:val="single"/>
         </w:rPr>
         <w:hyperlink r:id="rId19" w:history="1">
           <w:r>
@@ -2642,19 +2683,9 @@
             <w:rPr>
               <w:rStyle w:val="Hyperlink"/>
             </w:rPr>
-            <w:t>Museu</w:t>
+            <w:t>Museum</w:t>
           </w:r>
         </w:hyperlink>
-      </w:r>
-      <w:r>
-        <w:rPr>
-          <w:rFonts w:ascii="Charis SIL Regular" w:hAnsi="Charis SIL Regular" w:eastAsia="Charis SIL Regular"/>
-          <w:b w:val="0"/>
-          <w:i w:val="0"/>
-          <w:color w:val="0000FF"/>
-          <w:sz w:val="24"/>
-        </w:rPr>
-        <w:t>m</w:t>
       </w:r>
       <w:r>
         <w:rPr>
@@ -4274,7 +4305,25 @@
           <w:color w:val="000000"/>
           <w:sz w:val="24"/>
         </w:rPr>
-        <w:t>. Please note: these photographs also sho</w:t>
+        <w:t>. Please note: these photographs als</w:t>
+      </w:r>
+      <w:r>
+        <w:rPr>
+          <w:u w:val="single" w:color="0000ff"/>
+          <w:rFonts w:ascii="Charis SIL Regular" w:hAnsi="Charis SIL Regular" w:eastAsia="Charis SIL Regular"/>
+          <w:b w:val="0"/>
+          <w:i w:val="0"/>
+          <w:color w:val="000000"/>
+          <w:sz w:val="24"/>
+        </w:rPr>
+        <w:hyperlink r:id="rId25" w:history="1">
+          <w:r>
+            <w:rPr>
+              <w:rStyle w:val="Hyperlink"/>
+            </w:rPr>
+            <w:t>o sho</w:t>
+          </w:r>
+        </w:hyperlink>
       </w:r>
       <w:r>
         <w:rPr>
@@ -5486,15 +5535,9 @@
           <w:i w:val="0"/>
           <w:color w:val="0000FF"/>
           <w:sz w:val="24"/>
-        </w:rPr>
-        <w:hyperlink r:id="rId27" w:history="1">
-          <w:r>
-            <w:rPr>
-              <w:rStyle w:val="Hyperlink"/>
-            </w:rPr>
-            <w:t>6</w:t>
-          </w:r>
-        </w:hyperlink>
+          <w:u w:val="single"/>
+        </w:rPr>
+        <w:t>6</w:t>
       </w:r>
       <w:r>
         <w:rPr>
@@ -5503,7 +5546,6 @@
           <w:i w:val="0"/>
           <w:color w:val="0000FF"/>
           <w:sz w:val="24"/>
-          <w:u w:val="single"/>
         </w:rPr>
         <w:t>-</w:t>
       </w:r>

--- a/EXPORTS/DOCX/published/niveau3/English/Wereldtentoonstelling1883.docx
+++ b/EXPORTS/DOCX/published/niveau3/English/Wereldtentoonstelling1883.docx
@@ -982,7 +982,7 @@
           <w:sz w:val="24"/>
           <w:u w:val="single"/>
         </w:rPr>
-        <w:hyperlink r:id="rId13" w:history="1">
+        <w:hyperlink r:id="rId12" w:history="1">
           <w:r>
             <w:rPr>
               <w:rStyle w:val="Hyperlink"/>
@@ -1000,7 +1000,7 @@
           <w:sz w:val="24"/>
           <w:u w:val="single"/>
         </w:rPr>
-        <w:hyperlink r:id="rId13" w:history="1">
+        <w:hyperlink r:id="rId12" w:history="1">
           <w:r>
             <w:rPr>
               <w:rStyle w:val="Hyperlink"/>
@@ -1029,7 +1029,7 @@
           <w:sz w:val="24"/>
           <w:u w:val="single"/>
         </w:rPr>
-        <w:hyperlink r:id="rId13" w:history="1">
+        <w:hyperlink r:id="rId12" w:history="1">
           <w:r>
             <w:rPr>
               <w:rStyle w:val="Hyperlink"/>
@@ -2324,6 +2324,7 @@
           <w:i w:val="0"/>
           <w:color w:val="0000FF"/>
           <w:sz w:val="24"/>
+          <w:u w:val="single"/>
         </w:rPr>
         <w:hyperlink r:id="rId19" w:history="1">
           <w:r>
@@ -2372,7 +2373,7 @@
           <w:sz w:val="24"/>
           <w:u w:val="single"/>
         </w:rPr>
-        <w:hyperlink r:id="rId18" w:history="1">
+        <w:hyperlink r:id="rId19" w:history="1">
           <w:r>
             <w:rPr>
               <w:rStyle w:val="Hyperlink"/>
@@ -2390,7 +2391,7 @@
           <w:sz w:val="24"/>
           <w:u w:val="single"/>
         </w:rPr>
-        <w:hyperlink r:id="rId18" w:history="1">
+        <w:hyperlink r:id="rId19" w:history="1">
           <w:r>
             <w:rPr>
               <w:rStyle w:val="Hyperlink"/>
@@ -2408,7 +2409,7 @@
           <w:sz w:val="24"/>
           <w:u w:val="single"/>
         </w:rPr>
-        <w:hyperlink r:id="rId18" w:history="1">
+        <w:hyperlink r:id="rId19" w:history="1">
           <w:r>
             <w:rPr>
               <w:rStyle w:val="Hyperlink"/>
@@ -2532,14 +2533,7 @@
           <w:color w:val="000000"/>
           <w:sz w:val="24"/>
         </w:rPr>
-        <w:hyperlink r:id="rId19" w:history="1">
-          <w:r>
-            <w:rPr>
-              <w:rStyle w:val="Hyperlink"/>
-            </w:rPr>
-            <w:t xml:space="preserve">nt to the </w:t>
-          </w:r>
-        </w:hyperlink>
+        <w:t xml:space="preserve">nt to the </w:t>
       </w:r>
       <w:r>
         <w:rPr>
@@ -2548,45 +2542,8 @@
           <w:i w:val="0"/>
           <w:color w:val="0000FF"/>
           <w:sz w:val="24"/>
-          <w:u w:val="single"/>
-        </w:rPr>
-        <w:hyperlink r:id="rId19" w:history="1">
-          <w:r>
-            <w:rPr>
-              <w:rStyle w:val="Hyperlink"/>
-            </w:rPr>
-            <w:t>Rijks</w:t>
-          </w:r>
-        </w:hyperlink>
-      </w:r>
-      <w:r>
-        <w:rPr>
-          <w:rFonts w:ascii="Charis SIL Regular" w:hAnsi="Charis SIL Regular" w:eastAsia="Charis SIL Regular"/>
-          <w:b w:val="0"/>
-          <w:i w:val="0"/>
-          <w:color w:val="0000FF"/>
-          <w:sz w:val="24"/>
-          <w:u w:val="single"/>
-        </w:rPr>
-        <w:t xml:space="preserve"> </w:t>
-      </w:r>
-      <w:r>
-        <w:rPr>
-          <w:rFonts w:ascii="Charis SIL Regular" w:hAnsi="Charis SIL Regular" w:eastAsia="Charis SIL Regular"/>
-          <w:b w:val="0"/>
-          <w:i w:val="0"/>
-          <w:color w:val="0000FF"/>
-          <w:sz w:val="24"/>
-          <w:u w:val="single"/>
-        </w:rPr>
-        <w:hyperlink r:id="rId19" w:history="1">
-          <w:r>
-            <w:rPr>
-              <w:rStyle w:val="Hyperlink"/>
-            </w:rPr>
-            <w:t>E</w:t>
-          </w:r>
-        </w:hyperlink>
+        </w:rPr>
+        <w:t>Rijks E</w:t>
       </w:r>
       <w:r>
         <w:rPr>
@@ -2734,85 +2691,13 @@
       </w:r>
       <w:r>
         <w:rPr>
-          <w:u w:val="single" w:color="0000ff"/>
           <w:rFonts w:ascii="Charis SIL Regular" w:hAnsi="Charis SIL Regular" w:eastAsia="Charis SIL Regular"/>
           <w:b w:val="0"/>
           <w:i w:val="0"/>
           <w:color w:val="000000"/>
           <w:sz w:val="24"/>
         </w:rPr>
-        <w:hyperlink r:id="rId20" w:history="1">
-          <w:r>
-            <w:rPr>
-              <w:rStyle w:val="Hyperlink"/>
-            </w:rPr>
-            <w:t>addition, dur</w:t>
-          </w:r>
-        </w:hyperlink>
-      </w:r>
-      <w:r>
-        <w:rPr>
-          <w:u w:val="single" w:color="0000ff"/>
-          <w:rFonts w:ascii="Charis SIL Regular" w:hAnsi="Charis SIL Regular" w:eastAsia="Charis SIL Regular"/>
-          <w:b w:val="0"/>
-          <w:i w:val="0"/>
-          <w:color w:val="000000"/>
-          <w:sz w:val="24"/>
-        </w:rPr>
-        <w:hyperlink r:id="rId20" w:history="1">
-          <w:r>
-            <w:rPr>
-              <w:rStyle w:val="Hyperlink"/>
-            </w:rPr>
-            <w:t>i</w:t>
-          </w:r>
-        </w:hyperlink>
-      </w:r>
-      <w:r>
-        <w:rPr>
-          <w:u w:val="single" w:color="0000ff"/>
-          <w:rFonts w:ascii="Charis SIL Regular" w:hAnsi="Charis SIL Regular" w:eastAsia="Charis SIL Regular"/>
-          <w:b w:val="0"/>
-          <w:i w:val="0"/>
-          <w:color w:val="000000"/>
-          <w:sz w:val="24"/>
-        </w:rPr>
-        <w:hyperlink r:id="rId20" w:history="1">
-          <w:r>
-            <w:rPr>
-              <w:rStyle w:val="Hyperlink"/>
-            </w:rPr>
-            <w:t>ng the W</w:t>
-          </w:r>
-        </w:hyperlink>
-      </w:r>
-      <w:r>
-        <w:rPr>
-          <w:rFonts w:ascii="Charis SIL Regular" w:hAnsi="Charis SIL Regular" w:eastAsia="Charis SIL Regular"/>
-          <w:b w:val="0"/>
-          <w:i w:val="0"/>
-          <w:color w:val="000000"/>
-          <w:sz w:val="24"/>
-        </w:rPr>
-        <w:t xml:space="preserve">orld Exhibition the Leiden </w:t>
-      </w:r>
-      <w:r>
-        <w:rPr>
-          <w:u w:val="single" w:color="0000ff"/>
-          <w:rFonts w:ascii="Charis SIL Regular" w:hAnsi="Charis SIL Regular" w:eastAsia="Charis SIL Regular"/>
-          <w:b w:val="0"/>
-          <w:i w:val="0"/>
-          <w:color w:val="000000"/>
-          <w:sz w:val="24"/>
-        </w:rPr>
-        <w:hyperlink r:id="rId21" w:history="1">
-          <w:r>
-            <w:rPr>
-              <w:rStyle w:val="Hyperlink"/>
-            </w:rPr>
-            <w:t>muse</w:t>
-          </w:r>
-        </w:hyperlink>
+        <w:t>addition, during the World Exhibition the Leiden muse</w:t>
       </w:r>
       <w:r>
         <w:rPr>
@@ -5524,7 +5409,7 @@
             <w:rPr>
               <w:rStyle w:val="Hyperlink"/>
             </w:rPr>
-            <w:t>file/49d013d5-078</w:t>
+            <w:t>file/49d013d5-0786</w:t>
           </w:r>
         </w:hyperlink>
       </w:r>
@@ -5536,16 +5421,6 @@
           <w:color w:val="0000FF"/>
           <w:sz w:val="24"/>
           <w:u w:val="single"/>
-        </w:rPr>
-        <w:t>6</w:t>
-      </w:r>
-      <w:r>
-        <w:rPr>
-          <w:rFonts w:ascii="Charis SIL Regular" w:hAnsi="Charis SIL Regular" w:eastAsia="Charis SIL Regular"/>
-          <w:b w:val="0"/>
-          <w:i w:val="0"/>
-          <w:color w:val="0000FF"/>
-          <w:sz w:val="24"/>
         </w:rPr>
         <w:t>-</w:t>
       </w:r>
@@ -5563,9 +5438,19 @@
             <w:rPr>
               <w:rStyle w:val="Hyperlink"/>
             </w:rPr>
-            <w:t>db08-</w:t>
+            <w:t>db08</w:t>
           </w:r>
         </w:hyperlink>
+      </w:r>
+      <w:r>
+        <w:rPr>
+          <w:rFonts w:ascii="Charis SIL Regular" w:hAnsi="Charis SIL Regular" w:eastAsia="Charis SIL Regular"/>
+          <w:b w:val="0"/>
+          <w:i w:val="0"/>
+          <w:color w:val="0000FF"/>
+          <w:sz w:val="24"/>
+        </w:rPr>
+        <w:t>-</w:t>
       </w:r>
       <w:r>
         <w:rPr>

--- a/EXPORTS/DOCX/published/niveau3/English/Wereldtentoonstelling1883.docx
+++ b/EXPORTS/DOCX/published/niveau3/English/Wereldtentoonstelling1883.docx
@@ -1122,7 +1122,7 @@
           <w:sz w:val="24"/>
           <w:u w:val="single"/>
         </w:rPr>
-        <w:hyperlink r:id="rId13" w:history="1">
+        <w:hyperlink r:id="rId14" w:history="1">
           <w:r>
             <w:rPr>
               <w:rStyle w:val="Hyperlink"/>
@@ -1140,7 +1140,7 @@
           <w:sz w:val="24"/>
           <w:u w:val="single"/>
         </w:rPr>
-        <w:hyperlink r:id="rId13" w:history="1">
+        <w:hyperlink r:id="rId14" w:history="1">
           <w:r>
             <w:rPr>
               <w:rStyle w:val="Hyperlink"/>
@@ -1158,7 +1158,7 @@
           <w:sz w:val="24"/>
           <w:u w:val="single"/>
         </w:rPr>
-        <w:hyperlink r:id="rId13" w:history="1">
+        <w:hyperlink r:id="rId14" w:history="1">
           <w:r>
             <w:rPr>
               <w:rStyle w:val="Hyperlink"/>
@@ -1187,7 +1187,7 @@
           <w:sz w:val="24"/>
           <w:u w:val="single"/>
         </w:rPr>
-        <w:hyperlink r:id="rId13" w:history="1">
+        <w:hyperlink r:id="rId14" w:history="1">
           <w:r>
             <w:rPr>
               <w:rStyle w:val="Hyperlink"/>
@@ -2542,24 +2542,14 @@
           <w:i w:val="0"/>
           <w:color w:val="0000FF"/>
           <w:sz w:val="24"/>
-        </w:rPr>
-        <w:t>Rijks E</w:t>
-      </w:r>
-      <w:r>
-        <w:rPr>
-          <w:rFonts w:ascii="Charis SIL Regular" w:hAnsi="Charis SIL Regular" w:eastAsia="Charis SIL Regular"/>
-          <w:b w:val="0"/>
-          <w:i w:val="0"/>
-          <w:color w:val="0000FF"/>
-          <w:sz w:val="24"/>
           <w:u w:val="single"/>
         </w:rPr>
-        <w:hyperlink r:id="rId19" w:history="1">
+        <w:hyperlink r:id="rId21" w:history="1">
           <w:r>
             <w:rPr>
               <w:rStyle w:val="Hyperlink"/>
             </w:rPr>
-            <w:t>tnografi</w:t>
+            <w:t>Rijks</w:t>
           </w:r>
         </w:hyperlink>
       </w:r>
@@ -2572,7 +2562,71 @@
           <w:sz w:val="24"/>
           <w:u w:val="single"/>
         </w:rPr>
-        <w:hyperlink r:id="rId19" w:history="1">
+        <w:t xml:space="preserve"> </w:t>
+      </w:r>
+      <w:r>
+        <w:rPr>
+          <w:rFonts w:ascii="Charis SIL Regular" w:hAnsi="Charis SIL Regular" w:eastAsia="Charis SIL Regular"/>
+          <w:b w:val="0"/>
+          <w:i w:val="0"/>
+          <w:color w:val="0000FF"/>
+          <w:sz w:val="24"/>
+          <w:u w:val="single"/>
+        </w:rPr>
+        <w:hyperlink r:id="rId21" w:history="1">
+          <w:r>
+            <w:rPr>
+              <w:rStyle w:val="Hyperlink"/>
+            </w:rPr>
+            <w:t>E</w:t>
+          </w:r>
+        </w:hyperlink>
+      </w:r>
+      <w:r>
+        <w:rPr>
+          <w:rFonts w:ascii="Charis SIL Regular" w:hAnsi="Charis SIL Regular" w:eastAsia="Charis SIL Regular"/>
+          <w:b w:val="0"/>
+          <w:i w:val="0"/>
+          <w:color w:val="0000FF"/>
+          <w:sz w:val="24"/>
+          <w:u w:val="single"/>
+        </w:rPr>
+        <w:hyperlink r:id="rId21" w:history="1">
+          <w:r>
+            <w:rPr>
+              <w:rStyle w:val="Hyperlink"/>
+            </w:rPr>
+            <w:t>tnograf</w:t>
+          </w:r>
+        </w:hyperlink>
+      </w:r>
+      <w:r>
+        <w:rPr>
+          <w:rFonts w:ascii="Charis SIL Regular" w:hAnsi="Charis SIL Regular" w:eastAsia="Charis SIL Regular"/>
+          <w:b w:val="0"/>
+          <w:i w:val="0"/>
+          <w:color w:val="0000FF"/>
+          <w:sz w:val="24"/>
+          <w:u w:val="single"/>
+        </w:rPr>
+        <w:hyperlink r:id="rId21" w:history="1">
+          <w:r>
+            <w:rPr>
+              <w:rStyle w:val="Hyperlink"/>
+            </w:rPr>
+            <w:t>i</w:t>
+          </w:r>
+        </w:hyperlink>
+      </w:r>
+      <w:r>
+        <w:rPr>
+          <w:rFonts w:ascii="Charis SIL Regular" w:hAnsi="Charis SIL Regular" w:eastAsia="Charis SIL Regular"/>
+          <w:b w:val="0"/>
+          <w:i w:val="0"/>
+          <w:color w:val="0000FF"/>
+          <w:sz w:val="24"/>
+        </w:rPr>
+        <w:hyperlink r:id="rId21" w:history="1">
           <w:r>
             <w:rPr>
               <w:rStyle w:val="Hyperlink"/>
@@ -2589,7 +2643,7 @@
           <w:color w:val="0000FF"/>
           <w:sz w:val="24"/>
         </w:rPr>
-        <w:hyperlink r:id="rId19" w:history="1">
+        <w:hyperlink r:id="rId21" w:history="1">
           <w:r>
             <w:rPr>
               <w:rStyle w:val="Hyperlink"/>
@@ -2606,14 +2660,7 @@
           <w:color w:val="0000FF"/>
           <w:sz w:val="24"/>
         </w:rPr>
-        <w:hyperlink r:id="rId19" w:history="1">
-          <w:r>
-            <w:rPr>
-              <w:rStyle w:val="Hyperlink"/>
-            </w:rPr>
-            <w:t>h</w:t>
-          </w:r>
-        </w:hyperlink>
+        <w:t>h</w:t>
       </w:r>
       <w:r>
         <w:rPr>
@@ -2691,13 +2738,85 @@
       </w:r>
       <w:r>
         <w:rPr>
+          <w:u w:val="single" w:color="0000ff"/>
           <w:rFonts w:ascii="Charis SIL Regular" w:hAnsi="Charis SIL Regular" w:eastAsia="Charis SIL Regular"/>
           <w:b w:val="0"/>
           <w:i w:val="0"/>
           <w:color w:val="000000"/>
           <w:sz w:val="24"/>
         </w:rPr>
-        <w:t>addition, during the World Exhibition the Leiden muse</w:t>
+        <w:hyperlink r:id="rId20" w:history="1">
+          <w:r>
+            <w:rPr>
+              <w:rStyle w:val="Hyperlink"/>
+            </w:rPr>
+            <w:t>addition, dur</w:t>
+          </w:r>
+        </w:hyperlink>
+      </w:r>
+      <w:r>
+        <w:rPr>
+          <w:u w:val="single" w:color="0000ff"/>
+          <w:rFonts w:ascii="Charis SIL Regular" w:hAnsi="Charis SIL Regular" w:eastAsia="Charis SIL Regular"/>
+          <w:b w:val="0"/>
+          <w:i w:val="0"/>
+          <w:color w:val="000000"/>
+          <w:sz w:val="24"/>
+        </w:rPr>
+        <w:hyperlink r:id="rId20" w:history="1">
+          <w:r>
+            <w:rPr>
+              <w:rStyle w:val="Hyperlink"/>
+            </w:rPr>
+            <w:t>i</w:t>
+          </w:r>
+        </w:hyperlink>
+      </w:r>
+      <w:r>
+        <w:rPr>
+          <w:u w:val="single" w:color="0000ff"/>
+          <w:rFonts w:ascii="Charis SIL Regular" w:hAnsi="Charis SIL Regular" w:eastAsia="Charis SIL Regular"/>
+          <w:b w:val="0"/>
+          <w:i w:val="0"/>
+          <w:color w:val="000000"/>
+          <w:sz w:val="24"/>
+        </w:rPr>
+        <w:hyperlink r:id="rId20" w:history="1">
+          <w:r>
+            <w:rPr>
+              <w:rStyle w:val="Hyperlink"/>
+            </w:rPr>
+            <w:t>ng the W</w:t>
+          </w:r>
+        </w:hyperlink>
+      </w:r>
+      <w:r>
+        <w:rPr>
+          <w:rFonts w:ascii="Charis SIL Regular" w:hAnsi="Charis SIL Regular" w:eastAsia="Charis SIL Regular"/>
+          <w:b w:val="0"/>
+          <w:i w:val="0"/>
+          <w:color w:val="000000"/>
+          <w:sz w:val="24"/>
+        </w:rPr>
+        <w:t xml:space="preserve">orld Exhibition the Leiden </w:t>
+      </w:r>
+      <w:r>
+        <w:rPr>
+          <w:u w:val="single" w:color="0000ff"/>
+          <w:rFonts w:ascii="Charis SIL Regular" w:hAnsi="Charis SIL Regular" w:eastAsia="Charis SIL Regular"/>
+          <w:b w:val="0"/>
+          <w:i w:val="0"/>
+          <w:color w:val="000000"/>
+          <w:sz w:val="24"/>
+        </w:rPr>
+        <w:hyperlink r:id="rId21" w:history="1">
+          <w:r>
+            <w:rPr>
+              <w:rStyle w:val="Hyperlink"/>
+            </w:rPr>
+            <w:t>muse</w:t>
+          </w:r>
+        </w:hyperlink>
       </w:r>
       <w:r>
         <w:rPr>

--- a/EXPORTS/DOCX/published/niveau3/English/Wereldtentoonstelling1883.docx
+++ b/EXPORTS/DOCX/published/niveau3/English/Wereldtentoonstelling1883.docx
@@ -2373,7 +2373,7 @@
           <w:sz w:val="24"/>
           <w:u w:val="single"/>
         </w:rPr>
-        <w:hyperlink r:id="rId19" w:history="1">
+        <w:hyperlink r:id="rId18" w:history="1">
           <w:r>
             <w:rPr>
               <w:rStyle w:val="Hyperlink"/>
@@ -2391,7 +2391,7 @@
           <w:sz w:val="24"/>
           <w:u w:val="single"/>
         </w:rPr>
-        <w:hyperlink r:id="rId19" w:history="1">
+        <w:hyperlink r:id="rId18" w:history="1">
           <w:r>
             <w:rPr>
               <w:rStyle w:val="Hyperlink"/>
@@ -2409,7 +2409,7 @@
           <w:sz w:val="24"/>
           <w:u w:val="single"/>
         </w:rPr>
-        <w:hyperlink r:id="rId19" w:history="1">
+        <w:hyperlink r:id="rId18" w:history="1">
           <w:r>
             <w:rPr>
               <w:rStyle w:val="Hyperlink"/>
@@ -2625,6 +2625,7 @@
           <w:i w:val="0"/>
           <w:color w:val="0000FF"/>
           <w:sz w:val="24"/>
+          <w:u w:val="single"/>
         </w:rPr>
         <w:hyperlink r:id="rId21" w:history="1">
           <w:r>
@@ -2738,85 +2739,13 @@
       </w:r>
       <w:r>
         <w:rPr>
-          <w:u w:val="single" w:color="0000ff"/>
           <w:rFonts w:ascii="Charis SIL Regular" w:hAnsi="Charis SIL Regular" w:eastAsia="Charis SIL Regular"/>
           <w:b w:val="0"/>
           <w:i w:val="0"/>
           <w:color w:val="000000"/>
           <w:sz w:val="24"/>
         </w:rPr>
-        <w:hyperlink r:id="rId20" w:history="1">
-          <w:r>
-            <w:rPr>
-              <w:rStyle w:val="Hyperlink"/>
-            </w:rPr>
-            <w:t>addition, dur</w:t>
-          </w:r>
-        </w:hyperlink>
-      </w:r>
-      <w:r>
-        <w:rPr>
-          <w:u w:val="single" w:color="0000ff"/>
-          <w:rFonts w:ascii="Charis SIL Regular" w:hAnsi="Charis SIL Regular" w:eastAsia="Charis SIL Regular"/>
-          <w:b w:val="0"/>
-          <w:i w:val="0"/>
-          <w:color w:val="000000"/>
-          <w:sz w:val="24"/>
-        </w:rPr>
-        <w:hyperlink r:id="rId20" w:history="1">
-          <w:r>
-            <w:rPr>
-              <w:rStyle w:val="Hyperlink"/>
-            </w:rPr>
-            <w:t>i</w:t>
-          </w:r>
-        </w:hyperlink>
-      </w:r>
-      <w:r>
-        <w:rPr>
-          <w:u w:val="single" w:color="0000ff"/>
-          <w:rFonts w:ascii="Charis SIL Regular" w:hAnsi="Charis SIL Regular" w:eastAsia="Charis SIL Regular"/>
-          <w:b w:val="0"/>
-          <w:i w:val="0"/>
-          <w:color w:val="000000"/>
-          <w:sz w:val="24"/>
-        </w:rPr>
-        <w:hyperlink r:id="rId20" w:history="1">
-          <w:r>
-            <w:rPr>
-              <w:rStyle w:val="Hyperlink"/>
-            </w:rPr>
-            <w:t>ng the W</w:t>
-          </w:r>
-        </w:hyperlink>
-      </w:r>
-      <w:r>
-        <w:rPr>
-          <w:rFonts w:ascii="Charis SIL Regular" w:hAnsi="Charis SIL Regular" w:eastAsia="Charis SIL Regular"/>
-          <w:b w:val="0"/>
-          <w:i w:val="0"/>
-          <w:color w:val="000000"/>
-          <w:sz w:val="24"/>
-        </w:rPr>
-        <w:t xml:space="preserve">orld Exhibition the Leiden </w:t>
-      </w:r>
-      <w:r>
-        <w:rPr>
-          <w:u w:val="single" w:color="0000ff"/>
-          <w:rFonts w:ascii="Charis SIL Regular" w:hAnsi="Charis SIL Regular" w:eastAsia="Charis SIL Regular"/>
-          <w:b w:val="0"/>
-          <w:i w:val="0"/>
-          <w:color w:val="000000"/>
-          <w:sz w:val="24"/>
-        </w:rPr>
-        <w:hyperlink r:id="rId21" w:history="1">
-          <w:r>
-            <w:rPr>
-              <w:rStyle w:val="Hyperlink"/>
-            </w:rPr>
-            <w:t>muse</w:t>
-          </w:r>
-        </w:hyperlink>
+        <w:t>addition, during the World Exhibition the Leiden muse</w:t>
       </w:r>
       <w:r>
         <w:rPr>
@@ -5528,7 +5457,7 @@
             <w:rPr>
               <w:rStyle w:val="Hyperlink"/>
             </w:rPr>
-            <w:t>file/49d013d5-0786</w:t>
+            <w:t>file/49d013d5-078</w:t>
           </w:r>
         </w:hyperlink>
       </w:r>
@@ -5539,25 +5468,13 @@
           <w:i w:val="0"/>
           <w:color w:val="0000FF"/>
           <w:sz w:val="24"/>
-          <w:u w:val="single"/>
-        </w:rPr>
-        <w:t>-</w:t>
-      </w:r>
-      <w:r>
-        <w:rPr>
-          <w:rFonts w:ascii="Charis SIL Regular" w:hAnsi="Charis SIL Regular" w:eastAsia="Charis SIL Regular"/>
-          <w:b w:val="0"/>
-          <w:i w:val="0"/>
-          <w:color w:val="0000FF"/>
-          <w:sz w:val="24"/>
-          <w:u w:val="single"/>
         </w:rPr>
         <w:hyperlink r:id="rId27" w:history="1">
           <w:r>
             <w:rPr>
               <w:rStyle w:val="Hyperlink"/>
             </w:rPr>
-            <w:t>db08</w:t>
+            <w:t>6</w:t>
           </w:r>
         </w:hyperlink>
       </w:r>
@@ -5570,6 +5487,24 @@
           <w:sz w:val="24"/>
         </w:rPr>
         <w:t>-</w:t>
+      </w:r>
+      <w:r>
+        <w:rPr>
+          <w:rFonts w:ascii="Charis SIL Regular" w:hAnsi="Charis SIL Regular" w:eastAsia="Charis SIL Regular"/>
+          <w:b w:val="0"/>
+          <w:i w:val="0"/>
+          <w:color w:val="0000FF"/>
+          <w:sz w:val="24"/>
+          <w:u w:val="single"/>
+        </w:rPr>
+        <w:hyperlink r:id="rId27" w:history="1">
+          <w:r>
+            <w:rPr>
+              <w:rStyle w:val="Hyperlink"/>
+            </w:rPr>
+            <w:t>db08-</w:t>
+          </w:r>
+        </w:hyperlink>
       </w:r>
       <w:r>
         <w:rPr>

--- a/EXPORTS/DOCX/published/niveau3/English/Wereldtentoonstelling1883.docx
+++ b/EXPORTS/DOCX/published/niveau3/English/Wereldtentoonstelling1883.docx
@@ -1122,95 +1122,23 @@
           <w:sz w:val="24"/>
           <w:u w:val="single"/>
         </w:rPr>
+        <w:t xml:space="preserve">Daniël </w:t>
+      </w:r>
+      <w:r>
+        <w:rPr>
+          <w:rFonts w:ascii="Charis SIL Regular" w:hAnsi="Charis SIL Regular" w:eastAsia="Charis SIL Regular"/>
+          <w:b w:val="0"/>
+          <w:i w:val="0"/>
+          <w:color w:val="0000FF"/>
+          <w:sz w:val="24"/>
+          <w:u w:val="single"/>
+        </w:rPr>
         <w:hyperlink r:id="rId14" w:history="1">
           <w:r>
             <w:rPr>
               <w:rStyle w:val="Hyperlink"/>
             </w:rPr>
-            <w:t>Dan</w:t>
-          </w:r>
-        </w:hyperlink>
-      </w:r>
-      <w:r>
-        <w:rPr>
-          <w:rFonts w:ascii="Charis SIL Regular" w:hAnsi="Charis SIL Regular" w:eastAsia="Charis SIL Regular"/>
-          <w:b w:val="0"/>
-          <w:i w:val="0"/>
-          <w:color w:val="0000FF"/>
-          <w:sz w:val="24"/>
-          <w:u w:val="single"/>
-        </w:rPr>
-        <w:hyperlink r:id="rId14" w:history="1">
-          <w:r>
-            <w:rPr>
-              <w:rStyle w:val="Hyperlink"/>
-            </w:rPr>
-            <w:t>i</w:t>
-          </w:r>
-        </w:hyperlink>
-      </w:r>
-      <w:r>
-        <w:rPr>
-          <w:rFonts w:ascii="Charis SIL Regular" w:hAnsi="Charis SIL Regular" w:eastAsia="Charis SIL Regular"/>
-          <w:b w:val="0"/>
-          <w:i w:val="0"/>
-          <w:color w:val="0000FF"/>
-          <w:sz w:val="24"/>
-          <w:u w:val="single"/>
-        </w:rPr>
-        <w:hyperlink r:id="rId14" w:history="1">
-          <w:r>
-            <w:rPr>
-              <w:rStyle w:val="Hyperlink"/>
-            </w:rPr>
-            <w:t>ël</w:t>
-          </w:r>
-        </w:hyperlink>
-      </w:r>
-      <w:r>
-        <w:rPr>
-          <w:rFonts w:ascii="Charis SIL Regular" w:hAnsi="Charis SIL Regular" w:eastAsia="Charis SIL Regular"/>
-          <w:b w:val="0"/>
-          <w:i w:val="0"/>
-          <w:color w:val="0000FF"/>
-          <w:sz w:val="24"/>
-          <w:u w:val="single"/>
-        </w:rPr>
-        <w:t xml:space="preserve"> </w:t>
-      </w:r>
-      <w:r>
-        <w:rPr>
-          <w:rFonts w:ascii="Charis SIL Regular" w:hAnsi="Charis SIL Regular" w:eastAsia="Charis SIL Regular"/>
-          <w:b w:val="0"/>
-          <w:i w:val="0"/>
-          <w:color w:val="0000FF"/>
-          <w:sz w:val="24"/>
-          <w:u w:val="single"/>
-        </w:rPr>
-        <w:hyperlink r:id="rId14" w:history="1">
-          <w:r>
-            <w:rPr>
-              <w:rStyle w:val="Hyperlink"/>
-            </w:rPr>
-            <w:t>V</w:t>
-          </w:r>
-        </w:hyperlink>
-      </w:r>
-      <w:r>
-        <w:rPr>
-          <w:rFonts w:ascii="Charis SIL Regular" w:hAnsi="Charis SIL Regular" w:eastAsia="Charis SIL Regular"/>
-          <w:b w:val="0"/>
-          <w:i w:val="0"/>
-          <w:color w:val="0000FF"/>
-          <w:sz w:val="24"/>
-          <w:u w:val="single"/>
-        </w:rPr>
-        <w:hyperlink r:id="rId14" w:history="1">
-          <w:r>
-            <w:rPr>
-              <w:rStyle w:val="Hyperlink"/>
-            </w:rPr>
-            <w:t>eth</w:t>
+            <w:t>Veth</w:t>
           </w:r>
         </w:hyperlink>
       </w:r>
@@ -2324,7 +2252,6 @@
           <w:i w:val="0"/>
           <w:color w:val="0000FF"/>
           <w:sz w:val="24"/>
-          <w:u w:val="single"/>
         </w:rPr>
         <w:hyperlink r:id="rId19" w:history="1">
           <w:r>
@@ -2533,7 +2460,14 @@
           <w:color w:val="000000"/>
           <w:sz w:val="24"/>
         </w:rPr>
-        <w:t xml:space="preserve">nt to the </w:t>
+        <w:hyperlink r:id="rId19" w:history="1">
+          <w:r>
+            <w:rPr>
+              <w:rStyle w:val="Hyperlink"/>
+            </w:rPr>
+            <w:t xml:space="preserve">nt to the </w:t>
+          </w:r>
+        </w:hyperlink>
       </w:r>
       <w:r>
         <w:rPr>
@@ -2544,7 +2478,7 @@
           <w:sz w:val="24"/>
           <w:u w:val="single"/>
         </w:rPr>
-        <w:hyperlink r:id="rId21" w:history="1">
+        <w:hyperlink r:id="rId19" w:history="1">
           <w:r>
             <w:rPr>
               <w:rStyle w:val="Hyperlink"/>
@@ -2573,7 +2507,7 @@
           <w:sz w:val="24"/>
           <w:u w:val="single"/>
         </w:rPr>
-        <w:hyperlink r:id="rId21" w:history="1">
+        <w:hyperlink r:id="rId19" w:history="1">
           <w:r>
             <w:rPr>
               <w:rStyle w:val="Hyperlink"/>
@@ -2591,12 +2525,12 @@
           <w:sz w:val="24"/>
           <w:u w:val="single"/>
         </w:rPr>
-        <w:hyperlink r:id="rId21" w:history="1">
+        <w:hyperlink r:id="rId19" w:history="1">
           <w:r>
             <w:rPr>
               <w:rStyle w:val="Hyperlink"/>
             </w:rPr>
-            <w:t>tnograf</w:t>
+            <w:t>tnografi</w:t>
           </w:r>
         </w:hyperlink>
       </w:r>
@@ -2609,25 +2543,7 @@
           <w:sz w:val="24"/>
           <w:u w:val="single"/>
         </w:rPr>
-        <w:hyperlink r:id="rId21" w:history="1">
-          <w:r>
-            <w:rPr>
-              <w:rStyle w:val="Hyperlink"/>
-            </w:rPr>
-            <w:t>i</w:t>
-          </w:r>
-        </w:hyperlink>
-      </w:r>
-      <w:r>
-        <w:rPr>
-          <w:rFonts w:ascii="Charis SIL Regular" w:hAnsi="Charis SIL Regular" w:eastAsia="Charis SIL Regular"/>
-          <w:b w:val="0"/>
-          <w:i w:val="0"/>
-          <w:color w:val="0000FF"/>
-          <w:sz w:val="24"/>
-          <w:u w:val="single"/>
-        </w:rPr>
-        <w:hyperlink r:id="rId21" w:history="1">
+        <w:hyperlink r:id="rId19" w:history="1">
           <w:r>
             <w:rPr>
               <w:rStyle w:val="Hyperlink"/>
@@ -2644,7 +2560,7 @@
           <w:color w:val="0000FF"/>
           <w:sz w:val="24"/>
         </w:rPr>
-        <w:hyperlink r:id="rId21" w:history="1">
+        <w:hyperlink r:id="rId19" w:history="1">
           <w:r>
             <w:rPr>
               <w:rStyle w:val="Hyperlink"/>
@@ -2661,7 +2577,14 @@
           <w:color w:val="0000FF"/>
           <w:sz w:val="24"/>
         </w:rPr>
-        <w:t>h</w:t>
+        <w:hyperlink r:id="rId19" w:history="1">
+          <w:r>
+            <w:rPr>
+              <w:rStyle w:val="Hyperlink"/>
+            </w:rPr>
+            <w:t>h</w:t>
+          </w:r>
+        </w:hyperlink>
       </w:r>
       <w:r>
         <w:rPr>
@@ -2739,13 +2662,85 @@
       </w:r>
       <w:r>
         <w:rPr>
+          <w:u w:val="single" w:color="0000ff"/>
           <w:rFonts w:ascii="Charis SIL Regular" w:hAnsi="Charis SIL Regular" w:eastAsia="Charis SIL Regular"/>
           <w:b w:val="0"/>
           <w:i w:val="0"/>
           <w:color w:val="000000"/>
           <w:sz w:val="24"/>
         </w:rPr>
-        <w:t>addition, during the World Exhibition the Leiden muse</w:t>
+        <w:hyperlink r:id="rId20" w:history="1">
+          <w:r>
+            <w:rPr>
+              <w:rStyle w:val="Hyperlink"/>
+            </w:rPr>
+            <w:t>addition, dur</w:t>
+          </w:r>
+        </w:hyperlink>
+      </w:r>
+      <w:r>
+        <w:rPr>
+          <w:u w:val="single" w:color="0000ff"/>
+          <w:rFonts w:ascii="Charis SIL Regular" w:hAnsi="Charis SIL Regular" w:eastAsia="Charis SIL Regular"/>
+          <w:b w:val="0"/>
+          <w:i w:val="0"/>
+          <w:color w:val="000000"/>
+          <w:sz w:val="24"/>
+        </w:rPr>
+        <w:hyperlink r:id="rId20" w:history="1">
+          <w:r>
+            <w:rPr>
+              <w:rStyle w:val="Hyperlink"/>
+            </w:rPr>
+            <w:t>i</w:t>
+          </w:r>
+        </w:hyperlink>
+      </w:r>
+      <w:r>
+        <w:rPr>
+          <w:u w:val="single" w:color="0000ff"/>
+          <w:rFonts w:ascii="Charis SIL Regular" w:hAnsi="Charis SIL Regular" w:eastAsia="Charis SIL Regular"/>
+          <w:b w:val="0"/>
+          <w:i w:val="0"/>
+          <w:color w:val="000000"/>
+          <w:sz w:val="24"/>
+        </w:rPr>
+        <w:hyperlink r:id="rId20" w:history="1">
+          <w:r>
+            <w:rPr>
+              <w:rStyle w:val="Hyperlink"/>
+            </w:rPr>
+            <w:t>ng the W</w:t>
+          </w:r>
+        </w:hyperlink>
+      </w:r>
+      <w:r>
+        <w:rPr>
+          <w:rFonts w:ascii="Charis SIL Regular" w:hAnsi="Charis SIL Regular" w:eastAsia="Charis SIL Regular"/>
+          <w:b w:val="0"/>
+          <w:i w:val="0"/>
+          <w:color w:val="000000"/>
+          <w:sz w:val="24"/>
+        </w:rPr>
+        <w:t xml:space="preserve">orld Exhibition the Leiden </w:t>
+      </w:r>
+      <w:r>
+        <w:rPr>
+          <w:u w:val="single" w:color="0000ff"/>
+          <w:rFonts w:ascii="Charis SIL Regular" w:hAnsi="Charis SIL Regular" w:eastAsia="Charis SIL Regular"/>
+          <w:b w:val="0"/>
+          <w:i w:val="0"/>
+          <w:color w:val="000000"/>
+          <w:sz w:val="24"/>
+        </w:rPr>
+        <w:hyperlink r:id="rId21" w:history="1">
+          <w:r>
+            <w:rPr>
+              <w:rStyle w:val="Hyperlink"/>
+            </w:rPr>
+            <w:t>muse</w:t>
+          </w:r>
+        </w:hyperlink>
       </w:r>
       <w:r>
         <w:rPr>
@@ -4238,43 +4233,7 @@
           <w:color w:val="000000"/>
           <w:sz w:val="24"/>
         </w:rPr>
-        <w:t>. Please note: these photographs als</w:t>
-      </w:r>
-      <w:r>
-        <w:rPr>
-          <w:u w:val="single" w:color="0000ff"/>
-          <w:rFonts w:ascii="Charis SIL Regular" w:hAnsi="Charis SIL Regular" w:eastAsia="Charis SIL Regular"/>
-          <w:b w:val="0"/>
-          <w:i w:val="0"/>
-          <w:color w:val="000000"/>
-          <w:sz w:val="24"/>
-        </w:rPr>
-        <w:hyperlink r:id="rId25" w:history="1">
-          <w:r>
-            <w:rPr>
-              <w:rStyle w:val="Hyperlink"/>
-            </w:rPr>
-            <w:t>o sho</w:t>
-          </w:r>
-        </w:hyperlink>
-      </w:r>
-      <w:r>
-        <w:rPr>
-          <w:u w:val="single" w:color="0000ff"/>
-          <w:rFonts w:ascii="Charis SIL Regular" w:hAnsi="Charis SIL Regular" w:eastAsia="Charis SIL Regular"/>
-          <w:b w:val="0"/>
-          <w:i w:val="0"/>
-          <w:color w:val="000000"/>
-          <w:sz w:val="24"/>
-        </w:rPr>
-        <w:hyperlink r:id="rId25" w:history="1">
-          <w:r>
-            <w:rPr>
-              <w:rStyle w:val="Hyperlink"/>
-            </w:rPr>
-            <w:t>w the pe</w:t>
-          </w:r>
-        </w:hyperlink>
+        <w:t>. Please note: these photographs also show the pe</w:t>
       </w:r>
       <w:r>
         <w:rPr>

--- a/EXPORTS/DOCX/published/niveau3/English/Wereldtentoonstelling1883.docx
+++ b/EXPORTS/DOCX/published/niveau3/English/Wereldtentoonstelling1883.docx
@@ -1029,7 +1029,7 @@
           <w:sz w:val="24"/>
           <w:u w:val="single"/>
         </w:rPr>
-        <w:hyperlink r:id="rId12" w:history="1">
+        <w:hyperlink r:id="rId13" w:history="1">
           <w:r>
             <w:rPr>
               <w:rStyle w:val="Hyperlink"/>
@@ -1122,23 +1122,95 @@
           <w:sz w:val="24"/>
           <w:u w:val="single"/>
         </w:rPr>
-        <w:t xml:space="preserve">Daniël </w:t>
-      </w:r>
-      <w:r>
-        <w:rPr>
-          <w:rFonts w:ascii="Charis SIL Regular" w:hAnsi="Charis SIL Regular" w:eastAsia="Charis SIL Regular"/>
-          <w:b w:val="0"/>
-          <w:i w:val="0"/>
-          <w:color w:val="0000FF"/>
-          <w:sz w:val="24"/>
-          <w:u w:val="single"/>
-        </w:rPr>
         <w:hyperlink r:id="rId14" w:history="1">
           <w:r>
             <w:rPr>
               <w:rStyle w:val="Hyperlink"/>
             </w:rPr>
-            <w:t>Veth</w:t>
+            <w:t>Dan</w:t>
+          </w:r>
+        </w:hyperlink>
+      </w:r>
+      <w:r>
+        <w:rPr>
+          <w:rFonts w:ascii="Charis SIL Regular" w:hAnsi="Charis SIL Regular" w:eastAsia="Charis SIL Regular"/>
+          <w:b w:val="0"/>
+          <w:i w:val="0"/>
+          <w:color w:val="0000FF"/>
+          <w:sz w:val="24"/>
+          <w:u w:val="single"/>
+        </w:rPr>
+        <w:hyperlink r:id="rId13" w:history="1">
+          <w:r>
+            <w:rPr>
+              <w:rStyle w:val="Hyperlink"/>
+            </w:rPr>
+            <w:t>i</w:t>
+          </w:r>
+        </w:hyperlink>
+      </w:r>
+      <w:r>
+        <w:rPr>
+          <w:rFonts w:ascii="Charis SIL Regular" w:hAnsi="Charis SIL Regular" w:eastAsia="Charis SIL Regular"/>
+          <w:b w:val="0"/>
+          <w:i w:val="0"/>
+          <w:color w:val="0000FF"/>
+          <w:sz w:val="24"/>
+          <w:u w:val="single"/>
+        </w:rPr>
+        <w:hyperlink r:id="rId13" w:history="1">
+          <w:r>
+            <w:rPr>
+              <w:rStyle w:val="Hyperlink"/>
+            </w:rPr>
+            <w:t>ël</w:t>
+          </w:r>
+        </w:hyperlink>
+      </w:r>
+      <w:r>
+        <w:rPr>
+          <w:rFonts w:ascii="Charis SIL Regular" w:hAnsi="Charis SIL Regular" w:eastAsia="Charis SIL Regular"/>
+          <w:b w:val="0"/>
+          <w:i w:val="0"/>
+          <w:color w:val="0000FF"/>
+          <w:sz w:val="24"/>
+          <w:u w:val="single"/>
+        </w:rPr>
+        <w:t xml:space="preserve"> </w:t>
+      </w:r>
+      <w:r>
+        <w:rPr>
+          <w:rFonts w:ascii="Charis SIL Regular" w:hAnsi="Charis SIL Regular" w:eastAsia="Charis SIL Regular"/>
+          <w:b w:val="0"/>
+          <w:i w:val="0"/>
+          <w:color w:val="0000FF"/>
+          <w:sz w:val="24"/>
+          <w:u w:val="single"/>
+        </w:rPr>
+        <w:hyperlink r:id="rId13" w:history="1">
+          <w:r>
+            <w:rPr>
+              <w:rStyle w:val="Hyperlink"/>
+            </w:rPr>
+            <w:t>V</w:t>
+          </w:r>
+        </w:hyperlink>
+      </w:r>
+      <w:r>
+        <w:rPr>
+          <w:rFonts w:ascii="Charis SIL Regular" w:hAnsi="Charis SIL Regular" w:eastAsia="Charis SIL Regular"/>
+          <w:b w:val="0"/>
+          <w:i w:val="0"/>
+          <w:color w:val="0000FF"/>
+          <w:sz w:val="24"/>
+          <w:u w:val="single"/>
+        </w:rPr>
+        <w:hyperlink r:id="rId14" w:history="1">
+          <w:r>
+            <w:rPr>
+              <w:rStyle w:val="Hyperlink"/>
+            </w:rPr>
+            <w:t>eth</w:t>
           </w:r>
         </w:hyperlink>
       </w:r>
@@ -2252,6 +2324,7 @@
           <w:i w:val="0"/>
           <w:color w:val="0000FF"/>
           <w:sz w:val="24"/>
+          <w:u w:val="single"/>
         </w:rPr>
         <w:hyperlink r:id="rId19" w:history="1">
           <w:r>
@@ -2460,14 +2533,7 @@
           <w:color w:val="000000"/>
           <w:sz w:val="24"/>
         </w:rPr>
-        <w:hyperlink r:id="rId19" w:history="1">
-          <w:r>
-            <w:rPr>
-              <w:rStyle w:val="Hyperlink"/>
-            </w:rPr>
-            <w:t xml:space="preserve">nt to the </w:t>
-          </w:r>
-        </w:hyperlink>
+        <w:t xml:space="preserve">nt to the </w:t>
       </w:r>
       <w:r>
         <w:rPr>
@@ -2478,7 +2544,7 @@
           <w:sz w:val="24"/>
           <w:u w:val="single"/>
         </w:rPr>
-        <w:hyperlink r:id="rId19" w:history="1">
+        <w:hyperlink r:id="rId21" w:history="1">
           <w:r>
             <w:rPr>
               <w:rStyle w:val="Hyperlink"/>
@@ -2507,7 +2573,7 @@
           <w:sz w:val="24"/>
           <w:u w:val="single"/>
         </w:rPr>
-        <w:hyperlink r:id="rId19" w:history="1">
+        <w:hyperlink r:id="rId21" w:history="1">
           <w:r>
             <w:rPr>
               <w:rStyle w:val="Hyperlink"/>
@@ -2525,12 +2591,12 @@
           <w:sz w:val="24"/>
           <w:u w:val="single"/>
         </w:rPr>
-        <w:hyperlink r:id="rId19" w:history="1">
+        <w:hyperlink r:id="rId21" w:history="1">
           <w:r>
             <w:rPr>
               <w:rStyle w:val="Hyperlink"/>
             </w:rPr>
-            <w:t>tnografi</w:t>
+            <w:t>tnograf</w:t>
           </w:r>
         </w:hyperlink>
       </w:r>
@@ -2543,7 +2609,25 @@
           <w:sz w:val="24"/>
           <w:u w:val="single"/>
         </w:rPr>
-        <w:hyperlink r:id="rId19" w:history="1">
+        <w:hyperlink r:id="rId21" w:history="1">
+          <w:r>
+            <w:rPr>
+              <w:rStyle w:val="Hyperlink"/>
+            </w:rPr>
+            <w:t>i</w:t>
+          </w:r>
+        </w:hyperlink>
+      </w:r>
+      <w:r>
+        <w:rPr>
+          <w:rFonts w:ascii="Charis SIL Regular" w:hAnsi="Charis SIL Regular" w:eastAsia="Charis SIL Regular"/>
+          <w:b w:val="0"/>
+          <w:i w:val="0"/>
+          <w:color w:val="0000FF"/>
+          <w:sz w:val="24"/>
+          <w:u w:val="single"/>
+        </w:rPr>
+        <w:hyperlink r:id="rId21" w:history="1">
           <w:r>
             <w:rPr>
               <w:rStyle w:val="Hyperlink"/>
@@ -2560,7 +2644,7 @@
           <w:color w:val="0000FF"/>
           <w:sz w:val="24"/>
         </w:rPr>
-        <w:hyperlink r:id="rId19" w:history="1">
+        <w:hyperlink r:id="rId21" w:history="1">
           <w:r>
             <w:rPr>
               <w:rStyle w:val="Hyperlink"/>
@@ -2577,14 +2661,7 @@
           <w:color w:val="0000FF"/>
           <w:sz w:val="24"/>
         </w:rPr>
-        <w:hyperlink r:id="rId19" w:history="1">
-          <w:r>
-            <w:rPr>
-              <w:rStyle w:val="Hyperlink"/>
-            </w:rPr>
-            <w:t>h</w:t>
-          </w:r>
-        </w:hyperlink>
+        <w:t>h</w:t>
       </w:r>
       <w:r>
         <w:rPr>
@@ -4233,7 +4310,43 @@
           <w:color w:val="000000"/>
           <w:sz w:val="24"/>
         </w:rPr>
-        <w:t>. Please note: these photographs also show the pe</w:t>
+        <w:t>. Please note: these photographs als</w:t>
+      </w:r>
+      <w:r>
+        <w:rPr>
+          <w:u w:val="single" w:color="0000ff"/>
+          <w:rFonts w:ascii="Charis SIL Regular" w:hAnsi="Charis SIL Regular" w:eastAsia="Charis SIL Regular"/>
+          <w:b w:val="0"/>
+          <w:i w:val="0"/>
+          <w:color w:val="000000"/>
+          <w:sz w:val="24"/>
+        </w:rPr>
+        <w:hyperlink r:id="rId25" w:history="1">
+          <w:r>
+            <w:rPr>
+              <w:rStyle w:val="Hyperlink"/>
+            </w:rPr>
+            <w:t>o sho</w:t>
+          </w:r>
+        </w:hyperlink>
+      </w:r>
+      <w:r>
+        <w:rPr>
+          <w:u w:val="single" w:color="0000ff"/>
+          <w:rFonts w:ascii="Charis SIL Regular" w:hAnsi="Charis SIL Regular" w:eastAsia="Charis SIL Regular"/>
+          <w:b w:val="0"/>
+          <w:i w:val="0"/>
+          <w:color w:val="000000"/>
+          <w:sz w:val="24"/>
+        </w:rPr>
+        <w:hyperlink r:id="rId25" w:history="1">
+          <w:r>
+            <w:rPr>
+              <w:rStyle w:val="Hyperlink"/>
+            </w:rPr>
+            <w:t>w the pe</w:t>
+          </w:r>
+        </w:hyperlink>
       </w:r>
       <w:r>
         <w:rPr>

--- a/EXPORTS/DOCX/published/niveau3/English/Wereldtentoonstelling1883.docx
+++ b/EXPORTS/DOCX/published/niveau3/English/Wereldtentoonstelling1883.docx
@@ -1029,7 +1029,7 @@
           <w:sz w:val="24"/>
           <w:u w:val="single"/>
         </w:rPr>
-        <w:hyperlink r:id="rId13" w:history="1">
+        <w:hyperlink r:id="rId12" w:history="1">
           <w:r>
             <w:rPr>
               <w:rStyle w:val="Hyperlink"/>
@@ -1122,7 +1122,7 @@
           <w:sz w:val="24"/>
           <w:u w:val="single"/>
         </w:rPr>
-        <w:hyperlink r:id="rId14" w:history="1">
+        <w:hyperlink r:id="rId13" w:history="1">
           <w:r>
             <w:rPr>
               <w:rStyle w:val="Hyperlink"/>
@@ -2544,7 +2544,7 @@
           <w:sz w:val="24"/>
           <w:u w:val="single"/>
         </w:rPr>
-        <w:hyperlink r:id="rId21" w:history="1">
+        <w:hyperlink r:id="rId19" w:history="1">
           <w:r>
             <w:rPr>
               <w:rStyle w:val="Hyperlink"/>
@@ -2573,7 +2573,7 @@
           <w:sz w:val="24"/>
           <w:u w:val="single"/>
         </w:rPr>
-        <w:hyperlink r:id="rId21" w:history="1">
+        <w:hyperlink r:id="rId19" w:history="1">
           <w:r>
             <w:rPr>
               <w:rStyle w:val="Hyperlink"/>
@@ -2591,12 +2591,12 @@
           <w:sz w:val="24"/>
           <w:u w:val="single"/>
         </w:rPr>
-        <w:hyperlink r:id="rId21" w:history="1">
+        <w:hyperlink r:id="rId19" w:history="1">
           <w:r>
             <w:rPr>
               <w:rStyle w:val="Hyperlink"/>
             </w:rPr>
-            <w:t>tnograf</w:t>
+            <w:t>tnografi</w:t>
           </w:r>
         </w:hyperlink>
       </w:r>
@@ -2609,25 +2609,7 @@
           <w:sz w:val="24"/>
           <w:u w:val="single"/>
         </w:rPr>
-        <w:hyperlink r:id="rId21" w:history="1">
-          <w:r>
-            <w:rPr>
-              <w:rStyle w:val="Hyperlink"/>
-            </w:rPr>
-            <w:t>i</w:t>
-          </w:r>
-        </w:hyperlink>
-      </w:r>
-      <w:r>
-        <w:rPr>
-          <w:rFonts w:ascii="Charis SIL Regular" w:hAnsi="Charis SIL Regular" w:eastAsia="Charis SIL Regular"/>
-          <w:b w:val="0"/>
-          <w:i w:val="0"/>
-          <w:color w:val="0000FF"/>
-          <w:sz w:val="24"/>
-          <w:u w:val="single"/>
-        </w:rPr>
-        <w:hyperlink r:id="rId21" w:history="1">
+        <w:hyperlink r:id="rId19" w:history="1">
           <w:r>
             <w:rPr>
               <w:rStyle w:val="Hyperlink"/>
@@ -2643,15 +2625,9 @@
           <w:i w:val="0"/>
           <w:color w:val="0000FF"/>
           <w:sz w:val="24"/>
-        </w:rPr>
-        <w:hyperlink r:id="rId21" w:history="1">
-          <w:r>
-            <w:rPr>
-              <w:rStyle w:val="Hyperlink"/>
-            </w:rPr>
-            <w:t>c</w:t>
-          </w:r>
-        </w:hyperlink>
+          <w:u w:val="single"/>
+        </w:rPr>
+        <w:t>c</w:t>
       </w:r>
       <w:r>
         <w:rPr>
@@ -2660,6 +2636,7 @@
           <w:i w:val="0"/>
           <w:color w:val="0000FF"/>
           <w:sz w:val="24"/>
+          <w:u w:val="single"/>
         </w:rPr>
         <w:t>h</w:t>
       </w:r>
@@ -5557,6 +5534,7 @@
           <w:i w:val="0"/>
           <w:color w:val="0000FF"/>
           <w:sz w:val="24"/>
+          <w:u w:val="single"/>
         </w:rPr>
         <w:t>-</w:t>
       </w:r>

--- a/EXPORTS/DOCX/published/niveau3/English/Wereldtentoonstelling1883.docx
+++ b/EXPORTS/DOCX/published/niveau3/English/Wereldtentoonstelling1883.docx
@@ -2324,7 +2324,6 @@
           <w:i w:val="0"/>
           <w:color w:val="0000FF"/>
           <w:sz w:val="24"/>
-          <w:u w:val="single"/>
         </w:rPr>
         <w:hyperlink r:id="rId19" w:history="1">
           <w:r>
@@ -2522,18 +2521,7 @@
           <w:color w:val="000000"/>
           <w:sz w:val="24"/>
         </w:rPr>
-        <w:t>. The majority we</w:t>
-      </w:r>
-      <w:r>
-        <w:rPr>
-          <w:u w:val="single" w:color="0000ff"/>
-          <w:rFonts w:ascii="Charis SIL Regular" w:hAnsi="Charis SIL Regular" w:eastAsia="Charis SIL Regular"/>
-          <w:b w:val="0"/>
-          <w:i w:val="0"/>
-          <w:color w:val="000000"/>
-          <w:sz w:val="24"/>
-        </w:rPr>
-        <w:t xml:space="preserve">nt to the </w:t>
+        <w:t xml:space="preserve">. The majority went to the </w:t>
       </w:r>
       <w:r>
         <w:rPr>
@@ -2596,7 +2584,7 @@
             <w:rPr>
               <w:rStyle w:val="Hyperlink"/>
             </w:rPr>
-            <w:t>tnografi</w:t>
+            <w:t>tnografis</w:t>
           </w:r>
         </w:hyperlink>
       </w:r>
@@ -2614,7 +2602,7 @@
             <w:rPr>
               <w:rStyle w:val="Hyperlink"/>
             </w:rPr>
-            <w:t>s</w:t>
+            <w:t>c</w:t>
           </w:r>
         </w:hyperlink>
       </w:r>
@@ -2627,18 +2615,14 @@
           <w:sz w:val="24"/>
           <w:u w:val="single"/>
         </w:rPr>
-        <w:t>c</w:t>
-      </w:r>
-      <w:r>
-        <w:rPr>
-          <w:rFonts w:ascii="Charis SIL Regular" w:hAnsi="Charis SIL Regular" w:eastAsia="Charis SIL Regular"/>
-          <w:b w:val="0"/>
-          <w:i w:val="0"/>
-          <w:color w:val="0000FF"/>
-          <w:sz w:val="24"/>
-          <w:u w:val="single"/>
-        </w:rPr>
-        <w:t>h</w:t>
+        <w:hyperlink r:id="rId19" w:history="1">
+          <w:r>
+            <w:rPr>
+              <w:rStyle w:val="Hyperlink"/>
+            </w:rPr>
+            <w:t>h</w:t>
+          </w:r>
+        </w:hyperlink>
       </w:r>
       <w:r>
         <w:rPr>
@@ -2665,9 +2649,19 @@
             <w:rPr>
               <w:rStyle w:val="Hyperlink"/>
             </w:rPr>
-            <w:t>Museum</w:t>
+            <w:t>Museu</w:t>
           </w:r>
         </w:hyperlink>
+      </w:r>
+      <w:r>
+        <w:rPr>
+          <w:rFonts w:ascii="Charis SIL Regular" w:hAnsi="Charis SIL Regular" w:eastAsia="Charis SIL Regular"/>
+          <w:b w:val="0"/>
+          <w:i w:val="0"/>
+          <w:color w:val="0000FF"/>
+          <w:sz w:val="24"/>
+        </w:rPr>
+        <w:t>m</w:t>
       </w:r>
       <w:r>
         <w:rPr>
@@ -4287,43 +4281,7 @@
           <w:color w:val="000000"/>
           <w:sz w:val="24"/>
         </w:rPr>
-        <w:t>. Please note: these photographs als</w:t>
-      </w:r>
-      <w:r>
-        <w:rPr>
-          <w:u w:val="single" w:color="0000ff"/>
-          <w:rFonts w:ascii="Charis SIL Regular" w:hAnsi="Charis SIL Regular" w:eastAsia="Charis SIL Regular"/>
-          <w:b w:val="0"/>
-          <w:i w:val="0"/>
-          <w:color w:val="000000"/>
-          <w:sz w:val="24"/>
-        </w:rPr>
-        <w:hyperlink r:id="rId25" w:history="1">
-          <w:r>
-            <w:rPr>
-              <w:rStyle w:val="Hyperlink"/>
-            </w:rPr>
-            <w:t>o sho</w:t>
-          </w:r>
-        </w:hyperlink>
-      </w:r>
-      <w:r>
-        <w:rPr>
-          <w:u w:val="single" w:color="0000ff"/>
-          <w:rFonts w:ascii="Charis SIL Regular" w:hAnsi="Charis SIL Regular" w:eastAsia="Charis SIL Regular"/>
-          <w:b w:val="0"/>
-          <w:i w:val="0"/>
-          <w:color w:val="000000"/>
-          <w:sz w:val="24"/>
-        </w:rPr>
-        <w:hyperlink r:id="rId25" w:history="1">
-          <w:r>
-            <w:rPr>
-              <w:rStyle w:val="Hyperlink"/>
-            </w:rPr>
-            <w:t>w the pe</w:t>
-          </w:r>
-        </w:hyperlink>
+        <w:t>. Please note: these photographs also show the pe</w:t>
       </w:r>
       <w:r>
         <w:rPr>
@@ -5534,7 +5492,6 @@
           <w:i w:val="0"/>
           <w:color w:val="0000FF"/>
           <w:sz w:val="24"/>
-          <w:u w:val="single"/>
         </w:rPr>
         <w:t>-</w:t>
       </w:r>

--- a/EXPORTS/DOCX/published/niveau3/English/Wereldtentoonstelling1883.docx
+++ b/EXPORTS/DOCX/published/niveau3/English/Wereldtentoonstelling1883.docx
@@ -982,7 +982,7 @@
           <w:sz w:val="24"/>
           <w:u w:val="single"/>
         </w:rPr>
-        <w:hyperlink r:id="rId12" w:history="1">
+        <w:hyperlink r:id="rId13" w:history="1">
           <w:r>
             <w:rPr>
               <w:rStyle w:val="Hyperlink"/>
@@ -1000,7 +1000,7 @@
           <w:sz w:val="24"/>
           <w:u w:val="single"/>
         </w:rPr>
-        <w:hyperlink r:id="rId12" w:history="1">
+        <w:hyperlink r:id="rId13" w:history="1">
           <w:r>
             <w:rPr>
               <w:rStyle w:val="Hyperlink"/>
@@ -1029,7 +1029,7 @@
           <w:sz w:val="24"/>
           <w:u w:val="single"/>
         </w:rPr>
-        <w:hyperlink r:id="rId12" w:history="1">
+        <w:hyperlink r:id="rId13" w:history="1">
           <w:r>
             <w:rPr>
               <w:rStyle w:val="Hyperlink"/>
@@ -1140,7 +1140,7 @@
           <w:sz w:val="24"/>
           <w:u w:val="single"/>
         </w:rPr>
-        <w:hyperlink r:id="rId13" w:history="1">
+        <w:hyperlink r:id="rId14" w:history="1">
           <w:r>
             <w:rPr>
               <w:rStyle w:val="Hyperlink"/>
@@ -2324,6 +2324,7 @@
           <w:i w:val="0"/>
           <w:color w:val="0000FF"/>
           <w:sz w:val="24"/>
+          <w:u w:val="single"/>
         </w:rPr>
         <w:hyperlink r:id="rId19" w:history="1">
           <w:r>
@@ -2521,7 +2522,18 @@
           <w:color w:val="000000"/>
           <w:sz w:val="24"/>
         </w:rPr>
-        <w:t xml:space="preserve">. The majority went to the </w:t>
+        <w:t>. The majority we</w:t>
+      </w:r>
+      <w:r>
+        <w:rPr>
+          <w:u w:val="single" w:color="0000ff"/>
+          <w:rFonts w:ascii="Charis SIL Regular" w:hAnsi="Charis SIL Regular" w:eastAsia="Charis SIL Regular"/>
+          <w:b w:val="0"/>
+          <w:i w:val="0"/>
+          <w:color w:val="000000"/>
+          <w:sz w:val="24"/>
+        </w:rPr>
+        <w:t xml:space="preserve">nt to the </w:t>
       </w:r>
       <w:r>
         <w:rPr>
@@ -2584,7 +2596,7 @@
             <w:rPr>
               <w:rStyle w:val="Hyperlink"/>
             </w:rPr>
-            <w:t>tnografis</w:t>
+            <w:t>tnografi</w:t>
           </w:r>
         </w:hyperlink>
       </w:r>
@@ -2602,7 +2614,7 @@
             <w:rPr>
               <w:rStyle w:val="Hyperlink"/>
             </w:rPr>
-            <w:t>c</w:t>
+            <w:t>s</w:t>
           </w:r>
         </w:hyperlink>
       </w:r>
@@ -2615,14 +2627,18 @@
           <w:sz w:val="24"/>
           <w:u w:val="single"/>
         </w:rPr>
-        <w:hyperlink r:id="rId19" w:history="1">
-          <w:r>
-            <w:rPr>
-              <w:rStyle w:val="Hyperlink"/>
-            </w:rPr>
-            <w:t>h</w:t>
-          </w:r>
-        </w:hyperlink>
+        <w:t>c</w:t>
+      </w:r>
+      <w:r>
+        <w:rPr>
+          <w:rFonts w:ascii="Charis SIL Regular" w:hAnsi="Charis SIL Regular" w:eastAsia="Charis SIL Regular"/>
+          <w:b w:val="0"/>
+          <w:i w:val="0"/>
+          <w:color w:val="0000FF"/>
+          <w:sz w:val="24"/>
+          <w:u w:val="single"/>
+        </w:rPr>
+        <w:t>h</w:t>
       </w:r>
       <w:r>
         <w:rPr>
@@ -2649,19 +2665,9 @@
             <w:rPr>
               <w:rStyle w:val="Hyperlink"/>
             </w:rPr>
-            <w:t>Museu</w:t>
+            <w:t>Museum</w:t>
           </w:r>
         </w:hyperlink>
-      </w:r>
-      <w:r>
-        <w:rPr>
-          <w:rFonts w:ascii="Charis SIL Regular" w:hAnsi="Charis SIL Regular" w:eastAsia="Charis SIL Regular"/>
-          <w:b w:val="0"/>
-          <w:i w:val="0"/>
-          <w:color w:val="0000FF"/>
-          <w:sz w:val="24"/>
-        </w:rPr>
-        <w:t>m</w:t>
       </w:r>
       <w:r>
         <w:rPr>
@@ -4281,198 +4287,7 @@
           <w:color w:val="000000"/>
           <w:sz w:val="24"/>
         </w:rPr>
-        <w:t>. Please note: these photographs also show the pe</w:t>
-      </w:r>
-      <w:r>
-        <w:rPr>
-          <w:u w:val="single" w:color="0000ff"/>
-          <w:rFonts w:ascii="Charis SIL Regular" w:hAnsi="Charis SIL Regular" w:eastAsia="Charis SIL Regular"/>
-          <w:b w:val="0"/>
-          <w:i w:val="0"/>
-          <w:color w:val="000000"/>
-          <w:sz w:val="24"/>
-        </w:rPr>
-        <w:hyperlink r:id="rId25" w:history="1">
-          <w:r>
-            <w:rPr>
-              <w:rStyle w:val="Hyperlink"/>
-            </w:rPr>
-            <w:t>op</w:t>
-          </w:r>
-        </w:hyperlink>
-      </w:r>
-      <w:r>
-        <w:rPr>
-          <w:u w:val="single" w:color="0000ff"/>
-          <w:rFonts w:ascii="Charis SIL Regular" w:hAnsi="Charis SIL Regular" w:eastAsia="Charis SIL Regular"/>
-          <w:b w:val="0"/>
-          <w:i w:val="0"/>
-          <w:color w:val="000000"/>
-          <w:sz w:val="24"/>
-        </w:rPr>
-        <w:hyperlink r:id="rId25" w:history="1">
-          <w:r>
-            <w:rPr>
-              <w:rStyle w:val="Hyperlink"/>
-            </w:rPr>
-            <w:t>l</w:t>
-          </w:r>
-        </w:hyperlink>
-      </w:r>
-      <w:r>
-        <w:rPr>
-          <w:u w:val="single" w:color="0000ff"/>
-          <w:rFonts w:ascii="Charis SIL Regular" w:hAnsi="Charis SIL Regular" w:eastAsia="Charis SIL Regular"/>
-          <w:b w:val="0"/>
-          <w:i w:val="0"/>
-          <w:color w:val="000000"/>
-          <w:sz w:val="24"/>
-        </w:rPr>
-        <w:hyperlink r:id="rId25" w:history="1">
-          <w:r>
-            <w:rPr>
-              <w:rStyle w:val="Hyperlink"/>
-            </w:rPr>
-            <w:t>e from</w:t>
-          </w:r>
-        </w:hyperlink>
-      </w:r>
-      <w:r>
-        <w:rPr>
-          <w:u w:val="single" w:color="0000ff"/>
-          <w:rFonts w:ascii="Charis SIL Regular" w:hAnsi="Charis SIL Regular" w:eastAsia="Charis SIL Regular"/>
-          <w:b w:val="0"/>
-          <w:i w:val="0"/>
-          <w:color w:val="000000"/>
-          <w:sz w:val="24"/>
-        </w:rPr>
-        <w:t xml:space="preserve"> </w:t>
-      </w:r>
-      <w:r>
-        <w:rPr>
-          <w:u w:val="single" w:color="0000ff"/>
-          <w:rFonts w:ascii="Charis SIL Regular" w:hAnsi="Charis SIL Regular" w:eastAsia="Charis SIL Regular"/>
-          <w:b w:val="0"/>
-          <w:i w:val="0"/>
-          <w:color w:val="000000"/>
-          <w:sz w:val="24"/>
-        </w:rPr>
-        <w:hyperlink r:id="rId25" w:history="1">
-          <w:r>
-            <w:rPr>
-              <w:rStyle w:val="Hyperlink"/>
-            </w:rPr>
-            <w:t>the f</w:t>
-          </w:r>
-        </w:hyperlink>
-      </w:r>
-      <w:r>
-        <w:rPr>
-          <w:u w:val="single" w:color="0000ff"/>
-          <w:rFonts w:ascii="Charis SIL Regular" w:hAnsi="Charis SIL Regular" w:eastAsia="Charis SIL Regular"/>
-          <w:b w:val="0"/>
-          <w:i w:val="0"/>
-          <w:color w:val="000000"/>
-          <w:sz w:val="24"/>
-        </w:rPr>
-        <w:hyperlink r:id="rId25" w:history="1">
-          <w:r>
-            <w:rPr>
-              <w:rStyle w:val="Hyperlink"/>
-            </w:rPr>
-            <w:t>o</w:t>
-          </w:r>
-        </w:hyperlink>
-      </w:r>
-      <w:r>
-        <w:rPr>
-          <w:u w:val="single" w:color="0000ff"/>
-          <w:rFonts w:ascii="Charis SIL Regular" w:hAnsi="Charis SIL Regular" w:eastAsia="Charis SIL Regular"/>
-          <w:b w:val="0"/>
-          <w:i w:val="0"/>
-          <w:color w:val="000000"/>
-          <w:sz w:val="24"/>
-        </w:rPr>
-        <w:hyperlink r:id="rId25" w:history="1">
-          <w:r>
-            <w:rPr>
-              <w:rStyle w:val="Hyperlink"/>
-            </w:rPr>
-            <w:t>rm</w:t>
-          </w:r>
-        </w:hyperlink>
-      </w:r>
-      <w:r>
-        <w:rPr>
-          <w:u w:val="single" w:color="0000ff"/>
-          <w:rFonts w:ascii="Charis SIL Regular" w:hAnsi="Charis SIL Regular" w:eastAsia="Charis SIL Regular"/>
-          <w:b w:val="0"/>
-          <w:i w:val="0"/>
-          <w:color w:val="000000"/>
-          <w:sz w:val="24"/>
-        </w:rPr>
-        <w:hyperlink r:id="rId25" w:history="1">
-          <w:r>
-            <w:rPr>
-              <w:rStyle w:val="Hyperlink"/>
-            </w:rPr>
-            <w:t>e</w:t>
-          </w:r>
-        </w:hyperlink>
-      </w:r>
-      <w:r>
-        <w:rPr>
-          <w:u w:val="single" w:color="0000ff"/>
-          <w:rFonts w:ascii="Charis SIL Regular" w:hAnsi="Charis SIL Regular" w:eastAsia="Charis SIL Regular"/>
-          <w:b w:val="0"/>
-          <w:i w:val="0"/>
-          <w:color w:val="000000"/>
-          <w:sz w:val="24"/>
-        </w:rPr>
-        <w:hyperlink r:id="rId25" w:history="1">
-          <w:r>
-            <w:rPr>
-              <w:rStyle w:val="Hyperlink"/>
-            </w:rPr>
-            <w:t>r Dut</w:t>
-          </w:r>
-        </w:hyperlink>
-      </w:r>
-      <w:r>
-        <w:rPr>
-          <w:u w:val="single" w:color="0000ff"/>
-          <w:rFonts w:ascii="Charis SIL Regular" w:hAnsi="Charis SIL Regular" w:eastAsia="Charis SIL Regular"/>
-          <w:b w:val="0"/>
-          <w:i w:val="0"/>
-          <w:color w:val="000000"/>
-          <w:sz w:val="24"/>
-        </w:rPr>
-        <w:hyperlink r:id="rId25" w:history="1">
-          <w:r>
-            <w:rPr>
-              <w:rStyle w:val="Hyperlink"/>
-            </w:rPr>
-            <w:t>c</w:t>
-          </w:r>
-        </w:hyperlink>
-      </w:r>
-      <w:r>
-        <w:rPr>
-          <w:u w:val="single" w:color="0000ff"/>
-          <w:rFonts w:ascii="Charis SIL Regular" w:hAnsi="Charis SIL Regular" w:eastAsia="Charis SIL Regular"/>
-          <w:b w:val="0"/>
-          <w:i w:val="0"/>
-          <w:color w:val="000000"/>
-          <w:sz w:val="24"/>
-        </w:rPr>
-        <w:hyperlink r:id="rId25" w:history="1">
-          <w:r>
-            <w:rPr>
-              <w:rStyle w:val="Hyperlink"/>
-            </w:rPr>
-            <w:t>h East Indi</w:t>
-          </w:r>
-        </w:hyperlink>
+        <w:t>. Please note: these photographs also show the people from the former Dutch East Indi</w:t>
       </w:r>
       <w:r>
         <w:rPr>
@@ -5464,7 +5279,7 @@
             <w:rPr>
               <w:rStyle w:val="Hyperlink"/>
             </w:rPr>
-            <w:t>file/49d013d5-078</w:t>
+            <w:t>file/49d013d5-0786</w:t>
           </w:r>
         </w:hyperlink>
       </w:r>
@@ -5475,13 +5290,25 @@
           <w:i w:val="0"/>
           <w:color w:val="0000FF"/>
           <w:sz w:val="24"/>
+          <w:u w:val="single"/>
+        </w:rPr>
+        <w:t>-</w:t>
+      </w:r>
+      <w:r>
+        <w:rPr>
+          <w:rFonts w:ascii="Charis SIL Regular" w:hAnsi="Charis SIL Regular" w:eastAsia="Charis SIL Regular"/>
+          <w:b w:val="0"/>
+          <w:i w:val="0"/>
+          <w:color w:val="0000FF"/>
+          <w:sz w:val="24"/>
+          <w:u w:val="single"/>
         </w:rPr>
         <w:hyperlink r:id="rId27" w:history="1">
           <w:r>
             <w:rPr>
               <w:rStyle w:val="Hyperlink"/>
             </w:rPr>
-            <w:t>6</w:t>
+            <w:t>db08</w:t>
           </w:r>
         </w:hyperlink>
       </w:r>
@@ -5494,24 +5321,6 @@
           <w:sz w:val="24"/>
         </w:rPr>
         <w:t>-</w:t>
-      </w:r>
-      <w:r>
-        <w:rPr>
-          <w:rFonts w:ascii="Charis SIL Regular" w:hAnsi="Charis SIL Regular" w:eastAsia="Charis SIL Regular"/>
-          <w:b w:val="0"/>
-          <w:i w:val="0"/>
-          <w:color w:val="0000FF"/>
-          <w:sz w:val="24"/>
-          <w:u w:val="single"/>
-        </w:rPr>
-        <w:hyperlink r:id="rId27" w:history="1">
-          <w:r>
-            <w:rPr>
-              <w:rStyle w:val="Hyperlink"/>
-            </w:rPr>
-            <w:t>db08-</w:t>
-          </w:r>
-        </w:hyperlink>
       </w:r>
       <w:r>
         <w:rPr>

--- a/EXPORTS/DOCX/published/niveau3/English/Wereldtentoonstelling1883.docx
+++ b/EXPORTS/DOCX/published/niveau3/English/Wereldtentoonstelling1883.docx
@@ -982,14 +982,7 @@
           <w:sz w:val="24"/>
           <w:u w:val="single"/>
         </w:rPr>
-        <w:hyperlink r:id="rId13" w:history="1">
-          <w:r>
-            <w:rPr>
-              <w:rStyle w:val="Hyperlink"/>
-            </w:rPr>
-            <w:t>Rijksmuseu</w:t>
-          </w:r>
-        </w:hyperlink>
+        <w:t>Rijksmuseu</w:t>
       </w:r>
       <w:r>
         <w:rPr>
@@ -1000,7 +993,7 @@
           <w:sz w:val="24"/>
           <w:u w:val="single"/>
         </w:rPr>
-        <w:hyperlink r:id="rId13" w:history="1">
+        <w:hyperlink r:id="rId12" w:history="1">
           <w:r>
             <w:rPr>
               <w:rStyle w:val="Hyperlink"/>
@@ -1029,7 +1022,7 @@
           <w:sz w:val="24"/>
           <w:u w:val="single"/>
         </w:rPr>
-        <w:hyperlink r:id="rId13" w:history="1">
+        <w:hyperlink r:id="rId12" w:history="1">
           <w:r>
             <w:rPr>
               <w:rStyle w:val="Hyperlink"/>
@@ -1140,7 +1133,7 @@
           <w:sz w:val="24"/>
           <w:u w:val="single"/>
         </w:rPr>
-        <w:hyperlink r:id="rId14" w:history="1">
+        <w:hyperlink r:id="rId13" w:history="1">
           <w:r>
             <w:rPr>
               <w:rStyle w:val="Hyperlink"/>
@@ -2344,7 +2337,7 @@
           <w:sz w:val="24"/>
           <w:u w:val="single"/>
         </w:rPr>
-        <w:hyperlink r:id="rId18" w:history="1">
+        <w:hyperlink r:id="rId19" w:history="1">
           <w:r>
             <w:rPr>
               <w:rStyle w:val="Hyperlink"/>
@@ -2373,7 +2366,7 @@
           <w:sz w:val="24"/>
           <w:u w:val="single"/>
         </w:rPr>
-        <w:hyperlink r:id="rId18" w:history="1">
+        <w:hyperlink r:id="rId19" w:history="1">
           <w:r>
             <w:rPr>
               <w:rStyle w:val="Hyperlink"/>
@@ -2533,7 +2526,14 @@
           <w:color w:val="000000"/>
           <w:sz w:val="24"/>
         </w:rPr>
-        <w:t xml:space="preserve">nt to the </w:t>
+        <w:hyperlink r:id="rId19" w:history="1">
+          <w:r>
+            <w:rPr>
+              <w:rStyle w:val="Hyperlink"/>
+            </w:rPr>
+            <w:t xml:space="preserve">nt to the </w:t>
+          </w:r>
+        </w:hyperlink>
       </w:r>
       <w:r>
         <w:rPr>
@@ -2625,9 +2625,15 @@
           <w:i w:val="0"/>
           <w:color w:val="0000FF"/>
           <w:sz w:val="24"/>
-          <w:u w:val="single"/>
-        </w:rPr>
-        <w:t>c</w:t>
+        </w:rPr>
+        <w:hyperlink r:id="rId19" w:history="1">
+          <w:r>
+            <w:rPr>
+              <w:rStyle w:val="Hyperlink"/>
+            </w:rPr>
+            <w:t>c</w:t>
+          </w:r>
+        </w:hyperlink>
       </w:r>
       <w:r>
         <w:rPr>
@@ -2636,9 +2642,15 @@
           <w:i w:val="0"/>
           <w:color w:val="0000FF"/>
           <w:sz w:val="24"/>
-          <w:u w:val="single"/>
-        </w:rPr>
-        <w:t>h</w:t>
+        </w:rPr>
+        <w:hyperlink r:id="rId19" w:history="1">
+          <w:r>
+            <w:rPr>
+              <w:rStyle w:val="Hyperlink"/>
+            </w:rPr>
+            <w:t>h</w:t>
+          </w:r>
+        </w:hyperlink>
       </w:r>
       <w:r>
         <w:rPr>
@@ -4287,7 +4299,234 @@
           <w:color w:val="000000"/>
           <w:sz w:val="24"/>
         </w:rPr>
-        <w:t>. Please note: these photographs also show the people from the former Dutch East Indi</w:t>
+        <w:t>. Please note: these photographs als</w:t>
+      </w:r>
+      <w:r>
+        <w:rPr>
+          <w:u w:val="single" w:color="0000ff"/>
+          <w:rFonts w:ascii="Charis SIL Regular" w:hAnsi="Charis SIL Regular" w:eastAsia="Charis SIL Regular"/>
+          <w:b w:val="0"/>
+          <w:i w:val="0"/>
+          <w:color w:val="000000"/>
+          <w:sz w:val="24"/>
+        </w:rPr>
+        <w:hyperlink r:id="rId25" w:history="1">
+          <w:r>
+            <w:rPr>
+              <w:rStyle w:val="Hyperlink"/>
+            </w:rPr>
+            <w:t>o sho</w:t>
+          </w:r>
+        </w:hyperlink>
+      </w:r>
+      <w:r>
+        <w:rPr>
+          <w:u w:val="single" w:color="0000ff"/>
+          <w:rFonts w:ascii="Charis SIL Regular" w:hAnsi="Charis SIL Regular" w:eastAsia="Charis SIL Regular"/>
+          <w:b w:val="0"/>
+          <w:i w:val="0"/>
+          <w:color w:val="000000"/>
+          <w:sz w:val="24"/>
+        </w:rPr>
+        <w:hyperlink r:id="rId25" w:history="1">
+          <w:r>
+            <w:rPr>
+              <w:rStyle w:val="Hyperlink"/>
+            </w:rPr>
+            <w:t>w the pe</w:t>
+          </w:r>
+        </w:hyperlink>
+      </w:r>
+      <w:r>
+        <w:rPr>
+          <w:u w:val="single" w:color="0000ff"/>
+          <w:rFonts w:ascii="Charis SIL Regular" w:hAnsi="Charis SIL Regular" w:eastAsia="Charis SIL Regular"/>
+          <w:b w:val="0"/>
+          <w:i w:val="0"/>
+          <w:color w:val="000000"/>
+          <w:sz w:val="24"/>
+        </w:rPr>
+        <w:hyperlink r:id="rId25" w:history="1">
+          <w:r>
+            <w:rPr>
+              <w:rStyle w:val="Hyperlink"/>
+            </w:rPr>
+            <w:t>op</w:t>
+          </w:r>
+        </w:hyperlink>
+      </w:r>
+      <w:r>
+        <w:rPr>
+          <w:u w:val="single" w:color="0000ff"/>
+          <w:rFonts w:ascii="Charis SIL Regular" w:hAnsi="Charis SIL Regular" w:eastAsia="Charis SIL Regular"/>
+          <w:b w:val="0"/>
+          <w:i w:val="0"/>
+          <w:color w:val="000000"/>
+          <w:sz w:val="24"/>
+        </w:rPr>
+        <w:hyperlink r:id="rId25" w:history="1">
+          <w:r>
+            <w:rPr>
+              <w:rStyle w:val="Hyperlink"/>
+            </w:rPr>
+            <w:t>l</w:t>
+          </w:r>
+        </w:hyperlink>
+      </w:r>
+      <w:r>
+        <w:rPr>
+          <w:u w:val="single" w:color="0000ff"/>
+          <w:rFonts w:ascii="Charis SIL Regular" w:hAnsi="Charis SIL Regular" w:eastAsia="Charis SIL Regular"/>
+          <w:b w:val="0"/>
+          <w:i w:val="0"/>
+          <w:color w:val="000000"/>
+          <w:sz w:val="24"/>
+        </w:rPr>
+        <w:hyperlink r:id="rId25" w:history="1">
+          <w:r>
+            <w:rPr>
+              <w:rStyle w:val="Hyperlink"/>
+            </w:rPr>
+            <w:t>e from</w:t>
+          </w:r>
+        </w:hyperlink>
+      </w:r>
+      <w:r>
+        <w:rPr>
+          <w:u w:val="single" w:color="0000ff"/>
+          <w:rFonts w:ascii="Charis SIL Regular" w:hAnsi="Charis SIL Regular" w:eastAsia="Charis SIL Regular"/>
+          <w:b w:val="0"/>
+          <w:i w:val="0"/>
+          <w:color w:val="000000"/>
+          <w:sz w:val="24"/>
+        </w:rPr>
+        <w:t xml:space="preserve"> </w:t>
+      </w:r>
+      <w:r>
+        <w:rPr>
+          <w:u w:val="single" w:color="0000ff"/>
+          <w:rFonts w:ascii="Charis SIL Regular" w:hAnsi="Charis SIL Regular" w:eastAsia="Charis SIL Regular"/>
+          <w:b w:val="0"/>
+          <w:i w:val="0"/>
+          <w:color w:val="000000"/>
+          <w:sz w:val="24"/>
+        </w:rPr>
+        <w:hyperlink r:id="rId25" w:history="1">
+          <w:r>
+            <w:rPr>
+              <w:rStyle w:val="Hyperlink"/>
+            </w:rPr>
+            <w:t>the f</w:t>
+          </w:r>
+        </w:hyperlink>
+      </w:r>
+      <w:r>
+        <w:rPr>
+          <w:u w:val="single" w:color="0000ff"/>
+          <w:rFonts w:ascii="Charis SIL Regular" w:hAnsi="Charis SIL Regular" w:eastAsia="Charis SIL Regular"/>
+          <w:b w:val="0"/>
+          <w:i w:val="0"/>
+          <w:color w:val="000000"/>
+          <w:sz w:val="24"/>
+        </w:rPr>
+        <w:hyperlink r:id="rId25" w:history="1">
+          <w:r>
+            <w:rPr>
+              <w:rStyle w:val="Hyperlink"/>
+            </w:rPr>
+            <w:t>o</w:t>
+          </w:r>
+        </w:hyperlink>
+      </w:r>
+      <w:r>
+        <w:rPr>
+          <w:u w:val="single" w:color="0000ff"/>
+          <w:rFonts w:ascii="Charis SIL Regular" w:hAnsi="Charis SIL Regular" w:eastAsia="Charis SIL Regular"/>
+          <w:b w:val="0"/>
+          <w:i w:val="0"/>
+          <w:color w:val="000000"/>
+          <w:sz w:val="24"/>
+        </w:rPr>
+        <w:hyperlink r:id="rId25" w:history="1">
+          <w:r>
+            <w:rPr>
+              <w:rStyle w:val="Hyperlink"/>
+            </w:rPr>
+            <w:t>rm</w:t>
+          </w:r>
+        </w:hyperlink>
+      </w:r>
+      <w:r>
+        <w:rPr>
+          <w:u w:val="single" w:color="0000ff"/>
+          <w:rFonts w:ascii="Charis SIL Regular" w:hAnsi="Charis SIL Regular" w:eastAsia="Charis SIL Regular"/>
+          <w:b w:val="0"/>
+          <w:i w:val="0"/>
+          <w:color w:val="000000"/>
+          <w:sz w:val="24"/>
+        </w:rPr>
+        <w:hyperlink r:id="rId25" w:history="1">
+          <w:r>
+            <w:rPr>
+              <w:rStyle w:val="Hyperlink"/>
+            </w:rPr>
+            <w:t>e</w:t>
+          </w:r>
+        </w:hyperlink>
+      </w:r>
+      <w:r>
+        <w:rPr>
+          <w:u w:val="single" w:color="0000ff"/>
+          <w:rFonts w:ascii="Charis SIL Regular" w:hAnsi="Charis SIL Regular" w:eastAsia="Charis SIL Regular"/>
+          <w:b w:val="0"/>
+          <w:i w:val="0"/>
+          <w:color w:val="000000"/>
+          <w:sz w:val="24"/>
+        </w:rPr>
+        <w:hyperlink r:id="rId25" w:history="1">
+          <w:r>
+            <w:rPr>
+              <w:rStyle w:val="Hyperlink"/>
+            </w:rPr>
+            <w:t>r Dut</w:t>
+          </w:r>
+        </w:hyperlink>
+      </w:r>
+      <w:r>
+        <w:rPr>
+          <w:u w:val="single" w:color="0000ff"/>
+          <w:rFonts w:ascii="Charis SIL Regular" w:hAnsi="Charis SIL Regular" w:eastAsia="Charis SIL Regular"/>
+          <w:b w:val="0"/>
+          <w:i w:val="0"/>
+          <w:color w:val="000000"/>
+          <w:sz w:val="24"/>
+        </w:rPr>
+        <w:hyperlink r:id="rId25" w:history="1">
+          <w:r>
+            <w:rPr>
+              <w:rStyle w:val="Hyperlink"/>
+            </w:rPr>
+            <w:t>c</w:t>
+          </w:r>
+        </w:hyperlink>
+      </w:r>
+      <w:r>
+        <w:rPr>
+          <w:u w:val="single" w:color="0000ff"/>
+          <w:rFonts w:ascii="Charis SIL Regular" w:hAnsi="Charis SIL Regular" w:eastAsia="Charis SIL Regular"/>
+          <w:b w:val="0"/>
+          <w:i w:val="0"/>
+          <w:color w:val="000000"/>
+          <w:sz w:val="24"/>
+        </w:rPr>
+        <w:hyperlink r:id="rId25" w:history="1">
+          <w:r>
+            <w:rPr>
+              <w:rStyle w:val="Hyperlink"/>
+            </w:rPr>
+            <w:t>h East Indi</w:t>
+          </w:r>
+        </w:hyperlink>
       </w:r>
       <w:r>
         <w:rPr>
@@ -5279,7 +5518,7 @@
             <w:rPr>
               <w:rStyle w:val="Hyperlink"/>
             </w:rPr>
-            <w:t>file/49d013d5-0786</w:t>
+            <w:t>file/49d013d5-078</w:t>
           </w:r>
         </w:hyperlink>
       </w:r>
@@ -5290,25 +5529,13 @@
           <w:i w:val="0"/>
           <w:color w:val="0000FF"/>
           <w:sz w:val="24"/>
-          <w:u w:val="single"/>
-        </w:rPr>
-        <w:t>-</w:t>
-      </w:r>
-      <w:r>
-        <w:rPr>
-          <w:rFonts w:ascii="Charis SIL Regular" w:hAnsi="Charis SIL Regular" w:eastAsia="Charis SIL Regular"/>
-          <w:b w:val="0"/>
-          <w:i w:val="0"/>
-          <w:color w:val="0000FF"/>
-          <w:sz w:val="24"/>
-          <w:u w:val="single"/>
         </w:rPr>
         <w:hyperlink r:id="rId27" w:history="1">
           <w:r>
             <w:rPr>
               <w:rStyle w:val="Hyperlink"/>
             </w:rPr>
-            <w:t>db08</w:t>
+            <w:t>6</w:t>
           </w:r>
         </w:hyperlink>
       </w:r>
@@ -5321,6 +5548,24 @@
           <w:sz w:val="24"/>
         </w:rPr>
         <w:t>-</w:t>
+      </w:r>
+      <w:r>
+        <w:rPr>
+          <w:rFonts w:ascii="Charis SIL Regular" w:hAnsi="Charis SIL Regular" w:eastAsia="Charis SIL Regular"/>
+          <w:b w:val="0"/>
+          <w:i w:val="0"/>
+          <w:color w:val="0000FF"/>
+          <w:sz w:val="24"/>
+          <w:u w:val="single"/>
+        </w:rPr>
+        <w:hyperlink r:id="rId27" w:history="1">
+          <w:r>
+            <w:rPr>
+              <w:rStyle w:val="Hyperlink"/>
+            </w:rPr>
+            <w:t>db08-</w:t>
+          </w:r>
+        </w:hyperlink>
       </w:r>
       <w:r>
         <w:rPr>

--- a/EXPORTS/DOCX/published/niveau3/English/Wereldtentoonstelling1883.docx
+++ b/EXPORTS/DOCX/published/niveau3/English/Wereldtentoonstelling1883.docx
@@ -982,7 +982,14 @@
           <w:sz w:val="24"/>
           <w:u w:val="single"/>
         </w:rPr>
-        <w:t>Rijksmuseu</w:t>
+        <w:hyperlink r:id="rId12" w:history="1">
+          <w:r>
+            <w:rPr>
+              <w:rStyle w:val="Hyperlink"/>
+            </w:rPr>
+            <w:t>Rijksmuseu</w:t>
+          </w:r>
+        </w:hyperlink>
       </w:r>
       <w:r>
         <w:rPr>
@@ -1115,7 +1122,7 @@
           <w:sz w:val="24"/>
           <w:u w:val="single"/>
         </w:rPr>
-        <w:hyperlink r:id="rId13" w:history="1">
+        <w:hyperlink r:id="rId14" w:history="1">
           <w:r>
             <w:rPr>
               <w:rStyle w:val="Hyperlink"/>
@@ -1133,7 +1140,7 @@
           <w:sz w:val="24"/>
           <w:u w:val="single"/>
         </w:rPr>
-        <w:hyperlink r:id="rId13" w:history="1">
+        <w:hyperlink r:id="rId14" w:history="1">
           <w:r>
             <w:rPr>
               <w:rStyle w:val="Hyperlink"/>
@@ -1151,7 +1158,7 @@
           <w:sz w:val="24"/>
           <w:u w:val="single"/>
         </w:rPr>
-        <w:hyperlink r:id="rId13" w:history="1">
+        <w:hyperlink r:id="rId14" w:history="1">
           <w:r>
             <w:rPr>
               <w:rStyle w:val="Hyperlink"/>
@@ -1180,7 +1187,7 @@
           <w:sz w:val="24"/>
           <w:u w:val="single"/>
         </w:rPr>
-        <w:hyperlink r:id="rId13" w:history="1">
+        <w:hyperlink r:id="rId14" w:history="1">
           <w:r>
             <w:rPr>
               <w:rStyle w:val="Hyperlink"/>
@@ -1219,60 +1226,13 @@
       </w:r>
       <w:r>
         <w:rPr>
-          <w:u w:val="single" w:color="0000ff"/>
           <w:rFonts w:ascii="Charis SIL Regular" w:hAnsi="Charis SIL Regular" w:eastAsia="Charis SIL Regular"/>
           <w:b w:val="0"/>
           <w:i w:val="0"/>
           <w:color w:val="000000"/>
           <w:sz w:val="24"/>
         </w:rPr>
-        <w:hyperlink r:id="rId13" w:history="1">
-          <w:r>
-            <w:rPr>
-              <w:rStyle w:val="Hyperlink"/>
-            </w:rPr>
-            <w:t>responsible</w:t>
-          </w:r>
-        </w:hyperlink>
-      </w:r>
-      <w:r>
-        <w:rPr>
-          <w:u w:val="single" w:color="0000ff"/>
-          <w:rFonts w:ascii="Charis SIL Regular" w:hAnsi="Charis SIL Regular" w:eastAsia="Charis SIL Regular"/>
-          <w:b w:val="0"/>
-          <w:i w:val="0"/>
-          <w:color w:val="000000"/>
-          <w:sz w:val="24"/>
-        </w:rPr>
-        <w:t xml:space="preserve"> </w:t>
-      </w:r>
-      <w:r>
-        <w:rPr>
-          <w:u w:val="single" w:color="0000ff"/>
-          <w:rFonts w:ascii="Charis SIL Regular" w:hAnsi="Charis SIL Regular" w:eastAsia="Charis SIL Regular"/>
-          <w:b w:val="0"/>
-          <w:i w:val="0"/>
-          <w:color w:val="000000"/>
-          <w:sz w:val="24"/>
-        </w:rPr>
-        <w:hyperlink r:id="rId13" w:history="1">
-          <w:r>
-            <w:rPr>
-              <w:rStyle w:val="Hyperlink"/>
-            </w:rPr>
-            <w:t>for colle</w:t>
-          </w:r>
-        </w:hyperlink>
-      </w:r>
-      <w:r>
-        <w:rPr>
-          <w:rFonts w:ascii="Charis SIL Regular" w:hAnsi="Charis SIL Regular" w:eastAsia="Charis SIL Regular"/>
-          <w:b w:val="0"/>
-          <w:i w:val="0"/>
-          <w:color w:val="000000"/>
-          <w:sz w:val="24"/>
-        </w:rPr>
-        <w:t>cting objects in the Dutch East Indies and it was he who</w:t>
+        <w:t>responsible for collecting objects in the Dutch East Indies and it was he who</w:t>
       </w:r>
       <w:r>
         <w:rPr>
@@ -2337,7 +2297,7 @@
           <w:sz w:val="24"/>
           <w:u w:val="single"/>
         </w:rPr>
-        <w:hyperlink r:id="rId19" w:history="1">
+        <w:hyperlink r:id="rId18" w:history="1">
           <w:r>
             <w:rPr>
               <w:rStyle w:val="Hyperlink"/>
@@ -2366,7 +2326,7 @@
           <w:sz w:val="24"/>
           <w:u w:val="single"/>
         </w:rPr>
-        <w:hyperlink r:id="rId19" w:history="1">
+        <w:hyperlink r:id="rId18" w:history="1">
           <w:r>
             <w:rPr>
               <w:rStyle w:val="Hyperlink"/>
@@ -2526,14 +2486,7 @@
           <w:color w:val="000000"/>
           <w:sz w:val="24"/>
         </w:rPr>
-        <w:hyperlink r:id="rId19" w:history="1">
-          <w:r>
-            <w:rPr>
-              <w:rStyle w:val="Hyperlink"/>
-            </w:rPr>
-            <w:t xml:space="preserve">nt to the </w:t>
-          </w:r>
-        </w:hyperlink>
+        <w:t xml:space="preserve">nt to the </w:t>
       </w:r>
       <w:r>
         <w:rPr>
@@ -2625,15 +2578,9 @@
           <w:i w:val="0"/>
           <w:color w:val="0000FF"/>
           <w:sz w:val="24"/>
-        </w:rPr>
-        <w:hyperlink r:id="rId19" w:history="1">
-          <w:r>
-            <w:rPr>
-              <w:rStyle w:val="Hyperlink"/>
-            </w:rPr>
-            <w:t>c</w:t>
-          </w:r>
-        </w:hyperlink>
+          <w:u w:val="single"/>
+        </w:rPr>
+        <w:t>c</w:t>
       </w:r>
       <w:r>
         <w:rPr>
@@ -2642,15 +2589,9 @@
           <w:i w:val="0"/>
           <w:color w:val="0000FF"/>
           <w:sz w:val="24"/>
-        </w:rPr>
-        <w:hyperlink r:id="rId19" w:history="1">
-          <w:r>
-            <w:rPr>
-              <w:rStyle w:val="Hyperlink"/>
-            </w:rPr>
-            <w:t>h</w:t>
-          </w:r>
-        </w:hyperlink>
+          <w:u w:val="single"/>
+        </w:rPr>
+        <w:t>h</w:t>
       </w:r>
       <w:r>
         <w:rPr>
@@ -5529,15 +5470,9 @@
           <w:i w:val="0"/>
           <w:color w:val="0000FF"/>
           <w:sz w:val="24"/>
-        </w:rPr>
-        <w:hyperlink r:id="rId27" w:history="1">
-          <w:r>
-            <w:rPr>
-              <w:rStyle w:val="Hyperlink"/>
-            </w:rPr>
-            <w:t>6</w:t>
-          </w:r>
-        </w:hyperlink>
+          <w:u w:val="single"/>
+        </w:rPr>
+        <w:t>6</w:t>
       </w:r>
       <w:r>
         <w:rPr>

--- a/EXPORTS/DOCX/published/niveau3/English/Wereldtentoonstelling1883.docx
+++ b/EXPORTS/DOCX/published/niveau3/English/Wereldtentoonstelling1883.docx
@@ -1192,7 +1192,7 @@
             <w:rPr>
               <w:rStyle w:val="Hyperlink"/>
             </w:rPr>
-            <w:t>V</w:t>
+            <w:t>Veth</w:t>
           </w:r>
         </w:hyperlink>
       </w:r>
@@ -1201,38 +1201,67 @@
           <w:rFonts w:ascii="Charis SIL Regular" w:hAnsi="Charis SIL Regular" w:eastAsia="Charis SIL Regular"/>
           <w:b w:val="0"/>
           <w:i w:val="0"/>
-          <w:color w:val="0000FF"/>
-          <w:sz w:val="24"/>
-          <w:u w:val="single"/>
-        </w:rPr>
-        <w:hyperlink r:id="rId14" w:history="1">
+          <w:color w:val="000000"/>
+          <w:sz w:val="24"/>
+        </w:rPr>
+        <w:t xml:space="preserve">, was </w:t>
+      </w:r>
+      <w:r>
+        <w:rPr>
+          <w:u w:val="single" w:color="0000ff"/>
+          <w:rFonts w:ascii="Charis SIL Regular" w:hAnsi="Charis SIL Regular" w:eastAsia="Charis SIL Regular"/>
+          <w:b w:val="0"/>
+          <w:i w:val="0"/>
+          <w:color w:val="000000"/>
+          <w:sz w:val="24"/>
+        </w:rPr>
+        <w:hyperlink r:id="rId13" w:history="1">
           <w:r>
             <w:rPr>
               <w:rStyle w:val="Hyperlink"/>
             </w:rPr>
-            <w:t>eth</w:t>
+            <w:t>responsible</w:t>
           </w:r>
         </w:hyperlink>
       </w:r>
       <w:r>
         <w:rPr>
+          <w:u w:val="single" w:color="0000ff"/>
           <w:rFonts w:ascii="Charis SIL Regular" w:hAnsi="Charis SIL Regular" w:eastAsia="Charis SIL Regular"/>
           <w:b w:val="0"/>
           <w:i w:val="0"/>
           <w:color w:val="000000"/>
           <w:sz w:val="24"/>
         </w:rPr>
-        <w:t xml:space="preserve">, was </w:t>
-      </w:r>
-      <w:r>
-        <w:rPr>
+        <w:t xml:space="preserve"> </w:t>
+      </w:r>
+      <w:r>
+        <w:rPr>
+          <w:u w:val="single" w:color="0000ff"/>
           <w:rFonts w:ascii="Charis SIL Regular" w:hAnsi="Charis SIL Regular" w:eastAsia="Charis SIL Regular"/>
           <w:b w:val="0"/>
           <w:i w:val="0"/>
           <w:color w:val="000000"/>
           <w:sz w:val="24"/>
         </w:rPr>
-        <w:t>responsible for collecting objects in the Dutch East Indies and it was he who</w:t>
+        <w:hyperlink r:id="rId13" w:history="1">
+          <w:r>
+            <w:rPr>
+              <w:rStyle w:val="Hyperlink"/>
+            </w:rPr>
+            <w:t>for colle</w:t>
+          </w:r>
+        </w:hyperlink>
+      </w:r>
+      <w:r>
+        <w:rPr>
+          <w:rFonts w:ascii="Charis SIL Regular" w:hAnsi="Charis SIL Regular" w:eastAsia="Charis SIL Regular"/>
+          <w:b w:val="0"/>
+          <w:i w:val="0"/>
+          <w:color w:val="000000"/>
+          <w:sz w:val="24"/>
+        </w:rPr>
+        <w:t>cting objects in the Dutch East Indies and it was he who</w:t>
       </w:r>
       <w:r>
         <w:rPr>
@@ -2373,31 +2402,13 @@
       </w:r>
       <w:r>
         <w:rPr>
-          <w:u w:val="single" w:color="0000ff"/>
           <w:rFonts w:ascii="Charis SIL Regular" w:hAnsi="Charis SIL Regular" w:eastAsia="Charis SIL Regular"/>
           <w:b w:val="0"/>
           <w:i w:val="0"/>
           <w:color w:val="000000"/>
           <w:sz w:val="24"/>
         </w:rPr>
-        <w:hyperlink r:id="rId18" w:history="1">
-          <w:r>
-            <w:rPr>
-              <w:rStyle w:val="Hyperlink"/>
-            </w:rPr>
-            <w:t xml:space="preserve"> and t</w:t>
-          </w:r>
-        </w:hyperlink>
-      </w:r>
-      <w:r>
-        <w:rPr>
-          <w:rFonts w:ascii="Charis SIL Regular" w:hAnsi="Charis SIL Regular" w:eastAsia="Charis SIL Regular"/>
-          <w:b w:val="0"/>
-          <w:i w:val="0"/>
-          <w:color w:val="000000"/>
-          <w:sz w:val="24"/>
-        </w:rPr>
-        <w:t xml:space="preserve">he </w:t>
+        <w:t xml:space="preserve"> and the </w:t>
       </w:r>
       <w:r>
         <w:rPr>
@@ -3121,25 +3132,7 @@
           <w:color w:val="000000"/>
           <w:sz w:val="24"/>
         </w:rPr>
-        <w:t>outsid</w:t>
-      </w:r>
-      <w:r>
-        <w:rPr>
-          <w:u w:val="single" w:color="0000ff"/>
-          <w:rFonts w:ascii="Charis SIL Regular" w:hAnsi="Charis SIL Regular" w:eastAsia="Charis SIL Regular"/>
-          <w:b w:val="0"/>
-          <w:i w:val="0"/>
-          <w:color w:val="000000"/>
-          <w:sz w:val="24"/>
-        </w:rPr>
-        <w:hyperlink r:id="rId23" w:history="1">
-          <w:r>
-            <w:rPr>
-              <w:rStyle w:val="Hyperlink"/>
-            </w:rPr>
-            <w:t>e the Dutc</w:t>
-          </w:r>
-        </w:hyperlink>
+        <w:t>outside the Dutc</w:t>
       </w:r>
       <w:r>
         <w:rPr>
@@ -4694,7 +4687,7 @@
           <w:sz w:val="24"/>
           <w:u w:val="single"/>
         </w:rPr>
-        <w:t>Scientific research in colonised terr</w:t>
+        <w:t>Scientific research in colonised terri</w:t>
       </w:r>
       <w:r>
         <w:rPr>
@@ -4705,7 +4698,7 @@
           <w:sz w:val="24"/>
           <w:u w:val="single"/>
         </w:rPr>
-        <w:t>i</w:t>
+        <w:t>torie</w:t>
       </w:r>
       <w:r>
         <w:rPr>
@@ -4714,9 +4707,8 @@
           <w:i w:val="0"/>
           <w:color w:val="0000FF"/>
           <w:sz w:val="24"/>
-          <w:u w:val="single"/>
-        </w:rPr>
-        <w:t>tories</w:t>
+        </w:rPr>
+        <w:t>s</w:t>
       </w:r>
       <w:r>
         <w:br/>
@@ -5470,9 +5462,15 @@
           <w:i w:val="0"/>
           <w:color w:val="0000FF"/>
           <w:sz w:val="24"/>
-          <w:u w:val="single"/>
-        </w:rPr>
-        <w:t>6</w:t>
+        </w:rPr>
+        <w:hyperlink r:id="rId27" w:history="1">
+          <w:r>
+            <w:rPr>
+              <w:rStyle w:val="Hyperlink"/>
+            </w:rPr>
+            <w:t>6</w:t>
+          </w:r>
+        </w:hyperlink>
       </w:r>
       <w:r>
         <w:rPr>

--- a/EXPORTS/DOCX/published/niveau3/English/Wereldtentoonstelling1883.docx
+++ b/EXPORTS/DOCX/published/niveau3/English/Wereldtentoonstelling1883.docx
@@ -1029,7 +1029,7 @@
           <w:sz w:val="24"/>
           <w:u w:val="single"/>
         </w:rPr>
-        <w:hyperlink r:id="rId12" w:history="1">
+        <w:hyperlink r:id="rId13" w:history="1">
           <w:r>
             <w:rPr>
               <w:rStyle w:val="Hyperlink"/>
@@ -1140,7 +1140,7 @@
           <w:sz w:val="24"/>
           <w:u w:val="single"/>
         </w:rPr>
-        <w:hyperlink r:id="rId14" w:history="1">
+        <w:hyperlink r:id="rId13" w:history="1">
           <w:r>
             <w:rPr>
               <w:rStyle w:val="Hyperlink"/>
@@ -1158,7 +1158,7 @@
           <w:sz w:val="24"/>
           <w:u w:val="single"/>
         </w:rPr>
-        <w:hyperlink r:id="rId14" w:history="1">
+        <w:hyperlink r:id="rId13" w:history="1">
           <w:r>
             <w:rPr>
               <w:rStyle w:val="Hyperlink"/>
@@ -1187,12 +1187,30 @@
           <w:sz w:val="24"/>
           <w:u w:val="single"/>
         </w:rPr>
+        <w:hyperlink r:id="rId13" w:history="1">
+          <w:r>
+            <w:rPr>
+              <w:rStyle w:val="Hyperlink"/>
+            </w:rPr>
+            <w:t>V</w:t>
+          </w:r>
+        </w:hyperlink>
+      </w:r>
+      <w:r>
+        <w:rPr>
+          <w:rFonts w:ascii="Charis SIL Regular" w:hAnsi="Charis SIL Regular" w:eastAsia="Charis SIL Regular"/>
+          <w:b w:val="0"/>
+          <w:i w:val="0"/>
+          <w:color w:val="0000FF"/>
+          <w:sz w:val="24"/>
+          <w:u w:val="single"/>
+        </w:rPr>
         <w:hyperlink r:id="rId14" w:history="1">
           <w:r>
             <w:rPr>
               <w:rStyle w:val="Hyperlink"/>
             </w:rPr>
-            <w:t>Veth</w:t>
+            <w:t>eth</w:t>
           </w:r>
         </w:hyperlink>
       </w:r>
@@ -2402,13 +2420,31 @@
       </w:r>
       <w:r>
         <w:rPr>
+          <w:u w:val="single" w:color="0000ff"/>
           <w:rFonts w:ascii="Charis SIL Regular" w:hAnsi="Charis SIL Regular" w:eastAsia="Charis SIL Regular"/>
           <w:b w:val="0"/>
           <w:i w:val="0"/>
           <w:color w:val="000000"/>
           <w:sz w:val="24"/>
         </w:rPr>
-        <w:t xml:space="preserve"> and the </w:t>
+        <w:hyperlink r:id="rId18" w:history="1">
+          <w:r>
+            <w:rPr>
+              <w:rStyle w:val="Hyperlink"/>
+            </w:rPr>
+            <w:t xml:space="preserve"> and t</w:t>
+          </w:r>
+        </w:hyperlink>
+      </w:r>
+      <w:r>
+        <w:rPr>
+          <w:rFonts w:ascii="Charis SIL Regular" w:hAnsi="Charis SIL Regular" w:eastAsia="Charis SIL Regular"/>
+          <w:b w:val="0"/>
+          <w:i w:val="0"/>
+          <w:color w:val="000000"/>
+          <w:sz w:val="24"/>
+        </w:rPr>
+        <w:t xml:space="preserve">he </w:t>
       </w:r>
       <w:r>
         <w:rPr>
@@ -3132,25 +3168,7 @@
           <w:color w:val="000000"/>
           <w:sz w:val="24"/>
         </w:rPr>
-        <w:t>outside the Dutc</w:t>
-      </w:r>
-      <w:r>
-        <w:rPr>
-          <w:u w:val="single" w:color="0000ff"/>
-          <w:rFonts w:ascii="Charis SIL Regular" w:hAnsi="Charis SIL Regular" w:eastAsia="Charis SIL Regular"/>
-          <w:b w:val="0"/>
-          <w:i w:val="0"/>
-          <w:color w:val="000000"/>
-          <w:sz w:val="24"/>
-        </w:rPr>
-        <w:hyperlink r:id="rId23" w:history="1">
-          <w:r>
-            <w:rPr>
-              <w:rStyle w:val="Hyperlink"/>
-            </w:rPr>
-            <w:t>h c</w:t>
-          </w:r>
-        </w:hyperlink>
+        <w:t>outside the Dutch c</w:t>
       </w:r>
       <w:r>
         <w:rPr>
@@ -4687,7 +4705,7 @@
           <w:sz w:val="24"/>
           <w:u w:val="single"/>
         </w:rPr>
-        <w:t>Scientific research in colonised terri</w:t>
+        <w:t>Scientific research in colonised terr</w:t>
       </w:r>
       <w:r>
         <w:rPr>
@@ -4698,7 +4716,7 @@
           <w:sz w:val="24"/>
           <w:u w:val="single"/>
         </w:rPr>
-        <w:t>torie</w:t>
+        <w:t>i</w:t>
       </w:r>
       <w:r>
         <w:rPr>
@@ -4707,8 +4725,9 @@
           <w:i w:val="0"/>
           <w:color w:val="0000FF"/>
           <w:sz w:val="24"/>
-        </w:rPr>
-        <w:t>s</w:t>
+          <w:u w:val="single"/>
+        </w:rPr>
+        <w:t>tories</w:t>
       </w:r>
       <w:r>
         <w:br/>
@@ -5451,7 +5470,7 @@
             <w:rPr>
               <w:rStyle w:val="Hyperlink"/>
             </w:rPr>
-            <w:t>file/49d013d5-078</w:t>
+            <w:t>file/49d013d5-0786</w:t>
           </w:r>
         </w:hyperlink>
       </w:r>
@@ -5462,13 +5481,25 @@
           <w:i w:val="0"/>
           <w:color w:val="0000FF"/>
           <w:sz w:val="24"/>
+          <w:u w:val="single"/>
+        </w:rPr>
+        <w:t>-</w:t>
+      </w:r>
+      <w:r>
+        <w:rPr>
+          <w:rFonts w:ascii="Charis SIL Regular" w:hAnsi="Charis SIL Regular" w:eastAsia="Charis SIL Regular"/>
+          <w:b w:val="0"/>
+          <w:i w:val="0"/>
+          <w:color w:val="0000FF"/>
+          <w:sz w:val="24"/>
+          <w:u w:val="single"/>
         </w:rPr>
         <w:hyperlink r:id="rId27" w:history="1">
           <w:r>
             <w:rPr>
               <w:rStyle w:val="Hyperlink"/>
             </w:rPr>
-            <w:t>6</w:t>
+            <w:t>db08</w:t>
           </w:r>
         </w:hyperlink>
       </w:r>
@@ -5481,24 +5512,6 @@
           <w:sz w:val="24"/>
         </w:rPr>
         <w:t>-</w:t>
-      </w:r>
-      <w:r>
-        <w:rPr>
-          <w:rFonts w:ascii="Charis SIL Regular" w:hAnsi="Charis SIL Regular" w:eastAsia="Charis SIL Regular"/>
-          <w:b w:val="0"/>
-          <w:i w:val="0"/>
-          <w:color w:val="0000FF"/>
-          <w:sz w:val="24"/>
-          <w:u w:val="single"/>
-        </w:rPr>
-        <w:hyperlink r:id="rId27" w:history="1">
-          <w:r>
-            <w:rPr>
-              <w:rStyle w:val="Hyperlink"/>
-            </w:rPr>
-            <w:t>db08-</w:t>
-          </w:r>
-        </w:hyperlink>
       </w:r>
       <w:r>
         <w:rPr>

--- a/EXPORTS/DOCX/published/niveau3/English/Wereldtentoonstelling1883.docx
+++ b/EXPORTS/DOCX/published/niveau3/English/Wereldtentoonstelling1883.docx
@@ -1029,7 +1029,7 @@
           <w:sz w:val="24"/>
           <w:u w:val="single"/>
         </w:rPr>
-        <w:hyperlink r:id="rId13" w:history="1">
+        <w:hyperlink r:id="rId12" w:history="1">
           <w:r>
             <w:rPr>
               <w:rStyle w:val="Hyperlink"/>
@@ -1140,7 +1140,7 @@
           <w:sz w:val="24"/>
           <w:u w:val="single"/>
         </w:rPr>
-        <w:hyperlink r:id="rId13" w:history="1">
+        <w:hyperlink r:id="rId14" w:history="1">
           <w:r>
             <w:rPr>
               <w:rStyle w:val="Hyperlink"/>
@@ -1158,7 +1158,7 @@
           <w:sz w:val="24"/>
           <w:u w:val="single"/>
         </w:rPr>
-        <w:hyperlink r:id="rId13" w:history="1">
+        <w:hyperlink r:id="rId14" w:history="1">
           <w:r>
             <w:rPr>
               <w:rStyle w:val="Hyperlink"/>
@@ -1187,7 +1187,7 @@
           <w:sz w:val="24"/>
           <w:u w:val="single"/>
         </w:rPr>
-        <w:hyperlink r:id="rId13" w:history="1">
+        <w:hyperlink r:id="rId14" w:history="1">
           <w:r>
             <w:rPr>
               <w:rStyle w:val="Hyperlink"/>
@@ -2324,7 +2324,6 @@
           <w:i w:val="0"/>
           <w:color w:val="0000FF"/>
           <w:sz w:val="24"/>
-          <w:u w:val="single"/>
         </w:rPr>
         <w:hyperlink r:id="rId19" w:history="1">
           <w:r>
@@ -2522,18 +2521,7 @@
           <w:color w:val="000000"/>
           <w:sz w:val="24"/>
         </w:rPr>
-        <w:t>. The majority we</w:t>
-      </w:r>
-      <w:r>
-        <w:rPr>
-          <w:u w:val="single" w:color="0000ff"/>
-          <w:rFonts w:ascii="Charis SIL Regular" w:hAnsi="Charis SIL Regular" w:eastAsia="Charis SIL Regular"/>
-          <w:b w:val="0"/>
-          <w:i w:val="0"/>
-          <w:color w:val="000000"/>
-          <w:sz w:val="24"/>
-        </w:rPr>
-        <w:t xml:space="preserve">nt to the </w:t>
+        <w:t xml:space="preserve">. The majority went to the </w:t>
       </w:r>
       <w:r>
         <w:rPr>
@@ -2596,7 +2584,7 @@
             <w:rPr>
               <w:rStyle w:val="Hyperlink"/>
             </w:rPr>
-            <w:t>tnografi</w:t>
+            <w:t>tnografis</w:t>
           </w:r>
         </w:hyperlink>
       </w:r>
@@ -2614,7 +2602,7 @@
             <w:rPr>
               <w:rStyle w:val="Hyperlink"/>
             </w:rPr>
-            <w:t>s</w:t>
+            <w:t>c</w:t>
           </w:r>
         </w:hyperlink>
       </w:r>
@@ -2627,18 +2615,14 @@
           <w:sz w:val="24"/>
           <w:u w:val="single"/>
         </w:rPr>
-        <w:t>c</w:t>
-      </w:r>
-      <w:r>
-        <w:rPr>
-          <w:rFonts w:ascii="Charis SIL Regular" w:hAnsi="Charis SIL Regular" w:eastAsia="Charis SIL Regular"/>
-          <w:b w:val="0"/>
-          <w:i w:val="0"/>
-          <w:color w:val="0000FF"/>
-          <w:sz w:val="24"/>
-          <w:u w:val="single"/>
-        </w:rPr>
-        <w:t>h</w:t>
+        <w:hyperlink r:id="rId19" w:history="1">
+          <w:r>
+            <w:rPr>
+              <w:rStyle w:val="Hyperlink"/>
+            </w:rPr>
+            <w:t>h</w:t>
+          </w:r>
+        </w:hyperlink>
       </w:r>
       <w:r>
         <w:rPr>
@@ -2665,9 +2649,19 @@
             <w:rPr>
               <w:rStyle w:val="Hyperlink"/>
             </w:rPr>
-            <w:t>Museum</w:t>
+            <w:t>Museu</w:t>
           </w:r>
         </w:hyperlink>
+      </w:r>
+      <w:r>
+        <w:rPr>
+          <w:rFonts w:ascii="Charis SIL Regular" w:hAnsi="Charis SIL Regular" w:eastAsia="Charis SIL Regular"/>
+          <w:b w:val="0"/>
+          <w:i w:val="0"/>
+          <w:color w:val="0000FF"/>
+          <w:sz w:val="24"/>
+        </w:rPr>
+        <w:t>m</w:t>
       </w:r>
       <w:r>
         <w:rPr>
@@ -3168,7 +3162,43 @@
           <w:color w:val="000000"/>
           <w:sz w:val="24"/>
         </w:rPr>
-        <w:t>outside the Dutch c</w:t>
+        <w:t>outsid</w:t>
+      </w:r>
+      <w:r>
+        <w:rPr>
+          <w:u w:val="single" w:color="0000ff"/>
+          <w:rFonts w:ascii="Charis SIL Regular" w:hAnsi="Charis SIL Regular" w:eastAsia="Charis SIL Regular"/>
+          <w:b w:val="0"/>
+          <w:i w:val="0"/>
+          <w:color w:val="000000"/>
+          <w:sz w:val="24"/>
+        </w:rPr>
+        <w:hyperlink r:id="rId23" w:history="1">
+          <w:r>
+            <w:rPr>
+              <w:rStyle w:val="Hyperlink"/>
+            </w:rPr>
+            <w:t>e the Dutc</w:t>
+          </w:r>
+        </w:hyperlink>
+      </w:r>
+      <w:r>
+        <w:rPr>
+          <w:u w:val="single" w:color="0000ff"/>
+          <w:rFonts w:ascii="Charis SIL Regular" w:hAnsi="Charis SIL Regular" w:eastAsia="Charis SIL Regular"/>
+          <w:b w:val="0"/>
+          <w:i w:val="0"/>
+          <w:color w:val="000000"/>
+          <w:sz w:val="24"/>
+        </w:rPr>
+        <w:hyperlink r:id="rId23" w:history="1">
+          <w:r>
+            <w:rPr>
+              <w:rStyle w:val="Hyperlink"/>
+            </w:rPr>
+            <w:t>h c</w:t>
+          </w:r>
+        </w:hyperlink>
       </w:r>
       <w:r>
         <w:rPr>
@@ -5470,7 +5500,7 @@
             <w:rPr>
               <w:rStyle w:val="Hyperlink"/>
             </w:rPr>
-            <w:t>file/49d013d5-0786</w:t>
+            <w:t>file/49d013d5-078</w:t>
           </w:r>
         </w:hyperlink>
       </w:r>
@@ -5481,25 +5511,13 @@
           <w:i w:val="0"/>
           <w:color w:val="0000FF"/>
           <w:sz w:val="24"/>
-          <w:u w:val="single"/>
-        </w:rPr>
-        <w:t>-</w:t>
-      </w:r>
-      <w:r>
-        <w:rPr>
-          <w:rFonts w:ascii="Charis SIL Regular" w:hAnsi="Charis SIL Regular" w:eastAsia="Charis SIL Regular"/>
-          <w:b w:val="0"/>
-          <w:i w:val="0"/>
-          <w:color w:val="0000FF"/>
-          <w:sz w:val="24"/>
-          <w:u w:val="single"/>
         </w:rPr>
         <w:hyperlink r:id="rId27" w:history="1">
           <w:r>
             <w:rPr>
               <w:rStyle w:val="Hyperlink"/>
             </w:rPr>
-            <w:t>db08</w:t>
+            <w:t>6</w:t>
           </w:r>
         </w:hyperlink>
       </w:r>
@@ -5512,6 +5530,24 @@
           <w:sz w:val="24"/>
         </w:rPr>
         <w:t>-</w:t>
+      </w:r>
+      <w:r>
+        <w:rPr>
+          <w:rFonts w:ascii="Charis SIL Regular" w:hAnsi="Charis SIL Regular" w:eastAsia="Charis SIL Regular"/>
+          <w:b w:val="0"/>
+          <w:i w:val="0"/>
+          <w:color w:val="0000FF"/>
+          <w:sz w:val="24"/>
+          <w:u w:val="single"/>
+        </w:rPr>
+        <w:hyperlink r:id="rId27" w:history="1">
+          <w:r>
+            <w:rPr>
+              <w:rStyle w:val="Hyperlink"/>
+            </w:rPr>
+            <w:t>db08-</w:t>
+          </w:r>
+        </w:hyperlink>
       </w:r>
       <w:r>
         <w:rPr>

--- a/EXPORTS/DOCX/published/niveau3/English/Wereldtentoonstelling1883.docx
+++ b/EXPORTS/DOCX/published/niveau3/English/Wereldtentoonstelling1883.docx
@@ -1192,25 +1192,7 @@
             <w:rPr>
               <w:rStyle w:val="Hyperlink"/>
             </w:rPr>
-            <w:t>V</w:t>
-          </w:r>
-        </w:hyperlink>
-      </w:r>
-      <w:r>
-        <w:rPr>
-          <w:rFonts w:ascii="Charis SIL Regular" w:hAnsi="Charis SIL Regular" w:eastAsia="Charis SIL Regular"/>
-          <w:b w:val="0"/>
-          <w:i w:val="0"/>
-          <w:color w:val="0000FF"/>
-          <w:sz w:val="24"/>
-          <w:u w:val="single"/>
-        </w:rPr>
-        <w:hyperlink r:id="rId14" w:history="1">
-          <w:r>
-            <w:rPr>
-              <w:rStyle w:val="Hyperlink"/>
-            </w:rPr>
-            <w:t>eth</w:t>
+            <w:t>Veth</w:t>
           </w:r>
         </w:hyperlink>
       </w:r>
@@ -4735,7 +4717,7 @@
           <w:sz w:val="24"/>
           <w:u w:val="single"/>
         </w:rPr>
-        <w:t>Scientific research in colonised terr</w:t>
+        <w:t>Scientific research in colonised terri</w:t>
       </w:r>
       <w:r>
         <w:rPr>
@@ -4746,7 +4728,7 @@
           <w:sz w:val="24"/>
           <w:u w:val="single"/>
         </w:rPr>
-        <w:t>i</w:t>
+        <w:t>torie</w:t>
       </w:r>
       <w:r>
         <w:rPr>
@@ -4755,9 +4737,8 @@
           <w:i w:val="0"/>
           <w:color w:val="0000FF"/>
           <w:sz w:val="24"/>
-          <w:u w:val="single"/>
-        </w:rPr>
-        <w:t>tories</w:t>
+        </w:rPr>
+        <w:t>s</w:t>
       </w:r>
       <w:r>
         <w:br/>

--- a/EXPORTS/DOCX/published/niveau3/English/Wereldtentoonstelling1883.docx
+++ b/EXPORTS/DOCX/published/niveau3/English/Wereldtentoonstelling1883.docx
@@ -1122,7 +1122,7 @@
           <w:sz w:val="24"/>
           <w:u w:val="single"/>
         </w:rPr>
-        <w:hyperlink r:id="rId14" w:history="1">
+        <w:hyperlink r:id="rId13" w:history="1">
           <w:r>
             <w:rPr>
               <w:rStyle w:val="Hyperlink"/>
@@ -1140,7 +1140,7 @@
           <w:sz w:val="24"/>
           <w:u w:val="single"/>
         </w:rPr>
-        <w:hyperlink r:id="rId14" w:history="1">
+        <w:hyperlink r:id="rId13" w:history="1">
           <w:r>
             <w:rPr>
               <w:rStyle w:val="Hyperlink"/>
@@ -1158,7 +1158,7 @@
           <w:sz w:val="24"/>
           <w:u w:val="single"/>
         </w:rPr>
-        <w:hyperlink r:id="rId14" w:history="1">
+        <w:hyperlink r:id="rId13" w:history="1">
           <w:r>
             <w:rPr>
               <w:rStyle w:val="Hyperlink"/>
@@ -1187,12 +1187,30 @@
           <w:sz w:val="24"/>
           <w:u w:val="single"/>
         </w:rPr>
+        <w:hyperlink r:id="rId13" w:history="1">
+          <w:r>
+            <w:rPr>
+              <w:rStyle w:val="Hyperlink"/>
+            </w:rPr>
+            <w:t>V</w:t>
+          </w:r>
+        </w:hyperlink>
+      </w:r>
+      <w:r>
+        <w:rPr>
+          <w:rFonts w:ascii="Charis SIL Regular" w:hAnsi="Charis SIL Regular" w:eastAsia="Charis SIL Regular"/>
+          <w:b w:val="0"/>
+          <w:i w:val="0"/>
+          <w:color w:val="0000FF"/>
+          <w:sz w:val="24"/>
+          <w:u w:val="single"/>
+        </w:rPr>
         <w:hyperlink r:id="rId14" w:history="1">
           <w:r>
             <w:rPr>
               <w:rStyle w:val="Hyperlink"/>
             </w:rPr>
-            <w:t>Veth</w:t>
+            <w:t>eth</w:t>
           </w:r>
         </w:hyperlink>
       </w:r>
@@ -2306,6 +2324,7 @@
           <w:i w:val="0"/>
           <w:color w:val="0000FF"/>
           <w:sz w:val="24"/>
+          <w:u w:val="single"/>
         </w:rPr>
         <w:hyperlink r:id="rId19" w:history="1">
           <w:r>
@@ -2354,7 +2373,7 @@
           <w:sz w:val="24"/>
           <w:u w:val="single"/>
         </w:rPr>
-        <w:hyperlink r:id="rId18" w:history="1">
+        <w:hyperlink r:id="rId19" w:history="1">
           <w:r>
             <w:rPr>
               <w:rStyle w:val="Hyperlink"/>
@@ -2372,7 +2391,7 @@
           <w:sz w:val="24"/>
           <w:u w:val="single"/>
         </w:rPr>
-        <w:hyperlink r:id="rId18" w:history="1">
+        <w:hyperlink r:id="rId19" w:history="1">
           <w:r>
             <w:rPr>
               <w:rStyle w:val="Hyperlink"/>
@@ -2390,7 +2409,7 @@
           <w:sz w:val="24"/>
           <w:u w:val="single"/>
         </w:rPr>
-        <w:hyperlink r:id="rId18" w:history="1">
+        <w:hyperlink r:id="rId19" w:history="1">
           <w:r>
             <w:rPr>
               <w:rStyle w:val="Hyperlink"/>
@@ -2503,7 +2522,18 @@
           <w:color w:val="000000"/>
           <w:sz w:val="24"/>
         </w:rPr>
-        <w:t xml:space="preserve">. The majority went to the </w:t>
+        <w:t>. The majority we</w:t>
+      </w:r>
+      <w:r>
+        <w:rPr>
+          <w:u w:val="single" w:color="0000ff"/>
+          <w:rFonts w:ascii="Charis SIL Regular" w:hAnsi="Charis SIL Regular" w:eastAsia="Charis SIL Regular"/>
+          <w:b w:val="0"/>
+          <w:i w:val="0"/>
+          <w:color w:val="000000"/>
+          <w:sz w:val="24"/>
+        </w:rPr>
+        <w:t xml:space="preserve">nt to the </w:t>
       </w:r>
       <w:r>
         <w:rPr>
@@ -2514,7 +2544,7 @@
           <w:sz w:val="24"/>
           <w:u w:val="single"/>
         </w:rPr>
-        <w:hyperlink r:id="rId19" w:history="1">
+        <w:hyperlink r:id="rId21" w:history="1">
           <w:r>
             <w:rPr>
               <w:rStyle w:val="Hyperlink"/>
@@ -2543,7 +2573,7 @@
           <w:sz w:val="24"/>
           <w:u w:val="single"/>
         </w:rPr>
-        <w:hyperlink r:id="rId19" w:history="1">
+        <w:hyperlink r:id="rId21" w:history="1">
           <w:r>
             <w:rPr>
               <w:rStyle w:val="Hyperlink"/>
@@ -2561,12 +2591,12 @@
           <w:sz w:val="24"/>
           <w:u w:val="single"/>
         </w:rPr>
-        <w:hyperlink r:id="rId19" w:history="1">
+        <w:hyperlink r:id="rId21" w:history="1">
           <w:r>
             <w:rPr>
               <w:rStyle w:val="Hyperlink"/>
             </w:rPr>
-            <w:t>tnografis</w:t>
+            <w:t>tnograf</w:t>
           </w:r>
         </w:hyperlink>
       </w:r>
@@ -2579,7 +2609,41 @@
           <w:sz w:val="24"/>
           <w:u w:val="single"/>
         </w:rPr>
-        <w:hyperlink r:id="rId19" w:history="1">
+        <w:hyperlink r:id="rId21" w:history="1">
+          <w:r>
+            <w:rPr>
+              <w:rStyle w:val="Hyperlink"/>
+            </w:rPr>
+            <w:t>i</w:t>
+          </w:r>
+        </w:hyperlink>
+      </w:r>
+      <w:r>
+        <w:rPr>
+          <w:rFonts w:ascii="Charis SIL Regular" w:hAnsi="Charis SIL Regular" w:eastAsia="Charis SIL Regular"/>
+          <w:b w:val="0"/>
+          <w:i w:val="0"/>
+          <w:color w:val="0000FF"/>
+          <w:sz w:val="24"/>
+        </w:rPr>
+        <w:hyperlink r:id="rId21" w:history="1">
+          <w:r>
+            <w:rPr>
+              <w:rStyle w:val="Hyperlink"/>
+            </w:rPr>
+            <w:t>s</w:t>
+          </w:r>
+        </w:hyperlink>
+      </w:r>
+      <w:r>
+        <w:rPr>
+          <w:rFonts w:ascii="Charis SIL Regular" w:hAnsi="Charis SIL Regular" w:eastAsia="Charis SIL Regular"/>
+          <w:b w:val="0"/>
+          <w:i w:val="0"/>
+          <w:color w:val="0000FF"/>
+          <w:sz w:val="24"/>
+        </w:rPr>
+        <w:hyperlink r:id="rId21" w:history="1">
           <w:r>
             <w:rPr>
               <w:rStyle w:val="Hyperlink"/>
@@ -2595,16 +2659,8 @@
           <w:i w:val="0"/>
           <w:color w:val="0000FF"/>
           <w:sz w:val="24"/>
-          <w:u w:val="single"/>
-        </w:rPr>
-        <w:hyperlink r:id="rId19" w:history="1">
-          <w:r>
-            <w:rPr>
-              <w:rStyle w:val="Hyperlink"/>
-            </w:rPr>
-            <w:t>h</w:t>
-          </w:r>
-        </w:hyperlink>
+        </w:rPr>
+        <w:t>h</w:t>
       </w:r>
       <w:r>
         <w:rPr>
@@ -2631,19 +2687,9 @@
             <w:rPr>
               <w:rStyle w:val="Hyperlink"/>
             </w:rPr>
-            <w:t>Museu</w:t>
+            <w:t>Museum</w:t>
           </w:r>
         </w:hyperlink>
-      </w:r>
-      <w:r>
-        <w:rPr>
-          <w:rFonts w:ascii="Charis SIL Regular" w:hAnsi="Charis SIL Regular" w:eastAsia="Charis SIL Regular"/>
-          <w:b w:val="0"/>
-          <w:i w:val="0"/>
-          <w:color w:val="0000FF"/>
-          <w:sz w:val="24"/>
-        </w:rPr>
-        <w:t>m</w:t>
       </w:r>
       <w:r>
         <w:rPr>
@@ -4717,7 +4763,7 @@
           <w:sz w:val="24"/>
           <w:u w:val="single"/>
         </w:rPr>
-        <w:t>Scientific research in colonised terri</w:t>
+        <w:t>Scientific research in colonised terr</w:t>
       </w:r>
       <w:r>
         <w:rPr>
@@ -4728,7 +4774,7 @@
           <w:sz w:val="24"/>
           <w:u w:val="single"/>
         </w:rPr>
-        <w:t>torie</w:t>
+        <w:t>i</w:t>
       </w:r>
       <w:r>
         <w:rPr>
@@ -4737,8 +4783,9 @@
           <w:i w:val="0"/>
           <w:color w:val="0000FF"/>
           <w:sz w:val="24"/>
-        </w:rPr>
-        <w:t>s</w:t>
+          <w:u w:val="single"/>
+        </w:rPr>
+        <w:t>tories</w:t>
       </w:r>
       <w:r>
         <w:br/>

--- a/EXPORTS/DOCX/published/niveau3/English/Wereldtentoonstelling1883.docx
+++ b/EXPORTS/DOCX/published/niveau3/English/Wereldtentoonstelling1883.docx
@@ -1187,7 +1187,7 @@
           <w:sz w:val="24"/>
           <w:u w:val="single"/>
         </w:rPr>
-        <w:hyperlink r:id="rId13" w:history="1">
+        <w:hyperlink r:id="rId14" w:history="1">
           <w:r>
             <w:rPr>
               <w:rStyle w:val="Hyperlink"/>
@@ -2373,7 +2373,7 @@
           <w:sz w:val="24"/>
           <w:u w:val="single"/>
         </w:rPr>
-        <w:hyperlink r:id="rId19" w:history="1">
+        <w:hyperlink r:id="rId18" w:history="1">
           <w:r>
             <w:rPr>
               <w:rStyle w:val="Hyperlink"/>
@@ -2391,7 +2391,7 @@
           <w:sz w:val="24"/>
           <w:u w:val="single"/>
         </w:rPr>
-        <w:hyperlink r:id="rId19" w:history="1">
+        <w:hyperlink r:id="rId18" w:history="1">
           <w:r>
             <w:rPr>
               <w:rStyle w:val="Hyperlink"/>
@@ -2409,7 +2409,7 @@
           <w:sz w:val="24"/>
           <w:u w:val="single"/>
         </w:rPr>
-        <w:hyperlink r:id="rId19" w:history="1">
+        <w:hyperlink r:id="rId18" w:history="1">
           <w:r>
             <w:rPr>
               <w:rStyle w:val="Hyperlink"/>
@@ -2544,7 +2544,7 @@
           <w:sz w:val="24"/>
           <w:u w:val="single"/>
         </w:rPr>
-        <w:hyperlink r:id="rId21" w:history="1">
+        <w:hyperlink r:id="rId19" w:history="1">
           <w:r>
             <w:rPr>
               <w:rStyle w:val="Hyperlink"/>
@@ -2573,7 +2573,7 @@
           <w:sz w:val="24"/>
           <w:u w:val="single"/>
         </w:rPr>
-        <w:hyperlink r:id="rId21" w:history="1">
+        <w:hyperlink r:id="rId19" w:history="1">
           <w:r>
             <w:rPr>
               <w:rStyle w:val="Hyperlink"/>
@@ -2591,12 +2591,12 @@
           <w:sz w:val="24"/>
           <w:u w:val="single"/>
         </w:rPr>
-        <w:hyperlink r:id="rId21" w:history="1">
+        <w:hyperlink r:id="rId19" w:history="1">
           <w:r>
             <w:rPr>
               <w:rStyle w:val="Hyperlink"/>
             </w:rPr>
-            <w:t>tnograf</w:t>
+            <w:t>tnografi</w:t>
           </w:r>
         </w:hyperlink>
       </w:r>
@@ -2609,24 +2609,7 @@
           <w:sz w:val="24"/>
           <w:u w:val="single"/>
         </w:rPr>
-        <w:hyperlink r:id="rId21" w:history="1">
-          <w:r>
-            <w:rPr>
-              <w:rStyle w:val="Hyperlink"/>
-            </w:rPr>
-            <w:t>i</w:t>
-          </w:r>
-        </w:hyperlink>
-      </w:r>
-      <w:r>
-        <w:rPr>
-          <w:rFonts w:ascii="Charis SIL Regular" w:hAnsi="Charis SIL Regular" w:eastAsia="Charis SIL Regular"/>
-          <w:b w:val="0"/>
-          <w:i w:val="0"/>
-          <w:color w:val="0000FF"/>
-          <w:sz w:val="24"/>
-        </w:rPr>
-        <w:hyperlink r:id="rId21" w:history="1">
+        <w:hyperlink r:id="rId19" w:history="1">
           <w:r>
             <w:rPr>
               <w:rStyle w:val="Hyperlink"/>
@@ -2642,15 +2625,9 @@
           <w:i w:val="0"/>
           <w:color w:val="0000FF"/>
           <w:sz w:val="24"/>
-        </w:rPr>
-        <w:hyperlink r:id="rId21" w:history="1">
-          <w:r>
-            <w:rPr>
-              <w:rStyle w:val="Hyperlink"/>
-            </w:rPr>
-            <w:t>c</w:t>
-          </w:r>
-        </w:hyperlink>
+          <w:u w:val="single"/>
+        </w:rPr>
+        <w:t>c</w:t>
       </w:r>
       <w:r>
         <w:rPr>
@@ -2659,6 +2636,7 @@
           <w:i w:val="0"/>
           <w:color w:val="0000FF"/>
           <w:sz w:val="24"/>
+          <w:u w:val="single"/>
         </w:rPr>
         <w:t>h</w:t>
       </w:r>
@@ -4763,7 +4741,7 @@
           <w:sz w:val="24"/>
           <w:u w:val="single"/>
         </w:rPr>
-        <w:t>Scientific research in colonised terr</w:t>
+        <w:t>Scientific research in colonised terri</w:t>
       </w:r>
       <w:r>
         <w:rPr>
@@ -4774,7 +4752,7 @@
           <w:sz w:val="24"/>
           <w:u w:val="single"/>
         </w:rPr>
-        <w:t>i</w:t>
+        <w:t>torie</w:t>
       </w:r>
       <w:r>
         <w:rPr>
@@ -4783,9 +4761,8 @@
           <w:i w:val="0"/>
           <w:color w:val="0000FF"/>
           <w:sz w:val="24"/>
-          <w:u w:val="single"/>
-        </w:rPr>
-        <w:t>tories</w:t>
+        </w:rPr>
+        <w:t>s</w:t>
       </w:r>
       <w:r>
         <w:br/>

--- a/EXPORTS/DOCX/published/niveau3/English/Wereldtentoonstelling1883.docx
+++ b/EXPORTS/DOCX/published/niveau3/English/Wereldtentoonstelling1883.docx
@@ -1122,61 +1122,7 @@
           <w:sz w:val="24"/>
           <w:u w:val="single"/>
         </w:rPr>
-        <w:hyperlink r:id="rId13" w:history="1">
-          <w:r>
-            <w:rPr>
-              <w:rStyle w:val="Hyperlink"/>
-            </w:rPr>
-            <w:t>Dan</w:t>
-          </w:r>
-        </w:hyperlink>
-      </w:r>
-      <w:r>
-        <w:rPr>
-          <w:rFonts w:ascii="Charis SIL Regular" w:hAnsi="Charis SIL Regular" w:eastAsia="Charis SIL Regular"/>
-          <w:b w:val="0"/>
-          <w:i w:val="0"/>
-          <w:color w:val="0000FF"/>
-          <w:sz w:val="24"/>
-          <w:u w:val="single"/>
-        </w:rPr>
-        <w:hyperlink r:id="rId13" w:history="1">
-          <w:r>
-            <w:rPr>
-              <w:rStyle w:val="Hyperlink"/>
-            </w:rPr>
-            <w:t>i</w:t>
-          </w:r>
-        </w:hyperlink>
-      </w:r>
-      <w:r>
-        <w:rPr>
-          <w:rFonts w:ascii="Charis SIL Regular" w:hAnsi="Charis SIL Regular" w:eastAsia="Charis SIL Regular"/>
-          <w:b w:val="0"/>
-          <w:i w:val="0"/>
-          <w:color w:val="0000FF"/>
-          <w:sz w:val="24"/>
-          <w:u w:val="single"/>
-        </w:rPr>
-        <w:hyperlink r:id="rId13" w:history="1">
-          <w:r>
-            <w:rPr>
-              <w:rStyle w:val="Hyperlink"/>
-            </w:rPr>
-            <w:t>ël</w:t>
-          </w:r>
-        </w:hyperlink>
-      </w:r>
-      <w:r>
-        <w:rPr>
-          <w:rFonts w:ascii="Charis SIL Regular" w:hAnsi="Charis SIL Regular" w:eastAsia="Charis SIL Regular"/>
-          <w:b w:val="0"/>
-          <w:i w:val="0"/>
-          <w:color w:val="0000FF"/>
-          <w:sz w:val="24"/>
-          <w:u w:val="single"/>
-        </w:rPr>
-        <w:t xml:space="preserve"> </w:t>
+        <w:t xml:space="preserve">Daniël </w:t>
       </w:r>
       <w:r>
         <w:rPr>
@@ -1192,25 +1138,7 @@
             <w:rPr>
               <w:rStyle w:val="Hyperlink"/>
             </w:rPr>
-            <w:t>V</w:t>
-          </w:r>
-        </w:hyperlink>
-      </w:r>
-      <w:r>
-        <w:rPr>
-          <w:rFonts w:ascii="Charis SIL Regular" w:hAnsi="Charis SIL Regular" w:eastAsia="Charis SIL Regular"/>
-          <w:b w:val="0"/>
-          <w:i w:val="0"/>
-          <w:color w:val="0000FF"/>
-          <w:sz w:val="24"/>
-          <w:u w:val="single"/>
-        </w:rPr>
-        <w:hyperlink r:id="rId14" w:history="1">
-          <w:r>
-            <w:rPr>
-              <w:rStyle w:val="Hyperlink"/>
-            </w:rPr>
-            <w:t>eth</w:t>
+            <w:t>Veth</w:t>
           </w:r>
         </w:hyperlink>
       </w:r>
@@ -2420,31 +2348,13 @@
       </w:r>
       <w:r>
         <w:rPr>
-          <w:u w:val="single" w:color="0000ff"/>
           <w:rFonts w:ascii="Charis SIL Regular" w:hAnsi="Charis SIL Regular" w:eastAsia="Charis SIL Regular"/>
           <w:b w:val="0"/>
           <w:i w:val="0"/>
           <w:color w:val="000000"/>
           <w:sz w:val="24"/>
         </w:rPr>
-        <w:hyperlink r:id="rId18" w:history="1">
-          <w:r>
-            <w:rPr>
-              <w:rStyle w:val="Hyperlink"/>
-            </w:rPr>
-            <w:t xml:space="preserve"> and t</w:t>
-          </w:r>
-        </w:hyperlink>
-      </w:r>
-      <w:r>
-        <w:rPr>
-          <w:rFonts w:ascii="Charis SIL Regular" w:hAnsi="Charis SIL Regular" w:eastAsia="Charis SIL Regular"/>
-          <w:b w:val="0"/>
-          <w:i w:val="0"/>
-          <w:color w:val="000000"/>
-          <w:sz w:val="24"/>
-        </w:rPr>
-        <w:t xml:space="preserve">he </w:t>
+        <w:t xml:space="preserve"> and the </w:t>
       </w:r>
       <w:r>
         <w:rPr>
@@ -2522,18 +2432,7 @@
           <w:color w:val="000000"/>
           <w:sz w:val="24"/>
         </w:rPr>
-        <w:t>. The majority we</w:t>
-      </w:r>
-      <w:r>
-        <w:rPr>
-          <w:u w:val="single" w:color="0000ff"/>
-          <w:rFonts w:ascii="Charis SIL Regular" w:hAnsi="Charis SIL Regular" w:eastAsia="Charis SIL Regular"/>
-          <w:b w:val="0"/>
-          <w:i w:val="0"/>
-          <w:color w:val="000000"/>
-          <w:sz w:val="24"/>
-        </w:rPr>
-        <w:t xml:space="preserve">nt to the </w:t>
+        <w:t xml:space="preserve">. The majority went to the </w:t>
       </w:r>
       <w:r>
         <w:rPr>
@@ -2596,7 +2495,7 @@
             <w:rPr>
               <w:rStyle w:val="Hyperlink"/>
             </w:rPr>
-            <w:t>tnografi</w:t>
+            <w:t>tnografis</w:t>
           </w:r>
         </w:hyperlink>
       </w:r>
@@ -2609,14 +2508,7 @@
           <w:sz w:val="24"/>
           <w:u w:val="single"/>
         </w:rPr>
-        <w:hyperlink r:id="rId19" w:history="1">
-          <w:r>
-            <w:rPr>
-              <w:rStyle w:val="Hyperlink"/>
-            </w:rPr>
-            <w:t>s</w:t>
-          </w:r>
-        </w:hyperlink>
+        <w:t>c</w:t>
       </w:r>
       <w:r>
         <w:rPr>
@@ -2627,7 +2519,7 @@
           <w:sz w:val="24"/>
           <w:u w:val="single"/>
         </w:rPr>
-        <w:t>c</w:t>
+        <w:t>h</w:t>
       </w:r>
       <w:r>
         <w:rPr>
@@ -2636,18 +2528,6 @@
           <w:i w:val="0"/>
           <w:color w:val="0000FF"/>
           <w:sz w:val="24"/>
-          <w:u w:val="single"/>
-        </w:rPr>
-        <w:t>h</w:t>
-      </w:r>
-      <w:r>
-        <w:rPr>
-          <w:rFonts w:ascii="Charis SIL Regular" w:hAnsi="Charis SIL Regular" w:eastAsia="Charis SIL Regular"/>
-          <w:b w:val="0"/>
-          <w:i w:val="0"/>
-          <w:color w:val="0000FF"/>
-          <w:sz w:val="24"/>
-          <w:u w:val="single"/>
         </w:rPr>
         <w:t xml:space="preserve"> </w:t>
       </w:r>
@@ -2787,14 +2667,7 @@
           <w:color w:val="000000"/>
           <w:sz w:val="24"/>
         </w:rPr>
-        <w:hyperlink r:id="rId21" w:history="1">
-          <w:r>
-            <w:rPr>
-              <w:rStyle w:val="Hyperlink"/>
-            </w:rPr>
-            <w:t>muse</w:t>
-          </w:r>
-        </w:hyperlink>
+        <w:t>muse</w:t>
       </w:r>
       <w:r>
         <w:rPr>
@@ -3168,25 +3041,7 @@
           <w:color w:val="000000"/>
           <w:sz w:val="24"/>
         </w:rPr>
-        <w:t>outsid</w:t>
-      </w:r>
-      <w:r>
-        <w:rPr>
-          <w:u w:val="single" w:color="0000ff"/>
-          <w:rFonts w:ascii="Charis SIL Regular" w:hAnsi="Charis SIL Regular" w:eastAsia="Charis SIL Regular"/>
-          <w:b w:val="0"/>
-          <w:i w:val="0"/>
-          <w:color w:val="000000"/>
-          <w:sz w:val="24"/>
-        </w:rPr>
-        <w:hyperlink r:id="rId23" w:history="1">
-          <w:r>
-            <w:rPr>
-              <w:rStyle w:val="Hyperlink"/>
-            </w:rPr>
-            <w:t>e the Dutc</w:t>
-          </w:r>
-        </w:hyperlink>
+        <w:t>outside the Dutc</w:t>
       </w:r>
       <w:r>
         <w:rPr>
@@ -3867,21 +3722,13 @@
       </w:r>
       <w:r>
         <w:rPr>
-          <w:u w:val="single" w:color="0000ff"/>
           <w:rFonts w:ascii="Charis SIL Regular" w:hAnsi="Charis SIL Regular" w:eastAsia="Charis SIL Regular"/>
           <w:b w:val="0"/>
           <w:i w:val="0"/>
           <w:color w:val="000000"/>
           <w:sz w:val="24"/>
         </w:rPr>
-        <w:hyperlink r:id="rId24" w:history="1">
-          <w:r>
-            <w:rPr>
-              <w:rStyle w:val="Hyperlink"/>
-            </w:rPr>
-            <w:t>. The phot</w:t>
-          </w:r>
-        </w:hyperlink>
+        <w:t>. The phot</w:t>
       </w:r>
       <w:r>
         <w:rPr>
@@ -4316,14 +4163,7 @@
           <w:color w:val="000000"/>
           <w:sz w:val="24"/>
         </w:rPr>
-        <w:hyperlink r:id="rId25" w:history="1">
-          <w:r>
-            <w:rPr>
-              <w:rStyle w:val="Hyperlink"/>
-            </w:rPr>
-            <w:t>w the pe</w:t>
-          </w:r>
-        </w:hyperlink>
+        <w:t>w the pe</w:t>
       </w:r>
       <w:r>
         <w:rPr>
@@ -5533,6 +5373,7 @@
           <w:i w:val="0"/>
           <w:color w:val="0000FF"/>
           <w:sz w:val="24"/>
+          <w:u w:val="single"/>
         </w:rPr>
         <w:t>-</w:t>
       </w:r>

--- a/EXPORTS/DOCX/published/niveau3/English/Wereldtentoonstelling1883.docx
+++ b/EXPORTS/DOCX/published/niveau3/English/Wereldtentoonstelling1883.docx
@@ -2348,13 +2348,31 @@
       </w:r>
       <w:r>
         <w:rPr>
+          <w:u w:val="single" w:color="0000ff"/>
           <w:rFonts w:ascii="Charis SIL Regular" w:hAnsi="Charis SIL Regular" w:eastAsia="Charis SIL Regular"/>
           <w:b w:val="0"/>
           <w:i w:val="0"/>
           <w:color w:val="000000"/>
           <w:sz w:val="24"/>
         </w:rPr>
-        <w:t xml:space="preserve"> and the </w:t>
+        <w:hyperlink r:id="rId18" w:history="1">
+          <w:r>
+            <w:rPr>
+              <w:rStyle w:val="Hyperlink"/>
+            </w:rPr>
+            <w:t xml:space="preserve"> and t</w:t>
+          </w:r>
+        </w:hyperlink>
+      </w:r>
+      <w:r>
+        <w:rPr>
+          <w:rFonts w:ascii="Charis SIL Regular" w:hAnsi="Charis SIL Regular" w:eastAsia="Charis SIL Regular"/>
+          <w:b w:val="0"/>
+          <w:i w:val="0"/>
+          <w:color w:val="000000"/>
+          <w:sz w:val="24"/>
+        </w:rPr>
+        <w:t xml:space="preserve">he </w:t>
       </w:r>
       <w:r>
         <w:rPr>
@@ -2432,7 +2450,18 @@
           <w:color w:val="000000"/>
           <w:sz w:val="24"/>
         </w:rPr>
-        <w:t xml:space="preserve">. The majority went to the </w:t>
+        <w:t>. The majority we</w:t>
+      </w:r>
+      <w:r>
+        <w:rPr>
+          <w:u w:val="single" w:color="0000ff"/>
+          <w:rFonts w:ascii="Charis SIL Regular" w:hAnsi="Charis SIL Regular" w:eastAsia="Charis SIL Regular"/>
+          <w:b w:val="0"/>
+          <w:i w:val="0"/>
+          <w:color w:val="000000"/>
+          <w:sz w:val="24"/>
+        </w:rPr>
+        <w:t xml:space="preserve">nt to the </w:t>
       </w:r>
       <w:r>
         <w:rPr>
@@ -2495,7 +2524,7 @@
             <w:rPr>
               <w:rStyle w:val="Hyperlink"/>
             </w:rPr>
-            <w:t>tnografis</w:t>
+            <w:t>tnografi</w:t>
           </w:r>
         </w:hyperlink>
       </w:r>
@@ -2508,6 +2537,24 @@
           <w:sz w:val="24"/>
           <w:u w:val="single"/>
         </w:rPr>
+        <w:hyperlink r:id="rId19" w:history="1">
+          <w:r>
+            <w:rPr>
+              <w:rStyle w:val="Hyperlink"/>
+            </w:rPr>
+            <w:t>s</w:t>
+          </w:r>
+        </w:hyperlink>
+      </w:r>
+      <w:r>
+        <w:rPr>
+          <w:rFonts w:ascii="Charis SIL Regular" w:hAnsi="Charis SIL Regular" w:eastAsia="Charis SIL Regular"/>
+          <w:b w:val="0"/>
+          <w:i w:val="0"/>
+          <w:color w:val="0000FF"/>
+          <w:sz w:val="24"/>
+          <w:u w:val="single"/>
+        </w:rPr>
         <w:t>c</w:t>
       </w:r>
       <w:r>
@@ -2528,6 +2575,7 @@
           <w:i w:val="0"/>
           <w:color w:val="0000FF"/>
           <w:sz w:val="24"/>
+          <w:u w:val="single"/>
         </w:rPr>
         <w:t xml:space="preserve"> </w:t>
       </w:r>
@@ -2667,7 +2715,14 @@
           <w:color w:val="000000"/>
           <w:sz w:val="24"/>
         </w:rPr>
-        <w:t>muse</w:t>
+        <w:hyperlink r:id="rId21" w:history="1">
+          <w:r>
+            <w:rPr>
+              <w:rStyle w:val="Hyperlink"/>
+            </w:rPr>
+            <w:t>muse</w:t>
+          </w:r>
+        </w:hyperlink>
       </w:r>
       <w:r>
         <w:rPr>
@@ -3041,7 +3096,25 @@
           <w:color w:val="000000"/>
           <w:sz w:val="24"/>
         </w:rPr>
-        <w:t>outside the Dutc</w:t>
+        <w:t>outsid</w:t>
+      </w:r>
+      <w:r>
+        <w:rPr>
+          <w:u w:val="single" w:color="0000ff"/>
+          <w:rFonts w:ascii="Charis SIL Regular" w:hAnsi="Charis SIL Regular" w:eastAsia="Charis SIL Regular"/>
+          <w:b w:val="0"/>
+          <w:i w:val="0"/>
+          <w:color w:val="000000"/>
+          <w:sz w:val="24"/>
+        </w:rPr>
+        <w:hyperlink r:id="rId23" w:history="1">
+          <w:r>
+            <w:rPr>
+              <w:rStyle w:val="Hyperlink"/>
+            </w:rPr>
+            <w:t>e the Dutc</w:t>
+          </w:r>
+        </w:hyperlink>
       </w:r>
       <w:r>
         <w:rPr>
@@ -3722,13 +3795,21 @@
       </w:r>
       <w:r>
         <w:rPr>
+          <w:u w:val="single" w:color="0000ff"/>
           <w:rFonts w:ascii="Charis SIL Regular" w:hAnsi="Charis SIL Regular" w:eastAsia="Charis SIL Regular"/>
           <w:b w:val="0"/>
           <w:i w:val="0"/>
           <w:color w:val="000000"/>
           <w:sz w:val="24"/>
         </w:rPr>
-        <w:t>. The phot</w:t>
+        <w:hyperlink r:id="rId24" w:history="1">
+          <w:r>
+            <w:rPr>
+              <w:rStyle w:val="Hyperlink"/>
+            </w:rPr>
+            <w:t>. The phot</w:t>
+          </w:r>
+        </w:hyperlink>
       </w:r>
       <w:r>
         <w:rPr>
@@ -4163,7 +4244,14 @@
           <w:color w:val="000000"/>
           <w:sz w:val="24"/>
         </w:rPr>
-        <w:t>w the pe</w:t>
+        <w:hyperlink r:id="rId25" w:history="1">
+          <w:r>
+            <w:rPr>
+              <w:rStyle w:val="Hyperlink"/>
+            </w:rPr>
+            <w:t>w the pe</w:t>
+          </w:r>
+        </w:hyperlink>
       </w:r>
       <w:r>
         <w:rPr>
@@ -4581,7 +4669,7 @@
           <w:sz w:val="24"/>
           <w:u w:val="single"/>
         </w:rPr>
-        <w:t>Scientific research in colonised terri</w:t>
+        <w:t>Scientific research in colonised terr</w:t>
       </w:r>
       <w:r>
         <w:rPr>
@@ -4592,7 +4680,7 @@
           <w:sz w:val="24"/>
           <w:u w:val="single"/>
         </w:rPr>
-        <w:t>torie</w:t>
+        <w:t>i</w:t>
       </w:r>
       <w:r>
         <w:rPr>
@@ -4601,8 +4689,9 @@
           <w:i w:val="0"/>
           <w:color w:val="0000FF"/>
           <w:sz w:val="24"/>
-        </w:rPr>
-        <w:t>s</w:t>
+          <w:u w:val="single"/>
+        </w:rPr>
+        <w:t>tories</w:t>
       </w:r>
       <w:r>
         <w:br/>
@@ -5356,15 +5445,9 @@
           <w:i w:val="0"/>
           <w:color w:val="0000FF"/>
           <w:sz w:val="24"/>
-        </w:rPr>
-        <w:hyperlink r:id="rId27" w:history="1">
-          <w:r>
-            <w:rPr>
-              <w:rStyle w:val="Hyperlink"/>
-            </w:rPr>
-            <w:t>6</w:t>
-          </w:r>
-        </w:hyperlink>
+          <w:u w:val="single"/>
+        </w:rPr>
+        <w:t>6</w:t>
       </w:r>
       <w:r>
         <w:rPr>
@@ -5373,7 +5456,6 @@
           <w:i w:val="0"/>
           <w:color w:val="0000FF"/>
           <w:sz w:val="24"/>
-          <w:u w:val="single"/>
         </w:rPr>
         <w:t>-</w:t>
       </w:r>

--- a/EXPORTS/DOCX/published/niveau3/English/Wereldtentoonstelling1883.docx
+++ b/EXPORTS/DOCX/published/niveau3/English/Wereldtentoonstelling1883.docx
@@ -982,7 +982,7 @@
           <w:sz w:val="24"/>
           <w:u w:val="single"/>
         </w:rPr>
-        <w:hyperlink r:id="rId12" w:history="1">
+        <w:hyperlink r:id="rId13" w:history="1">
           <w:r>
             <w:rPr>
               <w:rStyle w:val="Hyperlink"/>
@@ -1000,7 +1000,7 @@
           <w:sz w:val="24"/>
           <w:u w:val="single"/>
         </w:rPr>
-        <w:hyperlink r:id="rId12" w:history="1">
+        <w:hyperlink r:id="rId13" w:history="1">
           <w:r>
             <w:rPr>
               <w:rStyle w:val="Hyperlink"/>
@@ -1029,7 +1029,7 @@
           <w:sz w:val="24"/>
           <w:u w:val="single"/>
         </w:rPr>
-        <w:hyperlink r:id="rId12" w:history="1">
+        <w:hyperlink r:id="rId13" w:history="1">
           <w:r>
             <w:rPr>
               <w:rStyle w:val="Hyperlink"/>
@@ -1122,7 +1122,79 @@
           <w:sz w:val="24"/>
           <w:u w:val="single"/>
         </w:rPr>
-        <w:t xml:space="preserve">Daniël </w:t>
+        <w:hyperlink r:id="rId13" w:history="1">
+          <w:r>
+            <w:rPr>
+              <w:rStyle w:val="Hyperlink"/>
+            </w:rPr>
+            <w:t>Dan</w:t>
+          </w:r>
+        </w:hyperlink>
+      </w:r>
+      <w:r>
+        <w:rPr>
+          <w:rFonts w:ascii="Charis SIL Regular" w:hAnsi="Charis SIL Regular" w:eastAsia="Charis SIL Regular"/>
+          <w:b w:val="0"/>
+          <w:i w:val="0"/>
+          <w:color w:val="0000FF"/>
+          <w:sz w:val="24"/>
+          <w:u w:val="single"/>
+        </w:rPr>
+        <w:hyperlink r:id="rId13" w:history="1">
+          <w:r>
+            <w:rPr>
+              <w:rStyle w:val="Hyperlink"/>
+            </w:rPr>
+            <w:t>i</w:t>
+          </w:r>
+        </w:hyperlink>
+      </w:r>
+      <w:r>
+        <w:rPr>
+          <w:rFonts w:ascii="Charis SIL Regular" w:hAnsi="Charis SIL Regular" w:eastAsia="Charis SIL Regular"/>
+          <w:b w:val="0"/>
+          <w:i w:val="0"/>
+          <w:color w:val="0000FF"/>
+          <w:sz w:val="24"/>
+          <w:u w:val="single"/>
+        </w:rPr>
+        <w:hyperlink r:id="rId13" w:history="1">
+          <w:r>
+            <w:rPr>
+              <w:rStyle w:val="Hyperlink"/>
+            </w:rPr>
+            <w:t>ël</w:t>
+          </w:r>
+        </w:hyperlink>
+      </w:r>
+      <w:r>
+        <w:rPr>
+          <w:rFonts w:ascii="Charis SIL Regular" w:hAnsi="Charis SIL Regular" w:eastAsia="Charis SIL Regular"/>
+          <w:b w:val="0"/>
+          <w:i w:val="0"/>
+          <w:color w:val="0000FF"/>
+          <w:sz w:val="24"/>
+          <w:u w:val="single"/>
+        </w:rPr>
+        <w:t xml:space="preserve"> </w:t>
+      </w:r>
+      <w:r>
+        <w:rPr>
+          <w:rFonts w:ascii="Charis SIL Regular" w:hAnsi="Charis SIL Regular" w:eastAsia="Charis SIL Regular"/>
+          <w:b w:val="0"/>
+          <w:i w:val="0"/>
+          <w:color w:val="0000FF"/>
+          <w:sz w:val="24"/>
+          <w:u w:val="single"/>
+        </w:rPr>
+        <w:hyperlink r:id="rId13" w:history="1">
+          <w:r>
+            <w:rPr>
+              <w:rStyle w:val="Hyperlink"/>
+            </w:rPr>
+            <w:t>V</w:t>
+          </w:r>
+        </w:hyperlink>
       </w:r>
       <w:r>
         <w:rPr>
@@ -1138,7 +1210,7 @@
             <w:rPr>
               <w:rStyle w:val="Hyperlink"/>
             </w:rPr>
-            <w:t>Veth</w:t>
+            <w:t>eth</w:t>
           </w:r>
         </w:hyperlink>
       </w:r>
@@ -3096,43 +3168,7 @@
           <w:color w:val="000000"/>
           <w:sz w:val="24"/>
         </w:rPr>
-        <w:t>outsid</w:t>
-      </w:r>
-      <w:r>
-        <w:rPr>
-          <w:u w:val="single" w:color="0000ff"/>
-          <w:rFonts w:ascii="Charis SIL Regular" w:hAnsi="Charis SIL Regular" w:eastAsia="Charis SIL Regular"/>
-          <w:b w:val="0"/>
-          <w:i w:val="0"/>
-          <w:color w:val="000000"/>
-          <w:sz w:val="24"/>
-        </w:rPr>
-        <w:hyperlink r:id="rId23" w:history="1">
-          <w:r>
-            <w:rPr>
-              <w:rStyle w:val="Hyperlink"/>
-            </w:rPr>
-            <w:t>e the Dutc</w:t>
-          </w:r>
-        </w:hyperlink>
-      </w:r>
-      <w:r>
-        <w:rPr>
-          <w:u w:val="single" w:color="0000ff"/>
-          <w:rFonts w:ascii="Charis SIL Regular" w:hAnsi="Charis SIL Regular" w:eastAsia="Charis SIL Regular"/>
-          <w:b w:val="0"/>
-          <w:i w:val="0"/>
-          <w:color w:val="000000"/>
-          <w:sz w:val="24"/>
-        </w:rPr>
-        <w:hyperlink r:id="rId23" w:history="1">
-          <w:r>
-            <w:rPr>
-              <w:rStyle w:val="Hyperlink"/>
-            </w:rPr>
-            <w:t>h c</w:t>
-          </w:r>
-        </w:hyperlink>
+        <w:t>outside the Dutch c</w:t>
       </w:r>
       <w:r>
         <w:rPr>

--- a/EXPORTS/DOCX/published/niveau3/English/Wereldtentoonstelling1883.docx
+++ b/EXPORTS/DOCX/published/niveau3/English/Wereldtentoonstelling1883.docx
@@ -1122,7 +1122,7 @@
           <w:sz w:val="24"/>
           <w:u w:val="single"/>
         </w:rPr>
-        <w:hyperlink r:id="rId14" w:history="1">
+        <w:hyperlink r:id="rId13" w:history="1">
           <w:r>
             <w:rPr>
               <w:rStyle w:val="Hyperlink"/>
@@ -2324,6 +2324,7 @@
           <w:i w:val="0"/>
           <w:color w:val="0000FF"/>
           <w:sz w:val="24"/>
+          <w:u w:val="single"/>
         </w:rPr>
         <w:hyperlink r:id="rId19" w:history="1">
           <w:r>
@@ -2343,7 +2344,7 @@
           <w:sz w:val="24"/>
           <w:u w:val="single"/>
         </w:rPr>
-        <w:hyperlink r:id="rId18" w:history="1">
+        <w:hyperlink r:id="rId19" w:history="1">
           <w:r>
             <w:rPr>
               <w:rStyle w:val="Hyperlink"/>
@@ -2372,7 +2373,7 @@
           <w:sz w:val="24"/>
           <w:u w:val="single"/>
         </w:rPr>
-        <w:hyperlink r:id="rId18" w:history="1">
+        <w:hyperlink r:id="rId19" w:history="1">
           <w:r>
             <w:rPr>
               <w:rStyle w:val="Hyperlink"/>
@@ -2390,7 +2391,7 @@
           <w:sz w:val="24"/>
           <w:u w:val="single"/>
         </w:rPr>
-        <w:hyperlink r:id="rId18" w:history="1">
+        <w:hyperlink r:id="rId19" w:history="1">
           <w:r>
             <w:rPr>
               <w:rStyle w:val="Hyperlink"/>
@@ -2602,7 +2603,7 @@
             <w:rPr>
               <w:rStyle w:val="Hyperlink"/>
             </w:rPr>
-            <w:t>tnografi</w:t>
+            <w:t>tnograf</w:t>
           </w:r>
         </w:hyperlink>
       </w:r>
@@ -2614,6 +2615,23 @@
           <w:color w:val="0000FF"/>
           <w:sz w:val="24"/>
           <w:u w:val="single"/>
+        </w:rPr>
+        <w:hyperlink r:id="rId19" w:history="1">
+          <w:r>
+            <w:rPr>
+              <w:rStyle w:val="Hyperlink"/>
+            </w:rPr>
+            <w:t>i</w:t>
+          </w:r>
+        </w:hyperlink>
+      </w:r>
+      <w:r>
+        <w:rPr>
+          <w:rFonts w:ascii="Charis SIL Regular" w:hAnsi="Charis SIL Regular" w:eastAsia="Charis SIL Regular"/>
+          <w:b w:val="0"/>
+          <w:i w:val="0"/>
+          <w:color w:val="0000FF"/>
+          <w:sz w:val="24"/>
         </w:rPr>
         <w:hyperlink r:id="rId19" w:history="1">
           <w:r>
@@ -2649,14 +2667,7 @@
           <w:color w:val="0000FF"/>
           <w:sz w:val="24"/>
         </w:rPr>
-        <w:hyperlink r:id="rId19" w:history="1">
-          <w:r>
-            <w:rPr>
-              <w:rStyle w:val="Hyperlink"/>
-            </w:rPr>
-            <w:t>h</w:t>
-          </w:r>
-        </w:hyperlink>
+        <w:t>h</w:t>
       </w:r>
       <w:r>
         <w:rPr>
@@ -4305,7 +4316,25 @@
           <w:color w:val="000000"/>
           <w:sz w:val="24"/>
         </w:rPr>
-        <w:t>. Please note: these photographs also sho</w:t>
+        <w:t>. Please note: these photographs als</w:t>
+      </w:r>
+      <w:r>
+        <w:rPr>
+          <w:u w:val="single" w:color="0000ff"/>
+          <w:rFonts w:ascii="Charis SIL Regular" w:hAnsi="Charis SIL Regular" w:eastAsia="Charis SIL Regular"/>
+          <w:b w:val="0"/>
+          <w:i w:val="0"/>
+          <w:color w:val="000000"/>
+          <w:sz w:val="24"/>
+        </w:rPr>
+        <w:hyperlink r:id="rId25" w:history="1">
+          <w:r>
+            <w:rPr>
+              <w:rStyle w:val="Hyperlink"/>
+            </w:rPr>
+            <w:t>o sho</w:t>
+          </w:r>
+        </w:hyperlink>
       </w:r>
       <w:r>
         <w:rPr>
@@ -5506,7 +5535,7 @@
             <w:rPr>
               <w:rStyle w:val="Hyperlink"/>
             </w:rPr>
-            <w:t>file/49d013d5-0786</w:t>
+            <w:t>file/49d013d5-078</w:t>
           </w:r>
         </w:hyperlink>
       </w:r>
@@ -5518,6 +5547,16 @@
           <w:color w:val="0000FF"/>
           <w:sz w:val="24"/>
           <w:u w:val="single"/>
+        </w:rPr>
+        <w:t>6</w:t>
+      </w:r>
+      <w:r>
+        <w:rPr>
+          <w:rFonts w:ascii="Charis SIL Regular" w:hAnsi="Charis SIL Regular" w:eastAsia="Charis SIL Regular"/>
+          <w:b w:val="0"/>
+          <w:i w:val="0"/>
+          <w:color w:val="0000FF"/>
+          <w:sz w:val="24"/>
         </w:rPr>
         <w:t>-</w:t>
       </w:r>
@@ -5535,19 +5574,9 @@
             <w:rPr>
               <w:rStyle w:val="Hyperlink"/>
             </w:rPr>
-            <w:t>db08</w:t>
+            <w:t>db08-</w:t>
           </w:r>
         </w:hyperlink>
-      </w:r>
-      <w:r>
-        <w:rPr>
-          <w:rFonts w:ascii="Charis SIL Regular" w:hAnsi="Charis SIL Regular" w:eastAsia="Charis SIL Regular"/>
-          <w:b w:val="0"/>
-          <w:i w:val="0"/>
-          <w:color w:val="0000FF"/>
-          <w:sz w:val="24"/>
-        </w:rPr>
-        <w:t>-</w:t>
       </w:r>
       <w:r>
         <w:rPr>

--- a/EXPORTS/DOCX/published/niveau3/English/Wereldtentoonstelling1883.docx
+++ b/EXPORTS/DOCX/published/niveau3/English/Wereldtentoonstelling1883.docx
@@ -980,8 +980,16 @@
           <w:i w:val="0"/>
           <w:color w:val="0000FF"/>
           <w:sz w:val="24"/>
-        </w:rPr>
-        <w:t>Rijksmuseu</w:t>
+          <w:u w:val="single"/>
+        </w:rPr>
+        <w:hyperlink r:id="rId12" w:history="1">
+          <w:r>
+            <w:rPr>
+              <w:rStyle w:val="Hyperlink"/>
+            </w:rPr>
+            <w:t>Rijksmuseu</w:t>
+          </w:r>
+        </w:hyperlink>
       </w:r>
       <w:r>
         <w:rPr>
@@ -1179,7 +1187,7 @@
           <w:sz w:val="24"/>
           <w:u w:val="single"/>
         </w:rPr>
-        <w:hyperlink r:id="rId13" w:history="1">
+        <w:hyperlink r:id="rId14" w:history="1">
           <w:r>
             <w:rPr>
               <w:rStyle w:val="Hyperlink"/>
@@ -2525,14 +2533,7 @@
           <w:color w:val="000000"/>
           <w:sz w:val="24"/>
         </w:rPr>
-        <w:hyperlink r:id="rId19" w:history="1">
-          <w:r>
-            <w:rPr>
-              <w:rStyle w:val="Hyperlink"/>
-            </w:rPr>
-            <w:t xml:space="preserve">nt to the </w:t>
-          </w:r>
-        </w:hyperlink>
+        <w:t xml:space="preserve">nt to the </w:t>
       </w:r>
       <w:r>
         <w:rPr>
@@ -2543,43 +2544,7 @@
           <w:sz w:val="24"/>
           <w:u w:val="single"/>
         </w:rPr>
-        <w:hyperlink r:id="rId19" w:history="1">
-          <w:r>
-            <w:rPr>
-              <w:rStyle w:val="Hyperlink"/>
-            </w:rPr>
-            <w:t>Rijks</w:t>
-          </w:r>
-        </w:hyperlink>
-      </w:r>
-      <w:r>
-        <w:rPr>
-          <w:rFonts w:ascii="Charis SIL Regular" w:hAnsi="Charis SIL Regular" w:eastAsia="Charis SIL Regular"/>
-          <w:b w:val="0"/>
-          <w:i w:val="0"/>
-          <w:color w:val="0000FF"/>
-          <w:sz w:val="24"/>
-          <w:u w:val="single"/>
-        </w:rPr>
-        <w:t xml:space="preserve"> </w:t>
-      </w:r>
-      <w:r>
-        <w:rPr>
-          <w:rFonts w:ascii="Charis SIL Regular" w:hAnsi="Charis SIL Regular" w:eastAsia="Charis SIL Regular"/>
-          <w:b w:val="0"/>
-          <w:i w:val="0"/>
-          <w:color w:val="0000FF"/>
-          <w:sz w:val="24"/>
-          <w:u w:val="single"/>
-        </w:rPr>
-        <w:hyperlink r:id="rId19" w:history="1">
-          <w:r>
-            <w:rPr>
-              <w:rStyle w:val="Hyperlink"/>
-            </w:rPr>
-            <w:t>E</w:t>
-          </w:r>
-        </w:hyperlink>
+        <w:t>Rijks E</w:t>
       </w:r>
       <w:r>
         <w:rPr>
@@ -2626,14 +2591,7 @@
           <w:sz w:val="24"/>
           <w:u w:val="single"/>
         </w:rPr>
-        <w:hyperlink r:id="rId19" w:history="1">
-          <w:r>
-            <w:rPr>
-              <w:rStyle w:val="Hyperlink"/>
-            </w:rPr>
-            <w:t>c</w:t>
-          </w:r>
-        </w:hyperlink>
+        <w:t>c</w:t>
       </w:r>
       <w:r>
         <w:rPr>
@@ -2684,7 +2642,14 @@
           <w:color w:val="000000"/>
           <w:sz w:val="24"/>
         </w:rPr>
-        <w:t xml:space="preserve"> in L</w:t>
+        <w:hyperlink r:id="rId20" w:history="1">
+          <w:r>
+            <w:rPr>
+              <w:rStyle w:val="Hyperlink"/>
+            </w:rPr>
+            <w:t xml:space="preserve"> in L</w:t>
+          </w:r>
+        </w:hyperlink>
       </w:r>
       <w:r>
         <w:rPr>
@@ -3178,32 +3143,7 @@
           <w:color w:val="000000"/>
           <w:sz w:val="24"/>
         </w:rPr>
-        <w:hyperlink r:id="rId23" w:history="1">
-          <w:r>
-            <w:rPr>
-              <w:rStyle w:val="Hyperlink"/>
-            </w:rPr>
-            <w:t>e the Dutc</w:t>
-          </w:r>
-        </w:hyperlink>
-      </w:r>
-      <w:r>
-        <w:rPr>
-          <w:u w:val="single" w:color="0000ff"/>
-          <w:rFonts w:ascii="Charis SIL Regular" w:hAnsi="Charis SIL Regular" w:eastAsia="Charis SIL Regular"/>
-          <w:b w:val="0"/>
-          <w:i w:val="0"/>
-          <w:color w:val="000000"/>
-          <w:sz w:val="24"/>
-        </w:rPr>
-        <w:hyperlink r:id="rId23" w:history="1">
-          <w:r>
-            <w:rPr>
-              <w:rStyle w:val="Hyperlink"/>
-            </w:rPr>
-            <w:t>h c</w:t>
-          </w:r>
-        </w:hyperlink>
+        <w:t>e the Dutch c</w:t>
       </w:r>
       <w:r>
         <w:rPr>
@@ -3776,13 +3716,21 @@
       </w:r>
       <w:r>
         <w:rPr>
+          <w:u w:val="single" w:color="0000ff"/>
           <w:rFonts w:ascii="Charis SIL Regular" w:hAnsi="Charis SIL Regular" w:eastAsia="Charis SIL Regular"/>
           <w:b w:val="0"/>
           <w:i w:val="0"/>
           <w:color w:val="000000"/>
           <w:sz w:val="24"/>
         </w:rPr>
-        <w:t>Leide</w:t>
+        <w:hyperlink r:id="rId24" w:history="1">
+          <w:r>
+            <w:rPr>
+              <w:rStyle w:val="Hyperlink"/>
+            </w:rPr>
+            <w:t>Leide</w:t>
+          </w:r>
+        </w:hyperlink>
       </w:r>
       <w:r>
         <w:rPr>
@@ -4732,7 +4680,7 @@
           <w:sz w:val="24"/>
           <w:u w:val="single"/>
         </w:rPr>
-        <w:t>Scientific research in colonised terri</w:t>
+        <w:t>Scientific research in colonised terr</w:t>
       </w:r>
       <w:r>
         <w:rPr>
@@ -4743,7 +4691,7 @@
           <w:sz w:val="24"/>
           <w:u w:val="single"/>
         </w:rPr>
-        <w:t>torie</w:t>
+        <w:t>i</w:t>
       </w:r>
       <w:r>
         <w:rPr>
@@ -4752,8 +4700,9 @@
           <w:i w:val="0"/>
           <w:color w:val="0000FF"/>
           <w:sz w:val="24"/>
-        </w:rPr>
-        <w:t>s</w:t>
+          <w:u w:val="single"/>
+        </w:rPr>
+        <w:t>tories</w:t>
       </w:r>
       <w:r>
         <w:br/>
@@ -5507,15 +5456,9 @@
           <w:i w:val="0"/>
           <w:color w:val="0000FF"/>
           <w:sz w:val="24"/>
-        </w:rPr>
-        <w:hyperlink r:id="rId27" w:history="1">
-          <w:r>
-            <w:rPr>
-              <w:rStyle w:val="Hyperlink"/>
-            </w:rPr>
-            <w:t>6</w:t>
-          </w:r>
-        </w:hyperlink>
+          <w:u w:val="single"/>
+        </w:rPr>
+        <w:t>6</w:t>
       </w:r>
       <w:r>
         <w:rPr>
@@ -5524,7 +5467,6 @@
           <w:i w:val="0"/>
           <w:color w:val="0000FF"/>
           <w:sz w:val="24"/>
-          <w:u w:val="single"/>
         </w:rPr>
         <w:t>-</w:t>
       </w:r>

--- a/EXPORTS/DOCX/published/niveau3/English/Wereldtentoonstelling1883.docx
+++ b/EXPORTS/DOCX/published/niveau3/English/Wereldtentoonstelling1883.docx
@@ -1122,7 +1122,7 @@
           <w:sz w:val="24"/>
           <w:u w:val="single"/>
         </w:rPr>
-        <w:hyperlink r:id="rId13" w:history="1">
+        <w:hyperlink r:id="rId14" w:history="1">
           <w:r>
             <w:rPr>
               <w:rStyle w:val="Hyperlink"/>
@@ -1140,7 +1140,7 @@
           <w:sz w:val="24"/>
           <w:u w:val="single"/>
         </w:rPr>
-        <w:hyperlink r:id="rId13" w:history="1">
+        <w:hyperlink r:id="rId14" w:history="1">
           <w:r>
             <w:rPr>
               <w:rStyle w:val="Hyperlink"/>
@@ -1158,7 +1158,7 @@
           <w:sz w:val="24"/>
           <w:u w:val="single"/>
         </w:rPr>
-        <w:hyperlink r:id="rId13" w:history="1">
+        <w:hyperlink r:id="rId14" w:history="1">
           <w:r>
             <w:rPr>
               <w:rStyle w:val="Hyperlink"/>
@@ -2324,7 +2324,6 @@
           <w:i w:val="0"/>
           <w:color w:val="0000FF"/>
           <w:sz w:val="24"/>
-          <w:u w:val="single"/>
         </w:rPr>
         <w:hyperlink r:id="rId19" w:history="1">
           <w:r>
@@ -2522,29 +2521,7 @@
           <w:color w:val="000000"/>
           <w:sz w:val="24"/>
         </w:rPr>
-        <w:t>. The majority we</w:t>
-      </w:r>
-      <w:r>
-        <w:rPr>
-          <w:u w:val="single" w:color="0000ff"/>
-          <w:rFonts w:ascii="Charis SIL Regular" w:hAnsi="Charis SIL Regular" w:eastAsia="Charis SIL Regular"/>
-          <w:b w:val="0"/>
-          <w:i w:val="0"/>
-          <w:color w:val="000000"/>
-          <w:sz w:val="24"/>
-        </w:rPr>
-        <w:t xml:space="preserve">nt to the </w:t>
-      </w:r>
-      <w:r>
-        <w:rPr>
-          <w:rFonts w:ascii="Charis SIL Regular" w:hAnsi="Charis SIL Regular" w:eastAsia="Charis SIL Regular"/>
-          <w:b w:val="0"/>
-          <w:i w:val="0"/>
-          <w:color w:val="0000FF"/>
-          <w:sz w:val="24"/>
-          <w:u w:val="single"/>
-        </w:rPr>
-        <w:t>Rijks E</w:t>
+        <w:t xml:space="preserve">. The majority went to the </w:t>
       </w:r>
       <w:r>
         <w:rPr>
@@ -2560,9 +2537,20 @@
             <w:rPr>
               <w:rStyle w:val="Hyperlink"/>
             </w:rPr>
-            <w:t>tnografi</w:t>
+            <w:t>Rijks</w:t>
           </w:r>
         </w:hyperlink>
+      </w:r>
+      <w:r>
+        <w:rPr>
+          <w:rFonts w:ascii="Charis SIL Regular" w:hAnsi="Charis SIL Regular" w:eastAsia="Charis SIL Regular"/>
+          <w:b w:val="0"/>
+          <w:i w:val="0"/>
+          <w:color w:val="0000FF"/>
+          <w:sz w:val="24"/>
+          <w:u w:val="single"/>
+        </w:rPr>
+        <w:t xml:space="preserve"> </w:t>
       </w:r>
       <w:r>
         <w:rPr>
@@ -2578,7 +2566,7 @@
             <w:rPr>
               <w:rStyle w:val="Hyperlink"/>
             </w:rPr>
-            <w:t>s</w:t>
+            <w:t>E</w:t>
           </w:r>
         </w:hyperlink>
       </w:r>
@@ -2591,7 +2579,14 @@
           <w:sz w:val="24"/>
           <w:u w:val="single"/>
         </w:rPr>
-        <w:t>c</w:t>
+        <w:hyperlink r:id="rId19" w:history="1">
+          <w:r>
+            <w:rPr>
+              <w:rStyle w:val="Hyperlink"/>
+            </w:rPr>
+            <w:t>tnografis</w:t>
+          </w:r>
+        </w:hyperlink>
       </w:r>
       <w:r>
         <w:rPr>
@@ -2602,7 +2597,32 @@
           <w:sz w:val="24"/>
           <w:u w:val="single"/>
         </w:rPr>
-        <w:t>h</w:t>
+        <w:hyperlink r:id="rId19" w:history="1">
+          <w:r>
+            <w:rPr>
+              <w:rStyle w:val="Hyperlink"/>
+            </w:rPr>
+            <w:t>c</w:t>
+          </w:r>
+        </w:hyperlink>
+      </w:r>
+      <w:r>
+        <w:rPr>
+          <w:rFonts w:ascii="Charis SIL Regular" w:hAnsi="Charis SIL Regular" w:eastAsia="Charis SIL Regular"/>
+          <w:b w:val="0"/>
+          <w:i w:val="0"/>
+          <w:color w:val="0000FF"/>
+          <w:sz w:val="24"/>
+          <w:u w:val="single"/>
+        </w:rPr>
+        <w:hyperlink r:id="rId19" w:history="1">
+          <w:r>
+            <w:rPr>
+              <w:rStyle w:val="Hyperlink"/>
+            </w:rPr>
+            <w:t>h</w:t>
+          </w:r>
+        </w:hyperlink>
       </w:r>
       <w:r>
         <w:rPr>
@@ -2629,9 +2649,19 @@
             <w:rPr>
               <w:rStyle w:val="Hyperlink"/>
             </w:rPr>
-            <w:t>Museum</w:t>
+            <w:t>Museu</w:t>
           </w:r>
         </w:hyperlink>
+      </w:r>
+      <w:r>
+        <w:rPr>
+          <w:rFonts w:ascii="Charis SIL Regular" w:hAnsi="Charis SIL Regular" w:eastAsia="Charis SIL Regular"/>
+          <w:b w:val="0"/>
+          <w:i w:val="0"/>
+          <w:color w:val="0000FF"/>
+          <w:sz w:val="24"/>
+        </w:rPr>
+        <w:t>m</w:t>
       </w:r>
       <w:r>
         <w:rPr>
@@ -3143,7 +3173,32 @@
           <w:color w:val="000000"/>
           <w:sz w:val="24"/>
         </w:rPr>
-        <w:t>e the Dutch c</w:t>
+        <w:hyperlink r:id="rId23" w:history="1">
+          <w:r>
+            <w:rPr>
+              <w:rStyle w:val="Hyperlink"/>
+            </w:rPr>
+            <w:t>e the Dutc</w:t>
+          </w:r>
+        </w:hyperlink>
+      </w:r>
+      <w:r>
+        <w:rPr>
+          <w:u w:val="single" w:color="0000ff"/>
+          <w:rFonts w:ascii="Charis SIL Regular" w:hAnsi="Charis SIL Regular" w:eastAsia="Charis SIL Regular"/>
+          <w:b w:val="0"/>
+          <w:i w:val="0"/>
+          <w:color w:val="000000"/>
+          <w:sz w:val="24"/>
+        </w:rPr>
+        <w:hyperlink r:id="rId23" w:history="1">
+          <w:r>
+            <w:rPr>
+              <w:rStyle w:val="Hyperlink"/>
+            </w:rPr>
+            <w:t>h c</w:t>
+          </w:r>
+        </w:hyperlink>
       </w:r>
       <w:r>
         <w:rPr>
@@ -4680,7 +4735,7 @@
           <w:sz w:val="24"/>
           <w:u w:val="single"/>
         </w:rPr>
-        <w:t>Scientific research in colonised terr</w:t>
+        <w:t>Scientific research in colonised terri</w:t>
       </w:r>
       <w:r>
         <w:rPr>
@@ -4691,7 +4746,7 @@
           <w:sz w:val="24"/>
           <w:u w:val="single"/>
         </w:rPr>
-        <w:t>i</w:t>
+        <w:t>torie</w:t>
       </w:r>
       <w:r>
         <w:rPr>
@@ -4700,9 +4755,8 @@
           <w:i w:val="0"/>
           <w:color w:val="0000FF"/>
           <w:sz w:val="24"/>
-          <w:u w:val="single"/>
-        </w:rPr>
-        <w:t>tories</w:t>
+        </w:rPr>
+        <w:t>s</w:t>
       </w:r>
       <w:r>
         <w:br/>
@@ -5445,7 +5499,7 @@
             <w:rPr>
               <w:rStyle w:val="Hyperlink"/>
             </w:rPr>
-            <w:t>file/49d013d5-078</w:t>
+            <w:t>file/49d013d5-0786</w:t>
           </w:r>
         </w:hyperlink>
       </w:r>
@@ -5457,16 +5511,6 @@
           <w:color w:val="0000FF"/>
           <w:sz w:val="24"/>
           <w:u w:val="single"/>
-        </w:rPr>
-        <w:t>6</w:t>
-      </w:r>
-      <w:r>
-        <w:rPr>
-          <w:rFonts w:ascii="Charis SIL Regular" w:hAnsi="Charis SIL Regular" w:eastAsia="Charis SIL Regular"/>
-          <w:b w:val="0"/>
-          <w:i w:val="0"/>
-          <w:color w:val="0000FF"/>
-          <w:sz w:val="24"/>
         </w:rPr>
         <w:t>-</w:t>
       </w:r>
@@ -5484,9 +5528,19 @@
             <w:rPr>
               <w:rStyle w:val="Hyperlink"/>
             </w:rPr>
-            <w:t>db08-</w:t>
+            <w:t>db08</w:t>
           </w:r>
         </w:hyperlink>
+      </w:r>
+      <w:r>
+        <w:rPr>
+          <w:rFonts w:ascii="Charis SIL Regular" w:hAnsi="Charis SIL Regular" w:eastAsia="Charis SIL Regular"/>
+          <w:b w:val="0"/>
+          <w:i w:val="0"/>
+          <w:color w:val="0000FF"/>
+          <w:sz w:val="24"/>
+        </w:rPr>
+        <w:t>-</w:t>
       </w:r>
       <w:r>
         <w:rPr>
@@ -6814,7 +6868,7 @@
         <w:autoSpaceDN w:val="0"/>
         <w:autoSpaceDE w:val="0"/>
         <w:widowControl/>
-        <w:spacing w:line="538" w:lineRule="exact" w:before="478" w:after="0"/>
+        <w:spacing w:line="538" w:lineRule="exact" w:before="458" w:after="0"/>
         <w:ind w:left="0" w:right="0" w:firstLine="0"/>
         <w:jc w:val="left"/>
       </w:pPr>

--- a/EXPORTS/DOCX/published/niveau3/English/Wereldtentoonstelling1883.docx
+++ b/EXPORTS/DOCX/published/niveau3/English/Wereldtentoonstelling1883.docx
@@ -1029,7 +1029,7 @@
           <w:sz w:val="24"/>
           <w:u w:val="single"/>
         </w:rPr>
-        <w:hyperlink r:id="rId12" w:history="1">
+        <w:hyperlink r:id="rId13" w:history="1">
           <w:r>
             <w:rPr>
               <w:rStyle w:val="Hyperlink"/>
@@ -1158,7 +1158,7 @@
           <w:sz w:val="24"/>
           <w:u w:val="single"/>
         </w:rPr>
-        <w:hyperlink r:id="rId14" w:history="1">
+        <w:hyperlink r:id="rId13" w:history="1">
           <w:r>
             <w:rPr>
               <w:rStyle w:val="Hyperlink"/>
@@ -1187,7 +1187,7 @@
           <w:sz w:val="24"/>
           <w:u w:val="single"/>
         </w:rPr>
-        <w:hyperlink r:id="rId14" w:history="1">
+        <w:hyperlink r:id="rId13" w:history="1">
           <w:r>
             <w:rPr>
               <w:rStyle w:val="Hyperlink"/>
@@ -4735,7 +4735,7 @@
           <w:sz w:val="24"/>
           <w:u w:val="single"/>
         </w:rPr>
-        <w:t>Scientific research in colonised terri</w:t>
+        <w:t>Scientific research in colonised terr</w:t>
       </w:r>
       <w:r>
         <w:rPr>
@@ -4746,7 +4746,7 @@
           <w:sz w:val="24"/>
           <w:u w:val="single"/>
         </w:rPr>
-        <w:t>torie</w:t>
+        <w:t>i</w:t>
       </w:r>
       <w:r>
         <w:rPr>
@@ -4755,8 +4755,9 @@
           <w:i w:val="0"/>
           <w:color w:val="0000FF"/>
           <w:sz w:val="24"/>
-        </w:rPr>
-        <w:t>s</w:t>
+          <w:u w:val="single"/>
+        </w:rPr>
+        <w:t>tories</w:t>
       </w:r>
       <w:r>
         <w:br/>
@@ -5499,7 +5500,7 @@
             <w:rPr>
               <w:rStyle w:val="Hyperlink"/>
             </w:rPr>
-            <w:t>file/49d013d5-0786</w:t>
+            <w:t>file/49d013d5-078</w:t>
           </w:r>
         </w:hyperlink>
       </w:r>
@@ -5510,25 +5511,13 @@
           <w:i w:val="0"/>
           <w:color w:val="0000FF"/>
           <w:sz w:val="24"/>
-          <w:u w:val="single"/>
-        </w:rPr>
-        <w:t>-</w:t>
-      </w:r>
-      <w:r>
-        <w:rPr>
-          <w:rFonts w:ascii="Charis SIL Regular" w:hAnsi="Charis SIL Regular" w:eastAsia="Charis SIL Regular"/>
-          <w:b w:val="0"/>
-          <w:i w:val="0"/>
-          <w:color w:val="0000FF"/>
-          <w:sz w:val="24"/>
-          <w:u w:val="single"/>
         </w:rPr>
         <w:hyperlink r:id="rId27" w:history="1">
           <w:r>
             <w:rPr>
               <w:rStyle w:val="Hyperlink"/>
             </w:rPr>
-            <w:t>db08</w:t>
+            <w:t>6</w:t>
           </w:r>
         </w:hyperlink>
       </w:r>
@@ -5541,6 +5530,24 @@
           <w:sz w:val="24"/>
         </w:rPr>
         <w:t>-</w:t>
+      </w:r>
+      <w:r>
+        <w:rPr>
+          <w:rFonts w:ascii="Charis SIL Regular" w:hAnsi="Charis SIL Regular" w:eastAsia="Charis SIL Regular"/>
+          <w:b w:val="0"/>
+          <w:i w:val="0"/>
+          <w:color w:val="0000FF"/>
+          <w:sz w:val="24"/>
+          <w:u w:val="single"/>
+        </w:rPr>
+        <w:hyperlink r:id="rId27" w:history="1">
+          <w:r>
+            <w:rPr>
+              <w:rStyle w:val="Hyperlink"/>
+            </w:rPr>
+            <w:t>db08-</w:t>
+          </w:r>
+        </w:hyperlink>
       </w:r>
       <w:r>
         <w:rPr>

--- a/EXPORTS/DOCX/published/niveau3/English/Wereldtentoonstelling1883.docx
+++ b/EXPORTS/DOCX/published/niveau3/English/Wereldtentoonstelling1883.docx
@@ -1029,7 +1029,7 @@
           <w:sz w:val="24"/>
           <w:u w:val="single"/>
         </w:rPr>
-        <w:hyperlink r:id="rId13" w:history="1">
+        <w:hyperlink r:id="rId12" w:history="1">
           <w:r>
             <w:rPr>
               <w:rStyle w:val="Hyperlink"/>
@@ -1158,7 +1158,7 @@
           <w:sz w:val="24"/>
           <w:u w:val="single"/>
         </w:rPr>
-        <w:hyperlink r:id="rId13" w:history="1">
+        <w:hyperlink r:id="rId14" w:history="1">
           <w:r>
             <w:rPr>
               <w:rStyle w:val="Hyperlink"/>
@@ -1187,7 +1187,7 @@
           <w:sz w:val="24"/>
           <w:u w:val="single"/>
         </w:rPr>
-        <w:hyperlink r:id="rId13" w:history="1">
+        <w:hyperlink r:id="rId14" w:history="1">
           <w:r>
             <w:rPr>
               <w:rStyle w:val="Hyperlink"/>
@@ -2324,6 +2324,7 @@
           <w:i w:val="0"/>
           <w:color w:val="0000FF"/>
           <w:sz w:val="24"/>
+          <w:u w:val="single"/>
         </w:rPr>
         <w:hyperlink r:id="rId19" w:history="1">
           <w:r>
@@ -2521,7 +2522,18 @@
           <w:color w:val="000000"/>
           <w:sz w:val="24"/>
         </w:rPr>
-        <w:t xml:space="preserve">. The majority went to the </w:t>
+        <w:t>. The majority we</w:t>
+      </w:r>
+      <w:r>
+        <w:rPr>
+          <w:u w:val="single" w:color="0000ff"/>
+          <w:rFonts w:ascii="Charis SIL Regular" w:hAnsi="Charis SIL Regular" w:eastAsia="Charis SIL Regular"/>
+          <w:b w:val="0"/>
+          <w:i w:val="0"/>
+          <w:color w:val="000000"/>
+          <w:sz w:val="24"/>
+        </w:rPr>
+        <w:t xml:space="preserve">nt to the </w:t>
       </w:r>
       <w:r>
         <w:rPr>
@@ -2532,7 +2544,7 @@
           <w:sz w:val="24"/>
           <w:u w:val="single"/>
         </w:rPr>
-        <w:hyperlink r:id="rId19" w:history="1">
+        <w:hyperlink r:id="rId21" w:history="1">
           <w:r>
             <w:rPr>
               <w:rStyle w:val="Hyperlink"/>
@@ -2579,14 +2591,7 @@
           <w:sz w:val="24"/>
           <w:u w:val="single"/>
         </w:rPr>
-        <w:hyperlink r:id="rId19" w:history="1">
-          <w:r>
-            <w:rPr>
-              <w:rStyle w:val="Hyperlink"/>
-            </w:rPr>
-            <w:t>tnografis</w:t>
-          </w:r>
-        </w:hyperlink>
+        <w:t>tnografisc</w:t>
       </w:r>
       <w:r>
         <w:rPr>
@@ -2597,32 +2602,7 @@
           <w:sz w:val="24"/>
           <w:u w:val="single"/>
         </w:rPr>
-        <w:hyperlink r:id="rId19" w:history="1">
-          <w:r>
-            <w:rPr>
-              <w:rStyle w:val="Hyperlink"/>
-            </w:rPr>
-            <w:t>c</w:t>
-          </w:r>
-        </w:hyperlink>
-      </w:r>
-      <w:r>
-        <w:rPr>
-          <w:rFonts w:ascii="Charis SIL Regular" w:hAnsi="Charis SIL Regular" w:eastAsia="Charis SIL Regular"/>
-          <w:b w:val="0"/>
-          <w:i w:val="0"/>
-          <w:color w:val="0000FF"/>
-          <w:sz w:val="24"/>
-          <w:u w:val="single"/>
-        </w:rPr>
-        <w:hyperlink r:id="rId19" w:history="1">
-          <w:r>
-            <w:rPr>
-              <w:rStyle w:val="Hyperlink"/>
-            </w:rPr>
-            <w:t>h</w:t>
-          </w:r>
-        </w:hyperlink>
+        <w:t>h</w:t>
       </w:r>
       <w:r>
         <w:rPr>
@@ -2649,19 +2629,9 @@
             <w:rPr>
               <w:rStyle w:val="Hyperlink"/>
             </w:rPr>
-            <w:t>Museu</w:t>
+            <w:t>Museum</w:t>
           </w:r>
         </w:hyperlink>
-      </w:r>
-      <w:r>
-        <w:rPr>
-          <w:rFonts w:ascii="Charis SIL Regular" w:hAnsi="Charis SIL Regular" w:eastAsia="Charis SIL Regular"/>
-          <w:b w:val="0"/>
-          <w:i w:val="0"/>
-          <w:color w:val="0000FF"/>
-          <w:sz w:val="24"/>
-        </w:rPr>
-        <w:t>m</w:t>
       </w:r>
       <w:r>
         <w:rPr>
@@ -2781,14 +2751,7 @@
           <w:color w:val="000000"/>
           <w:sz w:val="24"/>
         </w:rPr>
-        <w:hyperlink r:id="rId21" w:history="1">
-          <w:r>
-            <w:rPr>
-              <w:rStyle w:val="Hyperlink"/>
-            </w:rPr>
-            <w:t>muse</w:t>
-          </w:r>
-        </w:hyperlink>
+        <w:t>muse</w:t>
       </w:r>
       <w:r>
         <w:rPr>
@@ -3162,43 +3125,7 @@
           <w:color w:val="000000"/>
           <w:sz w:val="24"/>
         </w:rPr>
-        <w:t>outsid</w:t>
-      </w:r>
-      <w:r>
-        <w:rPr>
-          <w:u w:val="single" w:color="0000ff"/>
-          <w:rFonts w:ascii="Charis SIL Regular" w:hAnsi="Charis SIL Regular" w:eastAsia="Charis SIL Regular"/>
-          <w:b w:val="0"/>
-          <w:i w:val="0"/>
-          <w:color w:val="000000"/>
-          <w:sz w:val="24"/>
-        </w:rPr>
-        <w:hyperlink r:id="rId23" w:history="1">
-          <w:r>
-            <w:rPr>
-              <w:rStyle w:val="Hyperlink"/>
-            </w:rPr>
-            <w:t>e the Dutc</w:t>
-          </w:r>
-        </w:hyperlink>
-      </w:r>
-      <w:r>
-        <w:rPr>
-          <w:u w:val="single" w:color="0000ff"/>
-          <w:rFonts w:ascii="Charis SIL Regular" w:hAnsi="Charis SIL Regular" w:eastAsia="Charis SIL Regular"/>
-          <w:b w:val="0"/>
-          <w:i w:val="0"/>
-          <w:color w:val="000000"/>
-          <w:sz w:val="24"/>
-        </w:rPr>
-        <w:hyperlink r:id="rId23" w:history="1">
-          <w:r>
-            <w:rPr>
-              <w:rStyle w:val="Hyperlink"/>
-            </w:rPr>
-            <w:t>h c</w:t>
-          </w:r>
-        </w:hyperlink>
+        <w:t>outside the Dutch c</w:t>
       </w:r>
       <w:r>
         <w:rPr>
@@ -3671,12 +3598,58 @@
           <w:color w:val="000000"/>
           <w:sz w:val="24"/>
         </w:rPr>
+        <w:t xml:space="preserve"> also available throug</w:t>
+      </w:r>
+      <w:r>
+        <w:rPr>
+          <w:rFonts w:ascii="Charis SIL Regular" w:hAnsi="Charis SIL Regular" w:eastAsia="Charis SIL Regular"/>
+          <w:b w:val="0"/>
+          <w:i w:val="0"/>
+          <w:color w:val="000000"/>
+          <w:sz w:val="24"/>
+        </w:rPr>
         <w:hyperlink r:id="rId24" w:history="1">
           <w:r>
             <w:rPr>
               <w:rStyle w:val="Hyperlink"/>
             </w:rPr>
-            <w:t xml:space="preserve"> also ava</w:t>
+            <w:t xml:space="preserve">h </w:t>
+          </w:r>
+        </w:hyperlink>
+      </w:r>
+      <w:r>
+        <w:rPr>
+          <w:u w:val="single" w:color="0000ff"/>
+          <w:rFonts w:ascii="Charis SIL Regular" w:hAnsi="Charis SIL Regular" w:eastAsia="Charis SIL Regular"/>
+          <w:b w:val="0"/>
+          <w:i w:val="0"/>
+          <w:color w:val="000000"/>
+          <w:sz w:val="24"/>
+        </w:rPr>
+        <w:hyperlink r:id="rId24" w:history="1">
+          <w:r>
+            <w:rPr>
+              <w:rStyle w:val="Hyperlink"/>
+            </w:rPr>
+            <w:t>Leide</w:t>
+          </w:r>
+        </w:hyperlink>
+      </w:r>
+      <w:r>
+        <w:rPr>
+          <w:u w:val="single" w:color="0000ff"/>
+          <w:rFonts w:ascii="Charis SIL Regular" w:hAnsi="Charis SIL Regular" w:eastAsia="Charis SIL Regular"/>
+          <w:b w:val="0"/>
+          <w:i w:val="0"/>
+          <w:color w:val="000000"/>
+          <w:sz w:val="24"/>
+        </w:rPr>
+        <w:hyperlink r:id="rId24" w:history="1">
+          <w:r>
+            <w:rPr>
+              <w:rStyle w:val="Hyperlink"/>
+            </w:rPr>
+            <w:t>n Univers</w:t>
           </w:r>
         </w:hyperlink>
       </w:r>
@@ -3712,131 +3685,6 @@
             <w:rPr>
               <w:rStyle w:val="Hyperlink"/>
             </w:rPr>
-            <w:t>la</w:t>
-          </w:r>
-        </w:hyperlink>
-      </w:r>
-      <w:r>
-        <w:rPr>
-          <w:u w:val="single" w:color="0000ff"/>
-          <w:rFonts w:ascii="Charis SIL Regular" w:hAnsi="Charis SIL Regular" w:eastAsia="Charis SIL Regular"/>
-          <w:b w:val="0"/>
-          <w:i w:val="0"/>
-          <w:color w:val="000000"/>
-          <w:sz w:val="24"/>
-        </w:rPr>
-        <w:hyperlink r:id="rId24" w:history="1">
-          <w:r>
-            <w:rPr>
-              <w:rStyle w:val="Hyperlink"/>
-            </w:rPr>
-            <w:t>b</w:t>
-          </w:r>
-        </w:hyperlink>
-      </w:r>
-      <w:r>
-        <w:rPr>
-          <w:u w:val="single" w:color="0000ff"/>
-          <w:rFonts w:ascii="Charis SIL Regular" w:hAnsi="Charis SIL Regular" w:eastAsia="Charis SIL Regular"/>
-          <w:b w:val="0"/>
-          <w:i w:val="0"/>
-          <w:color w:val="000000"/>
-          <w:sz w:val="24"/>
-        </w:rPr>
-        <w:hyperlink r:id="rId24" w:history="1">
-          <w:r>
-            <w:rPr>
-              <w:rStyle w:val="Hyperlink"/>
-            </w:rPr>
-            <w:t>le throug</w:t>
-          </w:r>
-        </w:hyperlink>
-      </w:r>
-      <w:r>
-        <w:rPr>
-          <w:rFonts w:ascii="Charis SIL Regular" w:hAnsi="Charis SIL Regular" w:eastAsia="Charis SIL Regular"/>
-          <w:b w:val="0"/>
-          <w:i w:val="0"/>
-          <w:color w:val="000000"/>
-          <w:sz w:val="24"/>
-        </w:rPr>
-        <w:hyperlink r:id="rId24" w:history="1">
-          <w:r>
-            <w:rPr>
-              <w:rStyle w:val="Hyperlink"/>
-            </w:rPr>
-            <w:t xml:space="preserve">h </w:t>
-          </w:r>
-        </w:hyperlink>
-      </w:r>
-      <w:r>
-        <w:rPr>
-          <w:u w:val="single" w:color="0000ff"/>
-          <w:rFonts w:ascii="Charis SIL Regular" w:hAnsi="Charis SIL Regular" w:eastAsia="Charis SIL Regular"/>
-          <w:b w:val="0"/>
-          <w:i w:val="0"/>
-          <w:color w:val="000000"/>
-          <w:sz w:val="24"/>
-        </w:rPr>
-        <w:hyperlink r:id="rId24" w:history="1">
-          <w:r>
-            <w:rPr>
-              <w:rStyle w:val="Hyperlink"/>
-            </w:rPr>
-            <w:t>Leide</w:t>
-          </w:r>
-        </w:hyperlink>
-      </w:r>
-      <w:r>
-        <w:rPr>
-          <w:u w:val="single" w:color="0000ff"/>
-          <w:rFonts w:ascii="Charis SIL Regular" w:hAnsi="Charis SIL Regular" w:eastAsia="Charis SIL Regular"/>
-          <w:b w:val="0"/>
-          <w:i w:val="0"/>
-          <w:color w:val="000000"/>
-          <w:sz w:val="24"/>
-        </w:rPr>
-        <w:hyperlink r:id="rId24" w:history="1">
-          <w:r>
-            <w:rPr>
-              <w:rStyle w:val="Hyperlink"/>
-            </w:rPr>
-            <w:t>n Univers</w:t>
-          </w:r>
-        </w:hyperlink>
-      </w:r>
-      <w:r>
-        <w:rPr>
-          <w:u w:val="single" w:color="0000ff"/>
-          <w:rFonts w:ascii="Charis SIL Regular" w:hAnsi="Charis SIL Regular" w:eastAsia="Charis SIL Regular"/>
-          <w:b w:val="0"/>
-          <w:i w:val="0"/>
-          <w:color w:val="000000"/>
-          <w:sz w:val="24"/>
-        </w:rPr>
-        <w:hyperlink r:id="rId24" w:history="1">
-          <w:r>
-            <w:rPr>
-              <w:rStyle w:val="Hyperlink"/>
-            </w:rPr>
-            <w:t>i</w:t>
-          </w:r>
-        </w:hyperlink>
-      </w:r>
-      <w:r>
-        <w:rPr>
-          <w:u w:val="single" w:color="0000ff"/>
-          <w:rFonts w:ascii="Charis SIL Regular" w:hAnsi="Charis SIL Regular" w:eastAsia="Charis SIL Regular"/>
-          <w:b w:val="0"/>
-          <w:i w:val="0"/>
-          <w:color w:val="000000"/>
-          <w:sz w:val="24"/>
-        </w:rPr>
-        <w:hyperlink r:id="rId24" w:history="1">
-          <w:r>
-            <w:rPr>
-              <w:rStyle w:val="Hyperlink"/>
-            </w:rPr>
             <w:t>t</w:t>
           </w:r>
         </w:hyperlink>
@@ -3886,14 +3734,7 @@
           <w:color w:val="000000"/>
           <w:sz w:val="24"/>
         </w:rPr>
-        <w:hyperlink r:id="rId24" w:history="1">
-          <w:r>
-            <w:rPr>
-              <w:rStyle w:val="Hyperlink"/>
-            </w:rPr>
-            <w:t>o collecti</w:t>
-          </w:r>
-        </w:hyperlink>
+        <w:t>o collecti</w:t>
       </w:r>
       <w:r>
         <w:rPr>
@@ -4292,14 +4133,7 @@
           <w:color w:val="000000"/>
           <w:sz w:val="24"/>
         </w:rPr>
-        <w:hyperlink r:id="rId25" w:history="1">
-          <w:r>
-            <w:rPr>
-              <w:rStyle w:val="Hyperlink"/>
-            </w:rPr>
-            <w:t>o sho</w:t>
-          </w:r>
-        </w:hyperlink>
+        <w:t>o sho</w:t>
       </w:r>
       <w:r>
         <w:rPr>
@@ -4382,133 +4216,7 @@
           <w:color w:val="000000"/>
           <w:sz w:val="24"/>
         </w:rPr>
-        <w:t xml:space="preserve"> </w:t>
-      </w:r>
-      <w:r>
-        <w:rPr>
-          <w:u w:val="single" w:color="0000ff"/>
-          <w:rFonts w:ascii="Charis SIL Regular" w:hAnsi="Charis SIL Regular" w:eastAsia="Charis SIL Regular"/>
-          <w:b w:val="0"/>
-          <w:i w:val="0"/>
-          <w:color w:val="000000"/>
-          <w:sz w:val="24"/>
-        </w:rPr>
-        <w:hyperlink r:id="rId25" w:history="1">
-          <w:r>
-            <w:rPr>
-              <w:rStyle w:val="Hyperlink"/>
-            </w:rPr>
-            <w:t>the f</w:t>
-          </w:r>
-        </w:hyperlink>
-      </w:r>
-      <w:r>
-        <w:rPr>
-          <w:u w:val="single" w:color="0000ff"/>
-          <w:rFonts w:ascii="Charis SIL Regular" w:hAnsi="Charis SIL Regular" w:eastAsia="Charis SIL Regular"/>
-          <w:b w:val="0"/>
-          <w:i w:val="0"/>
-          <w:color w:val="000000"/>
-          <w:sz w:val="24"/>
-        </w:rPr>
-        <w:hyperlink r:id="rId25" w:history="1">
-          <w:r>
-            <w:rPr>
-              <w:rStyle w:val="Hyperlink"/>
-            </w:rPr>
-            <w:t>o</w:t>
-          </w:r>
-        </w:hyperlink>
-      </w:r>
-      <w:r>
-        <w:rPr>
-          <w:u w:val="single" w:color="0000ff"/>
-          <w:rFonts w:ascii="Charis SIL Regular" w:hAnsi="Charis SIL Regular" w:eastAsia="Charis SIL Regular"/>
-          <w:b w:val="0"/>
-          <w:i w:val="0"/>
-          <w:color w:val="000000"/>
-          <w:sz w:val="24"/>
-        </w:rPr>
-        <w:hyperlink r:id="rId25" w:history="1">
-          <w:r>
-            <w:rPr>
-              <w:rStyle w:val="Hyperlink"/>
-            </w:rPr>
-            <w:t>rm</w:t>
-          </w:r>
-        </w:hyperlink>
-      </w:r>
-      <w:r>
-        <w:rPr>
-          <w:u w:val="single" w:color="0000ff"/>
-          <w:rFonts w:ascii="Charis SIL Regular" w:hAnsi="Charis SIL Regular" w:eastAsia="Charis SIL Regular"/>
-          <w:b w:val="0"/>
-          <w:i w:val="0"/>
-          <w:color w:val="000000"/>
-          <w:sz w:val="24"/>
-        </w:rPr>
-        <w:hyperlink r:id="rId25" w:history="1">
-          <w:r>
-            <w:rPr>
-              <w:rStyle w:val="Hyperlink"/>
-            </w:rPr>
-            <w:t>e</w:t>
-          </w:r>
-        </w:hyperlink>
-      </w:r>
-      <w:r>
-        <w:rPr>
-          <w:u w:val="single" w:color="0000ff"/>
-          <w:rFonts w:ascii="Charis SIL Regular" w:hAnsi="Charis SIL Regular" w:eastAsia="Charis SIL Regular"/>
-          <w:b w:val="0"/>
-          <w:i w:val="0"/>
-          <w:color w:val="000000"/>
-          <w:sz w:val="24"/>
-        </w:rPr>
-        <w:hyperlink r:id="rId25" w:history="1">
-          <w:r>
-            <w:rPr>
-              <w:rStyle w:val="Hyperlink"/>
-            </w:rPr>
-            <w:t>r Dut</w:t>
-          </w:r>
-        </w:hyperlink>
-      </w:r>
-      <w:r>
-        <w:rPr>
-          <w:u w:val="single" w:color="0000ff"/>
-          <w:rFonts w:ascii="Charis SIL Regular" w:hAnsi="Charis SIL Regular" w:eastAsia="Charis SIL Regular"/>
-          <w:b w:val="0"/>
-          <w:i w:val="0"/>
-          <w:color w:val="000000"/>
-          <w:sz w:val="24"/>
-        </w:rPr>
-        <w:hyperlink r:id="rId25" w:history="1">
-          <w:r>
-            <w:rPr>
-              <w:rStyle w:val="Hyperlink"/>
-            </w:rPr>
-            <w:t>c</w:t>
-          </w:r>
-        </w:hyperlink>
-      </w:r>
-      <w:r>
-        <w:rPr>
-          <w:u w:val="single" w:color="0000ff"/>
-          <w:rFonts w:ascii="Charis SIL Regular" w:hAnsi="Charis SIL Regular" w:eastAsia="Charis SIL Regular"/>
-          <w:b w:val="0"/>
-          <w:i w:val="0"/>
-          <w:color w:val="000000"/>
-          <w:sz w:val="24"/>
-        </w:rPr>
-        <w:hyperlink r:id="rId25" w:history="1">
-          <w:r>
-            <w:rPr>
-              <w:rStyle w:val="Hyperlink"/>
-            </w:rPr>
-            <w:t>h East Indi</w:t>
-          </w:r>
-        </w:hyperlink>
+        <w:t xml:space="preserve"> the former Dutch East Indi</w:t>
       </w:r>
       <w:r>
         <w:rPr>
@@ -5500,7 +5208,7 @@
             <w:rPr>
               <w:rStyle w:val="Hyperlink"/>
             </w:rPr>
-            <w:t>file/49d013d5-078</w:t>
+            <w:t>file/49d013d5-0786</w:t>
           </w:r>
         </w:hyperlink>
       </w:r>
@@ -5511,13 +5219,25 @@
           <w:i w:val="0"/>
           <w:color w:val="0000FF"/>
           <w:sz w:val="24"/>
+          <w:u w:val="single"/>
+        </w:rPr>
+        <w:t>-</w:t>
+      </w:r>
+      <w:r>
+        <w:rPr>
+          <w:rFonts w:ascii="Charis SIL Regular" w:hAnsi="Charis SIL Regular" w:eastAsia="Charis SIL Regular"/>
+          <w:b w:val="0"/>
+          <w:i w:val="0"/>
+          <w:color w:val="0000FF"/>
+          <w:sz w:val="24"/>
+          <w:u w:val="single"/>
         </w:rPr>
         <w:hyperlink r:id="rId27" w:history="1">
           <w:r>
             <w:rPr>
               <w:rStyle w:val="Hyperlink"/>
             </w:rPr>
-            <w:t>6</w:t>
+            <w:t>db08</w:t>
           </w:r>
         </w:hyperlink>
       </w:r>
@@ -5530,24 +5250,6 @@
           <w:sz w:val="24"/>
         </w:rPr>
         <w:t>-</w:t>
-      </w:r>
-      <w:r>
-        <w:rPr>
-          <w:rFonts w:ascii="Charis SIL Regular" w:hAnsi="Charis SIL Regular" w:eastAsia="Charis SIL Regular"/>
-          <w:b w:val="0"/>
-          <w:i w:val="0"/>
-          <w:color w:val="0000FF"/>
-          <w:sz w:val="24"/>
-          <w:u w:val="single"/>
-        </w:rPr>
-        <w:hyperlink r:id="rId27" w:history="1">
-          <w:r>
-            <w:rPr>
-              <w:rStyle w:val="Hyperlink"/>
-            </w:rPr>
-            <w:t>db08-</w:t>
-          </w:r>
-        </w:hyperlink>
       </w:r>
       <w:r>
         <w:rPr>

--- a/EXPORTS/DOCX/published/niveau3/English/Wereldtentoonstelling1883.docx
+++ b/EXPORTS/DOCX/published/niveau3/English/Wereldtentoonstelling1883.docx
@@ -982,7 +982,7 @@
           <w:sz w:val="24"/>
           <w:u w:val="single"/>
         </w:rPr>
-        <w:hyperlink r:id="rId12" w:history="1">
+        <w:hyperlink r:id="rId13" w:history="1">
           <w:r>
             <w:rPr>
               <w:rStyle w:val="Hyperlink"/>
@@ -1000,7 +1000,7 @@
           <w:sz w:val="24"/>
           <w:u w:val="single"/>
         </w:rPr>
-        <w:hyperlink r:id="rId12" w:history="1">
+        <w:hyperlink r:id="rId13" w:history="1">
           <w:r>
             <w:rPr>
               <w:rStyle w:val="Hyperlink"/>
@@ -1029,7 +1029,7 @@
           <w:sz w:val="24"/>
           <w:u w:val="single"/>
         </w:rPr>
-        <w:hyperlink r:id="rId12" w:history="1">
+        <w:hyperlink r:id="rId13" w:history="1">
           <w:r>
             <w:rPr>
               <w:rStyle w:val="Hyperlink"/>
@@ -1122,7 +1122,7 @@
           <w:sz w:val="24"/>
           <w:u w:val="single"/>
         </w:rPr>
-        <w:hyperlink r:id="rId14" w:history="1">
+        <w:hyperlink r:id="rId13" w:history="1">
           <w:r>
             <w:rPr>
               <w:rStyle w:val="Hyperlink"/>
@@ -1140,7 +1140,7 @@
           <w:sz w:val="24"/>
           <w:u w:val="single"/>
         </w:rPr>
-        <w:hyperlink r:id="rId14" w:history="1">
+        <w:hyperlink r:id="rId13" w:history="1">
           <w:r>
             <w:rPr>
               <w:rStyle w:val="Hyperlink"/>
@@ -1158,7 +1158,7 @@
           <w:sz w:val="24"/>
           <w:u w:val="single"/>
         </w:rPr>
-        <w:hyperlink r:id="rId14" w:history="1">
+        <w:hyperlink r:id="rId13" w:history="1">
           <w:r>
             <w:rPr>
               <w:rStyle w:val="Hyperlink"/>
@@ -1187,7 +1187,7 @@
           <w:sz w:val="24"/>
           <w:u w:val="single"/>
         </w:rPr>
-        <w:hyperlink r:id="rId14" w:history="1">
+        <w:hyperlink r:id="rId13" w:history="1">
           <w:r>
             <w:rPr>
               <w:rStyle w:val="Hyperlink"/>
@@ -2324,7 +2324,6 @@
           <w:i w:val="0"/>
           <w:color w:val="0000FF"/>
           <w:sz w:val="24"/>
-          <w:u w:val="single"/>
         </w:rPr>
         <w:hyperlink r:id="rId19" w:history="1">
           <w:r>
@@ -2420,31 +2419,13 @@
       </w:r>
       <w:r>
         <w:rPr>
-          <w:u w:val="single" w:color="0000ff"/>
           <w:rFonts w:ascii="Charis SIL Regular" w:hAnsi="Charis SIL Regular" w:eastAsia="Charis SIL Regular"/>
           <w:b w:val="0"/>
           <w:i w:val="0"/>
           <w:color w:val="000000"/>
           <w:sz w:val="24"/>
         </w:rPr>
-        <w:hyperlink r:id="rId18" w:history="1">
-          <w:r>
-            <w:rPr>
-              <w:rStyle w:val="Hyperlink"/>
-            </w:rPr>
-            <w:t xml:space="preserve"> and t</w:t>
-          </w:r>
-        </w:hyperlink>
-      </w:r>
-      <w:r>
-        <w:rPr>
-          <w:rFonts w:ascii="Charis SIL Regular" w:hAnsi="Charis SIL Regular" w:eastAsia="Charis SIL Regular"/>
-          <w:b w:val="0"/>
-          <w:i w:val="0"/>
-          <w:color w:val="000000"/>
-          <w:sz w:val="24"/>
-        </w:rPr>
-        <w:t xml:space="preserve">he </w:t>
+        <w:t xml:space="preserve"> and the </w:t>
       </w:r>
       <w:r>
         <w:rPr>
@@ -2522,18 +2503,7 @@
           <w:color w:val="000000"/>
           <w:sz w:val="24"/>
         </w:rPr>
-        <w:t>. The majority we</w:t>
-      </w:r>
-      <w:r>
-        <w:rPr>
-          <w:u w:val="single" w:color="0000ff"/>
-          <w:rFonts w:ascii="Charis SIL Regular" w:hAnsi="Charis SIL Regular" w:eastAsia="Charis SIL Regular"/>
-          <w:b w:val="0"/>
-          <w:i w:val="0"/>
-          <w:color w:val="000000"/>
-          <w:sz w:val="24"/>
-        </w:rPr>
-        <w:t xml:space="preserve">nt to the </w:t>
+        <w:t xml:space="preserve">. The majority went to the </w:t>
       </w:r>
       <w:r>
         <w:rPr>
@@ -2544,7 +2514,7 @@
           <w:sz w:val="24"/>
           <w:u w:val="single"/>
         </w:rPr>
-        <w:hyperlink r:id="rId21" w:history="1">
+        <w:hyperlink r:id="rId19" w:history="1">
           <w:r>
             <w:rPr>
               <w:rStyle w:val="Hyperlink"/>
@@ -2591,7 +2561,14 @@
           <w:sz w:val="24"/>
           <w:u w:val="single"/>
         </w:rPr>
-        <w:t>tnografisc</w:t>
+        <w:hyperlink r:id="rId19" w:history="1">
+          <w:r>
+            <w:rPr>
+              <w:rStyle w:val="Hyperlink"/>
+            </w:rPr>
+            <w:t>tnografis</w:t>
+          </w:r>
+        </w:hyperlink>
       </w:r>
       <w:r>
         <w:rPr>
@@ -2602,7 +2579,32 @@
           <w:sz w:val="24"/>
           <w:u w:val="single"/>
         </w:rPr>
-        <w:t>h</w:t>
+        <w:hyperlink r:id="rId19" w:history="1">
+          <w:r>
+            <w:rPr>
+              <w:rStyle w:val="Hyperlink"/>
+            </w:rPr>
+            <w:t>c</w:t>
+          </w:r>
+        </w:hyperlink>
+      </w:r>
+      <w:r>
+        <w:rPr>
+          <w:rFonts w:ascii="Charis SIL Regular" w:hAnsi="Charis SIL Regular" w:eastAsia="Charis SIL Regular"/>
+          <w:b w:val="0"/>
+          <w:i w:val="0"/>
+          <w:color w:val="0000FF"/>
+          <w:sz w:val="24"/>
+          <w:u w:val="single"/>
+        </w:rPr>
+        <w:hyperlink r:id="rId19" w:history="1">
+          <w:r>
+            <w:rPr>
+              <w:rStyle w:val="Hyperlink"/>
+            </w:rPr>
+            <w:t>h</w:t>
+          </w:r>
+        </w:hyperlink>
       </w:r>
       <w:r>
         <w:rPr>
@@ -2629,9 +2631,19 @@
             <w:rPr>
               <w:rStyle w:val="Hyperlink"/>
             </w:rPr>
-            <w:t>Museum</w:t>
+            <w:t>Museu</w:t>
           </w:r>
         </w:hyperlink>
+      </w:r>
+      <w:r>
+        <w:rPr>
+          <w:rFonts w:ascii="Charis SIL Regular" w:hAnsi="Charis SIL Regular" w:eastAsia="Charis SIL Regular"/>
+          <w:b w:val="0"/>
+          <w:i w:val="0"/>
+          <w:color w:val="0000FF"/>
+          <w:sz w:val="24"/>
+        </w:rPr>
+        <w:t>m</w:t>
       </w:r>
       <w:r>
         <w:rPr>
@@ -2751,7 +2763,14 @@
           <w:color w:val="000000"/>
           <w:sz w:val="24"/>
         </w:rPr>
-        <w:t>muse</w:t>
+        <w:hyperlink r:id="rId21" w:history="1">
+          <w:r>
+            <w:rPr>
+              <w:rStyle w:val="Hyperlink"/>
+            </w:rPr>
+            <w:t>muse</w:t>
+          </w:r>
+        </w:hyperlink>
       </w:r>
       <w:r>
         <w:rPr>
@@ -3125,7 +3144,43 @@
           <w:color w:val="000000"/>
           <w:sz w:val="24"/>
         </w:rPr>
-        <w:t>outside the Dutch c</w:t>
+        <w:t>outsid</w:t>
+      </w:r>
+      <w:r>
+        <w:rPr>
+          <w:u w:val="single" w:color="0000ff"/>
+          <w:rFonts w:ascii="Charis SIL Regular" w:hAnsi="Charis SIL Regular" w:eastAsia="Charis SIL Regular"/>
+          <w:b w:val="0"/>
+          <w:i w:val="0"/>
+          <w:color w:val="000000"/>
+          <w:sz w:val="24"/>
+        </w:rPr>
+        <w:hyperlink r:id="rId23" w:history="1">
+          <w:r>
+            <w:rPr>
+              <w:rStyle w:val="Hyperlink"/>
+            </w:rPr>
+            <w:t>e the Dutc</w:t>
+          </w:r>
+        </w:hyperlink>
+      </w:r>
+      <w:r>
+        <w:rPr>
+          <w:u w:val="single" w:color="0000ff"/>
+          <w:rFonts w:ascii="Charis SIL Regular" w:hAnsi="Charis SIL Regular" w:eastAsia="Charis SIL Regular"/>
+          <w:b w:val="0"/>
+          <w:i w:val="0"/>
+          <w:color w:val="000000"/>
+          <w:sz w:val="24"/>
+        </w:rPr>
+        <w:hyperlink r:id="rId23" w:history="1">
+          <w:r>
+            <w:rPr>
+              <w:rStyle w:val="Hyperlink"/>
+            </w:rPr>
+            <w:t>h c</w:t>
+          </w:r>
+        </w:hyperlink>
       </w:r>
       <w:r>
         <w:rPr>
@@ -3598,7 +3653,86 @@
           <w:color w:val="000000"/>
           <w:sz w:val="24"/>
         </w:rPr>
-        <w:t xml:space="preserve"> also available throug</w:t>
+        <w:hyperlink r:id="rId24" w:history="1">
+          <w:r>
+            <w:rPr>
+              <w:rStyle w:val="Hyperlink"/>
+            </w:rPr>
+            <w:t xml:space="preserve"> also ava</w:t>
+          </w:r>
+        </w:hyperlink>
+      </w:r>
+      <w:r>
+        <w:rPr>
+          <w:u w:val="single" w:color="0000ff"/>
+          <w:rFonts w:ascii="Charis SIL Regular" w:hAnsi="Charis SIL Regular" w:eastAsia="Charis SIL Regular"/>
+          <w:b w:val="0"/>
+          <w:i w:val="0"/>
+          <w:color w:val="000000"/>
+          <w:sz w:val="24"/>
+        </w:rPr>
+        <w:hyperlink r:id="rId24" w:history="1">
+          <w:r>
+            <w:rPr>
+              <w:rStyle w:val="Hyperlink"/>
+            </w:rPr>
+            <w:t>i</w:t>
+          </w:r>
+        </w:hyperlink>
+      </w:r>
+      <w:r>
+        <w:rPr>
+          <w:u w:val="single" w:color="0000ff"/>
+          <w:rFonts w:ascii="Charis SIL Regular" w:hAnsi="Charis SIL Regular" w:eastAsia="Charis SIL Regular"/>
+          <w:b w:val="0"/>
+          <w:i w:val="0"/>
+          <w:color w:val="000000"/>
+          <w:sz w:val="24"/>
+        </w:rPr>
+        <w:hyperlink r:id="rId24" w:history="1">
+          <w:r>
+            <w:rPr>
+              <w:rStyle w:val="Hyperlink"/>
+            </w:rPr>
+            <w:t>la</w:t>
+          </w:r>
+        </w:hyperlink>
+      </w:r>
+      <w:r>
+        <w:rPr>
+          <w:u w:val="single" w:color="0000ff"/>
+          <w:rFonts w:ascii="Charis SIL Regular" w:hAnsi="Charis SIL Regular" w:eastAsia="Charis SIL Regular"/>
+          <w:b w:val="0"/>
+          <w:i w:val="0"/>
+          <w:color w:val="000000"/>
+          <w:sz w:val="24"/>
+        </w:rPr>
+        <w:hyperlink r:id="rId24" w:history="1">
+          <w:r>
+            <w:rPr>
+              <w:rStyle w:val="Hyperlink"/>
+            </w:rPr>
+            <w:t>b</w:t>
+          </w:r>
+        </w:hyperlink>
+      </w:r>
+      <w:r>
+        <w:rPr>
+          <w:u w:val="single" w:color="0000ff"/>
+          <w:rFonts w:ascii="Charis SIL Regular" w:hAnsi="Charis SIL Regular" w:eastAsia="Charis SIL Regular"/>
+          <w:b w:val="0"/>
+          <w:i w:val="0"/>
+          <w:color w:val="000000"/>
+          <w:sz w:val="24"/>
+        </w:rPr>
+        <w:hyperlink r:id="rId24" w:history="1">
+          <w:r>
+            <w:rPr>
+              <w:rStyle w:val="Hyperlink"/>
+            </w:rPr>
+            <w:t>le throug</w:t>
+          </w:r>
+        </w:hyperlink>
       </w:r>
       <w:r>
         <w:rPr>
@@ -3734,7 +3868,14 @@
           <w:color w:val="000000"/>
           <w:sz w:val="24"/>
         </w:rPr>
-        <w:t>o collecti</w:t>
+        <w:hyperlink r:id="rId24" w:history="1">
+          <w:r>
+            <w:rPr>
+              <w:rStyle w:val="Hyperlink"/>
+            </w:rPr>
+            <w:t>o collecti</w:t>
+          </w:r>
+        </w:hyperlink>
       </w:r>
       <w:r>
         <w:rPr>
@@ -4133,7 +4274,14 @@
           <w:color w:val="000000"/>
           <w:sz w:val="24"/>
         </w:rPr>
-        <w:t>o sho</w:t>
+        <w:hyperlink r:id="rId25" w:history="1">
+          <w:r>
+            <w:rPr>
+              <w:rStyle w:val="Hyperlink"/>
+            </w:rPr>
+            <w:t>o sho</w:t>
+          </w:r>
+        </w:hyperlink>
       </w:r>
       <w:r>
         <w:rPr>
@@ -4216,7 +4364,133 @@
           <w:color w:val="000000"/>
           <w:sz w:val="24"/>
         </w:rPr>
-        <w:t xml:space="preserve"> the former Dutch East Indi</w:t>
+        <w:t xml:space="preserve"> </w:t>
+      </w:r>
+      <w:r>
+        <w:rPr>
+          <w:u w:val="single" w:color="0000ff"/>
+          <w:rFonts w:ascii="Charis SIL Regular" w:hAnsi="Charis SIL Regular" w:eastAsia="Charis SIL Regular"/>
+          <w:b w:val="0"/>
+          <w:i w:val="0"/>
+          <w:color w:val="000000"/>
+          <w:sz w:val="24"/>
+        </w:rPr>
+        <w:hyperlink r:id="rId25" w:history="1">
+          <w:r>
+            <w:rPr>
+              <w:rStyle w:val="Hyperlink"/>
+            </w:rPr>
+            <w:t>the f</w:t>
+          </w:r>
+        </w:hyperlink>
+      </w:r>
+      <w:r>
+        <w:rPr>
+          <w:u w:val="single" w:color="0000ff"/>
+          <w:rFonts w:ascii="Charis SIL Regular" w:hAnsi="Charis SIL Regular" w:eastAsia="Charis SIL Regular"/>
+          <w:b w:val="0"/>
+          <w:i w:val="0"/>
+          <w:color w:val="000000"/>
+          <w:sz w:val="24"/>
+        </w:rPr>
+        <w:hyperlink r:id="rId25" w:history="1">
+          <w:r>
+            <w:rPr>
+              <w:rStyle w:val="Hyperlink"/>
+            </w:rPr>
+            <w:t>o</w:t>
+          </w:r>
+        </w:hyperlink>
+      </w:r>
+      <w:r>
+        <w:rPr>
+          <w:u w:val="single" w:color="0000ff"/>
+          <w:rFonts w:ascii="Charis SIL Regular" w:hAnsi="Charis SIL Regular" w:eastAsia="Charis SIL Regular"/>
+          <w:b w:val="0"/>
+          <w:i w:val="0"/>
+          <w:color w:val="000000"/>
+          <w:sz w:val="24"/>
+        </w:rPr>
+        <w:hyperlink r:id="rId25" w:history="1">
+          <w:r>
+            <w:rPr>
+              <w:rStyle w:val="Hyperlink"/>
+            </w:rPr>
+            <w:t>rm</w:t>
+          </w:r>
+        </w:hyperlink>
+      </w:r>
+      <w:r>
+        <w:rPr>
+          <w:u w:val="single" w:color="0000ff"/>
+          <w:rFonts w:ascii="Charis SIL Regular" w:hAnsi="Charis SIL Regular" w:eastAsia="Charis SIL Regular"/>
+          <w:b w:val="0"/>
+          <w:i w:val="0"/>
+          <w:color w:val="000000"/>
+          <w:sz w:val="24"/>
+        </w:rPr>
+        <w:hyperlink r:id="rId25" w:history="1">
+          <w:r>
+            <w:rPr>
+              <w:rStyle w:val="Hyperlink"/>
+            </w:rPr>
+            <w:t>e</w:t>
+          </w:r>
+        </w:hyperlink>
+      </w:r>
+      <w:r>
+        <w:rPr>
+          <w:u w:val="single" w:color="0000ff"/>
+          <w:rFonts w:ascii="Charis SIL Regular" w:hAnsi="Charis SIL Regular" w:eastAsia="Charis SIL Regular"/>
+          <w:b w:val="0"/>
+          <w:i w:val="0"/>
+          <w:color w:val="000000"/>
+          <w:sz w:val="24"/>
+        </w:rPr>
+        <w:hyperlink r:id="rId25" w:history="1">
+          <w:r>
+            <w:rPr>
+              <w:rStyle w:val="Hyperlink"/>
+            </w:rPr>
+            <w:t>r Dut</w:t>
+          </w:r>
+        </w:hyperlink>
+      </w:r>
+      <w:r>
+        <w:rPr>
+          <w:u w:val="single" w:color="0000ff"/>
+          <w:rFonts w:ascii="Charis SIL Regular" w:hAnsi="Charis SIL Regular" w:eastAsia="Charis SIL Regular"/>
+          <w:b w:val="0"/>
+          <w:i w:val="0"/>
+          <w:color w:val="000000"/>
+          <w:sz w:val="24"/>
+        </w:rPr>
+        <w:hyperlink r:id="rId25" w:history="1">
+          <w:r>
+            <w:rPr>
+              <w:rStyle w:val="Hyperlink"/>
+            </w:rPr>
+            <w:t>c</w:t>
+          </w:r>
+        </w:hyperlink>
+      </w:r>
+      <w:r>
+        <w:rPr>
+          <w:u w:val="single" w:color="0000ff"/>
+          <w:rFonts w:ascii="Charis SIL Regular" w:hAnsi="Charis SIL Regular" w:eastAsia="Charis SIL Regular"/>
+          <w:b w:val="0"/>
+          <w:i w:val="0"/>
+          <w:color w:val="000000"/>
+          <w:sz w:val="24"/>
+        </w:rPr>
+        <w:hyperlink r:id="rId25" w:history="1">
+          <w:r>
+            <w:rPr>
+              <w:rStyle w:val="Hyperlink"/>
+            </w:rPr>
+            <w:t>h East Indi</w:t>
+          </w:r>
+        </w:hyperlink>
       </w:r>
       <w:r>
         <w:rPr>
@@ -4443,7 +4717,7 @@
           <w:sz w:val="24"/>
           <w:u w:val="single"/>
         </w:rPr>
-        <w:t>Scientific research in colonised terr</w:t>
+        <w:t>Scientific research in colonised terri</w:t>
       </w:r>
       <w:r>
         <w:rPr>
@@ -4454,7 +4728,7 @@
           <w:sz w:val="24"/>
           <w:u w:val="single"/>
         </w:rPr>
-        <w:t>i</w:t>
+        <w:t>torie</w:t>
       </w:r>
       <w:r>
         <w:rPr>
@@ -4463,9 +4737,8 @@
           <w:i w:val="0"/>
           <w:color w:val="0000FF"/>
           <w:sz w:val="24"/>
-          <w:u w:val="single"/>
-        </w:rPr>
-        <w:t>tories</w:t>
+        </w:rPr>
+        <w:t>s</w:t>
       </w:r>
       <w:r>
         <w:br/>
@@ -5208,7 +5481,7 @@
             <w:rPr>
               <w:rStyle w:val="Hyperlink"/>
             </w:rPr>
-            <w:t>file/49d013d5-0786</w:t>
+            <w:t>file/49d013d5-078</w:t>
           </w:r>
         </w:hyperlink>
       </w:r>
@@ -5219,25 +5492,13 @@
           <w:i w:val="0"/>
           <w:color w:val="0000FF"/>
           <w:sz w:val="24"/>
-          <w:u w:val="single"/>
-        </w:rPr>
-        <w:t>-</w:t>
-      </w:r>
-      <w:r>
-        <w:rPr>
-          <w:rFonts w:ascii="Charis SIL Regular" w:hAnsi="Charis SIL Regular" w:eastAsia="Charis SIL Regular"/>
-          <w:b w:val="0"/>
-          <w:i w:val="0"/>
-          <w:color w:val="0000FF"/>
-          <w:sz w:val="24"/>
-          <w:u w:val="single"/>
         </w:rPr>
         <w:hyperlink r:id="rId27" w:history="1">
           <w:r>
             <w:rPr>
               <w:rStyle w:val="Hyperlink"/>
             </w:rPr>
-            <w:t>db08</w:t>
+            <w:t>6</w:t>
           </w:r>
         </w:hyperlink>
       </w:r>
@@ -5250,6 +5511,24 @@
           <w:sz w:val="24"/>
         </w:rPr>
         <w:t>-</w:t>
+      </w:r>
+      <w:r>
+        <w:rPr>
+          <w:rFonts w:ascii="Charis SIL Regular" w:hAnsi="Charis SIL Regular" w:eastAsia="Charis SIL Regular"/>
+          <w:b w:val="0"/>
+          <w:i w:val="0"/>
+          <w:color w:val="0000FF"/>
+          <w:sz w:val="24"/>
+          <w:u w:val="single"/>
+        </w:rPr>
+        <w:hyperlink r:id="rId27" w:history="1">
+          <w:r>
+            <w:rPr>
+              <w:rStyle w:val="Hyperlink"/>
+            </w:rPr>
+            <w:t>db08-</w:t>
+          </w:r>
+        </w:hyperlink>
       </w:r>
       <w:r>
         <w:rPr>

--- a/EXPORTS/DOCX/published/niveau3/English/Wereldtentoonstelling1883.docx
+++ b/EXPORTS/DOCX/published/niveau3/English/Wereldtentoonstelling1883.docx
@@ -1000,7 +1000,7 @@
           <w:sz w:val="24"/>
           <w:u w:val="single"/>
         </w:rPr>
-        <w:hyperlink r:id="rId13" w:history="1">
+        <w:hyperlink r:id="rId12" w:history="1">
           <w:r>
             <w:rPr>
               <w:rStyle w:val="Hyperlink"/>
@@ -1029,7 +1029,7 @@
           <w:sz w:val="24"/>
           <w:u w:val="single"/>
         </w:rPr>
-        <w:hyperlink r:id="rId13" w:history="1">
+        <w:hyperlink r:id="rId12" w:history="1">
           <w:r>
             <w:rPr>
               <w:rStyle w:val="Hyperlink"/>
@@ -2324,6 +2324,7 @@
           <w:i w:val="0"/>
           <w:color w:val="0000FF"/>
           <w:sz w:val="24"/>
+          <w:u w:val="single"/>
         </w:rPr>
         <w:hyperlink r:id="rId19" w:history="1">
           <w:r>
@@ -2419,13 +2420,31 @@
       </w:r>
       <w:r>
         <w:rPr>
+          <w:u w:val="single" w:color="0000ff"/>
           <w:rFonts w:ascii="Charis SIL Regular" w:hAnsi="Charis SIL Regular" w:eastAsia="Charis SIL Regular"/>
           <w:b w:val="0"/>
           <w:i w:val="0"/>
           <w:color w:val="000000"/>
           <w:sz w:val="24"/>
         </w:rPr>
-        <w:t xml:space="preserve"> and the </w:t>
+        <w:hyperlink r:id="rId18" w:history="1">
+          <w:r>
+            <w:rPr>
+              <w:rStyle w:val="Hyperlink"/>
+            </w:rPr>
+            <w:t xml:space="preserve"> and t</w:t>
+          </w:r>
+        </w:hyperlink>
+      </w:r>
+      <w:r>
+        <w:rPr>
+          <w:rFonts w:ascii="Charis SIL Regular" w:hAnsi="Charis SIL Regular" w:eastAsia="Charis SIL Regular"/>
+          <w:b w:val="0"/>
+          <w:i w:val="0"/>
+          <w:color w:val="000000"/>
+          <w:sz w:val="24"/>
+        </w:rPr>
+        <w:t xml:space="preserve">he </w:t>
       </w:r>
       <w:r>
         <w:rPr>
@@ -2503,7 +2522,18 @@
           <w:color w:val="000000"/>
           <w:sz w:val="24"/>
         </w:rPr>
-        <w:t xml:space="preserve">. The majority went to the </w:t>
+        <w:t>. The majority we</w:t>
+      </w:r>
+      <w:r>
+        <w:rPr>
+          <w:u w:val="single" w:color="0000ff"/>
+          <w:rFonts w:ascii="Charis SIL Regular" w:hAnsi="Charis SIL Regular" w:eastAsia="Charis SIL Regular"/>
+          <w:b w:val="0"/>
+          <w:i w:val="0"/>
+          <w:color w:val="000000"/>
+          <w:sz w:val="24"/>
+        </w:rPr>
+        <w:t xml:space="preserve">nt to the </w:t>
       </w:r>
       <w:r>
         <w:rPr>
@@ -2566,7 +2596,7 @@
             <w:rPr>
               <w:rStyle w:val="Hyperlink"/>
             </w:rPr>
-            <w:t>tnografis</w:t>
+            <w:t>tnografi</w:t>
           </w:r>
         </w:hyperlink>
       </w:r>
@@ -2584,7 +2614,7 @@
             <w:rPr>
               <w:rStyle w:val="Hyperlink"/>
             </w:rPr>
-            <w:t>c</w:t>
+            <w:t>s</w:t>
           </w:r>
         </w:hyperlink>
       </w:r>
@@ -2597,14 +2627,18 @@
           <w:sz w:val="24"/>
           <w:u w:val="single"/>
         </w:rPr>
-        <w:hyperlink r:id="rId19" w:history="1">
-          <w:r>
-            <w:rPr>
-              <w:rStyle w:val="Hyperlink"/>
-            </w:rPr>
-            <w:t>h</w:t>
-          </w:r>
-        </w:hyperlink>
+        <w:t>c</w:t>
+      </w:r>
+      <w:r>
+        <w:rPr>
+          <w:rFonts w:ascii="Charis SIL Regular" w:hAnsi="Charis SIL Regular" w:eastAsia="Charis SIL Regular"/>
+          <w:b w:val="0"/>
+          <w:i w:val="0"/>
+          <w:color w:val="0000FF"/>
+          <w:sz w:val="24"/>
+          <w:u w:val="single"/>
+        </w:rPr>
+        <w:t>h</w:t>
       </w:r>
       <w:r>
         <w:rPr>
@@ -2631,19 +2665,9 @@
             <w:rPr>
               <w:rStyle w:val="Hyperlink"/>
             </w:rPr>
-            <w:t>Museu</w:t>
+            <w:t>Museum</w:t>
           </w:r>
         </w:hyperlink>
-      </w:r>
-      <w:r>
-        <w:rPr>
-          <w:rFonts w:ascii="Charis SIL Regular" w:hAnsi="Charis SIL Regular" w:eastAsia="Charis SIL Regular"/>
-          <w:b w:val="0"/>
-          <w:i w:val="0"/>
-          <w:color w:val="0000FF"/>
-          <w:sz w:val="24"/>
-        </w:rPr>
-        <w:t>m</w:t>
       </w:r>
       <w:r>
         <w:rPr>
@@ -3144,43 +3168,7 @@
           <w:color w:val="000000"/>
           <w:sz w:val="24"/>
         </w:rPr>
-        <w:t>outsid</w:t>
-      </w:r>
-      <w:r>
-        <w:rPr>
-          <w:u w:val="single" w:color="0000ff"/>
-          <w:rFonts w:ascii="Charis SIL Regular" w:hAnsi="Charis SIL Regular" w:eastAsia="Charis SIL Regular"/>
-          <w:b w:val="0"/>
-          <w:i w:val="0"/>
-          <w:color w:val="000000"/>
-          <w:sz w:val="24"/>
-        </w:rPr>
-        <w:hyperlink r:id="rId23" w:history="1">
-          <w:r>
-            <w:rPr>
-              <w:rStyle w:val="Hyperlink"/>
-            </w:rPr>
-            <w:t>e the Dutc</w:t>
-          </w:r>
-        </w:hyperlink>
-      </w:r>
-      <w:r>
-        <w:rPr>
-          <w:u w:val="single" w:color="0000ff"/>
-          <w:rFonts w:ascii="Charis SIL Regular" w:hAnsi="Charis SIL Regular" w:eastAsia="Charis SIL Regular"/>
-          <w:b w:val="0"/>
-          <w:i w:val="0"/>
-          <w:color w:val="000000"/>
-          <w:sz w:val="24"/>
-        </w:rPr>
-        <w:hyperlink r:id="rId23" w:history="1">
-          <w:r>
-            <w:rPr>
-              <w:rStyle w:val="Hyperlink"/>
-            </w:rPr>
-            <w:t>h c</w:t>
-          </w:r>
-        </w:hyperlink>
+        <w:t>outside the Dutch c</w:t>
       </w:r>
       <w:r>
         <w:rPr>
@@ -4717,7 +4705,7 @@
           <w:sz w:val="24"/>
           <w:u w:val="single"/>
         </w:rPr>
-        <w:t>Scientific research in colonised terri</w:t>
+        <w:t>Scientific research in colonised terr</w:t>
       </w:r>
       <w:r>
         <w:rPr>
@@ -4728,7 +4716,7 @@
           <w:sz w:val="24"/>
           <w:u w:val="single"/>
         </w:rPr>
-        <w:t>torie</w:t>
+        <w:t>i</w:t>
       </w:r>
       <w:r>
         <w:rPr>
@@ -4737,8 +4725,9 @@
           <w:i w:val="0"/>
           <w:color w:val="0000FF"/>
           <w:sz w:val="24"/>
-        </w:rPr>
-        <w:t>s</w:t>
+          <w:u w:val="single"/>
+        </w:rPr>
+        <w:t>tories</w:t>
       </w:r>
       <w:r>
         <w:br/>
@@ -5481,7 +5470,7 @@
             <w:rPr>
               <w:rStyle w:val="Hyperlink"/>
             </w:rPr>
-            <w:t>file/49d013d5-078</w:t>
+            <w:t>file/49d013d5-0786</w:t>
           </w:r>
         </w:hyperlink>
       </w:r>
@@ -5492,13 +5481,25 @@
           <w:i w:val="0"/>
           <w:color w:val="0000FF"/>
           <w:sz w:val="24"/>
+          <w:u w:val="single"/>
+        </w:rPr>
+        <w:t>-</w:t>
+      </w:r>
+      <w:r>
+        <w:rPr>
+          <w:rFonts w:ascii="Charis SIL Regular" w:hAnsi="Charis SIL Regular" w:eastAsia="Charis SIL Regular"/>
+          <w:b w:val="0"/>
+          <w:i w:val="0"/>
+          <w:color w:val="0000FF"/>
+          <w:sz w:val="24"/>
+          <w:u w:val="single"/>
         </w:rPr>
         <w:hyperlink r:id="rId27" w:history="1">
           <w:r>
             <w:rPr>
               <w:rStyle w:val="Hyperlink"/>
             </w:rPr>
-            <w:t>6</w:t>
+            <w:t>db08</w:t>
           </w:r>
         </w:hyperlink>
       </w:r>
@@ -5511,24 +5512,6 @@
           <w:sz w:val="24"/>
         </w:rPr>
         <w:t>-</w:t>
-      </w:r>
-      <w:r>
-        <w:rPr>
-          <w:rFonts w:ascii="Charis SIL Regular" w:hAnsi="Charis SIL Regular" w:eastAsia="Charis SIL Regular"/>
-          <w:b w:val="0"/>
-          <w:i w:val="0"/>
-          <w:color w:val="0000FF"/>
-          <w:sz w:val="24"/>
-          <w:u w:val="single"/>
-        </w:rPr>
-        <w:hyperlink r:id="rId27" w:history="1">
-          <w:r>
-            <w:rPr>
-              <w:rStyle w:val="Hyperlink"/>
-            </w:rPr>
-            <w:t>db08-</w:t>
-          </w:r>
-        </w:hyperlink>
       </w:r>
       <w:r>
         <w:rPr>

--- a/EXPORTS/DOCX/published/niveau3/English/Wereldtentoonstelling1883.docx
+++ b/EXPORTS/DOCX/published/niveau3/English/Wereldtentoonstelling1883.docx
@@ -982,7 +982,7 @@
           <w:sz w:val="24"/>
           <w:u w:val="single"/>
         </w:rPr>
-        <w:hyperlink r:id="rId13" w:history="1">
+        <w:hyperlink r:id="rId12" w:history="1">
           <w:r>
             <w:rPr>
               <w:rStyle w:val="Hyperlink"/>
@@ -1122,7 +1122,7 @@
           <w:sz w:val="24"/>
           <w:u w:val="single"/>
         </w:rPr>
-        <w:hyperlink r:id="rId13" w:history="1">
+        <w:hyperlink r:id="rId14" w:history="1">
           <w:r>
             <w:rPr>
               <w:rStyle w:val="Hyperlink"/>
@@ -1140,7 +1140,7 @@
           <w:sz w:val="24"/>
           <w:u w:val="single"/>
         </w:rPr>
-        <w:hyperlink r:id="rId13" w:history="1">
+        <w:hyperlink r:id="rId14" w:history="1">
           <w:r>
             <w:rPr>
               <w:rStyle w:val="Hyperlink"/>
@@ -1158,7 +1158,7 @@
           <w:sz w:val="24"/>
           <w:u w:val="single"/>
         </w:rPr>
-        <w:hyperlink r:id="rId13" w:history="1">
+        <w:hyperlink r:id="rId14" w:history="1">
           <w:r>
             <w:rPr>
               <w:rStyle w:val="Hyperlink"/>
@@ -1187,7 +1187,7 @@
           <w:sz w:val="24"/>
           <w:u w:val="single"/>
         </w:rPr>
-        <w:hyperlink r:id="rId13" w:history="1">
+        <w:hyperlink r:id="rId14" w:history="1">
           <w:r>
             <w:rPr>
               <w:rStyle w:val="Hyperlink"/>
@@ -2533,23 +2533,12 @@
           <w:color w:val="000000"/>
           <w:sz w:val="24"/>
         </w:rPr>
-        <w:t xml:space="preserve">nt to the </w:t>
-      </w:r>
-      <w:r>
-        <w:rPr>
-          <w:rFonts w:ascii="Charis SIL Regular" w:hAnsi="Charis SIL Regular" w:eastAsia="Charis SIL Regular"/>
-          <w:b w:val="0"/>
-          <w:i w:val="0"/>
-          <w:color w:val="0000FF"/>
-          <w:sz w:val="24"/>
-          <w:u w:val="single"/>
-        </w:rPr>
         <w:hyperlink r:id="rId19" w:history="1">
           <w:r>
             <w:rPr>
               <w:rStyle w:val="Hyperlink"/>
             </w:rPr>
-            <w:t>Rijks</w:t>
+            <w:t xml:space="preserve">nt to the </w:t>
           </w:r>
         </w:hyperlink>
       </w:r>
@@ -2562,7 +2551,7 @@
           <w:sz w:val="24"/>
           <w:u w:val="single"/>
         </w:rPr>
-        <w:t xml:space="preserve"> </w:t>
+        <w:t>Rijks E</w:t>
       </w:r>
       <w:r>
         <w:rPr>
@@ -2578,56 +2567,9 @@
             <w:rPr>
               <w:rStyle w:val="Hyperlink"/>
             </w:rPr>
-            <w:t>E</w:t>
+            <w:t>tnografisc</w:t>
           </w:r>
         </w:hyperlink>
-      </w:r>
-      <w:r>
-        <w:rPr>
-          <w:rFonts w:ascii="Charis SIL Regular" w:hAnsi="Charis SIL Regular" w:eastAsia="Charis SIL Regular"/>
-          <w:b w:val="0"/>
-          <w:i w:val="0"/>
-          <w:color w:val="0000FF"/>
-          <w:sz w:val="24"/>
-          <w:u w:val="single"/>
-        </w:rPr>
-        <w:hyperlink r:id="rId19" w:history="1">
-          <w:r>
-            <w:rPr>
-              <w:rStyle w:val="Hyperlink"/>
-            </w:rPr>
-            <w:t>tnografi</w:t>
-          </w:r>
-        </w:hyperlink>
-      </w:r>
-      <w:r>
-        <w:rPr>
-          <w:rFonts w:ascii="Charis SIL Regular" w:hAnsi="Charis SIL Regular" w:eastAsia="Charis SIL Regular"/>
-          <w:b w:val="0"/>
-          <w:i w:val="0"/>
-          <w:color w:val="0000FF"/>
-          <w:sz w:val="24"/>
-          <w:u w:val="single"/>
-        </w:rPr>
-        <w:hyperlink r:id="rId19" w:history="1">
-          <w:r>
-            <w:rPr>
-              <w:rStyle w:val="Hyperlink"/>
-            </w:rPr>
-            <w:t>s</w:t>
-          </w:r>
-        </w:hyperlink>
-      </w:r>
-      <w:r>
-        <w:rPr>
-          <w:rFonts w:ascii="Charis SIL Regular" w:hAnsi="Charis SIL Regular" w:eastAsia="Charis SIL Regular"/>
-          <w:b w:val="0"/>
-          <w:i w:val="0"/>
-          <w:color w:val="0000FF"/>
-          <w:sz w:val="24"/>
-          <w:u w:val="single"/>
-        </w:rPr>
-        <w:t>c</w:t>
       </w:r>
       <w:r>
         <w:rPr>
@@ -3168,7 +3110,43 @@
           <w:color w:val="000000"/>
           <w:sz w:val="24"/>
         </w:rPr>
-        <w:t>outside the Dutch c</w:t>
+        <w:t>outsid</w:t>
+      </w:r>
+      <w:r>
+        <w:rPr>
+          <w:u w:val="single" w:color="0000ff"/>
+          <w:rFonts w:ascii="Charis SIL Regular" w:hAnsi="Charis SIL Regular" w:eastAsia="Charis SIL Regular"/>
+          <w:b w:val="0"/>
+          <w:i w:val="0"/>
+          <w:color w:val="000000"/>
+          <w:sz w:val="24"/>
+        </w:rPr>
+        <w:hyperlink r:id="rId23" w:history="1">
+          <w:r>
+            <w:rPr>
+              <w:rStyle w:val="Hyperlink"/>
+            </w:rPr>
+            <w:t>e the Dutc</w:t>
+          </w:r>
+        </w:hyperlink>
+      </w:r>
+      <w:r>
+        <w:rPr>
+          <w:u w:val="single" w:color="0000ff"/>
+          <w:rFonts w:ascii="Charis SIL Regular" w:hAnsi="Charis SIL Regular" w:eastAsia="Charis SIL Regular"/>
+          <w:b w:val="0"/>
+          <w:i w:val="0"/>
+          <w:color w:val="000000"/>
+          <w:sz w:val="24"/>
+        </w:rPr>
+        <w:hyperlink r:id="rId23" w:history="1">
+          <w:r>
+            <w:rPr>
+              <w:rStyle w:val="Hyperlink"/>
+            </w:rPr>
+            <w:t>h c</w:t>
+          </w:r>
+        </w:hyperlink>
       </w:r>
       <w:r>
         <w:rPr>
@@ -3741,21 +3719,13 @@
       </w:r>
       <w:r>
         <w:rPr>
-          <w:u w:val="single" w:color="0000ff"/>
           <w:rFonts w:ascii="Charis SIL Regular" w:hAnsi="Charis SIL Regular" w:eastAsia="Charis SIL Regular"/>
           <w:b w:val="0"/>
           <w:i w:val="0"/>
           <w:color w:val="000000"/>
           <w:sz w:val="24"/>
         </w:rPr>
-        <w:hyperlink r:id="rId24" w:history="1">
-          <w:r>
-            <w:rPr>
-              <w:rStyle w:val="Hyperlink"/>
-            </w:rPr>
-            <w:t>Leide</w:t>
-          </w:r>
-        </w:hyperlink>
+        <w:t>Leide</w:t>
       </w:r>
       <w:r>
         <w:rPr>
@@ -3838,14 +3808,7 @@
           <w:color w:val="000000"/>
           <w:sz w:val="24"/>
         </w:rPr>
-        <w:hyperlink r:id="rId24" w:history="1">
-          <w:r>
-            <w:rPr>
-              <w:rStyle w:val="Hyperlink"/>
-            </w:rPr>
-            <w:t>. The phot</w:t>
-          </w:r>
-        </w:hyperlink>
+        <w:t>. The phot</w:t>
       </w:r>
       <w:r>
         <w:rPr>
@@ -5470,7 +5433,7 @@
             <w:rPr>
               <w:rStyle w:val="Hyperlink"/>
             </w:rPr>
-            <w:t>file/49d013d5-0786</w:t>
+            <w:t>file/49d013d5-078</w:t>
           </w:r>
         </w:hyperlink>
       </w:r>
@@ -5481,25 +5444,13 @@
           <w:i w:val="0"/>
           <w:color w:val="0000FF"/>
           <w:sz w:val="24"/>
-          <w:u w:val="single"/>
-        </w:rPr>
-        <w:t>-</w:t>
-      </w:r>
-      <w:r>
-        <w:rPr>
-          <w:rFonts w:ascii="Charis SIL Regular" w:hAnsi="Charis SIL Regular" w:eastAsia="Charis SIL Regular"/>
-          <w:b w:val="0"/>
-          <w:i w:val="0"/>
-          <w:color w:val="0000FF"/>
-          <w:sz w:val="24"/>
-          <w:u w:val="single"/>
         </w:rPr>
         <w:hyperlink r:id="rId27" w:history="1">
           <w:r>
             <w:rPr>
               <w:rStyle w:val="Hyperlink"/>
             </w:rPr>
-            <w:t>db08</w:t>
+            <w:t>6</w:t>
           </w:r>
         </w:hyperlink>
       </w:r>
@@ -5512,6 +5463,24 @@
           <w:sz w:val="24"/>
         </w:rPr>
         <w:t>-</w:t>
+      </w:r>
+      <w:r>
+        <w:rPr>
+          <w:rFonts w:ascii="Charis SIL Regular" w:hAnsi="Charis SIL Regular" w:eastAsia="Charis SIL Regular"/>
+          <w:b w:val="0"/>
+          <w:i w:val="0"/>
+          <w:color w:val="0000FF"/>
+          <w:sz w:val="24"/>
+          <w:u w:val="single"/>
+        </w:rPr>
+        <w:hyperlink r:id="rId27" w:history="1">
+          <w:r>
+            <w:rPr>
+              <w:rStyle w:val="Hyperlink"/>
+            </w:rPr>
+            <w:t>db08-</w:t>
+          </w:r>
+        </w:hyperlink>
       </w:r>
       <w:r>
         <w:rPr>

--- a/EXPORTS/DOCX/published/niveau3/English/Wereldtentoonstelling1883.docx
+++ b/EXPORTS/DOCX/published/niveau3/English/Wereldtentoonstelling1883.docx
@@ -982,14 +982,7 @@
           <w:sz w:val="24"/>
           <w:u w:val="single"/>
         </w:rPr>
-        <w:hyperlink r:id="rId12" w:history="1">
-          <w:r>
-            <w:rPr>
-              <w:rStyle w:val="Hyperlink"/>
-            </w:rPr>
-            <w:t>Rijksmuseu</w:t>
-          </w:r>
-        </w:hyperlink>
+        <w:t>Rijksmuseu</w:t>
       </w:r>
       <w:r>
         <w:rPr>
@@ -1122,7 +1115,7 @@
           <w:sz w:val="24"/>
           <w:u w:val="single"/>
         </w:rPr>
-        <w:hyperlink r:id="rId14" w:history="1">
+        <w:hyperlink r:id="rId13" w:history="1">
           <w:r>
             <w:rPr>
               <w:rStyle w:val="Hyperlink"/>
@@ -1140,7 +1133,7 @@
           <w:sz w:val="24"/>
           <w:u w:val="single"/>
         </w:rPr>
-        <w:hyperlink r:id="rId14" w:history="1">
+        <w:hyperlink r:id="rId13" w:history="1">
           <w:r>
             <w:rPr>
               <w:rStyle w:val="Hyperlink"/>
@@ -1158,7 +1151,7 @@
           <w:sz w:val="24"/>
           <w:u w:val="single"/>
         </w:rPr>
-        <w:hyperlink r:id="rId14" w:history="1">
+        <w:hyperlink r:id="rId13" w:history="1">
           <w:r>
             <w:rPr>
               <w:rStyle w:val="Hyperlink"/>
@@ -1187,7 +1180,7 @@
           <w:sz w:val="24"/>
           <w:u w:val="single"/>
         </w:rPr>
-        <w:hyperlink r:id="rId14" w:history="1">
+        <w:hyperlink r:id="rId13" w:history="1">
           <w:r>
             <w:rPr>
               <w:rStyle w:val="Hyperlink"/>
@@ -2324,7 +2317,6 @@
           <w:i w:val="0"/>
           <w:color w:val="0000FF"/>
           <w:sz w:val="24"/>
-          <w:u w:val="single"/>
         </w:rPr>
         <w:hyperlink r:id="rId19" w:history="1">
           <w:r>
@@ -2526,7 +2518,6 @@
       </w:r>
       <w:r>
         <w:rPr>
-          <w:u w:val="single" w:color="0000ff"/>
           <w:rFonts w:ascii="Charis SIL Regular" w:hAnsi="Charis SIL Regular" w:eastAsia="Charis SIL Regular"/>
           <w:b w:val="0"/>
           <w:i w:val="0"/>
@@ -2551,23 +2542,12 @@
           <w:sz w:val="24"/>
           <w:u w:val="single"/>
         </w:rPr>
-        <w:t>Rijks E</w:t>
-      </w:r>
-      <w:r>
-        <w:rPr>
-          <w:rFonts w:ascii="Charis SIL Regular" w:hAnsi="Charis SIL Regular" w:eastAsia="Charis SIL Regular"/>
-          <w:b w:val="0"/>
-          <w:i w:val="0"/>
-          <w:color w:val="0000FF"/>
-          <w:sz w:val="24"/>
-          <w:u w:val="single"/>
-        </w:rPr>
         <w:hyperlink r:id="rId19" w:history="1">
           <w:r>
             <w:rPr>
               <w:rStyle w:val="Hyperlink"/>
             </w:rPr>
-            <w:t>tnografisc</w:t>
+            <w:t>Rijks</w:t>
           </w:r>
         </w:hyperlink>
       </w:r>
@@ -2580,7 +2560,96 @@
           <w:sz w:val="24"/>
           <w:u w:val="single"/>
         </w:rPr>
-        <w:t>h</w:t>
+        <w:t xml:space="preserve"> </w:t>
+      </w:r>
+      <w:r>
+        <w:rPr>
+          <w:rFonts w:ascii="Charis SIL Regular" w:hAnsi="Charis SIL Regular" w:eastAsia="Charis SIL Regular"/>
+          <w:b w:val="0"/>
+          <w:i w:val="0"/>
+          <w:color w:val="0000FF"/>
+          <w:sz w:val="24"/>
+          <w:u w:val="single"/>
+        </w:rPr>
+        <w:hyperlink r:id="rId19" w:history="1">
+          <w:r>
+            <w:rPr>
+              <w:rStyle w:val="Hyperlink"/>
+            </w:rPr>
+            <w:t>E</w:t>
+          </w:r>
+        </w:hyperlink>
+      </w:r>
+      <w:r>
+        <w:rPr>
+          <w:rFonts w:ascii="Charis SIL Regular" w:hAnsi="Charis SIL Regular" w:eastAsia="Charis SIL Regular"/>
+          <w:b w:val="0"/>
+          <w:i w:val="0"/>
+          <w:color w:val="0000FF"/>
+          <w:sz w:val="24"/>
+          <w:u w:val="single"/>
+        </w:rPr>
+        <w:hyperlink r:id="rId19" w:history="1">
+          <w:r>
+            <w:rPr>
+              <w:rStyle w:val="Hyperlink"/>
+            </w:rPr>
+            <w:t>tnografi</w:t>
+          </w:r>
+        </w:hyperlink>
+      </w:r>
+      <w:r>
+        <w:rPr>
+          <w:rFonts w:ascii="Charis SIL Regular" w:hAnsi="Charis SIL Regular" w:eastAsia="Charis SIL Regular"/>
+          <w:b w:val="0"/>
+          <w:i w:val="0"/>
+          <w:color w:val="0000FF"/>
+          <w:sz w:val="24"/>
+          <w:u w:val="single"/>
+        </w:rPr>
+        <w:hyperlink r:id="rId19" w:history="1">
+          <w:r>
+            <w:rPr>
+              <w:rStyle w:val="Hyperlink"/>
+            </w:rPr>
+            <w:t>s</w:t>
+          </w:r>
+        </w:hyperlink>
+      </w:r>
+      <w:r>
+        <w:rPr>
+          <w:rFonts w:ascii="Charis SIL Regular" w:hAnsi="Charis SIL Regular" w:eastAsia="Charis SIL Regular"/>
+          <w:b w:val="0"/>
+          <w:i w:val="0"/>
+          <w:color w:val="0000FF"/>
+          <w:sz w:val="24"/>
+          <w:u w:val="single"/>
+        </w:rPr>
+        <w:hyperlink r:id="rId19" w:history="1">
+          <w:r>
+            <w:rPr>
+              <w:rStyle w:val="Hyperlink"/>
+            </w:rPr>
+            <w:t>c</w:t>
+          </w:r>
+        </w:hyperlink>
+      </w:r>
+      <w:r>
+        <w:rPr>
+          <w:rFonts w:ascii="Charis SIL Regular" w:hAnsi="Charis SIL Regular" w:eastAsia="Charis SIL Regular"/>
+          <w:b w:val="0"/>
+          <w:i w:val="0"/>
+          <w:color w:val="0000FF"/>
+          <w:sz w:val="24"/>
+        </w:rPr>
+        <w:hyperlink r:id="rId19" w:history="1">
+          <w:r>
+            <w:rPr>
+              <w:rStyle w:val="Hyperlink"/>
+            </w:rPr>
+            <w:t>h</w:t>
+          </w:r>
+        </w:hyperlink>
       </w:r>
       <w:r>
         <w:rPr>
@@ -3725,90 +3794,7 @@
           <w:color w:val="000000"/>
           <w:sz w:val="24"/>
         </w:rPr>
-        <w:t>Leide</w:t>
-      </w:r>
-      <w:r>
-        <w:rPr>
-          <w:u w:val="single" w:color="0000ff"/>
-          <w:rFonts w:ascii="Charis SIL Regular" w:hAnsi="Charis SIL Regular" w:eastAsia="Charis SIL Regular"/>
-          <w:b w:val="0"/>
-          <w:i w:val="0"/>
-          <w:color w:val="000000"/>
-          <w:sz w:val="24"/>
-        </w:rPr>
-        <w:hyperlink r:id="rId24" w:history="1">
-          <w:r>
-            <w:rPr>
-              <w:rStyle w:val="Hyperlink"/>
-            </w:rPr>
-            <w:t>n Univers</w:t>
-          </w:r>
-        </w:hyperlink>
-      </w:r>
-      <w:r>
-        <w:rPr>
-          <w:u w:val="single" w:color="0000ff"/>
-          <w:rFonts w:ascii="Charis SIL Regular" w:hAnsi="Charis SIL Regular" w:eastAsia="Charis SIL Regular"/>
-          <w:b w:val="0"/>
-          <w:i w:val="0"/>
-          <w:color w:val="000000"/>
-          <w:sz w:val="24"/>
-        </w:rPr>
-        <w:hyperlink r:id="rId24" w:history="1">
-          <w:r>
-            <w:rPr>
-              <w:rStyle w:val="Hyperlink"/>
-            </w:rPr>
-            <w:t>i</w:t>
-          </w:r>
-        </w:hyperlink>
-      </w:r>
-      <w:r>
-        <w:rPr>
-          <w:u w:val="single" w:color="0000ff"/>
-          <w:rFonts w:ascii="Charis SIL Regular" w:hAnsi="Charis SIL Regular" w:eastAsia="Charis SIL Regular"/>
-          <w:b w:val="0"/>
-          <w:i w:val="0"/>
-          <w:color w:val="000000"/>
-          <w:sz w:val="24"/>
-        </w:rPr>
-        <w:hyperlink r:id="rId24" w:history="1">
-          <w:r>
-            <w:rPr>
-              <w:rStyle w:val="Hyperlink"/>
-            </w:rPr>
-            <w:t>t</w:t>
-          </w:r>
-        </w:hyperlink>
-      </w:r>
-      <w:r>
-        <w:rPr>
-          <w:u w:val="single" w:color="0000ff"/>
-          <w:rFonts w:ascii="Charis SIL Regular" w:hAnsi="Charis SIL Regular" w:eastAsia="Charis SIL Regular"/>
-          <w:b w:val="0"/>
-          <w:i w:val="0"/>
-          <w:color w:val="000000"/>
-          <w:sz w:val="24"/>
-        </w:rPr>
-        <w:hyperlink r:id="rId24" w:history="1">
-          <w:r>
-            <w:rPr>
-              <w:rStyle w:val="Hyperlink"/>
-            </w:rPr>
-            <w:t>y</w:t>
-          </w:r>
-        </w:hyperlink>
-      </w:r>
-      <w:r>
-        <w:rPr>
-          <w:u w:val="single" w:color="0000ff"/>
-          <w:rFonts w:ascii="Charis SIL Regular" w:hAnsi="Charis SIL Regular" w:eastAsia="Charis SIL Regular"/>
-          <w:b w:val="0"/>
-          <w:i w:val="0"/>
-          <w:color w:val="000000"/>
-          <w:sz w:val="24"/>
-        </w:rPr>
-        <w:t>. The phot</w:t>
+        <w:t>Leiden University. The phot</w:t>
       </w:r>
       <w:r>
         <w:rPr>
@@ -4668,7 +4654,7 @@
           <w:sz w:val="24"/>
           <w:u w:val="single"/>
         </w:rPr>
-        <w:t>Scientific research in colonised terr</w:t>
+        <w:t>Scientific research in colonised terri</w:t>
       </w:r>
       <w:r>
         <w:rPr>
@@ -4679,7 +4665,7 @@
           <w:sz w:val="24"/>
           <w:u w:val="single"/>
         </w:rPr>
-        <w:t>i</w:t>
+        <w:t>torie</w:t>
       </w:r>
       <w:r>
         <w:rPr>
@@ -4688,9 +4674,8 @@
           <w:i w:val="0"/>
           <w:color w:val="0000FF"/>
           <w:sz w:val="24"/>
-          <w:u w:val="single"/>
-        </w:rPr>
-        <w:t>tories</w:t>
+        </w:rPr>
+        <w:t>s</w:t>
       </w:r>
       <w:r>
         <w:br/>
@@ -5433,7 +5418,7 @@
             <w:rPr>
               <w:rStyle w:val="Hyperlink"/>
             </w:rPr>
-            <w:t>file/49d013d5-078</w:t>
+            <w:t>file/49d013d5-0786</w:t>
           </w:r>
         </w:hyperlink>
       </w:r>
@@ -5444,13 +5429,25 @@
           <w:i w:val="0"/>
           <w:color w:val="0000FF"/>
           <w:sz w:val="24"/>
+          <w:u w:val="single"/>
+        </w:rPr>
+        <w:t>-</w:t>
+      </w:r>
+      <w:r>
+        <w:rPr>
+          <w:rFonts w:ascii="Charis SIL Regular" w:hAnsi="Charis SIL Regular" w:eastAsia="Charis SIL Regular"/>
+          <w:b w:val="0"/>
+          <w:i w:val="0"/>
+          <w:color w:val="0000FF"/>
+          <w:sz w:val="24"/>
+          <w:u w:val="single"/>
         </w:rPr>
         <w:hyperlink r:id="rId27" w:history="1">
           <w:r>
             <w:rPr>
               <w:rStyle w:val="Hyperlink"/>
             </w:rPr>
-            <w:t>6</w:t>
+            <w:t>db08</w:t>
           </w:r>
         </w:hyperlink>
       </w:r>
@@ -5463,24 +5460,6 @@
           <w:sz w:val="24"/>
         </w:rPr>
         <w:t>-</w:t>
-      </w:r>
-      <w:r>
-        <w:rPr>
-          <w:rFonts w:ascii="Charis SIL Regular" w:hAnsi="Charis SIL Regular" w:eastAsia="Charis SIL Regular"/>
-          <w:b w:val="0"/>
-          <w:i w:val="0"/>
-          <w:color w:val="0000FF"/>
-          <w:sz w:val="24"/>
-          <w:u w:val="single"/>
-        </w:rPr>
-        <w:hyperlink r:id="rId27" w:history="1">
-          <w:r>
-            <w:rPr>
-              <w:rStyle w:val="Hyperlink"/>
-            </w:rPr>
-            <w:t>db08-</w:t>
-          </w:r>
-        </w:hyperlink>
       </w:r>
       <w:r>
         <w:rPr>

--- a/EXPORTS/DOCX/published/niveau3/English/Wereldtentoonstelling1883.docx
+++ b/EXPORTS/DOCX/published/niveau3/English/Wereldtentoonstelling1883.docx
@@ -1115,7 +1115,7 @@
           <w:sz w:val="24"/>
           <w:u w:val="single"/>
         </w:rPr>
-        <w:hyperlink r:id="rId13" w:history="1">
+        <w:hyperlink r:id="rId14" w:history="1">
           <w:r>
             <w:rPr>
               <w:rStyle w:val="Hyperlink"/>
@@ -2317,6 +2317,7 @@
           <w:i w:val="0"/>
           <w:color w:val="0000FF"/>
           <w:sz w:val="24"/>
+          <w:u w:val="single"/>
         </w:rPr>
         <w:hyperlink r:id="rId19" w:history="1">
           <w:r>
@@ -2518,20 +2519,14 @@
       </w:r>
       <w:r>
         <w:rPr>
+          <w:u w:val="single" w:color="0000ff"/>
           <w:rFonts w:ascii="Charis SIL Regular" w:hAnsi="Charis SIL Regular" w:eastAsia="Charis SIL Regular"/>
           <w:b w:val="0"/>
           <w:i w:val="0"/>
           <w:color w:val="000000"/>
           <w:sz w:val="24"/>
         </w:rPr>
-        <w:hyperlink r:id="rId19" w:history="1">
-          <w:r>
-            <w:rPr>
-              <w:rStyle w:val="Hyperlink"/>
-            </w:rPr>
-            <w:t xml:space="preserve">nt to the </w:t>
-          </w:r>
-        </w:hyperlink>
+        <w:t xml:space="preserve">nt to the </w:t>
       </w:r>
       <w:r>
         <w:rPr>
@@ -2625,14 +2620,7 @@
           <w:sz w:val="24"/>
           <w:u w:val="single"/>
         </w:rPr>
-        <w:hyperlink r:id="rId19" w:history="1">
-          <w:r>
-            <w:rPr>
-              <w:rStyle w:val="Hyperlink"/>
-            </w:rPr>
-            <w:t>c</w:t>
-          </w:r>
-        </w:hyperlink>
+        <w:t>c</w:t>
       </w:r>
       <w:r>
         <w:rPr>
@@ -2641,15 +2629,9 @@
           <w:i w:val="0"/>
           <w:color w:val="0000FF"/>
           <w:sz w:val="24"/>
-        </w:rPr>
-        <w:hyperlink r:id="rId19" w:history="1">
-          <w:r>
-            <w:rPr>
-              <w:rStyle w:val="Hyperlink"/>
-            </w:rPr>
-            <w:t>h</w:t>
-          </w:r>
-        </w:hyperlink>
+          <w:u w:val="single"/>
+        </w:rPr>
+        <w:t>h</w:t>
       </w:r>
       <w:r>
         <w:rPr>
@@ -3788,13 +3770,111 @@
       </w:r>
       <w:r>
         <w:rPr>
+          <w:u w:val="single" w:color="0000ff"/>
           <w:rFonts w:ascii="Charis SIL Regular" w:hAnsi="Charis SIL Regular" w:eastAsia="Charis SIL Regular"/>
           <w:b w:val="0"/>
           <w:i w:val="0"/>
           <w:color w:val="000000"/>
           <w:sz w:val="24"/>
         </w:rPr>
-        <w:t>Leiden University. The phot</w:t>
+        <w:hyperlink r:id="rId24" w:history="1">
+          <w:r>
+            <w:rPr>
+              <w:rStyle w:val="Hyperlink"/>
+            </w:rPr>
+            <w:t>Leide</w:t>
+          </w:r>
+        </w:hyperlink>
+      </w:r>
+      <w:r>
+        <w:rPr>
+          <w:u w:val="single" w:color="0000ff"/>
+          <w:rFonts w:ascii="Charis SIL Regular" w:hAnsi="Charis SIL Regular" w:eastAsia="Charis SIL Regular"/>
+          <w:b w:val="0"/>
+          <w:i w:val="0"/>
+          <w:color w:val="000000"/>
+          <w:sz w:val="24"/>
+        </w:rPr>
+        <w:hyperlink r:id="rId24" w:history="1">
+          <w:r>
+            <w:rPr>
+              <w:rStyle w:val="Hyperlink"/>
+            </w:rPr>
+            <w:t>n Univers</w:t>
+          </w:r>
+        </w:hyperlink>
+      </w:r>
+      <w:r>
+        <w:rPr>
+          <w:u w:val="single" w:color="0000ff"/>
+          <w:rFonts w:ascii="Charis SIL Regular" w:hAnsi="Charis SIL Regular" w:eastAsia="Charis SIL Regular"/>
+          <w:b w:val="0"/>
+          <w:i w:val="0"/>
+          <w:color w:val="000000"/>
+          <w:sz w:val="24"/>
+        </w:rPr>
+        <w:hyperlink r:id="rId24" w:history="1">
+          <w:r>
+            <w:rPr>
+              <w:rStyle w:val="Hyperlink"/>
+            </w:rPr>
+            <w:t>i</w:t>
+          </w:r>
+        </w:hyperlink>
+      </w:r>
+      <w:r>
+        <w:rPr>
+          <w:u w:val="single" w:color="0000ff"/>
+          <w:rFonts w:ascii="Charis SIL Regular" w:hAnsi="Charis SIL Regular" w:eastAsia="Charis SIL Regular"/>
+          <w:b w:val="0"/>
+          <w:i w:val="0"/>
+          <w:color w:val="000000"/>
+          <w:sz w:val="24"/>
+        </w:rPr>
+        <w:hyperlink r:id="rId24" w:history="1">
+          <w:r>
+            <w:rPr>
+              <w:rStyle w:val="Hyperlink"/>
+            </w:rPr>
+            <w:t>t</w:t>
+          </w:r>
+        </w:hyperlink>
+      </w:r>
+      <w:r>
+        <w:rPr>
+          <w:u w:val="single" w:color="0000ff"/>
+          <w:rFonts w:ascii="Charis SIL Regular" w:hAnsi="Charis SIL Regular" w:eastAsia="Charis SIL Regular"/>
+          <w:b w:val="0"/>
+          <w:i w:val="0"/>
+          <w:color w:val="000000"/>
+          <w:sz w:val="24"/>
+        </w:rPr>
+        <w:hyperlink r:id="rId24" w:history="1">
+          <w:r>
+            <w:rPr>
+              <w:rStyle w:val="Hyperlink"/>
+            </w:rPr>
+            <w:t>y</w:t>
+          </w:r>
+        </w:hyperlink>
+      </w:r>
+      <w:r>
+        <w:rPr>
+          <w:u w:val="single" w:color="0000ff"/>
+          <w:rFonts w:ascii="Charis SIL Regular" w:hAnsi="Charis SIL Regular" w:eastAsia="Charis SIL Regular"/>
+          <w:b w:val="0"/>
+          <w:i w:val="0"/>
+          <w:color w:val="000000"/>
+          <w:sz w:val="24"/>
+        </w:rPr>
+        <w:hyperlink r:id="rId24" w:history="1">
+          <w:r>
+            <w:rPr>
+              <w:rStyle w:val="Hyperlink"/>
+            </w:rPr>
+            <w:t>. The phot</w:t>
+          </w:r>
+        </w:hyperlink>
       </w:r>
       <w:r>
         <w:rPr>
@@ -4654,7 +4734,7 @@
           <w:sz w:val="24"/>
           <w:u w:val="single"/>
         </w:rPr>
-        <w:t>Scientific research in colonised terri</w:t>
+        <w:t>Scientific research in colonised terr</w:t>
       </w:r>
       <w:r>
         <w:rPr>
@@ -4665,7 +4745,7 @@
           <w:sz w:val="24"/>
           <w:u w:val="single"/>
         </w:rPr>
-        <w:t>torie</w:t>
+        <w:t>i</w:t>
       </w:r>
       <w:r>
         <w:rPr>
@@ -4674,8 +4754,9 @@
           <w:i w:val="0"/>
           <w:color w:val="0000FF"/>
           <w:sz w:val="24"/>
-        </w:rPr>
-        <w:t>s</w:t>
+          <w:u w:val="single"/>
+        </w:rPr>
+        <w:t>tories</w:t>
       </w:r>
       <w:r>
         <w:br/>

--- a/EXPORTS/DOCX/published/niveau3/English/Wereldtentoonstelling1883.docx
+++ b/EXPORTS/DOCX/published/niveau3/English/Wereldtentoonstelling1883.docx
@@ -982,7 +982,14 @@
           <w:sz w:val="24"/>
           <w:u w:val="single"/>
         </w:rPr>
-        <w:t>Rijksmuseu</w:t>
+        <w:hyperlink r:id="rId12" w:history="1">
+          <w:r>
+            <w:rPr>
+              <w:rStyle w:val="Hyperlink"/>
+            </w:rPr>
+            <w:t>Rijksmuseu</w:t>
+          </w:r>
+        </w:hyperlink>
       </w:r>
       <w:r>
         <w:rPr>
@@ -1133,7 +1140,7 @@
           <w:sz w:val="24"/>
           <w:u w:val="single"/>
         </w:rPr>
-        <w:hyperlink r:id="rId13" w:history="1">
+        <w:hyperlink r:id="rId14" w:history="1">
           <w:r>
             <w:rPr>
               <w:rStyle w:val="Hyperlink"/>
@@ -1151,7 +1158,7 @@
           <w:sz w:val="24"/>
           <w:u w:val="single"/>
         </w:rPr>
-        <w:hyperlink r:id="rId13" w:history="1">
+        <w:hyperlink r:id="rId14" w:history="1">
           <w:r>
             <w:rPr>
               <w:rStyle w:val="Hyperlink"/>
@@ -1180,7 +1187,7 @@
           <w:sz w:val="24"/>
           <w:u w:val="single"/>
         </w:rPr>
-        <w:hyperlink r:id="rId13" w:history="1">
+        <w:hyperlink r:id="rId14" w:history="1">
           <w:r>
             <w:rPr>
               <w:rStyle w:val="Hyperlink"/>
@@ -2526,7 +2533,14 @@
           <w:color w:val="000000"/>
           <w:sz w:val="24"/>
         </w:rPr>
-        <w:t xml:space="preserve">nt to the </w:t>
+        <w:hyperlink r:id="rId19" w:history="1">
+          <w:r>
+            <w:rPr>
+              <w:rStyle w:val="Hyperlink"/>
+            </w:rPr>
+            <w:t xml:space="preserve">nt to the </w:t>
+          </w:r>
+        </w:hyperlink>
       </w:r>
       <w:r>
         <w:rPr>
@@ -2620,7 +2634,14 @@
           <w:sz w:val="24"/>
           <w:u w:val="single"/>
         </w:rPr>
-        <w:t>c</w:t>
+        <w:hyperlink r:id="rId19" w:history="1">
+          <w:r>
+            <w:rPr>
+              <w:rStyle w:val="Hyperlink"/>
+            </w:rPr>
+            <w:t>c</w:t>
+          </w:r>
+        </w:hyperlink>
       </w:r>
       <w:r>
         <w:rPr>
@@ -3770,21 +3791,13 @@
       </w:r>
       <w:r>
         <w:rPr>
-          <w:u w:val="single" w:color="0000ff"/>
           <w:rFonts w:ascii="Charis SIL Regular" w:hAnsi="Charis SIL Regular" w:eastAsia="Charis SIL Regular"/>
           <w:b w:val="0"/>
           <w:i w:val="0"/>
           <w:color w:val="000000"/>
           <w:sz w:val="24"/>
         </w:rPr>
-        <w:hyperlink r:id="rId24" w:history="1">
-          <w:r>
-            <w:rPr>
-              <w:rStyle w:val="Hyperlink"/>
-            </w:rPr>
-            <w:t>Leide</w:t>
-          </w:r>
-        </w:hyperlink>
+        <w:t>Leide</w:t>
       </w:r>
       <w:r>
         <w:rPr>

--- a/EXPORTS/DOCX/published/niveau3/English/Wereldtentoonstelling1883.docx
+++ b/EXPORTS/DOCX/published/niveau3/English/Wereldtentoonstelling1883.docx
@@ -982,14 +982,7 @@
           <w:sz w:val="24"/>
           <w:u w:val="single"/>
         </w:rPr>
-        <w:hyperlink r:id="rId12" w:history="1">
-          <w:r>
-            <w:rPr>
-              <w:rStyle w:val="Hyperlink"/>
-            </w:rPr>
-            <w:t>Rijksmuseu</w:t>
-          </w:r>
-        </w:hyperlink>
+        <w:t>Rijksmuseu</w:t>
       </w:r>
       <w:r>
         <w:rPr>
@@ -1122,7 +1115,7 @@
           <w:sz w:val="24"/>
           <w:u w:val="single"/>
         </w:rPr>
-        <w:hyperlink r:id="rId14" w:history="1">
+        <w:hyperlink r:id="rId13" w:history="1">
           <w:r>
             <w:rPr>
               <w:rStyle w:val="Hyperlink"/>
@@ -1140,7 +1133,7 @@
           <w:sz w:val="24"/>
           <w:u w:val="single"/>
         </w:rPr>
-        <w:hyperlink r:id="rId14" w:history="1">
+        <w:hyperlink r:id="rId13" w:history="1">
           <w:r>
             <w:rPr>
               <w:rStyle w:val="Hyperlink"/>
@@ -1158,7 +1151,7 @@
           <w:sz w:val="24"/>
           <w:u w:val="single"/>
         </w:rPr>
-        <w:hyperlink r:id="rId14" w:history="1">
+        <w:hyperlink r:id="rId13" w:history="1">
           <w:r>
             <w:rPr>
               <w:rStyle w:val="Hyperlink"/>
@@ -1187,7 +1180,7 @@
           <w:sz w:val="24"/>
           <w:u w:val="single"/>
         </w:rPr>
-        <w:hyperlink r:id="rId14" w:history="1">
+        <w:hyperlink r:id="rId13" w:history="1">
           <w:r>
             <w:rPr>
               <w:rStyle w:val="Hyperlink"/>
@@ -2420,31 +2413,13 @@
       </w:r>
       <w:r>
         <w:rPr>
-          <w:u w:val="single" w:color="0000ff"/>
           <w:rFonts w:ascii="Charis SIL Regular" w:hAnsi="Charis SIL Regular" w:eastAsia="Charis SIL Regular"/>
           <w:b w:val="0"/>
           <w:i w:val="0"/>
           <w:color w:val="000000"/>
           <w:sz w:val="24"/>
         </w:rPr>
-        <w:hyperlink r:id="rId18" w:history="1">
-          <w:r>
-            <w:rPr>
-              <w:rStyle w:val="Hyperlink"/>
-            </w:rPr>
-            <w:t xml:space="preserve"> and t</w:t>
-          </w:r>
-        </w:hyperlink>
-      </w:r>
-      <w:r>
-        <w:rPr>
-          <w:rFonts w:ascii="Charis SIL Regular" w:hAnsi="Charis SIL Regular" w:eastAsia="Charis SIL Regular"/>
-          <w:b w:val="0"/>
-          <w:i w:val="0"/>
-          <w:color w:val="000000"/>
-          <w:sz w:val="24"/>
-        </w:rPr>
-        <w:t xml:space="preserve">he </w:t>
+        <w:t xml:space="preserve"> and the </w:t>
       </w:r>
       <w:r>
         <w:rPr>
@@ -2533,14 +2508,7 @@
           <w:color w:val="000000"/>
           <w:sz w:val="24"/>
         </w:rPr>
-        <w:hyperlink r:id="rId19" w:history="1">
-          <w:r>
-            <w:rPr>
-              <w:rStyle w:val="Hyperlink"/>
-            </w:rPr>
-            <w:t xml:space="preserve">nt to the </w:t>
-          </w:r>
-        </w:hyperlink>
+        <w:t xml:space="preserve">nt to the </w:t>
       </w:r>
       <w:r>
         <w:rPr>
@@ -2634,14 +2602,7 @@
           <w:sz w:val="24"/>
           <w:u w:val="single"/>
         </w:rPr>
-        <w:hyperlink r:id="rId19" w:history="1">
-          <w:r>
-            <w:rPr>
-              <w:rStyle w:val="Hyperlink"/>
-            </w:rPr>
-            <w:t>c</w:t>
-          </w:r>
-        </w:hyperlink>
+        <w:t>c</w:t>
       </w:r>
       <w:r>
         <w:rPr>
@@ -3655,122 +3616,7 @@
           <w:color w:val="000000"/>
           <w:sz w:val="24"/>
         </w:rPr>
-        <w:hyperlink r:id="rId24" w:history="1">
-          <w:r>
-            <w:rPr>
-              <w:rStyle w:val="Hyperlink"/>
-            </w:rPr>
-            <w:t>h i</w:t>
-          </w:r>
-        </w:hyperlink>
-      </w:r>
-      <w:r>
-        <w:rPr>
-          <w:u w:val="single" w:color="0000ff"/>
-          <w:rFonts w:ascii="Charis SIL Regular" w:hAnsi="Charis SIL Regular" w:eastAsia="Charis SIL Regular"/>
-          <w:b w:val="0"/>
-          <w:i w:val="0"/>
-          <w:color w:val="000000"/>
-          <w:sz w:val="24"/>
-        </w:rPr>
-        <w:hyperlink r:id="rId24" w:history="1">
-          <w:r>
-            <w:rPr>
-              <w:rStyle w:val="Hyperlink"/>
-            </w:rPr>
-            <w:t>s</w:t>
-          </w:r>
-        </w:hyperlink>
-      </w:r>
-      <w:r>
-        <w:rPr>
-          <w:u w:val="single" w:color="0000ff"/>
-          <w:rFonts w:ascii="Charis SIL Regular" w:hAnsi="Charis SIL Regular" w:eastAsia="Charis SIL Regular"/>
-          <w:b w:val="0"/>
-          <w:i w:val="0"/>
-          <w:color w:val="000000"/>
-          <w:sz w:val="24"/>
-        </w:rPr>
-        <w:hyperlink r:id="rId24" w:history="1">
-          <w:r>
-            <w:rPr>
-              <w:rStyle w:val="Hyperlink"/>
-            </w:rPr>
-            <w:t xml:space="preserve"> also ava</w:t>
-          </w:r>
-        </w:hyperlink>
-      </w:r>
-      <w:r>
-        <w:rPr>
-          <w:u w:val="single" w:color="0000ff"/>
-          <w:rFonts w:ascii="Charis SIL Regular" w:hAnsi="Charis SIL Regular" w:eastAsia="Charis SIL Regular"/>
-          <w:b w:val="0"/>
-          <w:i w:val="0"/>
-          <w:color w:val="000000"/>
-          <w:sz w:val="24"/>
-        </w:rPr>
-        <w:hyperlink r:id="rId24" w:history="1">
-          <w:r>
-            <w:rPr>
-              <w:rStyle w:val="Hyperlink"/>
-            </w:rPr>
-            <w:t>i</w:t>
-          </w:r>
-        </w:hyperlink>
-      </w:r>
-      <w:r>
-        <w:rPr>
-          <w:u w:val="single" w:color="0000ff"/>
-          <w:rFonts w:ascii="Charis SIL Regular" w:hAnsi="Charis SIL Regular" w:eastAsia="Charis SIL Regular"/>
-          <w:b w:val="0"/>
-          <w:i w:val="0"/>
-          <w:color w:val="000000"/>
-          <w:sz w:val="24"/>
-        </w:rPr>
-        <w:hyperlink r:id="rId24" w:history="1">
-          <w:r>
-            <w:rPr>
-              <w:rStyle w:val="Hyperlink"/>
-            </w:rPr>
-            <w:t>la</w:t>
-          </w:r>
-        </w:hyperlink>
-      </w:r>
-      <w:r>
-        <w:rPr>
-          <w:u w:val="single" w:color="0000ff"/>
-          <w:rFonts w:ascii="Charis SIL Regular" w:hAnsi="Charis SIL Regular" w:eastAsia="Charis SIL Regular"/>
-          <w:b w:val="0"/>
-          <w:i w:val="0"/>
-          <w:color w:val="000000"/>
-          <w:sz w:val="24"/>
-        </w:rPr>
-        <w:hyperlink r:id="rId24" w:history="1">
-          <w:r>
-            <w:rPr>
-              <w:rStyle w:val="Hyperlink"/>
-            </w:rPr>
-            <w:t>b</w:t>
-          </w:r>
-        </w:hyperlink>
-      </w:r>
-      <w:r>
-        <w:rPr>
-          <w:u w:val="single" w:color="0000ff"/>
-          <w:rFonts w:ascii="Charis SIL Regular" w:hAnsi="Charis SIL Regular" w:eastAsia="Charis SIL Regular"/>
-          <w:b w:val="0"/>
-          <w:i w:val="0"/>
-          <w:color w:val="000000"/>
-          <w:sz w:val="24"/>
-        </w:rPr>
-        <w:hyperlink r:id="rId24" w:history="1">
-          <w:r>
-            <w:rPr>
-              <w:rStyle w:val="Hyperlink"/>
-            </w:rPr>
-            <w:t>le throug</w:t>
-          </w:r>
-        </w:hyperlink>
+        <w:t>h is also available throug</w:t>
       </w:r>
       <w:r>
         <w:rPr>
@@ -4747,7 +4593,7 @@
           <w:sz w:val="24"/>
           <w:u w:val="single"/>
         </w:rPr>
-        <w:t>Scientific research in colonised terr</w:t>
+        <w:t>Scientific research in colonised terri</w:t>
       </w:r>
       <w:r>
         <w:rPr>
@@ -4758,7 +4604,7 @@
           <w:sz w:val="24"/>
           <w:u w:val="single"/>
         </w:rPr>
-        <w:t>i</w:t>
+        <w:t>torie</w:t>
       </w:r>
       <w:r>
         <w:rPr>
@@ -4767,9 +4613,8 @@
           <w:i w:val="0"/>
           <w:color w:val="0000FF"/>
           <w:sz w:val="24"/>
-          <w:u w:val="single"/>
-        </w:rPr>
-        <w:t>tories</w:t>
+        </w:rPr>
+        <w:t>s</w:t>
       </w:r>
       <w:r>
         <w:br/>

--- a/EXPORTS/DOCX/published/niveau3/English/Wereldtentoonstelling1883.docx
+++ b/EXPORTS/DOCX/published/niveau3/English/Wereldtentoonstelling1883.docx
@@ -982,7 +982,14 @@
           <w:sz w:val="24"/>
           <w:u w:val="single"/>
         </w:rPr>
-        <w:t>Rijksmuseu</w:t>
+        <w:hyperlink r:id="rId13" w:history="1">
+          <w:r>
+            <w:rPr>
+              <w:rStyle w:val="Hyperlink"/>
+            </w:rPr>
+            <w:t>Rijksmuseu</w:t>
+          </w:r>
+        </w:hyperlink>
       </w:r>
       <w:r>
         <w:rPr>
@@ -993,7 +1000,7 @@
           <w:sz w:val="24"/>
           <w:u w:val="single"/>
         </w:rPr>
-        <w:hyperlink r:id="rId12" w:history="1">
+        <w:hyperlink r:id="rId13" w:history="1">
           <w:r>
             <w:rPr>
               <w:rStyle w:val="Hyperlink"/>
@@ -1022,7 +1029,7 @@
           <w:sz w:val="24"/>
           <w:u w:val="single"/>
         </w:rPr>
-        <w:hyperlink r:id="rId12" w:history="1">
+        <w:hyperlink r:id="rId13" w:history="1">
           <w:r>
             <w:rPr>
               <w:rStyle w:val="Hyperlink"/>
@@ -2413,13 +2420,31 @@
       </w:r>
       <w:r>
         <w:rPr>
+          <w:u w:val="single" w:color="0000ff"/>
           <w:rFonts w:ascii="Charis SIL Regular" w:hAnsi="Charis SIL Regular" w:eastAsia="Charis SIL Regular"/>
           <w:b w:val="0"/>
           <w:i w:val="0"/>
           <w:color w:val="000000"/>
           <w:sz w:val="24"/>
         </w:rPr>
-        <w:t xml:space="preserve"> and the </w:t>
+        <w:hyperlink r:id="rId18" w:history="1">
+          <w:r>
+            <w:rPr>
+              <w:rStyle w:val="Hyperlink"/>
+            </w:rPr>
+            <w:t xml:space="preserve"> and t</w:t>
+          </w:r>
+        </w:hyperlink>
+      </w:r>
+      <w:r>
+        <w:rPr>
+          <w:rFonts w:ascii="Charis SIL Regular" w:hAnsi="Charis SIL Regular" w:eastAsia="Charis SIL Regular"/>
+          <w:b w:val="0"/>
+          <w:i w:val="0"/>
+          <w:color w:val="000000"/>
+          <w:sz w:val="24"/>
+        </w:rPr>
+        <w:t xml:space="preserve">he </w:t>
       </w:r>
       <w:r>
         <w:rPr>
@@ -2519,7 +2544,7 @@
           <w:sz w:val="24"/>
           <w:u w:val="single"/>
         </w:rPr>
-        <w:hyperlink r:id="rId19" w:history="1">
+        <w:hyperlink r:id="rId21" w:history="1">
           <w:r>
             <w:rPr>
               <w:rStyle w:val="Hyperlink"/>
@@ -2548,7 +2573,7 @@
           <w:sz w:val="24"/>
           <w:u w:val="single"/>
         </w:rPr>
-        <w:hyperlink r:id="rId19" w:history="1">
+        <w:hyperlink r:id="rId21" w:history="1">
           <w:r>
             <w:rPr>
               <w:rStyle w:val="Hyperlink"/>
@@ -2566,12 +2591,12 @@
           <w:sz w:val="24"/>
           <w:u w:val="single"/>
         </w:rPr>
-        <w:hyperlink r:id="rId19" w:history="1">
+        <w:hyperlink r:id="rId21" w:history="1">
           <w:r>
             <w:rPr>
               <w:rStyle w:val="Hyperlink"/>
             </w:rPr>
-            <w:t>tnografi</w:t>
+            <w:t>tnograf</w:t>
           </w:r>
         </w:hyperlink>
       </w:r>
@@ -2584,7 +2609,25 @@
           <w:sz w:val="24"/>
           <w:u w:val="single"/>
         </w:rPr>
-        <w:hyperlink r:id="rId19" w:history="1">
+        <w:hyperlink r:id="rId21" w:history="1">
+          <w:r>
+            <w:rPr>
+              <w:rStyle w:val="Hyperlink"/>
+            </w:rPr>
+            <w:t>i</w:t>
+          </w:r>
+        </w:hyperlink>
+      </w:r>
+      <w:r>
+        <w:rPr>
+          <w:rFonts w:ascii="Charis SIL Regular" w:hAnsi="Charis SIL Regular" w:eastAsia="Charis SIL Regular"/>
+          <w:b w:val="0"/>
+          <w:i w:val="0"/>
+          <w:color w:val="0000FF"/>
+          <w:sz w:val="24"/>
+          <w:u w:val="single"/>
+        </w:rPr>
+        <w:hyperlink r:id="rId21" w:history="1">
           <w:r>
             <w:rPr>
               <w:rStyle w:val="Hyperlink"/>
@@ -2600,9 +2643,15 @@
           <w:i w:val="0"/>
           <w:color w:val="0000FF"/>
           <w:sz w:val="24"/>
-          <w:u w:val="single"/>
-        </w:rPr>
-        <w:t>c</w:t>
+        </w:rPr>
+        <w:hyperlink r:id="rId21" w:history="1">
+          <w:r>
+            <w:rPr>
+              <w:rStyle w:val="Hyperlink"/>
+            </w:rPr>
+            <w:t>c</w:t>
+          </w:r>
+        </w:hyperlink>
       </w:r>
       <w:r>
         <w:rPr>
@@ -2611,7 +2660,6 @@
           <w:i w:val="0"/>
           <w:color w:val="0000FF"/>
           <w:sz w:val="24"/>
-          <w:u w:val="single"/>
         </w:rPr>
         <w:t>h</w:t>
       </w:r>
@@ -3616,7 +3664,122 @@
           <w:color w:val="000000"/>
           <w:sz w:val="24"/>
         </w:rPr>
-        <w:t>h is also available throug</w:t>
+        <w:hyperlink r:id="rId24" w:history="1">
+          <w:r>
+            <w:rPr>
+              <w:rStyle w:val="Hyperlink"/>
+            </w:rPr>
+            <w:t>h i</w:t>
+          </w:r>
+        </w:hyperlink>
+      </w:r>
+      <w:r>
+        <w:rPr>
+          <w:u w:val="single" w:color="0000ff"/>
+          <w:rFonts w:ascii="Charis SIL Regular" w:hAnsi="Charis SIL Regular" w:eastAsia="Charis SIL Regular"/>
+          <w:b w:val="0"/>
+          <w:i w:val="0"/>
+          <w:color w:val="000000"/>
+          <w:sz w:val="24"/>
+        </w:rPr>
+        <w:hyperlink r:id="rId24" w:history="1">
+          <w:r>
+            <w:rPr>
+              <w:rStyle w:val="Hyperlink"/>
+            </w:rPr>
+            <w:t>s</w:t>
+          </w:r>
+        </w:hyperlink>
+      </w:r>
+      <w:r>
+        <w:rPr>
+          <w:u w:val="single" w:color="0000ff"/>
+          <w:rFonts w:ascii="Charis SIL Regular" w:hAnsi="Charis SIL Regular" w:eastAsia="Charis SIL Regular"/>
+          <w:b w:val="0"/>
+          <w:i w:val="0"/>
+          <w:color w:val="000000"/>
+          <w:sz w:val="24"/>
+        </w:rPr>
+        <w:hyperlink r:id="rId24" w:history="1">
+          <w:r>
+            <w:rPr>
+              <w:rStyle w:val="Hyperlink"/>
+            </w:rPr>
+            <w:t xml:space="preserve"> also ava</w:t>
+          </w:r>
+        </w:hyperlink>
+      </w:r>
+      <w:r>
+        <w:rPr>
+          <w:u w:val="single" w:color="0000ff"/>
+          <w:rFonts w:ascii="Charis SIL Regular" w:hAnsi="Charis SIL Regular" w:eastAsia="Charis SIL Regular"/>
+          <w:b w:val="0"/>
+          <w:i w:val="0"/>
+          <w:color w:val="000000"/>
+          <w:sz w:val="24"/>
+        </w:rPr>
+        <w:hyperlink r:id="rId24" w:history="1">
+          <w:r>
+            <w:rPr>
+              <w:rStyle w:val="Hyperlink"/>
+            </w:rPr>
+            <w:t>i</w:t>
+          </w:r>
+        </w:hyperlink>
+      </w:r>
+      <w:r>
+        <w:rPr>
+          <w:u w:val="single" w:color="0000ff"/>
+          <w:rFonts w:ascii="Charis SIL Regular" w:hAnsi="Charis SIL Regular" w:eastAsia="Charis SIL Regular"/>
+          <w:b w:val="0"/>
+          <w:i w:val="0"/>
+          <w:color w:val="000000"/>
+          <w:sz w:val="24"/>
+        </w:rPr>
+        <w:hyperlink r:id="rId24" w:history="1">
+          <w:r>
+            <w:rPr>
+              <w:rStyle w:val="Hyperlink"/>
+            </w:rPr>
+            <w:t>la</w:t>
+          </w:r>
+        </w:hyperlink>
+      </w:r>
+      <w:r>
+        <w:rPr>
+          <w:u w:val="single" w:color="0000ff"/>
+          <w:rFonts w:ascii="Charis SIL Regular" w:hAnsi="Charis SIL Regular" w:eastAsia="Charis SIL Regular"/>
+          <w:b w:val="0"/>
+          <w:i w:val="0"/>
+          <w:color w:val="000000"/>
+          <w:sz w:val="24"/>
+        </w:rPr>
+        <w:hyperlink r:id="rId24" w:history="1">
+          <w:r>
+            <w:rPr>
+              <w:rStyle w:val="Hyperlink"/>
+            </w:rPr>
+            <w:t>b</w:t>
+          </w:r>
+        </w:hyperlink>
+      </w:r>
+      <w:r>
+        <w:rPr>
+          <w:u w:val="single" w:color="0000ff"/>
+          <w:rFonts w:ascii="Charis SIL Regular" w:hAnsi="Charis SIL Regular" w:eastAsia="Charis SIL Regular"/>
+          <w:b w:val="0"/>
+          <w:i w:val="0"/>
+          <w:color w:val="000000"/>
+          <w:sz w:val="24"/>
+        </w:rPr>
+        <w:hyperlink r:id="rId24" w:history="1">
+          <w:r>
+            <w:rPr>
+              <w:rStyle w:val="Hyperlink"/>
+            </w:rPr>
+            <w:t>le throug</w:t>
+          </w:r>
+        </w:hyperlink>
       </w:r>
       <w:r>
         <w:rPr>
@@ -3637,13 +3800,21 @@
       </w:r>
       <w:r>
         <w:rPr>
+          <w:u w:val="single" w:color="0000ff"/>
           <w:rFonts w:ascii="Charis SIL Regular" w:hAnsi="Charis SIL Regular" w:eastAsia="Charis SIL Regular"/>
           <w:b w:val="0"/>
           <w:i w:val="0"/>
           <w:color w:val="000000"/>
           <w:sz w:val="24"/>
         </w:rPr>
-        <w:t>Leide</w:t>
+        <w:hyperlink r:id="rId24" w:history="1">
+          <w:r>
+            <w:rPr>
+              <w:rStyle w:val="Hyperlink"/>
+            </w:rPr>
+            <w:t>Leide</w:t>
+          </w:r>
+        </w:hyperlink>
       </w:r>
       <w:r>
         <w:rPr>
@@ -4593,7 +4764,7 @@
           <w:sz w:val="24"/>
           <w:u w:val="single"/>
         </w:rPr>
-        <w:t>Scientific research in colonised terri</w:t>
+        <w:t>Scientific research in colonised terr</w:t>
       </w:r>
       <w:r>
         <w:rPr>
@@ -4604,7 +4775,7 @@
           <w:sz w:val="24"/>
           <w:u w:val="single"/>
         </w:rPr>
-        <w:t>torie</w:t>
+        <w:t>i</w:t>
       </w:r>
       <w:r>
         <w:rPr>
@@ -4613,8 +4784,9 @@
           <w:i w:val="0"/>
           <w:color w:val="0000FF"/>
           <w:sz w:val="24"/>
-        </w:rPr>
-        <w:t>s</w:t>
+          <w:u w:val="single"/>
+        </w:rPr>
+        <w:t>tories</w:t>
       </w:r>
       <w:r>
         <w:br/>
@@ -5357,7 +5529,7 @@
             <w:rPr>
               <w:rStyle w:val="Hyperlink"/>
             </w:rPr>
-            <w:t>file/49d013d5-0786</w:t>
+            <w:t>file/49d013d5-078</w:t>
           </w:r>
         </w:hyperlink>
       </w:r>
@@ -5368,25 +5540,13 @@
           <w:i w:val="0"/>
           <w:color w:val="0000FF"/>
           <w:sz w:val="24"/>
-          <w:u w:val="single"/>
-        </w:rPr>
-        <w:t>-</w:t>
-      </w:r>
-      <w:r>
-        <w:rPr>
-          <w:rFonts w:ascii="Charis SIL Regular" w:hAnsi="Charis SIL Regular" w:eastAsia="Charis SIL Regular"/>
-          <w:b w:val="0"/>
-          <w:i w:val="0"/>
-          <w:color w:val="0000FF"/>
-          <w:sz w:val="24"/>
-          <w:u w:val="single"/>
         </w:rPr>
         <w:hyperlink r:id="rId27" w:history="1">
           <w:r>
             <w:rPr>
               <w:rStyle w:val="Hyperlink"/>
             </w:rPr>
-            <w:t>db08</w:t>
+            <w:t>6</w:t>
           </w:r>
         </w:hyperlink>
       </w:r>
@@ -5397,8 +5557,27 @@
           <w:i w:val="0"/>
           <w:color w:val="0000FF"/>
           <w:sz w:val="24"/>
+          <w:u w:val="single"/>
         </w:rPr>
         <w:t>-</w:t>
+      </w:r>
+      <w:r>
+        <w:rPr>
+          <w:rFonts w:ascii="Charis SIL Regular" w:hAnsi="Charis SIL Regular" w:eastAsia="Charis SIL Regular"/>
+          <w:b w:val="0"/>
+          <w:i w:val="0"/>
+          <w:color w:val="0000FF"/>
+          <w:sz w:val="24"/>
+          <w:u w:val="single"/>
+        </w:rPr>
+        <w:hyperlink r:id="rId27" w:history="1">
+          <w:r>
+            <w:rPr>
+              <w:rStyle w:val="Hyperlink"/>
+            </w:rPr>
+            <w:t>db08-</w:t>
+          </w:r>
+        </w:hyperlink>
       </w:r>
       <w:r>
         <w:rPr>

--- a/EXPORTS/DOCX/published/niveau3/English/Wereldtentoonstelling1883.docx
+++ b/EXPORTS/DOCX/published/niveau3/English/Wereldtentoonstelling1883.docx
@@ -982,7 +982,7 @@
           <w:sz w:val="24"/>
           <w:u w:val="single"/>
         </w:rPr>
-        <w:hyperlink r:id="rId13" w:history="1">
+        <w:hyperlink r:id="rId12" w:history="1">
           <w:r>
             <w:rPr>
               <w:rStyle w:val="Hyperlink"/>
@@ -1000,7 +1000,7 @@
           <w:sz w:val="24"/>
           <w:u w:val="single"/>
         </w:rPr>
-        <w:hyperlink r:id="rId13" w:history="1">
+        <w:hyperlink r:id="rId12" w:history="1">
           <w:r>
             <w:rPr>
               <w:rStyle w:val="Hyperlink"/>
@@ -1029,7 +1029,7 @@
           <w:sz w:val="24"/>
           <w:u w:val="single"/>
         </w:rPr>
-        <w:hyperlink r:id="rId13" w:history="1">
+        <w:hyperlink r:id="rId12" w:history="1">
           <w:r>
             <w:rPr>
               <w:rStyle w:val="Hyperlink"/>
@@ -2544,7 +2544,7 @@
           <w:sz w:val="24"/>
           <w:u w:val="single"/>
         </w:rPr>
-        <w:hyperlink r:id="rId21" w:history="1">
+        <w:hyperlink r:id="rId19" w:history="1">
           <w:r>
             <w:rPr>
               <w:rStyle w:val="Hyperlink"/>
@@ -2573,7 +2573,7 @@
           <w:sz w:val="24"/>
           <w:u w:val="single"/>
         </w:rPr>
-        <w:hyperlink r:id="rId21" w:history="1">
+        <w:hyperlink r:id="rId19" w:history="1">
           <w:r>
             <w:rPr>
               <w:rStyle w:val="Hyperlink"/>
@@ -2591,12 +2591,12 @@
           <w:sz w:val="24"/>
           <w:u w:val="single"/>
         </w:rPr>
-        <w:hyperlink r:id="rId21" w:history="1">
+        <w:hyperlink r:id="rId19" w:history="1">
           <w:r>
             <w:rPr>
               <w:rStyle w:val="Hyperlink"/>
             </w:rPr>
-            <w:t>tnograf</w:t>
+            <w:t>tnografi</w:t>
           </w:r>
         </w:hyperlink>
       </w:r>
@@ -2609,25 +2609,7 @@
           <w:sz w:val="24"/>
           <w:u w:val="single"/>
         </w:rPr>
-        <w:hyperlink r:id="rId21" w:history="1">
-          <w:r>
-            <w:rPr>
-              <w:rStyle w:val="Hyperlink"/>
-            </w:rPr>
-            <w:t>i</w:t>
-          </w:r>
-        </w:hyperlink>
-      </w:r>
-      <w:r>
-        <w:rPr>
-          <w:rFonts w:ascii="Charis SIL Regular" w:hAnsi="Charis SIL Regular" w:eastAsia="Charis SIL Regular"/>
-          <w:b w:val="0"/>
-          <w:i w:val="0"/>
-          <w:color w:val="0000FF"/>
-          <w:sz w:val="24"/>
-          <w:u w:val="single"/>
-        </w:rPr>
-        <w:hyperlink r:id="rId21" w:history="1">
+        <w:hyperlink r:id="rId19" w:history="1">
           <w:r>
             <w:rPr>
               <w:rStyle w:val="Hyperlink"/>
@@ -2643,15 +2625,9 @@
           <w:i w:val="0"/>
           <w:color w:val="0000FF"/>
           <w:sz w:val="24"/>
-        </w:rPr>
-        <w:hyperlink r:id="rId21" w:history="1">
-          <w:r>
-            <w:rPr>
-              <w:rStyle w:val="Hyperlink"/>
-            </w:rPr>
-            <w:t>c</w:t>
-          </w:r>
-        </w:hyperlink>
+          <w:u w:val="single"/>
+        </w:rPr>
+        <w:t>c</w:t>
       </w:r>
       <w:r>
         <w:rPr>
@@ -2660,6 +2636,7 @@
           <w:i w:val="0"/>
           <w:color w:val="0000FF"/>
           <w:sz w:val="24"/>
+          <w:u w:val="single"/>
         </w:rPr>
         <w:t>h</w:t>
       </w:r>
@@ -5540,15 +5517,9 @@
           <w:i w:val="0"/>
           <w:color w:val="0000FF"/>
           <w:sz w:val="24"/>
-        </w:rPr>
-        <w:hyperlink r:id="rId27" w:history="1">
-          <w:r>
-            <w:rPr>
-              <w:rStyle w:val="Hyperlink"/>
-            </w:rPr>
-            <w:t>6</w:t>
-          </w:r>
-        </w:hyperlink>
+          <w:u w:val="single"/>
+        </w:rPr>
+        <w:t>6</w:t>
       </w:r>
       <w:r>
         <w:rPr>
@@ -5557,7 +5528,6 @@
           <w:i w:val="0"/>
           <w:color w:val="0000FF"/>
           <w:sz w:val="24"/>
-          <w:u w:val="single"/>
         </w:rPr>
         <w:t>-</w:t>
       </w:r>

--- a/EXPORTS/DOCX/published/niveau3/English/Wereldtentoonstelling1883.docx
+++ b/EXPORTS/DOCX/published/niveau3/English/Wereldtentoonstelling1883.docx
@@ -1122,7 +1122,7 @@
           <w:sz w:val="24"/>
           <w:u w:val="single"/>
         </w:rPr>
-        <w:hyperlink r:id="rId13" w:history="1">
+        <w:hyperlink r:id="rId14" w:history="1">
           <w:r>
             <w:rPr>
               <w:rStyle w:val="Hyperlink"/>
@@ -1140,7 +1140,7 @@
           <w:sz w:val="24"/>
           <w:u w:val="single"/>
         </w:rPr>
-        <w:hyperlink r:id="rId13" w:history="1">
+        <w:hyperlink r:id="rId14" w:history="1">
           <w:r>
             <w:rPr>
               <w:rStyle w:val="Hyperlink"/>
@@ -1158,7 +1158,7 @@
           <w:sz w:val="24"/>
           <w:u w:val="single"/>
         </w:rPr>
-        <w:hyperlink r:id="rId13" w:history="1">
+        <w:hyperlink r:id="rId14" w:history="1">
           <w:r>
             <w:rPr>
               <w:rStyle w:val="Hyperlink"/>
@@ -1187,7 +1187,7 @@
           <w:sz w:val="24"/>
           <w:u w:val="single"/>
         </w:rPr>
-        <w:hyperlink r:id="rId13" w:history="1">
+        <w:hyperlink r:id="rId14" w:history="1">
           <w:r>
             <w:rPr>
               <w:rStyle w:val="Hyperlink"/>
@@ -1226,60 +1226,13 @@
       </w:r>
       <w:r>
         <w:rPr>
-          <w:u w:val="single" w:color="0000ff"/>
           <w:rFonts w:ascii="Charis SIL Regular" w:hAnsi="Charis SIL Regular" w:eastAsia="Charis SIL Regular"/>
           <w:b w:val="0"/>
           <w:i w:val="0"/>
           <w:color w:val="000000"/>
           <w:sz w:val="24"/>
         </w:rPr>
-        <w:hyperlink r:id="rId13" w:history="1">
-          <w:r>
-            <w:rPr>
-              <w:rStyle w:val="Hyperlink"/>
-            </w:rPr>
-            <w:t>responsible</w:t>
-          </w:r>
-        </w:hyperlink>
-      </w:r>
-      <w:r>
-        <w:rPr>
-          <w:u w:val="single" w:color="0000ff"/>
-          <w:rFonts w:ascii="Charis SIL Regular" w:hAnsi="Charis SIL Regular" w:eastAsia="Charis SIL Regular"/>
-          <w:b w:val="0"/>
-          <w:i w:val="0"/>
-          <w:color w:val="000000"/>
-          <w:sz w:val="24"/>
-        </w:rPr>
-        <w:t xml:space="preserve"> </w:t>
-      </w:r>
-      <w:r>
-        <w:rPr>
-          <w:u w:val="single" w:color="0000ff"/>
-          <w:rFonts w:ascii="Charis SIL Regular" w:hAnsi="Charis SIL Regular" w:eastAsia="Charis SIL Regular"/>
-          <w:b w:val="0"/>
-          <w:i w:val="0"/>
-          <w:color w:val="000000"/>
-          <w:sz w:val="24"/>
-        </w:rPr>
-        <w:hyperlink r:id="rId13" w:history="1">
-          <w:r>
-            <w:rPr>
-              <w:rStyle w:val="Hyperlink"/>
-            </w:rPr>
-            <w:t>for colle</w:t>
-          </w:r>
-        </w:hyperlink>
-      </w:r>
-      <w:r>
-        <w:rPr>
-          <w:rFonts w:ascii="Charis SIL Regular" w:hAnsi="Charis SIL Regular" w:eastAsia="Charis SIL Regular"/>
-          <w:b w:val="0"/>
-          <w:i w:val="0"/>
-          <w:color w:val="000000"/>
-          <w:sz w:val="24"/>
-        </w:rPr>
-        <w:t>cting objects in the Dutch East Indies and it was he who</w:t>
+        <w:t>responsible for collecting objects in the Dutch East Indies and it was he who</w:t>
       </w:r>
       <w:r>
         <w:rPr>
@@ -2420,31 +2373,13 @@
       </w:r>
       <w:r>
         <w:rPr>
-          <w:u w:val="single" w:color="0000ff"/>
           <w:rFonts w:ascii="Charis SIL Regular" w:hAnsi="Charis SIL Regular" w:eastAsia="Charis SIL Regular"/>
           <w:b w:val="0"/>
           <w:i w:val="0"/>
           <w:color w:val="000000"/>
           <w:sz w:val="24"/>
         </w:rPr>
-        <w:hyperlink r:id="rId18" w:history="1">
-          <w:r>
-            <w:rPr>
-              <w:rStyle w:val="Hyperlink"/>
-            </w:rPr>
-            <w:t xml:space="preserve"> and t</w:t>
-          </w:r>
-        </w:hyperlink>
-      </w:r>
-      <w:r>
-        <w:rPr>
-          <w:rFonts w:ascii="Charis SIL Regular" w:hAnsi="Charis SIL Regular" w:eastAsia="Charis SIL Regular"/>
-          <w:b w:val="0"/>
-          <w:i w:val="0"/>
-          <w:color w:val="000000"/>
-          <w:sz w:val="24"/>
-        </w:rPr>
-        <w:t xml:space="preserve">he </w:t>
+        <w:t xml:space="preserve"> and the </w:t>
       </w:r>
       <w:r>
         <w:rPr>
@@ -2522,18 +2457,7 @@
           <w:color w:val="000000"/>
           <w:sz w:val="24"/>
         </w:rPr>
-        <w:t>. The majority we</w:t>
-      </w:r>
-      <w:r>
-        <w:rPr>
-          <w:u w:val="single" w:color="0000ff"/>
-          <w:rFonts w:ascii="Charis SIL Regular" w:hAnsi="Charis SIL Regular" w:eastAsia="Charis SIL Regular"/>
-          <w:b w:val="0"/>
-          <w:i w:val="0"/>
-          <w:color w:val="000000"/>
-          <w:sz w:val="24"/>
-        </w:rPr>
-        <w:t xml:space="preserve">nt to the </w:t>
+        <w:t xml:space="preserve">. The majority went to the </w:t>
       </w:r>
       <w:r>
         <w:rPr>
@@ -2596,7 +2520,7 @@
             <w:rPr>
               <w:rStyle w:val="Hyperlink"/>
             </w:rPr>
-            <w:t>tnografi</w:t>
+            <w:t>tnografis</w:t>
           </w:r>
         </w:hyperlink>
       </w:r>
@@ -2614,7 +2538,7 @@
             <w:rPr>
               <w:rStyle w:val="Hyperlink"/>
             </w:rPr>
-            <w:t>s</w:t>
+            <w:t>c</w:t>
           </w:r>
         </w:hyperlink>
       </w:r>
@@ -2627,18 +2551,14 @@
           <w:sz w:val="24"/>
           <w:u w:val="single"/>
         </w:rPr>
-        <w:t>c</w:t>
-      </w:r>
-      <w:r>
-        <w:rPr>
-          <w:rFonts w:ascii="Charis SIL Regular" w:hAnsi="Charis SIL Regular" w:eastAsia="Charis SIL Regular"/>
-          <w:b w:val="0"/>
-          <w:i w:val="0"/>
-          <w:color w:val="0000FF"/>
-          <w:sz w:val="24"/>
-          <w:u w:val="single"/>
-        </w:rPr>
-        <w:t>h</w:t>
+        <w:hyperlink r:id="rId19" w:history="1">
+          <w:r>
+            <w:rPr>
+              <w:rStyle w:val="Hyperlink"/>
+            </w:rPr>
+            <w:t>h</w:t>
+          </w:r>
+        </w:hyperlink>
       </w:r>
       <w:r>
         <w:rPr>
@@ -2665,9 +2585,19 @@
             <w:rPr>
               <w:rStyle w:val="Hyperlink"/>
             </w:rPr>
-            <w:t>Museum</w:t>
+            <w:t>Museu</w:t>
           </w:r>
         </w:hyperlink>
+      </w:r>
+      <w:r>
+        <w:rPr>
+          <w:rFonts w:ascii="Charis SIL Regular" w:hAnsi="Charis SIL Regular" w:eastAsia="Charis SIL Regular"/>
+          <w:b w:val="0"/>
+          <w:i w:val="0"/>
+          <w:color w:val="0000FF"/>
+          <w:sz w:val="24"/>
+        </w:rPr>
+        <w:t>m</w:t>
       </w:r>
       <w:r>
         <w:rPr>
@@ -4741,7 +4671,7 @@
           <w:sz w:val="24"/>
           <w:u w:val="single"/>
         </w:rPr>
-        <w:t>Scientific research in colonised terr</w:t>
+        <w:t>Scientific research in colonised terri</w:t>
       </w:r>
       <w:r>
         <w:rPr>
@@ -4752,7 +4682,7 @@
           <w:sz w:val="24"/>
           <w:u w:val="single"/>
         </w:rPr>
-        <w:t>i</w:t>
+        <w:t>torie</w:t>
       </w:r>
       <w:r>
         <w:rPr>
@@ -4761,9 +4691,8 @@
           <w:i w:val="0"/>
           <w:color w:val="0000FF"/>
           <w:sz w:val="24"/>
-          <w:u w:val="single"/>
-        </w:rPr>
-        <w:t>tories</w:t>
+        </w:rPr>
+        <w:t>s</w:t>
       </w:r>
       <w:r>
         <w:br/>
@@ -5517,9 +5446,15 @@
           <w:i w:val="0"/>
           <w:color w:val="0000FF"/>
           <w:sz w:val="24"/>
-          <w:u w:val="single"/>
-        </w:rPr>
-        <w:t>6</w:t>
+        </w:rPr>
+        <w:hyperlink r:id="rId27" w:history="1">
+          <w:r>
+            <w:rPr>
+              <w:rStyle w:val="Hyperlink"/>
+            </w:rPr>
+            <w:t>6</w:t>
+          </w:r>
+        </w:hyperlink>
       </w:r>
       <w:r>
         <w:rPr>

--- a/EXPORTS/DOCX/published/niveau3/English/Wereldtentoonstelling1883.docx
+++ b/EXPORTS/DOCX/published/niveau3/English/Wereldtentoonstelling1883.docx
@@ -1122,7 +1122,7 @@
           <w:sz w:val="24"/>
           <w:u w:val="single"/>
         </w:rPr>
-        <w:hyperlink r:id="rId14" w:history="1">
+        <w:hyperlink r:id="rId13" w:history="1">
           <w:r>
             <w:rPr>
               <w:rStyle w:val="Hyperlink"/>
@@ -1140,7 +1140,7 @@
           <w:sz w:val="24"/>
           <w:u w:val="single"/>
         </w:rPr>
-        <w:hyperlink r:id="rId14" w:history="1">
+        <w:hyperlink r:id="rId13" w:history="1">
           <w:r>
             <w:rPr>
               <w:rStyle w:val="Hyperlink"/>
@@ -1158,7 +1158,7 @@
           <w:sz w:val="24"/>
           <w:u w:val="single"/>
         </w:rPr>
-        <w:hyperlink r:id="rId14" w:history="1">
+        <w:hyperlink r:id="rId13" w:history="1">
           <w:r>
             <w:rPr>
               <w:rStyle w:val="Hyperlink"/>
@@ -1187,7 +1187,7 @@
           <w:sz w:val="24"/>
           <w:u w:val="single"/>
         </w:rPr>
-        <w:hyperlink r:id="rId14" w:history="1">
+        <w:hyperlink r:id="rId13" w:history="1">
           <w:r>
             <w:rPr>
               <w:rStyle w:val="Hyperlink"/>
@@ -1226,13 +1226,60 @@
       </w:r>
       <w:r>
         <w:rPr>
+          <w:u w:val="single" w:color="0000ff"/>
           <w:rFonts w:ascii="Charis SIL Regular" w:hAnsi="Charis SIL Regular" w:eastAsia="Charis SIL Regular"/>
           <w:b w:val="0"/>
           <w:i w:val="0"/>
           <w:color w:val="000000"/>
           <w:sz w:val="24"/>
         </w:rPr>
-        <w:t>responsible for collecting objects in the Dutch East Indies and it was he who</w:t>
+        <w:hyperlink r:id="rId13" w:history="1">
+          <w:r>
+            <w:rPr>
+              <w:rStyle w:val="Hyperlink"/>
+            </w:rPr>
+            <w:t>responsible</w:t>
+          </w:r>
+        </w:hyperlink>
+      </w:r>
+      <w:r>
+        <w:rPr>
+          <w:u w:val="single" w:color="0000ff"/>
+          <w:rFonts w:ascii="Charis SIL Regular" w:hAnsi="Charis SIL Regular" w:eastAsia="Charis SIL Regular"/>
+          <w:b w:val="0"/>
+          <w:i w:val="0"/>
+          <w:color w:val="000000"/>
+          <w:sz w:val="24"/>
+        </w:rPr>
+        <w:t xml:space="preserve"> </w:t>
+      </w:r>
+      <w:r>
+        <w:rPr>
+          <w:u w:val="single" w:color="0000ff"/>
+          <w:rFonts w:ascii="Charis SIL Regular" w:hAnsi="Charis SIL Regular" w:eastAsia="Charis SIL Regular"/>
+          <w:b w:val="0"/>
+          <w:i w:val="0"/>
+          <w:color w:val="000000"/>
+          <w:sz w:val="24"/>
+        </w:rPr>
+        <w:hyperlink r:id="rId13" w:history="1">
+          <w:r>
+            <w:rPr>
+              <w:rStyle w:val="Hyperlink"/>
+            </w:rPr>
+            <w:t>for colle</w:t>
+          </w:r>
+        </w:hyperlink>
+      </w:r>
+      <w:r>
+        <w:rPr>
+          <w:rFonts w:ascii="Charis SIL Regular" w:hAnsi="Charis SIL Regular" w:eastAsia="Charis SIL Regular"/>
+          <w:b w:val="0"/>
+          <w:i w:val="0"/>
+          <w:color w:val="000000"/>
+          <w:sz w:val="24"/>
+        </w:rPr>
+        <w:t>cting objects in the Dutch East Indies and it was he who</w:t>
       </w:r>
       <w:r>
         <w:rPr>
@@ -2373,13 +2420,31 @@
       </w:r>
       <w:r>
         <w:rPr>
+          <w:u w:val="single" w:color="0000ff"/>
           <w:rFonts w:ascii="Charis SIL Regular" w:hAnsi="Charis SIL Regular" w:eastAsia="Charis SIL Regular"/>
           <w:b w:val="0"/>
           <w:i w:val="0"/>
           <w:color w:val="000000"/>
           <w:sz w:val="24"/>
         </w:rPr>
-        <w:t xml:space="preserve"> and the </w:t>
+        <w:hyperlink r:id="rId18" w:history="1">
+          <w:r>
+            <w:rPr>
+              <w:rStyle w:val="Hyperlink"/>
+            </w:rPr>
+            <w:t xml:space="preserve"> and t</w:t>
+          </w:r>
+        </w:hyperlink>
+      </w:r>
+      <w:r>
+        <w:rPr>
+          <w:rFonts w:ascii="Charis SIL Regular" w:hAnsi="Charis SIL Regular" w:eastAsia="Charis SIL Regular"/>
+          <w:b w:val="0"/>
+          <w:i w:val="0"/>
+          <w:color w:val="000000"/>
+          <w:sz w:val="24"/>
+        </w:rPr>
+        <w:t xml:space="preserve">he </w:t>
       </w:r>
       <w:r>
         <w:rPr>
@@ -2457,7 +2522,18 @@
           <w:color w:val="000000"/>
           <w:sz w:val="24"/>
         </w:rPr>
-        <w:t xml:space="preserve">. The majority went to the </w:t>
+        <w:t>. The majority we</w:t>
+      </w:r>
+      <w:r>
+        <w:rPr>
+          <w:u w:val="single" w:color="0000ff"/>
+          <w:rFonts w:ascii="Charis SIL Regular" w:hAnsi="Charis SIL Regular" w:eastAsia="Charis SIL Regular"/>
+          <w:b w:val="0"/>
+          <w:i w:val="0"/>
+          <w:color w:val="000000"/>
+          <w:sz w:val="24"/>
+        </w:rPr>
+        <w:t xml:space="preserve">nt to the </w:t>
       </w:r>
       <w:r>
         <w:rPr>
@@ -2520,7 +2596,7 @@
             <w:rPr>
               <w:rStyle w:val="Hyperlink"/>
             </w:rPr>
-            <w:t>tnografis</w:t>
+            <w:t>tnografi</w:t>
           </w:r>
         </w:hyperlink>
       </w:r>
@@ -2538,7 +2614,7 @@
             <w:rPr>
               <w:rStyle w:val="Hyperlink"/>
             </w:rPr>
-            <w:t>c</w:t>
+            <w:t>s</w:t>
           </w:r>
         </w:hyperlink>
       </w:r>
@@ -2551,14 +2627,18 @@
           <w:sz w:val="24"/>
           <w:u w:val="single"/>
         </w:rPr>
-        <w:hyperlink r:id="rId19" w:history="1">
-          <w:r>
-            <w:rPr>
-              <w:rStyle w:val="Hyperlink"/>
-            </w:rPr>
-            <w:t>h</w:t>
-          </w:r>
-        </w:hyperlink>
+        <w:t>c</w:t>
+      </w:r>
+      <w:r>
+        <w:rPr>
+          <w:rFonts w:ascii="Charis SIL Regular" w:hAnsi="Charis SIL Regular" w:eastAsia="Charis SIL Regular"/>
+          <w:b w:val="0"/>
+          <w:i w:val="0"/>
+          <w:color w:val="0000FF"/>
+          <w:sz w:val="24"/>
+          <w:u w:val="single"/>
+        </w:rPr>
+        <w:t>h</w:t>
       </w:r>
       <w:r>
         <w:rPr>
@@ -2585,19 +2665,9 @@
             <w:rPr>
               <w:rStyle w:val="Hyperlink"/>
             </w:rPr>
-            <w:t>Museu</w:t>
+            <w:t>Museum</w:t>
           </w:r>
         </w:hyperlink>
-      </w:r>
-      <w:r>
-        <w:rPr>
-          <w:rFonts w:ascii="Charis SIL Regular" w:hAnsi="Charis SIL Regular" w:eastAsia="Charis SIL Regular"/>
-          <w:b w:val="0"/>
-          <w:i w:val="0"/>
-          <w:color w:val="0000FF"/>
-          <w:sz w:val="24"/>
-        </w:rPr>
-        <w:t>m</w:t>
       </w:r>
       <w:r>
         <w:rPr>

--- a/EXPORTS/DOCX/published/niveau3/English/Wereldtentoonstelling1883.docx
+++ b/EXPORTS/DOCX/published/niveau3/English/Wereldtentoonstelling1883.docx
@@ -1187,7 +1187,7 @@
           <w:sz w:val="24"/>
           <w:u w:val="single"/>
         </w:rPr>
-        <w:hyperlink r:id="rId13" w:history="1">
+        <w:hyperlink r:id="rId14" w:history="1">
           <w:r>
             <w:rPr>
               <w:rStyle w:val="Hyperlink"/>
@@ -2420,31 +2420,13 @@
       </w:r>
       <w:r>
         <w:rPr>
-          <w:u w:val="single" w:color="0000ff"/>
           <w:rFonts w:ascii="Charis SIL Regular" w:hAnsi="Charis SIL Regular" w:eastAsia="Charis SIL Regular"/>
           <w:b w:val="0"/>
           <w:i w:val="0"/>
           <w:color w:val="000000"/>
           <w:sz w:val="24"/>
         </w:rPr>
-        <w:hyperlink r:id="rId18" w:history="1">
-          <w:r>
-            <w:rPr>
-              <w:rStyle w:val="Hyperlink"/>
-            </w:rPr>
-            <w:t xml:space="preserve"> and t</w:t>
-          </w:r>
-        </w:hyperlink>
-      </w:r>
-      <w:r>
-        <w:rPr>
-          <w:rFonts w:ascii="Charis SIL Regular" w:hAnsi="Charis SIL Regular" w:eastAsia="Charis SIL Regular"/>
-          <w:b w:val="0"/>
-          <w:i w:val="0"/>
-          <w:color w:val="000000"/>
-          <w:sz w:val="24"/>
-        </w:rPr>
-        <w:t xml:space="preserve">he </w:t>
+        <w:t xml:space="preserve"> and the </w:t>
       </w:r>
       <w:r>
         <w:rPr>
@@ -5505,7 +5487,7 @@
             <w:rPr>
               <w:rStyle w:val="Hyperlink"/>
             </w:rPr>
-            <w:t>file/49d013d5-078</w:t>
+            <w:t>file/49d013d5-0786</w:t>
           </w:r>
         </w:hyperlink>
       </w:r>
@@ -5516,13 +5498,25 @@
           <w:i w:val="0"/>
           <w:color w:val="0000FF"/>
           <w:sz w:val="24"/>
+          <w:u w:val="single"/>
+        </w:rPr>
+        <w:t>-</w:t>
+      </w:r>
+      <w:r>
+        <w:rPr>
+          <w:rFonts w:ascii="Charis SIL Regular" w:hAnsi="Charis SIL Regular" w:eastAsia="Charis SIL Regular"/>
+          <w:b w:val="0"/>
+          <w:i w:val="0"/>
+          <w:color w:val="0000FF"/>
+          <w:sz w:val="24"/>
+          <w:u w:val="single"/>
         </w:rPr>
         <w:hyperlink r:id="rId27" w:history="1">
           <w:r>
             <w:rPr>
               <w:rStyle w:val="Hyperlink"/>
             </w:rPr>
-            <w:t>6</w:t>
+            <w:t>db08</w:t>
           </w:r>
         </w:hyperlink>
       </w:r>
@@ -5535,24 +5529,6 @@
           <w:sz w:val="24"/>
         </w:rPr>
         <w:t>-</w:t>
-      </w:r>
-      <w:r>
-        <w:rPr>
-          <w:rFonts w:ascii="Charis SIL Regular" w:hAnsi="Charis SIL Regular" w:eastAsia="Charis SIL Regular"/>
-          <w:b w:val="0"/>
-          <w:i w:val="0"/>
-          <w:color w:val="0000FF"/>
-          <w:sz w:val="24"/>
-          <w:u w:val="single"/>
-        </w:rPr>
-        <w:hyperlink r:id="rId27" w:history="1">
-          <w:r>
-            <w:rPr>
-              <w:rStyle w:val="Hyperlink"/>
-            </w:rPr>
-            <w:t>db08-</w:t>
-          </w:r>
-        </w:hyperlink>
       </w:r>
       <w:r>
         <w:rPr>

--- a/EXPORTS/DOCX/published/niveau3/English/Wereldtentoonstelling1883.docx
+++ b/EXPORTS/DOCX/published/niveau3/English/Wereldtentoonstelling1883.docx
@@ -2420,13 +2420,31 @@
       </w:r>
       <w:r>
         <w:rPr>
+          <w:u w:val="single" w:color="0000ff"/>
           <w:rFonts w:ascii="Charis SIL Regular" w:hAnsi="Charis SIL Regular" w:eastAsia="Charis SIL Regular"/>
           <w:b w:val="0"/>
           <w:i w:val="0"/>
           <w:color w:val="000000"/>
           <w:sz w:val="24"/>
         </w:rPr>
-        <w:t xml:space="preserve"> and the </w:t>
+        <w:hyperlink r:id="rId18" w:history="1">
+          <w:r>
+            <w:rPr>
+              <w:rStyle w:val="Hyperlink"/>
+            </w:rPr>
+            <w:t xml:space="preserve"> and t</w:t>
+          </w:r>
+        </w:hyperlink>
+      </w:r>
+      <w:r>
+        <w:rPr>
+          <w:rFonts w:ascii="Charis SIL Regular" w:hAnsi="Charis SIL Regular" w:eastAsia="Charis SIL Regular"/>
+          <w:b w:val="0"/>
+          <w:i w:val="0"/>
+          <w:color w:val="000000"/>
+          <w:sz w:val="24"/>
+        </w:rPr>
+        <w:t xml:space="preserve">he </w:t>
       </w:r>
       <w:r>
         <w:rPr>

--- a/EXPORTS/DOCX/published/niveau3/English/Wereldtentoonstelling1883.docx
+++ b/EXPORTS/DOCX/published/niveau3/English/Wereldtentoonstelling1883.docx
@@ -1122,7 +1122,7 @@
           <w:sz w:val="24"/>
           <w:u w:val="single"/>
         </w:rPr>
-        <w:hyperlink r:id="rId13" w:history="1">
+        <w:hyperlink r:id="rId14" w:history="1">
           <w:r>
             <w:rPr>
               <w:rStyle w:val="Hyperlink"/>
@@ -1140,7 +1140,7 @@
           <w:sz w:val="24"/>
           <w:u w:val="single"/>
         </w:rPr>
-        <w:hyperlink r:id="rId13" w:history="1">
+        <w:hyperlink r:id="rId14" w:history="1">
           <w:r>
             <w:rPr>
               <w:rStyle w:val="Hyperlink"/>
@@ -1158,7 +1158,7 @@
           <w:sz w:val="24"/>
           <w:u w:val="single"/>
         </w:rPr>
-        <w:hyperlink r:id="rId13" w:history="1">
+        <w:hyperlink r:id="rId14" w:history="1">
           <w:r>
             <w:rPr>
               <w:rStyle w:val="Hyperlink"/>
@@ -3784,122 +3784,7 @@
           <w:color w:val="000000"/>
           <w:sz w:val="24"/>
         </w:rPr>
-        <w:hyperlink r:id="rId24" w:history="1">
-          <w:r>
-            <w:rPr>
-              <w:rStyle w:val="Hyperlink"/>
-            </w:rPr>
-            <w:t>Leide</w:t>
-          </w:r>
-        </w:hyperlink>
-      </w:r>
-      <w:r>
-        <w:rPr>
-          <w:u w:val="single" w:color="0000ff"/>
-          <w:rFonts w:ascii="Charis SIL Regular" w:hAnsi="Charis SIL Regular" w:eastAsia="Charis SIL Regular"/>
-          <w:b w:val="0"/>
-          <w:i w:val="0"/>
-          <w:color w:val="000000"/>
-          <w:sz w:val="24"/>
-        </w:rPr>
-        <w:hyperlink r:id="rId24" w:history="1">
-          <w:r>
-            <w:rPr>
-              <w:rStyle w:val="Hyperlink"/>
-            </w:rPr>
-            <w:t>n Univers</w:t>
-          </w:r>
-        </w:hyperlink>
-      </w:r>
-      <w:r>
-        <w:rPr>
-          <w:u w:val="single" w:color="0000ff"/>
-          <w:rFonts w:ascii="Charis SIL Regular" w:hAnsi="Charis SIL Regular" w:eastAsia="Charis SIL Regular"/>
-          <w:b w:val="0"/>
-          <w:i w:val="0"/>
-          <w:color w:val="000000"/>
-          <w:sz w:val="24"/>
-        </w:rPr>
-        <w:hyperlink r:id="rId24" w:history="1">
-          <w:r>
-            <w:rPr>
-              <w:rStyle w:val="Hyperlink"/>
-            </w:rPr>
-            <w:t>i</w:t>
-          </w:r>
-        </w:hyperlink>
-      </w:r>
-      <w:r>
-        <w:rPr>
-          <w:u w:val="single" w:color="0000ff"/>
-          <w:rFonts w:ascii="Charis SIL Regular" w:hAnsi="Charis SIL Regular" w:eastAsia="Charis SIL Regular"/>
-          <w:b w:val="0"/>
-          <w:i w:val="0"/>
-          <w:color w:val="000000"/>
-          <w:sz w:val="24"/>
-        </w:rPr>
-        <w:hyperlink r:id="rId24" w:history="1">
-          <w:r>
-            <w:rPr>
-              <w:rStyle w:val="Hyperlink"/>
-            </w:rPr>
-            <w:t>t</w:t>
-          </w:r>
-        </w:hyperlink>
-      </w:r>
-      <w:r>
-        <w:rPr>
-          <w:u w:val="single" w:color="0000ff"/>
-          <w:rFonts w:ascii="Charis SIL Regular" w:hAnsi="Charis SIL Regular" w:eastAsia="Charis SIL Regular"/>
-          <w:b w:val="0"/>
-          <w:i w:val="0"/>
-          <w:color w:val="000000"/>
-          <w:sz w:val="24"/>
-        </w:rPr>
-        <w:hyperlink r:id="rId24" w:history="1">
-          <w:r>
-            <w:rPr>
-              <w:rStyle w:val="Hyperlink"/>
-            </w:rPr>
-            <w:t>y</w:t>
-          </w:r>
-        </w:hyperlink>
-      </w:r>
-      <w:r>
-        <w:rPr>
-          <w:u w:val="single" w:color="0000ff"/>
-          <w:rFonts w:ascii="Charis SIL Regular" w:hAnsi="Charis SIL Regular" w:eastAsia="Charis SIL Regular"/>
-          <w:b w:val="0"/>
-          <w:i w:val="0"/>
-          <w:color w:val="000000"/>
-          <w:sz w:val="24"/>
-        </w:rPr>
-        <w:hyperlink r:id="rId24" w:history="1">
-          <w:r>
-            <w:rPr>
-              <w:rStyle w:val="Hyperlink"/>
-            </w:rPr>
-            <w:t>. The phot</w:t>
-          </w:r>
-        </w:hyperlink>
-      </w:r>
-      <w:r>
-        <w:rPr>
-          <w:u w:val="single" w:color="0000ff"/>
-          <w:rFonts w:ascii="Charis SIL Regular" w:hAnsi="Charis SIL Regular" w:eastAsia="Charis SIL Regular"/>
-          <w:b w:val="0"/>
-          <w:i w:val="0"/>
-          <w:color w:val="000000"/>
-          <w:sz w:val="24"/>
-        </w:rPr>
-        <w:hyperlink r:id="rId24" w:history="1">
-          <w:r>
-            <w:rPr>
-              <w:rStyle w:val="Hyperlink"/>
-            </w:rPr>
-            <w:t>o collecti</w:t>
-          </w:r>
-        </w:hyperlink>
+        <w:t>Leiden University. The photo collecti</w:t>
       </w:r>
       <w:r>
         <w:rPr>
@@ -4741,7 +4626,7 @@
           <w:sz w:val="24"/>
           <w:u w:val="single"/>
         </w:rPr>
-        <w:t>Scientific research in colonised terri</w:t>
+        <w:t>Scientific research in colonised terr</w:t>
       </w:r>
       <w:r>
         <w:rPr>
@@ -4752,7 +4637,7 @@
           <w:sz w:val="24"/>
           <w:u w:val="single"/>
         </w:rPr>
-        <w:t>torie</w:t>
+        <w:t>i</w:t>
       </w:r>
       <w:r>
         <w:rPr>
@@ -4761,8 +4646,9 @@
           <w:i w:val="0"/>
           <w:color w:val="0000FF"/>
           <w:sz w:val="24"/>
-        </w:rPr>
-        <w:t>s</w:t>
+          <w:u w:val="single"/>
+        </w:rPr>
+        <w:t>tories</w:t>
       </w:r>
       <w:r>
         <w:br/>

--- a/EXPORTS/DOCX/published/niveau3/English/Wereldtentoonstelling1883.docx
+++ b/EXPORTS/DOCX/published/niveau3/English/Wereldtentoonstelling1883.docx
@@ -1122,7 +1122,7 @@
           <w:sz w:val="24"/>
           <w:u w:val="single"/>
         </w:rPr>
-        <w:hyperlink r:id="rId14" w:history="1">
+        <w:hyperlink r:id="rId13" w:history="1">
           <w:r>
             <w:rPr>
               <w:rStyle w:val="Hyperlink"/>
@@ -1140,7 +1140,7 @@
           <w:sz w:val="24"/>
           <w:u w:val="single"/>
         </w:rPr>
-        <w:hyperlink r:id="rId14" w:history="1">
+        <w:hyperlink r:id="rId13" w:history="1">
           <w:r>
             <w:rPr>
               <w:rStyle w:val="Hyperlink"/>
@@ -1158,7 +1158,7 @@
           <w:sz w:val="24"/>
           <w:u w:val="single"/>
         </w:rPr>
-        <w:hyperlink r:id="rId14" w:history="1">
+        <w:hyperlink r:id="rId13" w:history="1">
           <w:r>
             <w:rPr>
               <w:rStyle w:val="Hyperlink"/>
@@ -1187,7 +1187,7 @@
           <w:sz w:val="24"/>
           <w:u w:val="single"/>
         </w:rPr>
-        <w:hyperlink r:id="rId14" w:history="1">
+        <w:hyperlink r:id="rId13" w:history="1">
           <w:r>
             <w:rPr>
               <w:rStyle w:val="Hyperlink"/>
@@ -2420,31 +2420,13 @@
       </w:r>
       <w:r>
         <w:rPr>
-          <w:u w:val="single" w:color="0000ff"/>
           <w:rFonts w:ascii="Charis SIL Regular" w:hAnsi="Charis SIL Regular" w:eastAsia="Charis SIL Regular"/>
           <w:b w:val="0"/>
           <w:i w:val="0"/>
           <w:color w:val="000000"/>
           <w:sz w:val="24"/>
         </w:rPr>
-        <w:hyperlink r:id="rId18" w:history="1">
-          <w:r>
-            <w:rPr>
-              <w:rStyle w:val="Hyperlink"/>
-            </w:rPr>
-            <w:t xml:space="preserve"> and t</w:t>
-          </w:r>
-        </w:hyperlink>
-      </w:r>
-      <w:r>
-        <w:rPr>
-          <w:rFonts w:ascii="Charis SIL Regular" w:hAnsi="Charis SIL Regular" w:eastAsia="Charis SIL Regular"/>
-          <w:b w:val="0"/>
-          <w:i w:val="0"/>
-          <w:color w:val="000000"/>
-          <w:sz w:val="24"/>
-        </w:rPr>
-        <w:t xml:space="preserve">he </w:t>
+        <w:t xml:space="preserve"> and the </w:t>
       </w:r>
       <w:r>
         <w:rPr>
@@ -3784,7 +3766,122 @@
           <w:color w:val="000000"/>
           <w:sz w:val="24"/>
         </w:rPr>
-        <w:t>Leiden University. The photo collecti</w:t>
+        <w:hyperlink r:id="rId24" w:history="1">
+          <w:r>
+            <w:rPr>
+              <w:rStyle w:val="Hyperlink"/>
+            </w:rPr>
+            <w:t>Leide</w:t>
+          </w:r>
+        </w:hyperlink>
+      </w:r>
+      <w:r>
+        <w:rPr>
+          <w:u w:val="single" w:color="0000ff"/>
+          <w:rFonts w:ascii="Charis SIL Regular" w:hAnsi="Charis SIL Regular" w:eastAsia="Charis SIL Regular"/>
+          <w:b w:val="0"/>
+          <w:i w:val="0"/>
+          <w:color w:val="000000"/>
+          <w:sz w:val="24"/>
+        </w:rPr>
+        <w:hyperlink r:id="rId24" w:history="1">
+          <w:r>
+            <w:rPr>
+              <w:rStyle w:val="Hyperlink"/>
+            </w:rPr>
+            <w:t>n Univers</w:t>
+          </w:r>
+        </w:hyperlink>
+      </w:r>
+      <w:r>
+        <w:rPr>
+          <w:u w:val="single" w:color="0000ff"/>
+          <w:rFonts w:ascii="Charis SIL Regular" w:hAnsi="Charis SIL Regular" w:eastAsia="Charis SIL Regular"/>
+          <w:b w:val="0"/>
+          <w:i w:val="0"/>
+          <w:color w:val="000000"/>
+          <w:sz w:val="24"/>
+        </w:rPr>
+        <w:hyperlink r:id="rId24" w:history="1">
+          <w:r>
+            <w:rPr>
+              <w:rStyle w:val="Hyperlink"/>
+            </w:rPr>
+            <w:t>i</w:t>
+          </w:r>
+        </w:hyperlink>
+      </w:r>
+      <w:r>
+        <w:rPr>
+          <w:u w:val="single" w:color="0000ff"/>
+          <w:rFonts w:ascii="Charis SIL Regular" w:hAnsi="Charis SIL Regular" w:eastAsia="Charis SIL Regular"/>
+          <w:b w:val="0"/>
+          <w:i w:val="0"/>
+          <w:color w:val="000000"/>
+          <w:sz w:val="24"/>
+        </w:rPr>
+        <w:hyperlink r:id="rId24" w:history="1">
+          <w:r>
+            <w:rPr>
+              <w:rStyle w:val="Hyperlink"/>
+            </w:rPr>
+            <w:t>t</w:t>
+          </w:r>
+        </w:hyperlink>
+      </w:r>
+      <w:r>
+        <w:rPr>
+          <w:u w:val="single" w:color="0000ff"/>
+          <w:rFonts w:ascii="Charis SIL Regular" w:hAnsi="Charis SIL Regular" w:eastAsia="Charis SIL Regular"/>
+          <w:b w:val="0"/>
+          <w:i w:val="0"/>
+          <w:color w:val="000000"/>
+          <w:sz w:val="24"/>
+        </w:rPr>
+        <w:hyperlink r:id="rId24" w:history="1">
+          <w:r>
+            <w:rPr>
+              <w:rStyle w:val="Hyperlink"/>
+            </w:rPr>
+            <w:t>y</w:t>
+          </w:r>
+        </w:hyperlink>
+      </w:r>
+      <w:r>
+        <w:rPr>
+          <w:u w:val="single" w:color="0000ff"/>
+          <w:rFonts w:ascii="Charis SIL Regular" w:hAnsi="Charis SIL Regular" w:eastAsia="Charis SIL Regular"/>
+          <w:b w:val="0"/>
+          <w:i w:val="0"/>
+          <w:color w:val="000000"/>
+          <w:sz w:val="24"/>
+        </w:rPr>
+        <w:hyperlink r:id="rId24" w:history="1">
+          <w:r>
+            <w:rPr>
+              <w:rStyle w:val="Hyperlink"/>
+            </w:rPr>
+            <w:t>. The phot</w:t>
+          </w:r>
+        </w:hyperlink>
+      </w:r>
+      <w:r>
+        <w:rPr>
+          <w:u w:val="single" w:color="0000ff"/>
+          <w:rFonts w:ascii="Charis SIL Regular" w:hAnsi="Charis SIL Regular" w:eastAsia="Charis SIL Regular"/>
+          <w:b w:val="0"/>
+          <w:i w:val="0"/>
+          <w:color w:val="000000"/>
+          <w:sz w:val="24"/>
+        </w:rPr>
+        <w:hyperlink r:id="rId24" w:history="1">
+          <w:r>
+            <w:rPr>
+              <w:rStyle w:val="Hyperlink"/>
+            </w:rPr>
+            <w:t>o collecti</w:t>
+          </w:r>
+        </w:hyperlink>
       </w:r>
       <w:r>
         <w:rPr>
@@ -4626,7 +4723,7 @@
           <w:sz w:val="24"/>
           <w:u w:val="single"/>
         </w:rPr>
-        <w:t>Scientific research in colonised terr</w:t>
+        <w:t>Scientific research in colonised terri</w:t>
       </w:r>
       <w:r>
         <w:rPr>
@@ -4637,7 +4734,7 @@
           <w:sz w:val="24"/>
           <w:u w:val="single"/>
         </w:rPr>
-        <w:t>i</w:t>
+        <w:t>torie</w:t>
       </w:r>
       <w:r>
         <w:rPr>
@@ -4646,9 +4743,8 @@
           <w:i w:val="0"/>
           <w:color w:val="0000FF"/>
           <w:sz w:val="24"/>
-          <w:u w:val="single"/>
-        </w:rPr>
-        <w:t>tories</w:t>
+        </w:rPr>
+        <w:t>s</w:t>
       </w:r>
       <w:r>
         <w:br/>
@@ -5391,7 +5487,7 @@
             <w:rPr>
               <w:rStyle w:val="Hyperlink"/>
             </w:rPr>
-            <w:t>file/49d013d5-0786</w:t>
+            <w:t>file/49d013d5-078</w:t>
           </w:r>
         </w:hyperlink>
       </w:r>
@@ -5402,25 +5498,13 @@
           <w:i w:val="0"/>
           <w:color w:val="0000FF"/>
           <w:sz w:val="24"/>
-          <w:u w:val="single"/>
-        </w:rPr>
-        <w:t>-</w:t>
-      </w:r>
-      <w:r>
-        <w:rPr>
-          <w:rFonts w:ascii="Charis SIL Regular" w:hAnsi="Charis SIL Regular" w:eastAsia="Charis SIL Regular"/>
-          <w:b w:val="0"/>
-          <w:i w:val="0"/>
-          <w:color w:val="0000FF"/>
-          <w:sz w:val="24"/>
-          <w:u w:val="single"/>
         </w:rPr>
         <w:hyperlink r:id="rId27" w:history="1">
           <w:r>
             <w:rPr>
               <w:rStyle w:val="Hyperlink"/>
             </w:rPr>
-            <w:t>db08</w:t>
+            <w:t>6</w:t>
           </w:r>
         </w:hyperlink>
       </w:r>
@@ -5433,6 +5517,24 @@
           <w:sz w:val="24"/>
         </w:rPr>
         <w:t>-</w:t>
+      </w:r>
+      <w:r>
+        <w:rPr>
+          <w:rFonts w:ascii="Charis SIL Regular" w:hAnsi="Charis SIL Regular" w:eastAsia="Charis SIL Regular"/>
+          <w:b w:val="0"/>
+          <w:i w:val="0"/>
+          <w:color w:val="0000FF"/>
+          <w:sz w:val="24"/>
+          <w:u w:val="single"/>
+        </w:rPr>
+        <w:hyperlink r:id="rId27" w:history="1">
+          <w:r>
+            <w:rPr>
+              <w:rStyle w:val="Hyperlink"/>
+            </w:rPr>
+            <w:t>db08-</w:t>
+          </w:r>
+        </w:hyperlink>
       </w:r>
       <w:r>
         <w:rPr>

--- a/EXPORTS/DOCX/published/niveau3/English/Wereldtentoonstelling1883.docx
+++ b/EXPORTS/DOCX/published/niveau3/English/Wereldtentoonstelling1883.docx
@@ -1122,7 +1122,7 @@
           <w:sz w:val="24"/>
           <w:u w:val="single"/>
         </w:rPr>
-        <w:hyperlink r:id="rId13" w:history="1">
+        <w:hyperlink r:id="rId14" w:history="1">
           <w:r>
             <w:rPr>
               <w:rStyle w:val="Hyperlink"/>
@@ -1140,7 +1140,7 @@
           <w:sz w:val="24"/>
           <w:u w:val="single"/>
         </w:rPr>
-        <w:hyperlink r:id="rId13" w:history="1">
+        <w:hyperlink r:id="rId14" w:history="1">
           <w:r>
             <w:rPr>
               <w:rStyle w:val="Hyperlink"/>
@@ -1158,7 +1158,7 @@
           <w:sz w:val="24"/>
           <w:u w:val="single"/>
         </w:rPr>
-        <w:hyperlink r:id="rId13" w:history="1">
+        <w:hyperlink r:id="rId14" w:history="1">
           <w:r>
             <w:rPr>
               <w:rStyle w:val="Hyperlink"/>
@@ -1187,7 +1187,7 @@
           <w:sz w:val="24"/>
           <w:u w:val="single"/>
         </w:rPr>
-        <w:hyperlink r:id="rId13" w:history="1">
+        <w:hyperlink r:id="rId14" w:history="1">
           <w:r>
             <w:rPr>
               <w:rStyle w:val="Hyperlink"/>
@@ -2324,7 +2324,6 @@
           <w:i w:val="0"/>
           <w:color w:val="0000FF"/>
           <w:sz w:val="24"/>
-          <w:u w:val="single"/>
         </w:rPr>
         <w:hyperlink r:id="rId19" w:history="1">
           <w:r>
@@ -2420,13 +2419,31 @@
       </w:r>
       <w:r>
         <w:rPr>
+          <w:u w:val="single" w:color="0000ff"/>
           <w:rFonts w:ascii="Charis SIL Regular" w:hAnsi="Charis SIL Regular" w:eastAsia="Charis SIL Regular"/>
           <w:b w:val="0"/>
           <w:i w:val="0"/>
           <w:color w:val="000000"/>
           <w:sz w:val="24"/>
         </w:rPr>
-        <w:t xml:space="preserve"> and the </w:t>
+        <w:hyperlink r:id="rId18" w:history="1">
+          <w:r>
+            <w:rPr>
+              <w:rStyle w:val="Hyperlink"/>
+            </w:rPr>
+            <w:t xml:space="preserve"> and t</w:t>
+          </w:r>
+        </w:hyperlink>
+      </w:r>
+      <w:r>
+        <w:rPr>
+          <w:rFonts w:ascii="Charis SIL Regular" w:hAnsi="Charis SIL Regular" w:eastAsia="Charis SIL Regular"/>
+          <w:b w:val="0"/>
+          <w:i w:val="0"/>
+          <w:color w:val="000000"/>
+          <w:sz w:val="24"/>
+        </w:rPr>
+        <w:t xml:space="preserve">he </w:t>
       </w:r>
       <w:r>
         <w:rPr>
@@ -2515,7 +2532,14 @@
           <w:color w:val="000000"/>
           <w:sz w:val="24"/>
         </w:rPr>
-        <w:t xml:space="preserve">nt to the </w:t>
+        <w:hyperlink r:id="rId19" w:history="1">
+          <w:r>
+            <w:rPr>
+              <w:rStyle w:val="Hyperlink"/>
+            </w:rPr>
+            <w:t xml:space="preserve">nt to the </w:t>
+          </w:r>
+        </w:hyperlink>
       </w:r>
       <w:r>
         <w:rPr>
@@ -2607,9 +2631,15 @@
           <w:i w:val="0"/>
           <w:color w:val="0000FF"/>
           <w:sz w:val="24"/>
-          <w:u w:val="single"/>
-        </w:rPr>
-        <w:t>c</w:t>
+        </w:rPr>
+        <w:hyperlink r:id="rId19" w:history="1">
+          <w:r>
+            <w:rPr>
+              <w:rStyle w:val="Hyperlink"/>
+            </w:rPr>
+            <w:t>c</w:t>
+          </w:r>
+        </w:hyperlink>
       </w:r>
       <w:r>
         <w:rPr>
@@ -2618,9 +2648,15 @@
           <w:i w:val="0"/>
           <w:color w:val="0000FF"/>
           <w:sz w:val="24"/>
-          <w:u w:val="single"/>
-        </w:rPr>
-        <w:t>h</w:t>
+        </w:rPr>
+        <w:hyperlink r:id="rId19" w:history="1">
+          <w:r>
+            <w:rPr>
+              <w:rStyle w:val="Hyperlink"/>
+            </w:rPr>
+            <w:t>h</w:t>
+          </w:r>
+        </w:hyperlink>
       </w:r>
       <w:r>
         <w:rPr>
@@ -4269,25 +4305,7 @@
           <w:color w:val="000000"/>
           <w:sz w:val="24"/>
         </w:rPr>
-        <w:t>. Please note: these photographs als</w:t>
-      </w:r>
-      <w:r>
-        <w:rPr>
-          <w:u w:val="single" w:color="0000ff"/>
-          <w:rFonts w:ascii="Charis SIL Regular" w:hAnsi="Charis SIL Regular" w:eastAsia="Charis SIL Regular"/>
-          <w:b w:val="0"/>
-          <w:i w:val="0"/>
-          <w:color w:val="000000"/>
-          <w:sz w:val="24"/>
-        </w:rPr>
-        <w:hyperlink r:id="rId25" w:history="1">
-          <w:r>
-            <w:rPr>
-              <w:rStyle w:val="Hyperlink"/>
-            </w:rPr>
-            <w:t>o sho</w:t>
-          </w:r>
-        </w:hyperlink>
+        <w:t>. Please note: these photographs also sho</w:t>
       </w:r>
       <w:r>
         <w:rPr>
@@ -4723,7 +4741,7 @@
           <w:sz w:val="24"/>
           <w:u w:val="single"/>
         </w:rPr>
-        <w:t>Scientific research in colonised terri</w:t>
+        <w:t>Scientific research in colonised terr</w:t>
       </w:r>
       <w:r>
         <w:rPr>
@@ -4734,7 +4752,7 @@
           <w:sz w:val="24"/>
           <w:u w:val="single"/>
         </w:rPr>
-        <w:t>torie</w:t>
+        <w:t>i</w:t>
       </w:r>
       <w:r>
         <w:rPr>
@@ -4743,8 +4761,9 @@
           <w:i w:val="0"/>
           <w:color w:val="0000FF"/>
           <w:sz w:val="24"/>
-        </w:rPr>
-        <w:t>s</w:t>
+          <w:u w:val="single"/>
+        </w:rPr>
+        <w:t>tories</w:t>
       </w:r>
       <w:r>
         <w:br/>

--- a/EXPORTS/DOCX/published/niveau3/English/Wereldtentoonstelling1883.docx
+++ b/EXPORTS/DOCX/published/niveau3/English/Wereldtentoonstelling1883.docx
@@ -1029,7 +1029,7 @@
           <w:sz w:val="24"/>
           <w:u w:val="single"/>
         </w:rPr>
-        <w:hyperlink r:id="rId12" w:history="1">
+        <w:hyperlink r:id="rId13" w:history="1">
           <w:r>
             <w:rPr>
               <w:rStyle w:val="Hyperlink"/>
@@ -1140,7 +1140,7 @@
           <w:sz w:val="24"/>
           <w:u w:val="single"/>
         </w:rPr>
-        <w:hyperlink r:id="rId14" w:history="1">
+        <w:hyperlink r:id="rId13" w:history="1">
           <w:r>
             <w:rPr>
               <w:rStyle w:val="Hyperlink"/>
@@ -1158,7 +1158,7 @@
           <w:sz w:val="24"/>
           <w:u w:val="single"/>
         </w:rPr>
-        <w:hyperlink r:id="rId14" w:history="1">
+        <w:hyperlink r:id="rId13" w:history="1">
           <w:r>
             <w:rPr>
               <w:rStyle w:val="Hyperlink"/>
@@ -1187,7 +1187,7 @@
           <w:sz w:val="24"/>
           <w:u w:val="single"/>
         </w:rPr>
-        <w:hyperlink r:id="rId14" w:history="1">
+        <w:hyperlink r:id="rId13" w:history="1">
           <w:r>
             <w:rPr>
               <w:rStyle w:val="Hyperlink"/>
@@ -2324,6 +2324,7 @@
           <w:i w:val="0"/>
           <w:color w:val="0000FF"/>
           <w:sz w:val="24"/>
+          <w:u w:val="single"/>
         </w:rPr>
         <w:hyperlink r:id="rId19" w:history="1">
           <w:r>
@@ -2532,14 +2533,7 @@
           <w:color w:val="000000"/>
           <w:sz w:val="24"/>
         </w:rPr>
-        <w:hyperlink r:id="rId19" w:history="1">
-          <w:r>
-            <w:rPr>
-              <w:rStyle w:val="Hyperlink"/>
-            </w:rPr>
-            <w:t xml:space="preserve">nt to the </w:t>
-          </w:r>
-        </w:hyperlink>
+        <w:t xml:space="preserve">nt to the </w:t>
       </w:r>
       <w:r>
         <w:rPr>
@@ -2550,7 +2544,7 @@
           <w:sz w:val="24"/>
           <w:u w:val="single"/>
         </w:rPr>
-        <w:hyperlink r:id="rId19" w:history="1">
+        <w:hyperlink r:id="rId21" w:history="1">
           <w:r>
             <w:rPr>
               <w:rStyle w:val="Hyperlink"/>
@@ -2579,7 +2573,7 @@
           <w:sz w:val="24"/>
           <w:u w:val="single"/>
         </w:rPr>
-        <w:hyperlink r:id="rId19" w:history="1">
+        <w:hyperlink r:id="rId21" w:history="1">
           <w:r>
             <w:rPr>
               <w:rStyle w:val="Hyperlink"/>
@@ -2597,12 +2591,12 @@
           <w:sz w:val="24"/>
           <w:u w:val="single"/>
         </w:rPr>
-        <w:hyperlink r:id="rId19" w:history="1">
+        <w:hyperlink r:id="rId21" w:history="1">
           <w:r>
             <w:rPr>
               <w:rStyle w:val="Hyperlink"/>
             </w:rPr>
-            <w:t>tnografi</w:t>
+            <w:t>tnograf</w:t>
           </w:r>
         </w:hyperlink>
       </w:r>
@@ -2615,7 +2609,25 @@
           <w:sz w:val="24"/>
           <w:u w:val="single"/>
         </w:rPr>
-        <w:hyperlink r:id="rId19" w:history="1">
+        <w:hyperlink r:id="rId21" w:history="1">
+          <w:r>
+            <w:rPr>
+              <w:rStyle w:val="Hyperlink"/>
+            </w:rPr>
+            <w:t>i</w:t>
+          </w:r>
+        </w:hyperlink>
+      </w:r>
+      <w:r>
+        <w:rPr>
+          <w:rFonts w:ascii="Charis SIL Regular" w:hAnsi="Charis SIL Regular" w:eastAsia="Charis SIL Regular"/>
+          <w:b w:val="0"/>
+          <w:i w:val="0"/>
+          <w:color w:val="0000FF"/>
+          <w:sz w:val="24"/>
+          <w:u w:val="single"/>
+        </w:rPr>
+        <w:hyperlink r:id="rId21" w:history="1">
           <w:r>
             <w:rPr>
               <w:rStyle w:val="Hyperlink"/>
@@ -2632,7 +2644,7 @@
           <w:color w:val="0000FF"/>
           <w:sz w:val="24"/>
         </w:rPr>
-        <w:hyperlink r:id="rId19" w:history="1">
+        <w:hyperlink r:id="rId21" w:history="1">
           <w:r>
             <w:rPr>
               <w:rStyle w:val="Hyperlink"/>
@@ -2649,14 +2661,7 @@
           <w:color w:val="0000FF"/>
           <w:sz w:val="24"/>
         </w:rPr>
-        <w:hyperlink r:id="rId19" w:history="1">
-          <w:r>
-            <w:rPr>
-              <w:rStyle w:val="Hyperlink"/>
-            </w:rPr>
-            <w:t>h</w:t>
-          </w:r>
-        </w:hyperlink>
+        <w:t>h</w:t>
       </w:r>
       <w:r>
         <w:rPr>
@@ -4305,7 +4310,25 @@
           <w:color w:val="000000"/>
           <w:sz w:val="24"/>
         </w:rPr>
-        <w:t>. Please note: these photographs also sho</w:t>
+        <w:t>. Please note: these photographs als</w:t>
+      </w:r>
+      <w:r>
+        <w:rPr>
+          <w:u w:val="single" w:color="0000ff"/>
+          <w:rFonts w:ascii="Charis SIL Regular" w:hAnsi="Charis SIL Regular" w:eastAsia="Charis SIL Regular"/>
+          <w:b w:val="0"/>
+          <w:i w:val="0"/>
+          <w:color w:val="000000"/>
+          <w:sz w:val="24"/>
+        </w:rPr>
+        <w:hyperlink r:id="rId25" w:history="1">
+          <w:r>
+            <w:rPr>
+              <w:rStyle w:val="Hyperlink"/>
+            </w:rPr>
+            <w:t>o sho</w:t>
+          </w:r>
+        </w:hyperlink>
       </w:r>
       <w:r>
         <w:rPr>
@@ -5506,7 +5529,7 @@
             <w:rPr>
               <w:rStyle w:val="Hyperlink"/>
             </w:rPr>
-            <w:t>file/49d013d5-078</w:t>
+            <w:t>file/49d013d5-0786</w:t>
           </w:r>
         </w:hyperlink>
       </w:r>
@@ -5517,13 +5540,25 @@
           <w:i w:val="0"/>
           <w:color w:val="0000FF"/>
           <w:sz w:val="24"/>
+          <w:u w:val="single"/>
+        </w:rPr>
+        <w:t>-</w:t>
+      </w:r>
+      <w:r>
+        <w:rPr>
+          <w:rFonts w:ascii="Charis SIL Regular" w:hAnsi="Charis SIL Regular" w:eastAsia="Charis SIL Regular"/>
+          <w:b w:val="0"/>
+          <w:i w:val="0"/>
+          <w:color w:val="0000FF"/>
+          <w:sz w:val="24"/>
+          <w:u w:val="single"/>
         </w:rPr>
         <w:hyperlink r:id="rId27" w:history="1">
           <w:r>
             <w:rPr>
               <w:rStyle w:val="Hyperlink"/>
             </w:rPr>
-            <w:t>6</w:t>
+            <w:t>db08</w:t>
           </w:r>
         </w:hyperlink>
       </w:r>
@@ -5536,24 +5571,6 @@
           <w:sz w:val="24"/>
         </w:rPr>
         <w:t>-</w:t>
-      </w:r>
-      <w:r>
-        <w:rPr>
-          <w:rFonts w:ascii="Charis SIL Regular" w:hAnsi="Charis SIL Regular" w:eastAsia="Charis SIL Regular"/>
-          <w:b w:val="0"/>
-          <w:i w:val="0"/>
-          <w:color w:val="0000FF"/>
-          <w:sz w:val="24"/>
-          <w:u w:val="single"/>
-        </w:rPr>
-        <w:hyperlink r:id="rId27" w:history="1">
-          <w:r>
-            <w:rPr>
-              <w:rStyle w:val="Hyperlink"/>
-            </w:rPr>
-            <w:t>db08-</w:t>
-          </w:r>
-        </w:hyperlink>
       </w:r>
       <w:r>
         <w:rPr>

--- a/EXPORTS/DOCX/published/niveau3/English/Wereldtentoonstelling1883.docx
+++ b/EXPORTS/DOCX/published/niveau3/English/Wereldtentoonstelling1883.docx
@@ -982,7 +982,7 @@
           <w:sz w:val="24"/>
           <w:u w:val="single"/>
         </w:rPr>
-        <w:hyperlink r:id="rId12" w:history="1">
+        <w:hyperlink r:id="rId13" w:history="1">
           <w:r>
             <w:rPr>
               <w:rStyle w:val="Hyperlink"/>
@@ -1000,7 +1000,7 @@
           <w:sz w:val="24"/>
           <w:u w:val="single"/>
         </w:rPr>
-        <w:hyperlink r:id="rId12" w:history="1">
+        <w:hyperlink r:id="rId13" w:history="1">
           <w:r>
             <w:rPr>
               <w:rStyle w:val="Hyperlink"/>
@@ -1122,7 +1122,7 @@
           <w:sz w:val="24"/>
           <w:u w:val="single"/>
         </w:rPr>
-        <w:hyperlink r:id="rId14" w:history="1">
+        <w:hyperlink r:id="rId13" w:history="1">
           <w:r>
             <w:rPr>
               <w:rStyle w:val="Hyperlink"/>
@@ -1158,7 +1158,7 @@
           <w:sz w:val="24"/>
           <w:u w:val="single"/>
         </w:rPr>
-        <w:hyperlink r:id="rId13" w:history="1">
+        <w:hyperlink r:id="rId14" w:history="1">
           <w:r>
             <w:rPr>
               <w:rStyle w:val="Hyperlink"/>
@@ -1187,7 +1187,7 @@
           <w:sz w:val="24"/>
           <w:u w:val="single"/>
         </w:rPr>
-        <w:hyperlink r:id="rId13" w:history="1">
+        <w:hyperlink r:id="rId14" w:history="1">
           <w:r>
             <w:rPr>
               <w:rStyle w:val="Hyperlink"/>
@@ -5529,7 +5529,7 @@
             <w:rPr>
               <w:rStyle w:val="Hyperlink"/>
             </w:rPr>
-            <w:t>file/49d013d5-0786</w:t>
+            <w:t>file/49d013d5-078</w:t>
           </w:r>
         </w:hyperlink>
       </w:r>
@@ -5540,25 +5540,13 @@
           <w:i w:val="0"/>
           <w:color w:val="0000FF"/>
           <w:sz w:val="24"/>
-          <w:u w:val="single"/>
-        </w:rPr>
-        <w:t>-</w:t>
-      </w:r>
-      <w:r>
-        <w:rPr>
-          <w:rFonts w:ascii="Charis SIL Regular" w:hAnsi="Charis SIL Regular" w:eastAsia="Charis SIL Regular"/>
-          <w:b w:val="0"/>
-          <w:i w:val="0"/>
-          <w:color w:val="0000FF"/>
-          <w:sz w:val="24"/>
-          <w:u w:val="single"/>
         </w:rPr>
         <w:hyperlink r:id="rId27" w:history="1">
           <w:r>
             <w:rPr>
               <w:rStyle w:val="Hyperlink"/>
             </w:rPr>
-            <w:t>db08</w:t>
+            <w:t>6</w:t>
           </w:r>
         </w:hyperlink>
       </w:r>
@@ -5569,8 +5557,27 @@
           <w:i w:val="0"/>
           <w:color w:val="0000FF"/>
           <w:sz w:val="24"/>
+          <w:u w:val="single"/>
         </w:rPr>
         <w:t>-</w:t>
+      </w:r>
+      <w:r>
+        <w:rPr>
+          <w:rFonts w:ascii="Charis SIL Regular" w:hAnsi="Charis SIL Regular" w:eastAsia="Charis SIL Regular"/>
+          <w:b w:val="0"/>
+          <w:i w:val="0"/>
+          <w:color w:val="0000FF"/>
+          <w:sz w:val="24"/>
+          <w:u w:val="single"/>
+        </w:rPr>
+        <w:hyperlink r:id="rId27" w:history="1">
+          <w:r>
+            <w:rPr>
+              <w:rStyle w:val="Hyperlink"/>
+            </w:rPr>
+            <w:t>db08-</w:t>
+          </w:r>
+        </w:hyperlink>
       </w:r>
       <w:r>
         <w:rPr>

--- a/EXPORTS/DOCX/published/niveau3/English/Wereldtentoonstelling1883.docx
+++ b/EXPORTS/DOCX/published/niveau3/English/Wereldtentoonstelling1883.docx
@@ -982,7 +982,7 @@
           <w:sz w:val="24"/>
           <w:u w:val="single"/>
         </w:rPr>
-        <w:hyperlink r:id="rId13" w:history="1">
+        <w:hyperlink r:id="rId12" w:history="1">
           <w:r>
             <w:rPr>
               <w:rStyle w:val="Hyperlink"/>
@@ -1000,7 +1000,7 @@
           <w:sz w:val="24"/>
           <w:u w:val="single"/>
         </w:rPr>
-        <w:hyperlink r:id="rId13" w:history="1">
+        <w:hyperlink r:id="rId12" w:history="1">
           <w:r>
             <w:rPr>
               <w:rStyle w:val="Hyperlink"/>
@@ -1029,7 +1029,7 @@
           <w:sz w:val="24"/>
           <w:u w:val="single"/>
         </w:rPr>
-        <w:hyperlink r:id="rId13" w:history="1">
+        <w:hyperlink r:id="rId12" w:history="1">
           <w:r>
             <w:rPr>
               <w:rStyle w:val="Hyperlink"/>
@@ -1122,7 +1122,7 @@
           <w:sz w:val="24"/>
           <w:u w:val="single"/>
         </w:rPr>
-        <w:hyperlink r:id="rId13" w:history="1">
+        <w:hyperlink r:id="rId14" w:history="1">
           <w:r>
             <w:rPr>
               <w:rStyle w:val="Hyperlink"/>
@@ -1140,7 +1140,7 @@
           <w:sz w:val="24"/>
           <w:u w:val="single"/>
         </w:rPr>
-        <w:hyperlink r:id="rId13" w:history="1">
+        <w:hyperlink r:id="rId14" w:history="1">
           <w:r>
             <w:rPr>
               <w:rStyle w:val="Hyperlink"/>
@@ -1192,25 +1192,7 @@
             <w:rPr>
               <w:rStyle w:val="Hyperlink"/>
             </w:rPr>
-            <w:t>V</w:t>
-          </w:r>
-        </w:hyperlink>
-      </w:r>
-      <w:r>
-        <w:rPr>
-          <w:rFonts w:ascii="Charis SIL Regular" w:hAnsi="Charis SIL Regular" w:eastAsia="Charis SIL Regular"/>
-          <w:b w:val="0"/>
-          <w:i w:val="0"/>
-          <w:color w:val="0000FF"/>
-          <w:sz w:val="24"/>
-          <w:u w:val="single"/>
-        </w:rPr>
-        <w:hyperlink r:id="rId14" w:history="1">
-          <w:r>
-            <w:rPr>
-              <w:rStyle w:val="Hyperlink"/>
-            </w:rPr>
-            <w:t>eth</w:t>
+            <w:t>Veth</w:t>
           </w:r>
         </w:hyperlink>
       </w:r>
@@ -2324,7 +2306,6 @@
           <w:i w:val="0"/>
           <w:color w:val="0000FF"/>
           <w:sz w:val="24"/>
-          <w:u w:val="single"/>
         </w:rPr>
         <w:hyperlink r:id="rId19" w:history="1">
           <w:r>
@@ -2420,31 +2401,13 @@
       </w:r>
       <w:r>
         <w:rPr>
-          <w:u w:val="single" w:color="0000ff"/>
           <w:rFonts w:ascii="Charis SIL Regular" w:hAnsi="Charis SIL Regular" w:eastAsia="Charis SIL Regular"/>
           <w:b w:val="0"/>
           <w:i w:val="0"/>
           <w:color w:val="000000"/>
           <w:sz w:val="24"/>
         </w:rPr>
-        <w:hyperlink r:id="rId18" w:history="1">
-          <w:r>
-            <w:rPr>
-              <w:rStyle w:val="Hyperlink"/>
-            </w:rPr>
-            <w:t xml:space="preserve"> and t</w:t>
-          </w:r>
-        </w:hyperlink>
-      </w:r>
-      <w:r>
-        <w:rPr>
-          <w:rFonts w:ascii="Charis SIL Regular" w:hAnsi="Charis SIL Regular" w:eastAsia="Charis SIL Regular"/>
-          <w:b w:val="0"/>
-          <w:i w:val="0"/>
-          <w:color w:val="000000"/>
-          <w:sz w:val="24"/>
-        </w:rPr>
-        <w:t xml:space="preserve">he </w:t>
+        <w:t xml:space="preserve"> and the </w:t>
       </w:r>
       <w:r>
         <w:rPr>
@@ -2522,18 +2485,7 @@
           <w:color w:val="000000"/>
           <w:sz w:val="24"/>
         </w:rPr>
-        <w:t>. The majority we</w:t>
-      </w:r>
-      <w:r>
-        <w:rPr>
-          <w:u w:val="single" w:color="0000ff"/>
-          <w:rFonts w:ascii="Charis SIL Regular" w:hAnsi="Charis SIL Regular" w:eastAsia="Charis SIL Regular"/>
-          <w:b w:val="0"/>
-          <w:i w:val="0"/>
-          <w:color w:val="000000"/>
-          <w:sz w:val="24"/>
-        </w:rPr>
-        <w:t xml:space="preserve">nt to the </w:t>
+        <w:t xml:space="preserve">. The majority went to the </w:t>
       </w:r>
       <w:r>
         <w:rPr>
@@ -2544,7 +2496,7 @@
           <w:sz w:val="24"/>
           <w:u w:val="single"/>
         </w:rPr>
-        <w:hyperlink r:id="rId21" w:history="1">
+        <w:hyperlink r:id="rId19" w:history="1">
           <w:r>
             <w:rPr>
               <w:rStyle w:val="Hyperlink"/>
@@ -2573,7 +2525,7 @@
           <w:sz w:val="24"/>
           <w:u w:val="single"/>
         </w:rPr>
-        <w:hyperlink r:id="rId21" w:history="1">
+        <w:hyperlink r:id="rId19" w:history="1">
           <w:r>
             <w:rPr>
               <w:rStyle w:val="Hyperlink"/>
@@ -2591,12 +2543,12 @@
           <w:sz w:val="24"/>
           <w:u w:val="single"/>
         </w:rPr>
-        <w:hyperlink r:id="rId21" w:history="1">
+        <w:hyperlink r:id="rId19" w:history="1">
           <w:r>
             <w:rPr>
               <w:rStyle w:val="Hyperlink"/>
             </w:rPr>
-            <w:t>tnograf</w:t>
+            <w:t>tnografis</w:t>
           </w:r>
         </w:hyperlink>
       </w:r>
@@ -2609,42 +2561,7 @@
           <w:sz w:val="24"/>
           <w:u w:val="single"/>
         </w:rPr>
-        <w:hyperlink r:id="rId21" w:history="1">
-          <w:r>
-            <w:rPr>
-              <w:rStyle w:val="Hyperlink"/>
-            </w:rPr>
-            <w:t>i</w:t>
-          </w:r>
-        </w:hyperlink>
-      </w:r>
-      <w:r>
-        <w:rPr>
-          <w:rFonts w:ascii="Charis SIL Regular" w:hAnsi="Charis SIL Regular" w:eastAsia="Charis SIL Regular"/>
-          <w:b w:val="0"/>
-          <w:i w:val="0"/>
-          <w:color w:val="0000FF"/>
-          <w:sz w:val="24"/>
-          <w:u w:val="single"/>
-        </w:rPr>
-        <w:hyperlink r:id="rId21" w:history="1">
-          <w:r>
-            <w:rPr>
-              <w:rStyle w:val="Hyperlink"/>
-            </w:rPr>
-            <w:t>s</w:t>
-          </w:r>
-        </w:hyperlink>
-      </w:r>
-      <w:r>
-        <w:rPr>
-          <w:rFonts w:ascii="Charis SIL Regular" w:hAnsi="Charis SIL Regular" w:eastAsia="Charis SIL Regular"/>
-          <w:b w:val="0"/>
-          <w:i w:val="0"/>
-          <w:color w:val="0000FF"/>
-          <w:sz w:val="24"/>
-        </w:rPr>
-        <w:hyperlink r:id="rId21" w:history="1">
+        <w:hyperlink r:id="rId19" w:history="1">
           <w:r>
             <w:rPr>
               <w:rStyle w:val="Hyperlink"/>
@@ -2660,8 +2577,16 @@
           <w:i w:val="0"/>
           <w:color w:val="0000FF"/>
           <w:sz w:val="24"/>
-        </w:rPr>
-        <w:t>h</w:t>
+          <w:u w:val="single"/>
+        </w:rPr>
+        <w:hyperlink r:id="rId19" w:history="1">
+          <w:r>
+            <w:rPr>
+              <w:rStyle w:val="Hyperlink"/>
+            </w:rPr>
+            <w:t>h</w:t>
+          </w:r>
+        </w:hyperlink>
       </w:r>
       <w:r>
         <w:rPr>
@@ -2688,9 +2613,19 @@
             <w:rPr>
               <w:rStyle w:val="Hyperlink"/>
             </w:rPr>
-            <w:t>Museum</w:t>
+            <w:t>Museu</w:t>
           </w:r>
         </w:hyperlink>
+      </w:r>
+      <w:r>
+        <w:rPr>
+          <w:rFonts w:ascii="Charis SIL Regular" w:hAnsi="Charis SIL Regular" w:eastAsia="Charis SIL Regular"/>
+          <w:b w:val="0"/>
+          <w:i w:val="0"/>
+          <w:color w:val="0000FF"/>
+          <w:sz w:val="24"/>
+        </w:rPr>
+        <w:t>m</w:t>
       </w:r>
       <w:r>
         <w:rPr>
@@ -4764,7 +4699,7 @@
           <w:sz w:val="24"/>
           <w:u w:val="single"/>
         </w:rPr>
-        <w:t>Scientific research in colonised terr</w:t>
+        <w:t>Scientific research in colonised terri</w:t>
       </w:r>
       <w:r>
         <w:rPr>
@@ -4775,7 +4710,7 @@
           <w:sz w:val="24"/>
           <w:u w:val="single"/>
         </w:rPr>
-        <w:t>i</w:t>
+        <w:t>torie</w:t>
       </w:r>
       <w:r>
         <w:rPr>
@@ -4784,9 +4719,8 @@
           <w:i w:val="0"/>
           <w:color w:val="0000FF"/>
           <w:sz w:val="24"/>
-          <w:u w:val="single"/>
-        </w:rPr>
-        <w:t>tories</w:t>
+        </w:rPr>
+        <w:t>s</w:t>
       </w:r>
       <w:r>
         <w:br/>
@@ -5529,7 +5463,7 @@
             <w:rPr>
               <w:rStyle w:val="Hyperlink"/>
             </w:rPr>
-            <w:t>file/49d013d5-078</w:t>
+            <w:t>file/49d013d5-0786</w:t>
           </w:r>
         </w:hyperlink>
       </w:r>
@@ -5540,13 +5474,25 @@
           <w:i w:val="0"/>
           <w:color w:val="0000FF"/>
           <w:sz w:val="24"/>
+          <w:u w:val="single"/>
+        </w:rPr>
+        <w:t>-</w:t>
+      </w:r>
+      <w:r>
+        <w:rPr>
+          <w:rFonts w:ascii="Charis SIL Regular" w:hAnsi="Charis SIL Regular" w:eastAsia="Charis SIL Regular"/>
+          <w:b w:val="0"/>
+          <w:i w:val="0"/>
+          <w:color w:val="0000FF"/>
+          <w:sz w:val="24"/>
+          <w:u w:val="single"/>
         </w:rPr>
         <w:hyperlink r:id="rId27" w:history="1">
           <w:r>
             <w:rPr>
               <w:rStyle w:val="Hyperlink"/>
             </w:rPr>
-            <w:t>6</w:t>
+            <w:t>db08</w:t>
           </w:r>
         </w:hyperlink>
       </w:r>
@@ -5557,27 +5503,8 @@
           <w:i w:val="0"/>
           <w:color w:val="0000FF"/>
           <w:sz w:val="24"/>
-          <w:u w:val="single"/>
         </w:rPr>
         <w:t>-</w:t>
-      </w:r>
-      <w:r>
-        <w:rPr>
-          <w:rFonts w:ascii="Charis SIL Regular" w:hAnsi="Charis SIL Regular" w:eastAsia="Charis SIL Regular"/>
-          <w:b w:val="0"/>
-          <w:i w:val="0"/>
-          <w:color w:val="0000FF"/>
-          <w:sz w:val="24"/>
-          <w:u w:val="single"/>
-        </w:rPr>
-        <w:hyperlink r:id="rId27" w:history="1">
-          <w:r>
-            <w:rPr>
-              <w:rStyle w:val="Hyperlink"/>
-            </w:rPr>
-            <w:t>db08-</w:t>
-          </w:r>
-        </w:hyperlink>
       </w:r>
       <w:r>
         <w:rPr>

--- a/EXPORTS/DOCX/published/niveau3/English/Wereldtentoonstelling1883.docx
+++ b/EXPORTS/DOCX/published/niveau3/English/Wereldtentoonstelling1883.docx
@@ -1192,7 +1192,25 @@
             <w:rPr>
               <w:rStyle w:val="Hyperlink"/>
             </w:rPr>
-            <w:t>Veth</w:t>
+            <w:t>V</w:t>
+          </w:r>
+        </w:hyperlink>
+      </w:r>
+      <w:r>
+        <w:rPr>
+          <w:rFonts w:ascii="Charis SIL Regular" w:hAnsi="Charis SIL Regular" w:eastAsia="Charis SIL Regular"/>
+          <w:b w:val="0"/>
+          <w:i w:val="0"/>
+          <w:color w:val="0000FF"/>
+          <w:sz w:val="24"/>
+          <w:u w:val="single"/>
+        </w:rPr>
+        <w:hyperlink r:id="rId14" w:history="1">
+          <w:r>
+            <w:rPr>
+              <w:rStyle w:val="Hyperlink"/>
+            </w:rPr>
+            <w:t>eth</w:t>
           </w:r>
         </w:hyperlink>
       </w:r>
@@ -2306,6 +2324,7 @@
           <w:i w:val="0"/>
           <w:color w:val="0000FF"/>
           <w:sz w:val="24"/>
+          <w:u w:val="single"/>
         </w:rPr>
         <w:hyperlink r:id="rId19" w:history="1">
           <w:r>
@@ -2325,7 +2344,7 @@
           <w:sz w:val="24"/>
           <w:u w:val="single"/>
         </w:rPr>
-        <w:hyperlink r:id="rId18" w:history="1">
+        <w:hyperlink r:id="rId19" w:history="1">
           <w:r>
             <w:rPr>
               <w:rStyle w:val="Hyperlink"/>
@@ -2354,7 +2373,7 @@
           <w:sz w:val="24"/>
           <w:u w:val="single"/>
         </w:rPr>
-        <w:hyperlink r:id="rId18" w:history="1">
+        <w:hyperlink r:id="rId19" w:history="1">
           <w:r>
             <w:rPr>
               <w:rStyle w:val="Hyperlink"/>
@@ -2372,7 +2391,7 @@
           <w:sz w:val="24"/>
           <w:u w:val="single"/>
         </w:rPr>
-        <w:hyperlink r:id="rId18" w:history="1">
+        <w:hyperlink r:id="rId19" w:history="1">
           <w:r>
             <w:rPr>
               <w:rStyle w:val="Hyperlink"/>
@@ -2401,13 +2420,31 @@
       </w:r>
       <w:r>
         <w:rPr>
+          <w:u w:val="single" w:color="0000ff"/>
           <w:rFonts w:ascii="Charis SIL Regular" w:hAnsi="Charis SIL Regular" w:eastAsia="Charis SIL Regular"/>
           <w:b w:val="0"/>
           <w:i w:val="0"/>
           <w:color w:val="000000"/>
           <w:sz w:val="24"/>
         </w:rPr>
-        <w:t xml:space="preserve"> and the </w:t>
+        <w:hyperlink r:id="rId18" w:history="1">
+          <w:r>
+            <w:rPr>
+              <w:rStyle w:val="Hyperlink"/>
+            </w:rPr>
+            <w:t xml:space="preserve"> and t</w:t>
+          </w:r>
+        </w:hyperlink>
+      </w:r>
+      <w:r>
+        <w:rPr>
+          <w:rFonts w:ascii="Charis SIL Regular" w:hAnsi="Charis SIL Regular" w:eastAsia="Charis SIL Regular"/>
+          <w:b w:val="0"/>
+          <w:i w:val="0"/>
+          <w:color w:val="000000"/>
+          <w:sz w:val="24"/>
+        </w:rPr>
+        <w:t xml:space="preserve">he </w:t>
       </w:r>
       <w:r>
         <w:rPr>
@@ -2525,7 +2562,7 @@
           <w:sz w:val="24"/>
           <w:u w:val="single"/>
         </w:rPr>
-        <w:hyperlink r:id="rId19" w:history="1">
+        <w:hyperlink r:id="rId21" w:history="1">
           <w:r>
             <w:rPr>
               <w:rStyle w:val="Hyperlink"/>
@@ -2543,12 +2580,12 @@
           <w:sz w:val="24"/>
           <w:u w:val="single"/>
         </w:rPr>
-        <w:hyperlink r:id="rId19" w:history="1">
+        <w:hyperlink r:id="rId21" w:history="1">
           <w:r>
             <w:rPr>
               <w:rStyle w:val="Hyperlink"/>
             </w:rPr>
-            <w:t>tnografis</w:t>
+            <w:t>tnografi</w:t>
           </w:r>
         </w:hyperlink>
       </w:r>
@@ -2561,7 +2598,25 @@
           <w:sz w:val="24"/>
           <w:u w:val="single"/>
         </w:rPr>
-        <w:hyperlink r:id="rId19" w:history="1">
+        <w:hyperlink r:id="rId21" w:history="1">
+          <w:r>
+            <w:rPr>
+              <w:rStyle w:val="Hyperlink"/>
+            </w:rPr>
+            <w:t>s</w:t>
+          </w:r>
+        </w:hyperlink>
+      </w:r>
+      <w:r>
+        <w:rPr>
+          <w:rFonts w:ascii="Charis SIL Regular" w:hAnsi="Charis SIL Regular" w:eastAsia="Charis SIL Regular"/>
+          <w:b w:val="0"/>
+          <w:i w:val="0"/>
+          <w:color w:val="0000FF"/>
+          <w:sz w:val="24"/>
+          <w:u w:val="single"/>
+        </w:rPr>
+        <w:hyperlink r:id="rId21" w:history="1">
           <w:r>
             <w:rPr>
               <w:rStyle w:val="Hyperlink"/>
@@ -2579,14 +2634,7 @@
           <w:sz w:val="24"/>
           <w:u w:val="single"/>
         </w:rPr>
-        <w:hyperlink r:id="rId19" w:history="1">
-          <w:r>
-            <w:rPr>
-              <w:rStyle w:val="Hyperlink"/>
-            </w:rPr>
-            <w:t>h</w:t>
-          </w:r>
-        </w:hyperlink>
+        <w:t>h</w:t>
       </w:r>
       <w:r>
         <w:rPr>
@@ -3832,14 +3880,7 @@
           <w:color w:val="000000"/>
           <w:sz w:val="24"/>
         </w:rPr>
-        <w:hyperlink r:id="rId24" w:history="1">
-          <w:r>
-            <w:rPr>
-              <w:rStyle w:val="Hyperlink"/>
-            </w:rPr>
-            <w:t>. The phot</w:t>
-          </w:r>
-        </w:hyperlink>
+        <w:t>. The phot</w:t>
       </w:r>
       <w:r>
         <w:rPr>
@@ -5463,7 +5504,7 @@
             <w:rPr>
               <w:rStyle w:val="Hyperlink"/>
             </w:rPr>
-            <w:t>file/49d013d5-0786</w:t>
+            <w:t>file/49d013d5-078</w:t>
           </w:r>
         </w:hyperlink>
       </w:r>
@@ -5475,6 +5516,16 @@
           <w:color w:val="0000FF"/>
           <w:sz w:val="24"/>
           <w:u w:val="single"/>
+        </w:rPr>
+        <w:t>6</w:t>
+      </w:r>
+      <w:r>
+        <w:rPr>
+          <w:rFonts w:ascii="Charis SIL Regular" w:hAnsi="Charis SIL Regular" w:eastAsia="Charis SIL Regular"/>
+          <w:b w:val="0"/>
+          <w:i w:val="0"/>
+          <w:color w:val="0000FF"/>
+          <w:sz w:val="24"/>
         </w:rPr>
         <w:t>-</w:t>
       </w:r>
@@ -5492,19 +5543,9 @@
             <w:rPr>
               <w:rStyle w:val="Hyperlink"/>
             </w:rPr>
-            <w:t>db08</w:t>
+            <w:t>db08-</w:t>
           </w:r>
         </w:hyperlink>
-      </w:r>
-      <w:r>
-        <w:rPr>
-          <w:rFonts w:ascii="Charis SIL Regular" w:hAnsi="Charis SIL Regular" w:eastAsia="Charis SIL Regular"/>
-          <w:b w:val="0"/>
-          <w:i w:val="0"/>
-          <w:color w:val="0000FF"/>
-          <w:sz w:val="24"/>
-        </w:rPr>
-        <w:t>-</w:t>
       </w:r>
       <w:r>
         <w:rPr>

--- a/EXPORTS/DOCX/published/niveau3/English/Wereldtentoonstelling1883.docx
+++ b/EXPORTS/DOCX/published/niveau3/English/Wereldtentoonstelling1883.docx
@@ -1029,7 +1029,7 @@
           <w:sz w:val="24"/>
           <w:u w:val="single"/>
         </w:rPr>
-        <w:hyperlink r:id="rId12" w:history="1">
+        <w:hyperlink r:id="rId13" w:history="1">
           <w:r>
             <w:rPr>
               <w:rStyle w:val="Hyperlink"/>
@@ -1158,7 +1158,7 @@
           <w:sz w:val="24"/>
           <w:u w:val="single"/>
         </w:rPr>
-        <w:hyperlink r:id="rId14" w:history="1">
+        <w:hyperlink r:id="rId13" w:history="1">
           <w:r>
             <w:rPr>
               <w:rStyle w:val="Hyperlink"/>
@@ -1187,7 +1187,7 @@
           <w:sz w:val="24"/>
           <w:u w:val="single"/>
         </w:rPr>
-        <w:hyperlink r:id="rId14" w:history="1">
+        <w:hyperlink r:id="rId13" w:history="1">
           <w:r>
             <w:rPr>
               <w:rStyle w:val="Hyperlink"/>
@@ -2324,7 +2324,6 @@
           <w:i w:val="0"/>
           <w:color w:val="0000FF"/>
           <w:sz w:val="24"/>
-          <w:u w:val="single"/>
         </w:rPr>
         <w:hyperlink r:id="rId19" w:history="1">
           <w:r>
@@ -2344,7 +2343,7 @@
           <w:sz w:val="24"/>
           <w:u w:val="single"/>
         </w:rPr>
-        <w:hyperlink r:id="rId19" w:history="1">
+        <w:hyperlink r:id="rId18" w:history="1">
           <w:r>
             <w:rPr>
               <w:rStyle w:val="Hyperlink"/>
@@ -2373,7 +2372,7 @@
           <w:sz w:val="24"/>
           <w:u w:val="single"/>
         </w:rPr>
-        <w:hyperlink r:id="rId19" w:history="1">
+        <w:hyperlink r:id="rId18" w:history="1">
           <w:r>
             <w:rPr>
               <w:rStyle w:val="Hyperlink"/>
@@ -2391,7 +2390,7 @@
           <w:sz w:val="24"/>
           <w:u w:val="single"/>
         </w:rPr>
-        <w:hyperlink r:id="rId19" w:history="1">
+        <w:hyperlink r:id="rId18" w:history="1">
           <w:r>
             <w:rPr>
               <w:rStyle w:val="Hyperlink"/>
@@ -2522,7 +2521,25 @@
           <w:color w:val="000000"/>
           <w:sz w:val="24"/>
         </w:rPr>
-        <w:t xml:space="preserve">. The majority went to the </w:t>
+        <w:t>. The majority we</w:t>
+      </w:r>
+      <w:r>
+        <w:rPr>
+          <w:u w:val="single" w:color="0000ff"/>
+          <w:rFonts w:ascii="Charis SIL Regular" w:hAnsi="Charis SIL Regular" w:eastAsia="Charis SIL Regular"/>
+          <w:b w:val="0"/>
+          <w:i w:val="0"/>
+          <w:color w:val="000000"/>
+          <w:sz w:val="24"/>
+        </w:rPr>
+        <w:hyperlink r:id="rId19" w:history="1">
+          <w:r>
+            <w:rPr>
+              <w:rStyle w:val="Hyperlink"/>
+            </w:rPr>
+            <w:t xml:space="preserve">nt to the </w:t>
+          </w:r>
+        </w:hyperlink>
       </w:r>
       <w:r>
         <w:rPr>
@@ -2562,7 +2579,7 @@
           <w:sz w:val="24"/>
           <w:u w:val="single"/>
         </w:rPr>
-        <w:hyperlink r:id="rId21" w:history="1">
+        <w:hyperlink r:id="rId19" w:history="1">
           <w:r>
             <w:rPr>
               <w:rStyle w:val="Hyperlink"/>
@@ -2580,7 +2597,7 @@
           <w:sz w:val="24"/>
           <w:u w:val="single"/>
         </w:rPr>
-        <w:hyperlink r:id="rId21" w:history="1">
+        <w:hyperlink r:id="rId19" w:history="1">
           <w:r>
             <w:rPr>
               <w:rStyle w:val="Hyperlink"/>
@@ -2598,7 +2615,7 @@
           <w:sz w:val="24"/>
           <w:u w:val="single"/>
         </w:rPr>
-        <w:hyperlink r:id="rId21" w:history="1">
+        <w:hyperlink r:id="rId19" w:history="1">
           <w:r>
             <w:rPr>
               <w:rStyle w:val="Hyperlink"/>
@@ -2614,9 +2631,8 @@
           <w:i w:val="0"/>
           <w:color w:val="0000FF"/>
           <w:sz w:val="24"/>
-          <w:u w:val="single"/>
-        </w:rPr>
-        <w:hyperlink r:id="rId21" w:history="1">
+        </w:rPr>
+        <w:hyperlink r:id="rId19" w:history="1">
           <w:r>
             <w:rPr>
               <w:rStyle w:val="Hyperlink"/>
@@ -2632,9 +2648,15 @@
           <w:i w:val="0"/>
           <w:color w:val="0000FF"/>
           <w:sz w:val="24"/>
-          <w:u w:val="single"/>
-        </w:rPr>
-        <w:t>h</w:t>
+        </w:rPr>
+        <w:hyperlink r:id="rId19" w:history="1">
+          <w:r>
+            <w:rPr>
+              <w:rStyle w:val="Hyperlink"/>
+            </w:rPr>
+            <w:t>h</w:t>
+          </w:r>
+        </w:hyperlink>
       </w:r>
       <w:r>
         <w:rPr>
@@ -2661,19 +2683,9 @@
             <w:rPr>
               <w:rStyle w:val="Hyperlink"/>
             </w:rPr>
-            <w:t>Museu</w:t>
+            <w:t>Museum</w:t>
           </w:r>
         </w:hyperlink>
-      </w:r>
-      <w:r>
-        <w:rPr>
-          <w:rFonts w:ascii="Charis SIL Regular" w:hAnsi="Charis SIL Regular" w:eastAsia="Charis SIL Regular"/>
-          <w:b w:val="0"/>
-          <w:i w:val="0"/>
-          <w:color w:val="0000FF"/>
-          <w:sz w:val="24"/>
-        </w:rPr>
-        <w:t>m</w:t>
       </w:r>
       <w:r>
         <w:rPr>
@@ -3880,7 +3892,14 @@
           <w:color w:val="000000"/>
           <w:sz w:val="24"/>
         </w:rPr>
-        <w:t>. The phot</w:t>
+        <w:hyperlink r:id="rId24" w:history="1">
+          <w:r>
+            <w:rPr>
+              <w:rStyle w:val="Hyperlink"/>
+            </w:rPr>
+            <w:t>. The phot</w:t>
+          </w:r>
+        </w:hyperlink>
       </w:r>
       <w:r>
         <w:rPr>
@@ -4286,25 +4305,7 @@
           <w:color w:val="000000"/>
           <w:sz w:val="24"/>
         </w:rPr>
-        <w:t>. Please note: these photographs als</w:t>
-      </w:r>
-      <w:r>
-        <w:rPr>
-          <w:u w:val="single" w:color="0000ff"/>
-          <w:rFonts w:ascii="Charis SIL Regular" w:hAnsi="Charis SIL Regular" w:eastAsia="Charis SIL Regular"/>
-          <w:b w:val="0"/>
-          <w:i w:val="0"/>
-          <w:color w:val="000000"/>
-          <w:sz w:val="24"/>
-        </w:rPr>
-        <w:hyperlink r:id="rId25" w:history="1">
-          <w:r>
-            <w:rPr>
-              <w:rStyle w:val="Hyperlink"/>
-            </w:rPr>
-            <w:t>o sho</w:t>
-          </w:r>
-        </w:hyperlink>
+        <w:t>. Please note: these photographs also sho</w:t>
       </w:r>
       <w:r>
         <w:rPr>
@@ -4740,7 +4741,7 @@
           <w:sz w:val="24"/>
           <w:u w:val="single"/>
         </w:rPr>
-        <w:t>Scientific research in colonised terri</w:t>
+        <w:t>Scientific research in colonised terr</w:t>
       </w:r>
       <w:r>
         <w:rPr>
@@ -4751,7 +4752,7 @@
           <w:sz w:val="24"/>
           <w:u w:val="single"/>
         </w:rPr>
-        <w:t>torie</w:t>
+        <w:t>i</w:t>
       </w:r>
       <w:r>
         <w:rPr>
@@ -4760,8 +4761,9 @@
           <w:i w:val="0"/>
           <w:color w:val="0000FF"/>
           <w:sz w:val="24"/>
-        </w:rPr>
-        <w:t>s</w:t>
+          <w:u w:val="single"/>
+        </w:rPr>
+        <w:t>tories</w:t>
       </w:r>
       <w:r>
         <w:br/>
@@ -5504,7 +5506,7 @@
             <w:rPr>
               <w:rStyle w:val="Hyperlink"/>
             </w:rPr>
-            <w:t>file/49d013d5-078</w:t>
+            <w:t>file/49d013d5-0786</w:t>
           </w:r>
         </w:hyperlink>
       </w:r>
@@ -5516,16 +5518,6 @@
           <w:color w:val="0000FF"/>
           <w:sz w:val="24"/>
           <w:u w:val="single"/>
-        </w:rPr>
-        <w:t>6</w:t>
-      </w:r>
-      <w:r>
-        <w:rPr>
-          <w:rFonts w:ascii="Charis SIL Regular" w:hAnsi="Charis SIL Regular" w:eastAsia="Charis SIL Regular"/>
-          <w:b w:val="0"/>
-          <w:i w:val="0"/>
-          <w:color w:val="0000FF"/>
-          <w:sz w:val="24"/>
         </w:rPr>
         <w:t>-</w:t>
       </w:r>
@@ -5543,9 +5535,19 @@
             <w:rPr>
               <w:rStyle w:val="Hyperlink"/>
             </w:rPr>
-            <w:t>db08-</w:t>
+            <w:t>db08</w:t>
           </w:r>
         </w:hyperlink>
+      </w:r>
+      <w:r>
+        <w:rPr>
+          <w:rFonts w:ascii="Charis SIL Regular" w:hAnsi="Charis SIL Regular" w:eastAsia="Charis SIL Regular"/>
+          <w:b w:val="0"/>
+          <w:i w:val="0"/>
+          <w:color w:val="0000FF"/>
+          <w:sz w:val="24"/>
+        </w:rPr>
+        <w:t>-</w:t>
       </w:r>
       <w:r>
         <w:rPr>
